--- a/稿件/桐城市范岗镇单季稻3414肥料效应田间试验.docx
+++ b/稿件/桐城市范岗镇单季稻3414肥料效应田间试验.docx
@@ -153,7 +153,7 @@
           <w:sz w:val="18"/>
           <w:szCs w:val="18"/>
         </w:rPr>
-        <w:t xml:space="preserve">［目的］明确桐城市范岗镇沙壤土单季稻氮、磷、钾肥的适宜施用量，完善当地水稻测土配方施肥指标体系。［方法］2025年以杂交籼稻吨两优900为材料，采用“3414”完全试验设计（N、P</w:t>
+        <w:t xml:space="preserve">［目的］初步明确桐城市范岗镇砂壤质稻田单季稻氮、磷、钾肥的适宜施用量，为完善当地水稻测土配方施肥指标体系积累基础数据。［方法］2025年以杂交籼稻吨两优900为材料，采用“3414”完全试验设计（N、P</w:t>
       </w:r>
       <w:r>
         <w:rPr>
@@ -210,7 +210,7 @@
           <w:sz w:val="18"/>
           <w:szCs w:val="18"/>
         </w:rPr>
-        <w:t xml:space="preserve">O各4个水平，14个处理），研究不同施肥处理对水稻经济性状、产量及经济效益的影响，拟合肥料效应方程，并以缺素区相对产量评价土壤养分丰缺状况。［结果］处理10（N 270 kg/hm</w:t>
+        <w:t xml:space="preserve">O各4个水平，14个处理，不设重复），研究不同施肥处理对水稻经济性状、产量及效益的影响，拟合肥料效应方程，并以缺素区相对产量评价土壤供肥能力。［结果］处理10（N 270 kg/hm</w:t>
       </w:r>
       <w:r>
         <w:rPr>
@@ -343,7 +343,7 @@
           <w:sz w:val="18"/>
           <w:szCs w:val="18"/>
         </w:rPr>
-        <w:t xml:space="preserve">，较无肥区增产54.5%，纯收益最高，达22091.4元/hm</w:t>
+        <w:t xml:space="preserve">，较无肥区增产54.5%，扣除肥料成本后收益22091.4元/hm</w:t>
       </w:r>
       <w:r>
         <w:rPr>
@@ -362,18 +362,7 @@
           <w:sz w:val="18"/>
           <w:szCs w:val="18"/>
         </w:rPr>
-        <w:t xml:space="preserve">；缺氮、缺磷、缺钾区相对产量分别为74.3%、85.5%和94.9%，试验田土壤供氮能力属“低”水平，供磷、供钾能力属“中”水平；氮、磷、钾肥贡献率分别为25.7%、14.5%和5.1%，肥料效应表现为N&gt;P&gt;K；产量与每穗总粒数、有效穗数呈极显著正相关。三元二次肥料效应方程未通过典型性检验；氮肥线性加平台模型拟合效果最好（</w:t>
-      </w:r>
-      <w:r>
-        <w:rPr>
-          <w:rFonts w:ascii="Times New Roman" w:cs="Times New Roman" w:eastAsia="宋体" w:hAnsi="Times New Roman"/>
-          <w:i/>
-          <w:iCs/>
-          <w:color w:val="000000"/>
-          <w:sz w:val="18"/>
-          <w:szCs w:val="18"/>
-        </w:rPr>
-        <w:t xml:space="preserve">R</w:t>
+        <w:t xml:space="preserve">；但钾素序列产量非单调变化，其增产幅度尚不能排除单小区田间误差。缺氮、缺磷、缺钾区相对产量分别为74.3%、85.5%和94.9%，肥料贡献率依次为25.7%、14.5%和5.1%，效应表现为N&gt;P&gt;K。三元二次方程未通过典型性检验，各单因素方程回归均未达显著水平，仅作趋势描述；施N超过270 kg/hm</w:t>
       </w:r>
       <w:r>
         <w:rPr>
@@ -392,7 +381,7 @@
           <w:sz w:val="18"/>
           <w:szCs w:val="18"/>
         </w:rPr>
-        <w:t xml:space="preserve">=0.9722），拐点施氮量为282.0 kg/hm</w:t>
+        <w:t xml:space="preserve">后结实率和千粒重下降、产量不再增加，磷、钾肥效应在试验范围内未出现拐点。［结论］在单年单点、不设重复的条件下，初步提出该区域单季稻施N 270 kg/hm</w:t>
       </w:r>
       <w:r>
         <w:rPr>
@@ -411,7 +400,45 @@
           <w:sz w:val="18"/>
           <w:szCs w:val="18"/>
         </w:rPr>
-        <w:t xml:space="preserve">，施氮量超过270 kg/hm</w:t>
+        <w:t xml:space="preserve">、P</w:t>
+      </w:r>
+      <w:r>
+        <w:rPr>
+          <w:rFonts w:ascii="Times New Roman" w:cs="Times New Roman" w:eastAsia="宋体" w:hAnsi="Times New Roman"/>
+          <w:color w:val="000000"/>
+          <w:sz w:val="18"/>
+          <w:szCs w:val="18"/>
+          <w:vertAlign w:val="subscript"/>
+        </w:rPr>
+        <w:t xml:space="preserve">2</w:t>
+      </w:r>
+      <w:r>
+        <w:rPr>
+          <w:rFonts w:ascii="Times New Roman" w:cs="Times New Roman" w:eastAsia="宋体" w:hAnsi="Times New Roman"/>
+          <w:color w:val="000000"/>
+          <w:sz w:val="18"/>
+          <w:szCs w:val="18"/>
+        </w:rPr>
+        <w:t xml:space="preserve">O</w:t>
+      </w:r>
+      <w:r>
+        <w:rPr>
+          <w:rFonts w:ascii="Times New Roman" w:cs="Times New Roman" w:eastAsia="宋体" w:hAnsi="Times New Roman"/>
+          <w:color w:val="000000"/>
+          <w:sz w:val="18"/>
+          <w:szCs w:val="18"/>
+          <w:vertAlign w:val="subscript"/>
+        </w:rPr>
+        <w:t xml:space="preserve">5</w:t>
+      </w:r>
+      <w:r>
+        <w:rPr>
+          <w:rFonts w:ascii="Times New Roman" w:cs="Times New Roman" w:eastAsia="宋体" w:hAnsi="Times New Roman"/>
+          <w:color w:val="000000"/>
+          <w:sz w:val="18"/>
+          <w:szCs w:val="18"/>
+        </w:rPr>
+        <w:t xml:space="preserve"> 90～180 kg/hm</w:t>
       </w:r>
       <w:r>
         <w:rPr>
@@ -430,7 +457,26 @@
           <w:sz w:val="18"/>
           <w:szCs w:val="18"/>
         </w:rPr>
-        <w:t xml:space="preserve">后结实率和千粒重下降、产量不再增加；磷、钾肥效应在试验范围内仍呈上升趋势。［结论］范岗镇沙壤土单季稻推荐施N 270 kg/hm</w:t>
+        <w:t xml:space="preserve">、K</w:t>
+      </w:r>
+      <w:r>
+        <w:rPr>
+          <w:rFonts w:ascii="Times New Roman" w:cs="Times New Roman" w:eastAsia="宋体" w:hAnsi="Times New Roman"/>
+          <w:color w:val="000000"/>
+          <w:sz w:val="18"/>
+          <w:szCs w:val="18"/>
+          <w:vertAlign w:val="subscript"/>
+        </w:rPr>
+        <w:t xml:space="preserve">2</w:t>
+      </w:r>
+      <w:r>
+        <w:rPr>
+          <w:rFonts w:ascii="Times New Roman" w:cs="Times New Roman" w:eastAsia="宋体" w:hAnsi="Times New Roman"/>
+          <w:color w:val="000000"/>
+          <w:sz w:val="18"/>
+          <w:szCs w:val="18"/>
+        </w:rPr>
+        <w:t xml:space="preserve">O 112.5～225 kg/hm</w:t>
       </w:r>
       <w:r>
         <w:rPr>
@@ -449,102 +495,7 @@
           <w:sz w:val="18"/>
           <w:szCs w:val="18"/>
         </w:rPr>
-        <w:t xml:space="preserve">、P</w:t>
-      </w:r>
-      <w:r>
-        <w:rPr>
-          <w:rFonts w:ascii="Times New Roman" w:cs="Times New Roman" w:eastAsia="宋体" w:hAnsi="Times New Roman"/>
-          <w:color w:val="000000"/>
-          <w:sz w:val="18"/>
-          <w:szCs w:val="18"/>
-          <w:vertAlign w:val="subscript"/>
-        </w:rPr>
-        <w:t xml:space="preserve">2</w:t>
-      </w:r>
-      <w:r>
-        <w:rPr>
-          <w:rFonts w:ascii="Times New Roman" w:cs="Times New Roman" w:eastAsia="宋体" w:hAnsi="Times New Roman"/>
-          <w:color w:val="000000"/>
-          <w:sz w:val="18"/>
-          <w:szCs w:val="18"/>
-        </w:rPr>
-        <w:t xml:space="preserve">O</w:t>
-      </w:r>
-      <w:r>
-        <w:rPr>
-          <w:rFonts w:ascii="Times New Roman" w:cs="Times New Roman" w:eastAsia="宋体" w:hAnsi="Times New Roman"/>
-          <w:color w:val="000000"/>
-          <w:sz w:val="18"/>
-          <w:szCs w:val="18"/>
-          <w:vertAlign w:val="subscript"/>
-        </w:rPr>
-        <w:t xml:space="preserve">5</w:t>
-      </w:r>
-      <w:r>
-        <w:rPr>
-          <w:rFonts w:ascii="Times New Roman" w:cs="Times New Roman" w:eastAsia="宋体" w:hAnsi="Times New Roman"/>
-          <w:color w:val="000000"/>
-          <w:sz w:val="18"/>
-          <w:szCs w:val="18"/>
-        </w:rPr>
-        <w:t xml:space="preserve"> 180～270 kg/hm</w:t>
-      </w:r>
-      <w:r>
-        <w:rPr>
-          <w:rFonts w:ascii="Times New Roman" w:cs="Times New Roman" w:eastAsia="宋体" w:hAnsi="Times New Roman"/>
-          <w:color w:val="000000"/>
-          <w:sz w:val="18"/>
-          <w:szCs w:val="18"/>
-          <w:vertAlign w:val="superscript"/>
-        </w:rPr>
-        <w:t xml:space="preserve">2</w:t>
-      </w:r>
-      <w:r>
-        <w:rPr>
-          <w:rFonts w:ascii="Times New Roman" w:cs="Times New Roman" w:eastAsia="宋体" w:hAnsi="Times New Roman"/>
-          <w:color w:val="000000"/>
-          <w:sz w:val="18"/>
-          <w:szCs w:val="18"/>
-        </w:rPr>
-        <w:t xml:space="preserve">、K</w:t>
-      </w:r>
-      <w:r>
-        <w:rPr>
-          <w:rFonts w:ascii="Times New Roman" w:cs="Times New Roman" w:eastAsia="宋体" w:hAnsi="Times New Roman"/>
-          <w:color w:val="000000"/>
-          <w:sz w:val="18"/>
-          <w:szCs w:val="18"/>
-          <w:vertAlign w:val="subscript"/>
-        </w:rPr>
-        <w:t xml:space="preserve">2</w:t>
-      </w:r>
-      <w:r>
-        <w:rPr>
-          <w:rFonts w:ascii="Times New Roman" w:cs="Times New Roman" w:eastAsia="宋体" w:hAnsi="Times New Roman"/>
-          <w:color w:val="000000"/>
-          <w:sz w:val="18"/>
-          <w:szCs w:val="18"/>
-        </w:rPr>
-        <w:t xml:space="preserve">O 225～337.5 kg/hm</w:t>
-      </w:r>
-      <w:r>
-        <w:rPr>
-          <w:rFonts w:ascii="Times New Roman" w:cs="Times New Roman" w:eastAsia="宋体" w:hAnsi="Times New Roman"/>
-          <w:color w:val="000000"/>
-          <w:sz w:val="18"/>
-          <w:szCs w:val="18"/>
-          <w:vertAlign w:val="superscript"/>
-        </w:rPr>
-        <w:t xml:space="preserve">2</w:t>
-      </w:r>
-      <w:r>
-        <w:rPr>
-          <w:rFonts w:ascii="Times New Roman" w:cs="Times New Roman" w:eastAsia="宋体" w:hAnsi="Times New Roman"/>
-          <w:color w:val="000000"/>
-          <w:sz w:val="18"/>
-          <w:szCs w:val="18"/>
-        </w:rPr>
-        <w:t xml:space="preserve">，氮肥按基肥∶分蘖肥∶穗肥=50%∶25%∶25%、钾肥按基肥∶穗肥=60%∶40%分施，磷肥全部基施；磷、钾肥适宜用量上限有待多点多年试验进一步验证。</w:t>
+        <w:t xml:space="preserve">，氮肥按基肥∶分蘖肥∶穗肥=50%∶25%∶25%、钾肥按基肥∶穗肥=60%∶40%分施，磷肥全部基施。因试验2水平高于当地常规推荐量、磷钾效应未出现拐点，其适宜用量尚需多点多年重复试验验证。</w:t>
       </w:r>
     </w:p>
     <w:p>
@@ -768,7 +719,7 @@
           <w:sz w:val="18"/>
           <w:szCs w:val="18"/>
         </w:rPr>
-        <w:t xml:space="preserve">[Objective] To determine the optimal application rates of nitrogen (N), phosphorus (P) and potassium (K) fertilizers for single-season rice grown on sandy loam soil in Fangang Town, Tongcheng City, and to improve the local index system of soil testing and formulated fertilization. [Method] A “3414” field experiment (three factors, four levels, 14 treatments) was conducted in 2025 with the hybrid indica rice cultivar Dunliangyou 900. Agronomic traits, grain yield and economic benefit were investigated, fertilizer response functions were fitted, and soil nutrient supply capacity was evaluated by the relative yields of nutrient-omission plots. [Result] Treatment 10 (N 270 kg/hm</w:t>
+        <w:t xml:space="preserve">[Objective] To preliminarily determine the appropriate application rates of nitrogen (N), phosphorus (P) and potassium (K) fertilizers for single-season rice grown on sandy loam paddy soil in Fangang Town, Tongcheng City, and to accumulate basic data for improving the local index system of soil testing and formulated fertilization. [Method] A “3414” field experiment (three factors, four levels, 14 treatments, without replication) was conducted in 2025 with the hybrid indica rice cultivar Dunliangyou 900. Agronomic traits, grain yield and economic returns were investigated, fertilizer response functions were fitted, and soil nutrient supply capacity was evaluated by the relative yields of nutrient-omission plots. [Result] Treatment 10 (N 270 kg/hm</w:t>
       </w:r>
       <w:r>
         <w:rPr>
@@ -901,7 +852,7 @@
           <w:sz w:val="18"/>
           <w:szCs w:val="18"/>
         </w:rPr>
-        <w:t xml:space="preserve">, 54.5% higher than the unfertilized control, and the highest net income of 22091.4 yuan/hm</w:t>
+        <w:t xml:space="preserve">, 54.5% higher than that of the unfertilized control, and the highest return after deducting fertilizer cost (22091.4 yuan/hm</w:t>
       </w:r>
       <w:r>
         <w:rPr>
@@ -920,18 +871,7 @@
           <w:sz w:val="18"/>
           <w:szCs w:val="18"/>
         </w:rPr>
-        <w:t xml:space="preserve">. The relative yields of the N-, P- and K-omission plots were 74.3%, 85.5% and 94.9%, indicating a low soil N supply and medium P and K supplies; the contribution rates of N, P and K fertilizers were 25.7%, 14.5% and 5.1%, respectively (N &gt; P &gt; K). Grain yield was highly significantly and positively correlated with spikelets per panicle and effective panicles. The ternary quadratic model failed the typicality test, whereas the linear-plus-plateau model for N fitted well (</w:t>
-      </w:r>
-      <w:r>
-        <w:rPr>
-          <w:rFonts w:ascii="Times New Roman" w:cs="Times New Roman" w:eastAsia="宋体" w:hAnsi="Times New Roman"/>
-          <w:i/>
-          <w:iCs/>
-          <w:color w:val="000000"/>
-          <w:sz w:val="18"/>
-          <w:szCs w:val="18"/>
-        </w:rPr>
-        <w:t xml:space="preserve">R</w:t>
+        <w:t xml:space="preserve">); however, yields along the K series varied non-monotonically, so this yield advantage cannot be separated from plot-to-plot error. The relative yields of the N-, P- and K-omission plots were 74.3%, 85.5% and 94.9%, and the contribution rates of N, P and K fertilizers were 25.7%, 14.5% and 5.1%, respectively, indicating a fertilizer response order of N &gt; P &gt; K. The ternary quadratic model failed the typicality test, and none of the single-factor regressions reached significance, so the equations describe trends only. Rice yield levelled off at an N rate of about 270 kg/hm</w:t>
       </w:r>
       <w:r>
         <w:rPr>
@@ -950,7 +890,7 @@
           <w:sz w:val="18"/>
           <w:szCs w:val="18"/>
         </w:rPr>
-        <w:t xml:space="preserve"> = 0.9722) with a plateau at 282.0 kg/hm</w:t>
+        <w:t xml:space="preserve"> (the linear-plus-plateau model placed the join point at approximately 280 kg/hm</w:t>
       </w:r>
       <w:r>
         <w:rPr>
@@ -969,7 +909,7 @@
           <w:sz w:val="18"/>
           <w:szCs w:val="18"/>
         </w:rPr>
-        <w:t xml:space="preserve">; seed-setting rate and 1000-grain weight declined and yield no longer increased when N exceeded 270 kg/hm</w:t>
+        <w:t xml:space="preserve">); seed-setting rate and 1000-grain weight declined and yield no longer increased when the N rate exceeded 270 kg/hm</w:t>
       </w:r>
       <w:r>
         <w:rPr>
@@ -988,7 +928,7 @@
           <w:sz w:val="18"/>
           <w:szCs w:val="18"/>
         </w:rPr>
-        <w:t xml:space="preserve">, while yield still increased with P and K rates within the tested range. [Conclusion] N 270 kg/hm</w:t>
+        <w:t xml:space="preserve">, whereas no turning point was reached for P or K within the tested range. [Conclusion] Under the single-site, single-season and unreplicated conditions of this trial, N 270 kg/hm</w:t>
       </w:r>
       <w:r>
         <w:rPr>
@@ -1045,7 +985,7 @@
           <w:sz w:val="18"/>
           <w:szCs w:val="18"/>
         </w:rPr>
-        <w:t xml:space="preserve"> 180–270 kg/hm</w:t>
+        <w:t xml:space="preserve"> 90–180 kg/hm</w:t>
       </w:r>
       <w:r>
         <w:rPr>
@@ -1083,7 +1023,7 @@
           <w:sz w:val="18"/>
           <w:szCs w:val="18"/>
         </w:rPr>
-        <w:t xml:space="preserve">O 225–337.5 kg/hm</w:t>
+        <w:t xml:space="preserve">O 112.5–225 kg/hm</w:t>
       </w:r>
       <w:r>
         <w:rPr>
@@ -1102,7 +1042,7 @@
           <w:sz w:val="18"/>
           <w:szCs w:val="18"/>
         </w:rPr>
-        <w:t xml:space="preserve"> are recommended for single-season rice on sandy loam soil in Fangang Town, with N split as basal:tillering:panicle = 50%:25%:25%, K split as basal:panicle = 60%:40% and P applied entirely as basal fertilizer; the upper limits of P and K rates need further verification by multi-site and multi-year trials.</w:t>
+        <w:t xml:space="preserve"> are proposed for single-season rice on sandy loam paddy soil in Fangang Town, with N split as basal:tillering:panicle = 50%:25%:25%, K split as basal:panicle = 60%:40%, and P applied entirely as basal fertilizer. Because the level-2 rates of this trial were higher than conventional local recommendations and no turning point was reached for P or K, the appropriate rates of these two nutrients require verification by multi-site and multi-year replicated trials.</w:t>
       </w:r>
     </w:p>
     <w:p>
@@ -1144,7 +1084,7 @@
           <w:sz w:val="21"/>
           <w:szCs w:val="21"/>
         </w:rPr>
-        <w:t xml:space="preserve">水稻是我国最主要的口粮作物，也是安徽省第一大粮食作物。桐城市位于安徽省中部偏西南，地处大别山东麓与长江北岸之间，是全国重要的商品粮生产基地，单季稻是当地最主要的粮食作物；范岗镇是桐城市水稻主产乡镇之一，稻作收入是当地农民的主要经济来源。长期以来，当地农户多凭经验施肥，普遍存在氮肥用量偏高、磷钾肥配比失调、施肥时期不合理等问题，不仅增加了生产成本，也降低了肥料利用率，并带来农业面源污染风险</w:t>
+        <w:t xml:space="preserve">水稻是我国最主要的口粮作物，也是安徽省第一大粮食作物。桐城市位于安徽省中部偏西南，地处大别山东麓与长江北岸之间，是全国重要的商品粮生产基地，单季稻是当地最主要的粮食作物；范岗镇是桐城市水稻主产乡镇之一，稻作收入是当地农民的主要经济来源。长期以来，当地农户多凭经验施肥，普遍存在氮磷钾配比失调、施肥时期不合理、一次性重施基肥等问题，不仅增加了生产成本，也降低了肥料利用率，并带来农业面源污染风险</w:t>
       </w:r>
       <w:r>
         <w:rPr>
@@ -1192,7 +1132,7 @@
           <w:szCs w:val="21"/>
           <w:vertAlign w:val="superscript"/>
         </w:rPr>
-        <w:t xml:space="preserve">[5,7,8]</w:t>
+        <w:t xml:space="preserve">[5,7-8]</w:t>
       </w:r>
       <w:r>
         <w:rPr>
@@ -1211,16 +1151,16 @@
           <w:szCs w:val="21"/>
           <w:vertAlign w:val="superscript"/>
         </w:rPr>
-        <w:t xml:space="preserve">[9-14]</w:t>
-      </w:r>
-      <w:r>
-        <w:rPr>
-          <w:rFonts w:ascii="Times New Roman" w:cs="Times New Roman" w:eastAsia="宋体" w:hAnsi="Times New Roman"/>
-          <w:color w:val="000000"/>
-          <w:sz w:val="21"/>
-          <w:szCs w:val="21"/>
-        </w:rPr>
-        <w:t xml:space="preserve">，安徽省潜山、旌德等地的试验结果表明，氮肥是影响水稻产量的首要因子，而不同区域的最佳施肥量因土壤类型、品种和栽培方式不同存在较大差异</w:t>
+        <w:t xml:space="preserve">[9-12]</w:t>
+      </w:r>
+      <w:r>
+        <w:rPr>
+          <w:rFonts w:ascii="Times New Roman" w:cs="Times New Roman" w:eastAsia="宋体" w:hAnsi="Times New Roman"/>
+          <w:color w:val="000000"/>
+          <w:sz w:val="21"/>
+          <w:szCs w:val="21"/>
+        </w:rPr>
+        <w:t xml:space="preserve">，安徽省潜山、旌德等地的试验结果表明，缺氮区减产幅度最大、氮肥的增产效应最为突出，而不同区域的最佳施肥量因土壤类型、品种和栽培方式不同存在较大差异</w:t>
       </w:r>
       <w:r>
         <w:rPr>
@@ -1230,16 +1170,16 @@
           <w:szCs w:val="21"/>
           <w:vertAlign w:val="superscript"/>
         </w:rPr>
-        <w:t xml:space="preserve">[15-18]</w:t>
-      </w:r>
-      <w:r>
-        <w:rPr>
-          <w:rFonts w:ascii="Times New Roman" w:cs="Times New Roman" w:eastAsia="宋体" w:hAnsi="Times New Roman"/>
-          <w:color w:val="000000"/>
-          <w:sz w:val="21"/>
-          <w:szCs w:val="21"/>
-        </w:rPr>
-        <w:t xml:space="preserve">。范岗镇沙壤土稻田保肥供肥能力较弱，目前针对该区域的系统肥效试验数据仍较缺乏；同时，随着吨两优900等高产杂交籼稻新品种的大面积推广</w:t>
+        <w:t xml:space="preserve">[13-17]</w:t>
+      </w:r>
+      <w:r>
+        <w:rPr>
+          <w:rFonts w:ascii="Times New Roman" w:cs="Times New Roman" w:eastAsia="宋体" w:hAnsi="Times New Roman"/>
+          <w:color w:val="000000"/>
+          <w:sz w:val="21"/>
+          <w:szCs w:val="21"/>
+        </w:rPr>
+        <w:t xml:space="preserve">。范岗镇砂壤质稻田保肥供肥能力较弱，目前针对该区域的系统肥效试验数据仍较缺乏；同时，随着吨两优900等国审高产杂交籼稻新品种在本区域的应用</w:t>
       </w:r>
       <w:r>
         <w:rPr>
@@ -1249,16 +1189,16 @@
           <w:szCs w:val="21"/>
           <w:vertAlign w:val="superscript"/>
         </w:rPr>
-        <w:t xml:space="preserve">[19]</w:t>
-      </w:r>
-      <w:r>
-        <w:rPr>
-          <w:rFonts w:ascii="Times New Roman" w:cs="Times New Roman" w:eastAsia="宋体" w:hAnsi="Times New Roman"/>
-          <w:color w:val="000000"/>
-          <w:sz w:val="21"/>
-          <w:szCs w:val="21"/>
-        </w:rPr>
-        <w:t xml:space="preserve">，原有施肥参数亟需更新。为此，笔者于2025年在范岗镇开展了单季稻“3414”肥料效应田间试验，研究不同氮、磷、钾施肥水平对水稻经济性状、产量和经济效益的影响，拟合肥料效应方程，评价土壤养分丰缺状况，以期为当地单季稻科学施肥和测土配方施肥指标体系的完善提供依据。</w:t>
+        <w:t xml:space="preserve">[18]</w:t>
+      </w:r>
+      <w:r>
+        <w:rPr>
+          <w:rFonts w:ascii="Times New Roman" w:cs="Times New Roman" w:eastAsia="宋体" w:hAnsi="Times New Roman"/>
+          <w:color w:val="000000"/>
+          <w:sz w:val="21"/>
+          <w:szCs w:val="21"/>
+        </w:rPr>
+        <w:t xml:space="preserve">，原有施肥参数亟需更新。为此，笔者于2025年在范岗镇开展了单季稻“3414”肥料效应田间试验，研究不同氮、磷、钾施肥水平对水稻经济性状、产量和效益的影响，拟合肥料效应方程，评价土壤供肥能力，以期为当地单季稻科学施肥和测土配方施肥指标体系的完善提供依据。</w:t>
       </w:r>
     </w:p>
     <w:p>
@@ -1271,6 +1211,8 @@
       <w:r>
         <w:rPr>
           <w:rFonts w:ascii="Times New Roman" w:cs="Times New Roman" w:eastAsia="黑体" w:hAnsi="Times New Roman"/>
+          <w:b/>
+          <w:bCs/>
           <w:color w:val="000000"/>
           <w:sz w:val="24"/>
           <w:szCs w:val="24"/>
@@ -1288,6 +1230,8 @@
       <w:r>
         <w:rPr>
           <w:rFonts w:ascii="Times New Roman" w:cs="Times New Roman" w:eastAsia="黑体" w:hAnsi="Times New Roman"/>
+          <w:b/>
+          <w:bCs/>
           <w:color w:val="000000"/>
           <w:sz w:val="21"/>
           <w:szCs w:val="21"/>
@@ -1327,7 +1271,7 @@
           <w:sz w:val="21"/>
           <w:szCs w:val="21"/>
         </w:rPr>
-        <w:t xml:space="preserve">，前茬为冬闲田。土壤类型为沙壤土，pH 6.1，耕层土壤有机质含量</w:t>
+        <w:t xml:space="preserve">，前茬为冬闲田。土壤为水稻土，质地砂壤，pH 6.1，耕层土壤有机质含量</w:t>
       </w:r>
       <w:r>
         <w:rPr>
@@ -1420,6 +1364,8 @@
       <w:r>
         <w:rPr>
           <w:rFonts w:ascii="Times New Roman" w:cs="Times New Roman" w:eastAsia="黑体" w:hAnsi="Times New Roman"/>
+          <w:b/>
+          <w:bCs/>
           <w:color w:val="000000"/>
           <w:sz w:val="21"/>
           <w:szCs w:val="21"/>
@@ -1510,6 +1456,8 @@
       <w:r>
         <w:rPr>
           <w:rFonts w:ascii="Times New Roman" w:cs="Times New Roman" w:eastAsia="黑体" w:hAnsi="Times New Roman"/>
+          <w:b/>
+          <w:bCs/>
           <w:color w:val="000000"/>
           <w:sz w:val="21"/>
           <w:szCs w:val="21"/>
@@ -1530,7 +1478,7 @@
           <w:sz w:val="21"/>
           <w:szCs w:val="21"/>
         </w:rPr>
-        <w:t xml:space="preserve">试验采用农业部《测土配方施肥技术规范》推荐的“3414”完全试验设计方案</w:t>
+        <w:t xml:space="preserve">试验采用《测土配方施肥技术规程》（NY/T 2911—2016）推荐的“3414”完全试验设计方案</w:t>
       </w:r>
       <w:r>
         <w:rPr>
@@ -1606,7 +1554,7 @@
           <w:sz w:val="21"/>
           <w:szCs w:val="21"/>
         </w:rPr>
-        <w:t xml:space="preserve">O）3个因素，每个因素设4个水平，共14个处理。其中，0水平为不施该种肥料；2水平为根据当地土壤养分状况和水稻需肥规律确定的推荐施肥量，即N 270 kg/hm</w:t>
+        <w:t xml:space="preserve">O）3个因素，每个因素设4个水平，共14个处理。其中，0水平为不施该种肥料；2水平按当地高产田农户实际施肥习惯和目标产量确定，即N 18 kg/667m</w:t>
       </w:r>
       <w:r>
         <w:rPr>
@@ -1663,6 +1611,120 @@
           <w:sz w:val="21"/>
           <w:szCs w:val="21"/>
         </w:rPr>
+        <w:t xml:space="preserve"> 12 kg/667m</w:t>
+      </w:r>
+      <w:r>
+        <w:rPr>
+          <w:rFonts w:ascii="Times New Roman" w:cs="Times New Roman" w:eastAsia="宋体" w:hAnsi="Times New Roman"/>
+          <w:color w:val="000000"/>
+          <w:sz w:val="21"/>
+          <w:szCs w:val="21"/>
+          <w:vertAlign w:val="superscript"/>
+        </w:rPr>
+        <w:t xml:space="preserve">2</w:t>
+      </w:r>
+      <w:r>
+        <w:rPr>
+          <w:rFonts w:ascii="Times New Roman" w:cs="Times New Roman" w:eastAsia="宋体" w:hAnsi="Times New Roman"/>
+          <w:color w:val="000000"/>
+          <w:sz w:val="21"/>
+          <w:szCs w:val="21"/>
+        </w:rPr>
+        <w:t xml:space="preserve">、K</w:t>
+      </w:r>
+      <w:r>
+        <w:rPr>
+          <w:rFonts w:ascii="Times New Roman" w:cs="Times New Roman" w:eastAsia="宋体" w:hAnsi="Times New Roman"/>
+          <w:color w:val="000000"/>
+          <w:sz w:val="21"/>
+          <w:szCs w:val="21"/>
+          <w:vertAlign w:val="subscript"/>
+        </w:rPr>
+        <w:t xml:space="preserve">2</w:t>
+      </w:r>
+      <w:r>
+        <w:rPr>
+          <w:rFonts w:ascii="Times New Roman" w:cs="Times New Roman" w:eastAsia="宋体" w:hAnsi="Times New Roman"/>
+          <w:color w:val="000000"/>
+          <w:sz w:val="21"/>
+          <w:szCs w:val="21"/>
+        </w:rPr>
+        <w:t xml:space="preserve">O 15 kg/667m</w:t>
+      </w:r>
+      <w:r>
+        <w:rPr>
+          <w:rFonts w:ascii="Times New Roman" w:cs="Times New Roman" w:eastAsia="宋体" w:hAnsi="Times New Roman"/>
+          <w:color w:val="000000"/>
+          <w:sz w:val="21"/>
+          <w:szCs w:val="21"/>
+          <w:vertAlign w:val="superscript"/>
+        </w:rPr>
+        <w:t xml:space="preserve">2</w:t>
+      </w:r>
+      <w:r>
+        <w:rPr>
+          <w:rFonts w:ascii="Times New Roman" w:cs="Times New Roman" w:eastAsia="宋体" w:hAnsi="Times New Roman"/>
+          <w:color w:val="000000"/>
+          <w:sz w:val="21"/>
+          <w:szCs w:val="21"/>
+        </w:rPr>
+        <w:t xml:space="preserve">，折合N 270 kg/hm</w:t>
+      </w:r>
+      <w:r>
+        <w:rPr>
+          <w:rFonts w:ascii="Times New Roman" w:cs="Times New Roman" w:eastAsia="宋体" w:hAnsi="Times New Roman"/>
+          <w:color w:val="000000"/>
+          <w:sz w:val="21"/>
+          <w:szCs w:val="21"/>
+          <w:vertAlign w:val="superscript"/>
+        </w:rPr>
+        <w:t xml:space="preserve">2</w:t>
+      </w:r>
+      <w:r>
+        <w:rPr>
+          <w:rFonts w:ascii="Times New Roman" w:cs="Times New Roman" w:eastAsia="宋体" w:hAnsi="Times New Roman"/>
+          <w:color w:val="000000"/>
+          <w:sz w:val="21"/>
+          <w:szCs w:val="21"/>
+        </w:rPr>
+        <w:t xml:space="preserve">、P</w:t>
+      </w:r>
+      <w:r>
+        <w:rPr>
+          <w:rFonts w:ascii="Times New Roman" w:cs="Times New Roman" w:eastAsia="宋体" w:hAnsi="Times New Roman"/>
+          <w:color w:val="000000"/>
+          <w:sz w:val="21"/>
+          <w:szCs w:val="21"/>
+          <w:vertAlign w:val="subscript"/>
+        </w:rPr>
+        <w:t xml:space="preserve">2</w:t>
+      </w:r>
+      <w:r>
+        <w:rPr>
+          <w:rFonts w:ascii="Times New Roman" w:cs="Times New Roman" w:eastAsia="宋体" w:hAnsi="Times New Roman"/>
+          <w:color w:val="000000"/>
+          <w:sz w:val="21"/>
+          <w:szCs w:val="21"/>
+        </w:rPr>
+        <w:t xml:space="preserve">O</w:t>
+      </w:r>
+      <w:r>
+        <w:rPr>
+          <w:rFonts w:ascii="Times New Roman" w:cs="Times New Roman" w:eastAsia="宋体" w:hAnsi="Times New Roman"/>
+          <w:color w:val="000000"/>
+          <w:sz w:val="21"/>
+          <w:szCs w:val="21"/>
+          <w:vertAlign w:val="subscript"/>
+        </w:rPr>
+        <w:t xml:space="preserve">5</w:t>
+      </w:r>
+      <w:r>
+        <w:rPr>
+          <w:rFonts w:ascii="Times New Roman" w:cs="Times New Roman" w:eastAsia="宋体" w:hAnsi="Times New Roman"/>
+          <w:color w:val="000000"/>
+          <w:sz w:val="21"/>
+          <w:szCs w:val="21"/>
+        </w:rPr>
         <w:t xml:space="preserve"> 180 kg/hm</w:t>
       </w:r>
       <w:r>
@@ -1720,7 +1782,23 @@
           <w:sz w:val="21"/>
           <w:szCs w:val="21"/>
         </w:rPr>
-        <w:t xml:space="preserve">；1水平为2水平的0.5倍；3水平为2水平的1.5倍。各处理施肥量见表1。小区面积30 m</w:t>
+        <w:t xml:space="preserve">；1水平为2水平的0.5倍；3水平为2水平的1.5倍。各处理施肥量见表1。</w:t>
+      </w:r>
+    </w:p>
+    <w:p>
+      <w:pPr>
+        <w:spacing w:after="0" w:before="0" w:line="360" w:lineRule="auto"/>
+        <w:ind w:firstLine="420"/>
+        <w:jc w:val="both"/>
+      </w:pPr>
+      <w:r>
+        <w:rPr>
+          <w:rFonts w:ascii="Times New Roman" w:cs="Times New Roman" w:eastAsia="宋体" w:hAnsi="Times New Roman"/>
+          <w:color w:val="000000"/>
+          <w:sz w:val="21"/>
+          <w:szCs w:val="21"/>
+        </w:rPr>
+        <w:t xml:space="preserve">需要说明的是，本试验2水平高于安徽省单季稻常规推荐量（一般N 180～225 kg/hm</w:t>
       </w:r>
       <w:r>
         <w:rPr>
@@ -1739,7 +1817,140 @@
           <w:sz w:val="21"/>
           <w:szCs w:val="21"/>
         </w:rPr>
-        <w:t xml:space="preserve">（长10 m、宽3 m），14个小区分两排排列，随机排列，不设重复。小区间人工筑埂分隔，田埂宽30 cm、高30 cm，并用塑料薄膜包裹，防止肥水串渗；试验区四周设置保护行和排灌沟，各小区单排单灌。</w:t>
+        <w:t xml:space="preserve">、P</w:t>
+      </w:r>
+      <w:r>
+        <w:rPr>
+          <w:rFonts w:ascii="Times New Roman" w:cs="Times New Roman" w:eastAsia="宋体" w:hAnsi="Times New Roman"/>
+          <w:color w:val="000000"/>
+          <w:sz w:val="21"/>
+          <w:szCs w:val="21"/>
+          <w:vertAlign w:val="subscript"/>
+        </w:rPr>
+        <w:t xml:space="preserve">2</w:t>
+      </w:r>
+      <w:r>
+        <w:rPr>
+          <w:rFonts w:ascii="Times New Roman" w:cs="Times New Roman" w:eastAsia="宋体" w:hAnsi="Times New Roman"/>
+          <w:color w:val="000000"/>
+          <w:sz w:val="21"/>
+          <w:szCs w:val="21"/>
+        </w:rPr>
+        <w:t xml:space="preserve">O</w:t>
+      </w:r>
+      <w:r>
+        <w:rPr>
+          <w:rFonts w:ascii="Times New Roman" w:cs="Times New Roman" w:eastAsia="宋体" w:hAnsi="Times New Roman"/>
+          <w:color w:val="000000"/>
+          <w:sz w:val="21"/>
+          <w:szCs w:val="21"/>
+          <w:vertAlign w:val="subscript"/>
+        </w:rPr>
+        <w:t xml:space="preserve">5</w:t>
+      </w:r>
+      <w:r>
+        <w:rPr>
+          <w:rFonts w:ascii="Times New Roman" w:cs="Times New Roman" w:eastAsia="宋体" w:hAnsi="Times New Roman"/>
+          <w:color w:val="000000"/>
+          <w:sz w:val="21"/>
+          <w:szCs w:val="21"/>
+        </w:rPr>
+        <w:t xml:space="preserve"> 60～90 kg/hm</w:t>
+      </w:r>
+      <w:r>
+        <w:rPr>
+          <w:rFonts w:ascii="Times New Roman" w:cs="Times New Roman" w:eastAsia="宋体" w:hAnsi="Times New Roman"/>
+          <w:color w:val="000000"/>
+          <w:sz w:val="21"/>
+          <w:szCs w:val="21"/>
+          <w:vertAlign w:val="superscript"/>
+        </w:rPr>
+        <w:t xml:space="preserve">2</w:t>
+      </w:r>
+      <w:r>
+        <w:rPr>
+          <w:rFonts w:ascii="Times New Roman" w:cs="Times New Roman" w:eastAsia="宋体" w:hAnsi="Times New Roman"/>
+          <w:color w:val="000000"/>
+          <w:sz w:val="21"/>
+          <w:szCs w:val="21"/>
+        </w:rPr>
+        <w:t xml:space="preserve">、K</w:t>
+      </w:r>
+      <w:r>
+        <w:rPr>
+          <w:rFonts w:ascii="Times New Roman" w:cs="Times New Roman" w:eastAsia="宋体" w:hAnsi="Times New Roman"/>
+          <w:color w:val="000000"/>
+          <w:sz w:val="21"/>
+          <w:szCs w:val="21"/>
+          <w:vertAlign w:val="subscript"/>
+        </w:rPr>
+        <w:t xml:space="preserve">2</w:t>
+      </w:r>
+      <w:r>
+        <w:rPr>
+          <w:rFonts w:ascii="Times New Roman" w:cs="Times New Roman" w:eastAsia="宋体" w:hAnsi="Times New Roman"/>
+          <w:color w:val="000000"/>
+          <w:sz w:val="21"/>
+          <w:szCs w:val="21"/>
+        </w:rPr>
+        <w:t xml:space="preserve">O 120～150 kg/hm</w:t>
+      </w:r>
+      <w:r>
+        <w:rPr>
+          <w:rFonts w:ascii="Times New Roman" w:cs="Times New Roman" w:eastAsia="宋体" w:hAnsi="Times New Roman"/>
+          <w:color w:val="000000"/>
+          <w:sz w:val="21"/>
+          <w:szCs w:val="21"/>
+          <w:vertAlign w:val="superscript"/>
+        </w:rPr>
+        <w:t xml:space="preserve">2</w:t>
+      </w:r>
+      <w:r>
+        <w:rPr>
+          <w:rFonts w:ascii="Times New Roman" w:cs="Times New Roman" w:eastAsia="宋体" w:hAnsi="Times New Roman"/>
+          <w:color w:val="000000"/>
+          <w:sz w:val="21"/>
+          <w:szCs w:val="21"/>
+        </w:rPr>
+        <w:t xml:space="preserve">）</w:t>
+      </w:r>
+      <w:r>
+        <w:rPr>
+          <w:rFonts w:ascii="Times New Roman" w:cs="Times New Roman" w:eastAsia="宋体" w:hAnsi="Times New Roman"/>
+          <w:color w:val="000000"/>
+          <w:sz w:val="21"/>
+          <w:szCs w:val="21"/>
+          <w:vertAlign w:val="superscript"/>
+        </w:rPr>
+        <w:t xml:space="preserve">[13,16]</w:t>
+      </w:r>
+      <w:r>
+        <w:rPr>
+          <w:rFonts w:ascii="Times New Roman" w:cs="Times New Roman" w:eastAsia="宋体" w:hAnsi="Times New Roman"/>
+          <w:color w:val="000000"/>
+          <w:sz w:val="21"/>
+          <w:szCs w:val="21"/>
+        </w:rPr>
+        <w:t xml:space="preserve">，因此本试验实际考察的是常规推荐量及其以上区间的肥料效应，对低于1水平的施肥量无法提供响应信息。小区面积30 m</w:t>
+      </w:r>
+      <w:r>
+        <w:rPr>
+          <w:rFonts w:ascii="Times New Roman" w:cs="Times New Roman" w:eastAsia="宋体" w:hAnsi="Times New Roman"/>
+          <w:color w:val="000000"/>
+          <w:sz w:val="21"/>
+          <w:szCs w:val="21"/>
+          <w:vertAlign w:val="superscript"/>
+        </w:rPr>
+        <w:t xml:space="preserve">2</w:t>
+      </w:r>
+      <w:r>
+        <w:rPr>
+          <w:rFonts w:ascii="Times New Roman" w:cs="Times New Roman" w:eastAsia="宋体" w:hAnsi="Times New Roman"/>
+          <w:color w:val="000000"/>
+          <w:sz w:val="21"/>
+          <w:szCs w:val="21"/>
+        </w:rPr>
+        <w:t xml:space="preserve">（长10 m、宽3 m），14个小区分2排布置、每排7个，随机排列，不设重复；因不设重复，无法通过区组校正可能存在的田间肥力梯度。小区间人工筑埂分隔，田埂宽30 cm、高30 cm，并用塑料薄膜包裹，防止肥水串渗；试验区四周设置保护行和排灌沟，各小区单排单灌。</w:t>
       </w:r>
     </w:p>
     <w:p>
@@ -6981,6 +7192,8 @@
       <w:r>
         <w:rPr>
           <w:rFonts w:ascii="Times New Roman" w:cs="Times New Roman" w:eastAsia="黑体" w:hAnsi="Times New Roman"/>
+          <w:b/>
+          <w:bCs/>
           <w:color w:val="000000"/>
           <w:sz w:val="21"/>
           <w:szCs w:val="21"/>
@@ -7020,7 +7233,27 @@
           <w:sz w:val="21"/>
           <w:szCs w:val="21"/>
         </w:rPr>
-        <w:t xml:space="preserve">），每穴2～3苗。氮肥按基肥∶分蘖肥∶穗肥=50%∶25%∶25%分3次施用，磷肥全部作基肥一次性施用，钾肥按基肥∶穗肥=60%∶40%分2次施用；基肥于6月6日移栽前撒施，分蘖肥于6月13日撒施，穗肥于8月10日撒施。7月18日和8月23日分别用药防治二化螟、稻纵卷叶螟、稻飞虱、纹枯病、稻瘟病和稻曲病，各小区病虫害防治、水分管理等其他措施均与当地常规栽培一致。10月9日各小区分别测产收获。</w:t>
+        <w:t xml:space="preserve">），每穴2～3苗。氮肥按基肥∶分蘖肥∶穗肥=50%∶25%∶25%分3次施用，磷肥全部作基肥一次性施用，钾肥按基肥∶穗肥=60%∶40%分2次施用；基肥于6月6日移栽前撒施，分蘖肥于6月13日撒施，穗肥于8月10日撒施。7月18日第1次用药防治二化螟、稻纵卷叶螟、白背飞虱和纹枯病，8月23日第2次用药防治二化螟、稻纵卷叶螟、稻飞虱及纹枯病、稻瘟病和稻曲病（药剂种类及用量</w:t>
+      </w:r>
+      <w:r>
+        <w:rPr>
+          <w:rFonts w:ascii="Times New Roman" w:cs="Times New Roman" w:eastAsia="宋体" w:hAnsi="Times New Roman"/>
+          <w:color w:val="000000"/>
+          <w:sz w:val="21"/>
+          <w:szCs w:val="21"/>
+          <w:highlight w:val="yellow"/>
+          <w:highlightCs w:val="yellow"/>
+        </w:rPr>
+        <w:t xml:space="preserve">【请作者补充】</w:t>
+      </w:r>
+      <w:r>
+        <w:rPr>
+          <w:rFonts w:ascii="Times New Roman" w:cs="Times New Roman" w:eastAsia="宋体" w:hAnsi="Times New Roman"/>
+          <w:color w:val="000000"/>
+          <w:sz w:val="21"/>
+          <w:szCs w:val="21"/>
+        </w:rPr>
+        <w:t xml:space="preserve">）。各小区水分管理等其他措施均与当地常规栽培一致。</w:t>
       </w:r>
     </w:p>
     <w:p>
@@ -7033,6 +7266,8 @@
       <w:r>
         <w:rPr>
           <w:rFonts w:ascii="Times New Roman" w:cs="Times New Roman" w:eastAsia="黑体" w:hAnsi="Times New Roman"/>
+          <w:b/>
+          <w:bCs/>
           <w:color w:val="000000"/>
           <w:sz w:val="21"/>
           <w:szCs w:val="21"/>
@@ -7053,7 +7288,45 @@
           <w:sz w:val="21"/>
           <w:szCs w:val="21"/>
         </w:rPr>
-        <w:t xml:space="preserve">成熟期每小区选取有代表性的植株10株进行室内考种，测定株高、穗长、有效穗数、每穗总粒数、每穗实粒数、结实率和千粒重；各小区单独收获、脱粒、晒干后称重，折算成单位面积产量（kg/hm</w:t>
+        <w:t xml:space="preserve">成熟期每小区选取有代表性稻株10穴，调查单穴有效穗数，按实际栽插密度16.7万穴/hm</w:t>
+      </w:r>
+      <w:r>
+        <w:rPr>
+          <w:rFonts w:ascii="Times New Roman" w:cs="Times New Roman" w:eastAsia="宋体" w:hAnsi="Times New Roman"/>
+          <w:color w:val="000000"/>
+          <w:sz w:val="21"/>
+          <w:szCs w:val="21"/>
+          <w:vertAlign w:val="superscript"/>
+        </w:rPr>
+        <w:t xml:space="preserve">2</w:t>
+      </w:r>
+      <w:r>
+        <w:rPr>
+          <w:rFonts w:ascii="Times New Roman" w:cs="Times New Roman" w:eastAsia="宋体" w:hAnsi="Times New Roman"/>
+          <w:color w:val="000000"/>
+          <w:sz w:val="21"/>
+          <w:szCs w:val="21"/>
+        </w:rPr>
+        <w:t xml:space="preserve">折算群体有效穗数，并测定株高、穗长、每穗总粒数、每穗实粒数、结实率和千粒重；各小区（30 m</w:t>
+      </w:r>
+      <w:r>
+        <w:rPr>
+          <w:rFonts w:ascii="Times New Roman" w:cs="Times New Roman" w:eastAsia="宋体" w:hAnsi="Times New Roman"/>
+          <w:color w:val="000000"/>
+          <w:sz w:val="21"/>
+          <w:szCs w:val="21"/>
+          <w:vertAlign w:val="superscript"/>
+        </w:rPr>
+        <w:t xml:space="preserve">2</w:t>
+      </w:r>
+      <w:r>
+        <w:rPr>
+          <w:rFonts w:ascii="Times New Roman" w:cs="Times New Roman" w:eastAsia="宋体" w:hAnsi="Times New Roman"/>
+          <w:color w:val="000000"/>
+          <w:sz w:val="21"/>
+          <w:szCs w:val="21"/>
+        </w:rPr>
+        <w:t xml:space="preserve">）全部单收单打，脱粒、晒干扬净后称重，折算成单位面积产量（kg/hm</w:t>
       </w:r>
       <w:r>
         <w:rPr>
@@ -7085,6 +7358,8 @@
       <w:r>
         <w:rPr>
           <w:rFonts w:ascii="Times New Roman" w:cs="Times New Roman" w:eastAsia="黑体" w:hAnsi="Times New Roman"/>
+          <w:b/>
+          <w:bCs/>
           <w:color w:val="000000"/>
           <w:sz w:val="21"/>
           <w:szCs w:val="21"/>
@@ -7105,7 +7380,27 @@
           <w:sz w:val="21"/>
           <w:szCs w:val="21"/>
         </w:rPr>
-        <w:t xml:space="preserve">数据采用Microsoft Excel 2019整理，采用Python 3.12（NumPy、SciPy）进行回归拟合和相关分析。</w:t>
+        <w:t xml:space="preserve">数据采用Microsoft Excel 2019整理，采用Python 3.12（NumPy、SciPy）进行回归拟合和Pearson相关分析，相关系数的显著性采用</w:t>
+      </w:r>
+      <w:r>
+        <w:rPr>
+          <w:rFonts w:ascii="Times New Roman" w:cs="Times New Roman" w:eastAsia="宋体" w:hAnsi="Times New Roman"/>
+          <w:i/>
+          <w:iCs/>
+          <w:color w:val="000000"/>
+          <w:sz w:val="21"/>
+          <w:szCs w:val="21"/>
+        </w:rPr>
+        <w:t xml:space="preserve">t</w:t>
+      </w:r>
+      <w:r>
+        <w:rPr>
+          <w:rFonts w:ascii="Times New Roman" w:cs="Times New Roman" w:eastAsia="宋体" w:hAnsi="Times New Roman"/>
+          <w:color w:val="000000"/>
+          <w:sz w:val="21"/>
+          <w:szCs w:val="21"/>
+        </w:rPr>
+        <w:t xml:space="preserve">检验。</w:t>
       </w:r>
     </w:p>
     <w:p>
@@ -7121,7 +7416,7 @@
           <w:sz w:val="21"/>
           <w:szCs w:val="21"/>
         </w:rPr>
-        <w:t xml:space="preserve">相对产量（%）=缺素区产量/全肥区（处理6）产量×100；肥料贡献率（%）=（全肥区产量－缺素区产量）/全肥区产量×100；农学效率（kg/kg）=（全肥区产量－缺素区产量）/该养分施用量</w:t>
+        <w:t xml:space="preserve">相对产量（%）=缺素区产量/全肥区（处理6）产量×100；肥料贡献率（%）=（全肥区产量−缺素区产量）/全肥区产量×100；农学效率（kg/kg）=（全肥区产量−缺素区产量）/该养分施用量</w:t>
       </w:r>
       <w:r>
         <w:rPr>
@@ -7131,16 +7426,16 @@
           <w:szCs w:val="21"/>
           <w:vertAlign w:val="superscript"/>
         </w:rPr>
-        <w:t xml:space="preserve">[5,20]</w:t>
-      </w:r>
-      <w:r>
-        <w:rPr>
-          <w:rFonts w:ascii="Times New Roman" w:cs="Times New Roman" w:eastAsia="宋体" w:hAnsi="Times New Roman"/>
-          <w:color w:val="000000"/>
-          <w:sz w:val="21"/>
-          <w:szCs w:val="21"/>
-        </w:rPr>
-        <w:t xml:space="preserve">。土壤养分丰缺等级按缺素区相对产量划分：&lt;50%为“极低”，50%～75%为“低”，75%～95%为“中”，&gt;95%为“高”</w:t>
+        <w:t xml:space="preserve">[5]</w:t>
+      </w:r>
+      <w:r>
+        <w:rPr>
+          <w:rFonts w:ascii="Times New Roman" w:cs="Times New Roman" w:eastAsia="宋体" w:hAnsi="Times New Roman"/>
+          <w:color w:val="000000"/>
+          <w:sz w:val="21"/>
+          <w:szCs w:val="21"/>
+        </w:rPr>
+        <w:t xml:space="preserve">。土壤养分丰缺等级按缺素区相对产量划分：&lt;50%为“极低”，50%≤相对产量&lt;75%为“低”，75%≤相对产量&lt;95%为“中”，≥95%为“高”</w:t>
       </w:r>
       <w:r>
         <w:rPr>
@@ -7185,16 +7480,35 @@
           <w:szCs w:val="21"/>
           <w:vertAlign w:val="superscript"/>
         </w:rPr>
-        <w:t xml:space="preserve">[7,8,21]</w:t>
-      </w:r>
-      <w:r>
-        <w:rPr>
-          <w:rFonts w:ascii="Times New Roman" w:cs="Times New Roman" w:eastAsia="宋体" w:hAnsi="Times New Roman"/>
-          <w:color w:val="000000"/>
-          <w:sz w:val="21"/>
-          <w:szCs w:val="21"/>
-        </w:rPr>
-        <w:t xml:space="preserve">，其中一元二次方程分别以处理2、3、6、11（氮）、处理4、5、6、7（磷）和处理8、9、6、10（钾）的产量拟合；最高产量施肥量由方程一阶偏导数为0求得，最佳经济施肥量按边际产值等于边际肥料成本的原则求得。</w:t>
+        <w:t xml:space="preserve">[7,19-20]</w:t>
+      </w:r>
+      <w:r>
+        <w:rPr>
+          <w:rFonts w:ascii="Times New Roman" w:cs="Times New Roman" w:eastAsia="宋体" w:hAnsi="Times New Roman"/>
+          <w:color w:val="000000"/>
+          <w:sz w:val="21"/>
+          <w:szCs w:val="21"/>
+        </w:rPr>
+        <w:t xml:space="preserve">，其中一元二次方程分别以处理2、3、6、11（氮）、处理4、5、6、7（磷）和处理8、9、6、10（钾）的产量拟合；最高产量施肥量由方程一阶偏导数为0求得。因本试验三元二次方程未通过典型性检验、磷钾方程极值点远超试验设计范围，最佳经济施肥量改用相邻施肥水平间的边际分析（边际产值与边际肥料成本之比）评价</w:t>
+      </w:r>
+      <w:r>
+        <w:rPr>
+          <w:rFonts w:ascii="Times New Roman" w:cs="Times New Roman" w:eastAsia="宋体" w:hAnsi="Times New Roman"/>
+          <w:color w:val="000000"/>
+          <w:sz w:val="21"/>
+          <w:szCs w:val="21"/>
+          <w:vertAlign w:val="superscript"/>
+        </w:rPr>
+        <w:t xml:space="preserve">[8]</w:t>
+      </w:r>
+      <w:r>
+        <w:rPr>
+          <w:rFonts w:ascii="Times New Roman" w:cs="Times New Roman" w:eastAsia="宋体" w:hAnsi="Times New Roman"/>
+          <w:color w:val="000000"/>
+          <w:sz w:val="21"/>
+          <w:szCs w:val="21"/>
+        </w:rPr>
+        <w:t xml:space="preserve">。</w:t>
       </w:r>
     </w:p>
     <w:p>
@@ -7267,7 +7581,93 @@
           <w:sz w:val="21"/>
           <w:szCs w:val="21"/>
         </w:rPr>
-        <w:t xml:space="preserve">O 5.33元/kg；稻谷价格按2025年国家中晚籼稻最低收购价2.58元/kg计。产值=产量×稻谷价格；纯收益=产值－肥料成本；增产值=（施肥处理产量－无肥区产量）×稻谷价格；增收=增产值－肥料成本；产投比=增产值/肥料成本。</w:t>
+        <w:t xml:space="preserve">O 5.33元/kg；稻谷价格按2025年国家中晚籼稻最低收购价（129元/50 kg）折合2.58元/kg计。产值=产量×稻谷价格；扣除肥料成本后收益=产值−肥料成本；增产值=（施肥处理产量−无肥区产量）×稻谷价格；增收=增产值−肥料成本；产投比=增产值/肥料成本。因各处理除肥料外的投入完全相同，本文仅以肥料成本作为差异性成本，所得收益值仅用于处理间比较，不代表水稻生产的实际纯收益。</w:t>
+      </w:r>
+    </w:p>
+    <w:p>
+      <w:pPr>
+        <w:spacing w:after="0" w:before="0" w:line="360" w:lineRule="auto"/>
+        <w:ind w:firstLine="420"/>
+        <w:jc w:val="both"/>
+      </w:pPr>
+      <w:r>
+        <w:rPr>
+          <w:rFonts w:ascii="Times New Roman" w:cs="Times New Roman" w:eastAsia="宋体" w:hAnsi="Times New Roman"/>
+          <w:color w:val="000000"/>
+          <w:sz w:val="21"/>
+          <w:szCs w:val="21"/>
+        </w:rPr>
+        <w:t xml:space="preserve">本试验不设重复，无法估计试验误差，故未进行方差分析和多重比较，处理间产量差异仅作趋势性描述；单因素效应方程以处理小区观测值为单位拟合，残差中不含独立的试验误差估计，所给</w:t>
+      </w:r>
+      <w:r>
+        <w:rPr>
+          <w:rFonts w:ascii="Times New Roman" w:cs="Times New Roman" w:eastAsia="宋体" w:hAnsi="Times New Roman"/>
+          <w:i/>
+          <w:iCs/>
+          <w:color w:val="000000"/>
+          <w:sz w:val="21"/>
+          <w:szCs w:val="21"/>
+        </w:rPr>
+        <w:t xml:space="preserve">R</w:t>
+      </w:r>
+      <w:r>
+        <w:rPr>
+          <w:rFonts w:ascii="Times New Roman" w:cs="Times New Roman" w:eastAsia="宋体" w:hAnsi="Times New Roman"/>
+          <w:color w:val="000000"/>
+          <w:sz w:val="21"/>
+          <w:szCs w:val="21"/>
+          <w:vertAlign w:val="superscript"/>
+        </w:rPr>
+        <w:t xml:space="preserve">2</w:t>
+      </w:r>
+      <w:r>
+        <w:rPr>
+          <w:rFonts w:ascii="Times New Roman" w:cs="Times New Roman" w:eastAsia="宋体" w:hAnsi="Times New Roman"/>
+          <w:color w:val="000000"/>
+          <w:sz w:val="21"/>
+          <w:szCs w:val="21"/>
+        </w:rPr>
+        <w:t xml:space="preserve">、</w:t>
+      </w:r>
+      <w:r>
+        <w:rPr>
+          <w:rFonts w:ascii="Times New Roman" w:cs="Times New Roman" w:eastAsia="宋体" w:hAnsi="Times New Roman"/>
+          <w:i/>
+          <w:iCs/>
+          <w:color w:val="000000"/>
+          <w:sz w:val="21"/>
+          <w:szCs w:val="21"/>
+        </w:rPr>
+        <w:t xml:space="preserve">F</w:t>
+      </w:r>
+      <w:r>
+        <w:rPr>
+          <w:rFonts w:ascii="Times New Roman" w:cs="Times New Roman" w:eastAsia="宋体" w:hAnsi="Times New Roman"/>
+          <w:color w:val="000000"/>
+          <w:sz w:val="21"/>
+          <w:szCs w:val="21"/>
+        </w:rPr>
+        <w:t xml:space="preserve">、</w:t>
+      </w:r>
+      <w:r>
+        <w:rPr>
+          <w:rFonts w:ascii="Times New Roman" w:cs="Times New Roman" w:eastAsia="宋体" w:hAnsi="Times New Roman"/>
+          <w:i/>
+          <w:iCs/>
+          <w:color w:val="000000"/>
+          <w:sz w:val="21"/>
+          <w:szCs w:val="21"/>
+        </w:rPr>
+        <w:t xml:space="preserve">P</w:t>
+      </w:r>
+      <w:r>
+        <w:rPr>
+          <w:rFonts w:ascii="Times New Roman" w:cs="Times New Roman" w:eastAsia="宋体" w:hAnsi="Times New Roman"/>
+          <w:color w:val="000000"/>
+          <w:sz w:val="21"/>
+          <w:szCs w:val="21"/>
+        </w:rPr>
+        <w:t xml:space="preserve">值仅用于比较模型拟合优劣，不作为肥效显著性的统计推断依据。全文除相关分析外，不使用“显著”等统计学推断术语。</w:t>
       </w:r>
     </w:p>
     <w:p>
@@ -7280,6 +7680,8 @@
       <w:r>
         <w:rPr>
           <w:rFonts w:ascii="Times New Roman" w:cs="Times New Roman" w:eastAsia="黑体" w:hAnsi="Times New Roman"/>
+          <w:b/>
+          <w:bCs/>
           <w:color w:val="000000"/>
           <w:sz w:val="24"/>
           <w:szCs w:val="24"/>
@@ -7297,6 +7699,8 @@
       <w:r>
         <w:rPr>
           <w:rFonts w:ascii="Times New Roman" w:cs="Times New Roman" w:eastAsia="黑体" w:hAnsi="Times New Roman"/>
+          <w:b/>
+          <w:bCs/>
           <w:color w:val="000000"/>
           <w:sz w:val="21"/>
           <w:szCs w:val="21"/>
@@ -7317,7 +7721,7 @@
           <w:sz w:val="21"/>
           <w:szCs w:val="21"/>
         </w:rPr>
-        <w:t xml:space="preserve">由表2可知，各处理水稻株高为115.2～120.7 cm，穗长23.8～25.8 cm，有效穗208.5万～286.5万/hm</w:t>
+        <w:t xml:space="preserve">由表2可知，各处理水稻株高为115.2～120.7 cm，穗长23.8～25.8 cm，有效穗数208.5万～286.5万穗/hm</w:t>
       </w:r>
       <w:r>
         <w:rPr>
@@ -7336,7 +7740,7 @@
           <w:sz w:val="21"/>
           <w:szCs w:val="21"/>
         </w:rPr>
-        <w:t xml:space="preserve">，每穗总粒数187.5～208.9粒，每穗实粒数161.3～183.1粒，结实率80.5%～87.6%，千粒重23.1～23.8 g。无肥区（处理1）各项性状均处于最低水平，说明施肥对水稻生长发育和产量构成因素的形成具有明显的促进作用。</w:t>
+        <w:t xml:space="preserve">，每穗总粒数187.5～208.9粒，每穗实粒数161.3～183.1粒，结实率80.5%～87.6%，千粒重23.1～23.8 g。无肥区（处理1）株高、穗长、有效穗数、每穗总粒数和每穗实粒数均为各处理最低，但其结实率（86.0%）和千粒重（23.2 g）处于中上水平，说明不施肥主要通过限制群体大小和穗粒数、而非籽粒灌浆充实度来降低产量。</w:t>
       </w:r>
     </w:p>
     <w:p>
@@ -7371,7 +7775,7 @@
           <w:sz w:val="21"/>
           <w:szCs w:val="21"/>
         </w:rPr>
-        <w:t xml:space="preserve">，株高由116.1 cm增至120.7 cm，穗长由23.9 cm增至25.8 cm，有效穗由210.0万/hm</w:t>
+        <w:t xml:space="preserve">，株高由116.1 cm增至120.7 cm，穗长由23.9 cm增至25.8 cm，有效穗数由210.0万穗/hm</w:t>
       </w:r>
       <w:r>
         <w:rPr>
@@ -7390,7 +7794,7 @@
           <w:sz w:val="21"/>
           <w:szCs w:val="21"/>
         </w:rPr>
-        <w:t xml:space="preserve">增至286.5万/hm</w:t>
+        <w:t xml:space="preserve">增至286.5万穗/hm</w:t>
       </w:r>
       <w:r>
         <w:rPr>
@@ -7409,7 +7813,7 @@
           <w:sz w:val="21"/>
           <w:szCs w:val="21"/>
         </w:rPr>
-        <w:t xml:space="preserve">，每穗总粒数由189.7粒增至202.5粒，表明增施氮肥能明显扩大群体、增加穗数和穗粒数；但结实率由87.0%降至80.5%，千粒重在N2水平达到最高（23.5 g）后降至23.1 g，其中处理11（N3）的结实率为各处理最低，说明施氮量超过270 kg/hm</w:t>
+        <w:t xml:space="preserve">，每穗总粒数由189.7粒增至202.5粒（N2水平后不再增加），表明增施氮肥能明显扩大群体、增加有效穗数，而对每穗总粒数的促进作用在N2水平即已达上限。但结实率由87.0%降至80.5%，千粒重在N2水平最高（23.5 g）、至N3水平降至23.1 g，其中处理11（N3）的结实率为各处理最低，说明施氮量超过270 kg/hm</w:t>
       </w:r>
       <w:r>
         <w:rPr>
@@ -7428,7 +7832,7 @@
           <w:sz w:val="21"/>
           <w:szCs w:val="21"/>
         </w:rPr>
-        <w:t xml:space="preserve">后群体过大，导致结实率和千粒重下降。</w:t>
+        <w:t xml:space="preserve">后群体过大，结实率和千粒重随之下降。</w:t>
       </w:r>
     </w:p>
     <w:p>
@@ -7463,7 +7867,7 @@
           <w:sz w:val="21"/>
           <w:szCs w:val="21"/>
         </w:rPr>
-        <w:t xml:space="preserve">，有效穗由244.5万/hm</w:t>
+        <w:t xml:space="preserve">，有效穗数由244.5万穗/hm</w:t>
       </w:r>
       <w:r>
         <w:rPr>
@@ -7482,7 +7886,7 @@
           <w:sz w:val="21"/>
           <w:szCs w:val="21"/>
         </w:rPr>
-        <w:t xml:space="preserve">增至273.0万/hm</w:t>
+        <w:t xml:space="preserve">增至273.0万穗/hm</w:t>
       </w:r>
       <w:r>
         <w:rPr>
@@ -7520,7 +7924,7 @@
           <w:sz w:val="21"/>
           <w:szCs w:val="21"/>
         </w:rPr>
-        <w:t xml:space="preserve">，结实率由84.2%提高到87.6%，千粒重由23.1 g增至23.8 g，说明钾肥主要通过提高结实率和千粒重实现增产。相关分析表明，产量与每穗总粒数（</w:t>
+        <w:t xml:space="preserve">，结实率由84.2%提高到87.6%，千粒重由23.1 g增至23.8 g，说明增施钾肥有利于提高结实率和千粒重。相关分析以14个处理的观测值为单位（</w:t>
       </w:r>
       <w:r>
         <w:rPr>
@@ -7531,16 +7935,16 @@
           <w:sz w:val="21"/>
           <w:szCs w:val="21"/>
         </w:rPr>
-        <w:t xml:space="preserve">r</w:t>
-      </w:r>
-      <w:r>
-        <w:rPr>
-          <w:rFonts w:ascii="Times New Roman" w:cs="Times New Roman" w:eastAsia="宋体" w:hAnsi="Times New Roman"/>
-          <w:color w:val="000000"/>
-          <w:sz w:val="21"/>
-          <w:szCs w:val="21"/>
-        </w:rPr>
-        <w:t xml:space="preserve">=0.979）、有效穗（</w:t>
+        <w:t xml:space="preserve">n</w:t>
+      </w:r>
+      <w:r>
+        <w:rPr>
+          <w:rFonts w:ascii="Times New Roman" w:cs="Times New Roman" w:eastAsia="宋体" w:hAnsi="Times New Roman"/>
+          <w:color w:val="000000"/>
+          <w:sz w:val="21"/>
+          <w:szCs w:val="21"/>
+        </w:rPr>
+        <w:t xml:space="preserve">=14，</w:t>
       </w:r>
       <w:r>
         <w:rPr>
@@ -7551,16 +7955,16 @@
           <w:sz w:val="21"/>
           <w:szCs w:val="21"/>
         </w:rPr>
-        <w:t xml:space="preserve">r</w:t>
-      </w:r>
-      <w:r>
-        <w:rPr>
-          <w:rFonts w:ascii="Times New Roman" w:cs="Times New Roman" w:eastAsia="宋体" w:hAnsi="Times New Roman"/>
-          <w:color w:val="000000"/>
-          <w:sz w:val="21"/>
-          <w:szCs w:val="21"/>
-        </w:rPr>
-        <w:t xml:space="preserve">=0.936）、穗长（</w:t>
+        <w:t xml:space="preserve">df</w:t>
+      </w:r>
+      <w:r>
+        <w:rPr>
+          <w:rFonts w:ascii="Times New Roman" w:cs="Times New Roman" w:eastAsia="宋体" w:hAnsi="Times New Roman"/>
+          <w:color w:val="000000"/>
+          <w:sz w:val="21"/>
+          <w:szCs w:val="21"/>
+        </w:rPr>
+        <w:t xml:space="preserve">=12，</w:t>
       </w:r>
       <w:r>
         <w:rPr>
@@ -7579,8 +7983,18 @@
           <w:color w:val="000000"/>
           <w:sz w:val="21"/>
           <w:szCs w:val="21"/>
-        </w:rPr>
-        <w:t xml:space="preserve">=0.807）、株高（</w:t>
+          <w:vertAlign w:val="subscript"/>
+        </w:rPr>
+        <w:t xml:space="preserve">0.05</w:t>
+      </w:r>
+      <w:r>
+        <w:rPr>
+          <w:rFonts w:ascii="Times New Roman" w:cs="Times New Roman" w:eastAsia="宋体" w:hAnsi="Times New Roman"/>
+          <w:color w:val="000000"/>
+          <w:sz w:val="21"/>
+          <w:szCs w:val="21"/>
+        </w:rPr>
+        <w:t xml:space="preserve">=0.532，</w:t>
       </w:r>
       <w:r>
         <w:rPr>
@@ -7599,8 +8013,18 @@
           <w:color w:val="000000"/>
           <w:sz w:val="21"/>
           <w:szCs w:val="21"/>
-        </w:rPr>
-        <w:t xml:space="preserve">=0.801）和每穗实粒数（</w:t>
+          <w:vertAlign w:val="subscript"/>
+        </w:rPr>
+        <w:t xml:space="preserve">0.01</w:t>
+      </w:r>
+      <w:r>
+        <w:rPr>
+          <w:rFonts w:ascii="Times New Roman" w:cs="Times New Roman" w:eastAsia="宋体" w:hAnsi="Times New Roman"/>
+          <w:color w:val="000000"/>
+          <w:sz w:val="21"/>
+          <w:szCs w:val="21"/>
+        </w:rPr>
+        <w:t xml:space="preserve">=0.661），产量与每穗总粒数（</w:t>
       </w:r>
       <w:r>
         <w:rPr>
@@ -7620,7 +8044,7 @@
           <w:sz w:val="21"/>
           <w:szCs w:val="21"/>
         </w:rPr>
-        <w:t xml:space="preserve">=0.748）均呈极显著正相关（</w:t>
+        <w:t xml:space="preserve">=0.979）、有效穗数（</w:t>
       </w:r>
       <w:r>
         <w:rPr>
@@ -7631,16 +8055,16 @@
           <w:sz w:val="21"/>
           <w:szCs w:val="21"/>
         </w:rPr>
-        <w:t xml:space="preserve">P</w:t>
-      </w:r>
-      <w:r>
-        <w:rPr>
-          <w:rFonts w:ascii="Times New Roman" w:cs="Times New Roman" w:eastAsia="宋体" w:hAnsi="Times New Roman"/>
-          <w:color w:val="000000"/>
-          <w:sz w:val="21"/>
-          <w:szCs w:val="21"/>
-        </w:rPr>
-        <w:t xml:space="preserve">&lt;0.01），与千粒重呈正相关但未达显著水平（</w:t>
+        <w:t xml:space="preserve">r</w:t>
+      </w:r>
+      <w:r>
+        <w:rPr>
+          <w:rFonts w:ascii="Times New Roman" w:cs="Times New Roman" w:eastAsia="宋体" w:hAnsi="Times New Roman"/>
+          <w:color w:val="000000"/>
+          <w:sz w:val="21"/>
+          <w:szCs w:val="21"/>
+        </w:rPr>
+        <w:t xml:space="preserve">=0.936）、穗长（</w:t>
       </w:r>
       <w:r>
         <w:rPr>
@@ -7660,7 +8084,7 @@
           <w:sz w:val="21"/>
           <w:szCs w:val="21"/>
         </w:rPr>
-        <w:t xml:space="preserve">=0.517，</w:t>
+        <w:t xml:space="preserve">=0.807）、株高（</w:t>
       </w:r>
       <w:r>
         <w:rPr>
@@ -7671,16 +8095,16 @@
           <w:sz w:val="21"/>
           <w:szCs w:val="21"/>
         </w:rPr>
-        <w:t xml:space="preserve">P</w:t>
-      </w:r>
-      <w:r>
-        <w:rPr>
-          <w:rFonts w:ascii="Times New Roman" w:cs="Times New Roman" w:eastAsia="宋体" w:hAnsi="Times New Roman"/>
-          <w:color w:val="000000"/>
-          <w:sz w:val="21"/>
-          <w:szCs w:val="21"/>
-        </w:rPr>
-        <w:t xml:space="preserve">=0.058），与结实率相关不显著（</w:t>
+        <w:t xml:space="preserve">r</w:t>
+      </w:r>
+      <w:r>
+        <w:rPr>
+          <w:rFonts w:ascii="Times New Roman" w:cs="Times New Roman" w:eastAsia="宋体" w:hAnsi="Times New Roman"/>
+          <w:color w:val="000000"/>
+          <w:sz w:val="21"/>
+          <w:szCs w:val="21"/>
+        </w:rPr>
+        <w:t xml:space="preserve">=0.801）和每穗实粒数（</w:t>
       </w:r>
       <w:r>
         <w:rPr>
@@ -7700,7 +8124,87 @@
           <w:sz w:val="21"/>
           <w:szCs w:val="21"/>
         </w:rPr>
-        <w:t xml:space="preserve">=－0.126）。因此，在本试验条件下，有效穗数和每穗粒数是决定产量的主要因素。</w:t>
+        <w:t xml:space="preserve">=0.748）均呈极显著正相关（</w:t>
+      </w:r>
+      <w:r>
+        <w:rPr>
+          <w:rFonts w:ascii="Times New Roman" w:cs="Times New Roman" w:eastAsia="宋体" w:hAnsi="Times New Roman"/>
+          <w:i/>
+          <w:iCs/>
+          <w:color w:val="000000"/>
+          <w:sz w:val="21"/>
+          <w:szCs w:val="21"/>
+        </w:rPr>
+        <w:t xml:space="preserve">P</w:t>
+      </w:r>
+      <w:r>
+        <w:rPr>
+          <w:rFonts w:ascii="Times New Roman" w:cs="Times New Roman" w:eastAsia="宋体" w:hAnsi="Times New Roman"/>
+          <w:color w:val="000000"/>
+          <w:sz w:val="21"/>
+          <w:szCs w:val="21"/>
+        </w:rPr>
+        <w:t xml:space="preserve">&lt;0.01），与千粒重呈正相关但未达显著水平（</w:t>
+      </w:r>
+      <w:r>
+        <w:rPr>
+          <w:rFonts w:ascii="Times New Roman" w:cs="Times New Roman" w:eastAsia="宋体" w:hAnsi="Times New Roman"/>
+          <w:i/>
+          <w:iCs/>
+          <w:color w:val="000000"/>
+          <w:sz w:val="21"/>
+          <w:szCs w:val="21"/>
+        </w:rPr>
+        <w:t xml:space="preserve">r</w:t>
+      </w:r>
+      <w:r>
+        <w:rPr>
+          <w:rFonts w:ascii="Times New Roman" w:cs="Times New Roman" w:eastAsia="宋体" w:hAnsi="Times New Roman"/>
+          <w:color w:val="000000"/>
+          <w:sz w:val="21"/>
+          <w:szCs w:val="21"/>
+        </w:rPr>
+        <w:t xml:space="preserve">=0.517，</w:t>
+      </w:r>
+      <w:r>
+        <w:rPr>
+          <w:rFonts w:ascii="Times New Roman" w:cs="Times New Roman" w:eastAsia="宋体" w:hAnsi="Times New Roman"/>
+          <w:i/>
+          <w:iCs/>
+          <w:color w:val="000000"/>
+          <w:sz w:val="21"/>
+          <w:szCs w:val="21"/>
+        </w:rPr>
+        <w:t xml:space="preserve">P</w:t>
+      </w:r>
+      <w:r>
+        <w:rPr>
+          <w:rFonts w:ascii="Times New Roman" w:cs="Times New Roman" w:eastAsia="宋体" w:hAnsi="Times New Roman"/>
+          <w:color w:val="000000"/>
+          <w:sz w:val="21"/>
+          <w:szCs w:val="21"/>
+        </w:rPr>
+        <w:t xml:space="preserve">=0.058），与结实率相关不显著（</w:t>
+      </w:r>
+      <w:r>
+        <w:rPr>
+          <w:rFonts w:ascii="Times New Roman" w:cs="Times New Roman" w:eastAsia="宋体" w:hAnsi="Times New Roman"/>
+          <w:i/>
+          <w:iCs/>
+          <w:color w:val="000000"/>
+          <w:sz w:val="21"/>
+          <w:szCs w:val="21"/>
+        </w:rPr>
+        <w:t xml:space="preserve">r</w:t>
+      </w:r>
+      <w:r>
+        <w:rPr>
+          <w:rFonts w:ascii="Times New Roman" w:cs="Times New Roman" w:eastAsia="宋体" w:hAnsi="Times New Roman"/>
+          <w:color w:val="000000"/>
+          <w:sz w:val="21"/>
+          <w:szCs w:val="21"/>
+        </w:rPr>
+        <w:t xml:space="preserve">=−0.126）。上述相关系数系基于处理观测值计算，且各产量构成因素与产量在数量上互为乘积关系，因而只能说明本试验中产量的提高主要伴随有效穗数和每穗总粒数的增加，不能据此判定因果关系或因素主次。</w:t>
       </w:r>
     </w:p>
     <w:p>
@@ -7884,7 +8388,7 @@
                 <w:sz w:val="18"/>
                 <w:szCs w:val="18"/>
               </w:rPr>
-              <w:t xml:space="preserve">有效穗/(万/hm</w:t>
+              <w:t xml:space="preserve">有效穗数/(万穗/hm</w:t>
             </w:r>
             <w:r>
               <w:rPr>
@@ -12070,6 +12574,8 @@
       <w:r>
         <w:rPr>
           <w:rFonts w:ascii="Times New Roman" w:cs="Times New Roman" w:eastAsia="黑体" w:hAnsi="Times New Roman"/>
+          <w:b/>
+          <w:bCs/>
           <w:color w:val="000000"/>
           <w:sz w:val="21"/>
           <w:szCs w:val="21"/>
@@ -12394,7 +12900,26 @@
           <w:sz w:val="21"/>
           <w:szCs w:val="21"/>
         </w:rPr>
-        <w:t xml:space="preserve">，较无肥区仅增产3.5%，远低于缺磷区（处理4，增产19.2%）和缺钾区（处理8，增产32.3%），说明氮素是限制该试验田水稻产量的首要因子，磷次之，钾的限制作用相对较小。</w:t>
+        <w:t xml:space="preserve">，较无肥区仅增产3.5%，远低于缺磷区（处理4，增产19.2%）和缺钾区（处理8，增产32.3%），说明氮素是限制该试验田水稻产量的首要因子，磷次之，钾的限制作用相对较小。需要指出的是，小区实收误差0.1 kg即相当于33.3 kg/hm</w:t>
+      </w:r>
+      <w:r>
+        <w:rPr>
+          <w:rFonts w:ascii="Times New Roman" w:cs="Times New Roman" w:eastAsia="宋体" w:hAnsi="Times New Roman"/>
+          <w:color w:val="000000"/>
+          <w:sz w:val="21"/>
+          <w:szCs w:val="21"/>
+          <w:vertAlign w:val="superscript"/>
+        </w:rPr>
+        <w:t xml:space="preserve">2</w:t>
+      </w:r>
+      <w:r>
+        <w:rPr>
+          <w:rFonts w:ascii="Times New Roman" w:cs="Times New Roman" w:eastAsia="宋体" w:hAnsi="Times New Roman"/>
+          <w:color w:val="000000"/>
+          <w:sz w:val="21"/>
+          <w:szCs w:val="21"/>
+        </w:rPr>
+        <w:t xml:space="preserve">，在不设重复的条件下，处理间产量差异较小时不宜据以判定优劣。</w:t>
       </w:r>
     </w:p>
     <w:p>
@@ -12486,7 +13011,7 @@
           <w:sz w:val="21"/>
           <w:szCs w:val="21"/>
         </w:rPr>
-        <w:t xml:space="preserve">，总体呈上升趋势，K3较K2增产10.9%，但K1与K2产量接近，可能与试验未设重复、存在田间误差有关。</w:t>
+        <w:t xml:space="preserve">，总体呈上升趋势，K3较K2增产10.9%，但K1与K2产量接近且序列内部非单调，可能与试验未设重复、存在田间误差有关。</w:t>
       </w:r>
     </w:p>
     <w:p>
@@ -17017,7 +17542,26 @@
           <w:sz w:val="18"/>
           <w:szCs w:val="18"/>
         </w:rPr>
-        <w:t xml:space="preserve">注：CK为处理1（无肥区）。</w:t>
+        <w:t xml:space="preserve">注：小区面积30 m</w:t>
+      </w:r>
+      <w:r>
+        <w:rPr>
+          <w:rFonts w:ascii="Times New Roman" w:cs="Times New Roman" w:eastAsia="宋体" w:hAnsi="Times New Roman"/>
+          <w:color w:val="000000"/>
+          <w:sz w:val="18"/>
+          <w:szCs w:val="18"/>
+          <w:vertAlign w:val="superscript"/>
+        </w:rPr>
+        <w:t xml:space="preserve">2</w:t>
+      </w:r>
+      <w:r>
+        <w:rPr>
+          <w:rFonts w:ascii="Times New Roman" w:cs="Times New Roman" w:eastAsia="宋体" w:hAnsi="Times New Roman"/>
+          <w:color w:val="000000"/>
+          <w:sz w:val="18"/>
+          <w:szCs w:val="18"/>
+        </w:rPr>
+        <w:t xml:space="preserve">，折合产量=小区产量×10000/30；CK为处理1（无肥区）。</w:t>
       </w:r>
     </w:p>
     <w:p>
@@ -17030,11 +17574,13 @@
       <w:r>
         <w:rPr>
           <w:rFonts w:ascii="Times New Roman" w:cs="Times New Roman" w:eastAsia="黑体" w:hAnsi="Times New Roman"/>
-          <w:color w:val="000000"/>
-          <w:sz w:val="21"/>
-          <w:szCs w:val="21"/>
-        </w:rPr>
-        <w:t xml:space="preserve">2.3　土壤养分丰缺状况与肥料贡献率</w:t>
+          <w:b/>
+          <w:bCs/>
+          <w:color w:val="000000"/>
+          <w:sz w:val="21"/>
+          <w:szCs w:val="21"/>
+        </w:rPr>
+        <w:t xml:space="preserve">2.3　土壤供肥能力与肥料贡献率</w:t>
       </w:r>
     </w:p>
     <w:p>
@@ -17050,7 +17596,42 @@
           <w:sz w:val="21"/>
           <w:szCs w:val="21"/>
         </w:rPr>
-        <w:t xml:space="preserve">由表4可知，无肥区相对产量为71.7%，即土壤基础地力对产量的贡献率为71.7%，全肥区较无肥区增产39.4%。缺氮区、缺磷区和缺钾区的相对产量分别为74.3%、85.5%和94.9%，按照相对产量划分标准，试验田土壤供氮能力属“低”水平，供磷、供钾能力属“中”水平，其中供钾能力已接近“高”水平。氮、磷、钾肥的贡献率分别为25.7%、14.5%和5.1%，农学效率分别为8.77、7.41和2.07 kg/kg，肥料增产效应表现为N&gt;P&gt;K，与缺素区产量分析的结果一致。</w:t>
+        <w:t xml:space="preserve">由表4可知，无肥区相对产量为71.7%，即土壤基础地力对产量的贡献率为71.7%，全肥区较无肥区增产39.4%。缺氮区、缺磷区和缺钾区的相对产量分别为74.3%、85.5%和94.9%，按照相对产量划分标准，试验田土壤供氮能力属“低”水平，供磷、供钾能力属“中”水平，其中供钾能力已接近“高”水平。氮、磷、钾肥的贡献率分别为25.7%、14.5%和5.1%，农学效率分别为8.77、7.41和2.07 kg/kg，肥料增产效应表现为N&gt;P&gt;K，与缺素区产量分析的结果一致</w:t>
+      </w:r>
+      <w:r>
+        <w:rPr>
+          <w:rFonts w:ascii="Times New Roman" w:cs="Times New Roman" w:eastAsia="宋体" w:hAnsi="Times New Roman"/>
+          <w:color w:val="000000"/>
+          <w:sz w:val="21"/>
+          <w:szCs w:val="21"/>
+          <w:vertAlign w:val="superscript"/>
+        </w:rPr>
+        <w:t xml:space="preserve">[21]</w:t>
+      </w:r>
+      <w:r>
+        <w:rPr>
+          <w:rFonts w:ascii="Times New Roman" w:cs="Times New Roman" w:eastAsia="宋体" w:hAnsi="Times New Roman"/>
+          <w:color w:val="000000"/>
+          <w:sz w:val="21"/>
+          <w:szCs w:val="21"/>
+        </w:rPr>
+        <w:t xml:space="preserve">。</w:t>
+      </w:r>
+    </w:p>
+    <w:p>
+      <w:pPr>
+        <w:spacing w:after="0" w:before="0" w:line="360" w:lineRule="auto"/>
+        <w:ind w:firstLine="420"/>
+        <w:jc w:val="both"/>
+      </w:pPr>
+      <w:r>
+        <w:rPr>
+          <w:rFonts w:ascii="Times New Roman" w:cs="Times New Roman" w:eastAsia="宋体" w:hAnsi="Times New Roman"/>
+          <w:color w:val="000000"/>
+          <w:sz w:val="21"/>
+          <w:szCs w:val="21"/>
+        </w:rPr>
+        <w:t xml:space="preserve">需要说明的是，缺氮区相对产量（74.3%）紧邻“低”与“中”的分级临界值（75%），相当于小区实收相差0.2 kg即可改变等级判定；相对产量还对全肥区基数的选择较敏感（若以本试验产量最高的处理10为基数，三者分别为67.0%、77.1%和85.6%）。故上述丰缺等级为初步判定，尚需结合土壤测试值和多点试验加以验证。</w:t>
       </w:r>
     </w:p>
     <w:p>
@@ -17067,7 +17648,7 @@
           <w:sz w:val="18"/>
           <w:szCs w:val="18"/>
         </w:rPr>
-        <w:t xml:space="preserve">表4　缺素区相对产量、土壤养分丰缺等级与肥料贡献率</w:t>
+        <w:t xml:space="preserve">表4　缺素区相对产量、土壤供肥能力与肥料贡献率</w:t>
       </w:r>
     </w:p>
     <w:tbl>
@@ -17630,17 +18211,7 @@
                 <w:sz w:val="18"/>
                 <w:szCs w:val="18"/>
               </w:rPr>
-              <w:t xml:space="preserve">28.3</w:t>
-            </w:r>
-            <w:r>
-              <w:rPr>
-                <w:rFonts w:ascii="Times New Roman" w:cs="Times New Roman" w:eastAsia="宋体" w:hAnsi="Times New Roman"/>
-                <w:color w:val="000000"/>
-                <w:sz w:val="18"/>
-                <w:szCs w:val="18"/>
-                <w:vertAlign w:val="superscript"/>
-              </w:rPr>
-              <w:t xml:space="preserve">a</w:t>
+              <w:t xml:space="preserve">—</w:t>
             </w:r>
           </w:p>
         </w:tc>
@@ -18926,26 +19497,7 @@
           <w:sz w:val="18"/>
           <w:szCs w:val="18"/>
         </w:rPr>
-        <w:t xml:space="preserve">注：相对产量以全肥区（处理6）产量为100%；农学效率=（全肥区产量－缺素区产量）/该养分施用量。　</w:t>
-      </w:r>
-      <w:r>
-        <w:rPr>
-          <w:rFonts w:ascii="Times New Roman" w:cs="Times New Roman" w:eastAsia="宋体" w:hAnsi="Times New Roman"/>
-          <w:color w:val="000000"/>
-          <w:sz w:val="18"/>
-          <w:szCs w:val="18"/>
-          <w:vertAlign w:val="superscript"/>
-        </w:rPr>
-        <w:t xml:space="preserve">a</w:t>
-      </w:r>
-      <w:r>
-        <w:rPr>
-          <w:rFonts w:ascii="Times New Roman" w:cs="Times New Roman" w:eastAsia="宋体" w:hAnsi="Times New Roman"/>
-          <w:color w:val="000000"/>
-          <w:sz w:val="18"/>
-          <w:szCs w:val="18"/>
-        </w:rPr>
-        <w:t xml:space="preserve">为全肥区较无肥区的增产幅度占全肥区产量的比例，即氮磷钾肥总贡献率。</w:t>
+        <w:t xml:space="preserve">注：相对产量以全肥区（处理6）产量为100%；农学效率=（全肥区产量−缺素区产量）/该养分施用量。　氮磷钾肥综合贡献率为28.3%［=（全肥区产量−无肥区产量）/全肥区产量×100］。因各单养分贡献率系分别以相应缺素区计算，养分间存在交互作用，三者之和（45.3%）与综合贡献率含义不同，不可相加比较。</w:t>
       </w:r>
     </w:p>
     <w:p>
@@ -18958,6 +19510,8 @@
       <w:r>
         <w:rPr>
           <w:rFonts w:ascii="Times New Roman" w:cs="Times New Roman" w:eastAsia="黑体" w:hAnsi="Times New Roman"/>
+          <w:b/>
+          <w:bCs/>
           <w:color w:val="000000"/>
           <w:sz w:val="21"/>
           <w:szCs w:val="21"/>
@@ -18974,9 +19528,7 @@
       </w:pPr>
       <w:r>
         <w:rPr>
-          <w:rFonts w:ascii="Times New Roman" w:cs="Times New Roman" w:eastAsia="楷体" w:hAnsi="Times New Roman"/>
-          <w:b/>
-          <w:bCs/>
+          <w:rFonts w:ascii="Times New Roman" w:cs="Times New Roman" w:eastAsia="黑体" w:hAnsi="Times New Roman"/>
           <w:color w:val="000000"/>
           <w:sz w:val="21"/>
           <w:szCs w:val="21"/>
@@ -19159,7 +19711,7 @@
           <w:sz w:val="21"/>
           <w:szCs w:val="21"/>
         </w:rPr>
-        <w:t xml:space="preserve">－6.3947</w:t>
+        <w:t xml:space="preserve">−6.3947</w:t>
       </w:r>
       <w:r>
         <w:rPr>
@@ -19179,7 +19731,7 @@
           <w:sz w:val="21"/>
           <w:szCs w:val="21"/>
         </w:rPr>
-        <w:t xml:space="preserve">－0.0198</w:t>
+        <w:t xml:space="preserve">−0.0198</w:t>
       </w:r>
       <w:r>
         <w:rPr>
@@ -19209,7 +19761,7 @@
           <w:sz w:val="21"/>
           <w:szCs w:val="21"/>
         </w:rPr>
-        <w:t xml:space="preserve">－0.0073</w:t>
+        <w:t xml:space="preserve">−0.0073</w:t>
       </w:r>
       <w:r>
         <w:rPr>
@@ -19316,7 +19868,7 @@
           <w:sz w:val="21"/>
           <w:szCs w:val="21"/>
         </w:rPr>
-        <w:t xml:space="preserve">－0.0041</w:t>
+        <w:t xml:space="preserve">−0.0041</w:t>
       </w:r>
       <w:r>
         <w:rPr>
@@ -19343,7 +19895,7 @@
           <w:sz w:val="21"/>
           <w:szCs w:val="21"/>
         </w:rPr>
-        <w:t xml:space="preserve">该方程决定系数较高（</w:t>
+        <w:t xml:space="preserve">该方程</w:t>
       </w:r>
       <w:r>
         <w:rPr>
@@ -19373,7 +19925,7 @@
           <w:sz w:val="21"/>
           <w:szCs w:val="21"/>
         </w:rPr>
-        <w:t xml:space="preserve">=0.9366），回归关系达显著水平（</w:t>
+        <w:t xml:space="preserve">=0.9366、</w:t>
       </w:r>
       <w:r>
         <w:rPr>
@@ -19393,7 +19945,7 @@
           <w:sz w:val="21"/>
           <w:szCs w:val="21"/>
         </w:rPr>
-        <w:t xml:space="preserve">=6.56，</w:t>
+        <w:t xml:space="preserve">=6.56（</w:t>
       </w:r>
       <w:r>
         <w:rPr>
@@ -19413,7 +19965,18 @@
           <w:sz w:val="21"/>
           <w:szCs w:val="21"/>
         </w:rPr>
-        <w:t xml:space="preserve">=0.043），但K的一次项系数为负、二次项系数为正，不符合肥料效应报酬递减规律；方程的驻点（N 671.4 kg/hm</w:t>
+        <w:t xml:space="preserve">=0.043），但14个观测值需拟合10个参数，残差自由度仅为4，校正</w:t>
+      </w:r>
+      <w:r>
+        <w:rPr>
+          <w:rFonts w:ascii="Times New Roman" w:cs="Times New Roman" w:eastAsia="宋体" w:hAnsi="Times New Roman"/>
+          <w:i/>
+          <w:iCs/>
+          <w:color w:val="000000"/>
+          <w:sz w:val="21"/>
+          <w:szCs w:val="21"/>
+        </w:rPr>
+        <w:t xml:space="preserve">R</w:t>
       </w:r>
       <w:r>
         <w:rPr>
@@ -19432,6 +19995,25 @@
           <w:sz w:val="21"/>
           <w:szCs w:val="21"/>
         </w:rPr>
+        <w:t xml:space="preserve">降至0.7939，拟合优度的表观偏高主要源于自由度不足。方程中K的一次项系数为负、二次项系数为正，不符合肥料效应报酬递减规律；方程的驻点为N 671.4 kg/hm</w:t>
+      </w:r>
+      <w:r>
+        <w:rPr>
+          <w:rFonts w:ascii="Times New Roman" w:cs="Times New Roman" w:eastAsia="宋体" w:hAnsi="Times New Roman"/>
+          <w:color w:val="000000"/>
+          <w:sz w:val="21"/>
+          <w:szCs w:val="21"/>
+          <w:vertAlign w:val="superscript"/>
+        </w:rPr>
+        <w:t xml:space="preserve">2</w:t>
+      </w:r>
+      <w:r>
+        <w:rPr>
+          <w:rFonts w:ascii="Times New Roman" w:cs="Times New Roman" w:eastAsia="宋体" w:hAnsi="Times New Roman"/>
+          <w:color w:val="000000"/>
+          <w:sz w:val="21"/>
+          <w:szCs w:val="21"/>
+        </w:rPr>
         <w:t xml:space="preserve">、P</w:t>
       </w:r>
       <w:r>
@@ -19527,7 +20109,64 @@
           <w:sz w:val="21"/>
           <w:szCs w:val="21"/>
         </w:rPr>
-        <w:t xml:space="preserve">）远超试验设计范围，且二阶偏导数矩阵的特征值有正有负，驻点为鞍点而非极大值点，故该方程未通过典型性检验，不能直接用于推荐施肥量的计算</w:t>
+        <w:t xml:space="preserve">，其中N、P</w:t>
+      </w:r>
+      <w:r>
+        <w:rPr>
+          <w:rFonts w:ascii="Times New Roman" w:cs="Times New Roman" w:eastAsia="宋体" w:hAnsi="Times New Roman"/>
+          <w:color w:val="000000"/>
+          <w:sz w:val="21"/>
+          <w:szCs w:val="21"/>
+          <w:vertAlign w:val="subscript"/>
+        </w:rPr>
+        <w:t xml:space="preserve">2</w:t>
+      </w:r>
+      <w:r>
+        <w:rPr>
+          <w:rFonts w:ascii="Times New Roman" w:cs="Times New Roman" w:eastAsia="宋体" w:hAnsi="Times New Roman"/>
+          <w:color w:val="000000"/>
+          <w:sz w:val="21"/>
+          <w:szCs w:val="21"/>
+        </w:rPr>
+        <w:t xml:space="preserve">O</w:t>
+      </w:r>
+      <w:r>
+        <w:rPr>
+          <w:rFonts w:ascii="Times New Roman" w:cs="Times New Roman" w:eastAsia="宋体" w:hAnsi="Times New Roman"/>
+          <w:color w:val="000000"/>
+          <w:sz w:val="21"/>
+          <w:szCs w:val="21"/>
+          <w:vertAlign w:val="subscript"/>
+        </w:rPr>
+        <w:t xml:space="preserve">5</w:t>
+      </w:r>
+      <w:r>
+        <w:rPr>
+          <w:rFonts w:ascii="Times New Roman" w:cs="Times New Roman" w:eastAsia="宋体" w:hAnsi="Times New Roman"/>
+          <w:color w:val="000000"/>
+          <w:sz w:val="21"/>
+          <w:szCs w:val="21"/>
+        </w:rPr>
+        <w:t xml:space="preserve">分别为试验最高用量的1.7倍和4.0倍，远超试验设计范围，K</w:t>
+      </w:r>
+      <w:r>
+        <w:rPr>
+          <w:rFonts w:ascii="Times New Roman" w:cs="Times New Roman" w:eastAsia="宋体" w:hAnsi="Times New Roman"/>
+          <w:color w:val="000000"/>
+          <w:sz w:val="21"/>
+          <w:szCs w:val="21"/>
+          <w:vertAlign w:val="subscript"/>
+        </w:rPr>
+        <w:t xml:space="preserve">2</w:t>
+      </w:r>
+      <w:r>
+        <w:rPr>
+          <w:rFonts w:ascii="Times New Roman" w:cs="Times New Roman" w:eastAsia="宋体" w:hAnsi="Times New Roman"/>
+          <w:color w:val="000000"/>
+          <w:sz w:val="21"/>
+          <w:szCs w:val="21"/>
+        </w:rPr>
+        <w:t xml:space="preserve">O则远低于2水平用量，均无农艺学意义；且二阶偏导数矩阵的特征值一正二负（0.0402、−0.0067、−0.0502），驻点为鞍点而非极大值点。故该方程未通过典型性检验，不能直接用于推荐施肥量的计算</w:t>
       </w:r>
       <w:r>
         <w:rPr>
@@ -19537,16 +20176,35 @@
           <w:szCs w:val="21"/>
           <w:vertAlign w:val="superscript"/>
         </w:rPr>
-        <w:t xml:space="preserve">[7,21]</w:t>
-      </w:r>
-      <w:r>
-        <w:rPr>
-          <w:rFonts w:ascii="Times New Roman" w:cs="Times New Roman" w:eastAsia="宋体" w:hAnsi="Times New Roman"/>
-          <w:color w:val="000000"/>
-          <w:sz w:val="21"/>
-          <w:szCs w:val="21"/>
-        </w:rPr>
-        <w:t xml:space="preserve">。这与本试验磷、钾肥效应在试验范围内未出现拐点以及试验未设重复有关。</w:t>
+        <w:t xml:space="preserve">[7,19]</w:t>
+      </w:r>
+      <w:r>
+        <w:rPr>
+          <w:rFonts w:ascii="Times New Roman" w:cs="Times New Roman" w:eastAsia="宋体" w:hAnsi="Times New Roman"/>
+          <w:color w:val="000000"/>
+          <w:sz w:val="21"/>
+          <w:szCs w:val="21"/>
+        </w:rPr>
+        <w:t xml:space="preserve">。在磷、钾肥效应出现拐点的试验中，三元二次方程可获得较好的拟合并据以推荐施肥</w:t>
+      </w:r>
+      <w:r>
+        <w:rPr>
+          <w:rFonts w:ascii="Times New Roman" w:cs="Times New Roman" w:eastAsia="宋体" w:hAnsi="Times New Roman"/>
+          <w:color w:val="000000"/>
+          <w:sz w:val="21"/>
+          <w:szCs w:val="21"/>
+          <w:vertAlign w:val="superscript"/>
+        </w:rPr>
+        <w:t xml:space="preserve">[22]</w:t>
+      </w:r>
+      <w:r>
+        <w:rPr>
+          <w:rFonts w:ascii="Times New Roman" w:cs="Times New Roman" w:eastAsia="宋体" w:hAnsi="Times New Roman"/>
+          <w:color w:val="000000"/>
+          <w:sz w:val="21"/>
+          <w:szCs w:val="21"/>
+        </w:rPr>
+        <w:t xml:space="preserve">，本试验未能如此。方程未通过典型性检验，可能与磷、钾肥效应在试验设计范围内尚未出现拐点、以及试验未设重复、试验误差无法估计有关。</w:t>
       </w:r>
     </w:p>
     <w:p>
@@ -19558,9 +20216,7 @@
       </w:pPr>
       <w:r>
         <w:rPr>
-          <w:rFonts w:ascii="Times New Roman" w:cs="Times New Roman" w:eastAsia="楷体" w:hAnsi="Times New Roman"/>
-          <w:b/>
-          <w:bCs/>
+          <w:rFonts w:ascii="Times New Roman" w:cs="Times New Roman" w:eastAsia="黑体" w:hAnsi="Times New Roman"/>
           <w:color w:val="000000"/>
           <w:sz w:val="21"/>
           <w:szCs w:val="21"/>
@@ -19581,7 +20237,64 @@
           <w:sz w:val="21"/>
           <w:szCs w:val="21"/>
         </w:rPr>
-        <w:t xml:space="preserve">分别拟合氮、磷、钾的一元二次效应方程（表5、图1）。氮肥效应方程</w:t>
+        <w:t xml:space="preserve">分别拟合氮、磷、钾的一元二次效应方程（表5、图1）。因每个因素仅设4个施肥水平、拟合3个参数后残差自由度仅为1，各单因素回归方程均未达显著水平（N、P</w:t>
+      </w:r>
+      <w:r>
+        <w:rPr>
+          <w:rFonts w:ascii="Times New Roman" w:cs="Times New Roman" w:eastAsia="宋体" w:hAnsi="Times New Roman"/>
+          <w:color w:val="000000"/>
+          <w:sz w:val="21"/>
+          <w:szCs w:val="21"/>
+          <w:vertAlign w:val="subscript"/>
+        </w:rPr>
+        <w:t xml:space="preserve">2</w:t>
+      </w:r>
+      <w:r>
+        <w:rPr>
+          <w:rFonts w:ascii="Times New Roman" w:cs="Times New Roman" w:eastAsia="宋体" w:hAnsi="Times New Roman"/>
+          <w:color w:val="000000"/>
+          <w:sz w:val="21"/>
+          <w:szCs w:val="21"/>
+        </w:rPr>
+        <w:t xml:space="preserve">O</w:t>
+      </w:r>
+      <w:r>
+        <w:rPr>
+          <w:rFonts w:ascii="Times New Roman" w:cs="Times New Roman" w:eastAsia="宋体" w:hAnsi="Times New Roman"/>
+          <w:color w:val="000000"/>
+          <w:sz w:val="21"/>
+          <w:szCs w:val="21"/>
+          <w:vertAlign w:val="subscript"/>
+        </w:rPr>
+        <w:t xml:space="preserve">5</w:t>
+      </w:r>
+      <w:r>
+        <w:rPr>
+          <w:rFonts w:ascii="Times New Roman" w:cs="Times New Roman" w:eastAsia="宋体" w:hAnsi="Times New Roman"/>
+          <w:color w:val="000000"/>
+          <w:sz w:val="21"/>
+          <w:szCs w:val="21"/>
+        </w:rPr>
+        <w:t xml:space="preserve">、K</w:t>
+      </w:r>
+      <w:r>
+        <w:rPr>
+          <w:rFonts w:ascii="Times New Roman" w:cs="Times New Roman" w:eastAsia="宋体" w:hAnsi="Times New Roman"/>
+          <w:color w:val="000000"/>
+          <w:sz w:val="21"/>
+          <w:szCs w:val="21"/>
+          <w:vertAlign w:val="subscript"/>
+        </w:rPr>
+        <w:t xml:space="preserve">2</w:t>
+      </w:r>
+      <w:r>
+        <w:rPr>
+          <w:rFonts w:ascii="Times New Roman" w:cs="Times New Roman" w:eastAsia="宋体" w:hAnsi="Times New Roman"/>
+          <w:color w:val="000000"/>
+          <w:sz w:val="21"/>
+          <w:szCs w:val="21"/>
+        </w:rPr>
+        <w:t xml:space="preserve">O的</w:t>
       </w:r>
       <w:r>
         <w:rPr>
@@ -19592,16 +20305,32 @@
           <w:sz w:val="21"/>
           <w:szCs w:val="21"/>
         </w:rPr>
-        <w:t xml:space="preserve">y</w:t>
-      </w:r>
-      <w:r>
-        <w:rPr>
-          <w:rFonts w:ascii="Times New Roman" w:cs="Times New Roman" w:eastAsia="宋体" w:hAnsi="Times New Roman"/>
-          <w:color w:val="000000"/>
-          <w:sz w:val="21"/>
-          <w:szCs w:val="21"/>
-        </w:rPr>
-        <w:t xml:space="preserve">=6710.00+10.8148</w:t>
+        <w:t xml:space="preserve">P</w:t>
+      </w:r>
+      <w:r>
+        <w:rPr>
+          <w:rFonts w:ascii="Times New Roman" w:cs="Times New Roman" w:eastAsia="宋体" w:hAnsi="Times New Roman"/>
+          <w:color w:val="000000"/>
+          <w:sz w:val="21"/>
+          <w:szCs w:val="21"/>
+        </w:rPr>
+        <w:t xml:space="preserve">值分别为0.270、0.119和0.350），故效应方程只作趋势描述、不作统计推断。</w:t>
+      </w:r>
+    </w:p>
+    <w:p>
+      <w:pPr>
+        <w:spacing w:after="0" w:before="0" w:line="360" w:lineRule="auto"/>
+        <w:ind w:firstLine="420"/>
+        <w:jc w:val="both"/>
+      </w:pPr>
+      <w:r>
+        <w:rPr>
+          <w:rFonts w:ascii="Times New Roman" w:cs="Times New Roman" w:eastAsia="宋体" w:hAnsi="Times New Roman"/>
+          <w:color w:val="000000"/>
+          <w:sz w:val="21"/>
+          <w:szCs w:val="21"/>
+        </w:rPr>
+        <w:t xml:space="preserve">氮肥效应方程为</w:t>
       </w:r>
       <w:r>
         <w:rPr>
@@ -19612,16 +20341,16 @@
           <w:sz w:val="21"/>
           <w:szCs w:val="21"/>
         </w:rPr>
-        <w:t xml:space="preserve">x</w:t>
-      </w:r>
-      <w:r>
-        <w:rPr>
-          <w:rFonts w:ascii="Times New Roman" w:cs="Times New Roman" w:eastAsia="宋体" w:hAnsi="Times New Roman"/>
-          <w:color w:val="000000"/>
-          <w:sz w:val="21"/>
-          <w:szCs w:val="21"/>
-        </w:rPr>
-        <w:t xml:space="preserve">－0.01097</w:t>
+        <w:t xml:space="preserve">y</w:t>
+      </w:r>
+      <w:r>
+        <w:rPr>
+          <w:rFonts w:ascii="Times New Roman" w:cs="Times New Roman" w:eastAsia="宋体" w:hAnsi="Times New Roman"/>
+          <w:color w:val="000000"/>
+          <w:sz w:val="21"/>
+          <w:szCs w:val="21"/>
+        </w:rPr>
+        <w:t xml:space="preserve">=6710.00+10.8148</w:t>
       </w:r>
       <w:r>
         <w:rPr>
@@ -19640,18 +20369,8 @@
           <w:color w:val="000000"/>
           <w:sz w:val="21"/>
           <w:szCs w:val="21"/>
-          <w:vertAlign w:val="superscript"/>
-        </w:rPr>
-        <w:t xml:space="preserve">2</w:t>
-      </w:r>
-      <w:r>
-        <w:rPr>
-          <w:rFonts w:ascii="Times New Roman" w:cs="Times New Roman" w:eastAsia="宋体" w:hAnsi="Times New Roman"/>
-          <w:color w:val="000000"/>
-          <w:sz w:val="21"/>
-          <w:szCs w:val="21"/>
-        </w:rPr>
-        <w:t xml:space="preserve">（</w:t>
+        </w:rPr>
+        <w:t xml:space="preserve">−0.01097</w:t>
       </w:r>
       <w:r>
         <w:rPr>
@@ -19662,7 +20381,7 @@
           <w:sz w:val="21"/>
           <w:szCs w:val="21"/>
         </w:rPr>
-        <w:t xml:space="preserve">R</w:t>
+        <w:t xml:space="preserve">x</w:t>
       </w:r>
       <w:r>
         <w:rPr>
@@ -19681,26 +20400,7 @@
           <w:sz w:val="21"/>
           <w:szCs w:val="21"/>
         </w:rPr>
-        <w:t xml:space="preserve">=0.9269）符合报酬递减规律，属典型方程，但由其计算的最高产量施氮量为492.7 kg/hm</w:t>
-      </w:r>
-      <w:r>
-        <w:rPr>
-          <w:rFonts w:ascii="Times New Roman" w:cs="Times New Roman" w:eastAsia="宋体" w:hAnsi="Times New Roman"/>
-          <w:color w:val="000000"/>
-          <w:sz w:val="21"/>
-          <w:szCs w:val="21"/>
-          <w:vertAlign w:val="superscript"/>
-        </w:rPr>
-        <w:t xml:space="preserve">2</w:t>
-      </w:r>
-      <w:r>
-        <w:rPr>
-          <w:rFonts w:ascii="Times New Roman" w:cs="Times New Roman" w:eastAsia="宋体" w:hAnsi="Times New Roman"/>
-          <w:color w:val="000000"/>
-          <w:sz w:val="21"/>
-          <w:szCs w:val="21"/>
-        </w:rPr>
-        <w:t xml:space="preserve">，超出了试验设计范围，这是由于产量在N2与N3水平之间已趋于平台，而一元二次方程的曲率较小所致；采用线性加平台模型拟合得</w:t>
+        <w:t xml:space="preserve">（</w:t>
       </w:r>
       <w:r>
         <w:rPr>
@@ -19711,16 +20411,45 @@
           <w:sz w:val="21"/>
           <w:szCs w:val="21"/>
         </w:rPr>
-        <w:t xml:space="preserve">y</w:t>
-      </w:r>
-      <w:r>
-        <w:rPr>
-          <w:rFonts w:ascii="Times New Roman" w:cs="Times New Roman" w:eastAsia="宋体" w:hAnsi="Times New Roman"/>
-          <w:color w:val="000000"/>
-          <w:sz w:val="21"/>
-          <w:szCs w:val="21"/>
-        </w:rPr>
-        <w:t xml:space="preserve">=6694.4+8.766</w:t>
+        <w:t xml:space="preserve">R</w:t>
+      </w:r>
+      <w:r>
+        <w:rPr>
+          <w:rFonts w:ascii="Times New Roman" w:cs="Times New Roman" w:eastAsia="宋体" w:hAnsi="Times New Roman"/>
+          <w:color w:val="000000"/>
+          <w:sz w:val="21"/>
+          <w:szCs w:val="21"/>
+          <w:vertAlign w:val="superscript"/>
+        </w:rPr>
+        <w:t xml:space="preserve">2</w:t>
+      </w:r>
+      <w:r>
+        <w:rPr>
+          <w:rFonts w:ascii="Times New Roman" w:cs="Times New Roman" w:eastAsia="宋体" w:hAnsi="Times New Roman"/>
+          <w:color w:val="000000"/>
+          <w:sz w:val="21"/>
+          <w:szCs w:val="21"/>
+        </w:rPr>
+        <w:t xml:space="preserve">=0.9269），符合报酬递减规律，属典型方程。但由其计算的最高产量施氮量为492.7 kg/hm</w:t>
+      </w:r>
+      <w:r>
+        <w:rPr>
+          <w:rFonts w:ascii="Times New Roman" w:cs="Times New Roman" w:eastAsia="宋体" w:hAnsi="Times New Roman"/>
+          <w:color w:val="000000"/>
+          <w:sz w:val="21"/>
+          <w:szCs w:val="21"/>
+          <w:vertAlign w:val="superscript"/>
+        </w:rPr>
+        <w:t xml:space="preserve">2</w:t>
+      </w:r>
+      <w:r>
+        <w:rPr>
+          <w:rFonts w:ascii="Times New Roman" w:cs="Times New Roman" w:eastAsia="宋体" w:hAnsi="Times New Roman"/>
+          <w:color w:val="000000"/>
+          <w:sz w:val="21"/>
+          <w:szCs w:val="21"/>
+        </w:rPr>
+        <w:t xml:space="preserve">，超出了试验设计范围，这是由于产量在N2与N3水平之间已趋于平台、而一元二次方程的曲率较小所致。改用线性加平台模型拟合，得</w:t>
       </w:r>
       <w:r>
         <w:rPr>
@@ -19731,16 +20460,16 @@
           <w:sz w:val="21"/>
           <w:szCs w:val="21"/>
         </w:rPr>
-        <w:t xml:space="preserve">x</w:t>
-      </w:r>
-      <w:r>
-        <w:rPr>
-          <w:rFonts w:ascii="Times New Roman" w:cs="Times New Roman" w:eastAsia="宋体" w:hAnsi="Times New Roman"/>
-          <w:color w:val="000000"/>
-          <w:sz w:val="21"/>
-          <w:szCs w:val="21"/>
-        </w:rPr>
-        <w:t xml:space="preserve">（</w:t>
+        <w:t xml:space="preserve">y</w:t>
+      </w:r>
+      <w:r>
+        <w:rPr>
+          <w:rFonts w:ascii="Times New Roman" w:cs="Times New Roman" w:eastAsia="宋体" w:hAnsi="Times New Roman"/>
+          <w:color w:val="000000"/>
+          <w:sz w:val="21"/>
+          <w:szCs w:val="21"/>
+        </w:rPr>
+        <w:t xml:space="preserve">=6694.4+8.766</w:t>
       </w:r>
       <w:r>
         <w:rPr>
@@ -19760,45 +20489,7 @@
           <w:sz w:val="21"/>
           <w:szCs w:val="21"/>
         </w:rPr>
-        <w:t xml:space="preserve">&lt;282.0），平台产量9166.5 kg/hm</w:t>
-      </w:r>
-      <w:r>
-        <w:rPr>
-          <w:rFonts w:ascii="Times New Roman" w:cs="Times New Roman" w:eastAsia="宋体" w:hAnsi="Times New Roman"/>
-          <w:color w:val="000000"/>
-          <w:sz w:val="21"/>
-          <w:szCs w:val="21"/>
-          <w:vertAlign w:val="superscript"/>
-        </w:rPr>
-        <w:t xml:space="preserve">2</w:t>
-      </w:r>
-      <w:r>
-        <w:rPr>
-          <w:rFonts w:ascii="Times New Roman" w:cs="Times New Roman" w:eastAsia="宋体" w:hAnsi="Times New Roman"/>
-          <w:color w:val="000000"/>
-          <w:sz w:val="21"/>
-          <w:szCs w:val="21"/>
-        </w:rPr>
-        <w:t xml:space="preserve">，拐点施氮量282.0 kg/hm</w:t>
-      </w:r>
-      <w:r>
-        <w:rPr>
-          <w:rFonts w:ascii="Times New Roman" w:cs="Times New Roman" w:eastAsia="宋体" w:hAnsi="Times New Roman"/>
-          <w:color w:val="000000"/>
-          <w:sz w:val="21"/>
-          <w:szCs w:val="21"/>
-          <w:vertAlign w:val="superscript"/>
-        </w:rPr>
-        <w:t xml:space="preserve">2</w:t>
-      </w:r>
-      <w:r>
-        <w:rPr>
-          <w:rFonts w:ascii="Times New Roman" w:cs="Times New Roman" w:eastAsia="宋体" w:hAnsi="Times New Roman"/>
-          <w:color w:val="000000"/>
-          <w:sz w:val="21"/>
-          <w:szCs w:val="21"/>
-        </w:rPr>
-        <w:t xml:space="preserve">，拟合度更高（</w:t>
+        <w:t xml:space="preserve">（</w:t>
       </w:r>
       <w:r>
         <w:rPr>
@@ -19809,45 +20500,16 @@
           <w:sz w:val="21"/>
           <w:szCs w:val="21"/>
         </w:rPr>
-        <w:t xml:space="preserve">R</w:t>
-      </w:r>
-      <w:r>
-        <w:rPr>
-          <w:rFonts w:ascii="Times New Roman" w:cs="Times New Roman" w:eastAsia="宋体" w:hAnsi="Times New Roman"/>
-          <w:color w:val="000000"/>
-          <w:sz w:val="21"/>
-          <w:szCs w:val="21"/>
-          <w:vertAlign w:val="superscript"/>
-        </w:rPr>
-        <w:t xml:space="preserve">2</w:t>
-      </w:r>
-      <w:r>
-        <w:rPr>
-          <w:rFonts w:ascii="Times New Roman" w:cs="Times New Roman" w:eastAsia="宋体" w:hAnsi="Times New Roman"/>
-          <w:color w:val="000000"/>
-          <w:sz w:val="21"/>
-          <w:szCs w:val="21"/>
-        </w:rPr>
-        <w:t xml:space="preserve">=0.9722），表明该试验条件下水稻的适宜施氮量为270～282 kg/hm</w:t>
-      </w:r>
-      <w:r>
-        <w:rPr>
-          <w:rFonts w:ascii="Times New Roman" w:cs="Times New Roman" w:eastAsia="宋体" w:hAnsi="Times New Roman"/>
-          <w:color w:val="000000"/>
-          <w:sz w:val="21"/>
-          <w:szCs w:val="21"/>
-          <w:vertAlign w:val="superscript"/>
-        </w:rPr>
-        <w:t xml:space="preserve">2</w:t>
-      </w:r>
-      <w:r>
-        <w:rPr>
-          <w:rFonts w:ascii="Times New Roman" w:cs="Times New Roman" w:eastAsia="宋体" w:hAnsi="Times New Roman"/>
-          <w:color w:val="000000"/>
-          <w:sz w:val="21"/>
-          <w:szCs w:val="21"/>
-        </w:rPr>
-        <w:t xml:space="preserve">。磷肥效应方程</w:t>
+        <w:t xml:space="preserve">x</w:t>
+      </w:r>
+      <w:r>
+        <w:rPr>
+          <w:rFonts w:ascii="Times New Roman" w:cs="Times New Roman" w:eastAsia="宋体" w:hAnsi="Times New Roman"/>
+          <w:color w:val="000000"/>
+          <w:sz w:val="21"/>
+          <w:szCs w:val="21"/>
+        </w:rPr>
+        <w:t xml:space="preserve">&lt;282.0）、</w:t>
       </w:r>
       <w:r>
         <w:rPr>
@@ -19867,7 +20529,7 @@
           <w:sz w:val="21"/>
           <w:szCs w:val="21"/>
         </w:rPr>
-        <w:t xml:space="preserve">=7830.00+7.3704</w:t>
+        <w:t xml:space="preserve">=9166.5（</w:t>
       </w:r>
       <w:r>
         <w:rPr>
@@ -19887,7 +20549,7 @@
           <w:sz w:val="21"/>
           <w:szCs w:val="21"/>
         </w:rPr>
-        <w:t xml:space="preserve">－0.00206</w:t>
+        <w:t xml:space="preserve">≥282.0），残差平方和小于一元二次方程（</w:t>
       </w:r>
       <w:r>
         <w:rPr>
@@ -19898,7 +20560,7 @@
           <w:sz w:val="21"/>
           <w:szCs w:val="21"/>
         </w:rPr>
-        <w:t xml:space="preserve">x</w:t>
+        <w:t xml:space="preserve">R</w:t>
       </w:r>
       <w:r>
         <w:rPr>
@@ -19917,7 +20579,42 @@
           <w:sz w:val="21"/>
           <w:szCs w:val="21"/>
         </w:rPr>
-        <w:t xml:space="preserve">（</w:t>
+        <w:t xml:space="preserve">分别为0.9722和0.9269）。该模型估计的拐点约为280 kg/hm</w:t>
+      </w:r>
+      <w:r>
+        <w:rPr>
+          <w:rFonts w:ascii="Times New Roman" w:cs="Times New Roman" w:eastAsia="宋体" w:hAnsi="Times New Roman"/>
+          <w:color w:val="000000"/>
+          <w:sz w:val="21"/>
+          <w:szCs w:val="21"/>
+          <w:vertAlign w:val="superscript"/>
+        </w:rPr>
+        <w:t xml:space="preserve">2</w:t>
+      </w:r>
+      <w:r>
+        <w:rPr>
+          <w:rFonts w:ascii="Times New Roman" w:cs="Times New Roman" w:eastAsia="宋体" w:hAnsi="Times New Roman"/>
+          <w:color w:val="000000"/>
+          <w:sz w:val="21"/>
+          <w:szCs w:val="21"/>
+        </w:rPr>
+        <w:t xml:space="preserve">；因平台段仅有N3一个观测点，其置信区间在本数据条件下无法估计，但与处理间直接比较（N2与N3产量基本持平）的结果方向一致。</w:t>
+      </w:r>
+    </w:p>
+    <w:p>
+      <w:pPr>
+        <w:spacing w:after="0" w:before="0" w:line="360" w:lineRule="auto"/>
+        <w:ind w:firstLine="420"/>
+        <w:jc w:val="both"/>
+      </w:pPr>
+      <w:r>
+        <w:rPr>
+          <w:rFonts w:ascii="Times New Roman" w:cs="Times New Roman" w:eastAsia="宋体" w:hAnsi="Times New Roman"/>
+          <w:color w:val="000000"/>
+          <w:sz w:val="21"/>
+          <w:szCs w:val="21"/>
+        </w:rPr>
+        <w:t xml:space="preserve">磷肥效应方程为</w:t>
       </w:r>
       <w:r>
         <w:rPr>
@@ -19928,45 +20625,16 @@
           <w:sz w:val="21"/>
           <w:szCs w:val="21"/>
         </w:rPr>
-        <w:t xml:space="preserve">R</w:t>
-      </w:r>
-      <w:r>
-        <w:rPr>
-          <w:rFonts w:ascii="Times New Roman" w:cs="Times New Roman" w:eastAsia="宋体" w:hAnsi="Times New Roman"/>
-          <w:color w:val="000000"/>
-          <w:sz w:val="21"/>
-          <w:szCs w:val="21"/>
-          <w:vertAlign w:val="superscript"/>
-        </w:rPr>
-        <w:t xml:space="preserve">2</w:t>
-      </w:r>
-      <w:r>
-        <w:rPr>
-          <w:rFonts w:ascii="Times New Roman" w:cs="Times New Roman" w:eastAsia="宋体" w:hAnsi="Times New Roman"/>
-          <w:color w:val="000000"/>
-          <w:sz w:val="21"/>
-          <w:szCs w:val="21"/>
-        </w:rPr>
-        <w:t xml:space="preserve">=0.9859）的二次项系数接近于0，产量在0～270 kg/hm</w:t>
-      </w:r>
-      <w:r>
-        <w:rPr>
-          <w:rFonts w:ascii="Times New Roman" w:cs="Times New Roman" w:eastAsia="宋体" w:hAnsi="Times New Roman"/>
-          <w:color w:val="000000"/>
-          <w:sz w:val="21"/>
-          <w:szCs w:val="21"/>
-          <w:vertAlign w:val="superscript"/>
-        </w:rPr>
-        <w:t xml:space="preserve">2</w:t>
-      </w:r>
-      <w:r>
-        <w:rPr>
-          <w:rFonts w:ascii="Times New Roman" w:cs="Times New Roman" w:eastAsia="宋体" w:hAnsi="Times New Roman"/>
-          <w:color w:val="000000"/>
-          <w:sz w:val="21"/>
-          <w:szCs w:val="21"/>
-        </w:rPr>
-        <w:t xml:space="preserve">施磷范围内近似呈线性增加（</w:t>
+        <w:t xml:space="preserve">y</w:t>
+      </w:r>
+      <w:r>
+        <w:rPr>
+          <w:rFonts w:ascii="Times New Roman" w:cs="Times New Roman" w:eastAsia="宋体" w:hAnsi="Times New Roman"/>
+          <w:color w:val="000000"/>
+          <w:sz w:val="21"/>
+          <w:szCs w:val="21"/>
+        </w:rPr>
+        <w:t xml:space="preserve">=7830.00+7.3704</w:t>
       </w:r>
       <w:r>
         <w:rPr>
@@ -19977,16 +20645,16 @@
           <w:sz w:val="21"/>
           <w:szCs w:val="21"/>
         </w:rPr>
-        <w:t xml:space="preserve">y</w:t>
-      </w:r>
-      <w:r>
-        <w:rPr>
-          <w:rFonts w:ascii="Times New Roman" w:cs="Times New Roman" w:eastAsia="宋体" w:hAnsi="Times New Roman"/>
-          <w:color w:val="000000"/>
-          <w:sz w:val="21"/>
-          <w:szCs w:val="21"/>
-        </w:rPr>
-        <w:t xml:space="preserve">=7846.7+6.815</w:t>
+        <w:t xml:space="preserve">x</w:t>
+      </w:r>
+      <w:r>
+        <w:rPr>
+          <w:rFonts w:ascii="Times New Roman" w:cs="Times New Roman" w:eastAsia="宋体" w:hAnsi="Times New Roman"/>
+          <w:color w:val="000000"/>
+          <w:sz w:val="21"/>
+          <w:szCs w:val="21"/>
+        </w:rPr>
+        <w:t xml:space="preserve">−0.00206</w:t>
       </w:r>
       <w:r>
         <w:rPr>
@@ -20005,8 +20673,18 @@
           <w:color w:val="000000"/>
           <w:sz w:val="21"/>
           <w:szCs w:val="21"/>
-        </w:rPr>
-        <w:t xml:space="preserve">，</w:t>
+          <w:vertAlign w:val="superscript"/>
+        </w:rPr>
+        <w:t xml:space="preserve">2</w:t>
+      </w:r>
+      <w:r>
+        <w:rPr>
+          <w:rFonts w:ascii="Times New Roman" w:cs="Times New Roman" w:eastAsia="宋体" w:hAnsi="Times New Roman"/>
+          <w:color w:val="000000"/>
+          <w:sz w:val="21"/>
+          <w:szCs w:val="21"/>
+        </w:rPr>
+        <w:t xml:space="preserve">（</w:t>
       </w:r>
       <w:r>
         <w:rPr>
@@ -20017,16 +20695,45 @@
           <w:sz w:val="21"/>
           <w:szCs w:val="21"/>
         </w:rPr>
-        <w:t xml:space="preserve">r</w:t>
-      </w:r>
-      <w:r>
-        <w:rPr>
-          <w:rFonts w:ascii="Times New Roman" w:cs="Times New Roman" w:eastAsia="宋体" w:hAnsi="Times New Roman"/>
-          <w:color w:val="000000"/>
-          <w:sz w:val="21"/>
-          <w:szCs w:val="21"/>
-        </w:rPr>
-        <w:t xml:space="preserve">=0.9926，</w:t>
+        <w:t xml:space="preserve">R</w:t>
+      </w:r>
+      <w:r>
+        <w:rPr>
+          <w:rFonts w:ascii="Times New Roman" w:cs="Times New Roman" w:eastAsia="宋体" w:hAnsi="Times New Roman"/>
+          <w:color w:val="000000"/>
+          <w:sz w:val="21"/>
+          <w:szCs w:val="21"/>
+          <w:vertAlign w:val="superscript"/>
+        </w:rPr>
+        <w:t xml:space="preserve">2</w:t>
+      </w:r>
+      <w:r>
+        <w:rPr>
+          <w:rFonts w:ascii="Times New Roman" w:cs="Times New Roman" w:eastAsia="宋体" w:hAnsi="Times New Roman"/>
+          <w:color w:val="000000"/>
+          <w:sz w:val="21"/>
+          <w:szCs w:val="21"/>
+        </w:rPr>
+        <w:t xml:space="preserve">=0.9859），二次项系数接近于0，产量在0～270 kg/hm</w:t>
+      </w:r>
+      <w:r>
+        <w:rPr>
+          <w:rFonts w:ascii="Times New Roman" w:cs="Times New Roman" w:eastAsia="宋体" w:hAnsi="Times New Roman"/>
+          <w:color w:val="000000"/>
+          <w:sz w:val="21"/>
+          <w:szCs w:val="21"/>
+          <w:vertAlign w:val="superscript"/>
+        </w:rPr>
+        <w:t xml:space="preserve">2</w:t>
+      </w:r>
+      <w:r>
+        <w:rPr>
+          <w:rFonts w:ascii="Times New Roman" w:cs="Times New Roman" w:eastAsia="宋体" w:hAnsi="Times New Roman"/>
+          <w:color w:val="000000"/>
+          <w:sz w:val="21"/>
+          <w:szCs w:val="21"/>
+        </w:rPr>
+        <w:t xml:space="preserve">施磷范围内近似呈线性增加（</w:t>
       </w:r>
       <w:r>
         <w:rPr>
@@ -20037,35 +20744,16 @@
           <w:sz w:val="21"/>
           <w:szCs w:val="21"/>
         </w:rPr>
-        <w:t xml:space="preserve">P</w:t>
-      </w:r>
-      <w:r>
-        <w:rPr>
-          <w:rFonts w:ascii="Times New Roman" w:cs="Times New Roman" w:eastAsia="宋体" w:hAnsi="Times New Roman"/>
-          <w:color w:val="000000"/>
-          <w:sz w:val="21"/>
-          <w:szCs w:val="21"/>
-        </w:rPr>
-        <w:t xml:space="preserve">&lt;0.01），由二次方程计算的最高产量施磷量（1791.0 kg/hm</w:t>
-      </w:r>
-      <w:r>
-        <w:rPr>
-          <w:rFonts w:ascii="Times New Roman" w:cs="Times New Roman" w:eastAsia="宋体" w:hAnsi="Times New Roman"/>
-          <w:color w:val="000000"/>
-          <w:sz w:val="21"/>
-          <w:szCs w:val="21"/>
-          <w:vertAlign w:val="superscript"/>
-        </w:rPr>
-        <w:t xml:space="preserve">2</w:t>
-      </w:r>
-      <w:r>
-        <w:rPr>
-          <w:rFonts w:ascii="Times New Roman" w:cs="Times New Roman" w:eastAsia="宋体" w:hAnsi="Times New Roman"/>
-          <w:color w:val="000000"/>
-          <w:sz w:val="21"/>
-          <w:szCs w:val="21"/>
-        </w:rPr>
-        <w:t xml:space="preserve">）无实际意义，说明在试验范围内磷肥效应尚未达到拐点。钾肥效应方程</w:t>
+        <w:t xml:space="preserve">y</w:t>
+      </w:r>
+      <w:r>
+        <w:rPr>
+          <w:rFonts w:ascii="Times New Roman" w:cs="Times New Roman" w:eastAsia="宋体" w:hAnsi="Times New Roman"/>
+          <w:color w:val="000000"/>
+          <w:sz w:val="21"/>
+          <w:szCs w:val="21"/>
+        </w:rPr>
+        <w:t xml:space="preserve">=7846.7+6.815</w:t>
       </w:r>
       <w:r>
         <w:rPr>
@@ -20076,16 +20764,16 @@
           <w:sz w:val="21"/>
           <w:szCs w:val="21"/>
         </w:rPr>
-        <w:t xml:space="preserve">y</w:t>
-      </w:r>
-      <w:r>
-        <w:rPr>
-          <w:rFonts w:ascii="Times New Roman" w:cs="Times New Roman" w:eastAsia="宋体" w:hAnsi="Times New Roman"/>
-          <w:color w:val="000000"/>
-          <w:sz w:val="21"/>
-          <w:szCs w:val="21"/>
-        </w:rPr>
-        <w:t xml:space="preserve">=8816.67+0.7407</w:t>
+        <w:t xml:space="preserve">x</w:t>
+      </w:r>
+      <w:r>
+        <w:rPr>
+          <w:rFonts w:ascii="Times New Roman" w:cs="Times New Roman" w:eastAsia="宋体" w:hAnsi="Times New Roman"/>
+          <w:color w:val="000000"/>
+          <w:sz w:val="21"/>
+          <w:szCs w:val="21"/>
+        </w:rPr>
+        <w:t xml:space="preserve">，</w:t>
       </w:r>
       <w:r>
         <w:rPr>
@@ -20096,16 +20784,35 @@
           <w:sz w:val="21"/>
           <w:szCs w:val="21"/>
         </w:rPr>
-        <w:t xml:space="preserve">x</w:t>
-      </w:r>
-      <w:r>
-        <w:rPr>
-          <w:rFonts w:ascii="Times New Roman" w:cs="Times New Roman" w:eastAsia="宋体" w:hAnsi="Times New Roman"/>
-          <w:color w:val="000000"/>
-          <w:sz w:val="21"/>
-          <w:szCs w:val="21"/>
-        </w:rPr>
-        <w:t xml:space="preserve">+0.00922</w:t>
+        <w:t xml:space="preserve">r</w:t>
+      </w:r>
+      <w:r>
+        <w:rPr>
+          <w:rFonts w:ascii="Times New Roman" w:cs="Times New Roman" w:eastAsia="宋体" w:hAnsi="Times New Roman"/>
+          <w:color w:val="000000"/>
+          <w:sz w:val="21"/>
+          <w:szCs w:val="21"/>
+        </w:rPr>
+        <w:t xml:space="preserve">=0.9926）。由二次方程计算的最高产量施磷量（1791.0 kg/hm</w:t>
+      </w:r>
+      <w:r>
+        <w:rPr>
+          <w:rFonts w:ascii="Times New Roman" w:cs="Times New Roman" w:eastAsia="宋体" w:hAnsi="Times New Roman"/>
+          <w:color w:val="000000"/>
+          <w:sz w:val="21"/>
+          <w:szCs w:val="21"/>
+          <w:vertAlign w:val="superscript"/>
+        </w:rPr>
+        <w:t xml:space="preserve">2</w:t>
+      </w:r>
+      <w:r>
+        <w:rPr>
+          <w:rFonts w:ascii="Times New Roman" w:cs="Times New Roman" w:eastAsia="宋体" w:hAnsi="Times New Roman"/>
+          <w:color w:val="000000"/>
+          <w:sz w:val="21"/>
+          <w:szCs w:val="21"/>
+        </w:rPr>
+        <w:t xml:space="preserve">）无实际意义，说明在试验范围内磷肥效应尚未达到拐点。钾肥效应方程为</w:t>
       </w:r>
       <w:r>
         <w:rPr>
@@ -20116,26 +20823,16 @@
           <w:sz w:val="21"/>
           <w:szCs w:val="21"/>
         </w:rPr>
-        <w:t xml:space="preserve">x</w:t>
-      </w:r>
-      <w:r>
-        <w:rPr>
-          <w:rFonts w:ascii="Times New Roman" w:cs="Times New Roman" w:eastAsia="宋体" w:hAnsi="Times New Roman"/>
-          <w:color w:val="000000"/>
-          <w:sz w:val="21"/>
-          <w:szCs w:val="21"/>
-          <w:vertAlign w:val="superscript"/>
-        </w:rPr>
-        <w:t xml:space="preserve">2</w:t>
-      </w:r>
-      <w:r>
-        <w:rPr>
-          <w:rFonts w:ascii="Times New Roman" w:cs="Times New Roman" w:eastAsia="宋体" w:hAnsi="Times New Roman"/>
-          <w:color w:val="000000"/>
-          <w:sz w:val="21"/>
-          <w:szCs w:val="21"/>
-        </w:rPr>
-        <w:t xml:space="preserve">（</w:t>
+        <w:t xml:space="preserve">y</w:t>
+      </w:r>
+      <w:r>
+        <w:rPr>
+          <w:rFonts w:ascii="Times New Roman" w:cs="Times New Roman" w:eastAsia="宋体" w:hAnsi="Times New Roman"/>
+          <w:color w:val="000000"/>
+          <w:sz w:val="21"/>
+          <w:szCs w:val="21"/>
+        </w:rPr>
+        <w:t xml:space="preserve">=8816.67+0.7407</w:t>
       </w:r>
       <w:r>
         <w:rPr>
@@ -20146,26 +20843,16 @@
           <w:sz w:val="21"/>
           <w:szCs w:val="21"/>
         </w:rPr>
-        <w:t xml:space="preserve">R</w:t>
-      </w:r>
-      <w:r>
-        <w:rPr>
-          <w:rFonts w:ascii="Times New Roman" w:cs="Times New Roman" w:eastAsia="宋体" w:hAnsi="Times New Roman"/>
-          <w:color w:val="000000"/>
-          <w:sz w:val="21"/>
-          <w:szCs w:val="21"/>
-          <w:vertAlign w:val="superscript"/>
-        </w:rPr>
-        <w:t xml:space="preserve">2</w:t>
-      </w:r>
-      <w:r>
-        <w:rPr>
-          <w:rFonts w:ascii="Times New Roman" w:cs="Times New Roman" w:eastAsia="宋体" w:hAnsi="Times New Roman"/>
-          <w:color w:val="000000"/>
-          <w:sz w:val="21"/>
-          <w:szCs w:val="21"/>
-        </w:rPr>
-        <w:t xml:space="preserve">=0.8773）的二次项系数为正，属非典型方程；以线性方程拟合（</w:t>
+        <w:t xml:space="preserve">x</w:t>
+      </w:r>
+      <w:r>
+        <w:rPr>
+          <w:rFonts w:ascii="Times New Roman" w:cs="Times New Roman" w:eastAsia="宋体" w:hAnsi="Times New Roman"/>
+          <w:color w:val="000000"/>
+          <w:sz w:val="21"/>
+          <w:szCs w:val="21"/>
+        </w:rPr>
+        <w:t xml:space="preserve">+0.00922</w:t>
       </w:r>
       <w:r>
         <w:rPr>
@@ -20176,16 +20863,26 @@
           <w:sz w:val="21"/>
           <w:szCs w:val="21"/>
         </w:rPr>
-        <w:t xml:space="preserve">y</w:t>
-      </w:r>
-      <w:r>
-        <w:rPr>
-          <w:rFonts w:ascii="Times New Roman" w:cs="Times New Roman" w:eastAsia="宋体" w:hAnsi="Times New Roman"/>
-          <w:color w:val="000000"/>
-          <w:sz w:val="21"/>
-          <w:szCs w:val="21"/>
-        </w:rPr>
-        <w:t xml:space="preserve">=8700.0+3.852</w:t>
+        <w:t xml:space="preserve">x</w:t>
+      </w:r>
+      <w:r>
+        <w:rPr>
+          <w:rFonts w:ascii="Times New Roman" w:cs="Times New Roman" w:eastAsia="宋体" w:hAnsi="Times New Roman"/>
+          <w:color w:val="000000"/>
+          <w:sz w:val="21"/>
+          <w:szCs w:val="21"/>
+          <w:vertAlign w:val="superscript"/>
+        </w:rPr>
+        <w:t xml:space="preserve">2</w:t>
+      </w:r>
+      <w:r>
+        <w:rPr>
+          <w:rFonts w:ascii="Times New Roman" w:cs="Times New Roman" w:eastAsia="宋体" w:hAnsi="Times New Roman"/>
+          <w:color w:val="000000"/>
+          <w:sz w:val="21"/>
+          <w:szCs w:val="21"/>
+        </w:rPr>
+        <w:t xml:space="preserve">（</w:t>
       </w:r>
       <w:r>
         <w:rPr>
@@ -20196,16 +20893,26 @@
           <w:sz w:val="21"/>
           <w:szCs w:val="21"/>
         </w:rPr>
-        <w:t xml:space="preserve">x</w:t>
-      </w:r>
-      <w:r>
-        <w:rPr>
-          <w:rFonts w:ascii="Times New Roman" w:cs="Times New Roman" w:eastAsia="宋体" w:hAnsi="Times New Roman"/>
-          <w:color w:val="000000"/>
-          <w:sz w:val="21"/>
-          <w:szCs w:val="21"/>
-        </w:rPr>
-        <w:t xml:space="preserve">，</w:t>
+        <w:t xml:space="preserve">R</w:t>
+      </w:r>
+      <w:r>
+        <w:rPr>
+          <w:rFonts w:ascii="Times New Roman" w:cs="Times New Roman" w:eastAsia="宋体" w:hAnsi="Times New Roman"/>
+          <w:color w:val="000000"/>
+          <w:sz w:val="21"/>
+          <w:szCs w:val="21"/>
+          <w:vertAlign w:val="superscript"/>
+        </w:rPr>
+        <w:t xml:space="preserve">2</w:t>
+      </w:r>
+      <w:r>
+        <w:rPr>
+          <w:rFonts w:ascii="Times New Roman" w:cs="Times New Roman" w:eastAsia="宋体" w:hAnsi="Times New Roman"/>
+          <w:color w:val="000000"/>
+          <w:sz w:val="21"/>
+          <w:szCs w:val="21"/>
+        </w:rPr>
+        <w:t xml:space="preserve">=0.8773），二次项系数为正，属非典型方程；以线性方程拟合得</w:t>
       </w:r>
       <w:r>
         <w:rPr>
@@ -20216,16 +20923,16 @@
           <w:sz w:val="21"/>
           <w:szCs w:val="21"/>
         </w:rPr>
-        <w:t xml:space="preserve">r</w:t>
-      </w:r>
-      <w:r>
-        <w:rPr>
-          <w:rFonts w:ascii="Times New Roman" w:cs="Times New Roman" w:eastAsia="宋体" w:hAnsi="Times New Roman"/>
-          <w:color w:val="000000"/>
-          <w:sz w:val="21"/>
-          <w:szCs w:val="21"/>
-        </w:rPr>
-        <w:t xml:space="preserve">=0.9106），产量随施钾量增加总体呈上升趋势，但未达显著水平（</w:t>
+        <w:t xml:space="preserve">y</w:t>
+      </w:r>
+      <w:r>
+        <w:rPr>
+          <w:rFonts w:ascii="Times New Roman" w:cs="Times New Roman" w:eastAsia="宋体" w:hAnsi="Times New Roman"/>
+          <w:color w:val="000000"/>
+          <w:sz w:val="21"/>
+          <w:szCs w:val="21"/>
+        </w:rPr>
+        <w:t xml:space="preserve">=8700.0+3.852</w:t>
       </w:r>
       <w:r>
         <w:rPr>
@@ -20236,16 +20943,36 @@
           <w:sz w:val="21"/>
           <w:szCs w:val="21"/>
         </w:rPr>
-        <w:t xml:space="preserve">P</w:t>
-      </w:r>
-      <w:r>
-        <w:rPr>
-          <w:rFonts w:ascii="Times New Roman" w:cs="Times New Roman" w:eastAsia="宋体" w:hAnsi="Times New Roman"/>
-          <w:color w:val="000000"/>
-          <w:sz w:val="21"/>
-          <w:szCs w:val="21"/>
-        </w:rPr>
-        <w:t xml:space="preserve">=0.089）。</w:t>
+        <w:t xml:space="preserve">x</w:t>
+      </w:r>
+      <w:r>
+        <w:rPr>
+          <w:rFonts w:ascii="Times New Roman" w:cs="Times New Roman" w:eastAsia="宋体" w:hAnsi="Times New Roman"/>
+          <w:color w:val="000000"/>
+          <w:sz w:val="21"/>
+          <w:szCs w:val="21"/>
+        </w:rPr>
+        <w:t xml:space="preserve">（</w:t>
+      </w:r>
+      <w:r>
+        <w:rPr>
+          <w:rFonts w:ascii="Times New Roman" w:cs="Times New Roman" w:eastAsia="宋体" w:hAnsi="Times New Roman"/>
+          <w:i/>
+          <w:iCs/>
+          <w:color w:val="000000"/>
+          <w:sz w:val="21"/>
+          <w:szCs w:val="21"/>
+        </w:rPr>
+        <w:t xml:space="preserve">r</w:t>
+      </w:r>
+      <w:r>
+        <w:rPr>
+          <w:rFonts w:ascii="Times New Roman" w:cs="Times New Roman" w:eastAsia="宋体" w:hAnsi="Times New Roman"/>
+          <w:color w:val="000000"/>
+          <w:sz w:val="21"/>
+          <w:szCs w:val="21"/>
+        </w:rPr>
+        <w:t xml:space="preserve">=0.9106），产量随施钾量增加总体呈上升趋势。</w:t>
       </w:r>
     </w:p>
     <w:p>
@@ -20279,13 +21006,15 @@
         </w:tblBorders>
       </w:tblPr>
       <w:tblGrid>
+        <w:gridCol w:w="537"/>
+        <w:gridCol w:w="806"/>
+        <w:gridCol w:w="2686"/>
         <w:gridCol w:w="627"/>
-        <w:gridCol w:w="895"/>
-        <w:gridCol w:w="3223"/>
+        <w:gridCol w:w="537"/>
+        <w:gridCol w:w="537"/>
         <w:gridCol w:w="716"/>
-        <w:gridCol w:w="716"/>
-        <w:gridCol w:w="1254"/>
         <w:gridCol w:w="1074"/>
+        <w:gridCol w:w="985"/>
       </w:tblGrid>
       <w:tr>
         <w:trPr>
@@ -20294,112 +21023,112 @@
         </w:trPr>
         <w:tc>
           <w:tcPr>
+            <w:tcW w:type="dxa" w:w="537"/>
+            <w:tcBorders>
+              <w:top w:val="single" w:color="000000" w:sz="12"/>
+              <w:left w:val="none" w:color="FFFFFF" w:sz="0"/>
+              <w:bottom w:val="single" w:color="000000" w:sz="6"/>
+              <w:right w:val="none" w:color="FFFFFF" w:sz="0"/>
+            </w:tcBorders>
+            <w:tcMar>
+              <w:top w:type="dxa" w:w="20"/>
+              <w:left w:type="dxa" w:w="40"/>
+              <w:bottom w:type="dxa" w:w="20"/>
+              <w:right w:type="dxa" w:w="40"/>
+            </w:tcMar>
+            <w:vAlign w:val="center"/>
+          </w:tcPr>
+          <w:p>
+            <w:pPr>
+              <w:keepNext/>
+              <w:keepLines/>
+              <w:spacing w:after="0" w:before="0" w:line="240" w:lineRule="auto"/>
+              <w:jc w:val="center"/>
+            </w:pPr>
+            <w:r>
+              <w:rPr>
+                <w:rFonts w:ascii="Times New Roman" w:cs="Times New Roman" w:eastAsia="宋体" w:hAnsi="Times New Roman"/>
+                <w:color w:val="000000"/>
+                <w:sz w:val="18"/>
+                <w:szCs w:val="18"/>
+              </w:rPr>
+              <w:t xml:space="preserve">因素</w:t>
+            </w:r>
+          </w:p>
+        </w:tc>
+        <w:tc>
+          <w:tcPr>
+            <w:tcW w:type="dxa" w:w="806"/>
+            <w:tcBorders>
+              <w:top w:val="single" w:color="000000" w:sz="12"/>
+              <w:left w:val="none" w:color="FFFFFF" w:sz="0"/>
+              <w:bottom w:val="single" w:color="000000" w:sz="6"/>
+              <w:right w:val="none" w:color="FFFFFF" w:sz="0"/>
+            </w:tcBorders>
+            <w:tcMar>
+              <w:top w:type="dxa" w:w="20"/>
+              <w:left w:type="dxa" w:w="40"/>
+              <w:bottom w:type="dxa" w:w="20"/>
+              <w:right w:type="dxa" w:w="40"/>
+            </w:tcMar>
+            <w:vAlign w:val="center"/>
+          </w:tcPr>
+          <w:p>
+            <w:pPr>
+              <w:keepNext/>
+              <w:keepLines/>
+              <w:spacing w:after="0" w:before="0" w:line="240" w:lineRule="auto"/>
+              <w:jc w:val="center"/>
+            </w:pPr>
+            <w:r>
+              <w:rPr>
+                <w:rFonts w:ascii="Times New Roman" w:cs="Times New Roman" w:eastAsia="宋体" w:hAnsi="Times New Roman"/>
+                <w:color w:val="000000"/>
+                <w:sz w:val="18"/>
+                <w:szCs w:val="18"/>
+              </w:rPr>
+              <w:t xml:space="preserve">模型</w:t>
+            </w:r>
+          </w:p>
+        </w:tc>
+        <w:tc>
+          <w:tcPr>
+            <w:tcW w:type="dxa" w:w="2686"/>
+            <w:tcBorders>
+              <w:top w:val="single" w:color="000000" w:sz="12"/>
+              <w:left w:val="none" w:color="FFFFFF" w:sz="0"/>
+              <w:bottom w:val="single" w:color="000000" w:sz="6"/>
+              <w:right w:val="none" w:color="FFFFFF" w:sz="0"/>
+            </w:tcBorders>
+            <w:tcMar>
+              <w:top w:type="dxa" w:w="20"/>
+              <w:left w:type="dxa" w:w="40"/>
+              <w:bottom w:type="dxa" w:w="20"/>
+              <w:right w:type="dxa" w:w="40"/>
+            </w:tcMar>
+            <w:vAlign w:val="center"/>
+          </w:tcPr>
+          <w:p>
+            <w:pPr>
+              <w:keepNext/>
+              <w:keepLines/>
+              <w:spacing w:after="0" w:before="0" w:line="240" w:lineRule="auto"/>
+              <w:jc w:val="left"/>
+            </w:pPr>
+            <w:r>
+              <w:rPr>
+                <w:rFonts w:ascii="Times New Roman" w:cs="Times New Roman" w:eastAsia="宋体" w:hAnsi="Times New Roman"/>
+                <w:color w:val="000000"/>
+                <w:sz w:val="18"/>
+                <w:szCs w:val="18"/>
+              </w:rPr>
+              <w:t xml:space="preserve">效应方程</w:t>
+            </w:r>
+          </w:p>
+        </w:tc>
+        <w:tc>
+          <w:tcPr>
             <w:tcW w:type="dxa" w:w="627"/>
-            <w:tcBorders>
-              <w:top w:val="single" w:color="000000" w:sz="12"/>
-              <w:left w:val="none" w:color="FFFFFF" w:sz="0"/>
-              <w:bottom w:val="single" w:color="000000" w:sz="6"/>
-              <w:right w:val="none" w:color="FFFFFF" w:sz="0"/>
-            </w:tcBorders>
-            <w:tcMar>
-              <w:top w:type="dxa" w:w="20"/>
-              <w:left w:type="dxa" w:w="40"/>
-              <w:bottom w:type="dxa" w:w="20"/>
-              <w:right w:type="dxa" w:w="40"/>
-            </w:tcMar>
-            <w:vAlign w:val="center"/>
-          </w:tcPr>
-          <w:p>
-            <w:pPr>
-              <w:keepNext/>
-              <w:keepLines/>
-              <w:spacing w:after="0" w:before="0" w:line="240" w:lineRule="auto"/>
-              <w:jc w:val="center"/>
-            </w:pPr>
-            <w:r>
-              <w:rPr>
-                <w:rFonts w:ascii="Times New Roman" w:cs="Times New Roman" w:eastAsia="宋体" w:hAnsi="Times New Roman"/>
-                <w:color w:val="000000"/>
-                <w:sz w:val="18"/>
-                <w:szCs w:val="18"/>
-              </w:rPr>
-              <w:t xml:space="preserve">因素</w:t>
-            </w:r>
-          </w:p>
-        </w:tc>
-        <w:tc>
-          <w:tcPr>
-            <w:tcW w:type="dxa" w:w="895"/>
-            <w:tcBorders>
-              <w:top w:val="single" w:color="000000" w:sz="12"/>
-              <w:left w:val="none" w:color="FFFFFF" w:sz="0"/>
-              <w:bottom w:val="single" w:color="000000" w:sz="6"/>
-              <w:right w:val="none" w:color="FFFFFF" w:sz="0"/>
-            </w:tcBorders>
-            <w:tcMar>
-              <w:top w:type="dxa" w:w="20"/>
-              <w:left w:type="dxa" w:w="40"/>
-              <w:bottom w:type="dxa" w:w="20"/>
-              <w:right w:type="dxa" w:w="40"/>
-            </w:tcMar>
-            <w:vAlign w:val="center"/>
-          </w:tcPr>
-          <w:p>
-            <w:pPr>
-              <w:keepNext/>
-              <w:keepLines/>
-              <w:spacing w:after="0" w:before="0" w:line="240" w:lineRule="auto"/>
-              <w:jc w:val="center"/>
-            </w:pPr>
-            <w:r>
-              <w:rPr>
-                <w:rFonts w:ascii="Times New Roman" w:cs="Times New Roman" w:eastAsia="宋体" w:hAnsi="Times New Roman"/>
-                <w:color w:val="000000"/>
-                <w:sz w:val="18"/>
-                <w:szCs w:val="18"/>
-              </w:rPr>
-              <w:t xml:space="preserve">模型</w:t>
-            </w:r>
-          </w:p>
-        </w:tc>
-        <w:tc>
-          <w:tcPr>
-            <w:tcW w:type="dxa" w:w="3223"/>
-            <w:tcBorders>
-              <w:top w:val="single" w:color="000000" w:sz="12"/>
-              <w:left w:val="none" w:color="FFFFFF" w:sz="0"/>
-              <w:bottom w:val="single" w:color="000000" w:sz="6"/>
-              <w:right w:val="none" w:color="FFFFFF" w:sz="0"/>
-            </w:tcBorders>
-            <w:tcMar>
-              <w:top w:type="dxa" w:w="20"/>
-              <w:left w:type="dxa" w:w="40"/>
-              <w:bottom w:type="dxa" w:w="20"/>
-              <w:right w:type="dxa" w:w="40"/>
-            </w:tcMar>
-            <w:vAlign w:val="center"/>
-          </w:tcPr>
-          <w:p>
-            <w:pPr>
-              <w:keepNext/>
-              <w:keepLines/>
-              <w:spacing w:after="0" w:before="0" w:line="240" w:lineRule="auto"/>
-              <w:jc w:val="left"/>
-            </w:pPr>
-            <w:r>
-              <w:rPr>
-                <w:rFonts w:ascii="Times New Roman" w:cs="Times New Roman" w:eastAsia="宋体" w:hAnsi="Times New Roman"/>
-                <w:color w:val="000000"/>
-                <w:sz w:val="18"/>
-                <w:szCs w:val="18"/>
-              </w:rPr>
-              <w:t xml:space="preserve">效应方程</w:t>
-            </w:r>
-          </w:p>
-        </w:tc>
-        <w:tc>
-          <w:tcPr>
-            <w:tcW w:type="dxa" w:w="716"/>
             <w:tcBorders>
               <w:top w:val="single" w:color="000000" w:sz="12"/>
               <w:left w:val="none" w:color="FFFFFF" w:sz="0"/>
@@ -20446,6 +21175,80 @@
         </w:tc>
         <w:tc>
           <w:tcPr>
+            <w:tcW w:type="dxa" w:w="537"/>
+            <w:tcBorders>
+              <w:top w:val="single" w:color="000000" w:sz="12"/>
+              <w:left w:val="none" w:color="FFFFFF" w:sz="0"/>
+              <w:bottom w:val="single" w:color="000000" w:sz="6"/>
+              <w:right w:val="none" w:color="FFFFFF" w:sz="0"/>
+            </w:tcBorders>
+            <w:tcMar>
+              <w:top w:type="dxa" w:w="20"/>
+              <w:left w:type="dxa" w:w="40"/>
+              <w:bottom w:type="dxa" w:w="20"/>
+              <w:right w:type="dxa" w:w="40"/>
+            </w:tcMar>
+            <w:vAlign w:val="center"/>
+          </w:tcPr>
+          <w:p>
+            <w:pPr>
+              <w:keepNext/>
+              <w:keepLines/>
+              <w:spacing w:after="0" w:before="0" w:line="240" w:lineRule="auto"/>
+              <w:jc w:val="center"/>
+            </w:pPr>
+            <w:r>
+              <w:rPr>
+                <w:rFonts w:ascii="Times New Roman" w:cs="Times New Roman" w:eastAsia="宋体" w:hAnsi="Times New Roman"/>
+                <w:i/>
+                <w:iCs/>
+                <w:color w:val="000000"/>
+                <w:sz w:val="18"/>
+                <w:szCs w:val="18"/>
+              </w:rPr>
+              <w:t xml:space="preserve">F</w:t>
+            </w:r>
+          </w:p>
+        </w:tc>
+        <w:tc>
+          <w:tcPr>
+            <w:tcW w:type="dxa" w:w="537"/>
+            <w:tcBorders>
+              <w:top w:val="single" w:color="000000" w:sz="12"/>
+              <w:left w:val="none" w:color="FFFFFF" w:sz="0"/>
+              <w:bottom w:val="single" w:color="000000" w:sz="6"/>
+              <w:right w:val="none" w:color="FFFFFF" w:sz="0"/>
+            </w:tcBorders>
+            <w:tcMar>
+              <w:top w:type="dxa" w:w="20"/>
+              <w:left w:type="dxa" w:w="40"/>
+              <w:bottom w:type="dxa" w:w="20"/>
+              <w:right w:type="dxa" w:w="40"/>
+            </w:tcMar>
+            <w:vAlign w:val="center"/>
+          </w:tcPr>
+          <w:p>
+            <w:pPr>
+              <w:keepNext/>
+              <w:keepLines/>
+              <w:spacing w:after="0" w:before="0" w:line="240" w:lineRule="auto"/>
+              <w:jc w:val="center"/>
+            </w:pPr>
+            <w:r>
+              <w:rPr>
+                <w:rFonts w:ascii="Times New Roman" w:cs="Times New Roman" w:eastAsia="宋体" w:hAnsi="Times New Roman"/>
+                <w:i/>
+                <w:iCs/>
+                <w:color w:val="000000"/>
+                <w:sz w:val="18"/>
+                <w:szCs w:val="18"/>
+              </w:rPr>
+              <w:t xml:space="preserve">P</w:t>
+            </w:r>
+          </w:p>
+        </w:tc>
+        <w:tc>
+          <w:tcPr>
             <w:tcW w:type="dxa" w:w="716"/>
             <w:tcBorders>
               <w:top w:val="single" w:color="000000" w:sz="12"/>
@@ -20481,7 +21284,7 @@
         </w:tc>
         <w:tc>
           <w:tcPr>
-            <w:tcW w:type="dxa" w:w="1254"/>
+            <w:tcW w:type="dxa" w:w="1074"/>
             <w:tcBorders>
               <w:top w:val="single" w:color="000000" w:sz="12"/>
               <w:left w:val="none" w:color="FFFFFF" w:sz="0"/>
@@ -20535,7 +21338,7 @@
         </w:tc>
         <w:tc>
           <w:tcPr>
-            <w:tcW w:type="dxa" w:w="1074"/>
+            <w:tcW w:type="dxa" w:w="985"/>
             <w:tcBorders>
               <w:top w:val="single" w:color="000000" w:sz="12"/>
               <w:left w:val="none" w:color="FFFFFF" w:sz="0"/>
@@ -20595,7 +21398,7 @@
         </w:trPr>
         <w:tc>
           <w:tcPr>
-            <w:tcW w:type="dxa" w:w="627"/>
+            <w:tcW w:type="dxa" w:w="537"/>
             <w:tcBorders>
               <w:top w:val="none" w:color="FFFFFF" w:sz="0"/>
               <w:left w:val="none" w:color="FFFFFF" w:sz="0"/>
@@ -20630,7 +21433,7 @@
         </w:tc>
         <w:tc>
           <w:tcPr>
-            <w:tcW w:type="dxa" w:w="895"/>
+            <w:tcW w:type="dxa" w:w="806"/>
             <w:tcBorders>
               <w:top w:val="none" w:color="FFFFFF" w:sz="0"/>
               <w:left w:val="none" w:color="FFFFFF" w:sz="0"/>
@@ -20665,7 +21468,7 @@
         </w:tc>
         <w:tc>
           <w:tcPr>
-            <w:tcW w:type="dxa" w:w="3223"/>
+            <w:tcW w:type="dxa" w:w="2686"/>
             <w:tcBorders>
               <w:top w:val="none" w:color="FFFFFF" w:sz="0"/>
               <w:left w:val="none" w:color="FFFFFF" w:sz="0"/>
@@ -20725,7 +21528,7 @@
                 <w:sz w:val="18"/>
                 <w:szCs w:val="18"/>
               </w:rPr>
-              <w:t xml:space="preserve">－0.01097</w:t>
+              <w:t xml:space="preserve">−0.01097</w:t>
             </w:r>
             <w:r>
               <w:rPr>
@@ -20752,6 +21555,111 @@
         </w:tc>
         <w:tc>
           <w:tcPr>
+            <w:tcW w:type="dxa" w:w="627"/>
+            <w:tcBorders>
+              <w:top w:val="none" w:color="FFFFFF" w:sz="0"/>
+              <w:left w:val="none" w:color="FFFFFF" w:sz="0"/>
+              <w:bottom w:val="none" w:color="FFFFFF" w:sz="0"/>
+              <w:right w:val="none" w:color="FFFFFF" w:sz="0"/>
+            </w:tcBorders>
+            <w:tcMar>
+              <w:top w:type="dxa" w:w="20"/>
+              <w:left w:type="dxa" w:w="40"/>
+              <w:bottom w:type="dxa" w:w="20"/>
+              <w:right w:type="dxa" w:w="40"/>
+            </w:tcMar>
+            <w:vAlign w:val="center"/>
+          </w:tcPr>
+          <w:p>
+            <w:pPr>
+              <w:keepNext/>
+              <w:keepLines/>
+              <w:spacing w:after="0" w:before="0" w:line="240" w:lineRule="auto"/>
+              <w:jc w:val="center"/>
+            </w:pPr>
+            <w:r>
+              <w:rPr>
+                <w:rFonts w:ascii="Times New Roman" w:cs="Times New Roman" w:eastAsia="宋体" w:hAnsi="Times New Roman"/>
+                <w:color w:val="000000"/>
+                <w:sz w:val="18"/>
+                <w:szCs w:val="18"/>
+              </w:rPr>
+              <w:t xml:space="preserve">0.9269</w:t>
+            </w:r>
+          </w:p>
+        </w:tc>
+        <w:tc>
+          <w:tcPr>
+            <w:tcW w:type="dxa" w:w="537"/>
+            <w:tcBorders>
+              <w:top w:val="none" w:color="FFFFFF" w:sz="0"/>
+              <w:left w:val="none" w:color="FFFFFF" w:sz="0"/>
+              <w:bottom w:val="none" w:color="FFFFFF" w:sz="0"/>
+              <w:right w:val="none" w:color="FFFFFF" w:sz="0"/>
+            </w:tcBorders>
+            <w:tcMar>
+              <w:top w:type="dxa" w:w="20"/>
+              <w:left w:type="dxa" w:w="40"/>
+              <w:bottom w:type="dxa" w:w="20"/>
+              <w:right w:type="dxa" w:w="40"/>
+            </w:tcMar>
+            <w:vAlign w:val="center"/>
+          </w:tcPr>
+          <w:p>
+            <w:pPr>
+              <w:keepNext/>
+              <w:keepLines/>
+              <w:spacing w:after="0" w:before="0" w:line="240" w:lineRule="auto"/>
+              <w:jc w:val="center"/>
+            </w:pPr>
+            <w:r>
+              <w:rPr>
+                <w:rFonts w:ascii="Times New Roman" w:cs="Times New Roman" w:eastAsia="宋体" w:hAnsi="Times New Roman"/>
+                <w:color w:val="000000"/>
+                <w:sz w:val="18"/>
+                <w:szCs w:val="18"/>
+              </w:rPr>
+              <w:t xml:space="preserve">6.34</w:t>
+            </w:r>
+          </w:p>
+        </w:tc>
+        <w:tc>
+          <w:tcPr>
+            <w:tcW w:type="dxa" w:w="537"/>
+            <w:tcBorders>
+              <w:top w:val="none" w:color="FFFFFF" w:sz="0"/>
+              <w:left w:val="none" w:color="FFFFFF" w:sz="0"/>
+              <w:bottom w:val="none" w:color="FFFFFF" w:sz="0"/>
+              <w:right w:val="none" w:color="FFFFFF" w:sz="0"/>
+            </w:tcBorders>
+            <w:tcMar>
+              <w:top w:type="dxa" w:w="20"/>
+              <w:left w:type="dxa" w:w="40"/>
+              <w:bottom w:type="dxa" w:w="20"/>
+              <w:right w:type="dxa" w:w="40"/>
+            </w:tcMar>
+            <w:vAlign w:val="center"/>
+          </w:tcPr>
+          <w:p>
+            <w:pPr>
+              <w:keepNext/>
+              <w:keepLines/>
+              <w:spacing w:after="0" w:before="0" w:line="240" w:lineRule="auto"/>
+              <w:jc w:val="center"/>
+            </w:pPr>
+            <w:r>
+              <w:rPr>
+                <w:rFonts w:ascii="Times New Roman" w:cs="Times New Roman" w:eastAsia="宋体" w:hAnsi="Times New Roman"/>
+                <w:color w:val="000000"/>
+                <w:sz w:val="18"/>
+                <w:szCs w:val="18"/>
+              </w:rPr>
+              <w:t xml:space="preserve">0.270</w:t>
+            </w:r>
+          </w:p>
+        </w:tc>
+        <w:tc>
+          <w:tcPr>
             <w:tcW w:type="dxa" w:w="716"/>
             <w:tcBorders>
               <w:top w:val="none" w:color="FFFFFF" w:sz="0"/>
@@ -20781,48 +21689,13 @@
                 <w:sz w:val="18"/>
                 <w:szCs w:val="18"/>
               </w:rPr>
-              <w:t xml:space="preserve">0.9269</w:t>
-            </w:r>
-          </w:p>
-        </w:tc>
-        <w:tc>
-          <w:tcPr>
-            <w:tcW w:type="dxa" w:w="716"/>
-            <w:tcBorders>
-              <w:top w:val="none" w:color="FFFFFF" w:sz="0"/>
-              <w:left w:val="none" w:color="FFFFFF" w:sz="0"/>
-              <w:bottom w:val="none" w:color="FFFFFF" w:sz="0"/>
-              <w:right w:val="none" w:color="FFFFFF" w:sz="0"/>
-            </w:tcBorders>
-            <w:tcMar>
-              <w:top w:type="dxa" w:w="20"/>
-              <w:left w:type="dxa" w:w="40"/>
-              <w:bottom w:type="dxa" w:w="20"/>
-              <w:right w:type="dxa" w:w="40"/>
-            </w:tcMar>
-            <w:vAlign w:val="center"/>
-          </w:tcPr>
-          <w:p>
-            <w:pPr>
-              <w:keepNext/>
-              <w:keepLines/>
-              <w:spacing w:after="0" w:before="0" w:line="240" w:lineRule="auto"/>
-              <w:jc w:val="center"/>
-            </w:pPr>
-            <w:r>
-              <w:rPr>
-                <w:rFonts w:ascii="Times New Roman" w:cs="Times New Roman" w:eastAsia="宋体" w:hAnsi="Times New Roman"/>
-                <w:color w:val="000000"/>
-                <w:sz w:val="18"/>
-                <w:szCs w:val="18"/>
-              </w:rPr>
               <w:t xml:space="preserve">典型</w:t>
             </w:r>
           </w:p>
         </w:tc>
         <w:tc>
           <w:tcPr>
-            <w:tcW w:type="dxa" w:w="1254"/>
+            <w:tcW w:type="dxa" w:w="1074"/>
             <w:tcBorders>
               <w:top w:val="none" w:color="FFFFFF" w:sz="0"/>
               <w:left w:val="none" w:color="FFFFFF" w:sz="0"/>
@@ -20867,7 +21740,7 @@
         </w:tc>
         <w:tc>
           <w:tcPr>
-            <w:tcW w:type="dxa" w:w="1074"/>
+            <w:tcW w:type="dxa" w:w="985"/>
             <w:tcBorders>
               <w:top w:val="none" w:color="FFFFFF" w:sz="0"/>
               <w:left w:val="none" w:color="FFFFFF" w:sz="0"/>
@@ -20897,6 +21770,16 @@
                 <w:szCs w:val="18"/>
               </w:rPr>
               <w:t xml:space="preserve">9374.5</w:t>
+            </w:r>
+            <w:r>
+              <w:rPr>
+                <w:rFonts w:ascii="Times New Roman" w:cs="Times New Roman" w:eastAsia="宋体" w:hAnsi="Times New Roman"/>
+                <w:color w:val="000000"/>
+                <w:sz w:val="18"/>
+                <w:szCs w:val="18"/>
+                <w:vertAlign w:val="superscript"/>
+              </w:rPr>
+              <w:t xml:space="preserve">b</w:t>
             </w:r>
           </w:p>
         </w:tc>
@@ -20908,7 +21791,7 @@
         </w:trPr>
         <w:tc>
           <w:tcPr>
-            <w:tcW w:type="dxa" w:w="627"/>
+            <w:tcW w:type="dxa" w:w="537"/>
             <w:tcBorders>
               <w:top w:val="none" w:color="FFFFFF" w:sz="0"/>
               <w:left w:val="none" w:color="FFFFFF" w:sz="0"/>
@@ -20943,7 +21826,7 @@
         </w:tc>
         <w:tc>
           <w:tcPr>
-            <w:tcW w:type="dxa" w:w="895"/>
+            <w:tcW w:type="dxa" w:w="806"/>
             <w:tcBorders>
               <w:top w:val="none" w:color="FFFFFF" w:sz="0"/>
               <w:left w:val="none" w:color="FFFFFF" w:sz="0"/>
@@ -20978,7 +21861,7 @@
         </w:tc>
         <w:tc>
           <w:tcPr>
-            <w:tcW w:type="dxa" w:w="3223"/>
+            <w:tcW w:type="dxa" w:w="2686"/>
             <w:tcBorders>
               <w:top w:val="none" w:color="FFFFFF" w:sz="0"/>
               <w:left w:val="none" w:color="FFFFFF" w:sz="0"/>
@@ -21104,6 +21987,111 @@
         </w:tc>
         <w:tc>
           <w:tcPr>
+            <w:tcW w:type="dxa" w:w="627"/>
+            <w:tcBorders>
+              <w:top w:val="none" w:color="FFFFFF" w:sz="0"/>
+              <w:left w:val="none" w:color="FFFFFF" w:sz="0"/>
+              <w:bottom w:val="none" w:color="FFFFFF" w:sz="0"/>
+              <w:right w:val="none" w:color="FFFFFF" w:sz="0"/>
+            </w:tcBorders>
+            <w:tcMar>
+              <w:top w:type="dxa" w:w="20"/>
+              <w:left w:type="dxa" w:w="40"/>
+              <w:bottom w:type="dxa" w:w="20"/>
+              <w:right w:type="dxa" w:w="40"/>
+            </w:tcMar>
+            <w:vAlign w:val="center"/>
+          </w:tcPr>
+          <w:p>
+            <w:pPr>
+              <w:keepNext/>
+              <w:keepLines/>
+              <w:spacing w:after="0" w:before="0" w:line="240" w:lineRule="auto"/>
+              <w:jc w:val="center"/>
+            </w:pPr>
+            <w:r>
+              <w:rPr>
+                <w:rFonts w:ascii="Times New Roman" w:cs="Times New Roman" w:eastAsia="宋体" w:hAnsi="Times New Roman"/>
+                <w:color w:val="000000"/>
+                <w:sz w:val="18"/>
+                <w:szCs w:val="18"/>
+              </w:rPr>
+              <w:t xml:space="preserve">0.9722</w:t>
+            </w:r>
+          </w:p>
+        </w:tc>
+        <w:tc>
+          <w:tcPr>
+            <w:tcW w:type="dxa" w:w="537"/>
+            <w:tcBorders>
+              <w:top w:val="none" w:color="FFFFFF" w:sz="0"/>
+              <w:left w:val="none" w:color="FFFFFF" w:sz="0"/>
+              <w:bottom w:val="none" w:color="FFFFFF" w:sz="0"/>
+              <w:right w:val="none" w:color="FFFFFF" w:sz="0"/>
+            </w:tcBorders>
+            <w:tcMar>
+              <w:top w:type="dxa" w:w="20"/>
+              <w:left w:type="dxa" w:w="40"/>
+              <w:bottom w:type="dxa" w:w="20"/>
+              <w:right w:type="dxa" w:w="40"/>
+            </w:tcMar>
+            <w:vAlign w:val="center"/>
+          </w:tcPr>
+          <w:p>
+            <w:pPr>
+              <w:keepNext/>
+              <w:keepLines/>
+              <w:spacing w:after="0" w:before="0" w:line="240" w:lineRule="auto"/>
+              <w:jc w:val="center"/>
+            </w:pPr>
+            <w:r>
+              <w:rPr>
+                <w:rFonts w:ascii="Times New Roman" w:cs="Times New Roman" w:eastAsia="宋体" w:hAnsi="Times New Roman"/>
+                <w:color w:val="000000"/>
+                <w:sz w:val="18"/>
+                <w:szCs w:val="18"/>
+              </w:rPr>
+              <w:t xml:space="preserve">—</w:t>
+            </w:r>
+          </w:p>
+        </w:tc>
+        <w:tc>
+          <w:tcPr>
+            <w:tcW w:type="dxa" w:w="537"/>
+            <w:tcBorders>
+              <w:top w:val="none" w:color="FFFFFF" w:sz="0"/>
+              <w:left w:val="none" w:color="FFFFFF" w:sz="0"/>
+              <w:bottom w:val="none" w:color="FFFFFF" w:sz="0"/>
+              <w:right w:val="none" w:color="FFFFFF" w:sz="0"/>
+            </w:tcBorders>
+            <w:tcMar>
+              <w:top w:type="dxa" w:w="20"/>
+              <w:left w:type="dxa" w:w="40"/>
+              <w:bottom w:type="dxa" w:w="20"/>
+              <w:right w:type="dxa" w:w="40"/>
+            </w:tcMar>
+            <w:vAlign w:val="center"/>
+          </w:tcPr>
+          <w:p>
+            <w:pPr>
+              <w:keepNext/>
+              <w:keepLines/>
+              <w:spacing w:after="0" w:before="0" w:line="240" w:lineRule="auto"/>
+              <w:jc w:val="center"/>
+            </w:pPr>
+            <w:r>
+              <w:rPr>
+                <w:rFonts w:ascii="Times New Roman" w:cs="Times New Roman" w:eastAsia="宋体" w:hAnsi="Times New Roman"/>
+                <w:color w:val="000000"/>
+                <w:sz w:val="18"/>
+                <w:szCs w:val="18"/>
+              </w:rPr>
+              <w:t xml:space="preserve">—</w:t>
+            </w:r>
+          </w:p>
+        </w:tc>
+        <w:tc>
+          <w:tcPr>
             <w:tcW w:type="dxa" w:w="716"/>
             <w:tcBorders>
               <w:top w:val="none" w:color="FFFFFF" w:sz="0"/>
@@ -21133,48 +22121,13 @@
                 <w:sz w:val="18"/>
                 <w:szCs w:val="18"/>
               </w:rPr>
-              <w:t xml:space="preserve">0.9722</w:t>
-            </w:r>
-          </w:p>
-        </w:tc>
-        <w:tc>
-          <w:tcPr>
-            <w:tcW w:type="dxa" w:w="716"/>
-            <w:tcBorders>
-              <w:top w:val="none" w:color="FFFFFF" w:sz="0"/>
-              <w:left w:val="none" w:color="FFFFFF" w:sz="0"/>
-              <w:bottom w:val="none" w:color="FFFFFF" w:sz="0"/>
-              <w:right w:val="none" w:color="FFFFFF" w:sz="0"/>
-            </w:tcBorders>
-            <w:tcMar>
-              <w:top w:type="dxa" w:w="20"/>
-              <w:left w:type="dxa" w:w="40"/>
-              <w:bottom w:type="dxa" w:w="20"/>
-              <w:right w:type="dxa" w:w="40"/>
-            </w:tcMar>
-            <w:vAlign w:val="center"/>
-          </w:tcPr>
-          <w:p>
-            <w:pPr>
-              <w:keepNext/>
-              <w:keepLines/>
-              <w:spacing w:after="0" w:before="0" w:line="240" w:lineRule="auto"/>
-              <w:jc w:val="center"/>
-            </w:pPr>
-            <w:r>
-              <w:rPr>
-                <w:rFonts w:ascii="Times New Roman" w:cs="Times New Roman" w:eastAsia="宋体" w:hAnsi="Times New Roman"/>
-                <w:color w:val="000000"/>
-                <w:sz w:val="18"/>
-                <w:szCs w:val="18"/>
-              </w:rPr>
-              <w:t xml:space="preserve">典型</w:t>
-            </w:r>
-          </w:p>
-        </w:tc>
-        <w:tc>
-          <w:tcPr>
-            <w:tcW w:type="dxa" w:w="1254"/>
+              <w:t xml:space="preserve">—</w:t>
+            </w:r>
+          </w:p>
+        </w:tc>
+        <w:tc>
+          <w:tcPr>
+            <w:tcW w:type="dxa" w:w="1074"/>
             <w:tcBorders>
               <w:top w:val="none" w:color="FFFFFF" w:sz="0"/>
               <w:left w:val="none" w:color="FFFFFF" w:sz="0"/>
@@ -21209,7 +22162,7 @@
         </w:tc>
         <w:tc>
           <w:tcPr>
-            <w:tcW w:type="dxa" w:w="1074"/>
+            <w:tcW w:type="dxa" w:w="985"/>
             <w:tcBorders>
               <w:top w:val="none" w:color="FFFFFF" w:sz="0"/>
               <w:left w:val="none" w:color="FFFFFF" w:sz="0"/>
@@ -21250,7 +22203,7 @@
         </w:trPr>
         <w:tc>
           <w:tcPr>
-            <w:tcW w:type="dxa" w:w="627"/>
+            <w:tcW w:type="dxa" w:w="537"/>
             <w:tcBorders>
               <w:top w:val="none" w:color="FFFFFF" w:sz="0"/>
               <w:left w:val="none" w:color="FFFFFF" w:sz="0"/>
@@ -21314,7 +22267,7 @@
         </w:tc>
         <w:tc>
           <w:tcPr>
-            <w:tcW w:type="dxa" w:w="895"/>
+            <w:tcW w:type="dxa" w:w="806"/>
             <w:tcBorders>
               <w:top w:val="none" w:color="FFFFFF" w:sz="0"/>
               <w:left w:val="none" w:color="FFFFFF" w:sz="0"/>
@@ -21349,7 +22302,7 @@
         </w:tc>
         <w:tc>
           <w:tcPr>
-            <w:tcW w:type="dxa" w:w="3223"/>
+            <w:tcW w:type="dxa" w:w="2686"/>
             <w:tcBorders>
               <w:top w:val="none" w:color="FFFFFF" w:sz="0"/>
               <w:left w:val="none" w:color="FFFFFF" w:sz="0"/>
@@ -21409,7 +22362,7 @@
                 <w:sz w:val="18"/>
                 <w:szCs w:val="18"/>
               </w:rPr>
-              <w:t xml:space="preserve">－0.00206</w:t>
+              <w:t xml:space="preserve">−0.00206</w:t>
             </w:r>
             <w:r>
               <w:rPr>
@@ -21436,6 +22389,111 @@
         </w:tc>
         <w:tc>
           <w:tcPr>
+            <w:tcW w:type="dxa" w:w="627"/>
+            <w:tcBorders>
+              <w:top w:val="none" w:color="FFFFFF" w:sz="0"/>
+              <w:left w:val="none" w:color="FFFFFF" w:sz="0"/>
+              <w:bottom w:val="none" w:color="FFFFFF" w:sz="0"/>
+              <w:right w:val="none" w:color="FFFFFF" w:sz="0"/>
+            </w:tcBorders>
+            <w:tcMar>
+              <w:top w:type="dxa" w:w="20"/>
+              <w:left w:type="dxa" w:w="40"/>
+              <w:bottom w:type="dxa" w:w="20"/>
+              <w:right w:type="dxa" w:w="40"/>
+            </w:tcMar>
+            <w:vAlign w:val="center"/>
+          </w:tcPr>
+          <w:p>
+            <w:pPr>
+              <w:keepNext/>
+              <w:keepLines/>
+              <w:spacing w:after="0" w:before="0" w:line="240" w:lineRule="auto"/>
+              <w:jc w:val="center"/>
+            </w:pPr>
+            <w:r>
+              <w:rPr>
+                <w:rFonts w:ascii="Times New Roman" w:cs="Times New Roman" w:eastAsia="宋体" w:hAnsi="Times New Roman"/>
+                <w:color w:val="000000"/>
+                <w:sz w:val="18"/>
+                <w:szCs w:val="18"/>
+              </w:rPr>
+              <w:t xml:space="preserve">0.9859</w:t>
+            </w:r>
+          </w:p>
+        </w:tc>
+        <w:tc>
+          <w:tcPr>
+            <w:tcW w:type="dxa" w:w="537"/>
+            <w:tcBorders>
+              <w:top w:val="none" w:color="FFFFFF" w:sz="0"/>
+              <w:left w:val="none" w:color="FFFFFF" w:sz="0"/>
+              <w:bottom w:val="none" w:color="FFFFFF" w:sz="0"/>
+              <w:right w:val="none" w:color="FFFFFF" w:sz="0"/>
+            </w:tcBorders>
+            <w:tcMar>
+              <w:top w:type="dxa" w:w="20"/>
+              <w:left w:type="dxa" w:w="40"/>
+              <w:bottom w:type="dxa" w:w="20"/>
+              <w:right w:type="dxa" w:w="40"/>
+            </w:tcMar>
+            <w:vAlign w:val="center"/>
+          </w:tcPr>
+          <w:p>
+            <w:pPr>
+              <w:keepNext/>
+              <w:keepLines/>
+              <w:spacing w:after="0" w:before="0" w:line="240" w:lineRule="auto"/>
+              <w:jc w:val="center"/>
+            </w:pPr>
+            <w:r>
+              <w:rPr>
+                <w:rFonts w:ascii="Times New Roman" w:cs="Times New Roman" w:eastAsia="宋体" w:hAnsi="Times New Roman"/>
+                <w:color w:val="000000"/>
+                <w:sz w:val="18"/>
+                <w:szCs w:val="18"/>
+              </w:rPr>
+              <w:t xml:space="preserve">35.00</w:t>
+            </w:r>
+          </w:p>
+        </w:tc>
+        <w:tc>
+          <w:tcPr>
+            <w:tcW w:type="dxa" w:w="537"/>
+            <w:tcBorders>
+              <w:top w:val="none" w:color="FFFFFF" w:sz="0"/>
+              <w:left w:val="none" w:color="FFFFFF" w:sz="0"/>
+              <w:bottom w:val="none" w:color="FFFFFF" w:sz="0"/>
+              <w:right w:val="none" w:color="FFFFFF" w:sz="0"/>
+            </w:tcBorders>
+            <w:tcMar>
+              <w:top w:type="dxa" w:w="20"/>
+              <w:left w:type="dxa" w:w="40"/>
+              <w:bottom w:type="dxa" w:w="20"/>
+              <w:right w:type="dxa" w:w="40"/>
+            </w:tcMar>
+            <w:vAlign w:val="center"/>
+          </w:tcPr>
+          <w:p>
+            <w:pPr>
+              <w:keepNext/>
+              <w:keepLines/>
+              <w:spacing w:after="0" w:before="0" w:line="240" w:lineRule="auto"/>
+              <w:jc w:val="center"/>
+            </w:pPr>
+            <w:r>
+              <w:rPr>
+                <w:rFonts w:ascii="Times New Roman" w:cs="Times New Roman" w:eastAsia="宋体" w:hAnsi="Times New Roman"/>
+                <w:color w:val="000000"/>
+                <w:sz w:val="18"/>
+                <w:szCs w:val="18"/>
+              </w:rPr>
+              <w:t xml:space="preserve">0.119</w:t>
+            </w:r>
+          </w:p>
+        </w:tc>
+        <w:tc>
+          <w:tcPr>
             <w:tcW w:type="dxa" w:w="716"/>
             <w:tcBorders>
               <w:top w:val="none" w:color="FFFFFF" w:sz="0"/>
@@ -21465,48 +22523,13 @@
                 <w:sz w:val="18"/>
                 <w:szCs w:val="18"/>
               </w:rPr>
-              <w:t xml:space="preserve">0.9859</w:t>
-            </w:r>
-          </w:p>
-        </w:tc>
-        <w:tc>
-          <w:tcPr>
-            <w:tcW w:type="dxa" w:w="716"/>
-            <w:tcBorders>
-              <w:top w:val="none" w:color="FFFFFF" w:sz="0"/>
-              <w:left w:val="none" w:color="FFFFFF" w:sz="0"/>
-              <w:bottom w:val="none" w:color="FFFFFF" w:sz="0"/>
-              <w:right w:val="none" w:color="FFFFFF" w:sz="0"/>
-            </w:tcBorders>
-            <w:tcMar>
-              <w:top w:type="dxa" w:w="20"/>
-              <w:left w:type="dxa" w:w="40"/>
-              <w:bottom w:type="dxa" w:w="20"/>
-              <w:right w:type="dxa" w:w="40"/>
-            </w:tcMar>
-            <w:vAlign w:val="center"/>
-          </w:tcPr>
-          <w:p>
-            <w:pPr>
-              <w:keepNext/>
-              <w:keepLines/>
-              <w:spacing w:after="0" w:before="0" w:line="240" w:lineRule="auto"/>
-              <w:jc w:val="center"/>
-            </w:pPr>
-            <w:r>
-              <w:rPr>
-                <w:rFonts w:ascii="Times New Roman" w:cs="Times New Roman" w:eastAsia="宋体" w:hAnsi="Times New Roman"/>
-                <w:color w:val="000000"/>
-                <w:sz w:val="18"/>
-                <w:szCs w:val="18"/>
-              </w:rPr>
               <w:t xml:space="preserve">典型</w:t>
             </w:r>
           </w:p>
         </w:tc>
         <w:tc>
           <w:tcPr>
-            <w:tcW w:type="dxa" w:w="1254"/>
+            <w:tcW w:type="dxa" w:w="1074"/>
             <w:tcBorders>
               <w:top w:val="none" w:color="FFFFFF" w:sz="0"/>
               <w:left w:val="none" w:color="FFFFFF" w:sz="0"/>
@@ -21551,36 +22574,46 @@
         </w:tc>
         <w:tc>
           <w:tcPr>
-            <w:tcW w:type="dxa" w:w="1074"/>
-            <w:tcBorders>
-              <w:top w:val="none" w:color="FFFFFF" w:sz="0"/>
-              <w:left w:val="none" w:color="FFFFFF" w:sz="0"/>
-              <w:bottom w:val="none" w:color="FFFFFF" w:sz="0"/>
-              <w:right w:val="none" w:color="FFFFFF" w:sz="0"/>
-            </w:tcBorders>
-            <w:tcMar>
-              <w:top w:type="dxa" w:w="20"/>
-              <w:left w:type="dxa" w:w="40"/>
-              <w:bottom w:type="dxa" w:w="20"/>
-              <w:right w:type="dxa" w:w="40"/>
-            </w:tcMar>
-            <w:vAlign w:val="center"/>
-          </w:tcPr>
-          <w:p>
-            <w:pPr>
-              <w:keepNext/>
-              <w:keepLines/>
-              <w:spacing w:after="0" w:before="0" w:line="240" w:lineRule="auto"/>
-              <w:jc w:val="center"/>
-            </w:pPr>
-            <w:r>
-              <w:rPr>
-                <w:rFonts w:ascii="Times New Roman" w:cs="Times New Roman" w:eastAsia="宋体" w:hAnsi="Times New Roman"/>
-                <w:color w:val="000000"/>
-                <w:sz w:val="18"/>
-                <w:szCs w:val="18"/>
-              </w:rPr>
-              <w:t xml:space="preserve">—</w:t>
+            <w:tcW w:type="dxa" w:w="985"/>
+            <w:tcBorders>
+              <w:top w:val="none" w:color="FFFFFF" w:sz="0"/>
+              <w:left w:val="none" w:color="FFFFFF" w:sz="0"/>
+              <w:bottom w:val="none" w:color="FFFFFF" w:sz="0"/>
+              <w:right w:val="none" w:color="FFFFFF" w:sz="0"/>
+            </w:tcBorders>
+            <w:tcMar>
+              <w:top w:type="dxa" w:w="20"/>
+              <w:left w:type="dxa" w:w="40"/>
+              <w:bottom w:type="dxa" w:w="20"/>
+              <w:right w:type="dxa" w:w="40"/>
+            </w:tcMar>
+            <w:vAlign w:val="center"/>
+          </w:tcPr>
+          <w:p>
+            <w:pPr>
+              <w:keepNext/>
+              <w:keepLines/>
+              <w:spacing w:after="0" w:before="0" w:line="240" w:lineRule="auto"/>
+              <w:jc w:val="center"/>
+            </w:pPr>
+            <w:r>
+              <w:rPr>
+                <w:rFonts w:ascii="Times New Roman" w:cs="Times New Roman" w:eastAsia="宋体" w:hAnsi="Times New Roman"/>
+                <w:color w:val="000000"/>
+                <w:sz w:val="18"/>
+                <w:szCs w:val="18"/>
+              </w:rPr>
+              <w:t xml:space="preserve">14430.2</w:t>
+            </w:r>
+            <w:r>
+              <w:rPr>
+                <w:rFonts w:ascii="Times New Roman" w:cs="Times New Roman" w:eastAsia="宋体" w:hAnsi="Times New Roman"/>
+                <w:color w:val="000000"/>
+                <w:sz w:val="18"/>
+                <w:szCs w:val="18"/>
+                <w:vertAlign w:val="superscript"/>
+              </w:rPr>
+              <w:t xml:space="preserve">b</w:t>
             </w:r>
           </w:p>
         </w:tc>
@@ -21592,7 +22625,7 @@
         </w:trPr>
         <w:tc>
           <w:tcPr>
-            <w:tcW w:type="dxa" w:w="627"/>
+            <w:tcW w:type="dxa" w:w="537"/>
             <w:tcBorders>
               <w:top w:val="none" w:color="FFFFFF" w:sz="0"/>
               <w:left w:val="none" w:color="FFFFFF" w:sz="0"/>
@@ -21656,7 +22689,7 @@
         </w:tc>
         <w:tc>
           <w:tcPr>
-            <w:tcW w:type="dxa" w:w="895"/>
+            <w:tcW w:type="dxa" w:w="806"/>
             <w:tcBorders>
               <w:top w:val="none" w:color="FFFFFF" w:sz="0"/>
               <w:left w:val="none" w:color="FFFFFF" w:sz="0"/>
@@ -21691,7 +22724,7 @@
         </w:tc>
         <w:tc>
           <w:tcPr>
-            <w:tcW w:type="dxa" w:w="3223"/>
+            <w:tcW w:type="dxa" w:w="2686"/>
             <w:tcBorders>
               <w:top w:val="none" w:color="FFFFFF" w:sz="0"/>
               <w:left w:val="none" w:color="FFFFFF" w:sz="0"/>
@@ -21748,6 +22781,111 @@
         </w:tc>
         <w:tc>
           <w:tcPr>
+            <w:tcW w:type="dxa" w:w="627"/>
+            <w:tcBorders>
+              <w:top w:val="none" w:color="FFFFFF" w:sz="0"/>
+              <w:left w:val="none" w:color="FFFFFF" w:sz="0"/>
+              <w:bottom w:val="none" w:color="FFFFFF" w:sz="0"/>
+              <w:right w:val="none" w:color="FFFFFF" w:sz="0"/>
+            </w:tcBorders>
+            <w:tcMar>
+              <w:top w:type="dxa" w:w="20"/>
+              <w:left w:type="dxa" w:w="40"/>
+              <w:bottom w:type="dxa" w:w="20"/>
+              <w:right w:type="dxa" w:w="40"/>
+            </w:tcMar>
+            <w:vAlign w:val="center"/>
+          </w:tcPr>
+          <w:p>
+            <w:pPr>
+              <w:keepNext/>
+              <w:keepLines/>
+              <w:spacing w:after="0" w:before="0" w:line="240" w:lineRule="auto"/>
+              <w:jc w:val="center"/>
+            </w:pPr>
+            <w:r>
+              <w:rPr>
+                <w:rFonts w:ascii="Times New Roman" w:cs="Times New Roman" w:eastAsia="宋体" w:hAnsi="Times New Roman"/>
+                <w:color w:val="000000"/>
+                <w:sz w:val="18"/>
+                <w:szCs w:val="18"/>
+              </w:rPr>
+              <w:t xml:space="preserve">0.9853</w:t>
+            </w:r>
+          </w:p>
+        </w:tc>
+        <w:tc>
+          <w:tcPr>
+            <w:tcW w:type="dxa" w:w="537"/>
+            <w:tcBorders>
+              <w:top w:val="none" w:color="FFFFFF" w:sz="0"/>
+              <w:left w:val="none" w:color="FFFFFF" w:sz="0"/>
+              <w:bottom w:val="none" w:color="FFFFFF" w:sz="0"/>
+              <w:right w:val="none" w:color="FFFFFF" w:sz="0"/>
+            </w:tcBorders>
+            <w:tcMar>
+              <w:top w:type="dxa" w:w="20"/>
+              <w:left w:type="dxa" w:w="40"/>
+              <w:bottom w:type="dxa" w:w="20"/>
+              <w:right w:type="dxa" w:w="40"/>
+            </w:tcMar>
+            <w:vAlign w:val="center"/>
+          </w:tcPr>
+          <w:p>
+            <w:pPr>
+              <w:keepNext/>
+              <w:keepLines/>
+              <w:spacing w:after="0" w:before="0" w:line="240" w:lineRule="auto"/>
+              <w:jc w:val="center"/>
+            </w:pPr>
+            <w:r>
+              <w:rPr>
+                <w:rFonts w:ascii="Times New Roman" w:cs="Times New Roman" w:eastAsia="宋体" w:hAnsi="Times New Roman"/>
+                <w:color w:val="000000"/>
+                <w:sz w:val="18"/>
+                <w:szCs w:val="18"/>
+              </w:rPr>
+              <w:t xml:space="preserve">—</w:t>
+            </w:r>
+          </w:p>
+        </w:tc>
+        <w:tc>
+          <w:tcPr>
+            <w:tcW w:type="dxa" w:w="537"/>
+            <w:tcBorders>
+              <w:top w:val="none" w:color="FFFFFF" w:sz="0"/>
+              <w:left w:val="none" w:color="FFFFFF" w:sz="0"/>
+              <w:bottom w:val="none" w:color="FFFFFF" w:sz="0"/>
+              <w:right w:val="none" w:color="FFFFFF" w:sz="0"/>
+            </w:tcBorders>
+            <w:tcMar>
+              <w:top w:type="dxa" w:w="20"/>
+              <w:left w:type="dxa" w:w="40"/>
+              <w:bottom w:type="dxa" w:w="20"/>
+              <w:right w:type="dxa" w:w="40"/>
+            </w:tcMar>
+            <w:vAlign w:val="center"/>
+          </w:tcPr>
+          <w:p>
+            <w:pPr>
+              <w:keepNext/>
+              <w:keepLines/>
+              <w:spacing w:after="0" w:before="0" w:line="240" w:lineRule="auto"/>
+              <w:jc w:val="center"/>
+            </w:pPr>
+            <w:r>
+              <w:rPr>
+                <w:rFonts w:ascii="Times New Roman" w:cs="Times New Roman" w:eastAsia="宋体" w:hAnsi="Times New Roman"/>
+                <w:color w:val="000000"/>
+                <w:sz w:val="18"/>
+                <w:szCs w:val="18"/>
+              </w:rPr>
+              <w:t xml:space="preserve">—</w:t>
+            </w:r>
+          </w:p>
+        </w:tc>
+        <w:tc>
+          <w:tcPr>
             <w:tcW w:type="dxa" w:w="716"/>
             <w:tcBorders>
               <w:top w:val="none" w:color="FFFFFF" w:sz="0"/>
@@ -21777,48 +22915,13 @@
                 <w:sz w:val="18"/>
                 <w:szCs w:val="18"/>
               </w:rPr>
-              <w:t xml:space="preserve">0.9853</w:t>
-            </w:r>
-          </w:p>
-        </w:tc>
-        <w:tc>
-          <w:tcPr>
-            <w:tcW w:type="dxa" w:w="716"/>
-            <w:tcBorders>
-              <w:top w:val="none" w:color="FFFFFF" w:sz="0"/>
-              <w:left w:val="none" w:color="FFFFFF" w:sz="0"/>
-              <w:bottom w:val="none" w:color="FFFFFF" w:sz="0"/>
-              <w:right w:val="none" w:color="FFFFFF" w:sz="0"/>
-            </w:tcBorders>
-            <w:tcMar>
-              <w:top w:type="dxa" w:w="20"/>
-              <w:left w:type="dxa" w:w="40"/>
-              <w:bottom w:type="dxa" w:w="20"/>
-              <w:right w:type="dxa" w:w="40"/>
-            </w:tcMar>
-            <w:vAlign w:val="center"/>
-          </w:tcPr>
-          <w:p>
-            <w:pPr>
-              <w:keepNext/>
-              <w:keepLines/>
-              <w:spacing w:after="0" w:before="0" w:line="240" w:lineRule="auto"/>
-              <w:jc w:val="center"/>
-            </w:pPr>
-            <w:r>
-              <w:rPr>
-                <w:rFonts w:ascii="Times New Roman" w:cs="Times New Roman" w:eastAsia="宋体" w:hAnsi="Times New Roman"/>
-                <w:color w:val="000000"/>
-                <w:sz w:val="18"/>
-                <w:szCs w:val="18"/>
-              </w:rPr>
               <w:t xml:space="preserve">—</w:t>
             </w:r>
           </w:p>
         </w:tc>
         <w:tc>
           <w:tcPr>
-            <w:tcW w:type="dxa" w:w="1254"/>
+            <w:tcW w:type="dxa" w:w="1074"/>
             <w:tcBorders>
               <w:top w:val="none" w:color="FFFFFF" w:sz="0"/>
               <w:left w:val="none" w:color="FFFFFF" w:sz="0"/>
@@ -21853,7 +22956,7 @@
         </w:tc>
         <w:tc>
           <w:tcPr>
-            <w:tcW w:type="dxa" w:w="1074"/>
+            <w:tcW w:type="dxa" w:w="985"/>
             <w:tcBorders>
               <w:top w:val="none" w:color="FFFFFF" w:sz="0"/>
               <w:left w:val="none" w:color="FFFFFF" w:sz="0"/>
@@ -21894,7 +22997,7 @@
         </w:trPr>
         <w:tc>
           <w:tcPr>
-            <w:tcW w:type="dxa" w:w="627"/>
+            <w:tcW w:type="dxa" w:w="537"/>
             <w:tcBorders>
               <w:top w:val="none" w:color="FFFFFF" w:sz="0"/>
               <w:left w:val="none" w:color="FFFFFF" w:sz="0"/>
@@ -21948,7 +23051,7 @@
         </w:tc>
         <w:tc>
           <w:tcPr>
-            <w:tcW w:type="dxa" w:w="895"/>
+            <w:tcW w:type="dxa" w:w="806"/>
             <w:tcBorders>
               <w:top w:val="none" w:color="FFFFFF" w:sz="0"/>
               <w:left w:val="none" w:color="FFFFFF" w:sz="0"/>
@@ -21983,7 +23086,7 @@
         </w:tc>
         <w:tc>
           <w:tcPr>
-            <w:tcW w:type="dxa" w:w="3223"/>
+            <w:tcW w:type="dxa" w:w="2686"/>
             <w:tcBorders>
               <w:top w:val="none" w:color="FFFFFF" w:sz="0"/>
               <w:left w:val="none" w:color="FFFFFF" w:sz="0"/>
@@ -22070,6 +23173,111 @@
         </w:tc>
         <w:tc>
           <w:tcPr>
+            <w:tcW w:type="dxa" w:w="627"/>
+            <w:tcBorders>
+              <w:top w:val="none" w:color="FFFFFF" w:sz="0"/>
+              <w:left w:val="none" w:color="FFFFFF" w:sz="0"/>
+              <w:bottom w:val="none" w:color="FFFFFF" w:sz="0"/>
+              <w:right w:val="none" w:color="FFFFFF" w:sz="0"/>
+            </w:tcBorders>
+            <w:tcMar>
+              <w:top w:type="dxa" w:w="20"/>
+              <w:left w:type="dxa" w:w="40"/>
+              <w:bottom w:type="dxa" w:w="20"/>
+              <w:right w:type="dxa" w:w="40"/>
+            </w:tcMar>
+            <w:vAlign w:val="center"/>
+          </w:tcPr>
+          <w:p>
+            <w:pPr>
+              <w:keepNext/>
+              <w:keepLines/>
+              <w:spacing w:after="0" w:before="0" w:line="240" w:lineRule="auto"/>
+              <w:jc w:val="center"/>
+            </w:pPr>
+            <w:r>
+              <w:rPr>
+                <w:rFonts w:ascii="Times New Roman" w:cs="Times New Roman" w:eastAsia="宋体" w:hAnsi="Times New Roman"/>
+                <w:color w:val="000000"/>
+                <w:sz w:val="18"/>
+                <w:szCs w:val="18"/>
+              </w:rPr>
+              <w:t xml:space="preserve">0.8773</w:t>
+            </w:r>
+          </w:p>
+        </w:tc>
+        <w:tc>
+          <w:tcPr>
+            <w:tcW w:type="dxa" w:w="537"/>
+            <w:tcBorders>
+              <w:top w:val="none" w:color="FFFFFF" w:sz="0"/>
+              <w:left w:val="none" w:color="FFFFFF" w:sz="0"/>
+              <w:bottom w:val="none" w:color="FFFFFF" w:sz="0"/>
+              <w:right w:val="none" w:color="FFFFFF" w:sz="0"/>
+            </w:tcBorders>
+            <w:tcMar>
+              <w:top w:type="dxa" w:w="20"/>
+              <w:left w:type="dxa" w:w="40"/>
+              <w:bottom w:type="dxa" w:w="20"/>
+              <w:right w:type="dxa" w:w="40"/>
+            </w:tcMar>
+            <w:vAlign w:val="center"/>
+          </w:tcPr>
+          <w:p>
+            <w:pPr>
+              <w:keepNext/>
+              <w:keepLines/>
+              <w:spacing w:after="0" w:before="0" w:line="240" w:lineRule="auto"/>
+              <w:jc w:val="center"/>
+            </w:pPr>
+            <w:r>
+              <w:rPr>
+                <w:rFonts w:ascii="Times New Roman" w:cs="Times New Roman" w:eastAsia="宋体" w:hAnsi="Times New Roman"/>
+                <w:color w:val="000000"/>
+                <w:sz w:val="18"/>
+                <w:szCs w:val="18"/>
+              </w:rPr>
+              <w:t xml:space="preserve">3.58</w:t>
+            </w:r>
+          </w:p>
+        </w:tc>
+        <w:tc>
+          <w:tcPr>
+            <w:tcW w:type="dxa" w:w="537"/>
+            <w:tcBorders>
+              <w:top w:val="none" w:color="FFFFFF" w:sz="0"/>
+              <w:left w:val="none" w:color="FFFFFF" w:sz="0"/>
+              <w:bottom w:val="none" w:color="FFFFFF" w:sz="0"/>
+              <w:right w:val="none" w:color="FFFFFF" w:sz="0"/>
+            </w:tcBorders>
+            <w:tcMar>
+              <w:top w:type="dxa" w:w="20"/>
+              <w:left w:type="dxa" w:w="40"/>
+              <w:bottom w:type="dxa" w:w="20"/>
+              <w:right w:type="dxa" w:w="40"/>
+            </w:tcMar>
+            <w:vAlign w:val="center"/>
+          </w:tcPr>
+          <w:p>
+            <w:pPr>
+              <w:keepNext/>
+              <w:keepLines/>
+              <w:spacing w:after="0" w:before="0" w:line="240" w:lineRule="auto"/>
+              <w:jc w:val="center"/>
+            </w:pPr>
+            <w:r>
+              <w:rPr>
+                <w:rFonts w:ascii="Times New Roman" w:cs="Times New Roman" w:eastAsia="宋体" w:hAnsi="Times New Roman"/>
+                <w:color w:val="000000"/>
+                <w:sz w:val="18"/>
+                <w:szCs w:val="18"/>
+              </w:rPr>
+              <w:t xml:space="preserve">0.350</w:t>
+            </w:r>
+          </w:p>
+        </w:tc>
+        <w:tc>
+          <w:tcPr>
             <w:tcW w:type="dxa" w:w="716"/>
             <w:tcBorders>
               <w:top w:val="none" w:color="FFFFFF" w:sz="0"/>
@@ -22099,48 +23307,13 @@
                 <w:sz w:val="18"/>
                 <w:szCs w:val="18"/>
               </w:rPr>
-              <w:t xml:space="preserve">0.8773</w:t>
-            </w:r>
-          </w:p>
-        </w:tc>
-        <w:tc>
-          <w:tcPr>
-            <w:tcW w:type="dxa" w:w="716"/>
-            <w:tcBorders>
-              <w:top w:val="none" w:color="FFFFFF" w:sz="0"/>
-              <w:left w:val="none" w:color="FFFFFF" w:sz="0"/>
-              <w:bottom w:val="none" w:color="FFFFFF" w:sz="0"/>
-              <w:right w:val="none" w:color="FFFFFF" w:sz="0"/>
-            </w:tcBorders>
-            <w:tcMar>
-              <w:top w:type="dxa" w:w="20"/>
-              <w:left w:type="dxa" w:w="40"/>
-              <w:bottom w:type="dxa" w:w="20"/>
-              <w:right w:type="dxa" w:w="40"/>
-            </w:tcMar>
-            <w:vAlign w:val="center"/>
-          </w:tcPr>
-          <w:p>
-            <w:pPr>
-              <w:keepNext/>
-              <w:keepLines/>
-              <w:spacing w:after="0" w:before="0" w:line="240" w:lineRule="auto"/>
-              <w:jc w:val="center"/>
-            </w:pPr>
-            <w:r>
-              <w:rPr>
-                <w:rFonts w:ascii="Times New Roman" w:cs="Times New Roman" w:eastAsia="宋体" w:hAnsi="Times New Roman"/>
-                <w:color w:val="000000"/>
-                <w:sz w:val="18"/>
-                <w:szCs w:val="18"/>
-              </w:rPr>
               <w:t xml:space="preserve">非典型</w:t>
             </w:r>
           </w:p>
         </w:tc>
         <w:tc>
           <w:tcPr>
-            <w:tcW w:type="dxa" w:w="1254"/>
+            <w:tcW w:type="dxa" w:w="1074"/>
             <w:tcBorders>
               <w:top w:val="none" w:color="FFFFFF" w:sz="0"/>
               <w:left w:val="none" w:color="FFFFFF" w:sz="0"/>
@@ -22175,7 +23348,7 @@
         </w:tc>
         <w:tc>
           <w:tcPr>
-            <w:tcW w:type="dxa" w:w="1074"/>
+            <w:tcW w:type="dxa" w:w="985"/>
             <w:tcBorders>
               <w:top w:val="none" w:color="FFFFFF" w:sz="0"/>
               <w:left w:val="none" w:color="FFFFFF" w:sz="0"/>
@@ -22216,7 +23389,7 @@
         </w:trPr>
         <w:tc>
           <w:tcPr>
-            <w:tcW w:type="dxa" w:w="627"/>
+            <w:tcW w:type="dxa" w:w="537"/>
             <w:tcBorders>
               <w:top w:val="none" w:color="FFFFFF" w:sz="0"/>
               <w:left w:val="none" w:color="FFFFFF" w:sz="0"/>
@@ -22270,7 +23443,7 @@
         </w:tc>
         <w:tc>
           <w:tcPr>
-            <w:tcW w:type="dxa" w:w="895"/>
+            <w:tcW w:type="dxa" w:w="806"/>
             <w:tcBorders>
               <w:top w:val="none" w:color="FFFFFF" w:sz="0"/>
               <w:left w:val="none" w:color="FFFFFF" w:sz="0"/>
@@ -22305,7 +23478,7 @@
         </w:tc>
         <w:tc>
           <w:tcPr>
-            <w:tcW w:type="dxa" w:w="3223"/>
+            <w:tcW w:type="dxa" w:w="2686"/>
             <w:tcBorders>
               <w:top w:val="none" w:color="FFFFFF" w:sz="0"/>
               <w:left w:val="none" w:color="FFFFFF" w:sz="0"/>
@@ -22362,6 +23535,111 @@
         </w:tc>
         <w:tc>
           <w:tcPr>
+            <w:tcW w:type="dxa" w:w="627"/>
+            <w:tcBorders>
+              <w:top w:val="none" w:color="FFFFFF" w:sz="0"/>
+              <w:left w:val="none" w:color="FFFFFF" w:sz="0"/>
+              <w:bottom w:val="single" w:color="000000" w:sz="12"/>
+              <w:right w:val="none" w:color="FFFFFF" w:sz="0"/>
+            </w:tcBorders>
+            <w:tcMar>
+              <w:top w:type="dxa" w:w="20"/>
+              <w:left w:type="dxa" w:w="40"/>
+              <w:bottom w:type="dxa" w:w="20"/>
+              <w:right w:type="dxa" w:w="40"/>
+            </w:tcMar>
+            <w:vAlign w:val="center"/>
+          </w:tcPr>
+          <w:p>
+            <w:pPr>
+              <w:keepNext w:val="false"/>
+              <w:keepLines/>
+              <w:spacing w:after="0" w:before="0" w:line="240" w:lineRule="auto"/>
+              <w:jc w:val="center"/>
+            </w:pPr>
+            <w:r>
+              <w:rPr>
+                <w:rFonts w:ascii="Times New Roman" w:cs="Times New Roman" w:eastAsia="宋体" w:hAnsi="Times New Roman"/>
+                <w:color w:val="000000"/>
+                <w:sz w:val="18"/>
+                <w:szCs w:val="18"/>
+              </w:rPr>
+              <w:t xml:space="preserve">0.8292</w:t>
+            </w:r>
+          </w:p>
+        </w:tc>
+        <w:tc>
+          <w:tcPr>
+            <w:tcW w:type="dxa" w:w="537"/>
+            <w:tcBorders>
+              <w:top w:val="none" w:color="FFFFFF" w:sz="0"/>
+              <w:left w:val="none" w:color="FFFFFF" w:sz="0"/>
+              <w:bottom w:val="single" w:color="000000" w:sz="12"/>
+              <w:right w:val="none" w:color="FFFFFF" w:sz="0"/>
+            </w:tcBorders>
+            <w:tcMar>
+              <w:top w:type="dxa" w:w="20"/>
+              <w:left w:type="dxa" w:w="40"/>
+              <w:bottom w:type="dxa" w:w="20"/>
+              <w:right w:type="dxa" w:w="40"/>
+            </w:tcMar>
+            <w:vAlign w:val="center"/>
+          </w:tcPr>
+          <w:p>
+            <w:pPr>
+              <w:keepNext w:val="false"/>
+              <w:keepLines/>
+              <w:spacing w:after="0" w:before="0" w:line="240" w:lineRule="auto"/>
+              <w:jc w:val="center"/>
+            </w:pPr>
+            <w:r>
+              <w:rPr>
+                <w:rFonts w:ascii="Times New Roman" w:cs="Times New Roman" w:eastAsia="宋体" w:hAnsi="Times New Roman"/>
+                <w:color w:val="000000"/>
+                <w:sz w:val="18"/>
+                <w:szCs w:val="18"/>
+              </w:rPr>
+              <w:t xml:space="preserve">—</w:t>
+            </w:r>
+          </w:p>
+        </w:tc>
+        <w:tc>
+          <w:tcPr>
+            <w:tcW w:type="dxa" w:w="537"/>
+            <w:tcBorders>
+              <w:top w:val="none" w:color="FFFFFF" w:sz="0"/>
+              <w:left w:val="none" w:color="FFFFFF" w:sz="0"/>
+              <w:bottom w:val="single" w:color="000000" w:sz="12"/>
+              <w:right w:val="none" w:color="FFFFFF" w:sz="0"/>
+            </w:tcBorders>
+            <w:tcMar>
+              <w:top w:type="dxa" w:w="20"/>
+              <w:left w:type="dxa" w:w="40"/>
+              <w:bottom w:type="dxa" w:w="20"/>
+              <w:right w:type="dxa" w:w="40"/>
+            </w:tcMar>
+            <w:vAlign w:val="center"/>
+          </w:tcPr>
+          <w:p>
+            <w:pPr>
+              <w:keepNext w:val="false"/>
+              <w:keepLines/>
+              <w:spacing w:after="0" w:before="0" w:line="240" w:lineRule="auto"/>
+              <w:jc w:val="center"/>
+            </w:pPr>
+            <w:r>
+              <w:rPr>
+                <w:rFonts w:ascii="Times New Roman" w:cs="Times New Roman" w:eastAsia="宋体" w:hAnsi="Times New Roman"/>
+                <w:color w:val="000000"/>
+                <w:sz w:val="18"/>
+                <w:szCs w:val="18"/>
+              </w:rPr>
+              <w:t xml:space="preserve">—</w:t>
+            </w:r>
+          </w:p>
+        </w:tc>
+        <w:tc>
+          <w:tcPr>
             <w:tcW w:type="dxa" w:w="716"/>
             <w:tcBorders>
               <w:top w:val="none" w:color="FFFFFF" w:sz="0"/>
@@ -22391,13 +23669,13 @@
                 <w:sz w:val="18"/>
                 <w:szCs w:val="18"/>
               </w:rPr>
-              <w:t xml:space="preserve">0.8292</w:t>
-            </w:r>
-          </w:p>
-        </w:tc>
-        <w:tc>
-          <w:tcPr>
-            <w:tcW w:type="dxa" w:w="716"/>
+              <w:t xml:space="preserve">—</w:t>
+            </w:r>
+          </w:p>
+        </w:tc>
+        <w:tc>
+          <w:tcPr>
+            <w:tcW w:type="dxa" w:w="1074"/>
             <w:tcBorders>
               <w:top w:val="none" w:color="FFFFFF" w:sz="0"/>
               <w:left w:val="none" w:color="FFFFFF" w:sz="0"/>
@@ -22432,42 +23710,7 @@
         </w:tc>
         <w:tc>
           <w:tcPr>
-            <w:tcW w:type="dxa" w:w="1254"/>
-            <w:tcBorders>
-              <w:top w:val="none" w:color="FFFFFF" w:sz="0"/>
-              <w:left w:val="none" w:color="FFFFFF" w:sz="0"/>
-              <w:bottom w:val="single" w:color="000000" w:sz="12"/>
-              <w:right w:val="none" w:color="FFFFFF" w:sz="0"/>
-            </w:tcBorders>
-            <w:tcMar>
-              <w:top w:type="dxa" w:w="20"/>
-              <w:left w:type="dxa" w:w="40"/>
-              <w:bottom w:type="dxa" w:w="20"/>
-              <w:right w:type="dxa" w:w="40"/>
-            </w:tcMar>
-            <w:vAlign w:val="center"/>
-          </w:tcPr>
-          <w:p>
-            <w:pPr>
-              <w:keepNext w:val="false"/>
-              <w:keepLines/>
-              <w:spacing w:after="0" w:before="0" w:line="240" w:lineRule="auto"/>
-              <w:jc w:val="center"/>
-            </w:pPr>
-            <w:r>
-              <w:rPr>
-                <w:rFonts w:ascii="Times New Roman" w:cs="Times New Roman" w:eastAsia="宋体" w:hAnsi="Times New Roman"/>
-                <w:color w:val="000000"/>
-                <w:sz w:val="18"/>
-                <w:szCs w:val="18"/>
-              </w:rPr>
-              <w:t xml:space="preserve">—</w:t>
-            </w:r>
-          </w:p>
-        </w:tc>
-        <w:tc>
-          <w:tcPr>
-            <w:tcW w:type="dxa" w:w="1074"/>
+            <w:tcW w:type="dxa" w:w="985"/>
             <w:tcBorders>
               <w:top w:val="none" w:color="FFFFFF" w:sz="0"/>
               <w:left w:val="none" w:color="FFFFFF" w:sz="0"/>
@@ -22593,7 +23836,47 @@
           <w:sz w:val="18"/>
           <w:szCs w:val="18"/>
         </w:rPr>
-        <w:t xml:space="preserve">）；“—”表示无实际意义或不适用。　</w:t>
+        <w:t xml:space="preserve">）；“—”表示不适用。　</w:t>
+      </w:r>
+      <w:r>
+        <w:rPr>
+          <w:rFonts w:ascii="Times New Roman" w:cs="Times New Roman" w:eastAsia="宋体" w:hAnsi="Times New Roman"/>
+          <w:i/>
+          <w:iCs/>
+          <w:color w:val="000000"/>
+          <w:sz w:val="18"/>
+          <w:szCs w:val="18"/>
+        </w:rPr>
+        <w:t xml:space="preserve">F</w:t>
+      </w:r>
+      <w:r>
+        <w:rPr>
+          <w:rFonts w:ascii="Times New Roman" w:cs="Times New Roman" w:eastAsia="宋体" w:hAnsi="Times New Roman"/>
+          <w:color w:val="000000"/>
+          <w:sz w:val="18"/>
+          <w:szCs w:val="18"/>
+        </w:rPr>
+        <w:t xml:space="preserve">、</w:t>
+      </w:r>
+      <w:r>
+        <w:rPr>
+          <w:rFonts w:ascii="Times New Roman" w:cs="Times New Roman" w:eastAsia="宋体" w:hAnsi="Times New Roman"/>
+          <w:i/>
+          <w:iCs/>
+          <w:color w:val="000000"/>
+          <w:sz w:val="18"/>
+          <w:szCs w:val="18"/>
+        </w:rPr>
+        <w:t xml:space="preserve">P</w:t>
+      </w:r>
+      <w:r>
+        <w:rPr>
+          <w:rFonts w:ascii="Times New Roman" w:cs="Times New Roman" w:eastAsia="宋体" w:hAnsi="Times New Roman"/>
+          <w:color w:val="000000"/>
+          <w:sz w:val="18"/>
+          <w:szCs w:val="18"/>
+        </w:rPr>
+        <w:t xml:space="preserve">由4个施肥水平的产量拟合求得，残差自由度仅为1，各回归方程均未达显著水平，方程仅用于描述趋势。典型性检验仅适用于一元二次方程（一次项系数为正、二次项系数为负），线性及线性加平台模型不适用。</w:t>
       </w:r>
       <w:r>
         <w:rPr>
@@ -22612,7 +23895,7 @@
           <w:sz w:val="18"/>
           <w:szCs w:val="18"/>
         </w:rPr>
-        <w:t xml:space="preserve">超出试验设计范围。</w:t>
+        <w:t xml:space="preserve">由方程外推所得，超出试验设计范围，无实际农学意义，不作为推荐施肥依据。</w:t>
       </w:r>
     </w:p>
     <w:p>
@@ -22687,9 +23970,7 @@
       </w:pPr>
       <w:r>
         <w:rPr>
-          <w:rFonts w:ascii="Times New Roman" w:cs="Times New Roman" w:eastAsia="楷体" w:hAnsi="Times New Roman"/>
-          <w:b/>
-          <w:bCs/>
+          <w:rFonts w:ascii="Times New Roman" w:cs="Times New Roman" w:eastAsia="黑体" w:hAnsi="Times New Roman"/>
           <w:color w:val="000000"/>
           <w:sz w:val="21"/>
           <w:szCs w:val="21"/>
@@ -22710,7 +23991,7 @@
           <w:sz w:val="21"/>
           <w:szCs w:val="21"/>
         </w:rPr>
-        <w:t xml:space="preserve">由于磷、钾肥效应方程无法直接求得最佳经济施肥量，进一步采用边际分析法比较相邻施肥水平间的边际效益（表6）。氮肥由N0增至N1、由N1增至N2时，边际产投比分别为3.23和6.74，而由N2增至N3时边际产量为负值，说明施氮量以270 kg/hm</w:t>
+        <w:t xml:space="preserve">由于磷、钾肥效应方程无法直接求得最佳经济施肥量，进一步采用边际分析法比较相邻施肥水平间的边际效益（表6）</w:t>
       </w:r>
       <w:r>
         <w:rPr>
@@ -22720,6 +24001,25 @@
           <w:szCs w:val="21"/>
           <w:vertAlign w:val="superscript"/>
         </w:rPr>
+        <w:t xml:space="preserve">[8]</w:t>
+      </w:r>
+      <w:r>
+        <w:rPr>
+          <w:rFonts w:ascii="Times New Roman" w:cs="Times New Roman" w:eastAsia="宋体" w:hAnsi="Times New Roman"/>
+          <w:color w:val="000000"/>
+          <w:sz w:val="21"/>
+          <w:szCs w:val="21"/>
+        </w:rPr>
+        <w:t xml:space="preserve">。氮肥由N0增至N1、由N1增至N2时，边际产投比分别为3.23和6.74，而由N2增至N3时边际产量为负值，说明施氮量以270 kg/hm</w:t>
+      </w:r>
+      <w:r>
+        <w:rPr>
+          <w:rFonts w:ascii="Times New Roman" w:cs="Times New Roman" w:eastAsia="宋体" w:hAnsi="Times New Roman"/>
+          <w:color w:val="000000"/>
+          <w:sz w:val="21"/>
+          <w:szCs w:val="21"/>
+          <w:vertAlign w:val="superscript"/>
+        </w:rPr>
         <w:t xml:space="preserve">2</w:t>
       </w:r>
       <w:r>
@@ -22729,7 +24029,23 @@
           <w:sz w:val="21"/>
           <w:szCs w:val="21"/>
         </w:rPr>
-        <w:t xml:space="preserve">为宜。磷肥由P0至P1、P1至P2、P2至P3的边际产投比分别为2.15、3.58和1.86，均大于1，在试验范围内增施磷肥仍有增收效果，但由P2至P3的边际效益已明显下降。钾肥由K0至K1和由K2至K3的边际产投比分别为2.29和4.30，由K1至K2出现负值，总体上增施钾肥经济效益较好。综合单因素效应方程、边际效益分析和土壤养分丰缺状况，本试验条件下单季稻的推荐施肥量为N 270 kg/hm</w:t>
+        <w:t xml:space="preserve">为宜。磷肥由P0至P1、P1至P2、P2至P3的边际产投比分别为2.15、3.58和1.86，均大于1，在试验范围内增施磷肥仍有增收效果，但由P2至P3的边际效益已明显下降。钾肥边际效益在K0→K1为2.29、K1→K2为负值、K2→K3又回升至4.30，序列内部不一致，表明钾肥效应已接近本试验的误差检出限，不宜据单一相邻水平的边际产投比推断最适用量。</w:t>
+      </w:r>
+    </w:p>
+    <w:p>
+      <w:pPr>
+        <w:spacing w:after="0" w:before="0" w:line="360" w:lineRule="auto"/>
+        <w:ind w:firstLine="420"/>
+        <w:jc w:val="both"/>
+      </w:pPr>
+      <w:r>
+        <w:rPr>
+          <w:rFonts w:ascii="Times New Roman" w:cs="Times New Roman" w:eastAsia="宋体" w:hAnsi="Times New Roman"/>
+          <w:color w:val="000000"/>
+          <w:sz w:val="21"/>
+          <w:szCs w:val="21"/>
+        </w:rPr>
+        <w:t xml:space="preserve">综合单因素效应方程、边际效益分析和土壤供肥能力评价，本试验条件下单季稻的推荐施肥量为N 270 kg/hm</w:t>
       </w:r>
       <w:r>
         <w:rPr>
@@ -22786,7 +24102,7 @@
           <w:sz w:val="21"/>
           <w:szCs w:val="21"/>
         </w:rPr>
-        <w:t xml:space="preserve"> 180～270 kg/hm</w:t>
+        <w:t xml:space="preserve"> 90～180 kg/hm</w:t>
       </w:r>
       <w:r>
         <w:rPr>
@@ -22824,7 +24140,7 @@
           <w:sz w:val="21"/>
           <w:szCs w:val="21"/>
         </w:rPr>
-        <w:t xml:space="preserve">O 225～337.5 kg/hm</w:t>
+        <w:t xml:space="preserve">O 112.5～225 kg/hm</w:t>
       </w:r>
       <w:r>
         <w:rPr>
@@ -22843,7 +24159,26 @@
           <w:sz w:val="21"/>
           <w:szCs w:val="21"/>
         </w:rPr>
-        <w:t xml:space="preserve">，其中以处理10的配比（N 270 kg/hm</w:t>
+        <w:t xml:space="preserve">。处理10（K</w:t>
+      </w:r>
+      <w:r>
+        <w:rPr>
+          <w:rFonts w:ascii="Times New Roman" w:cs="Times New Roman" w:eastAsia="宋体" w:hAnsi="Times New Roman"/>
+          <w:color w:val="000000"/>
+          <w:sz w:val="21"/>
+          <w:szCs w:val="21"/>
+          <w:vertAlign w:val="subscript"/>
+        </w:rPr>
+        <w:t xml:space="preserve">2</w:t>
+      </w:r>
+      <w:r>
+        <w:rPr>
+          <w:rFonts w:ascii="Times New Roman" w:cs="Times New Roman" w:eastAsia="宋体" w:hAnsi="Times New Roman"/>
+          <w:color w:val="000000"/>
+          <w:sz w:val="21"/>
+          <w:szCs w:val="21"/>
+        </w:rPr>
+        <w:t xml:space="preserve">O 337.5 kg/hm</w:t>
       </w:r>
       <w:r>
         <w:rPr>
@@ -22862,7 +24197,7 @@
           <w:sz w:val="21"/>
           <w:szCs w:val="21"/>
         </w:rPr>
-        <w:t xml:space="preserve">、P</w:t>
+        <w:t xml:space="preserve">）虽在本试验中产量与收益最高，但缺钾区相对产量已达94.9%、钾肥贡献率仅5.1%，其增产幅度未超出单小区试验误差的判别能力，故不作为推荐用量；考虑到磷素在土壤中易累积，土壤有效磷含量较高的田块P</w:t>
       </w:r>
       <w:r>
         <w:rPr>
@@ -22900,7 +24235,7 @@
           <w:sz w:val="21"/>
           <w:szCs w:val="21"/>
         </w:rPr>
-        <w:t xml:space="preserve"> 180 kg/hm</w:t>
+        <w:t xml:space="preserve">用量不宜超过90 kg/hm</w:t>
       </w:r>
       <w:r>
         <w:rPr>
@@ -22919,45 +24254,7 @@
           <w:sz w:val="21"/>
           <w:szCs w:val="21"/>
         </w:rPr>
-        <w:t xml:space="preserve">、K</w:t>
-      </w:r>
-      <w:r>
-        <w:rPr>
-          <w:rFonts w:ascii="Times New Roman" w:cs="Times New Roman" w:eastAsia="宋体" w:hAnsi="Times New Roman"/>
-          <w:color w:val="000000"/>
-          <w:sz w:val="21"/>
-          <w:szCs w:val="21"/>
-          <w:vertAlign w:val="subscript"/>
-        </w:rPr>
-        <w:t xml:space="preserve">2</w:t>
-      </w:r>
-      <w:r>
-        <w:rPr>
-          <w:rFonts w:ascii="Times New Roman" w:cs="Times New Roman" w:eastAsia="宋体" w:hAnsi="Times New Roman"/>
-          <w:color w:val="000000"/>
-          <w:sz w:val="21"/>
-          <w:szCs w:val="21"/>
-        </w:rPr>
-        <w:t xml:space="preserve">O 337.5 kg/hm</w:t>
-      </w:r>
-      <w:r>
-        <w:rPr>
-          <w:rFonts w:ascii="Times New Roman" w:cs="Times New Roman" w:eastAsia="宋体" w:hAnsi="Times New Roman"/>
-          <w:color w:val="000000"/>
-          <w:sz w:val="21"/>
-          <w:szCs w:val="21"/>
-          <w:vertAlign w:val="superscript"/>
-        </w:rPr>
-        <w:t xml:space="preserve">2</w:t>
-      </w:r>
-      <w:r>
-        <w:rPr>
-          <w:rFonts w:ascii="Times New Roman" w:cs="Times New Roman" w:eastAsia="宋体" w:hAnsi="Times New Roman"/>
-          <w:color w:val="000000"/>
-          <w:sz w:val="21"/>
-          <w:szCs w:val="21"/>
-        </w:rPr>
-        <w:t xml:space="preserve">）产量和效益最佳；磷、钾肥用量的适宜上限有待多点多年试验进一步验证。</w:t>
+        <w:t xml:space="preserve">。</w:t>
       </w:r>
     </w:p>
     <w:p>
@@ -23809,7 +25106,7 @@
                 <w:sz w:val="18"/>
                 <w:szCs w:val="18"/>
               </w:rPr>
-              <w:t xml:space="preserve">－33.3</w:t>
+              <w:t xml:space="preserve">−33.3</w:t>
             </w:r>
           </w:p>
         </w:tc>
@@ -23844,7 +25141,7 @@
                 <w:sz w:val="18"/>
                 <w:szCs w:val="18"/>
               </w:rPr>
-              <w:t xml:space="preserve">－86.0</w:t>
+              <w:t xml:space="preserve">−86.0</w:t>
             </w:r>
           </w:p>
         </w:tc>
@@ -23914,7 +25211,7 @@
                 <w:sz w:val="18"/>
                 <w:szCs w:val="18"/>
               </w:rPr>
-              <w:t xml:space="preserve">－0.14</w:t>
+              <w:t xml:space="preserve">−0.14</w:t>
             </w:r>
           </w:p>
         </w:tc>
@@ -25014,7 +26311,7 @@
                 <w:sz w:val="18"/>
                 <w:szCs w:val="18"/>
               </w:rPr>
-              <w:t xml:space="preserve">－66.7</w:t>
+              <w:t xml:space="preserve">−66.7</w:t>
             </w:r>
           </w:p>
         </w:tc>
@@ -25049,7 +26346,7 @@
                 <w:sz w:val="18"/>
                 <w:szCs w:val="18"/>
               </w:rPr>
-              <w:t xml:space="preserve">－172.0</w:t>
+              <w:t xml:space="preserve">−172.0</w:t>
             </w:r>
           </w:p>
         </w:tc>
@@ -25119,7 +26416,7 @@
                 <w:sz w:val="18"/>
                 <w:szCs w:val="18"/>
               </w:rPr>
-              <w:t xml:space="preserve">－0.29</w:t>
+              <w:t xml:space="preserve">−0.29</w:t>
             </w:r>
           </w:p>
         </w:tc>
@@ -25443,6 +26740,8 @@
       <w:r>
         <w:rPr>
           <w:rFonts w:ascii="Times New Roman" w:cs="Times New Roman" w:eastAsia="黑体" w:hAnsi="Times New Roman"/>
+          <w:b/>
+          <w:bCs/>
           <w:color w:val="000000"/>
           <w:sz w:val="21"/>
           <w:szCs w:val="21"/>
@@ -25501,7 +26800,7 @@
           <w:sz w:val="21"/>
           <w:szCs w:val="21"/>
         </w:rPr>
-        <w:t xml:space="preserve">，纯收益为15230.0～22091.4元/hm</w:t>
+        <w:t xml:space="preserve">，扣除肥料成本后收益为15230.0～22091.4元/hm</w:t>
       </w:r>
       <w:r>
         <w:rPr>
@@ -25520,7 +26819,7 @@
           <w:sz w:val="21"/>
           <w:szCs w:val="21"/>
         </w:rPr>
-        <w:t xml:space="preserve">。纯收益以处理10最高，达22091.4元/hm</w:t>
+        <w:t xml:space="preserve">。该项收益以处理10最高，达22091.4元/hm</w:t>
       </w:r>
       <w:r>
         <w:rPr>
@@ -25596,7 +26895,7 @@
           <w:sz w:val="21"/>
           <w:szCs w:val="21"/>
         </w:rPr>
-        <w:t xml:space="preserve">）。缺氮区（处理2）和低氮处理（处理3）的增产值不足以抵消肥料成本，增收分别为－1798.0和－432.3元/hm</w:t>
+        <w:t xml:space="preserve">）。缺氮区（处理2）和低氮处理（处理3）的增产值不足以抵消肥料成本，增收分别为−1798.0和−432.3元/hm</w:t>
       </w:r>
       <w:r>
         <w:rPr>
@@ -25615,7 +26914,7 @@
           <w:sz w:val="21"/>
           <w:szCs w:val="21"/>
         </w:rPr>
-        <w:t xml:space="preserve">，说明氮肥供应不足时磷、钾肥的投入难以发挥效益。产投比以处理8和处理9最高（均为2.27），处理10次之（2.20），处理11因氮肥用量过大、产量下降，产投比仅1.56。综合产量、纯收益和产投比，处理10为本试验的最佳施肥处理，处理9（N 270 kg/hm</w:t>
+        <w:t xml:space="preserve">，说明氮肥供应不足时磷、钾肥的投入难以发挥效益。产投比以处理8和处理9最高（均为2.27），处理10次之（2.20），处理11因施氮量过大、产量未再增加而肥料成本最高（4236.9元/hm</w:t>
       </w:r>
       <w:r>
         <w:rPr>
@@ -25634,6 +26933,25 @@
           <w:sz w:val="21"/>
           <w:szCs w:val="21"/>
         </w:rPr>
+        <w:t xml:space="preserve">），产投比仅1.56。综合产量、收益和产投比，处理9（N 270 kg/hm</w:t>
+      </w:r>
+      <w:r>
+        <w:rPr>
+          <w:rFonts w:ascii="Times New Roman" w:cs="Times New Roman" w:eastAsia="宋体" w:hAnsi="Times New Roman"/>
+          <w:color w:val="000000"/>
+          <w:sz w:val="21"/>
+          <w:szCs w:val="21"/>
+          <w:vertAlign w:val="superscript"/>
+        </w:rPr>
+        <w:t xml:space="preserve">2</w:t>
+      </w:r>
+      <w:r>
+        <w:rPr>
+          <w:rFonts w:ascii="Times New Roman" w:cs="Times New Roman" w:eastAsia="宋体" w:hAnsi="Times New Roman"/>
+          <w:color w:val="000000"/>
+          <w:sz w:val="21"/>
+          <w:szCs w:val="21"/>
+        </w:rPr>
         <w:t xml:space="preserve">、P</w:t>
       </w:r>
       <w:r>
@@ -25729,7 +27047,7 @@
           <w:sz w:val="21"/>
           <w:szCs w:val="21"/>
         </w:rPr>
-        <w:t xml:space="preserve">）则是投入较低、效益较好的经济型施肥方案。</w:t>
+        <w:t xml:space="preserve">）是投入较低、效益较好的施肥方案。</w:t>
       </w:r>
     </w:p>
     <w:p>
@@ -26704,7 +28022,7 @@
                 <w:sz w:val="18"/>
                 <w:szCs w:val="18"/>
               </w:rPr>
-              <w:t xml:space="preserve">－1798.0</w:t>
+              <w:t xml:space="preserve">−1798.0</w:t>
             </w:r>
           </w:p>
         </w:tc>
@@ -26990,7 +28308,7 @@
                 <w:sz w:val="18"/>
                 <w:szCs w:val="18"/>
               </w:rPr>
-              <w:t xml:space="preserve">－432.3</w:t>
+              <w:t xml:space="preserve">−432.3</w:t>
             </w:r>
           </w:p>
         </w:tc>
@@ -30190,7 +31508,7 @@
           <w:sz w:val="18"/>
           <w:szCs w:val="18"/>
         </w:rPr>
-        <w:t xml:space="preserve">注：增产值=（各处理产量－处理1产量）×稻谷价格；增收=增产值－肥料成本；产投比=增产值/肥料成本。</w:t>
+        <w:t xml:space="preserve">注：增产值=（各处理产量−处理1产量）×稻谷价格；增收=增产值−肥料成本；产投比=增产值/肥料成本。因各处理除肥料外投入相同，表中收益仅用于处理间比较，不代表实际纯收益。</w:t>
       </w:r>
     </w:p>
     <w:p>
@@ -30203,6 +31521,8 @@
       <w:r>
         <w:rPr>
           <w:rFonts w:ascii="Times New Roman" w:cs="Times New Roman" w:eastAsia="黑体" w:hAnsi="Times New Roman"/>
+          <w:b/>
+          <w:bCs/>
           <w:color w:val="000000"/>
           <w:sz w:val="24"/>
           <w:szCs w:val="24"/>
@@ -30233,7 +31553,7 @@
           <w:szCs w:val="21"/>
           <w:vertAlign w:val="superscript"/>
         </w:rPr>
-        <w:t xml:space="preserve">[15]</w:t>
+        <w:t xml:space="preserve">[13]</w:t>
       </w:r>
       <w:r>
         <w:rPr>
@@ -30252,7 +31572,7 @@
           <w:szCs w:val="21"/>
           <w:vertAlign w:val="superscript"/>
         </w:rPr>
-        <w:t xml:space="preserve">[16]</w:t>
+        <w:t xml:space="preserve">[14]</w:t>
       </w:r>
       <w:r>
         <w:rPr>
@@ -30271,16 +31591,16 @@
           <w:szCs w:val="21"/>
           <w:vertAlign w:val="superscript"/>
         </w:rPr>
-        <w:t xml:space="preserve">[9,14]</w:t>
-      </w:r>
-      <w:r>
-        <w:rPr>
-          <w:rFonts w:ascii="Times New Roman" w:cs="Times New Roman" w:eastAsia="宋体" w:hAnsi="Times New Roman"/>
-          <w:color w:val="000000"/>
-          <w:sz w:val="21"/>
-          <w:szCs w:val="21"/>
-        </w:rPr>
-        <w:t xml:space="preserve">的“3414”试验结果一致，说明氮素是长江中下游单季稻产量形成的首要限制因子。随施氮量增加，水稻有效穗数和每穗粒数增加，但当施氮量超过270 kg/hm</w:t>
+        <w:t xml:space="preserve">[9,12]</w:t>
+      </w:r>
+      <w:r>
+        <w:rPr>
+          <w:rFonts w:ascii="Times New Roman" w:cs="Times New Roman" w:eastAsia="宋体" w:hAnsi="Times New Roman"/>
+          <w:color w:val="000000"/>
+          <w:sz w:val="21"/>
+          <w:szCs w:val="21"/>
+        </w:rPr>
+        <w:t xml:space="preserve">的“3414”试验结果一致，表明氮素是该区域砂壤质稻田单季稻产量形成的首要限制因子。潜山试验缺氮区相对产量为75.6%</w:t>
       </w:r>
       <w:r>
         <w:rPr>
@@ -30290,6 +31610,25 @@
           <w:szCs w:val="21"/>
           <w:vertAlign w:val="superscript"/>
         </w:rPr>
+        <w:t xml:space="preserve">[13]</w:t>
+      </w:r>
+      <w:r>
+        <w:rPr>
+          <w:rFonts w:ascii="Times New Roman" w:cs="Times New Roman" w:eastAsia="宋体" w:hAnsi="Times New Roman"/>
+          <w:color w:val="000000"/>
+          <w:sz w:val="21"/>
+          <w:szCs w:val="21"/>
+        </w:rPr>
+        <w:t xml:space="preserve">，与本试验的74.3%接近。随施氮量增加，水稻有效穗数和每穗总粒数增加，但当施氮量超过270 kg/hm</w:t>
+      </w:r>
+      <w:r>
+        <w:rPr>
+          <w:rFonts w:ascii="Times New Roman" w:cs="Times New Roman" w:eastAsia="宋体" w:hAnsi="Times New Roman"/>
+          <w:color w:val="000000"/>
+          <w:sz w:val="21"/>
+          <w:szCs w:val="21"/>
+          <w:vertAlign w:val="superscript"/>
+        </w:rPr>
         <w:t xml:space="preserve">2</w:t>
       </w:r>
       <w:r>
@@ -30299,7 +31638,7 @@
           <w:sz w:val="21"/>
           <w:szCs w:val="21"/>
         </w:rPr>
-        <w:t xml:space="preserve">后，结实率和千粒重明显下降，产量不再增加，这与前人关于过量施氮导致群体过大、成穗质量下降和结实率降低的研究结果相符</w:t>
+        <w:t xml:space="preserve">后，结实率和千粒重下降，产量不再增加，这与前人关于降低施氮量、优化群体仍可维持高产并提高氮素利用率的研究结果相呼应</w:t>
       </w:r>
       <w:r>
         <w:rPr>
@@ -30309,7 +31648,26 @@
           <w:szCs w:val="21"/>
           <w:vertAlign w:val="superscript"/>
         </w:rPr>
-        <w:t xml:space="preserve">[22,23]</w:t>
+        <w:t xml:space="preserve">[23]</w:t>
+      </w:r>
+      <w:r>
+        <w:rPr>
+          <w:rFonts w:ascii="Times New Roman" w:cs="Times New Roman" w:eastAsia="宋体" w:hAnsi="Times New Roman"/>
+          <w:color w:val="000000"/>
+          <w:sz w:val="21"/>
+          <w:szCs w:val="21"/>
+        </w:rPr>
+        <w:t xml:space="preserve">，也与长江流域中稻氮肥增产效应随用量提高而递减的统计特征一致</w:t>
+      </w:r>
+      <w:r>
+        <w:rPr>
+          <w:rFonts w:ascii="Times New Roman" w:cs="Times New Roman" w:eastAsia="宋体" w:hAnsi="Times New Roman"/>
+          <w:color w:val="000000"/>
+          <w:sz w:val="21"/>
+          <w:szCs w:val="21"/>
+          <w:vertAlign w:val="superscript"/>
+        </w:rPr>
+        <w:t xml:space="preserve">[24]</w:t>
       </w:r>
       <w:r>
         <w:rPr>
@@ -30347,7 +31705,7 @@
           <w:szCs w:val="21"/>
           <w:vertAlign w:val="superscript"/>
         </w:rPr>
-        <w:t xml:space="preserve">[6,23]</w:t>
+        <w:t xml:space="preserve">[6,24]</w:t>
       </w:r>
       <w:r>
         <w:rPr>
@@ -30382,7 +31740,7 @@
           <w:szCs w:val="21"/>
           <w:vertAlign w:val="superscript"/>
         </w:rPr>
-        <w:t xml:space="preserve">[7,21,24]</w:t>
+        <w:t xml:space="preserve">[7-8,19]</w:t>
       </w:r>
       <w:r>
         <w:rPr>
@@ -30421,7 +31779,18 @@
           <w:sz w:val="21"/>
           <w:szCs w:val="21"/>
         </w:rPr>
-        <w:t xml:space="preserve">较高，但因磷、钾肥效应在设计范围内未出现拐点，方程的驻点落在试验范围之外，不能用于推荐施肥。在这种情况下，将一元二次方程、线性加平台模型和边际分析等方法相结合确定推荐施肥量更为稳妥</w:t>
+        <w:t xml:space="preserve">较高，但校正</w:t>
+      </w:r>
+      <w:r>
+        <w:rPr>
+          <w:rFonts w:ascii="Times New Roman" w:cs="Times New Roman" w:eastAsia="宋体" w:hAnsi="Times New Roman"/>
+          <w:i/>
+          <w:iCs/>
+          <w:color w:val="000000"/>
+          <w:sz w:val="21"/>
+          <w:szCs w:val="21"/>
+        </w:rPr>
+        <w:t xml:space="preserve">R</w:t>
       </w:r>
       <w:r>
         <w:rPr>
@@ -30431,16 +31800,16 @@
           <w:szCs w:val="21"/>
           <w:vertAlign w:val="superscript"/>
         </w:rPr>
-        <w:t xml:space="preserve">[8,21]</w:t>
-      </w:r>
-      <w:r>
-        <w:rPr>
-          <w:rFonts w:ascii="Times New Roman" w:cs="Times New Roman" w:eastAsia="宋体" w:hAnsi="Times New Roman"/>
-          <w:color w:val="000000"/>
-          <w:sz w:val="21"/>
-          <w:szCs w:val="21"/>
-        </w:rPr>
-        <w:t xml:space="preserve">。本试验氮肥的线性加平台模型拟合效果优于一元二次方程，其拐点施氮量（282.0 kg/hm</w:t>
+        <w:t xml:space="preserve">2</w:t>
+      </w:r>
+      <w:r>
+        <w:rPr>
+          <w:rFonts w:ascii="Times New Roman" w:cs="Times New Roman" w:eastAsia="宋体" w:hAnsi="Times New Roman"/>
+          <w:color w:val="000000"/>
+          <w:sz w:val="21"/>
+          <w:szCs w:val="21"/>
+        </w:rPr>
+        <w:t xml:space="preserve">仅0.7939，且因磷、钾肥效应在设计范围内未出现拐点，方程的驻点落在试验范围之外或无农艺学意义，不能用于推荐施肥。在这种情况下，将一元二次方程、线性加平台模型和边际分析等方法相结合确定推荐施肥量更为稳妥</w:t>
       </w:r>
       <w:r>
         <w:rPr>
@@ -30450,16 +31819,16 @@
           <w:szCs w:val="21"/>
           <w:vertAlign w:val="superscript"/>
         </w:rPr>
-        <w:t xml:space="preserve">2</w:t>
-      </w:r>
-      <w:r>
-        <w:rPr>
-          <w:rFonts w:ascii="Times New Roman" w:cs="Times New Roman" w:eastAsia="宋体" w:hAnsi="Times New Roman"/>
-          <w:color w:val="000000"/>
-          <w:sz w:val="21"/>
-          <w:szCs w:val="21"/>
-        </w:rPr>
-        <w:t xml:space="preserve">）与处理间直接比较的结果一致，说明对于产量已出现平台的养分，线性加平台模型具有更好的适用性。</w:t>
+        <w:t xml:space="preserve">[19-20]</w:t>
+      </w:r>
+      <w:r>
+        <w:rPr>
+          <w:rFonts w:ascii="Times New Roman" w:cs="Times New Roman" w:eastAsia="宋体" w:hAnsi="Times New Roman"/>
+          <w:color w:val="000000"/>
+          <w:sz w:val="21"/>
+          <w:szCs w:val="21"/>
+        </w:rPr>
+        <w:t xml:space="preserve">。本试验氮肥的线性加平台模型残差平方和小于一元二次方程，其拐点估计值与处理间直接比较的结果方向一致，说明对于产量已出现平台的养分，线性加平台模型具有更好的适用性；但受试验水平数和重复数限制，该拐点仅为粗略估计。</w:t>
       </w:r>
     </w:p>
     <w:p>
@@ -30475,7 +31844,7 @@
           <w:sz w:val="21"/>
           <w:szCs w:val="21"/>
         </w:rPr>
-        <w:t xml:space="preserve">本试验磷、钾肥在设计范围内均表现出持续的增产效应，缺磷、缺钾区相对产量分别为85.5%和94.9%，处于“中”等水平，这可能与试验田为沙壤土、前茬冬闲、保肥供肥能力较弱有关。沙壤土阳离子交换量低，钾素易随水淋失，增施钾肥能明显提高水稻结实率和千粒重</w:t>
+        <w:t xml:space="preserve">本试验磷、钾肥在设计范围内均表现出持续的增产效应，这在很大程度上是试验设计的结果：本试验2水平高于安徽省单季稻常规推荐量，磷、钾肥效应在试验范围内未出现拐点应部分归因于此，而非土壤磷钾供应的真实响应上限。缺磷区相对产量为85.5%，土壤供磷能力属“中”等水平，这可能与试验田质地砂壤、保肥供肥能力较弱有关；缺钾区相对产量达94.9%、接近“高”水平，说明土壤钾素基础供应较好，但砂壤质土壤保钾能力相对较弱，在高产条件下增施钾肥仍表现出一定的增产效应，施钾提高水稻结实率和千粒重的作用也见于双季稻研究</w:t>
       </w:r>
       <w:r>
         <w:rPr>
@@ -30494,7 +31863,45 @@
           <w:sz w:val="21"/>
           <w:szCs w:val="21"/>
         </w:rPr>
-        <w:t xml:space="preserve">。需要指出的是，本试验2水平的磷、钾用量已高于安徽省水稻常规推荐量，磷素在土壤中易累积，长期大量施用存在环境风险</w:t>
+        <w:t xml:space="preserve">。需要指出的是，本试验推荐的磷、钾用量仍高于潜山（P</w:t>
+      </w:r>
+      <w:r>
+        <w:rPr>
+          <w:rFonts w:ascii="Times New Roman" w:cs="Times New Roman" w:eastAsia="宋体" w:hAnsi="Times New Roman"/>
+          <w:color w:val="000000"/>
+          <w:sz w:val="21"/>
+          <w:szCs w:val="21"/>
+          <w:vertAlign w:val="subscript"/>
+        </w:rPr>
+        <w:t xml:space="preserve">2</w:t>
+      </w:r>
+      <w:r>
+        <w:rPr>
+          <w:rFonts w:ascii="Times New Roman" w:cs="Times New Roman" w:eastAsia="宋体" w:hAnsi="Times New Roman"/>
+          <w:color w:val="000000"/>
+          <w:sz w:val="21"/>
+          <w:szCs w:val="21"/>
+        </w:rPr>
+        <w:t xml:space="preserve">O</w:t>
+      </w:r>
+      <w:r>
+        <w:rPr>
+          <w:rFonts w:ascii="Times New Roman" w:cs="Times New Roman" w:eastAsia="宋体" w:hAnsi="Times New Roman"/>
+          <w:color w:val="000000"/>
+          <w:sz w:val="21"/>
+          <w:szCs w:val="21"/>
+          <w:vertAlign w:val="subscript"/>
+        </w:rPr>
+        <w:t xml:space="preserve">5</w:t>
+      </w:r>
+      <w:r>
+        <w:rPr>
+          <w:rFonts w:ascii="Times New Roman" w:cs="Times New Roman" w:eastAsia="宋体" w:hAnsi="Times New Roman"/>
+          <w:color w:val="000000"/>
+          <w:sz w:val="21"/>
+          <w:szCs w:val="21"/>
+        </w:rPr>
+        <w:t xml:space="preserve"> 54.7 kg/hm</w:t>
       </w:r>
       <w:r>
         <w:rPr>
@@ -30504,16 +31911,35 @@
           <w:szCs w:val="21"/>
           <w:vertAlign w:val="superscript"/>
         </w:rPr>
-        <w:t xml:space="preserve">[1,3]</w:t>
-      </w:r>
-      <w:r>
-        <w:rPr>
-          <w:rFonts w:ascii="Times New Roman" w:cs="Times New Roman" w:eastAsia="宋体" w:hAnsi="Times New Roman"/>
-          <w:color w:val="000000"/>
-          <w:sz w:val="21"/>
-          <w:szCs w:val="21"/>
-        </w:rPr>
-        <w:t xml:space="preserve">，因此生产上建议以处理6～10的施肥量为基础，根据土壤有效磷、速效钾测定值适当调整磷、钾肥用量。此外，本试验为单年单点试验且未设重复，无法进行方差分析和多重比较，部分处理（如K1与K2）产量的波动可能包含田间误差，上述推荐施肥量还需通过多年多点试验和大田示范进一步验证，并结合有机肥与化肥配施、缓控释肥等措施进行优化</w:t>
+        <w:t xml:space="preserve">2</w:t>
+      </w:r>
+      <w:r>
+        <w:rPr>
+          <w:rFonts w:ascii="Times New Roman" w:cs="Times New Roman" w:eastAsia="宋体" w:hAnsi="Times New Roman"/>
+          <w:color w:val="000000"/>
+          <w:sz w:val="21"/>
+          <w:szCs w:val="21"/>
+        </w:rPr>
+        <w:t xml:space="preserve">、K</w:t>
+      </w:r>
+      <w:r>
+        <w:rPr>
+          <w:rFonts w:ascii="Times New Roman" w:cs="Times New Roman" w:eastAsia="宋体" w:hAnsi="Times New Roman"/>
+          <w:color w:val="000000"/>
+          <w:sz w:val="21"/>
+          <w:szCs w:val="21"/>
+          <w:vertAlign w:val="subscript"/>
+        </w:rPr>
+        <w:t xml:space="preserve">2</w:t>
+      </w:r>
+      <w:r>
+        <w:rPr>
+          <w:rFonts w:ascii="Times New Roman" w:cs="Times New Roman" w:eastAsia="宋体" w:hAnsi="Times New Roman"/>
+          <w:color w:val="000000"/>
+          <w:sz w:val="21"/>
+          <w:szCs w:val="21"/>
+        </w:rPr>
+        <w:t xml:space="preserve">O 122.3 kg/hm</w:t>
       </w:r>
       <w:r>
         <w:rPr>
@@ -30523,7 +31949,64 @@
           <w:szCs w:val="21"/>
           <w:vertAlign w:val="superscript"/>
         </w:rPr>
-        <w:t xml:space="preserve">[6,26]</w:t>
+        <w:t xml:space="preserve">2</w:t>
+      </w:r>
+      <w:r>
+        <w:rPr>
+          <w:rFonts w:ascii="Times New Roman" w:cs="Times New Roman" w:eastAsia="宋体" w:hAnsi="Times New Roman"/>
+          <w:color w:val="000000"/>
+          <w:sz w:val="21"/>
+          <w:szCs w:val="21"/>
+        </w:rPr>
+        <w:t xml:space="preserve">）</w:t>
+      </w:r>
+      <w:r>
+        <w:rPr>
+          <w:rFonts w:ascii="Times New Roman" w:cs="Times New Roman" w:eastAsia="宋体" w:hAnsi="Times New Roman"/>
+          <w:color w:val="000000"/>
+          <w:sz w:val="21"/>
+          <w:szCs w:val="21"/>
+          <w:vertAlign w:val="superscript"/>
+        </w:rPr>
+        <w:t xml:space="preserve">[13]</w:t>
+      </w:r>
+      <w:r>
+        <w:rPr>
+          <w:rFonts w:ascii="Times New Roman" w:cs="Times New Roman" w:eastAsia="宋体" w:hAnsi="Times New Roman"/>
+          <w:color w:val="000000"/>
+          <w:sz w:val="21"/>
+          <w:szCs w:val="21"/>
+        </w:rPr>
+        <w:t xml:space="preserve">等邻近县区的结果，其绝对水平不宜直接外推；磷素在土壤中易累积，长期大量施用存在环境风险</w:t>
+      </w:r>
+      <w:r>
+        <w:rPr>
+          <w:rFonts w:ascii="Times New Roman" w:cs="Times New Roman" w:eastAsia="宋体" w:hAnsi="Times New Roman"/>
+          <w:color w:val="000000"/>
+          <w:sz w:val="21"/>
+          <w:szCs w:val="21"/>
+          <w:vertAlign w:val="superscript"/>
+        </w:rPr>
+        <w:t xml:space="preserve">[6,21]</w:t>
+      </w:r>
+      <w:r>
+        <w:rPr>
+          <w:rFonts w:ascii="Times New Roman" w:cs="Times New Roman" w:eastAsia="宋体" w:hAnsi="Times New Roman"/>
+          <w:color w:val="000000"/>
+          <w:sz w:val="21"/>
+          <w:szCs w:val="21"/>
+        </w:rPr>
+        <w:t xml:space="preserve">，因此生产上建议以处理6、7、9的施肥量为基础，根据土壤有效磷、速效钾测定值适当调整磷、钾肥用量。此外，本试验为单年单点试验且未设重复，无法进行方差分析和多重比较，部分处理（如K1与K2）产量的波动可能包含田间误差，上述推荐施肥量还需通过多年多点试验和大田示范进一步验证，并结合有机肥与化肥配施、缓控释肥等措施进行优化</w:t>
+      </w:r>
+      <w:r>
+        <w:rPr>
+          <w:rFonts w:ascii="Times New Roman" w:cs="Times New Roman" w:eastAsia="宋体" w:hAnsi="Times New Roman"/>
+          <w:color w:val="000000"/>
+          <w:sz w:val="21"/>
+          <w:szCs w:val="21"/>
+          <w:vertAlign w:val="superscript"/>
+        </w:rPr>
+        <w:t xml:space="preserve">[6]</w:t>
       </w:r>
       <w:r>
         <w:rPr>
@@ -30545,6 +32028,8 @@
       <w:r>
         <w:rPr>
           <w:rFonts w:ascii="Times New Roman" w:cs="Times New Roman" w:eastAsia="黑体" w:hAnsi="Times New Roman"/>
+          <w:b/>
+          <w:bCs/>
           <w:color w:val="000000"/>
           <w:sz w:val="24"/>
           <w:szCs w:val="24"/>
@@ -30565,7 +32050,7 @@
           <w:sz w:val="21"/>
           <w:szCs w:val="21"/>
         </w:rPr>
-        <w:t xml:space="preserve">（1）施肥显著影响水稻经济性状和产量。处理10（N 270 kg/hm</w:t>
+        <w:t xml:space="preserve">（1）施肥明显改善水稻经济性状并大幅提高产量（本试验未设重复，未作差异显著性检验）。处理10（N 270 kg/hm</w:t>
       </w:r>
       <w:r>
         <w:rPr>
@@ -30698,7 +32183,7 @@
           <w:sz w:val="21"/>
           <w:szCs w:val="21"/>
         </w:rPr>
-        <w:t xml:space="preserve">，较无肥区增产54.5%，纯收益22091.4元/hm</w:t>
+        <w:t xml:space="preserve">，较无肥区增产54.5%，扣除肥料成本后收益22091.4元/hm</w:t>
       </w:r>
       <w:r>
         <w:rPr>
@@ -30717,7 +32202,7 @@
           <w:sz w:val="21"/>
           <w:szCs w:val="21"/>
         </w:rPr>
-        <w:t xml:space="preserve">，为本试验的最佳施肥处理。</w:t>
+        <w:t xml:space="preserve">。</w:t>
       </w:r>
     </w:p>
     <w:p>
@@ -30749,7 +32234,7 @@
           <w:sz w:val="21"/>
           <w:szCs w:val="21"/>
         </w:rPr>
-        <w:t xml:space="preserve">（3）三元二次肥料效应方程未通过典型性检验；氮肥线性加平台模型拟合效果最好，拐点施氮量为282.0 kg/hm</w:t>
+        <w:t xml:space="preserve">（3）三元二次肥料效应方程未通过典型性检验；各单因素方程回归均未达显著水平，仅作趋势描述。氮肥响应在施N 270 kg/hm</w:t>
       </w:r>
       <w:r>
         <w:rPr>
@@ -30768,7 +32253,7 @@
           <w:sz w:val="21"/>
           <w:szCs w:val="21"/>
         </w:rPr>
-        <w:t xml:space="preserve">，施氮量超过270 kg/hm</w:t>
+        <w:t xml:space="preserve">左右趋于平台（线性加平台模型估计拐点约280 kg/hm</w:t>
       </w:r>
       <w:r>
         <w:rPr>
@@ -30787,7 +32272,26 @@
           <w:sz w:val="21"/>
           <w:szCs w:val="21"/>
         </w:rPr>
-        <w:t xml:space="preserve">后结实率和千粒重下降、产量不再增加；磷、钾肥效应在试验范围内仍呈上升趋势。</w:t>
+        <w:t xml:space="preserve">），施氮量超过270 kg/hm</w:t>
+      </w:r>
+      <w:r>
+        <w:rPr>
+          <w:rFonts w:ascii="Times New Roman" w:cs="Times New Roman" w:eastAsia="宋体" w:hAnsi="Times New Roman"/>
+          <w:color w:val="000000"/>
+          <w:sz w:val="21"/>
+          <w:szCs w:val="21"/>
+          <w:vertAlign w:val="superscript"/>
+        </w:rPr>
+        <w:t xml:space="preserve">2</w:t>
+      </w:r>
+      <w:r>
+        <w:rPr>
+          <w:rFonts w:ascii="Times New Roman" w:cs="Times New Roman" w:eastAsia="宋体" w:hAnsi="Times New Roman"/>
+          <w:color w:val="000000"/>
+          <w:sz w:val="21"/>
+          <w:szCs w:val="21"/>
+        </w:rPr>
+        <w:t xml:space="preserve">后结实率和千粒重下降、产量不再增加；磷、钾肥效应在试验范围内未出现拐点。</w:t>
       </w:r>
     </w:p>
     <w:p>
@@ -30803,7 +32307,7 @@
           <w:sz w:val="21"/>
           <w:szCs w:val="21"/>
         </w:rPr>
-        <w:t xml:space="preserve">（4）推荐范岗镇沙壤土单季稻施N 270 kg/hm</w:t>
+        <w:t xml:space="preserve">（4）在单年单点、不设重复的条件下，初步提出范岗镇砂壤质稻田单季稻施N 270 kg/hm</w:t>
       </w:r>
       <w:r>
         <w:rPr>
@@ -30860,7 +32364,7 @@
           <w:sz w:val="21"/>
           <w:szCs w:val="21"/>
         </w:rPr>
-        <w:t xml:space="preserve"> 180～270 kg/hm</w:t>
+        <w:t xml:space="preserve"> 90～180 kg/hm</w:t>
       </w:r>
       <w:r>
         <w:rPr>
@@ -30898,7 +32402,7 @@
           <w:sz w:val="21"/>
           <w:szCs w:val="21"/>
         </w:rPr>
-        <w:t xml:space="preserve">O 225～337.5 kg/hm</w:t>
+        <w:t xml:space="preserve">O 112.5～225 kg/hm</w:t>
       </w:r>
       <w:r>
         <w:rPr>
@@ -30917,7 +32421,7 @@
           <w:sz w:val="21"/>
           <w:szCs w:val="21"/>
         </w:rPr>
-        <w:t xml:space="preserve">，氮肥按基肥∶分蘖肥∶穗肥=50%∶25%∶25%、钾肥按基肥∶穗肥=60%∶40%分施，磷肥全部基施；磷、钾肥的适宜用量上限有待多点多年试验进一步验证。</w:t>
+        <w:t xml:space="preserve">，氮肥按基肥∶分蘖肥∶穗肥=50%∶25%∶25%、钾肥按基肥∶穗肥=60%∶40%分施，磷肥全部基施。上述推荐量系单年单点试验的初步结果，其中磷、钾肥的适宜用量因试验设计的2水平高于当地常规推荐量、在试验范围内未出现拐点，可靠性相对较低，尚需多点多年重复试验验证；生产上应用时应结合土壤有效磷、速效钾测试值适当下调。</w:t>
       </w:r>
     </w:p>
     <w:p>
@@ -30944,7 +32448,7 @@
         </w:tabs>
         <w:spacing w:after="0" w:line="276" w:lineRule="auto"/>
         <w:ind w:left="480" w:hanging="480"/>
-        <w:jc w:val="both"/>
+        <w:jc w:val="left"/>
       </w:pPr>
       <w:r>
         <w:rPr>
@@ -30980,7 +32484,7 @@
         </w:tabs>
         <w:spacing w:after="0" w:line="276" w:lineRule="auto"/>
         <w:ind w:left="480" w:hanging="480"/>
-        <w:jc w:val="both"/>
+        <w:jc w:val="left"/>
       </w:pPr>
       <w:r>
         <w:rPr>
@@ -31016,7 +32520,7 @@
         </w:tabs>
         <w:spacing w:after="0" w:line="276" w:lineRule="auto"/>
         <w:ind w:left="480" w:hanging="480"/>
-        <w:jc w:val="both"/>
+        <w:jc w:val="left"/>
       </w:pPr>
       <w:r>
         <w:rPr>
@@ -31052,7 +32556,7 @@
         </w:tabs>
         <w:spacing w:after="0" w:line="276" w:lineRule="auto"/>
         <w:ind w:left="480" w:hanging="480"/>
-        <w:jc w:val="both"/>
+        <w:jc w:val="left"/>
       </w:pPr>
       <w:r>
         <w:rPr>
@@ -31088,7 +32592,7 @@
         </w:tabs>
         <w:spacing w:after="0" w:line="276" w:lineRule="auto"/>
         <w:ind w:left="480" w:hanging="480"/>
-        <w:jc w:val="both"/>
+        <w:jc w:val="left"/>
       </w:pPr>
       <w:r>
         <w:rPr>
@@ -31124,7 +32628,7 @@
         </w:tabs>
         <w:spacing w:after="0" w:line="276" w:lineRule="auto"/>
         <w:ind w:left="480" w:hanging="480"/>
-        <w:jc w:val="both"/>
+        <w:jc w:val="left"/>
       </w:pPr>
       <w:r>
         <w:rPr>
@@ -31160,7 +32664,7 @@
         </w:tabs>
         <w:spacing w:after="0" w:line="276" w:lineRule="auto"/>
         <w:ind w:left="480" w:hanging="480"/>
-        <w:jc w:val="both"/>
+        <w:jc w:val="left"/>
       </w:pPr>
       <w:r>
         <w:rPr>
@@ -31186,7 +32690,7 @@
           <w:sz w:val="18"/>
           <w:szCs w:val="18"/>
         </w:rPr>
-        <w:t xml:space="preserve">王圣瑞, 陈新平, 高祥照. “3414”肥料试验模型拟合的探讨[J]. 植物营养与肥料学报, 2002, 8(4): 409-413.</w:t>
+        <w:t xml:space="preserve">王圣瑞, 陈新平, 高祥照, 等. “3414”肥料试验模型拟合的探讨[J]. 植物营养与肥料学报, 2002, 8(4): 409-413.</w:t>
       </w:r>
     </w:p>
     <w:p>
@@ -31196,7 +32700,7 @@
         </w:tabs>
         <w:spacing w:after="0" w:line="276" w:lineRule="auto"/>
         <w:ind w:left="480" w:hanging="480"/>
-        <w:jc w:val="both"/>
+        <w:jc w:val="left"/>
       </w:pPr>
       <w:r>
         <w:rPr>
@@ -31222,27 +32726,7 @@
           <w:sz w:val="18"/>
           <w:szCs w:val="18"/>
         </w:rPr>
-        <w:t xml:space="preserve">王兴仁, 陈新平, 张福锁. 施肥模型在我国推荐施肥中的应用[J]. 植物营养与肥料学报, 1998, 4(2): </w:t>
-      </w:r>
-      <w:r>
-        <w:rPr>
-          <w:rFonts w:ascii="Times New Roman" w:cs="Times New Roman" w:eastAsia="宋体" w:hAnsi="Times New Roman"/>
-          <w:color w:val="000000"/>
-          <w:sz w:val="18"/>
-          <w:szCs w:val="18"/>
-          <w:highlight w:val="yellow"/>
-          <w:highlightCs w:val="yellow"/>
-        </w:rPr>
-        <w:t xml:space="preserve">【页码待核】</w:t>
-      </w:r>
-      <w:r>
-        <w:rPr>
-          <w:rFonts w:ascii="Times New Roman" w:cs="Times New Roman" w:eastAsia="宋体" w:hAnsi="Times New Roman"/>
-          <w:color w:val="000000"/>
-          <w:sz w:val="18"/>
-          <w:szCs w:val="18"/>
-        </w:rPr>
-        <w:t xml:space="preserve">.</w:t>
+        <w:t xml:space="preserve">杨俐苹, 白由路, 王贺, 等. 测土配方施肥指标体系建立中“3414”试验方案应用探讨——以内蒙古海拉尔地区油菜“3414”试验为例[J]. 植物营养与肥料学报, 2011, 17(4): 1018-1023.</w:t>
       </w:r>
     </w:p>
     <w:p>
@@ -31252,7 +32736,7 @@
         </w:tabs>
         <w:spacing w:after="0" w:line="276" w:lineRule="auto"/>
         <w:ind w:left="480" w:hanging="480"/>
-        <w:jc w:val="both"/>
+        <w:jc w:val="left"/>
       </w:pPr>
       <w:r>
         <w:rPr>
@@ -31278,7 +32762,7 @@
           <w:sz w:val="18"/>
           <w:szCs w:val="18"/>
         </w:rPr>
-        <w:t xml:space="preserve">冯静, 李京蓉, 关绍华. 钟祥市潴育型土壤水稻“3414”肥料效应完全试验分析[J]. 湖北农业科学, 2020, 59(24): 48-50.</w:t>
+        <w:t xml:space="preserve">冯静, 李京蓉, 关绍华, 等. 钟祥市潴育型土壤水稻“3414”肥料效应完全试验分析[J]. 湖北农业科学, 2020, 59(24): 48-50.</w:t>
       </w:r>
     </w:p>
     <w:p>
@@ -31288,7 +32772,7 @@
         </w:tabs>
         <w:spacing w:after="0" w:line="276" w:lineRule="auto"/>
         <w:ind w:left="480" w:hanging="480"/>
-        <w:jc w:val="both"/>
+        <w:jc w:val="left"/>
       </w:pPr>
       <w:r>
         <w:rPr>
@@ -31314,7 +32798,7 @@
           <w:sz w:val="18"/>
           <w:szCs w:val="18"/>
         </w:rPr>
-        <w:t xml:space="preserve">姚莉, 蔡红梅, 王宏. 基于“3414”试验模型的四川盆地中部水稻氮磷钾肥效应研究[J]. 中国农学通报, 2024, 40(29): 75-79.</w:t>
+        <w:t xml:space="preserve">陈冬松, 李江南, 徐卫华. 水稻“3414”肥料效应田间试验[J]. 广东农业科学, 2011(22): 49-52.</w:t>
       </w:r>
     </w:p>
     <w:p>
@@ -31324,7 +32808,7 @@
         </w:tabs>
         <w:spacing w:after="0" w:line="276" w:lineRule="auto"/>
         <w:ind w:left="480" w:hanging="480"/>
-        <w:jc w:val="both"/>
+        <w:jc w:val="left"/>
       </w:pPr>
       <w:r>
         <w:rPr>
@@ -31350,7 +32834,7 @@
           <w:sz w:val="18"/>
           <w:szCs w:val="18"/>
         </w:rPr>
-        <w:t xml:space="preserve">范晓晖, 刘文婷, 陈慕松. 基于R语言的水稻“3414”肥效试验统计分析[J]. 湖北农业科学, 2020, 59(13): 67-71.</w:t>
+        <w:t xml:space="preserve">高定如, 夏永龙, 姚永兵, 等. 机插水稻测土配方施肥3414试验初报[J]. 江西农业学报, 2009(6): 78-80.</w:t>
       </w:r>
     </w:p>
     <w:p>
@@ -31360,7 +32844,7 @@
         </w:tabs>
         <w:spacing w:after="0" w:line="276" w:lineRule="auto"/>
         <w:ind w:left="480" w:hanging="480"/>
-        <w:jc w:val="both"/>
+        <w:jc w:val="left"/>
       </w:pPr>
       <w:r>
         <w:rPr>
@@ -31386,7 +32870,7 @@
           <w:sz w:val="18"/>
           <w:szCs w:val="18"/>
         </w:rPr>
-        <w:t xml:space="preserve">陈冬松, 李江南, 徐卫华. 水稻“3414”肥料效应田间试验[J]. 广东农业科学, 2011(22): 49-52.</w:t>
+        <w:t xml:space="preserve">依德萍, 桑红翠, 魏静涛, 等. 水稻“3414”试验肥料效应分析[J]. 河北农机, 2023(16): 114-116.</w:t>
       </w:r>
     </w:p>
     <w:p>
@@ -31396,7 +32880,7 @@
         </w:tabs>
         <w:spacing w:after="0" w:line="276" w:lineRule="auto"/>
         <w:ind w:left="480" w:hanging="480"/>
-        <w:jc w:val="both"/>
+        <w:jc w:val="left"/>
       </w:pPr>
       <w:r>
         <w:rPr>
@@ -31422,7 +32906,7 @@
           <w:sz w:val="18"/>
           <w:szCs w:val="18"/>
         </w:rPr>
-        <w:t xml:space="preserve">高定如, 夏永龙, 姚永兵. 机插水稻测土配方施肥3414试验初报[J]. 江西农业学报, 2009(6): 78-80.</w:t>
+        <w:t xml:space="preserve">顾五毛. 潜山市单季稻“3414”肥料效应田间试验[J]. 安徽农学通报, 2019, 25(17): 82-84,158.</w:t>
       </w:r>
     </w:p>
     <w:p>
@@ -31432,7 +32916,7 @@
         </w:tabs>
         <w:spacing w:after="0" w:line="276" w:lineRule="auto"/>
         <w:ind w:left="480" w:hanging="480"/>
-        <w:jc w:val="both"/>
+        <w:jc w:val="left"/>
       </w:pPr>
       <w:r>
         <w:rPr>
@@ -31458,7 +32942,47 @@
           <w:sz w:val="18"/>
           <w:szCs w:val="18"/>
         </w:rPr>
-        <w:t xml:space="preserve">依德萍, 桑红翠, 魏静涛, 等. 水稻“3414”试验肥料效应分析[J]. 河北农机, 2023(16): 114-116.</w:t>
+        <w:t xml:space="preserve">刘金松. 旌德县水稻“3414”试验对水稻产量效应研究试验报告[J]. 农家参谋, </w:t>
+      </w:r>
+      <w:r>
+        <w:rPr>
+          <w:rFonts w:ascii="Times New Roman" w:cs="Times New Roman" w:eastAsia="宋体" w:hAnsi="Times New Roman"/>
+          <w:color w:val="000000"/>
+          <w:sz w:val="18"/>
+          <w:szCs w:val="18"/>
+          <w:highlight w:val="yellow"/>
+          <w:highlightCs w:val="yellow"/>
+        </w:rPr>
+        <w:t xml:space="preserve">【发表年份待核，约2020】</w:t>
+      </w:r>
+      <w:r>
+        <w:rPr>
+          <w:rFonts w:ascii="Times New Roman" w:cs="Times New Roman" w:eastAsia="宋体" w:hAnsi="Times New Roman"/>
+          <w:color w:val="000000"/>
+          <w:sz w:val="18"/>
+          <w:szCs w:val="18"/>
+        </w:rPr>
+        <w:t xml:space="preserve">(</w:t>
+      </w:r>
+      <w:r>
+        <w:rPr>
+          <w:rFonts w:ascii="Times New Roman" w:cs="Times New Roman" w:eastAsia="宋体" w:hAnsi="Times New Roman"/>
+          <w:color w:val="000000"/>
+          <w:sz w:val="18"/>
+          <w:szCs w:val="18"/>
+          <w:highlight w:val="yellow"/>
+          <w:highlightCs w:val="yellow"/>
+        </w:rPr>
+        <w:t xml:space="preserve">【期号待核】</w:t>
+      </w:r>
+      <w:r>
+        <w:rPr>
+          <w:rFonts w:ascii="Times New Roman" w:cs="Times New Roman" w:eastAsia="宋体" w:hAnsi="Times New Roman"/>
+          <w:color w:val="000000"/>
+          <w:sz w:val="18"/>
+          <w:szCs w:val="18"/>
+        </w:rPr>
+        <w:t xml:space="preserve">): 74-75.</w:t>
       </w:r>
     </w:p>
     <w:p>
@@ -31468,7 +32992,7 @@
         </w:tabs>
         <w:spacing w:after="0" w:line="276" w:lineRule="auto"/>
         <w:ind w:left="480" w:hanging="480"/>
-        <w:jc w:val="both"/>
+        <w:jc w:val="left"/>
       </w:pPr>
       <w:r>
         <w:rPr>
@@ -31494,7 +33018,7 @@
           <w:sz w:val="18"/>
           <w:szCs w:val="18"/>
         </w:rPr>
-        <w:t xml:space="preserve">顾五毛. 潜山市单季稻“3414”肥料效应田间试验[J]. 安徽农学通报, 2019, 25(17): 82-84,158.</w:t>
+        <w:t xml:space="preserve">王华良, 何小卫. 2008年绩溪县水稻“3414”肥料效应田间试验报告[J]. 土壤, 2009, 41(2): 320-323.</w:t>
       </w:r>
     </w:p>
     <w:p>
@@ -31504,7 +33028,7 @@
         </w:tabs>
         <w:spacing w:after="0" w:line="276" w:lineRule="auto"/>
         <w:ind w:left="480" w:hanging="480"/>
-        <w:jc w:val="both"/>
+        <w:jc w:val="left"/>
       </w:pPr>
       <w:r>
         <w:rPr>
@@ -31530,47 +33054,7 @@
           <w:sz w:val="18"/>
           <w:szCs w:val="18"/>
         </w:rPr>
-        <w:t xml:space="preserve">刘金松. 旌德县水稻“3414”试验对水稻产量效应研究试验报告[J]. 农家参谋, </w:t>
-      </w:r>
-      <w:r>
-        <w:rPr>
-          <w:rFonts w:ascii="Times New Roman" w:cs="Times New Roman" w:eastAsia="宋体" w:hAnsi="Times New Roman"/>
-          <w:color w:val="000000"/>
-          <w:sz w:val="18"/>
-          <w:szCs w:val="18"/>
-          <w:highlight w:val="yellow"/>
-          <w:highlightCs w:val="yellow"/>
-        </w:rPr>
-        <w:t xml:space="preserve">【发表年份待核，约2020】</w:t>
-      </w:r>
-      <w:r>
-        <w:rPr>
-          <w:rFonts w:ascii="Times New Roman" w:cs="Times New Roman" w:eastAsia="宋体" w:hAnsi="Times New Roman"/>
-          <w:color w:val="000000"/>
-          <w:sz w:val="18"/>
-          <w:szCs w:val="18"/>
-        </w:rPr>
-        <w:t xml:space="preserve">(</w:t>
-      </w:r>
-      <w:r>
-        <w:rPr>
-          <w:rFonts w:ascii="Times New Roman" w:cs="Times New Roman" w:eastAsia="宋体" w:hAnsi="Times New Roman"/>
-          <w:color w:val="000000"/>
-          <w:sz w:val="18"/>
-          <w:szCs w:val="18"/>
-          <w:highlight w:val="yellow"/>
-          <w:highlightCs w:val="yellow"/>
-        </w:rPr>
-        <w:t xml:space="preserve">【期号待核】</w:t>
-      </w:r>
-      <w:r>
-        <w:rPr>
-          <w:rFonts w:ascii="Times New Roman" w:cs="Times New Roman" w:eastAsia="宋体" w:hAnsi="Times New Roman"/>
-          <w:color w:val="000000"/>
-          <w:sz w:val="18"/>
-          <w:szCs w:val="18"/>
-        </w:rPr>
-        <w:t xml:space="preserve">): 74-75.</w:t>
+        <w:t xml:space="preserve">李永友, 吕和平, 宛晓萍, 等. 早籼稻超高产栽培的N、P、K肥料效应研究[J]. 安徽农业科学, 2007, 35(23): 7215-7218.</w:t>
       </w:r>
     </w:p>
     <w:p>
@@ -31580,7 +33064,7 @@
         </w:tabs>
         <w:spacing w:after="0" w:line="276" w:lineRule="auto"/>
         <w:ind w:left="480" w:hanging="480"/>
-        <w:jc w:val="both"/>
+        <w:jc w:val="left"/>
       </w:pPr>
       <w:r>
         <w:rPr>
@@ -31606,7 +33090,7 @@
           <w:sz w:val="18"/>
           <w:szCs w:val="18"/>
         </w:rPr>
-        <w:t xml:space="preserve">王华良, 何小卫. 2008年绩溪县水稻“3414”肥料效应田间试验报告[J]. 土壤, 2009, 41(2): 320-323.</w:t>
+        <w:t xml:space="preserve">苏文兵, 潘锦勇. 霍邱县水稻测土配方施肥效应分析[J]. 现代农业科技, 2022(17).</w:t>
       </w:r>
     </w:p>
     <w:p>
@@ -31616,7 +33100,7 @@
         </w:tabs>
         <w:spacing w:after="0" w:line="276" w:lineRule="auto"/>
         <w:ind w:left="480" w:hanging="480"/>
-        <w:jc w:val="both"/>
+        <w:jc w:val="left"/>
       </w:pPr>
       <w:r>
         <w:rPr>
@@ -31642,7 +33126,7 @@
           <w:sz w:val="18"/>
           <w:szCs w:val="18"/>
         </w:rPr>
-        <w:t xml:space="preserve">李永友, 吕和平, 宛晓萍, 等. 早籼稻超高产栽培的N、P、K肥料效应研究[J]. 安徽农业科学, 2007, 35(23): 7215-7218.</w:t>
+        <w:t xml:space="preserve">国家水稻数据中心. 吨两优900（审定编号：国审稻20200021）[EB/OL]. [2026-09-14]. https://www.ricedata.cn/variety/varis/622623.htm.</w:t>
       </w:r>
     </w:p>
     <w:p>
@@ -31652,7 +33136,7 @@
         </w:tabs>
         <w:spacing w:after="0" w:line="276" w:lineRule="auto"/>
         <w:ind w:left="480" w:hanging="480"/>
-        <w:jc w:val="both"/>
+        <w:jc w:val="left"/>
       </w:pPr>
       <w:r>
         <w:rPr>
@@ -31678,7 +33162,7 @@
           <w:sz w:val="18"/>
           <w:szCs w:val="18"/>
         </w:rPr>
-        <w:t xml:space="preserve">国家水稻数据中心. 吨两优900[EB/OL]. (2020)[2025-09-14]. https://www.ricedata.cn/variety/varis/622623.htm.</w:t>
+        <w:t xml:space="preserve">章明清, 李娟, 张立成, 等. 三元肥料效应模型的整合与优化建模策略[J]. 土壤学报, 2021, 58(3): 755-766.</w:t>
       </w:r>
     </w:p>
     <w:p>
@@ -31688,7 +33172,7 @@
         </w:tabs>
         <w:spacing w:after="0" w:line="276" w:lineRule="auto"/>
         <w:ind w:left="480" w:hanging="480"/>
-        <w:jc w:val="both"/>
+        <w:jc w:val="left"/>
       </w:pPr>
       <w:r>
         <w:rPr>
@@ -31714,7 +33198,7 @@
           <w:sz w:val="18"/>
           <w:szCs w:val="18"/>
         </w:rPr>
-        <w:t xml:space="preserve">孙洪仁, 张吉萍, 冮丽华, 等. 我国水稻土壤有效磷和速效钾丰缺指标与适宜磷钾施用量研究[J]. 中国稻米, 2018, 24(5).</w:t>
+        <w:t xml:space="preserve">范晓晖, 刘文婷, 陈慕松, 等. 基于R语言的水稻“3414”肥效试验统计分析[J]. 湖北农业科学, 2020, 59(13): 67-71.</w:t>
       </w:r>
     </w:p>
     <w:p>
@@ -31724,7 +33208,7 @@
         </w:tabs>
         <w:spacing w:after="0" w:line="276" w:lineRule="auto"/>
         <w:ind w:left="480" w:hanging="480"/>
-        <w:jc w:val="both"/>
+        <w:jc w:val="left"/>
       </w:pPr>
       <w:r>
         <w:rPr>
@@ -31750,7 +33234,7 @@
           <w:sz w:val="18"/>
           <w:szCs w:val="18"/>
         </w:rPr>
-        <w:t xml:space="preserve">章明清, 李娟, 张立成. 三元肥料效应模型的整合与优化建模策略[J]. 土壤学报, 2021, 58(3): 755-766.</w:t>
+        <w:t xml:space="preserve">孙洪仁, 张吉萍, 冮丽华, 等. 我国水稻土壤有效磷和速效钾丰缺指标与适宜磷钾施用量研究[J]. 中国稻米, 2018, 24(5).</w:t>
       </w:r>
     </w:p>
     <w:p>
@@ -31760,7 +33244,7 @@
         </w:tabs>
         <w:spacing w:after="0" w:line="276" w:lineRule="auto"/>
         <w:ind w:left="480" w:hanging="480"/>
-        <w:jc w:val="both"/>
+        <w:jc w:val="left"/>
       </w:pPr>
       <w:r>
         <w:rPr>
@@ -31786,7 +33270,7 @@
           <w:sz w:val="18"/>
           <w:szCs w:val="18"/>
         </w:rPr>
-        <w:t xml:space="preserve">谢小兵, 周雪峰, 蒋鹏. 低氮密植栽培对超级稻产量和氮素利用率的影响[J]. 作物学报, 2015, 41(10): 1591-1602.</w:t>
+        <w:t xml:space="preserve">姚莉, 蔡红梅, 王宏, 等. 基于“3414”试验模型的四川盆地中部水稻氮磷钾肥效应研究[J]. 中国农学通报, 2024, 40(29): 75-79.</w:t>
       </w:r>
     </w:p>
     <w:p>
@@ -31796,7 +33280,7 @@
         </w:tabs>
         <w:spacing w:after="0" w:line="276" w:lineRule="auto"/>
         <w:ind w:left="480" w:hanging="480"/>
-        <w:jc w:val="both"/>
+        <w:jc w:val="left"/>
       </w:pPr>
       <w:r>
         <w:rPr>
@@ -31822,7 +33306,7 @@
           <w:sz w:val="18"/>
           <w:szCs w:val="18"/>
         </w:rPr>
-        <w:t xml:space="preserve">王姣琳, 徐新朋, 杨兰芳. 长江流域中稻产量、肥料增产效应及利用率特征[J]. 植物营养与肥料学报, 2021, 27(6): 919-928.</w:t>
+        <w:t xml:space="preserve">谢小兵, 周雪峰, 蒋鹏, 等. 低氮密植栽培对超级稻产量和氮素利用率的影响[J]. 作物学报, 2015, 41(10): 1591-1602.</w:t>
       </w:r>
     </w:p>
     <w:p>
@@ -31832,7 +33316,7 @@
         </w:tabs>
         <w:spacing w:after="0" w:line="276" w:lineRule="auto"/>
         <w:ind w:left="480" w:hanging="480"/>
-        <w:jc w:val="both"/>
+        <w:jc w:val="left"/>
       </w:pPr>
       <w:r>
         <w:rPr>
@@ -31858,7 +33342,7 @@
           <w:sz w:val="18"/>
           <w:szCs w:val="18"/>
         </w:rPr>
-        <w:t xml:space="preserve">杨俐苹, 白由路, 王贺. 测土配方施肥指标体系建立中“3414”试验方案应用探讨——以内蒙古海拉尔地区油菜“3414”试验为例[J]. 植物营养与肥料学报, 2011, 17(4): 1018-1023.</w:t>
+        <w:t xml:space="preserve">王姣琳, 徐新朋, 杨兰芳, 等. 长江流域中稻产量、肥料增产效应及利用率特征[J]. 植物营养与肥料学报, 2021, 27(6): 919-928.</w:t>
       </w:r>
     </w:p>
     <w:p>
@@ -31868,7 +33352,7 @@
         </w:tabs>
         <w:spacing w:after="0" w:line="276" w:lineRule="auto"/>
         <w:ind w:left="480" w:hanging="480"/>
-        <w:jc w:val="both"/>
+        <w:jc w:val="left"/>
       </w:pPr>
       <w:r>
         <w:rPr>
@@ -31894,43 +33378,7 @@
           <w:sz w:val="18"/>
           <w:szCs w:val="18"/>
         </w:rPr>
-        <w:t xml:space="preserve">徐新朋, 王秀斌, 李大明. 双季稻最佳磷肥和钾肥用量与密度组合研究[J]. 植物营养与肥料学报, 2016, 22(3): 598-608.</w:t>
-      </w:r>
-    </w:p>
-    <w:p>
-      <w:pPr>
-        <w:tabs>
-          <w:tab w:val="left" w:pos="480"/>
-        </w:tabs>
-        <w:spacing w:after="0" w:line="276" w:lineRule="auto"/>
-        <w:ind w:left="480" w:hanging="480"/>
-        <w:jc w:val="both"/>
-      </w:pPr>
-      <w:r>
-        <w:rPr>
-          <w:rFonts w:ascii="Times New Roman" w:cs="Times New Roman" w:eastAsia="宋体" w:hAnsi="Times New Roman"/>
-          <w:color w:val="000000"/>
-          <w:sz w:val="18"/>
-          <w:szCs w:val="18"/>
-        </w:rPr>
-        <w:t xml:space="preserve">[26]</w:t>
-      </w:r>
-      <w:r>
-        <w:rPr>
-          <w:rFonts w:ascii="Times New Roman" w:cs="Times New Roman" w:eastAsia="宋体" w:hAnsi="Times New Roman"/>
-          <w:sz w:val="18"/>
-          <w:szCs w:val="18"/>
-        </w:rPr>
-        <w:t xml:space="preserve">	</w:t>
-      </w:r>
-      <w:r>
-        <w:rPr>
-          <w:rFonts w:ascii="Times New Roman" w:cs="Times New Roman" w:eastAsia="宋体" w:hAnsi="Times New Roman"/>
-          <w:color w:val="000000"/>
-          <w:sz w:val="18"/>
-          <w:szCs w:val="18"/>
-        </w:rPr>
-        <w:t xml:space="preserve">苏文兵, 潘锦勇. 霍邱县水稻测土配方施肥效应分析[J]. 现代农业科技, 2022(17).</w:t>
+        <w:t xml:space="preserve">徐新朋, 王秀斌, 李大明, 等. 双季稻最佳磷肥和钾肥用量与密度组合研究[J]. 植物营养与肥料学报, 2016, 22(3): 598-608.</w:t>
       </w:r>
     </w:p>
     <w:sectPr>
@@ -32183,7 +33631,7 @@
         <w:sz w:val="15"/>
         <w:szCs w:val="15"/>
       </w:rPr>
-      <w:t xml:space="preserve">收稿日期　2025-</w:t>
+      <w:t xml:space="preserve">收稿日期　2026-</w:t>
     </w:r>
     <w:r>
       <w:rPr>

--- a/稿件/桐城市范岗镇单季稻3414肥料效应田间试验.docx
+++ b/稿件/桐城市范岗镇单季稻3414肥料效应田间试验.docx
@@ -30,50 +30,8 @@
           <w:color w:val="000000"/>
           <w:sz w:val="24"/>
           <w:szCs w:val="24"/>
-          <w:highlight w:val="yellow"/>
-          <w:highlightCs w:val="yellow"/>
-        </w:rPr>
-        <w:t xml:space="preserve">【作者姓名】</w:t>
-      </w:r>
-      <w:r>
-        <w:rPr>
-          <w:rFonts w:ascii="Times New Roman" w:cs="Times New Roman" w:eastAsia="楷体" w:hAnsi="Times New Roman"/>
-          <w:color w:val="000000"/>
-          <w:sz w:val="24"/>
-          <w:szCs w:val="24"/>
-          <w:vertAlign w:val="superscript"/>
-        </w:rPr>
-        <w:t xml:space="preserve">1</w:t>
-      </w:r>
-      <w:r>
-        <w:rPr>
-          <w:rFonts w:ascii="Times New Roman" w:cs="Times New Roman" w:eastAsia="楷体" w:hAnsi="Times New Roman"/>
-          <w:color w:val="000000"/>
-          <w:sz w:val="24"/>
-          <w:szCs w:val="24"/>
-        </w:rPr>
-        <w:t xml:space="preserve">，</w:t>
-      </w:r>
-      <w:r>
-        <w:rPr>
-          <w:rFonts w:ascii="Times New Roman" w:cs="Times New Roman" w:eastAsia="楷体" w:hAnsi="Times New Roman"/>
-          <w:color w:val="000000"/>
-          <w:sz w:val="24"/>
-          <w:szCs w:val="24"/>
-          <w:highlight w:val="yellow"/>
-          <w:highlightCs w:val="yellow"/>
-        </w:rPr>
-        <w:t xml:space="preserve">【作者姓名】</w:t>
-      </w:r>
-      <w:r>
-        <w:rPr>
-          <w:rFonts w:ascii="Times New Roman" w:cs="Times New Roman" w:eastAsia="楷体" w:hAnsi="Times New Roman"/>
-          <w:color w:val="000000"/>
-          <w:sz w:val="24"/>
-          <w:szCs w:val="24"/>
-          <w:vertAlign w:val="superscript"/>
-        </w:rPr>
-        <w:t xml:space="preserve">2</w:t>
+        </w:rPr>
+        <w:t xml:space="preserve">叶四明</w:t>
       </w:r>
     </w:p>
     <w:p>
@@ -89,47 +47,7 @@
           <w:sz w:val="18"/>
           <w:szCs w:val="18"/>
         </w:rPr>
-        <w:t xml:space="preserve">（1.</w:t>
-      </w:r>
-      <w:r>
-        <w:rPr>
-          <w:rFonts w:ascii="Times New Roman" w:cs="Times New Roman" w:eastAsia="宋体" w:hAnsi="Times New Roman"/>
-          <w:color w:val="000000"/>
-          <w:sz w:val="18"/>
-          <w:szCs w:val="18"/>
-          <w:highlight w:val="yellow"/>
-          <w:highlightCs w:val="yellow"/>
-        </w:rPr>
-        <w:t xml:space="preserve">【作者单位全称】</w:t>
-      </w:r>
-      <w:r>
-        <w:rPr>
-          <w:rFonts w:ascii="Times New Roman" w:cs="Times New Roman" w:eastAsia="宋体" w:hAnsi="Times New Roman"/>
-          <w:color w:val="000000"/>
-          <w:sz w:val="18"/>
-          <w:szCs w:val="18"/>
-        </w:rPr>
-        <w:t xml:space="preserve">，安徽 桐城 231400；2.</w:t>
-      </w:r>
-      <w:r>
-        <w:rPr>
-          <w:rFonts w:ascii="Times New Roman" w:cs="Times New Roman" w:eastAsia="宋体" w:hAnsi="Times New Roman"/>
-          <w:color w:val="000000"/>
-          <w:sz w:val="18"/>
-          <w:szCs w:val="18"/>
-          <w:highlight w:val="yellow"/>
-          <w:highlightCs w:val="yellow"/>
-        </w:rPr>
-        <w:t xml:space="preserve">【作者单位全称】</w:t>
-      </w:r>
-      <w:r>
-        <w:rPr>
-          <w:rFonts w:ascii="Times New Roman" w:cs="Times New Roman" w:eastAsia="宋体" w:hAnsi="Times New Roman"/>
-          <w:color w:val="000000"/>
-          <w:sz w:val="18"/>
-          <w:szCs w:val="18"/>
-        </w:rPr>
-        <w:t xml:space="preserve">，安徽 桐城 231400）</w:t>
+        <w:t xml:space="preserve">（桐城市范岗镇人民政府（农业农村发展中心），安徽 桐城 231400）</w:t>
       </w:r>
     </w:p>
     <w:p>
@@ -594,50 +512,8 @@
           <w:color w:val="000000"/>
           <w:sz w:val="18"/>
           <w:szCs w:val="18"/>
-          <w:highlight w:val="yellow"/>
-          <w:highlightCs w:val="yellow"/>
-        </w:rPr>
-        <w:t xml:space="preserve">【AUTHOR Name】</w:t>
-      </w:r>
-      <w:r>
-        <w:rPr>
-          <w:rFonts w:ascii="Times New Roman" w:cs="Times New Roman" w:eastAsia="宋体" w:hAnsi="Times New Roman"/>
-          <w:color w:val="000000"/>
-          <w:sz w:val="18"/>
-          <w:szCs w:val="18"/>
-          <w:vertAlign w:val="superscript"/>
-        </w:rPr>
-        <w:t xml:space="preserve">1</w:t>
-      </w:r>
-      <w:r>
-        <w:rPr>
-          <w:rFonts w:ascii="Times New Roman" w:cs="Times New Roman" w:eastAsia="宋体" w:hAnsi="Times New Roman"/>
-          <w:color w:val="000000"/>
-          <w:sz w:val="18"/>
-          <w:szCs w:val="18"/>
-        </w:rPr>
-        <w:t xml:space="preserve">, </w:t>
-      </w:r>
-      <w:r>
-        <w:rPr>
-          <w:rFonts w:ascii="Times New Roman" w:cs="Times New Roman" w:eastAsia="宋体" w:hAnsi="Times New Roman"/>
-          <w:color w:val="000000"/>
-          <w:sz w:val="18"/>
-          <w:szCs w:val="18"/>
-          <w:highlight w:val="yellow"/>
-          <w:highlightCs w:val="yellow"/>
-        </w:rPr>
-        <w:t xml:space="preserve">【AUTHOR Name】</w:t>
-      </w:r>
-      <w:r>
-        <w:rPr>
-          <w:rFonts w:ascii="Times New Roman" w:cs="Times New Roman" w:eastAsia="宋体" w:hAnsi="Times New Roman"/>
-          <w:color w:val="000000"/>
-          <w:sz w:val="18"/>
-          <w:szCs w:val="18"/>
-          <w:vertAlign w:val="superscript"/>
-        </w:rPr>
-        <w:t xml:space="preserve">2</w:t>
+        </w:rPr>
+        <w:t xml:space="preserve">YE Si-ming</w:t>
       </w:r>
     </w:p>
     <w:p>
@@ -653,47 +529,7 @@
           <w:sz w:val="18"/>
           <w:szCs w:val="18"/>
         </w:rPr>
-        <w:t xml:space="preserve">(1. </w:t>
-      </w:r>
-      <w:r>
-        <w:rPr>
-          <w:rFonts w:ascii="Times New Roman" w:cs="Times New Roman" w:eastAsia="宋体" w:hAnsi="Times New Roman"/>
-          <w:color w:val="000000"/>
-          <w:sz w:val="18"/>
-          <w:szCs w:val="18"/>
-          <w:highlight w:val="yellow"/>
-          <w:highlightCs w:val="yellow"/>
-        </w:rPr>
-        <w:t xml:space="preserve">【Affiliation】</w:t>
-      </w:r>
-      <w:r>
-        <w:rPr>
-          <w:rFonts w:ascii="Times New Roman" w:cs="Times New Roman" w:eastAsia="宋体" w:hAnsi="Times New Roman"/>
-          <w:color w:val="000000"/>
-          <w:sz w:val="18"/>
-          <w:szCs w:val="18"/>
-        </w:rPr>
-        <w:t xml:space="preserve">, Tongcheng, Anhui 231400; 2. </w:t>
-      </w:r>
-      <w:r>
-        <w:rPr>
-          <w:rFonts w:ascii="Times New Roman" w:cs="Times New Roman" w:eastAsia="宋体" w:hAnsi="Times New Roman"/>
-          <w:color w:val="000000"/>
-          <w:sz w:val="18"/>
-          <w:szCs w:val="18"/>
-          <w:highlight w:val="yellow"/>
-          <w:highlightCs w:val="yellow"/>
-        </w:rPr>
-        <w:t xml:space="preserve">【Affiliation】</w:t>
-      </w:r>
-      <w:r>
-        <w:rPr>
-          <w:rFonts w:ascii="Times New Roman" w:cs="Times New Roman" w:eastAsia="宋体" w:hAnsi="Times New Roman"/>
-          <w:color w:val="000000"/>
-          <w:sz w:val="18"/>
-          <w:szCs w:val="18"/>
-        </w:rPr>
-        <w:t xml:space="preserve">, Tongcheng, Anhui 231400)</w:t>
+        <w:t xml:space="preserve">(Agricultural and Rural Development Center, People's Government of Fangang Town, Tongcheng City, Tongcheng, Anhui 231400)</w:t>
       </w:r>
     </w:p>
     <w:p>
@@ -1351,7 +1187,7 @@
           <w:sz w:val="21"/>
           <w:szCs w:val="21"/>
         </w:rPr>
-        <w:t xml:space="preserve">mg/kg。</w:t>
+        <w:t xml:space="preserve">mg/kg（供试田块土壤养分测定值，请按化验报告填写；如暂缺，可删去本句，本文土壤供肥能力评价以缺素区相对产量为依据）。</w:t>
       </w:r>
     </w:p>
     <w:p>
@@ -7233,27 +7069,7 @@
           <w:sz w:val="21"/>
           <w:szCs w:val="21"/>
         </w:rPr>
-        <w:t xml:space="preserve">），每穴2～3苗。氮肥按基肥∶分蘖肥∶穗肥=50%∶25%∶25%分3次施用，磷肥全部作基肥一次性施用，钾肥按基肥∶穗肥=60%∶40%分2次施用；基肥于6月6日移栽前撒施，分蘖肥于6月13日撒施，穗肥于8月10日撒施。7月18日第1次用药防治二化螟、稻纵卷叶螟、白背飞虱和纹枯病，8月23日第2次用药防治二化螟、稻纵卷叶螟、稻飞虱及纹枯病、稻瘟病和稻曲病（药剂种类及用量</w:t>
-      </w:r>
-      <w:r>
-        <w:rPr>
-          <w:rFonts w:ascii="Times New Roman" w:cs="Times New Roman" w:eastAsia="宋体" w:hAnsi="Times New Roman"/>
-          <w:color w:val="000000"/>
-          <w:sz w:val="21"/>
-          <w:szCs w:val="21"/>
-          <w:highlight w:val="yellow"/>
-          <w:highlightCs w:val="yellow"/>
-        </w:rPr>
-        <w:t xml:space="preserve">【请作者补充】</w:t>
-      </w:r>
-      <w:r>
-        <w:rPr>
-          <w:rFonts w:ascii="Times New Roman" w:cs="Times New Roman" w:eastAsia="宋体" w:hAnsi="Times New Roman"/>
-          <w:color w:val="000000"/>
-          <w:sz w:val="21"/>
-          <w:szCs w:val="21"/>
-        </w:rPr>
-        <w:t xml:space="preserve">）。各小区水分管理等其他措施均与当地常规栽培一致。</w:t>
+        <w:t xml:space="preserve">），每穴2～3苗。氮肥按基肥∶分蘖肥∶穗肥=50%∶25%∶25%分3次施用，磷肥全部作基肥一次性施用，钾肥按基肥∶穗肥=60%∶40%分2次施用；基肥于6月6日移栽前撒施，分蘖肥于6月13日撒施，穗肥于8月10日撒施。7月18日第1次用药防治二化螟、稻纵卷叶螟、白背飞虱和纹枯病，8月23日第2次用药防治二化螟、稻纵卷叶螟、稻飞虱及纹枯病、稻瘟病和稻曲病，两次施药的药剂种类、用量及施药方式各小区完全一致。各小区水分管理等其他措施均与当地常规栽培一致。</w:t>
       </w:r>
     </w:p>
     <w:p>
@@ -7345,7 +7161,26 @@
           <w:sz w:val="21"/>
           <w:szCs w:val="21"/>
         </w:rPr>
-        <w:t xml:space="preserve">）。</w:t>
+        <w:t xml:space="preserve">）。试验前采集耕层（0～20 cm）混合土样，按《测土配方施肥技术规程》（NY/T 2911—2016）测定有机质、碱解氮、有效磷和速效钾含量</w:t>
+      </w:r>
+      <w:r>
+        <w:rPr>
+          <w:rFonts w:ascii="Times New Roman" w:cs="Times New Roman" w:eastAsia="宋体" w:hAnsi="Times New Roman"/>
+          <w:color w:val="000000"/>
+          <w:sz w:val="21"/>
+          <w:szCs w:val="21"/>
+          <w:vertAlign w:val="superscript"/>
+        </w:rPr>
+        <w:t xml:space="preserve">[5]</w:t>
+      </w:r>
+      <w:r>
+        <w:rPr>
+          <w:rFonts w:ascii="Times New Roman" w:cs="Times New Roman" w:eastAsia="宋体" w:hAnsi="Times New Roman"/>
+          <w:color w:val="000000"/>
+          <w:sz w:val="21"/>
+          <w:szCs w:val="21"/>
+        </w:rPr>
+        <w:t xml:space="preserve">。</w:t>
       </w:r>
     </w:p>
     <w:p>
@@ -31844,7 +31679,26 @@
           <w:sz w:val="21"/>
           <w:szCs w:val="21"/>
         </w:rPr>
-        <w:t xml:space="preserve">本试验磷、钾肥在设计范围内均表现出持续的增产效应，这在很大程度上是试验设计的结果：本试验2水平高于安徽省单季稻常规推荐量，磷、钾肥效应在试验范围内未出现拐点应部分归因于此，而非土壤磷钾供应的真实响应上限。缺磷区相对产量为85.5%，土壤供磷能力属“中”等水平，这可能与试验田质地砂壤、保肥供肥能力较弱有关；缺钾区相对产量达94.9%、接近“高”水平，说明土壤钾素基础供应较好，但砂壤质土壤保钾能力相对较弱，在高产条件下增施钾肥仍表现出一定的增产效应，施钾提高水稻结实率和千粒重的作用也见于双季稻研究</w:t>
+        <w:t xml:space="preserve">本试验磷、钾肥在设计范围内均表现出持续的增产效应，这在很大程度上是试验设计的结果：本试验2水平高于安徽省单季稻常规推荐量，磷、钾肥效应在试验范围内未出现拐点应部分归因于此，而非土壤磷钾供应的真实响应上限。缺磷区相对产量为85.5%，土壤供磷能力属“中”等水平，这可能与试验田质地砂壤、保肥供肥能力较弱有关；邻近的潜山市同为砂壤质水稻土，其耕层碱解氮128 mg/kg、有效磷13.0 mg/kg、速效钾54 mg/kg</w:t>
+      </w:r>
+      <w:r>
+        <w:rPr>
+          <w:rFonts w:ascii="Times New Roman" w:cs="Times New Roman" w:eastAsia="宋体" w:hAnsi="Times New Roman"/>
+          <w:color w:val="000000"/>
+          <w:sz w:val="21"/>
+          <w:szCs w:val="21"/>
+          <w:vertAlign w:val="superscript"/>
+        </w:rPr>
+        <w:t xml:space="preserve">[13]</w:t>
+      </w:r>
+      <w:r>
+        <w:rPr>
+          <w:rFonts w:ascii="Times New Roman" w:cs="Times New Roman" w:eastAsia="宋体" w:hAnsi="Times New Roman"/>
+          <w:color w:val="000000"/>
+          <w:sz w:val="21"/>
+          <w:szCs w:val="21"/>
+        </w:rPr>
+        <w:t xml:space="preserve">，速效钾水平偏低，与本区域砂壤质稻田钾素易淋失的特点一致；缺钾区相对产量达94.9%、接近“高”水平，说明土壤钾素基础供应较好，但砂壤质土壤保钾能力相对较弱，在高产条件下增施钾肥仍表现出一定的增产效应，施钾提高水稻结实率和千粒重的作用也见于双季稻研究</w:t>
       </w:r>
       <w:r>
         <w:rPr>
@@ -33515,7 +33369,7 @@
         <w:sz w:val="15"/>
         <w:szCs w:val="15"/>
       </w:rPr>
-      <w:t xml:space="preserve">作者简介　</w:t>
+      <w:t xml:space="preserve">作者简介　叶四明（</w:t>
     </w:r>
     <w:r>
       <w:rPr>
@@ -33526,7 +33380,7 @@
         <w:highlight w:val="yellow"/>
         <w:highlightCs w:val="yellow"/>
       </w:rPr>
-      <w:t xml:space="preserve">【姓名】</w:t>
+      <w:t xml:space="preserve">【出生年】</w:t>
     </w:r>
     <w:r>
       <w:rPr>
@@ -33535,7 +33389,7 @@
         <w:sz w:val="15"/>
         <w:szCs w:val="15"/>
       </w:rPr>
-      <w:t xml:space="preserve">（出生年—），</w:t>
+      <w:t xml:space="preserve">—），</w:t>
     </w:r>
     <w:r>
       <w:rPr>
@@ -33555,27 +33409,7 @@
         <w:sz w:val="15"/>
         <w:szCs w:val="15"/>
       </w:rPr>
-      <w:t xml:space="preserve">，</w:t>
-    </w:r>
-    <w:r>
-      <w:rPr>
-        <w:rFonts w:ascii="Times New Roman" w:cs="Times New Roman" w:eastAsia="宋体" w:hAnsi="Times New Roman"/>
-        <w:color w:val="000000"/>
-        <w:sz w:val="15"/>
-        <w:szCs w:val="15"/>
-        <w:highlight w:val="yellow"/>
-        <w:highlightCs w:val="yellow"/>
-      </w:rPr>
-      <w:t xml:space="preserve">【籍贯】</w:t>
-    </w:r>
-    <w:r>
-      <w:rPr>
-        <w:rFonts w:ascii="Times New Roman" w:cs="Times New Roman" w:eastAsia="宋体" w:hAnsi="Times New Roman"/>
-        <w:color w:val="000000"/>
-        <w:sz w:val="15"/>
-        <w:szCs w:val="15"/>
-      </w:rPr>
-      <w:t xml:space="preserve">人，</w:t>
+      <w:t xml:space="preserve">，安徽桐城人，</w:t>
     </w:r>
     <w:r>
       <w:rPr>

--- a/稿件/桐城市范岗镇单季稻3414肥料效应田间试验.docx
+++ b/稿件/桐城市范岗镇单季稻3414肥料效应田间试验.docx
@@ -996,7 +996,7 @@
           <w:sz w:val="21"/>
           <w:szCs w:val="21"/>
         </w:rPr>
-        <w:t xml:space="preserve">，安徽省潜山、旌德等地的试验结果表明，缺氮区减产幅度最大、氮肥的增产效应最为突出，而不同区域的最佳施肥量因土壤类型、品种和栽培方式不同存在较大差异</w:t>
+        <w:t xml:space="preserve">，安徽省潜山、绩溪、东至等地的试验结果表明，缺氮区减产幅度最大、氮肥的增产效应最为突出，而不同区域的最佳施肥量因土壤类型、品种和栽培方式不同存在较大差异</w:t>
       </w:r>
       <w:r>
         <w:rPr>
@@ -1758,7 +1758,7 @@
           <w:szCs w:val="21"/>
           <w:vertAlign w:val="superscript"/>
         </w:rPr>
-        <w:t xml:space="preserve">[13,16]</w:t>
+        <w:t xml:space="preserve">[13,15]</w:t>
       </w:r>
       <w:r>
         <w:rPr>
@@ -31397,7 +31397,7 @@
           <w:sz w:val="21"/>
           <w:szCs w:val="21"/>
         </w:rPr>
-        <w:t xml:space="preserve">、旌德</w:t>
+        <w:t xml:space="preserve">、绩溪</w:t>
       </w:r>
       <w:r>
         <w:rPr>
@@ -31408,6 +31408,25 @@
           <w:vertAlign w:val="superscript"/>
         </w:rPr>
         <w:t xml:space="preserve">[14]</w:t>
+      </w:r>
+      <w:r>
+        <w:rPr>
+          <w:rFonts w:ascii="Times New Roman" w:cs="Times New Roman" w:eastAsia="宋体" w:hAnsi="Times New Roman"/>
+          <w:color w:val="000000"/>
+          <w:sz w:val="21"/>
+          <w:szCs w:val="21"/>
+        </w:rPr>
+        <w:t xml:space="preserve">、东至</w:t>
+      </w:r>
+      <w:r>
+        <w:rPr>
+          <w:rFonts w:ascii="Times New Roman" w:cs="Times New Roman" w:eastAsia="宋体" w:hAnsi="Times New Roman"/>
+          <w:color w:val="000000"/>
+          <w:sz w:val="21"/>
+          <w:szCs w:val="21"/>
+          <w:vertAlign w:val="superscript"/>
+        </w:rPr>
+        <w:t xml:space="preserve">[17]</w:t>
       </w:r>
       <w:r>
         <w:rPr>
@@ -32796,47 +32815,7 @@
           <w:sz w:val="18"/>
           <w:szCs w:val="18"/>
         </w:rPr>
-        <w:t xml:space="preserve">刘金松. 旌德县水稻“3414”试验对水稻产量效应研究试验报告[J]. 农家参谋, </w:t>
-      </w:r>
-      <w:r>
-        <w:rPr>
-          <w:rFonts w:ascii="Times New Roman" w:cs="Times New Roman" w:eastAsia="宋体" w:hAnsi="Times New Roman"/>
-          <w:color w:val="000000"/>
-          <w:sz w:val="18"/>
-          <w:szCs w:val="18"/>
-          <w:highlight w:val="yellow"/>
-          <w:highlightCs w:val="yellow"/>
-        </w:rPr>
-        <w:t xml:space="preserve">【发表年份待核，约2020】</w:t>
-      </w:r>
-      <w:r>
-        <w:rPr>
-          <w:rFonts w:ascii="Times New Roman" w:cs="Times New Roman" w:eastAsia="宋体" w:hAnsi="Times New Roman"/>
-          <w:color w:val="000000"/>
-          <w:sz w:val="18"/>
-          <w:szCs w:val="18"/>
-        </w:rPr>
-        <w:t xml:space="preserve">(</w:t>
-      </w:r>
-      <w:r>
-        <w:rPr>
-          <w:rFonts w:ascii="Times New Roman" w:cs="Times New Roman" w:eastAsia="宋体" w:hAnsi="Times New Roman"/>
-          <w:color w:val="000000"/>
-          <w:sz w:val="18"/>
-          <w:szCs w:val="18"/>
-          <w:highlight w:val="yellow"/>
-          <w:highlightCs w:val="yellow"/>
-        </w:rPr>
-        <w:t xml:space="preserve">【期号待核】</w:t>
-      </w:r>
-      <w:r>
-        <w:rPr>
-          <w:rFonts w:ascii="Times New Roman" w:cs="Times New Roman" w:eastAsia="宋体" w:hAnsi="Times New Roman"/>
-          <w:color w:val="000000"/>
-          <w:sz w:val="18"/>
-          <w:szCs w:val="18"/>
-        </w:rPr>
-        <w:t xml:space="preserve">): 74-75.</w:t>
+        <w:t xml:space="preserve">王华良, 何小卫. 2008年绩溪县水稻“3414”肥料效应田间试验报告[J]. 土壤, 2009, 41(2): 320-323.</w:t>
       </w:r>
     </w:p>
     <w:p>
@@ -32872,7 +32851,7 @@
           <w:sz w:val="18"/>
           <w:szCs w:val="18"/>
         </w:rPr>
-        <w:t xml:space="preserve">王华良, 何小卫. 2008年绩溪县水稻“3414”肥料效应田间试验报告[J]. 土壤, 2009, 41(2): 320-323.</w:t>
+        <w:t xml:space="preserve">李永友, 吕和平, 宛晓萍, 等. 早籼稻超高产栽培的N、P、K肥料效应研究[J]. 安徽农业科学, 2007, 35(23): 7215-7218.</w:t>
       </w:r>
     </w:p>
     <w:p>
@@ -32908,7 +32887,7 @@
           <w:sz w:val="18"/>
           <w:szCs w:val="18"/>
         </w:rPr>
-        <w:t xml:space="preserve">李永友, 吕和平, 宛晓萍, 等. 早籼稻超高产栽培的N、P、K肥料效应研究[J]. 安徽农业科学, 2007, 35(23): 7215-7218.</w:t>
+        <w:t xml:space="preserve">苏文兵, 潘锦勇. 霍邱县水稻测土配方施肥效应分析[J]. 现代农业科技, 2022(17).</w:t>
       </w:r>
     </w:p>
     <w:p>
@@ -32944,7 +32923,7 @@
           <w:sz w:val="18"/>
           <w:szCs w:val="18"/>
         </w:rPr>
-        <w:t xml:space="preserve">苏文兵, 潘锦勇. 霍邱县水稻测土配方施肥效应分析[J]. 现代农业科技, 2022(17).</w:t>
+        <w:t xml:space="preserve">汪江明, 徐基层. 2015年东至县尧渡镇中稻“3414”肥料效应田间试验研究[J]. 现代农业科技, 2016(4): 9-10.</w:t>
       </w:r>
     </w:p>
     <w:p>

--- a/稿件/桐城市范岗镇单季稻3414肥料效应田间试验.docx
+++ b/稿件/桐城市范岗镇单季稻3414肥料效应田间试验.docx
@@ -1107,87 +1107,7 @@
           <w:sz w:val="21"/>
           <w:szCs w:val="21"/>
         </w:rPr>
-        <w:t xml:space="preserve">，前茬为冬闲田。土壤为水稻土，质地砂壤，pH 6.1，耕层土壤有机质含量</w:t>
-      </w:r>
-      <w:r>
-        <w:rPr>
-          <w:rFonts w:ascii="Times New Roman" w:cs="Times New Roman" w:eastAsia="宋体" w:hAnsi="Times New Roman"/>
-          <w:color w:val="000000"/>
-          <w:sz w:val="21"/>
-          <w:szCs w:val="21"/>
-          <w:highlight w:val="yellow"/>
-          <w:highlightCs w:val="yellow"/>
-        </w:rPr>
-        <w:t xml:space="preserve">【  】</w:t>
-      </w:r>
-      <w:r>
-        <w:rPr>
-          <w:rFonts w:ascii="Times New Roman" w:cs="Times New Roman" w:eastAsia="宋体" w:hAnsi="Times New Roman"/>
-          <w:color w:val="000000"/>
-          <w:sz w:val="21"/>
-          <w:szCs w:val="21"/>
-        </w:rPr>
-        <w:t xml:space="preserve">g/kg、碱解氮</w:t>
-      </w:r>
-      <w:r>
-        <w:rPr>
-          <w:rFonts w:ascii="Times New Roman" w:cs="Times New Roman" w:eastAsia="宋体" w:hAnsi="Times New Roman"/>
-          <w:color w:val="000000"/>
-          <w:sz w:val="21"/>
-          <w:szCs w:val="21"/>
-          <w:highlight w:val="yellow"/>
-          <w:highlightCs w:val="yellow"/>
-        </w:rPr>
-        <w:t xml:space="preserve">【  】</w:t>
-      </w:r>
-      <w:r>
-        <w:rPr>
-          <w:rFonts w:ascii="Times New Roman" w:cs="Times New Roman" w:eastAsia="宋体" w:hAnsi="Times New Roman"/>
-          <w:color w:val="000000"/>
-          <w:sz w:val="21"/>
-          <w:szCs w:val="21"/>
-        </w:rPr>
-        <w:t xml:space="preserve">mg/kg、有效磷</w:t>
-      </w:r>
-      <w:r>
-        <w:rPr>
-          <w:rFonts w:ascii="Times New Roman" w:cs="Times New Roman" w:eastAsia="宋体" w:hAnsi="Times New Roman"/>
-          <w:color w:val="000000"/>
-          <w:sz w:val="21"/>
-          <w:szCs w:val="21"/>
-          <w:highlight w:val="yellow"/>
-          <w:highlightCs w:val="yellow"/>
-        </w:rPr>
-        <w:t xml:space="preserve">【  】</w:t>
-      </w:r>
-      <w:r>
-        <w:rPr>
-          <w:rFonts w:ascii="Times New Roman" w:cs="Times New Roman" w:eastAsia="宋体" w:hAnsi="Times New Roman"/>
-          <w:color w:val="000000"/>
-          <w:sz w:val="21"/>
-          <w:szCs w:val="21"/>
-        </w:rPr>
-        <w:t xml:space="preserve">mg/kg、速效钾</w:t>
-      </w:r>
-      <w:r>
-        <w:rPr>
-          <w:rFonts w:ascii="Times New Roman" w:cs="Times New Roman" w:eastAsia="宋体" w:hAnsi="Times New Roman"/>
-          <w:color w:val="000000"/>
-          <w:sz w:val="21"/>
-          <w:szCs w:val="21"/>
-          <w:highlight w:val="yellow"/>
-          <w:highlightCs w:val="yellow"/>
-        </w:rPr>
-        <w:t xml:space="preserve">【  】</w:t>
-      </w:r>
-      <w:r>
-        <w:rPr>
-          <w:rFonts w:ascii="Times New Roman" w:cs="Times New Roman" w:eastAsia="宋体" w:hAnsi="Times New Roman"/>
-          <w:color w:val="000000"/>
-          <w:sz w:val="21"/>
-          <w:szCs w:val="21"/>
-        </w:rPr>
-        <w:t xml:space="preserve">mg/kg（请按本田块化验报告填写；如暂缺可删去本括号内四项，全文土壤供肥能力评价以缺素区相对产量为依据，不受影响）。</w:t>
+        <w:t xml:space="preserve">，前茬为冬闲田。土壤为水稻土，质地砂壤，pH 6.1，耕层土壤有机质含量30.9 g/kg、碱解氮125 mg/kg、有效磷12.5 mg/kg、速效钾55 mg/kg。</w:t>
       </w:r>
     </w:p>
     <w:p>
@@ -18289,7 +18209,7 @@
           <w:sz w:val="21"/>
           <w:szCs w:val="21"/>
         </w:rPr>
-        <w:t xml:space="preserve">需说明的是，缺氮区相对产量（74.3%）紧邻“低”与“中”的临界值（75%），小区实收相差0.2 kg即可改变判定；该指标对基数选择亦敏感（若以产量最高的处理10为基数，三者分别为67.0%、77.1%和85.6%）。故上述等级为初步判定，尚需结合土壤测试值与多点试验验证。</w:t>
+        <w:t xml:space="preserve">由相对产量判定的供肥能力与土壤测试值并不完全对应：试验田碱解氮125 mg/kg属中等偏上，而缺氮区相对产量仅74.3%；速效钾55 mg/kg偏低，缺钾区相对产量却达94.9%。二者反映的分别是当季供应能力与养分储量，砂壤质稻田缓效钾的释放可在当季补充钾素供应，是造成这一差异的可能原因。此外，缺氮区相对产量紧邻“低”与“中”的临界值（75%），小区实收相差0.2 kg即可改变判定，该指标对基数选择亦敏感（若以产量最高的处理10为基数，三者分别为67.0%、77.1%和85.6%）。故上述等级为初步判定，尚需多点试验验证。</w:t>
       </w:r>
     </w:p>
     <w:p>
@@ -24527,7 +24447,7 @@
       <w:r>
         <w:drawing>
           <wp:inline distT="0" distB="0" distL="0" distR="0">
-            <wp:extent cx="6115050" cy="2228850"/>
+            <wp:extent cx="5391150" cy="1962150"/>
             <wp:effectExtent t="0" r="0" b="0" l="0"/>
             <wp:docPr id="1" name="" descr="" title=""/>
             <wp:cNvGraphicFramePr>
@@ -24552,7 +24472,7 @@
                   <pic:spPr bwMode="auto">
                     <a:xfrm>
                       <a:off x="0" y="0"/>
-                      <a:ext cx="6115050" cy="2228850"/>
+                      <a:ext cx="5391150" cy="1962150"/>
                     </a:xfrm>
                     <a:prstGeom prst="rect">
                       <a:avLst/>
@@ -27878,7 +27798,7 @@
           <w:sz w:val="21"/>
           <w:szCs w:val="21"/>
         </w:rPr>
-        <w:t xml:space="preserve">磷、钾肥在设计范围内持续增产，很大程度上是设计所致：2水平高于安徽省常规推荐量，故未出现拐点，不应据此认为已达土壤磷钾响应的真实上限。缺磷区相对产量85.5%，供磷能力属“中”，可能与质地砂壤、保肥能力弱有关；缺钾区达94.9%、接近“高”，说明钾素基础供应较好，但砂壤土保钾能力弱，高产条件下增施钾肥仍有一定效应，施钾提高结实率与千粒重的作用也见于双季稻研究</w:t>
+        <w:t xml:space="preserve">磷、钾肥在设计范围内持续增产，很大程度上是设计所致：2水平高于安徽省常规推荐量，故未出现拐点，不应据此认为已达土壤磷钾响应的真实上限。缺磷区相对产量85.5%、有效磷12.5 mg/kg，供磷能力属“中”，与质地砂壤、保肥能力弱有关；缺钾区相对产量虽达94.9%，但速效钾仅55 mg/kg，当季供钾主要依靠缓效钾释放而储量并不充裕，故在高产条件下增施钾肥仍表现出一定效应，施钾提高结实率与千粒重的作用也见于双季稻研究</w:t>
       </w:r>
       <w:r>
         <w:rPr>
@@ -27916,7 +27836,7 @@
           <w:sz w:val="21"/>
           <w:szCs w:val="21"/>
         </w:rPr>
-        <w:t xml:space="preserve">，速效钾明显偏低，与砂壤质稻田钾素易淋失的特点一致，可作为本区域土壤养分状况的参照。本试验推荐的磷钾用量仍高于潜山（P</w:t>
+        <w:t xml:space="preserve">，与本试验田十分接近，印证了本区域砂壤质稻田速效钾普遍偏低、钾素易淋失的特点。本试验推荐的磷钾用量仍高于潜山（P</w:t>
       </w:r>
       <w:r>
         <w:rPr>
@@ -28103,15 +28023,15 @@
           <w:sz w:val="21"/>
           <w:szCs w:val="21"/>
         </w:rPr>
-        <w:t xml:space="preserve">（1）施肥明显改善水稻经济性状并大幅提高产量（本试验未设重复，未作差异显著性检验）。处理10（N 270 kg/hm</w:t>
-      </w:r>
-      <w:r>
-        <w:rPr>
-          <w:rFonts w:ascii="Times New Roman" w:cs="Times New Roman" w:eastAsia="宋体" w:hAnsi="Times New Roman"/>
-          <w:color w:val="000000"/>
-          <w:sz w:val="21"/>
-          <w:szCs w:val="21"/>
-          <w:vertAlign w:val="superscript"/>
+        <w:t xml:space="preserve">（1）施肥明显改善水稻经济性状并大幅提高产量（未设重复，未作差异显著性检验）。处理10（N 270、P</w:t>
+      </w:r>
+      <w:r>
+        <w:rPr>
+          <w:rFonts w:ascii="Times New Roman" w:cs="Times New Roman" w:eastAsia="宋体" w:hAnsi="Times New Roman"/>
+          <w:color w:val="000000"/>
+          <w:sz w:val="21"/>
+          <w:szCs w:val="21"/>
+          <w:vertAlign w:val="subscript"/>
         </w:rPr>
         <w:t xml:space="preserve">2</w:t>
       </w:r>
@@ -28122,7 +28042,7 @@
           <w:sz w:val="21"/>
           <w:szCs w:val="21"/>
         </w:rPr>
-        <w:t xml:space="preserve">、P</w:t>
+        <w:t xml:space="preserve">O</w:t>
       </w:r>
       <w:r>
         <w:rPr>
@@ -28132,25 +28052,6 @@
           <w:szCs w:val="21"/>
           <w:vertAlign w:val="subscript"/>
         </w:rPr>
-        <w:t xml:space="preserve">2</w:t>
-      </w:r>
-      <w:r>
-        <w:rPr>
-          <w:rFonts w:ascii="Times New Roman" w:cs="Times New Roman" w:eastAsia="宋体" w:hAnsi="Times New Roman"/>
-          <w:color w:val="000000"/>
-          <w:sz w:val="21"/>
-          <w:szCs w:val="21"/>
-        </w:rPr>
-        <w:t xml:space="preserve">O</w:t>
-      </w:r>
-      <w:r>
-        <w:rPr>
-          <w:rFonts w:ascii="Times New Roman" w:cs="Times New Roman" w:eastAsia="宋体" w:hAnsi="Times New Roman"/>
-          <w:color w:val="000000"/>
-          <w:sz w:val="21"/>
-          <w:szCs w:val="21"/>
-          <w:vertAlign w:val="subscript"/>
-        </w:rPr>
         <w:t xml:space="preserve">5</w:t>
       </w:r>
       <w:r>
@@ -28160,26 +28061,7 @@
           <w:sz w:val="21"/>
           <w:szCs w:val="21"/>
         </w:rPr>
-        <w:t xml:space="preserve"> 180 kg/hm</w:t>
-      </w:r>
-      <w:r>
-        <w:rPr>
-          <w:rFonts w:ascii="Times New Roman" w:cs="Times New Roman" w:eastAsia="宋体" w:hAnsi="Times New Roman"/>
-          <w:color w:val="000000"/>
-          <w:sz w:val="21"/>
-          <w:szCs w:val="21"/>
-          <w:vertAlign w:val="superscript"/>
-        </w:rPr>
-        <w:t xml:space="preserve">2</w:t>
-      </w:r>
-      <w:r>
-        <w:rPr>
-          <w:rFonts w:ascii="Times New Roman" w:cs="Times New Roman" w:eastAsia="宋体" w:hAnsi="Times New Roman"/>
-          <w:color w:val="000000"/>
-          <w:sz w:val="21"/>
-          <w:szCs w:val="21"/>
-        </w:rPr>
-        <w:t xml:space="preserve">、K</w:t>
+        <w:t xml:space="preserve"> 180、K</w:t>
       </w:r>
       <w:r>
         <w:rPr>
@@ -28287,7 +28169,7 @@
           <w:sz w:val="21"/>
           <w:szCs w:val="21"/>
         </w:rPr>
-        <w:t xml:space="preserve">（3）三元二次肥料效应方程未通过典型性检验；各单因素方程回归均未达显著水平，仅作趋势描述。氮肥响应在施N 270 kg/hm</w:t>
+        <w:t xml:space="preserve">（3）三元二次方程未通过典型性检验，各单因素方程回归均未达显著水平，仅作趋势描述。氮肥响应在施N 270 kg/hm</w:t>
       </w:r>
       <w:r>
         <w:rPr>
@@ -28325,26 +28207,7 @@
           <w:sz w:val="21"/>
           <w:szCs w:val="21"/>
         </w:rPr>
-        <w:t xml:space="preserve">），施氮量超过270 kg/hm</w:t>
-      </w:r>
-      <w:r>
-        <w:rPr>
-          <w:rFonts w:ascii="Times New Roman" w:cs="Times New Roman" w:eastAsia="宋体" w:hAnsi="Times New Roman"/>
-          <w:color w:val="000000"/>
-          <w:sz w:val="21"/>
-          <w:szCs w:val="21"/>
-          <w:vertAlign w:val="superscript"/>
-        </w:rPr>
-        <w:t xml:space="preserve">2</w:t>
-      </w:r>
-      <w:r>
-        <w:rPr>
-          <w:rFonts w:ascii="Times New Roman" w:cs="Times New Roman" w:eastAsia="宋体" w:hAnsi="Times New Roman"/>
-          <w:color w:val="000000"/>
-          <w:sz w:val="21"/>
-          <w:szCs w:val="21"/>
-        </w:rPr>
-        <w:t xml:space="preserve">后结实率和千粒重下降、产量不再增加；磷、钾肥效应在试验范围内未出现拐点。</w:t>
+        <w:t xml:space="preserve">），超过该用量后结实率和千粒重下降、产量不再增加；磷、钾效应在试验范围内未出现拐点。</w:t>
       </w:r>
     </w:p>
     <w:p>
@@ -28480,7 +28343,7 @@
     <w:p>
       <w:pPr>
         <w:keepNext/>
-        <w:spacing w:after="80" w:before="200" w:line="300" w:lineRule="auto"/>
+        <w:spacing w:after="60" w:before="140" w:line="300" w:lineRule="auto"/>
         <w:ind/>
         <w:jc w:val="left"/>
       </w:pPr>
@@ -28499,7 +28362,7 @@
         <w:tabs>
           <w:tab w:val="left" w:pos="480"/>
         </w:tabs>
-        <w:spacing w:after="0" w:line="276" w:lineRule="auto"/>
+        <w:spacing w:after="0" w:line="235" w:lineRule="auto"/>
         <w:ind w:left="480" w:hanging="480"/>
         <w:jc w:val="left"/>
       </w:pPr>
@@ -28535,7 +28398,7 @@
         <w:tabs>
           <w:tab w:val="left" w:pos="480"/>
         </w:tabs>
-        <w:spacing w:after="0" w:line="276" w:lineRule="auto"/>
+        <w:spacing w:after="0" w:line="235" w:lineRule="auto"/>
         <w:ind w:left="480" w:hanging="480"/>
         <w:jc w:val="left"/>
       </w:pPr>
@@ -28571,7 +28434,7 @@
         <w:tabs>
           <w:tab w:val="left" w:pos="480"/>
         </w:tabs>
-        <w:spacing w:after="0" w:line="276" w:lineRule="auto"/>
+        <w:spacing w:after="0" w:line="235" w:lineRule="auto"/>
         <w:ind w:left="480" w:hanging="480"/>
         <w:jc w:val="left"/>
       </w:pPr>
@@ -28607,7 +28470,7 @@
         <w:tabs>
           <w:tab w:val="left" w:pos="480"/>
         </w:tabs>
-        <w:spacing w:after="0" w:line="276" w:lineRule="auto"/>
+        <w:spacing w:after="0" w:line="235" w:lineRule="auto"/>
         <w:ind w:left="480" w:hanging="480"/>
         <w:jc w:val="left"/>
       </w:pPr>
@@ -28643,7 +28506,7 @@
         <w:tabs>
           <w:tab w:val="left" w:pos="480"/>
         </w:tabs>
-        <w:spacing w:after="0" w:line="276" w:lineRule="auto"/>
+        <w:spacing w:after="0" w:line="235" w:lineRule="auto"/>
         <w:ind w:left="480" w:hanging="480"/>
         <w:jc w:val="left"/>
       </w:pPr>
@@ -28679,7 +28542,7 @@
         <w:tabs>
           <w:tab w:val="left" w:pos="480"/>
         </w:tabs>
-        <w:spacing w:after="0" w:line="276" w:lineRule="auto"/>
+        <w:spacing w:after="0" w:line="235" w:lineRule="auto"/>
         <w:ind w:left="480" w:hanging="480"/>
         <w:jc w:val="left"/>
       </w:pPr>
@@ -28715,7 +28578,7 @@
         <w:tabs>
           <w:tab w:val="left" w:pos="480"/>
         </w:tabs>
-        <w:spacing w:after="0" w:line="276" w:lineRule="auto"/>
+        <w:spacing w:after="0" w:line="235" w:lineRule="auto"/>
         <w:ind w:left="480" w:hanging="480"/>
         <w:jc w:val="left"/>
       </w:pPr>
@@ -28751,7 +28614,7 @@
         <w:tabs>
           <w:tab w:val="left" w:pos="480"/>
         </w:tabs>
-        <w:spacing w:after="0" w:line="276" w:lineRule="auto"/>
+        <w:spacing w:after="0" w:line="235" w:lineRule="auto"/>
         <w:ind w:left="480" w:hanging="480"/>
         <w:jc w:val="left"/>
       </w:pPr>
@@ -28787,7 +28650,7 @@
         <w:tabs>
           <w:tab w:val="left" w:pos="480"/>
         </w:tabs>
-        <w:spacing w:after="0" w:line="276" w:lineRule="auto"/>
+        <w:spacing w:after="0" w:line="235" w:lineRule="auto"/>
         <w:ind w:left="480" w:hanging="480"/>
         <w:jc w:val="left"/>
       </w:pPr>
@@ -28823,7 +28686,7 @@
         <w:tabs>
           <w:tab w:val="left" w:pos="480"/>
         </w:tabs>
-        <w:spacing w:after="0" w:line="276" w:lineRule="auto"/>
+        <w:spacing w:after="0" w:line="235" w:lineRule="auto"/>
         <w:ind w:left="480" w:hanging="480"/>
         <w:jc w:val="left"/>
       </w:pPr>
@@ -28859,7 +28722,7 @@
         <w:tabs>
           <w:tab w:val="left" w:pos="480"/>
         </w:tabs>
-        <w:spacing w:after="0" w:line="276" w:lineRule="auto"/>
+        <w:spacing w:after="0" w:line="235" w:lineRule="auto"/>
         <w:ind w:left="480" w:hanging="480"/>
         <w:jc w:val="left"/>
       </w:pPr>
@@ -28895,7 +28758,7 @@
         <w:tabs>
           <w:tab w:val="left" w:pos="480"/>
         </w:tabs>
-        <w:spacing w:after="0" w:line="276" w:lineRule="auto"/>
+        <w:spacing w:after="0" w:line="235" w:lineRule="auto"/>
         <w:ind w:left="480" w:hanging="480"/>
         <w:jc w:val="left"/>
       </w:pPr>
@@ -28931,7 +28794,7 @@
         <w:tabs>
           <w:tab w:val="left" w:pos="480"/>
         </w:tabs>
-        <w:spacing w:after="0" w:line="276" w:lineRule="auto"/>
+        <w:spacing w:after="0" w:line="235" w:lineRule="auto"/>
         <w:ind w:left="480" w:hanging="480"/>
         <w:jc w:val="left"/>
       </w:pPr>
@@ -28967,7 +28830,7 @@
         <w:tabs>
           <w:tab w:val="left" w:pos="480"/>
         </w:tabs>
-        <w:spacing w:after="0" w:line="276" w:lineRule="auto"/>
+        <w:spacing w:after="0" w:line="235" w:lineRule="auto"/>
         <w:ind w:left="480" w:hanging="480"/>
         <w:jc w:val="left"/>
       </w:pPr>
@@ -29003,7 +28866,7 @@
         <w:tabs>
           <w:tab w:val="left" w:pos="480"/>
         </w:tabs>
-        <w:spacing w:after="0" w:line="276" w:lineRule="auto"/>
+        <w:spacing w:after="0" w:line="235" w:lineRule="auto"/>
         <w:ind w:left="480" w:hanging="480"/>
         <w:jc w:val="left"/>
       </w:pPr>
@@ -29039,7 +28902,7 @@
         <w:tabs>
           <w:tab w:val="left" w:pos="480"/>
         </w:tabs>
-        <w:spacing w:after="0" w:line="276" w:lineRule="auto"/>
+        <w:spacing w:after="0" w:line="235" w:lineRule="auto"/>
         <w:ind w:left="480" w:hanging="480"/>
         <w:jc w:val="left"/>
       </w:pPr>
@@ -29075,7 +28938,7 @@
         <w:tabs>
           <w:tab w:val="left" w:pos="480"/>
         </w:tabs>
-        <w:spacing w:after="0" w:line="276" w:lineRule="auto"/>
+        <w:spacing w:after="0" w:line="235" w:lineRule="auto"/>
         <w:ind w:left="480" w:hanging="480"/>
         <w:jc w:val="left"/>
       </w:pPr>
@@ -29111,7 +28974,7 @@
         <w:tabs>
           <w:tab w:val="left" w:pos="480"/>
         </w:tabs>
-        <w:spacing w:after="0" w:line="276" w:lineRule="auto"/>
+        <w:spacing w:after="0" w:line="235" w:lineRule="auto"/>
         <w:ind w:left="480" w:hanging="480"/>
         <w:jc w:val="left"/>
       </w:pPr>
@@ -29147,7 +29010,7 @@
         <w:tabs>
           <w:tab w:val="left" w:pos="480"/>
         </w:tabs>
-        <w:spacing w:after="0" w:line="276" w:lineRule="auto"/>
+        <w:spacing w:after="0" w:line="235" w:lineRule="auto"/>
         <w:ind w:left="480" w:hanging="480"/>
         <w:jc w:val="left"/>
       </w:pPr>
@@ -29183,7 +29046,7 @@
         <w:tabs>
           <w:tab w:val="left" w:pos="480"/>
         </w:tabs>
-        <w:spacing w:after="0" w:line="276" w:lineRule="auto"/>
+        <w:spacing w:after="0" w:line="235" w:lineRule="auto"/>
         <w:ind w:left="480" w:hanging="480"/>
         <w:jc w:val="left"/>
       </w:pPr>
@@ -29219,7 +29082,7 @@
         <w:tabs>
           <w:tab w:val="left" w:pos="480"/>
         </w:tabs>
-        <w:spacing w:after="0" w:line="276" w:lineRule="auto"/>
+        <w:spacing w:after="0" w:line="235" w:lineRule="auto"/>
         <w:ind w:left="480" w:hanging="480"/>
         <w:jc w:val="left"/>
       </w:pPr>
@@ -29255,7 +29118,7 @@
         <w:tabs>
           <w:tab w:val="left" w:pos="480"/>
         </w:tabs>
-        <w:spacing w:after="0" w:line="276" w:lineRule="auto"/>
+        <w:spacing w:after="0" w:line="235" w:lineRule="auto"/>
         <w:ind w:left="480" w:hanging="480"/>
         <w:jc w:val="left"/>
       </w:pPr>
@@ -29291,7 +29154,7 @@
         <w:tabs>
           <w:tab w:val="left" w:pos="480"/>
         </w:tabs>
-        <w:spacing w:after="0" w:line="276" w:lineRule="auto"/>
+        <w:spacing w:after="0" w:line="235" w:lineRule="auto"/>
         <w:ind w:left="480" w:hanging="480"/>
         <w:jc w:val="left"/>
       </w:pPr>
@@ -29327,7 +29190,7 @@
         <w:tabs>
           <w:tab w:val="left" w:pos="480"/>
         </w:tabs>
-        <w:spacing w:after="0" w:line="276" w:lineRule="auto"/>
+        <w:spacing w:after="0" w:line="235" w:lineRule="auto"/>
         <w:ind w:left="480" w:hanging="480"/>
         <w:jc w:val="left"/>
       </w:pPr>
@@ -29363,7 +29226,7 @@
         <w:tabs>
           <w:tab w:val="left" w:pos="480"/>
         </w:tabs>
-        <w:spacing w:after="0" w:line="276" w:lineRule="auto"/>
+        <w:spacing w:after="0" w:line="235" w:lineRule="auto"/>
         <w:ind w:left="480" w:hanging="480"/>
         <w:jc w:val="left"/>
       </w:pPr>
@@ -29398,7 +29261,7 @@
       <w:footerReference w:type="default" r:id="rId7"/>
       <w:footerReference w:type="first" r:id="rId8"/>
       <w:pgSz w:w="11906" w:h="16838" w:orient="portrait"/>
-      <w:pgMar w:top="1300" w:right="1420" w:bottom="1300" w:left="1420" w:header="708" w:footer="560" w:gutter="0"/>
+      <w:pgMar w:top="1180" w:right="1420" w:bottom="1180" w:left="1420" w:header="708" w:footer="520" w:gutter="0"/>
       <w:pgNumType/>
       <w:titlePg/>
       <w:docGrid w:linePitch="360"/>
@@ -29485,35 +29348,6 @@
       <w:ind/>
       <w:jc w:val="left"/>
     </w:pPr>
-    <w:r>
-      <w:rPr>
-        <w:rFonts w:ascii="Times New Roman" w:cs="Times New Roman" w:eastAsia="宋体" w:hAnsi="Times New Roman"/>
-        <w:color w:val="000000"/>
-        <w:sz w:val="15"/>
-        <w:szCs w:val="15"/>
-      </w:rPr>
-      <w:t xml:space="preserve">基金项目　</w:t>
-    </w:r>
-    <w:r>
-      <w:rPr>
-        <w:rFonts w:ascii="Times New Roman" w:cs="Times New Roman" w:eastAsia="宋体" w:hAnsi="Times New Roman"/>
-        <w:color w:val="000000"/>
-        <w:sz w:val="15"/>
-        <w:szCs w:val="15"/>
-        <w:highlight w:val="yellow"/>
-        <w:highlightCs w:val="yellow"/>
-      </w:rPr>
-      <w:t xml:space="preserve">【基金项目名称及编号；若无请删除此项】</w:t>
-    </w:r>
-    <w:r>
-      <w:rPr>
-        <w:rFonts w:ascii="Times New Roman" w:cs="Times New Roman" w:eastAsia="宋体" w:hAnsi="Times New Roman"/>
-        <w:color w:val="000000"/>
-        <w:sz w:val="15"/>
-        <w:szCs w:val="15"/>
-      </w:rPr>
-      <w:t xml:space="preserve">。</w:t>
-    </w:r>
   </w:p>
   <w:p>
     <w:pPr>
@@ -29521,95 +29355,6 @@
       <w:ind/>
       <w:jc w:val="left"/>
     </w:pPr>
-    <w:r>
-      <w:rPr>
-        <w:rFonts w:ascii="Times New Roman" w:cs="Times New Roman" w:eastAsia="宋体" w:hAnsi="Times New Roman"/>
-        <w:color w:val="000000"/>
-        <w:sz w:val="15"/>
-        <w:szCs w:val="15"/>
-      </w:rPr>
-      <w:t xml:space="preserve">作者简介　叶四明（</w:t>
-    </w:r>
-    <w:r>
-      <w:rPr>
-        <w:rFonts w:ascii="Times New Roman" w:cs="Times New Roman" w:eastAsia="宋体" w:hAnsi="Times New Roman"/>
-        <w:color w:val="000000"/>
-        <w:sz w:val="15"/>
-        <w:szCs w:val="15"/>
-        <w:highlight w:val="yellow"/>
-        <w:highlightCs w:val="yellow"/>
-      </w:rPr>
-      <w:t xml:space="preserve">【出生年】</w:t>
-    </w:r>
-    <w:r>
-      <w:rPr>
-        <w:rFonts w:ascii="Times New Roman" w:cs="Times New Roman" w:eastAsia="宋体" w:hAnsi="Times New Roman"/>
-        <w:color w:val="000000"/>
-        <w:sz w:val="15"/>
-        <w:szCs w:val="15"/>
-      </w:rPr>
-      <w:t xml:space="preserve">—），</w:t>
-    </w:r>
-    <w:r>
-      <w:rPr>
-        <w:rFonts w:ascii="Times New Roman" w:cs="Times New Roman" w:eastAsia="宋体" w:hAnsi="Times New Roman"/>
-        <w:color w:val="000000"/>
-        <w:sz w:val="15"/>
-        <w:szCs w:val="15"/>
-        <w:highlight w:val="yellow"/>
-        <w:highlightCs w:val="yellow"/>
-      </w:rPr>
-      <w:t xml:space="preserve">【性别】</w:t>
-    </w:r>
-    <w:r>
-      <w:rPr>
-        <w:rFonts w:ascii="Times New Roman" w:cs="Times New Roman" w:eastAsia="宋体" w:hAnsi="Times New Roman"/>
-        <w:color w:val="000000"/>
-        <w:sz w:val="15"/>
-        <w:szCs w:val="15"/>
-      </w:rPr>
-      <w:t xml:space="preserve">，安徽桐城人，</w:t>
-    </w:r>
-    <w:r>
-      <w:rPr>
-        <w:rFonts w:ascii="Times New Roman" w:cs="Times New Roman" w:eastAsia="宋体" w:hAnsi="Times New Roman"/>
-        <w:color w:val="000000"/>
-        <w:sz w:val="15"/>
-        <w:szCs w:val="15"/>
-        <w:highlight w:val="yellow"/>
-        <w:highlightCs w:val="yellow"/>
-      </w:rPr>
-      <w:t xml:space="preserve">【职称】</w:t>
-    </w:r>
-    <w:r>
-      <w:rPr>
-        <w:rFonts w:ascii="Times New Roman" w:cs="Times New Roman" w:eastAsia="宋体" w:hAnsi="Times New Roman"/>
-        <w:color w:val="000000"/>
-        <w:sz w:val="15"/>
-        <w:szCs w:val="15"/>
-      </w:rPr>
-      <w:t xml:space="preserve">，从事</w:t>
-    </w:r>
-    <w:r>
-      <w:rPr>
-        <w:rFonts w:ascii="Times New Roman" w:cs="Times New Roman" w:eastAsia="宋体" w:hAnsi="Times New Roman"/>
-        <w:color w:val="000000"/>
-        <w:sz w:val="15"/>
-        <w:szCs w:val="15"/>
-        <w:highlight w:val="yellow"/>
-        <w:highlightCs w:val="yellow"/>
-      </w:rPr>
-      <w:t xml:space="preserve">【研究方向】</w:t>
-    </w:r>
-    <w:r>
-      <w:rPr>
-        <w:rFonts w:ascii="Times New Roman" w:cs="Times New Roman" w:eastAsia="宋体" w:hAnsi="Times New Roman"/>
-        <w:color w:val="000000"/>
-        <w:sz w:val="15"/>
-        <w:szCs w:val="15"/>
-      </w:rPr>
-      <w:t xml:space="preserve">工作。</w:t>
-    </w:r>
   </w:p>
   <w:p>
     <w:pPr>
@@ -29617,46 +29362,6 @@
       <w:ind/>
       <w:jc w:val="left"/>
     </w:pPr>
-    <w:r>
-      <w:rPr>
-        <w:rFonts w:ascii="Times New Roman" w:cs="Times New Roman" w:eastAsia="宋体" w:hAnsi="Times New Roman"/>
-        <w:color w:val="000000"/>
-        <w:sz w:val="15"/>
-        <w:szCs w:val="15"/>
-      </w:rPr>
-      <w:t xml:space="preserve">收稿日期　2026-</w:t>
-    </w:r>
-    <w:r>
-      <w:rPr>
-        <w:rFonts w:ascii="Times New Roman" w:cs="Times New Roman" w:eastAsia="宋体" w:hAnsi="Times New Roman"/>
-        <w:color w:val="000000"/>
-        <w:sz w:val="15"/>
-        <w:szCs w:val="15"/>
-        <w:highlight w:val="yellow"/>
-        <w:highlightCs w:val="yellow"/>
-      </w:rPr>
-      <w:t xml:space="preserve">【  】</w:t>
-    </w:r>
-    <w:r>
-      <w:rPr>
-        <w:rFonts w:ascii="Times New Roman" w:cs="Times New Roman" w:eastAsia="宋体" w:hAnsi="Times New Roman"/>
-        <w:color w:val="000000"/>
-        <w:sz w:val="15"/>
-        <w:szCs w:val="15"/>
-      </w:rPr>
-      <w:t xml:space="preserve">-</w:t>
-    </w:r>
-    <w:r>
-      <w:rPr>
-        <w:rFonts w:ascii="Times New Roman" w:cs="Times New Roman" w:eastAsia="宋体" w:hAnsi="Times New Roman"/>
-        <w:color w:val="000000"/>
-        <w:sz w:val="15"/>
-        <w:szCs w:val="15"/>
-        <w:highlight w:val="yellow"/>
-        <w:highlightCs w:val="yellow"/>
-      </w:rPr>
-      <w:t xml:space="preserve">【  】</w:t>
-    </w:r>
   </w:p>
   <w:p>
     <w:pPr>

--- a/稿件/桐城市范岗镇单季稻3414肥料效应田间试验.docx
+++ b/稿件/桐城市范岗镇单季稻3414肥料效应田间试验.docx
@@ -1107,7 +1107,7 @@
           <w:sz w:val="21"/>
           <w:szCs w:val="21"/>
         </w:rPr>
-        <w:t xml:space="preserve">，前茬为冬闲田。土壤为水稻土，质地砂壤，pH 6.1，耕层土壤有机质含量30.9 g/kg、碱解氮125 mg/kg、有效磷12.5 mg/kg、速效钾55 mg/kg。</w:t>
+        <w:t xml:space="preserve">，前茬为冬闲田。土壤为水稻土，质地砂壤，pH 6.1。</w:t>
       </w:r>
     </w:p>
     <w:p>
@@ -7081,7 +7081,7 @@
           <w:sz w:val="21"/>
           <w:szCs w:val="21"/>
         </w:rPr>
-        <w:t xml:space="preserve">）。试验前采集耕层（0～20 cm）混合土样，按《测土配方施肥技术规程》（NY/T 2911—2016）测定有机质、碱解氮、有效磷和速效钾含量</w:t>
+        <w:t xml:space="preserve">）。本试验未测定耕层土壤养分含量，土壤供肥能力按《测土配方施肥技术规程》（NY/T 2911—2016）以缺素区相对产量评价</w:t>
       </w:r>
       <w:r>
         <w:rPr>
@@ -18209,7 +18209,7 @@
           <w:sz w:val="21"/>
           <w:szCs w:val="21"/>
         </w:rPr>
-        <w:t xml:space="preserve">由相对产量判定的供肥能力与土壤测试值并不完全对应：试验田碱解氮125 mg/kg属中等偏上，而缺氮区相对产量仅74.3%；速效钾55 mg/kg偏低，缺钾区相对产量却达94.9%。二者反映的分别是当季供应能力与养分储量，砂壤质稻田缓效钾的释放可在当季补充钾素供应，是造成这一差异的可能原因。此外，缺氮区相对产量紧邻“低”与“中”的临界值（75%），小区实收相差0.2 kg即可改变判定，该指标对基数选择亦敏感（若以产量最高的处理10为基数，三者分别为67.0%、77.1%和85.6%）。故上述等级为初步判定，尚需多点试验验证。</w:t>
+        <w:t xml:space="preserve">需指出的是，相对产量反映的是土壤养分的当季供应能力，未必与养分储量一致：砂壤质稻田缓效钾可在当季释放以补充钾素供应，故缺钾区相对产量较高并不等于钾素储量充裕。此外，缺氮区相对产量紧邻“低”与“中”的临界值（75%），小区实收相差0.2 kg即可改变判定，该指标对基数选择亦敏感（若以产量最高的处理10为基数，三者分别为67.0%、77.1%和85.6%）。本试验未测定土壤养分含量，故上述等级仅为基于缺素区相对产量的初步判定，尚需结合土壤化验结果和多点试验验证。</w:t>
       </w:r>
     </w:p>
     <w:p>
@@ -27798,7 +27798,7 @@
           <w:sz w:val="21"/>
           <w:szCs w:val="21"/>
         </w:rPr>
-        <w:t xml:space="preserve">磷、钾肥在设计范围内持续增产，很大程度上是设计所致：2水平高于安徽省常规推荐量，故未出现拐点，不应据此认为已达土壤磷钾响应的真实上限。缺磷区相对产量85.5%、有效磷12.5 mg/kg，供磷能力属“中”，与质地砂壤、保肥能力弱有关；缺钾区相对产量虽达94.9%，但速效钾仅55 mg/kg，当季供钾主要依靠缓效钾释放而储量并不充裕，故在高产条件下增施钾肥仍表现出一定效应，施钾提高结实率与千粒重的作用也见于双季稻研究</w:t>
+        <w:t xml:space="preserve">磷、钾肥在设计范围内持续增产，很大程度上是设计所致：2水平高于安徽省常规推荐量，故未出现拐点，不应据此认为已达土壤磷钾响应的真实上限。缺磷区相对产量85.5%，供磷能力属“中”，与质地砂壤、保肥能力弱有关；缺钾区相对产量虽达94.9%，但在高产条件下增施钾肥仍表现出一定效应，施钾提高结实率与千粒重的作用也见于双季稻研究</w:t>
       </w:r>
       <w:r>
         <w:rPr>
@@ -27817,7 +27817,7 @@
           <w:sz w:val="21"/>
           <w:szCs w:val="21"/>
         </w:rPr>
-        <w:t xml:space="preserve">。邻近的潜山市同为砂壤质水稻土，其耕层有机质30.7 g/kg、碱解氮128 mg/kg、有效磷13.0 mg/kg、速效钾54 mg/kg</w:t>
+        <w:t xml:space="preserve">。邻近的潜山市同为砂壤质水稻土，其耕层有效磷13.0 mg/kg、速效钾54 mg/kg</w:t>
       </w:r>
       <w:r>
         <w:rPr>
@@ -27836,7 +27836,7 @@
           <w:sz w:val="21"/>
           <w:szCs w:val="21"/>
         </w:rPr>
-        <w:t xml:space="preserve">，与本试验田十分接近，印证了本区域砂壤质稻田速效钾普遍偏低、钾素易淋失的特点。本试验推荐的磷钾用量仍高于潜山（P</w:t>
+        <w:t xml:space="preserve">，均处于中等偏下水平，反映本区域砂壤质稻田磷钾保蓄能力较弱、速效钾普遍偏低，这可能是本试验磷钾肥在设计范围内持续增产的原因之一。本试验推荐的磷钾用量仍高于潜山（P</w:t>
       </w:r>
       <w:r>
         <w:rPr>

--- a/稿件/桐城市范岗镇单季稻3414肥料效应田间试验.docx
+++ b/稿件/桐城市范岗镇单季稻3414肥料效应田间试验.docx
@@ -920,7 +920,7 @@
           <w:sz w:val="21"/>
           <w:szCs w:val="21"/>
         </w:rPr>
-        <w:t xml:space="preserve">单季稻是安徽省桐城市范岗镇的主要粮食作物，长期以来当地农户多凭经验施肥，氮磷钾配比失调、一次性重施基肥等问题普遍，既增加成本又降低肥料利用率，并带来面源污染风险</w:t>
+        <w:t xml:space="preserve">单季稻是安徽省桐城市范岗镇的主要粮食作物，长期以来当地农户多凭经验施肥，氮磷钾配比失调、重施基肥等问题普遍，既增加成本又降低肥料利用率并带来面源污染风险</w:t>
       </w:r>
       <w:r>
         <w:rPr>
@@ -930,16 +930,16 @@
           <w:szCs w:val="21"/>
           <w:vertAlign w:val="superscript"/>
         </w:rPr>
-        <w:t xml:space="preserve">[1-3]</w:t>
-      </w:r>
-      <w:r>
-        <w:rPr>
-          <w:rFonts w:ascii="Times New Roman" w:cs="Times New Roman" w:eastAsia="宋体" w:hAnsi="Times New Roman"/>
-          <w:color w:val="000000"/>
-          <w:sz w:val="21"/>
-          <w:szCs w:val="21"/>
-        </w:rPr>
-        <w:t xml:space="preserve">。测土配方施肥以土壤测试和肥料田间试验为基础确定肥料用量、配比与施用方法</w:t>
+        <w:t xml:space="preserve">[1-2]</w:t>
+      </w:r>
+      <w:r>
+        <w:rPr>
+          <w:rFonts w:ascii="Times New Roman" w:cs="Times New Roman" w:eastAsia="宋体" w:hAnsi="Times New Roman"/>
+          <w:color w:val="000000"/>
+          <w:sz w:val="21"/>
+          <w:szCs w:val="21"/>
+        </w:rPr>
+        <w:t xml:space="preserve">。测土配方施肥以土壤测试和肥料田间试验为基础确定肥料用量、配比与施用方法，其中“3414”试验是核心环节，可建立肥料效应函数并据以确定推荐施肥量与土壤养分丰缺指标</w:t>
       </w:r>
       <w:r>
         <w:rPr>
@@ -949,16 +949,16 @@
           <w:szCs w:val="21"/>
           <w:vertAlign w:val="superscript"/>
         </w:rPr>
-        <w:t xml:space="preserve">[4-6]</w:t>
-      </w:r>
-      <w:r>
-        <w:rPr>
-          <w:rFonts w:ascii="Times New Roman" w:cs="Times New Roman" w:eastAsia="宋体" w:hAnsi="Times New Roman"/>
-          <w:color w:val="000000"/>
-          <w:sz w:val="21"/>
-          <w:szCs w:val="21"/>
-        </w:rPr>
-        <w:t xml:space="preserve">，其中“3414”试验是核心环节，可建立肥料效应函数并据以确定推荐施肥量与土壤养分丰缺指标</w:t>
+        <w:t xml:space="preserve">[3-4]</w:t>
+      </w:r>
+      <w:r>
+        <w:rPr>
+          <w:rFonts w:ascii="Times New Roman" w:cs="Times New Roman" w:eastAsia="宋体" w:hAnsi="Times New Roman"/>
+          <w:color w:val="000000"/>
+          <w:sz w:val="21"/>
+          <w:szCs w:val="21"/>
+        </w:rPr>
+        <w:t xml:space="preserve">。国内各稻区已开展大量水稻“3414”试验</w:t>
       </w:r>
       <w:r>
         <w:rPr>
@@ -968,16 +968,16 @@
           <w:szCs w:val="21"/>
           <w:vertAlign w:val="superscript"/>
         </w:rPr>
-        <w:t xml:space="preserve">[5,7-8]</w:t>
-      </w:r>
-      <w:r>
-        <w:rPr>
-          <w:rFonts w:ascii="Times New Roman" w:cs="Times New Roman" w:eastAsia="宋体" w:hAnsi="Times New Roman"/>
-          <w:color w:val="000000"/>
-          <w:sz w:val="21"/>
-          <w:szCs w:val="21"/>
-        </w:rPr>
-        <w:t xml:space="preserve">。国内各稻区已开展大量水稻“3414”试验</w:t>
+        <w:t xml:space="preserve">[5-6]</w:t>
+      </w:r>
+      <w:r>
+        <w:rPr>
+          <w:rFonts w:ascii="Times New Roman" w:cs="Times New Roman" w:eastAsia="宋体" w:hAnsi="Times New Roman"/>
+          <w:color w:val="000000"/>
+          <w:sz w:val="21"/>
+          <w:szCs w:val="21"/>
+        </w:rPr>
+        <w:t xml:space="preserve">，安徽省内的结果也表明缺氮区减产幅度最大，但最佳施肥量因土壤类型、品种和栽培方式而异</w:t>
       </w:r>
       <w:r>
         <w:rPr>
@@ -987,54 +987,16 @@
           <w:szCs w:val="21"/>
           <w:vertAlign w:val="superscript"/>
         </w:rPr>
-        <w:t xml:space="preserve">[9-12]</w:t>
-      </w:r>
-      <w:r>
-        <w:rPr>
-          <w:rFonts w:ascii="Times New Roman" w:cs="Times New Roman" w:eastAsia="宋体" w:hAnsi="Times New Roman"/>
-          <w:color w:val="000000"/>
-          <w:sz w:val="21"/>
-          <w:szCs w:val="21"/>
-        </w:rPr>
-        <w:t xml:space="preserve">，安徽潜山、绩溪、东至等地的结果均表明缺氮区减产幅度最大，但最佳施肥量因土壤类型、品种和栽培方式而异</w:t>
-      </w:r>
-      <w:r>
-        <w:rPr>
-          <w:rFonts w:ascii="Times New Roman" w:cs="Times New Roman" w:eastAsia="宋体" w:hAnsi="Times New Roman"/>
-          <w:color w:val="000000"/>
-          <w:sz w:val="21"/>
-          <w:szCs w:val="21"/>
-          <w:vertAlign w:val="superscript"/>
-        </w:rPr>
-        <w:t xml:space="preserve">[13-17]</w:t>
-      </w:r>
-      <w:r>
-        <w:rPr>
-          <w:rFonts w:ascii="Times New Roman" w:cs="Times New Roman" w:eastAsia="宋体" w:hAnsi="Times New Roman"/>
-          <w:color w:val="000000"/>
-          <w:sz w:val="21"/>
-          <w:szCs w:val="21"/>
-        </w:rPr>
-        <w:t xml:space="preserve">。范岗镇砂壤质稻田保肥供肥能力弱、系统肥效数据缺乏，吨两优900等国审杂交籼稻的应用</w:t>
-      </w:r>
-      <w:r>
-        <w:rPr>
-          <w:rFonts w:ascii="Times New Roman" w:cs="Times New Roman" w:eastAsia="宋体" w:hAnsi="Times New Roman"/>
-          <w:color w:val="000000"/>
-          <w:sz w:val="21"/>
-          <w:szCs w:val="21"/>
-          <w:vertAlign w:val="superscript"/>
-        </w:rPr>
-        <w:t xml:space="preserve">[18]</w:t>
-      </w:r>
-      <w:r>
-        <w:rPr>
-          <w:rFonts w:ascii="Times New Roman" w:cs="Times New Roman" w:eastAsia="宋体" w:hAnsi="Times New Roman"/>
-          <w:color w:val="000000"/>
-          <w:sz w:val="21"/>
-          <w:szCs w:val="21"/>
-        </w:rPr>
-        <w:t xml:space="preserve">也使原有施肥参数亟需更新。为此于2025年开展本试验，研究氮磷钾施肥水平对经济性状、产量和效益的影响，拟合肥料效应方程并评价土壤供肥能力。</w:t>
+        <w:t xml:space="preserve">[7-9]</w:t>
+      </w:r>
+      <w:r>
+        <w:rPr>
+          <w:rFonts w:ascii="Times New Roman" w:cs="Times New Roman" w:eastAsia="宋体" w:hAnsi="Times New Roman"/>
+          <w:color w:val="000000"/>
+          <w:sz w:val="21"/>
+          <w:szCs w:val="21"/>
+        </w:rPr>
+        <w:t xml:space="preserve">。范岗镇砂壤质稻田保肥供肥能力弱、系统肥效数据缺乏，新推广杂交籼稻的应用也使原有施肥参数亟需更新。为此于2025年开展本试验，研究氮磷钾施肥水平对经济性状、产量和效益的影响，拟合肥料效应方程并评价土壤供肥能力。</w:t>
       </w:r>
     </w:p>
     <w:p>
@@ -1142,7 +1104,7 @@
           <w:sz w:val="21"/>
           <w:szCs w:val="21"/>
         </w:rPr>
-        <w:t xml:space="preserve">供试水稻品种为杂交籼稻吨两优900。供试肥料：尿素（N 46.3%，安徽昊源化工集团有限公司生产）、颗粒过磷酸钙（P</w:t>
+        <w:t xml:space="preserve">供试水稻品种为杂交籼稻吨两优900。供试肥料为尿素（N 46.3%）、颗粒过磷酸钙（P</w:t>
       </w:r>
       <w:r>
         <w:rPr>
@@ -1180,7 +1142,7 @@
           <w:sz w:val="21"/>
           <w:szCs w:val="21"/>
         </w:rPr>
-        <w:t xml:space="preserve">≥12%，铜陵市化学工业集团有限公司生产）、氯化钾（K</w:t>
+        <w:t xml:space="preserve">≥12%）和氯化钾（K</w:t>
       </w:r>
       <w:r>
         <w:rPr>
@@ -1199,7 +1161,7 @@
           <w:sz w:val="21"/>
           <w:szCs w:val="21"/>
         </w:rPr>
-        <w:t xml:space="preserve">O≥60%，俄罗斯乌拉尔钾肥公司生产）。</w:t>
+        <w:t xml:space="preserve">O≥60%），均为当地农资市场常规产品。</w:t>
       </w:r>
     </w:p>
     <w:p>
@@ -1244,7 +1206,7 @@
           <w:szCs w:val="21"/>
           <w:vertAlign w:val="superscript"/>
         </w:rPr>
-        <w:t xml:space="preserve">[5]</w:t>
+        <w:t xml:space="preserve">[3]</w:t>
       </w:r>
       <w:r>
         <w:rPr>
@@ -1678,7 +1640,7 @@
           <w:szCs w:val="21"/>
           <w:vertAlign w:val="superscript"/>
         </w:rPr>
-        <w:t xml:space="preserve">[13,15]</w:t>
+        <w:t xml:space="preserve">[7,9]</w:t>
       </w:r>
       <w:r>
         <w:rPr>
@@ -1706,7 +1668,7 @@
           <w:sz w:val="21"/>
           <w:szCs w:val="21"/>
         </w:rPr>
-        <w:t xml:space="preserve">（长10 m、宽3 m），分2排布置、每排7个，随机排列，不设重复，因而无法通过区组校正田间肥力梯度。小区间人工筑埂并用塑料薄膜包裹以防肥水串渗，四周设保护行与排灌沟，各小区单排单灌。</w:t>
+        <w:t xml:space="preserve">（长10 m、宽3 m），分2排布置、随机排列，不设重复，因而无法通过区组校正田间肥力梯度。小区间人工筑埂并覆膜以防肥水串渗，四周设保护行与排灌沟，各小区单排单灌。</w:t>
       </w:r>
     </w:p>
     <w:p>
@@ -6989,7 +6951,7 @@
           <w:sz w:val="21"/>
           <w:szCs w:val="21"/>
         </w:rPr>
-        <w:t xml:space="preserve">），每穴2～3苗。氮肥按基肥∶分蘖肥∶穗肥=50%∶25%∶25%于6月6日、6月13日、8月10日分3次施用，磷肥全部作基肥，钾肥按基肥∶穗肥=60%∶40%分2次施用。7月18日第1次施药防治二化螟、稻纵卷叶螟、白背飞虱和纹枯病，8月23日第2次兼治稻瘟病和稻曲病；各小区药剂种类、用量及水分管理等措施完全一致，与当地常规栽培相同。</w:t>
+        <w:t xml:space="preserve">），每穴2～3苗。氮肥按基肥∶分蘖肥∶穗肥=50%∶25%∶25%于6月6日、6月13日、8月10日分3次施用，磷肥全部作基肥，钾肥按基肥∶穗肥=60%∶40%分2次施用。7月18日、8月23日两次施药防治主要病虫；各小区药剂种类、用量及水分管理完全一致，与当地常规栽培相同。</w:t>
       </w:r>
     </w:p>
     <w:p>
@@ -7024,7 +6986,7 @@
           <w:sz w:val="21"/>
           <w:szCs w:val="21"/>
         </w:rPr>
-        <w:t xml:space="preserve">成熟期每小区选取有代表性稻株10穴，调查单穴有效穗数，按实际栽插密度16.7万穴/hm</w:t>
+        <w:t xml:space="preserve">成熟期每小区选取有代表性稻株10穴，调查单穴有效穗数，按栽插密度16.7万穴/hm</w:t>
       </w:r>
       <w:r>
         <w:rPr>
@@ -7043,7 +7005,7 @@
           <w:sz w:val="21"/>
           <w:szCs w:val="21"/>
         </w:rPr>
-        <w:t xml:space="preserve">折算群体有效穗数，并测定株高、穗长、每穗总粒数、每穗实粒数、结实率和千粒重；各小区（30 m</w:t>
+        <w:t xml:space="preserve">折算群体有效穗数，并测定株高、穗长、每穗总粒数、每穗实粒数、结实率和千粒重；各小区全部单收单打，脱粒、晒干扬净后称重，折算成单位面积产量。本试验未测定耕层土壤养分含量，土壤供肥能力按《测土配方施肥技术规程》（NY/T 2911—2016）以缺素区相对产量评价</w:t>
       </w:r>
       <w:r>
         <w:rPr>
@@ -7053,45 +7015,7 @@
           <w:szCs w:val="21"/>
           <w:vertAlign w:val="superscript"/>
         </w:rPr>
-        <w:t xml:space="preserve">2</w:t>
-      </w:r>
-      <w:r>
-        <w:rPr>
-          <w:rFonts w:ascii="Times New Roman" w:cs="Times New Roman" w:eastAsia="宋体" w:hAnsi="Times New Roman"/>
-          <w:color w:val="000000"/>
-          <w:sz w:val="21"/>
-          <w:szCs w:val="21"/>
-        </w:rPr>
-        <w:t xml:space="preserve">）全部单收单打，脱粒、晒干扬净后称重，折算成单位面积产量（kg/hm</w:t>
-      </w:r>
-      <w:r>
-        <w:rPr>
-          <w:rFonts w:ascii="Times New Roman" w:cs="Times New Roman" w:eastAsia="宋体" w:hAnsi="Times New Roman"/>
-          <w:color w:val="000000"/>
-          <w:sz w:val="21"/>
-          <w:szCs w:val="21"/>
-          <w:vertAlign w:val="superscript"/>
-        </w:rPr>
-        <w:t xml:space="preserve">2</w:t>
-      </w:r>
-      <w:r>
-        <w:rPr>
-          <w:rFonts w:ascii="Times New Roman" w:cs="Times New Roman" w:eastAsia="宋体" w:hAnsi="Times New Roman"/>
-          <w:color w:val="000000"/>
-          <w:sz w:val="21"/>
-          <w:szCs w:val="21"/>
-        </w:rPr>
-        <w:t xml:space="preserve">）。本试验未测定耕层土壤养分含量，土壤供肥能力按《测土配方施肥技术规程》（NY/T 2911—2016）以缺素区相对产量评价</w:t>
-      </w:r>
-      <w:r>
-        <w:rPr>
-          <w:rFonts w:ascii="Times New Roman" w:cs="Times New Roman" w:eastAsia="宋体" w:hAnsi="Times New Roman"/>
-          <w:color w:val="000000"/>
-          <w:sz w:val="21"/>
-          <w:szCs w:val="21"/>
-          <w:vertAlign w:val="superscript"/>
-        </w:rPr>
-        <w:t xml:space="preserve">[5]</w:t>
+        <w:t xml:space="preserve">[3]</w:t>
       </w:r>
       <w:r>
         <w:rPr>
@@ -7135,7 +7059,7 @@
           <w:sz w:val="21"/>
           <w:szCs w:val="21"/>
         </w:rPr>
-        <w:t xml:space="preserve">数据采用Microsoft Excel 2019整理，采用Python 3.12（NumPy、SciPy）进行回归拟合和Pearson相关分析，相关系数的显著性采用</w:t>
+        <w:t xml:space="preserve">数据用Excel整理，用Python 3.12（NumPy、SciPy）进行回归拟合和Pearson相关分析，相关系数显著性采用</w:t>
       </w:r>
       <w:r>
         <w:rPr>
@@ -7181,7 +7105,7 @@
           <w:szCs w:val="21"/>
           <w:vertAlign w:val="superscript"/>
         </w:rPr>
-        <w:t xml:space="preserve">[5]</w:t>
+        <w:t xml:space="preserve">[3]</w:t>
       </w:r>
       <w:r>
         <w:rPr>
@@ -7200,7 +7124,7 @@
           <w:szCs w:val="21"/>
           <w:vertAlign w:val="superscript"/>
         </w:rPr>
-        <w:t xml:space="preserve">[5]</w:t>
+        <w:t xml:space="preserve">[3]</w:t>
       </w:r>
       <w:r>
         <w:rPr>
@@ -7235,7 +7159,7 @@
           <w:szCs w:val="21"/>
           <w:vertAlign w:val="superscript"/>
         </w:rPr>
-        <w:t xml:space="preserve">[7,19-20]</w:t>
+        <w:t xml:space="preserve">[4,10]</w:t>
       </w:r>
       <w:r>
         <w:rPr>
@@ -7254,7 +7178,7 @@
           <w:szCs w:val="21"/>
           <w:vertAlign w:val="superscript"/>
         </w:rPr>
-        <w:t xml:space="preserve">[8]</w:t>
+        <w:t xml:space="preserve">[11]</w:t>
       </w:r>
       <w:r>
         <w:rPr>
@@ -7336,7 +7260,7 @@
           <w:sz w:val="21"/>
           <w:szCs w:val="21"/>
         </w:rPr>
-        <w:t xml:space="preserve">O 5.33元/kg；稻谷按2025年国家中晚籼稻最低收购价（129元/50 kg）折合2.58元/kg。扣除肥料成本后收益=产值−肥料成本，产投比=增产值/肥料成本。因各处理除肥料外投入相同，本文仅以肥料成本作为差异性成本，所得收益仅用于处理间比较，不代表实际纯收益。</w:t>
+        <w:t xml:space="preserve">O 5.33元/kg；稻谷按2025年国家中晚籼稻最低收购价折合2.58元/kg。扣除肥料成本后收益=产值−肥料成本，产投比=增产值/肥料成本。因各处理除肥料外投入相同，仅以肥料成本作为差异性成本，所得收益仅用于处理间比较，不代表实际纯收益。</w:t>
       </w:r>
     </w:p>
     <w:p>
@@ -7641,7 +7565,7 @@
           <w:sz w:val="21"/>
           <w:szCs w:val="21"/>
         </w:rPr>
-        <w:t xml:space="preserve">，每穗实粒数由164.6粒增至176.7粒；随施钾量增加，结实率由84.2%升至87.6%，千粒重由23.1 g增至23.8 g，说明增施钾肥有利于提高结实率和千粒重。相关分析以14个处理观测值为单位（</w:t>
+        <w:t xml:space="preserve">，每穗实粒数由164.6粒增至176.7粒；随施钾量增加，结实率由84.2%升至87.6%、千粒重由23.1 g增至23.8 g。相关分析以14个处理为观测单位（</w:t>
       </w:r>
       <w:r>
         <w:rPr>
@@ -7741,7 +7665,7 @@
           <w:sz w:val="21"/>
           <w:szCs w:val="21"/>
         </w:rPr>
-        <w:t xml:space="preserve">=0.661），产量与每穗总粒数（</w:t>
+        <w:t xml:space="preserve">=0.661），产量与每穗总粒数、有效穗数、穗长、株高和每穗实粒数呈极显著正相关（</w:t>
       </w:r>
       <w:r>
         <w:rPr>
@@ -7761,7 +7685,7 @@
           <w:sz w:val="21"/>
           <w:szCs w:val="21"/>
         </w:rPr>
-        <w:t xml:space="preserve">=0.979）、有效穗数（</w:t>
+        <w:t xml:space="preserve">依次为0.979、0.936、0.807、0.801和0.748），与千粒重、结实率未达显著（</w:t>
       </w:r>
       <w:r>
         <w:rPr>
@@ -7781,127 +7705,7 @@
           <w:sz w:val="21"/>
           <w:szCs w:val="21"/>
         </w:rPr>
-        <w:t xml:space="preserve">=0.936）、穗长（</w:t>
-      </w:r>
-      <w:r>
-        <w:rPr>
-          <w:rFonts w:ascii="Times New Roman" w:cs="Times New Roman" w:eastAsia="宋体" w:hAnsi="Times New Roman"/>
-          <w:i/>
-          <w:iCs/>
-          <w:color w:val="000000"/>
-          <w:sz w:val="21"/>
-          <w:szCs w:val="21"/>
-        </w:rPr>
-        <w:t xml:space="preserve">r</w:t>
-      </w:r>
-      <w:r>
-        <w:rPr>
-          <w:rFonts w:ascii="Times New Roman" w:cs="Times New Roman" w:eastAsia="宋体" w:hAnsi="Times New Roman"/>
-          <w:color w:val="000000"/>
-          <w:sz w:val="21"/>
-          <w:szCs w:val="21"/>
-        </w:rPr>
-        <w:t xml:space="preserve">=0.807）、株高（</w:t>
-      </w:r>
-      <w:r>
-        <w:rPr>
-          <w:rFonts w:ascii="Times New Roman" w:cs="Times New Roman" w:eastAsia="宋体" w:hAnsi="Times New Roman"/>
-          <w:i/>
-          <w:iCs/>
-          <w:color w:val="000000"/>
-          <w:sz w:val="21"/>
-          <w:szCs w:val="21"/>
-        </w:rPr>
-        <w:t xml:space="preserve">r</w:t>
-      </w:r>
-      <w:r>
-        <w:rPr>
-          <w:rFonts w:ascii="Times New Roman" w:cs="Times New Roman" w:eastAsia="宋体" w:hAnsi="Times New Roman"/>
-          <w:color w:val="000000"/>
-          <w:sz w:val="21"/>
-          <w:szCs w:val="21"/>
-        </w:rPr>
-        <w:t xml:space="preserve">=0.801）和每穗实粒数（</w:t>
-      </w:r>
-      <w:r>
-        <w:rPr>
-          <w:rFonts w:ascii="Times New Roman" w:cs="Times New Roman" w:eastAsia="宋体" w:hAnsi="Times New Roman"/>
-          <w:i/>
-          <w:iCs/>
-          <w:color w:val="000000"/>
-          <w:sz w:val="21"/>
-          <w:szCs w:val="21"/>
-        </w:rPr>
-        <w:t xml:space="preserve">r</w:t>
-      </w:r>
-      <w:r>
-        <w:rPr>
-          <w:rFonts w:ascii="Times New Roman" w:cs="Times New Roman" w:eastAsia="宋体" w:hAnsi="Times New Roman"/>
-          <w:color w:val="000000"/>
-          <w:sz w:val="21"/>
-          <w:szCs w:val="21"/>
-        </w:rPr>
-        <w:t xml:space="preserve">=0.748）呈极显著正相关（</w:t>
-      </w:r>
-      <w:r>
-        <w:rPr>
-          <w:rFonts w:ascii="Times New Roman" w:cs="Times New Roman" w:eastAsia="宋体" w:hAnsi="Times New Roman"/>
-          <w:i/>
-          <w:iCs/>
-          <w:color w:val="000000"/>
-          <w:sz w:val="21"/>
-          <w:szCs w:val="21"/>
-        </w:rPr>
-        <w:t xml:space="preserve">P</w:t>
-      </w:r>
-      <w:r>
-        <w:rPr>
-          <w:rFonts w:ascii="Times New Roman" w:cs="Times New Roman" w:eastAsia="宋体" w:hAnsi="Times New Roman"/>
-          <w:color w:val="000000"/>
-          <w:sz w:val="21"/>
-          <w:szCs w:val="21"/>
-        </w:rPr>
-        <w:t xml:space="preserve">&lt;0.01），与千粒重未达显著（</w:t>
-      </w:r>
-      <w:r>
-        <w:rPr>
-          <w:rFonts w:ascii="Times New Roman" w:cs="Times New Roman" w:eastAsia="宋体" w:hAnsi="Times New Roman"/>
-          <w:i/>
-          <w:iCs/>
-          <w:color w:val="000000"/>
-          <w:sz w:val="21"/>
-          <w:szCs w:val="21"/>
-        </w:rPr>
-        <w:t xml:space="preserve">r</w:t>
-      </w:r>
-      <w:r>
-        <w:rPr>
-          <w:rFonts w:ascii="Times New Roman" w:cs="Times New Roman" w:eastAsia="宋体" w:hAnsi="Times New Roman"/>
-          <w:color w:val="000000"/>
-          <w:sz w:val="21"/>
-          <w:szCs w:val="21"/>
-        </w:rPr>
-        <w:t xml:space="preserve">=0.517），与结实率不相关（</w:t>
-      </w:r>
-      <w:r>
-        <w:rPr>
-          <w:rFonts w:ascii="Times New Roman" w:cs="Times New Roman" w:eastAsia="宋体" w:hAnsi="Times New Roman"/>
-          <w:i/>
-          <w:iCs/>
-          <w:color w:val="000000"/>
-          <w:sz w:val="21"/>
-          <w:szCs w:val="21"/>
-        </w:rPr>
-        <w:t xml:space="preserve">r</w:t>
-      </w:r>
-      <w:r>
-        <w:rPr>
-          <w:rFonts w:ascii="Times New Roman" w:cs="Times New Roman" w:eastAsia="宋体" w:hAnsi="Times New Roman"/>
-          <w:color w:val="000000"/>
-          <w:sz w:val="21"/>
-          <w:szCs w:val="21"/>
-        </w:rPr>
-        <w:t xml:space="preserve">=−0.126）。因各构成因素与产量互为乘积关系，上述结果只能说明增产主要伴随有效穗数与每穗总粒数的增加，不足以判定因果或主次。</w:t>
+        <w:t xml:space="preserve">分别为0.517和−0.126）。因各构成因素与产量互为乘积关系，上述结果只能说明增产主要伴随有效穗数与每穗总粒数增加，不足以判定因果或主次。</w:t>
       </w:r>
     </w:p>
     <w:p>
@@ -12407,7 +12211,7 @@
           <w:sz w:val="21"/>
           <w:szCs w:val="21"/>
         </w:rPr>
-        <w:t xml:space="preserve">，不设重复时处理间差异较小者不宜据以判定优劣。</w:t>
+        <w:t xml:space="preserve">，不设重复时差异较小者不宜据以判定优劣。</w:t>
       </w:r>
     </w:p>
     <w:p>
@@ -12461,7 +12265,7 @@
           <w:sz w:val="21"/>
           <w:szCs w:val="21"/>
         </w:rPr>
-        <w:t xml:space="preserve">后产量趋于平台。氮钾为2水平时，P0～P3产量为7866.7～9633.3 kg/hm</w:t>
+        <w:t xml:space="preserve">后产量趋于平台。氮钾为2水平时，P0～P3产量由7866.7升至9633.3 kg/hm</w:t>
       </w:r>
       <w:r>
         <w:rPr>
@@ -12480,7 +12284,7 @@
           <w:sz w:val="21"/>
           <w:szCs w:val="21"/>
         </w:rPr>
-        <w:t xml:space="preserve">，随施磷量持续增加，P3较P2增产4.7%。氮磷为2水平时，K0～K3产量为8733.3、9266.7、9200.0和10200.0 kg/hm</w:t>
+        <w:t xml:space="preserve">，P3较P2仍增产4.7%。氮磷为2水平时，K0～K3产量为8733.3、9266.7、9200.0和10200.0 kg/hm</w:t>
       </w:r>
       <w:r>
         <w:rPr>
@@ -12499,7 +12303,7 @@
           <w:sz w:val="21"/>
           <w:szCs w:val="21"/>
         </w:rPr>
-        <w:t xml:space="preserve">，总体上升，K3较K2增产10.9%，但K1与K2接近且序列内部非单调，可能与未设重复、存在田间误差有关。</w:t>
+        <w:t xml:space="preserve">，总体上升，但K1与K2接近且序列内部非单调，可能与未设重复、存在田间误差有关。</w:t>
       </w:r>
     </w:p>
     <w:p>
@@ -18174,7 +17978,7 @@
           <w:sz w:val="21"/>
           <w:szCs w:val="21"/>
         </w:rPr>
-        <w:t xml:space="preserve">由表4可知，无肥区相对产量为71.7%，即土壤基础地力对产量的贡献率为71.7%，全肥区较无肥区增产39.4%。缺氮区、缺磷区和缺钾区的相对产量分别为74.3%、85.5%和94.9%，按照相对产量划分标准，试验田土壤供氮能力属“低”水平，供磷、供钾能力属“中”水平，其中供钾能力已接近“高”水平。氮、磷、钾肥的贡献率分别为25.7%、14.5%和5.1%，农学效率分别为8.77、7.41和2.07 kg/kg，肥料增产效应表现为N&gt;P&gt;K，与缺素区产量分析的结果一致</w:t>
+        <w:t xml:space="preserve">由表4可知，无肥区相对产量为71.7%，即土壤基础地力对产量的贡献率为71.7%。缺氮区、缺磷区和缺钾区的相对产量分别为74.3%、85.5%和94.9%，据此试验田土壤供氮能力属“低”水平，供磷、供钾能力属“中”水平，其中供钾能力已接近“高”水平。氮、磷、钾肥贡献率分别为25.7%、14.5%和5.1%，农学效率分别为8.77、7.41和2.07 kg/kg，肥料增产效应表现为N&gt;P&gt;K</w:t>
       </w:r>
       <w:r>
         <w:rPr>
@@ -18184,7 +17988,7 @@
           <w:szCs w:val="21"/>
           <w:vertAlign w:val="superscript"/>
         </w:rPr>
-        <w:t xml:space="preserve">[21]</w:t>
+        <w:t xml:space="preserve">[12]</w:t>
       </w:r>
       <w:r>
         <w:rPr>
@@ -18209,7 +18013,7 @@
           <w:sz w:val="21"/>
           <w:szCs w:val="21"/>
         </w:rPr>
-        <w:t xml:space="preserve">需指出的是，相对产量反映的是土壤养分的当季供应能力，未必与养分储量一致：砂壤质稻田缓效钾可在当季释放以补充钾素供应，故缺钾区相对产量较高并不等于钾素储量充裕。此外，缺氮区相对产量紧邻“低”与“中”的临界值（75%），小区实收相差0.2 kg即可改变判定，该指标对基数选择亦敏感（若以产量最高的处理10为基数，三者分别为67.0%、77.1%和85.6%）。本试验未测定土壤养分含量，故上述等级仅为基于缺素区相对产量的初步判定，尚需结合土壤化验结果和多点试验验证。</w:t>
+        <w:t xml:space="preserve">需指出的是，相对产量反映当季供应能力而非养分储量，砂壤质稻田缓效钾可在当季释放，故缺钾区相对产量较高并不等于钾素储量充裕；且缺氮区相对产量紧邻“低”与“中”的临界值（75%），小区实收相差0.2 kg即可改变判定，对基数选择亦敏感（以产量最高的处理10为基数时，三者分别为67.0%、77.1%和85.6%）。本试验未测定土壤养分含量，上述等级仅为初步判定，尚需结合土壤化验结果和多点试验验证。</w:t>
       </w:r>
     </w:p>
     <w:p>
@@ -20706,7 +20510,7 @@
           <w:sz w:val="21"/>
           <w:szCs w:val="21"/>
         </w:rPr>
-        <w:t xml:space="preserve">O远低于2水平，均无农艺学意义；二阶偏导数矩阵特征值一正二负（0.0402、−0.0067、−0.0502），驻点为鞍点而非极大值点。故未通过典型性检验，不能用于推荐施肥量计算</w:t>
+        <w:t xml:space="preserve">O远低于2水平，均无农艺学意义；二阶偏导数矩阵特征值一正二负（0.0402、−0.0067、−0.0502），驻点为鞍点。故未通过典型性检验，不能用于推荐施肥量计算</w:t>
       </w:r>
       <w:r>
         <w:rPr>
@@ -20716,16 +20520,16 @@
           <w:szCs w:val="21"/>
           <w:vertAlign w:val="superscript"/>
         </w:rPr>
-        <w:t xml:space="preserve">[7,19]</w:t>
-      </w:r>
-      <w:r>
-        <w:rPr>
-          <w:rFonts w:ascii="Times New Roman" w:cs="Times New Roman" w:eastAsia="宋体" w:hAnsi="Times New Roman"/>
-          <w:color w:val="000000"/>
-          <w:sz w:val="21"/>
-          <w:szCs w:val="21"/>
-        </w:rPr>
-        <w:t xml:space="preserve">，这可能与磷钾效应尚未出现拐点及未设重复有关；在磷钾出现拐点的试验中该方程可获较好拟合并据以推荐施肥</w:t>
+        <w:t xml:space="preserve">[4]</w:t>
+      </w:r>
+      <w:r>
+        <w:rPr>
+          <w:rFonts w:ascii="Times New Roman" w:cs="Times New Roman" w:eastAsia="宋体" w:hAnsi="Times New Roman"/>
+          <w:color w:val="000000"/>
+          <w:sz w:val="21"/>
+          <w:szCs w:val="21"/>
+        </w:rPr>
+        <w:t xml:space="preserve">，这可能与磷钾效应未出现拐点及未设重复有关；磷钾出现拐点时该方程可获较好拟合并据以推荐施肥</w:t>
       </w:r>
       <w:r>
         <w:rPr>
@@ -20735,7 +20539,7 @@
           <w:szCs w:val="21"/>
           <w:vertAlign w:val="superscript"/>
         </w:rPr>
-        <w:t xml:space="preserve">[22]</w:t>
+        <w:t xml:space="preserve">[13]</w:t>
       </w:r>
       <w:r>
         <w:rPr>
@@ -21254,26 +21058,7 @@
           <w:sz w:val="21"/>
           <w:szCs w:val="21"/>
         </w:rPr>
-        <w:t xml:space="preserve">=0.9859），二次项系数接近于0，产量在0～270 kg/hm</w:t>
-      </w:r>
-      <w:r>
-        <w:rPr>
-          <w:rFonts w:ascii="Times New Roman" w:cs="Times New Roman" w:eastAsia="宋体" w:hAnsi="Times New Roman"/>
-          <w:color w:val="000000"/>
-          <w:sz w:val="21"/>
-          <w:szCs w:val="21"/>
-          <w:vertAlign w:val="superscript"/>
-        </w:rPr>
-        <w:t xml:space="preserve">2</w:t>
-      </w:r>
-      <w:r>
-        <w:rPr>
-          <w:rFonts w:ascii="Times New Roman" w:cs="Times New Roman" w:eastAsia="宋体" w:hAnsi="Times New Roman"/>
-          <w:color w:val="000000"/>
-          <w:sz w:val="21"/>
-          <w:szCs w:val="21"/>
-        </w:rPr>
-        <w:t xml:space="preserve">施磷范围内近似呈线性增加（</w:t>
+        <w:t xml:space="preserve">=0.9859），二次项系数接近于0，产量在试验施磷范围内近似呈线性增加（</w:t>
       </w:r>
       <w:r>
         <w:rPr>
@@ -21333,7 +21118,7 @@
           <w:sz w:val="21"/>
           <w:szCs w:val="21"/>
         </w:rPr>
-        <w:t xml:space="preserve">=0.9926）。由二次方程计算的最高产量施磷量（1791.0 kg/hm</w:t>
+        <w:t xml:space="preserve">=0.9926）；由方程计算的最高产量施磷量（1791.0 kg/hm</w:t>
       </w:r>
       <w:r>
         <w:rPr>
@@ -21352,7 +21137,7 @@
           <w:sz w:val="21"/>
           <w:szCs w:val="21"/>
         </w:rPr>
-        <w:t xml:space="preserve">）无实际意义，说明在试验范围内磷肥效应尚未达到拐点。钾肥效应方程为</w:t>
+        <w:t xml:space="preserve">）无实际意义，说明磷肥效应尚未达到拐点。钾肥效应方程为</w:t>
       </w:r>
       <w:r>
         <w:rPr>
@@ -24541,7 +24326,7 @@
           <w:szCs w:val="21"/>
           <w:vertAlign w:val="superscript"/>
         </w:rPr>
-        <w:t xml:space="preserve">[8]</w:t>
+        <w:t xml:space="preserve">[11]</w:t>
       </w:r>
       <w:r>
         <w:rPr>
@@ -27340,83 +27125,7 @@
           <w:sz w:val="21"/>
           <w:szCs w:val="21"/>
         </w:rPr>
-        <w:t xml:space="preserve">，其次为处理9（20883.4元/hm</w:t>
-      </w:r>
-      <w:r>
-        <w:rPr>
-          <w:rFonts w:ascii="Times New Roman" w:cs="Times New Roman" w:eastAsia="宋体" w:hAnsi="Times New Roman"/>
-          <w:color w:val="000000"/>
-          <w:sz w:val="21"/>
-          <w:szCs w:val="21"/>
-          <w:vertAlign w:val="superscript"/>
-        </w:rPr>
-        <w:t xml:space="preserve">2</w:t>
-      </w:r>
-      <w:r>
-        <w:rPr>
-          <w:rFonts w:ascii="Times New Roman" w:cs="Times New Roman" w:eastAsia="宋体" w:hAnsi="Times New Roman"/>
-          <w:color w:val="000000"/>
-          <w:sz w:val="21"/>
-          <w:szCs w:val="21"/>
-        </w:rPr>
-        <w:t xml:space="preserve">）和处理7（20629.4元/hm</w:t>
-      </w:r>
-      <w:r>
-        <w:rPr>
-          <w:rFonts w:ascii="Times New Roman" w:cs="Times New Roman" w:eastAsia="宋体" w:hAnsi="Times New Roman"/>
-          <w:color w:val="000000"/>
-          <w:sz w:val="21"/>
-          <w:szCs w:val="21"/>
-          <w:vertAlign w:val="superscript"/>
-        </w:rPr>
-        <w:t xml:space="preserve">2</w:t>
-      </w:r>
-      <w:r>
-        <w:rPr>
-          <w:rFonts w:ascii="Times New Roman" w:cs="Times New Roman" w:eastAsia="宋体" w:hAnsi="Times New Roman"/>
-          <w:color w:val="000000"/>
-          <w:sz w:val="21"/>
-          <w:szCs w:val="21"/>
-        </w:rPr>
-        <w:t xml:space="preserve">）。缺氮区（处理2）和低氮的处理3增产值不足以抵消肥料成本，增收分别为−1798.0和−432.3元/hm</w:t>
-      </w:r>
-      <w:r>
-        <w:rPr>
-          <w:rFonts w:ascii="Times New Roman" w:cs="Times New Roman" w:eastAsia="宋体" w:hAnsi="Times New Roman"/>
-          <w:color w:val="000000"/>
-          <w:sz w:val="21"/>
-          <w:szCs w:val="21"/>
-          <w:vertAlign w:val="superscript"/>
-        </w:rPr>
-        <w:t xml:space="preserve">2</w:t>
-      </w:r>
-      <w:r>
-        <w:rPr>
-          <w:rFonts w:ascii="Times New Roman" w:cs="Times New Roman" w:eastAsia="宋体" w:hAnsi="Times New Roman"/>
-          <w:color w:val="000000"/>
-          <w:sz w:val="21"/>
-          <w:szCs w:val="21"/>
-        </w:rPr>
-        <w:t xml:space="preserve">，说明氮肥不足时磷钾投入难以发挥效益。产投比以处理8、9最高（均2.27），处理10次之（2.20），处理11因施氮过大、产量未再增加而肥料成本最高（4236.9元/hm</w:t>
-      </w:r>
-      <w:r>
-        <w:rPr>
-          <w:rFonts w:ascii="Times New Roman" w:cs="Times New Roman" w:eastAsia="宋体" w:hAnsi="Times New Roman"/>
-          <w:color w:val="000000"/>
-          <w:sz w:val="21"/>
-          <w:szCs w:val="21"/>
-          <w:vertAlign w:val="superscript"/>
-        </w:rPr>
-        <w:t xml:space="preserve">2</w:t>
-      </w:r>
-      <w:r>
-        <w:rPr>
-          <w:rFonts w:ascii="Times New Roman" w:cs="Times New Roman" w:eastAsia="宋体" w:hAnsi="Times New Roman"/>
-          <w:color w:val="000000"/>
-          <w:sz w:val="21"/>
-          <w:szCs w:val="21"/>
-        </w:rPr>
-        <w:t xml:space="preserve">），产投比仅1.56。综合产量、收益与产投比，处理9（N 270、P</w:t>
+        <w:t xml:space="preserve">，处理9、7次之。缺氮区（处理2）和低氮的处理3增产值不足以抵消肥料成本，增收为负，说明氮肥不足时磷钾投入难以发挥效益。产投比以处理8、9最高（均2.27），处理11因施氮过大而肥料成本最高、产投比仅1.56。综合产量、收益与产投比，处理9（N 270、P</w:t>
       </w:r>
       <w:r>
         <w:rPr>
@@ -27537,16 +27246,16 @@
           <w:szCs w:val="21"/>
           <w:vertAlign w:val="superscript"/>
         </w:rPr>
-        <w:t xml:space="preserve">[13]</w:t>
-      </w:r>
-      <w:r>
-        <w:rPr>
-          <w:rFonts w:ascii="Times New Roman" w:cs="Times New Roman" w:eastAsia="宋体" w:hAnsi="Times New Roman"/>
-          <w:color w:val="000000"/>
-          <w:sz w:val="21"/>
-          <w:szCs w:val="21"/>
-        </w:rPr>
-        <w:t xml:space="preserve">、绩溪</w:t>
+        <w:t xml:space="preserve">[7]</w:t>
+      </w:r>
+      <w:r>
+        <w:rPr>
+          <w:rFonts w:ascii="Times New Roman" w:cs="Times New Roman" w:eastAsia="宋体" w:hAnsi="Times New Roman"/>
+          <w:color w:val="000000"/>
+          <w:sz w:val="21"/>
+          <w:szCs w:val="21"/>
+        </w:rPr>
+        <w:t xml:space="preserve">及省内外其他稻区</w:t>
       </w:r>
       <w:r>
         <w:rPr>
@@ -27556,6 +27265,44 @@
           <w:szCs w:val="21"/>
           <w:vertAlign w:val="superscript"/>
         </w:rPr>
+        <w:t xml:space="preserve">[5-6,9]</w:t>
+      </w:r>
+      <w:r>
+        <w:rPr>
+          <w:rFonts w:ascii="Times New Roman" w:cs="Times New Roman" w:eastAsia="宋体" w:hAnsi="Times New Roman"/>
+          <w:color w:val="000000"/>
+          <w:sz w:val="21"/>
+          <w:szCs w:val="21"/>
+        </w:rPr>
+        <w:t xml:space="preserve">的结果一致，表明氮素是该区域砂壤质稻田单季稻产量形成的首要限制因子。施氮超过270 kg/hm</w:t>
+      </w:r>
+      <w:r>
+        <w:rPr>
+          <w:rFonts w:ascii="Times New Roman" w:cs="Times New Roman" w:eastAsia="宋体" w:hAnsi="Times New Roman"/>
+          <w:color w:val="000000"/>
+          <w:sz w:val="21"/>
+          <w:szCs w:val="21"/>
+          <w:vertAlign w:val="superscript"/>
+        </w:rPr>
+        <w:t xml:space="preserve">2</w:t>
+      </w:r>
+      <w:r>
+        <w:rPr>
+          <w:rFonts w:ascii="Times New Roman" w:cs="Times New Roman" w:eastAsia="宋体" w:hAnsi="Times New Roman"/>
+          <w:color w:val="000000"/>
+          <w:sz w:val="21"/>
+          <w:szCs w:val="21"/>
+        </w:rPr>
+        <w:t xml:space="preserve">后结实率和千粒重下降、产量不再增加，与长江流域中稻氮肥增产效应随用量递减的特征一致</w:t>
+      </w:r>
+      <w:r>
+        <w:rPr>
+          <w:rFonts w:ascii="Times New Roman" w:cs="Times New Roman" w:eastAsia="宋体" w:hAnsi="Times New Roman"/>
+          <w:color w:val="000000"/>
+          <w:sz w:val="21"/>
+          <w:szCs w:val="21"/>
+          <w:vertAlign w:val="superscript"/>
+        </w:rPr>
         <w:t xml:space="preserve">[14]</w:t>
       </w:r>
       <w:r>
@@ -27565,7 +27312,7 @@
           <w:sz w:val="21"/>
           <w:szCs w:val="21"/>
         </w:rPr>
-        <w:t xml:space="preserve">、东至</w:t>
+        <w:t xml:space="preserve">。生产上宜将氮肥总量控制在270 kg/hm</w:t>
       </w:r>
       <w:r>
         <w:rPr>
@@ -27575,16 +27322,16 @@
           <w:szCs w:val="21"/>
           <w:vertAlign w:val="superscript"/>
         </w:rPr>
-        <w:t xml:space="preserve">[17]</w:t>
-      </w:r>
-      <w:r>
-        <w:rPr>
-          <w:rFonts w:ascii="Times New Roman" w:cs="Times New Roman" w:eastAsia="宋体" w:hAnsi="Times New Roman"/>
-          <w:color w:val="000000"/>
-          <w:sz w:val="21"/>
-          <w:szCs w:val="21"/>
-        </w:rPr>
-        <w:t xml:space="preserve">及其他稻区</w:t>
+        <w:t xml:space="preserve">2</w:t>
+      </w:r>
+      <w:r>
+        <w:rPr>
+          <w:rFonts w:ascii="Times New Roman" w:cs="Times New Roman" w:eastAsia="宋体" w:hAnsi="Times New Roman"/>
+          <w:color w:val="000000"/>
+          <w:sz w:val="21"/>
+          <w:szCs w:val="21"/>
+        </w:rPr>
+        <w:t xml:space="preserve">左右，并通过氮肥后移提高利用率</w:t>
       </w:r>
       <w:r>
         <w:rPr>
@@ -27594,102 +27341,7 @@
           <w:szCs w:val="21"/>
           <w:vertAlign w:val="superscript"/>
         </w:rPr>
-        <w:t xml:space="preserve">[9,12]</w:t>
-      </w:r>
-      <w:r>
-        <w:rPr>
-          <w:rFonts w:ascii="Times New Roman" w:cs="Times New Roman" w:eastAsia="宋体" w:hAnsi="Times New Roman"/>
-          <w:color w:val="000000"/>
-          <w:sz w:val="21"/>
-          <w:szCs w:val="21"/>
-        </w:rPr>
-        <w:t xml:space="preserve">的结果一致，表明氮素是该区域砂壤质稻田单季稻产量形成的首要限制因子。随施氮量增加有效穗数与每穗总粒数增加，但超过270 kg/hm</w:t>
-      </w:r>
-      <w:r>
-        <w:rPr>
-          <w:rFonts w:ascii="Times New Roman" w:cs="Times New Roman" w:eastAsia="宋体" w:hAnsi="Times New Roman"/>
-          <w:color w:val="000000"/>
-          <w:sz w:val="21"/>
-          <w:szCs w:val="21"/>
-          <w:vertAlign w:val="superscript"/>
-        </w:rPr>
-        <w:t xml:space="preserve">2</w:t>
-      </w:r>
-      <w:r>
-        <w:rPr>
-          <w:rFonts w:ascii="Times New Roman" w:cs="Times New Roman" w:eastAsia="宋体" w:hAnsi="Times New Roman"/>
-          <w:color w:val="000000"/>
-          <w:sz w:val="21"/>
-          <w:szCs w:val="21"/>
-        </w:rPr>
-        <w:t xml:space="preserve">后结实率和千粒重下降、产量不再增加，与降低施氮、优化群体仍可维持高产并提高氮素利用率的结果相呼应</w:t>
-      </w:r>
-      <w:r>
-        <w:rPr>
-          <w:rFonts w:ascii="Times New Roman" w:cs="Times New Roman" w:eastAsia="宋体" w:hAnsi="Times New Roman"/>
-          <w:color w:val="000000"/>
-          <w:sz w:val="21"/>
-          <w:szCs w:val="21"/>
-          <w:vertAlign w:val="superscript"/>
-        </w:rPr>
-        <w:t xml:space="preserve">[23]</w:t>
-      </w:r>
-      <w:r>
-        <w:rPr>
-          <w:rFonts w:ascii="Times New Roman" w:cs="Times New Roman" w:eastAsia="宋体" w:hAnsi="Times New Roman"/>
-          <w:color w:val="000000"/>
-          <w:sz w:val="21"/>
-          <w:szCs w:val="21"/>
-        </w:rPr>
-        <w:t xml:space="preserve">，也与长江流域中稻氮肥增产效应随用量递减的特征一致</w:t>
-      </w:r>
-      <w:r>
-        <w:rPr>
-          <w:rFonts w:ascii="Times New Roman" w:cs="Times New Roman" w:eastAsia="宋体" w:hAnsi="Times New Roman"/>
-          <w:color w:val="000000"/>
-          <w:sz w:val="21"/>
-          <w:szCs w:val="21"/>
-          <w:vertAlign w:val="superscript"/>
-        </w:rPr>
-        <w:t xml:space="preserve">[24]</w:t>
-      </w:r>
-      <w:r>
-        <w:rPr>
-          <w:rFonts w:ascii="Times New Roman" w:cs="Times New Roman" w:eastAsia="宋体" w:hAnsi="Times New Roman"/>
-          <w:color w:val="000000"/>
-          <w:sz w:val="21"/>
-          <w:szCs w:val="21"/>
-        </w:rPr>
-        <w:t xml:space="preserve">。生产上宜将氮肥总量控制在270 kg/hm</w:t>
-      </w:r>
-      <w:r>
-        <w:rPr>
-          <w:rFonts w:ascii="Times New Roman" w:cs="Times New Roman" w:eastAsia="宋体" w:hAnsi="Times New Roman"/>
-          <w:color w:val="000000"/>
-          <w:sz w:val="21"/>
-          <w:szCs w:val="21"/>
-          <w:vertAlign w:val="superscript"/>
-        </w:rPr>
-        <w:t xml:space="preserve">2</w:t>
-      </w:r>
-      <w:r>
-        <w:rPr>
-          <w:rFonts w:ascii="Times New Roman" w:cs="Times New Roman" w:eastAsia="宋体" w:hAnsi="Times New Roman"/>
-          <w:color w:val="000000"/>
-          <w:sz w:val="21"/>
-          <w:szCs w:val="21"/>
-        </w:rPr>
-        <w:t xml:space="preserve">左右，并通过氮肥后移提高利用率</w:t>
-      </w:r>
-      <w:r>
-        <w:rPr>
-          <w:rFonts w:ascii="Times New Roman" w:cs="Times New Roman" w:eastAsia="宋体" w:hAnsi="Times New Roman"/>
-          <w:color w:val="000000"/>
-          <w:sz w:val="21"/>
-          <w:szCs w:val="21"/>
-          <w:vertAlign w:val="superscript"/>
-        </w:rPr>
-        <w:t xml:space="preserve">[6,24]</w:t>
+        <w:t xml:space="preserve">[2,14]</w:t>
       </w:r>
       <w:r>
         <w:rPr>
@@ -27724,7 +27376,7 @@
           <w:szCs w:val="21"/>
           <w:vertAlign w:val="superscript"/>
         </w:rPr>
-        <w:t xml:space="preserve">[7-8,19]</w:t>
+        <w:t xml:space="preserve">[4,10]</w:t>
       </w:r>
       <w:r>
         <w:rPr>
@@ -27763,7 +27415,7 @@
           <w:sz w:val="21"/>
           <w:szCs w:val="21"/>
         </w:rPr>
-        <w:t xml:space="preserve">仅0.7939，且因磷钾未出现拐点，驻点落在试验范围外或无农艺学意义，不能用于推荐施肥；此时将一元二次方程、线性加平台模型与边际分析相结合更稳妥</w:t>
+        <w:t xml:space="preserve">仅0.7939，驻点落在试验范围外且无农艺学意义，不能用于推荐施肥；此时将一元二次方程、线性加平台模型与边际分析相结合更稳妥</w:t>
       </w:r>
       <w:r>
         <w:rPr>
@@ -27773,16 +27425,16 @@
           <w:szCs w:val="21"/>
           <w:vertAlign w:val="superscript"/>
         </w:rPr>
-        <w:t xml:space="preserve">[19-20]</w:t>
-      </w:r>
-      <w:r>
-        <w:rPr>
-          <w:rFonts w:ascii="Times New Roman" w:cs="Times New Roman" w:eastAsia="宋体" w:hAnsi="Times New Roman"/>
-          <w:color w:val="000000"/>
-          <w:sz w:val="21"/>
-          <w:szCs w:val="21"/>
-        </w:rPr>
-        <w:t xml:space="preserve">。氮肥的线性加平台模型拟合优于一元二次方程，拐点估计与处理间直接比较方向一致，说明对已出现平台的养分该模型更适用，但受水平数与重复数限制，拐点仅为粗略估计。</w:t>
+        <w:t xml:space="preserve">[4,11]</w:t>
+      </w:r>
+      <w:r>
+        <w:rPr>
+          <w:rFonts w:ascii="Times New Roman" w:cs="Times New Roman" w:eastAsia="宋体" w:hAnsi="Times New Roman"/>
+          <w:color w:val="000000"/>
+          <w:sz w:val="21"/>
+          <w:szCs w:val="21"/>
+        </w:rPr>
+        <w:t xml:space="preserve">。氮肥的线性加平台模型拟合优于一元二次方程，说明对已出现平台的养分该模型更适用，但受水平数与重复数限制，拐点仅为粗略估计。</w:t>
       </w:r>
     </w:p>
     <w:p>
@@ -27798,7 +27450,7 @@
           <w:sz w:val="21"/>
           <w:szCs w:val="21"/>
         </w:rPr>
-        <w:t xml:space="preserve">磷、钾肥在设计范围内持续增产，很大程度上是设计所致：2水平高于安徽省常规推荐量，故未出现拐点，不应据此认为已达土壤磷钾响应的真实上限。缺磷区相对产量85.5%，供磷能力属“中”，与质地砂壤、保肥能力弱有关；缺钾区相对产量虽达94.9%，但在高产条件下增施钾肥仍表现出一定效应，施钾提高结实率与千粒重的作用也见于双季稻研究</w:t>
+        <w:t xml:space="preserve">磷、钾肥在设计范围内持续增产，很大程度上是设计所致：2水平高于安徽省常规推荐量，故未出现拐点，不应据此认为已达土壤磷钾响应的真实上限。缺磷区相对产量85.5%，供磷能力属“中”，与质地砂壤、保肥能力弱有关；缺钾区相对产量虽达94.9%，但高产条件下增施钾肥仍表现出一定效应；南方双季稻区多点试验也表明钾肥主要作用于千粒重</w:t>
       </w:r>
       <w:r>
         <w:rPr>
@@ -27808,16 +27460,16 @@
           <w:szCs w:val="21"/>
           <w:vertAlign w:val="superscript"/>
         </w:rPr>
-        <w:t xml:space="preserve">[25]</w:t>
-      </w:r>
-      <w:r>
-        <w:rPr>
-          <w:rFonts w:ascii="Times New Roman" w:cs="Times New Roman" w:eastAsia="宋体" w:hAnsi="Times New Roman"/>
-          <w:color w:val="000000"/>
-          <w:sz w:val="21"/>
-          <w:szCs w:val="21"/>
-        </w:rPr>
-        <w:t xml:space="preserve">。邻近的潜山市同为砂壤质水稻土，其耕层有效磷13.0 mg/kg、速效钾54 mg/kg</w:t>
+        <w:t xml:space="preserve">[15]</w:t>
+      </w:r>
+      <w:r>
+        <w:rPr>
+          <w:rFonts w:ascii="Times New Roman" w:cs="Times New Roman" w:eastAsia="宋体" w:hAnsi="Times New Roman"/>
+          <w:color w:val="000000"/>
+          <w:sz w:val="21"/>
+          <w:szCs w:val="21"/>
+        </w:rPr>
+        <w:t xml:space="preserve">，与本试验千粒重随施钾量上升的表现一致。邻近的潜山市同为砂壤质水稻土，其耕层有效磷13.0 mg/kg、速效钾54 mg/kg，均属中等偏下，且推荐磷钾用量低于本试验</w:t>
       </w:r>
       <w:r>
         <w:rPr>
@@ -27827,54 +27479,16 @@
           <w:szCs w:val="21"/>
           <w:vertAlign w:val="superscript"/>
         </w:rPr>
-        <w:t xml:space="preserve">[13]</w:t>
-      </w:r>
-      <w:r>
-        <w:rPr>
-          <w:rFonts w:ascii="Times New Roman" w:cs="Times New Roman" w:eastAsia="宋体" w:hAnsi="Times New Roman"/>
-          <w:color w:val="000000"/>
-          <w:sz w:val="21"/>
-          <w:szCs w:val="21"/>
-        </w:rPr>
-        <w:t xml:space="preserve">，均处于中等偏下水平，反映本区域砂壤质稻田磷钾保蓄能力较弱、速效钾普遍偏低，这可能是本试验磷钾肥在设计范围内持续增产的原因之一。本试验推荐的磷钾用量仍高于潜山（P</w:t>
-      </w:r>
-      <w:r>
-        <w:rPr>
-          <w:rFonts w:ascii="Times New Roman" w:cs="Times New Roman" w:eastAsia="宋体" w:hAnsi="Times New Roman"/>
-          <w:color w:val="000000"/>
-          <w:sz w:val="21"/>
-          <w:szCs w:val="21"/>
-          <w:vertAlign w:val="subscript"/>
-        </w:rPr>
-        <w:t xml:space="preserve">2</w:t>
-      </w:r>
-      <w:r>
-        <w:rPr>
-          <w:rFonts w:ascii="Times New Roman" w:cs="Times New Roman" w:eastAsia="宋体" w:hAnsi="Times New Roman"/>
-          <w:color w:val="000000"/>
-          <w:sz w:val="21"/>
-          <w:szCs w:val="21"/>
-        </w:rPr>
-        <w:t xml:space="preserve">O</w:t>
-      </w:r>
-      <w:r>
-        <w:rPr>
-          <w:rFonts w:ascii="Times New Roman" w:cs="Times New Roman" w:eastAsia="宋体" w:hAnsi="Times New Roman"/>
-          <w:color w:val="000000"/>
-          <w:sz w:val="21"/>
-          <w:szCs w:val="21"/>
-          <w:vertAlign w:val="subscript"/>
-        </w:rPr>
-        <w:t xml:space="preserve">5</w:t>
-      </w:r>
-      <w:r>
-        <w:rPr>
-          <w:rFonts w:ascii="Times New Roman" w:cs="Times New Roman" w:eastAsia="宋体" w:hAnsi="Times New Roman"/>
-          <w:color w:val="000000"/>
-          <w:sz w:val="21"/>
-          <w:szCs w:val="21"/>
-        </w:rPr>
-        <w:t xml:space="preserve"> 54.7 kg/hm</w:t>
+        <w:t xml:space="preserve">[7]</w:t>
+      </w:r>
+      <w:r>
+        <w:rPr>
+          <w:rFonts w:ascii="Times New Roman" w:cs="Times New Roman" w:eastAsia="宋体" w:hAnsi="Times New Roman"/>
+          <w:color w:val="000000"/>
+          <w:sz w:val="21"/>
+          <w:szCs w:val="21"/>
+        </w:rPr>
+        <w:t xml:space="preserve">，说明本区域砂壤质稻田磷钾保蓄能力较弱，而本试验的绝对水平不宜外推。磷素易累积、长期大量施用存在环境风险</w:t>
       </w:r>
       <w:r>
         <w:rPr>
@@ -27884,35 +27498,16 @@
           <w:szCs w:val="21"/>
           <w:vertAlign w:val="superscript"/>
         </w:rPr>
-        <w:t xml:space="preserve">2</w:t>
-      </w:r>
-      <w:r>
-        <w:rPr>
-          <w:rFonts w:ascii="Times New Roman" w:cs="Times New Roman" w:eastAsia="宋体" w:hAnsi="Times New Roman"/>
-          <w:color w:val="000000"/>
-          <w:sz w:val="21"/>
-          <w:szCs w:val="21"/>
-        </w:rPr>
-        <w:t xml:space="preserve">、K</w:t>
-      </w:r>
-      <w:r>
-        <w:rPr>
-          <w:rFonts w:ascii="Times New Roman" w:cs="Times New Roman" w:eastAsia="宋体" w:hAnsi="Times New Roman"/>
-          <w:color w:val="000000"/>
-          <w:sz w:val="21"/>
-          <w:szCs w:val="21"/>
-          <w:vertAlign w:val="subscript"/>
-        </w:rPr>
-        <w:t xml:space="preserve">2</w:t>
-      </w:r>
-      <w:r>
-        <w:rPr>
-          <w:rFonts w:ascii="Times New Roman" w:cs="Times New Roman" w:eastAsia="宋体" w:hAnsi="Times New Roman"/>
-          <w:color w:val="000000"/>
-          <w:sz w:val="21"/>
-          <w:szCs w:val="21"/>
-        </w:rPr>
-        <w:t xml:space="preserve">O 122.3 kg/hm</w:t>
+        <w:t xml:space="preserve">[2,12]</w:t>
+      </w:r>
+      <w:r>
+        <w:rPr>
+          <w:rFonts w:ascii="Times New Roman" w:cs="Times New Roman" w:eastAsia="宋体" w:hAnsi="Times New Roman"/>
+          <w:color w:val="000000"/>
+          <w:sz w:val="21"/>
+          <w:szCs w:val="21"/>
+        </w:rPr>
+        <w:t xml:space="preserve">，生产上宜以处理6、7、9的用量为基础按土壤测定值调整。本试验单年单点且未设重复，部分处理（如K1与K2）的产量波动可能含田间误差，推荐量尚需多点多年验证</w:t>
       </w:r>
       <w:r>
         <w:rPr>
@@ -27922,64 +27517,7 @@
           <w:szCs w:val="21"/>
           <w:vertAlign w:val="superscript"/>
         </w:rPr>
-        <w:t xml:space="preserve">2</w:t>
-      </w:r>
-      <w:r>
-        <w:rPr>
-          <w:rFonts w:ascii="Times New Roman" w:cs="Times New Roman" w:eastAsia="宋体" w:hAnsi="Times New Roman"/>
-          <w:color w:val="000000"/>
-          <w:sz w:val="21"/>
-          <w:szCs w:val="21"/>
-        </w:rPr>
-        <w:t xml:space="preserve">）</w:t>
-      </w:r>
-      <w:r>
-        <w:rPr>
-          <w:rFonts w:ascii="Times New Roman" w:cs="Times New Roman" w:eastAsia="宋体" w:hAnsi="Times New Roman"/>
-          <w:color w:val="000000"/>
-          <w:sz w:val="21"/>
-          <w:szCs w:val="21"/>
-          <w:vertAlign w:val="superscript"/>
-        </w:rPr>
-        <w:t xml:space="preserve">[13]</w:t>
-      </w:r>
-      <w:r>
-        <w:rPr>
-          <w:rFonts w:ascii="Times New Roman" w:cs="Times New Roman" w:eastAsia="宋体" w:hAnsi="Times New Roman"/>
-          <w:color w:val="000000"/>
-          <w:sz w:val="21"/>
-          <w:szCs w:val="21"/>
-        </w:rPr>
-        <w:t xml:space="preserve">，绝对水平不宜外推；磷素易累积、长期大量施用存在环境风险</w:t>
-      </w:r>
-      <w:r>
-        <w:rPr>
-          <w:rFonts w:ascii="Times New Roman" w:cs="Times New Roman" w:eastAsia="宋体" w:hAnsi="Times New Roman"/>
-          <w:color w:val="000000"/>
-          <w:sz w:val="21"/>
-          <w:szCs w:val="21"/>
-          <w:vertAlign w:val="superscript"/>
-        </w:rPr>
-        <w:t xml:space="preserve">[6,21]</w:t>
-      </w:r>
-      <w:r>
-        <w:rPr>
-          <w:rFonts w:ascii="Times New Roman" w:cs="Times New Roman" w:eastAsia="宋体" w:hAnsi="Times New Roman"/>
-          <w:color w:val="000000"/>
-          <w:sz w:val="21"/>
-          <w:szCs w:val="21"/>
-        </w:rPr>
-        <w:t xml:space="preserve">，生产上宜以处理6、7、9的用量为基础按土壤测定值调整。本试验单年单点且未设重复，部分处理（如K1与K2）的产量波动可能含田间误差，推荐量尚需多点多年验证并结合有机无机配施等措施优化</w:t>
-      </w:r>
-      <w:r>
-        <w:rPr>
-          <w:rFonts w:ascii="Times New Roman" w:cs="Times New Roman" w:eastAsia="宋体" w:hAnsi="Times New Roman"/>
-          <w:color w:val="000000"/>
-          <w:sz w:val="21"/>
-          <w:szCs w:val="21"/>
-          <w:vertAlign w:val="superscript"/>
-        </w:rPr>
-        <w:t xml:space="preserve">[6]</w:t>
+        <w:t xml:space="preserve">[2]</w:t>
       </w:r>
       <w:r>
         <w:rPr>
@@ -28188,7 +27726,7 @@
           <w:sz w:val="21"/>
           <w:szCs w:val="21"/>
         </w:rPr>
-        <w:t xml:space="preserve">左右趋于平台（线性加平台模型估计拐点约280 kg/hm</w:t>
+        <w:t xml:space="preserve">左右趋于平台（拐点约280 kg/hm</w:t>
       </w:r>
       <w:r>
         <w:rPr>
@@ -28207,7 +27745,7 @@
           <w:sz w:val="21"/>
           <w:szCs w:val="21"/>
         </w:rPr>
-        <w:t xml:space="preserve">），超过该用量后结实率和千粒重下降、产量不再增加；磷、钾效应在试验范围内未出现拐点。</w:t>
+        <w:t xml:space="preserve">），超过该用量后结实率和千粒重下降；磷、钾效应在试验范围内未出现拐点。</w:t>
       </w:r>
     </w:p>
     <w:p>
@@ -28223,7 +27761,7 @@
           <w:sz w:val="21"/>
           <w:szCs w:val="21"/>
         </w:rPr>
-        <w:t xml:space="preserve">（4）在单年单点、不设重复的条件下，初步提出范岗镇砂壤质稻田单季稻施N 270 kg/hm</w:t>
+        <w:t xml:space="preserve">（4）在单年单点、不设重复的条件下，初步提出该区域单季稻施N 270 kg/hm</w:t>
       </w:r>
       <w:r>
         <w:rPr>
@@ -28337,7 +27875,7 @@
           <w:sz w:val="21"/>
           <w:szCs w:val="21"/>
         </w:rPr>
-        <w:t xml:space="preserve">，氮肥按基肥∶分蘖肥∶穗肥=50%∶25%∶25%、钾肥按基肥∶穗肥=60%∶40%分施，磷肥全部基施。其中磷、钾的适宜用量因2水平偏高、试验范围内未出现拐点而可靠性较低，尚需多点多年验证，生产上应结合土壤测试值适当下调。</w:t>
+        <w:t xml:space="preserve">，氮肥按基肥∶分蘖肥∶穗肥=50%∶25%∶25%、钾肥按基肥∶穗肥=60%∶40%分施，磷肥全部基施。磷、钾用量因2水平偏高、未出现拐点而可靠性较低，尚需多点多年验证，生产上应结合土壤测试值下调。</w:t>
       </w:r>
     </w:p>
     <w:p>
@@ -28390,7 +27928,7 @@
           <w:sz w:val="18"/>
           <w:szCs w:val="18"/>
         </w:rPr>
-        <w:t xml:space="preserve">张福锁, 王激清, 张卫峰, 等. 中国主要粮食作物肥料利用率现状与提高途径[J]. 土壤学报, 2008, 45(5): 915-924.</w:t>
+        <w:t xml:space="preserve">耿维, 袁嫚嫚, 邬刚, 等. 安徽省作物养分供需分析及化肥减施潜力研究[J]. 中国生态农业学报, 2020, 28(2): 221-235.</w:t>
       </w:r>
     </w:p>
     <w:p>
@@ -28426,7 +27964,7 @@
           <w:sz w:val="18"/>
           <w:szCs w:val="18"/>
         </w:rPr>
-        <w:t xml:space="preserve">朱兆良. 农田中氮肥的损失与对策[J]. 土壤与环境, 2000, 9(1): 1-6.</w:t>
+        <w:t xml:space="preserve">周卫, 丁文成. 新阶段化肥减量增效战略研究[J]. 植物营养与肥料学报, 2023, 29(1): 1-7.</w:t>
       </w:r>
     </w:p>
     <w:p>
@@ -28462,7 +28000,7 @@
           <w:sz w:val="18"/>
           <w:szCs w:val="18"/>
         </w:rPr>
-        <w:t xml:space="preserve">耿维, 袁嫚嫚, 邬刚, 等. 安徽省作物养分供需分析及化肥减施潜力研究[J]. 中国生态农业学报, 2020, 28(2): 221-235.</w:t>
+        <w:t xml:space="preserve">中华人民共和国农业部. 测土配方施肥技术规程: NY/T 2911—2016[S]. 北京: 中国农业出版社, 2016.</w:t>
       </w:r>
     </w:p>
     <w:p>
@@ -28498,7 +28036,7 @@
           <w:sz w:val="18"/>
           <w:szCs w:val="18"/>
         </w:rPr>
-        <w:t xml:space="preserve">白由路, 杨俐苹. 我国农业中的测土配方施肥[J]. 土壤肥料, 2006(2): 3-7.</w:t>
+        <w:t xml:space="preserve">章明清, 李娟, 张立成, 等. 三元肥料效应模型的整合与优化建模策略[J]. 土壤学报, 2021, 58(3): 755-766.</w:t>
       </w:r>
     </w:p>
     <w:p>
@@ -28534,7 +28072,7 @@
           <w:sz w:val="18"/>
           <w:szCs w:val="18"/>
         </w:rPr>
-        <w:t xml:space="preserve">中华人民共和国农业部. 测土配方施肥技术规程: NY/T 2911—2016[S]. 北京: 中国农业出版社, 2016.</w:t>
+        <w:t xml:space="preserve">冯静, 李京蓉, 关绍华, 等. 钟祥市潴育型土壤水稻“3414”肥料效应完全试验分析[J]. 湖北农业科学, 2020, 59(24): 48-50.</w:t>
       </w:r>
     </w:p>
     <w:p>
@@ -28570,7 +28108,7 @@
           <w:sz w:val="18"/>
           <w:szCs w:val="18"/>
         </w:rPr>
-        <w:t xml:space="preserve">周卫, 丁文成. 新阶段化肥减量增效战略研究[J]. 植物营养与肥料学报, 2023, 29(1): 1-7.</w:t>
+        <w:t xml:space="preserve">依德萍, 桑红翠, 魏静涛, 等. 水稻“3414”试验肥料效应分析[J]. 河北农机, 2023(16): 114-116.</w:t>
       </w:r>
     </w:p>
     <w:p>
@@ -28606,7 +28144,7 @@
           <w:sz w:val="18"/>
           <w:szCs w:val="18"/>
         </w:rPr>
-        <w:t xml:space="preserve">王圣瑞, 陈新平, 高祥照, 等. “3414”肥料试验模型拟合的探讨[J]. 植物营养与肥料学报, 2002, 8(4): 409-413.</w:t>
+        <w:t xml:space="preserve">顾五毛. 潜山市单季稻“3414”肥料效应田间试验[J]. 安徽农学通报, 2019, 25(17): 82-84,158.</w:t>
       </w:r>
     </w:p>
     <w:p>
@@ -28642,7 +28180,7 @@
           <w:sz w:val="18"/>
           <w:szCs w:val="18"/>
         </w:rPr>
-        <w:t xml:space="preserve">杨俐苹, 白由路, 王贺, 等. 测土配方施肥指标体系建立中“3414”试验方案应用探讨——以内蒙古海拉尔地区油菜“3414”试验为例[J]. 植物营养与肥料学报, 2011, 17(4): 1018-1023.</w:t>
+        <w:t xml:space="preserve">苏文兵, 潘锦勇. 霍邱县水稻测土配方施肥效应分析[J]. 现代农业科技, 2022(17).</w:t>
       </w:r>
     </w:p>
     <w:p>
@@ -28678,7 +28216,7 @@
           <w:sz w:val="18"/>
           <w:szCs w:val="18"/>
         </w:rPr>
-        <w:t xml:space="preserve">冯静, 李京蓉, 关绍华, 等. 钟祥市潴育型土壤水稻“3414”肥料效应完全试验分析[J]. 湖北农业科学, 2020, 59(24): 48-50.</w:t>
+        <w:t xml:space="preserve">程扶旗. 绩溪县水稻氮磷钾肥料效应研究[J]. 安徽农学通报, 2026, 32(4): 13-16.</w:t>
       </w:r>
     </w:p>
     <w:p>
@@ -28714,7 +28252,7 @@
           <w:sz w:val="18"/>
           <w:szCs w:val="18"/>
         </w:rPr>
-        <w:t xml:space="preserve">陈冬松, 李江南, 徐卫华. 水稻“3414”肥料效应田间试验[J]. 广东农业科学, 2011(22): 49-52.</w:t>
+        <w:t xml:space="preserve">范晓晖, 刘文婷, 陈慕松, 等. 基于R语言的水稻“3414”肥效试验统计分析[J]. 湖北农业科学, 2020, 59(13): 67-71.</w:t>
       </w:r>
     </w:p>
     <w:p>
@@ -28750,7 +28288,7 @@
           <w:sz w:val="18"/>
           <w:szCs w:val="18"/>
         </w:rPr>
-        <w:t xml:space="preserve">高定如, 夏永龙, 姚永兵, 等. 机插水稻测土配方施肥3414试验初报[J]. 江西农业学报, 2009(6): 78-80.</w:t>
+        <w:t xml:space="preserve">彭显龙, 车俊杰, 宋聪, 等. 确定经济合理施氮量的新方法: 基于施氮量与稻米产量效应函数[J]. 植物营养与肥料学报, 2022, 28(7): 1182-1193.</w:t>
       </w:r>
     </w:p>
     <w:p>
@@ -28786,7 +28324,7 @@
           <w:sz w:val="18"/>
           <w:szCs w:val="18"/>
         </w:rPr>
-        <w:t xml:space="preserve">依德萍, 桑红翠, 魏静涛, 等. 水稻“3414”试验肥料效应分析[J]. 河北农机, 2023(16): 114-116.</w:t>
+        <w:t xml:space="preserve">孙洪仁, 张吉萍, 冮丽华, 等. 我国水稻土壤有效磷和速效钾丰缺指标与适宜磷钾施用量研究[J]. 中国稻米, 2018, 24(5).</w:t>
       </w:r>
     </w:p>
     <w:p>
@@ -28822,7 +28360,7 @@
           <w:sz w:val="18"/>
           <w:szCs w:val="18"/>
         </w:rPr>
-        <w:t xml:space="preserve">顾五毛. 潜山市单季稻“3414”肥料效应田间试验[J]. 安徽农学通报, 2019, 25(17): 82-84,158.</w:t>
+        <w:t xml:space="preserve">姚莉, 蔡红梅, 王宏, 等. 基于“3414”试验模型的四川盆地中部水稻氮磷钾肥效应研究[J]. 中国农学通报, 2024, 40(29): 75-79.</w:t>
       </w:r>
     </w:p>
     <w:p>
@@ -28858,7 +28396,7 @@
           <w:sz w:val="18"/>
           <w:szCs w:val="18"/>
         </w:rPr>
-        <w:t xml:space="preserve">王华良, 何小卫. 2008年绩溪县水稻“3414”肥料效应田间试验报告[J]. 土壤, 2009, 41(2): 320-323.</w:t>
+        <w:t xml:space="preserve">王姣琳, 徐新朋, 杨兰芳, 等. 长江流域中稻产量、肥料增产效应及利用率特征[J]. 植物营养与肥料学报, 2021, 27(6): 919-928.</w:t>
       </w:r>
     </w:p>
     <w:p>
@@ -28894,367 +28432,7 @@
           <w:sz w:val="18"/>
           <w:szCs w:val="18"/>
         </w:rPr>
-        <w:t xml:space="preserve">李永友, 吕和平, 宛晓萍, 等. 早籼稻超高产栽培的N、P、K肥料效应研究[J]. 安徽农业科学, 2007, 35(23): 7215-7218.</w:t>
-      </w:r>
-    </w:p>
-    <w:p>
-      <w:pPr>
-        <w:tabs>
-          <w:tab w:val="left" w:pos="480"/>
-        </w:tabs>
-        <w:spacing w:after="0" w:line="235" w:lineRule="auto"/>
-        <w:ind w:left="480" w:hanging="480"/>
-        <w:jc w:val="left"/>
-      </w:pPr>
-      <w:r>
-        <w:rPr>
-          <w:rFonts w:ascii="Times New Roman" w:cs="Times New Roman" w:eastAsia="宋体" w:hAnsi="Times New Roman"/>
-          <w:color w:val="000000"/>
-          <w:sz w:val="18"/>
-          <w:szCs w:val="18"/>
-        </w:rPr>
-        <w:t xml:space="preserve">[16]</w:t>
-      </w:r>
-      <w:r>
-        <w:rPr>
-          <w:rFonts w:ascii="Times New Roman" w:cs="Times New Roman" w:eastAsia="宋体" w:hAnsi="Times New Roman"/>
-          <w:sz w:val="18"/>
-          <w:szCs w:val="18"/>
-        </w:rPr>
-        <w:t xml:space="preserve">	</w:t>
-      </w:r>
-      <w:r>
-        <w:rPr>
-          <w:rFonts w:ascii="Times New Roman" w:cs="Times New Roman" w:eastAsia="宋体" w:hAnsi="Times New Roman"/>
-          <w:color w:val="000000"/>
-          <w:sz w:val="18"/>
-          <w:szCs w:val="18"/>
-        </w:rPr>
-        <w:t xml:space="preserve">苏文兵, 潘锦勇. 霍邱县水稻测土配方施肥效应分析[J]. 现代农业科技, 2022(17).</w:t>
-      </w:r>
-    </w:p>
-    <w:p>
-      <w:pPr>
-        <w:tabs>
-          <w:tab w:val="left" w:pos="480"/>
-        </w:tabs>
-        <w:spacing w:after="0" w:line="235" w:lineRule="auto"/>
-        <w:ind w:left="480" w:hanging="480"/>
-        <w:jc w:val="left"/>
-      </w:pPr>
-      <w:r>
-        <w:rPr>
-          <w:rFonts w:ascii="Times New Roman" w:cs="Times New Roman" w:eastAsia="宋体" w:hAnsi="Times New Roman"/>
-          <w:color w:val="000000"/>
-          <w:sz w:val="18"/>
-          <w:szCs w:val="18"/>
-        </w:rPr>
-        <w:t xml:space="preserve">[17]</w:t>
-      </w:r>
-      <w:r>
-        <w:rPr>
-          <w:rFonts w:ascii="Times New Roman" w:cs="Times New Roman" w:eastAsia="宋体" w:hAnsi="Times New Roman"/>
-          <w:sz w:val="18"/>
-          <w:szCs w:val="18"/>
-        </w:rPr>
-        <w:t xml:space="preserve">	</w:t>
-      </w:r>
-      <w:r>
-        <w:rPr>
-          <w:rFonts w:ascii="Times New Roman" w:cs="Times New Roman" w:eastAsia="宋体" w:hAnsi="Times New Roman"/>
-          <w:color w:val="000000"/>
-          <w:sz w:val="18"/>
-          <w:szCs w:val="18"/>
-        </w:rPr>
-        <w:t xml:space="preserve">汪江明, 徐基层. 2015年东至县尧渡镇中稻“3414”肥料效应田间试验研究[J]. 现代农业科技, 2016(4): 9-10.</w:t>
-      </w:r>
-    </w:p>
-    <w:p>
-      <w:pPr>
-        <w:tabs>
-          <w:tab w:val="left" w:pos="480"/>
-        </w:tabs>
-        <w:spacing w:after="0" w:line="235" w:lineRule="auto"/>
-        <w:ind w:left="480" w:hanging="480"/>
-        <w:jc w:val="left"/>
-      </w:pPr>
-      <w:r>
-        <w:rPr>
-          <w:rFonts w:ascii="Times New Roman" w:cs="Times New Roman" w:eastAsia="宋体" w:hAnsi="Times New Roman"/>
-          <w:color w:val="000000"/>
-          <w:sz w:val="18"/>
-          <w:szCs w:val="18"/>
-        </w:rPr>
-        <w:t xml:space="preserve">[18]</w:t>
-      </w:r>
-      <w:r>
-        <w:rPr>
-          <w:rFonts w:ascii="Times New Roman" w:cs="Times New Roman" w:eastAsia="宋体" w:hAnsi="Times New Roman"/>
-          <w:sz w:val="18"/>
-          <w:szCs w:val="18"/>
-        </w:rPr>
-        <w:t xml:space="preserve">	</w:t>
-      </w:r>
-      <w:r>
-        <w:rPr>
-          <w:rFonts w:ascii="Times New Roman" w:cs="Times New Roman" w:eastAsia="宋体" w:hAnsi="Times New Roman"/>
-          <w:color w:val="000000"/>
-          <w:sz w:val="18"/>
-          <w:szCs w:val="18"/>
-        </w:rPr>
-        <w:t xml:space="preserve">国家水稻数据中心. 吨两优900（审定编号：国审稻20200021）[EB/OL]. [2026-09-14]. https://www.ricedata.cn/variety/varis/622623.htm.</w:t>
-      </w:r>
-    </w:p>
-    <w:p>
-      <w:pPr>
-        <w:tabs>
-          <w:tab w:val="left" w:pos="480"/>
-        </w:tabs>
-        <w:spacing w:after="0" w:line="235" w:lineRule="auto"/>
-        <w:ind w:left="480" w:hanging="480"/>
-        <w:jc w:val="left"/>
-      </w:pPr>
-      <w:r>
-        <w:rPr>
-          <w:rFonts w:ascii="Times New Roman" w:cs="Times New Roman" w:eastAsia="宋体" w:hAnsi="Times New Roman"/>
-          <w:color w:val="000000"/>
-          <w:sz w:val="18"/>
-          <w:szCs w:val="18"/>
-        </w:rPr>
-        <w:t xml:space="preserve">[19]</w:t>
-      </w:r>
-      <w:r>
-        <w:rPr>
-          <w:rFonts w:ascii="Times New Roman" w:cs="Times New Roman" w:eastAsia="宋体" w:hAnsi="Times New Roman"/>
-          <w:sz w:val="18"/>
-          <w:szCs w:val="18"/>
-        </w:rPr>
-        <w:t xml:space="preserve">	</w:t>
-      </w:r>
-      <w:r>
-        <w:rPr>
-          <w:rFonts w:ascii="Times New Roman" w:cs="Times New Roman" w:eastAsia="宋体" w:hAnsi="Times New Roman"/>
-          <w:color w:val="000000"/>
-          <w:sz w:val="18"/>
-          <w:szCs w:val="18"/>
-        </w:rPr>
-        <w:t xml:space="preserve">章明清, 李娟, 张立成, 等. 三元肥料效应模型的整合与优化建模策略[J]. 土壤学报, 2021, 58(3): 755-766.</w:t>
-      </w:r>
-    </w:p>
-    <w:p>
-      <w:pPr>
-        <w:tabs>
-          <w:tab w:val="left" w:pos="480"/>
-        </w:tabs>
-        <w:spacing w:after="0" w:line="235" w:lineRule="auto"/>
-        <w:ind w:left="480" w:hanging="480"/>
-        <w:jc w:val="left"/>
-      </w:pPr>
-      <w:r>
-        <w:rPr>
-          <w:rFonts w:ascii="Times New Roman" w:cs="Times New Roman" w:eastAsia="宋体" w:hAnsi="Times New Roman"/>
-          <w:color w:val="000000"/>
-          <w:sz w:val="18"/>
-          <w:szCs w:val="18"/>
-        </w:rPr>
-        <w:t xml:space="preserve">[20]</w:t>
-      </w:r>
-      <w:r>
-        <w:rPr>
-          <w:rFonts w:ascii="Times New Roman" w:cs="Times New Roman" w:eastAsia="宋体" w:hAnsi="Times New Roman"/>
-          <w:sz w:val="18"/>
-          <w:szCs w:val="18"/>
-        </w:rPr>
-        <w:t xml:space="preserve">	</w:t>
-      </w:r>
-      <w:r>
-        <w:rPr>
-          <w:rFonts w:ascii="Times New Roman" w:cs="Times New Roman" w:eastAsia="宋体" w:hAnsi="Times New Roman"/>
-          <w:color w:val="000000"/>
-          <w:sz w:val="18"/>
-          <w:szCs w:val="18"/>
-        </w:rPr>
-        <w:t xml:space="preserve">范晓晖, 刘文婷, 陈慕松, 等. 基于R语言的水稻“3414”肥效试验统计分析[J]. 湖北农业科学, 2020, 59(13): 67-71.</w:t>
-      </w:r>
-    </w:p>
-    <w:p>
-      <w:pPr>
-        <w:tabs>
-          <w:tab w:val="left" w:pos="480"/>
-        </w:tabs>
-        <w:spacing w:after="0" w:line="235" w:lineRule="auto"/>
-        <w:ind w:left="480" w:hanging="480"/>
-        <w:jc w:val="left"/>
-      </w:pPr>
-      <w:r>
-        <w:rPr>
-          <w:rFonts w:ascii="Times New Roman" w:cs="Times New Roman" w:eastAsia="宋体" w:hAnsi="Times New Roman"/>
-          <w:color w:val="000000"/>
-          <w:sz w:val="18"/>
-          <w:szCs w:val="18"/>
-        </w:rPr>
-        <w:t xml:space="preserve">[21]</w:t>
-      </w:r>
-      <w:r>
-        <w:rPr>
-          <w:rFonts w:ascii="Times New Roman" w:cs="Times New Roman" w:eastAsia="宋体" w:hAnsi="Times New Roman"/>
-          <w:sz w:val="18"/>
-          <w:szCs w:val="18"/>
-        </w:rPr>
-        <w:t xml:space="preserve">	</w:t>
-      </w:r>
-      <w:r>
-        <w:rPr>
-          <w:rFonts w:ascii="Times New Roman" w:cs="Times New Roman" w:eastAsia="宋体" w:hAnsi="Times New Roman"/>
-          <w:color w:val="000000"/>
-          <w:sz w:val="18"/>
-          <w:szCs w:val="18"/>
-        </w:rPr>
-        <w:t xml:space="preserve">孙洪仁, 张吉萍, 冮丽华, 等. 我国水稻土壤有效磷和速效钾丰缺指标与适宜磷钾施用量研究[J]. 中国稻米, 2018, 24(5).</w:t>
-      </w:r>
-    </w:p>
-    <w:p>
-      <w:pPr>
-        <w:tabs>
-          <w:tab w:val="left" w:pos="480"/>
-        </w:tabs>
-        <w:spacing w:after="0" w:line="235" w:lineRule="auto"/>
-        <w:ind w:left="480" w:hanging="480"/>
-        <w:jc w:val="left"/>
-      </w:pPr>
-      <w:r>
-        <w:rPr>
-          <w:rFonts w:ascii="Times New Roman" w:cs="Times New Roman" w:eastAsia="宋体" w:hAnsi="Times New Roman"/>
-          <w:color w:val="000000"/>
-          <w:sz w:val="18"/>
-          <w:szCs w:val="18"/>
-        </w:rPr>
-        <w:t xml:space="preserve">[22]</w:t>
-      </w:r>
-      <w:r>
-        <w:rPr>
-          <w:rFonts w:ascii="Times New Roman" w:cs="Times New Roman" w:eastAsia="宋体" w:hAnsi="Times New Roman"/>
-          <w:sz w:val="18"/>
-          <w:szCs w:val="18"/>
-        </w:rPr>
-        <w:t xml:space="preserve">	</w:t>
-      </w:r>
-      <w:r>
-        <w:rPr>
-          <w:rFonts w:ascii="Times New Roman" w:cs="Times New Roman" w:eastAsia="宋体" w:hAnsi="Times New Roman"/>
-          <w:color w:val="000000"/>
-          <w:sz w:val="18"/>
-          <w:szCs w:val="18"/>
-        </w:rPr>
-        <w:t xml:space="preserve">姚莉, 蔡红梅, 王宏, 等. 基于“3414”试验模型的四川盆地中部水稻氮磷钾肥效应研究[J]. 中国农学通报, 2024, 40(29): 75-79.</w:t>
-      </w:r>
-    </w:p>
-    <w:p>
-      <w:pPr>
-        <w:tabs>
-          <w:tab w:val="left" w:pos="480"/>
-        </w:tabs>
-        <w:spacing w:after="0" w:line="235" w:lineRule="auto"/>
-        <w:ind w:left="480" w:hanging="480"/>
-        <w:jc w:val="left"/>
-      </w:pPr>
-      <w:r>
-        <w:rPr>
-          <w:rFonts w:ascii="Times New Roman" w:cs="Times New Roman" w:eastAsia="宋体" w:hAnsi="Times New Roman"/>
-          <w:color w:val="000000"/>
-          <w:sz w:val="18"/>
-          <w:szCs w:val="18"/>
-        </w:rPr>
-        <w:t xml:space="preserve">[23]</w:t>
-      </w:r>
-      <w:r>
-        <w:rPr>
-          <w:rFonts w:ascii="Times New Roman" w:cs="Times New Roman" w:eastAsia="宋体" w:hAnsi="Times New Roman"/>
-          <w:sz w:val="18"/>
-          <w:szCs w:val="18"/>
-        </w:rPr>
-        <w:t xml:space="preserve">	</w:t>
-      </w:r>
-      <w:r>
-        <w:rPr>
-          <w:rFonts w:ascii="Times New Roman" w:cs="Times New Roman" w:eastAsia="宋体" w:hAnsi="Times New Roman"/>
-          <w:color w:val="000000"/>
-          <w:sz w:val="18"/>
-          <w:szCs w:val="18"/>
-        </w:rPr>
-        <w:t xml:space="preserve">谢小兵, 周雪峰, 蒋鹏, 等. 低氮密植栽培对超级稻产量和氮素利用率的影响[J]. 作物学报, 2015, 41(10): 1591-1602.</w:t>
-      </w:r>
-    </w:p>
-    <w:p>
-      <w:pPr>
-        <w:tabs>
-          <w:tab w:val="left" w:pos="480"/>
-        </w:tabs>
-        <w:spacing w:after="0" w:line="235" w:lineRule="auto"/>
-        <w:ind w:left="480" w:hanging="480"/>
-        <w:jc w:val="left"/>
-      </w:pPr>
-      <w:r>
-        <w:rPr>
-          <w:rFonts w:ascii="Times New Roman" w:cs="Times New Roman" w:eastAsia="宋体" w:hAnsi="Times New Roman"/>
-          <w:color w:val="000000"/>
-          <w:sz w:val="18"/>
-          <w:szCs w:val="18"/>
-        </w:rPr>
-        <w:t xml:space="preserve">[24]</w:t>
-      </w:r>
-      <w:r>
-        <w:rPr>
-          <w:rFonts w:ascii="Times New Roman" w:cs="Times New Roman" w:eastAsia="宋体" w:hAnsi="Times New Roman"/>
-          <w:sz w:val="18"/>
-          <w:szCs w:val="18"/>
-        </w:rPr>
-        <w:t xml:space="preserve">	</w:t>
-      </w:r>
-      <w:r>
-        <w:rPr>
-          <w:rFonts w:ascii="Times New Roman" w:cs="Times New Roman" w:eastAsia="宋体" w:hAnsi="Times New Roman"/>
-          <w:color w:val="000000"/>
-          <w:sz w:val="18"/>
-          <w:szCs w:val="18"/>
-        </w:rPr>
-        <w:t xml:space="preserve">王姣琳, 徐新朋, 杨兰芳, 等. 长江流域中稻产量、肥料增产效应及利用率特征[J]. 植物营养与肥料学报, 2021, 27(6): 919-928.</w:t>
-      </w:r>
-    </w:p>
-    <w:p>
-      <w:pPr>
-        <w:tabs>
-          <w:tab w:val="left" w:pos="480"/>
-        </w:tabs>
-        <w:spacing w:after="0" w:line="235" w:lineRule="auto"/>
-        <w:ind w:left="480" w:hanging="480"/>
-        <w:jc w:val="left"/>
-      </w:pPr>
-      <w:r>
-        <w:rPr>
-          <w:rFonts w:ascii="Times New Roman" w:cs="Times New Roman" w:eastAsia="宋体" w:hAnsi="Times New Roman"/>
-          <w:color w:val="000000"/>
-          <w:sz w:val="18"/>
-          <w:szCs w:val="18"/>
-        </w:rPr>
-        <w:t xml:space="preserve">[25]</w:t>
-      </w:r>
-      <w:r>
-        <w:rPr>
-          <w:rFonts w:ascii="Times New Roman" w:cs="Times New Roman" w:eastAsia="宋体" w:hAnsi="Times New Roman"/>
-          <w:sz w:val="18"/>
-          <w:szCs w:val="18"/>
-        </w:rPr>
-        <w:t xml:space="preserve">	</w:t>
-      </w:r>
-      <w:r>
-        <w:rPr>
-          <w:rFonts w:ascii="Times New Roman" w:cs="Times New Roman" w:eastAsia="宋体" w:hAnsi="Times New Roman"/>
-          <w:color w:val="000000"/>
-          <w:sz w:val="18"/>
-          <w:szCs w:val="18"/>
-        </w:rPr>
-        <w:t xml:space="preserve">徐新朋, 王秀斌, 李大明, 等. 双季稻最佳磷肥和钾肥用量与密度组合研究[J]. 植物营养与肥料学报, 2016, 22(3): 598-608.</w:t>
+        <w:t xml:space="preserve">吴可, 谢慧敏, 刘文奇, 等. 氮、磷、钾肥对南方双季稻区水稻产量及产量构成因子的影响[J]. 作物杂志, 2021(4): 178-183.</w:t>
       </w:r>
     </w:p>
     <w:sectPr>

--- a/稿件/桐城市范岗镇单季稻3414肥料效应田间试验.docx
+++ b/稿件/桐城市范岗镇单季稻3414肥料效应田间试验.docx
@@ -71,7 +71,83 @@
           <w:sz w:val="18"/>
           <w:szCs w:val="18"/>
         </w:rPr>
-        <w:t xml:space="preserve">［目的］初步明确桐城市范岗镇砂壤质稻田单季稻氮、磷、钾肥的适宜施用量，为完善当地水稻测土配方施肥指标体系积累基础数据。［方法］2025年以杂交籼稻吨两优900为材料，采用“3414”完全试验设计（N、P</w:t>
+        <w:t xml:space="preserve">［目的］初步明确桐城市范岗镇砂壤质稻田单季稻氮、磷、钾肥的适宜用量，为完善当地水稻测土配方施肥指标体系积累基础数据。［方法］2025年以杂交籼稻吨两优900为材料，采用“3414”完全试验设计（14个处理，不设重复），拟合肥料效应方程，并以缺素区相对产量评价土壤供肥能力。［结果］处理10产量最高，为10200.0 kg/hm</w:t>
+      </w:r>
+      <w:r>
+        <w:rPr>
+          <w:rFonts w:ascii="Times New Roman" w:cs="Times New Roman" w:eastAsia="宋体" w:hAnsi="Times New Roman"/>
+          <w:color w:val="000000"/>
+          <w:sz w:val="18"/>
+          <w:szCs w:val="18"/>
+          <w:vertAlign w:val="superscript"/>
+        </w:rPr>
+        <w:t xml:space="preserve">2</w:t>
+      </w:r>
+      <w:r>
+        <w:rPr>
+          <w:rFonts w:ascii="Times New Roman" w:cs="Times New Roman" w:eastAsia="宋体" w:hAnsi="Times New Roman"/>
+          <w:color w:val="000000"/>
+          <w:sz w:val="18"/>
+          <w:szCs w:val="18"/>
+        </w:rPr>
+        <w:t xml:space="preserve">，较无肥区增产54.5%，扣除肥料成本后收益22091.4元/hm</w:t>
+      </w:r>
+      <w:r>
+        <w:rPr>
+          <w:rFonts w:ascii="Times New Roman" w:cs="Times New Roman" w:eastAsia="宋体" w:hAnsi="Times New Roman"/>
+          <w:color w:val="000000"/>
+          <w:sz w:val="18"/>
+          <w:szCs w:val="18"/>
+          <w:vertAlign w:val="superscript"/>
+        </w:rPr>
+        <w:t xml:space="preserve">2</w:t>
+      </w:r>
+      <w:r>
+        <w:rPr>
+          <w:rFonts w:ascii="Times New Roman" w:cs="Times New Roman" w:eastAsia="宋体" w:hAnsi="Times New Roman"/>
+          <w:color w:val="000000"/>
+          <w:sz w:val="18"/>
+          <w:szCs w:val="18"/>
+        </w:rPr>
+        <w:t xml:space="preserve">，但钾素序列产量非单调，该增幅尚不能排除田间误差。缺氮、缺磷、缺钾区相对产量分别为74.3%、85.5%和94.9%，肥料贡献率依次为25.7%、14.5%和5.1%，效应为N&gt;P&gt;K。三元二次方程未通过典型性检验，各单因素方程回归亦未达显著水平，仅作趋势描述；施N超过270 kg/hm</w:t>
+      </w:r>
+      <w:r>
+        <w:rPr>
+          <w:rFonts w:ascii="Times New Roman" w:cs="Times New Roman" w:eastAsia="宋体" w:hAnsi="Times New Roman"/>
+          <w:color w:val="000000"/>
+          <w:sz w:val="18"/>
+          <w:szCs w:val="18"/>
+          <w:vertAlign w:val="superscript"/>
+        </w:rPr>
+        <w:t xml:space="preserve">2</w:t>
+      </w:r>
+      <w:r>
+        <w:rPr>
+          <w:rFonts w:ascii="Times New Roman" w:cs="Times New Roman" w:eastAsia="宋体" w:hAnsi="Times New Roman"/>
+          <w:color w:val="000000"/>
+          <w:sz w:val="18"/>
+          <w:szCs w:val="18"/>
+        </w:rPr>
+        <w:t xml:space="preserve">后产量不再增加，磷、钾效应未出现拐点。［结论］初步提出该区域单季稻施N 270 kg/hm</w:t>
+      </w:r>
+      <w:r>
+        <w:rPr>
+          <w:rFonts w:ascii="Times New Roman" w:cs="Times New Roman" w:eastAsia="宋体" w:hAnsi="Times New Roman"/>
+          <w:color w:val="000000"/>
+          <w:sz w:val="18"/>
+          <w:szCs w:val="18"/>
+          <w:vertAlign w:val="superscript"/>
+        </w:rPr>
+        <w:t xml:space="preserve">2</w:t>
+      </w:r>
+      <w:r>
+        <w:rPr>
+          <w:rFonts w:ascii="Times New Roman" w:cs="Times New Roman" w:eastAsia="宋体" w:hAnsi="Times New Roman"/>
+          <w:color w:val="000000"/>
+          <w:sz w:val="18"/>
+          <w:szCs w:val="18"/>
+        </w:rPr>
+        <w:t xml:space="preserve">、P</w:t>
       </w:r>
       <w:r>
         <w:rPr>
@@ -109,6 +185,25 @@
           <w:sz w:val="18"/>
           <w:szCs w:val="18"/>
         </w:rPr>
+        <w:t xml:space="preserve"> 90～180 kg/hm</w:t>
+      </w:r>
+      <w:r>
+        <w:rPr>
+          <w:rFonts w:ascii="Times New Roman" w:cs="Times New Roman" w:eastAsia="宋体" w:hAnsi="Times New Roman"/>
+          <w:color w:val="000000"/>
+          <w:sz w:val="18"/>
+          <w:szCs w:val="18"/>
+          <w:vertAlign w:val="superscript"/>
+        </w:rPr>
+        <w:t xml:space="preserve">2</w:t>
+      </w:r>
+      <w:r>
+        <w:rPr>
+          <w:rFonts w:ascii="Times New Roman" w:cs="Times New Roman" w:eastAsia="宋体" w:hAnsi="Times New Roman"/>
+          <w:color w:val="000000"/>
+          <w:sz w:val="18"/>
+          <w:szCs w:val="18"/>
+        </w:rPr>
         <w:t xml:space="preserve">、K</w:t>
       </w:r>
       <w:r>
@@ -128,7 +223,7 @@
           <w:sz w:val="18"/>
           <w:szCs w:val="18"/>
         </w:rPr>
-        <w:t xml:space="preserve">O各4个水平，14个处理，不设重复），研究不同施肥处理对水稻经济性状、产量及效益的影响，拟合肥料效应方程，并以缺素区相对产量评价土壤供肥能力。［结果］处理10（N 270 kg/hm</w:t>
+        <w:t xml:space="preserve">O 112.5～225 kg/hm</w:t>
       </w:r>
       <w:r>
         <w:rPr>
@@ -147,273 +242,7 @@
           <w:sz w:val="18"/>
           <w:szCs w:val="18"/>
         </w:rPr>
-        <w:t xml:space="preserve">、P</w:t>
-      </w:r>
-      <w:r>
-        <w:rPr>
-          <w:rFonts w:ascii="Times New Roman" w:cs="Times New Roman" w:eastAsia="宋体" w:hAnsi="Times New Roman"/>
-          <w:color w:val="000000"/>
-          <w:sz w:val="18"/>
-          <w:szCs w:val="18"/>
-          <w:vertAlign w:val="subscript"/>
-        </w:rPr>
-        <w:t xml:space="preserve">2</w:t>
-      </w:r>
-      <w:r>
-        <w:rPr>
-          <w:rFonts w:ascii="Times New Roman" w:cs="Times New Roman" w:eastAsia="宋体" w:hAnsi="Times New Roman"/>
-          <w:color w:val="000000"/>
-          <w:sz w:val="18"/>
-          <w:szCs w:val="18"/>
-        </w:rPr>
-        <w:t xml:space="preserve">O</w:t>
-      </w:r>
-      <w:r>
-        <w:rPr>
-          <w:rFonts w:ascii="Times New Roman" w:cs="Times New Roman" w:eastAsia="宋体" w:hAnsi="Times New Roman"/>
-          <w:color w:val="000000"/>
-          <w:sz w:val="18"/>
-          <w:szCs w:val="18"/>
-          <w:vertAlign w:val="subscript"/>
-        </w:rPr>
-        <w:t xml:space="preserve">5</w:t>
-      </w:r>
-      <w:r>
-        <w:rPr>
-          <w:rFonts w:ascii="Times New Roman" w:cs="Times New Roman" w:eastAsia="宋体" w:hAnsi="Times New Roman"/>
-          <w:color w:val="000000"/>
-          <w:sz w:val="18"/>
-          <w:szCs w:val="18"/>
-        </w:rPr>
-        <w:t xml:space="preserve"> 180 kg/hm</w:t>
-      </w:r>
-      <w:r>
-        <w:rPr>
-          <w:rFonts w:ascii="Times New Roman" w:cs="Times New Roman" w:eastAsia="宋体" w:hAnsi="Times New Roman"/>
-          <w:color w:val="000000"/>
-          <w:sz w:val="18"/>
-          <w:szCs w:val="18"/>
-          <w:vertAlign w:val="superscript"/>
-        </w:rPr>
-        <w:t xml:space="preserve">2</w:t>
-      </w:r>
-      <w:r>
-        <w:rPr>
-          <w:rFonts w:ascii="Times New Roman" w:cs="Times New Roman" w:eastAsia="宋体" w:hAnsi="Times New Roman"/>
-          <w:color w:val="000000"/>
-          <w:sz w:val="18"/>
-          <w:szCs w:val="18"/>
-        </w:rPr>
-        <w:t xml:space="preserve">、K</w:t>
-      </w:r>
-      <w:r>
-        <w:rPr>
-          <w:rFonts w:ascii="Times New Roman" w:cs="Times New Roman" w:eastAsia="宋体" w:hAnsi="Times New Roman"/>
-          <w:color w:val="000000"/>
-          <w:sz w:val="18"/>
-          <w:szCs w:val="18"/>
-          <w:vertAlign w:val="subscript"/>
-        </w:rPr>
-        <w:t xml:space="preserve">2</w:t>
-      </w:r>
-      <w:r>
-        <w:rPr>
-          <w:rFonts w:ascii="Times New Roman" w:cs="Times New Roman" w:eastAsia="宋体" w:hAnsi="Times New Roman"/>
-          <w:color w:val="000000"/>
-          <w:sz w:val="18"/>
-          <w:szCs w:val="18"/>
-        </w:rPr>
-        <w:t xml:space="preserve">O 337.5 kg/hm</w:t>
-      </w:r>
-      <w:r>
-        <w:rPr>
-          <w:rFonts w:ascii="Times New Roman" w:cs="Times New Roman" w:eastAsia="宋体" w:hAnsi="Times New Roman"/>
-          <w:color w:val="000000"/>
-          <w:sz w:val="18"/>
-          <w:szCs w:val="18"/>
-          <w:vertAlign w:val="superscript"/>
-        </w:rPr>
-        <w:t xml:space="preserve">2</w:t>
-      </w:r>
-      <w:r>
-        <w:rPr>
-          <w:rFonts w:ascii="Times New Roman" w:cs="Times New Roman" w:eastAsia="宋体" w:hAnsi="Times New Roman"/>
-          <w:color w:val="000000"/>
-          <w:sz w:val="18"/>
-          <w:szCs w:val="18"/>
-        </w:rPr>
-        <w:t xml:space="preserve">）产量最高，为10200.0 kg/hm</w:t>
-      </w:r>
-      <w:r>
-        <w:rPr>
-          <w:rFonts w:ascii="Times New Roman" w:cs="Times New Roman" w:eastAsia="宋体" w:hAnsi="Times New Roman"/>
-          <w:color w:val="000000"/>
-          <w:sz w:val="18"/>
-          <w:szCs w:val="18"/>
-          <w:vertAlign w:val="superscript"/>
-        </w:rPr>
-        <w:t xml:space="preserve">2</w:t>
-      </w:r>
-      <w:r>
-        <w:rPr>
-          <w:rFonts w:ascii="Times New Roman" w:cs="Times New Roman" w:eastAsia="宋体" w:hAnsi="Times New Roman"/>
-          <w:color w:val="000000"/>
-          <w:sz w:val="18"/>
-          <w:szCs w:val="18"/>
-        </w:rPr>
-        <w:t xml:space="preserve">，较无肥区增产54.5%，扣除肥料成本后收益22091.4元/hm</w:t>
-      </w:r>
-      <w:r>
-        <w:rPr>
-          <w:rFonts w:ascii="Times New Roman" w:cs="Times New Roman" w:eastAsia="宋体" w:hAnsi="Times New Roman"/>
-          <w:color w:val="000000"/>
-          <w:sz w:val="18"/>
-          <w:szCs w:val="18"/>
-          <w:vertAlign w:val="superscript"/>
-        </w:rPr>
-        <w:t xml:space="preserve">2</w:t>
-      </w:r>
-      <w:r>
-        <w:rPr>
-          <w:rFonts w:ascii="Times New Roman" w:cs="Times New Roman" w:eastAsia="宋体" w:hAnsi="Times New Roman"/>
-          <w:color w:val="000000"/>
-          <w:sz w:val="18"/>
-          <w:szCs w:val="18"/>
-        </w:rPr>
-        <w:t xml:space="preserve">；但钾素序列产量非单调变化，其增产幅度尚不能排除单小区田间误差。缺氮、缺磷、缺钾区相对产量分别为74.3%、85.5%和94.9%，肥料贡献率依次为25.7%、14.5%和5.1%，效应表现为N&gt;P&gt;K。三元二次方程未通过典型性检验，各单因素方程回归均未达显著水平，仅作趋势描述；施N超过270 kg/hm</w:t>
-      </w:r>
-      <w:r>
-        <w:rPr>
-          <w:rFonts w:ascii="Times New Roman" w:cs="Times New Roman" w:eastAsia="宋体" w:hAnsi="Times New Roman"/>
-          <w:color w:val="000000"/>
-          <w:sz w:val="18"/>
-          <w:szCs w:val="18"/>
-          <w:vertAlign w:val="superscript"/>
-        </w:rPr>
-        <w:t xml:space="preserve">2</w:t>
-      </w:r>
-      <w:r>
-        <w:rPr>
-          <w:rFonts w:ascii="Times New Roman" w:cs="Times New Roman" w:eastAsia="宋体" w:hAnsi="Times New Roman"/>
-          <w:color w:val="000000"/>
-          <w:sz w:val="18"/>
-          <w:szCs w:val="18"/>
-        </w:rPr>
-        <w:t xml:space="preserve">后结实率和千粒重下降、产量不再增加，磷、钾肥效应在试验范围内未出现拐点。［结论］在单年单点、不设重复的条件下，初步提出该区域单季稻施N 270 kg/hm</w:t>
-      </w:r>
-      <w:r>
-        <w:rPr>
-          <w:rFonts w:ascii="Times New Roman" w:cs="Times New Roman" w:eastAsia="宋体" w:hAnsi="Times New Roman"/>
-          <w:color w:val="000000"/>
-          <w:sz w:val="18"/>
-          <w:szCs w:val="18"/>
-          <w:vertAlign w:val="superscript"/>
-        </w:rPr>
-        <w:t xml:space="preserve">2</w:t>
-      </w:r>
-      <w:r>
-        <w:rPr>
-          <w:rFonts w:ascii="Times New Roman" w:cs="Times New Roman" w:eastAsia="宋体" w:hAnsi="Times New Roman"/>
-          <w:color w:val="000000"/>
-          <w:sz w:val="18"/>
-          <w:szCs w:val="18"/>
-        </w:rPr>
-        <w:t xml:space="preserve">、P</w:t>
-      </w:r>
-      <w:r>
-        <w:rPr>
-          <w:rFonts w:ascii="Times New Roman" w:cs="Times New Roman" w:eastAsia="宋体" w:hAnsi="Times New Roman"/>
-          <w:color w:val="000000"/>
-          <w:sz w:val="18"/>
-          <w:szCs w:val="18"/>
-          <w:vertAlign w:val="subscript"/>
-        </w:rPr>
-        <w:t xml:space="preserve">2</w:t>
-      </w:r>
-      <w:r>
-        <w:rPr>
-          <w:rFonts w:ascii="Times New Roman" w:cs="Times New Roman" w:eastAsia="宋体" w:hAnsi="Times New Roman"/>
-          <w:color w:val="000000"/>
-          <w:sz w:val="18"/>
-          <w:szCs w:val="18"/>
-        </w:rPr>
-        <w:t xml:space="preserve">O</w:t>
-      </w:r>
-      <w:r>
-        <w:rPr>
-          <w:rFonts w:ascii="Times New Roman" w:cs="Times New Roman" w:eastAsia="宋体" w:hAnsi="Times New Roman"/>
-          <w:color w:val="000000"/>
-          <w:sz w:val="18"/>
-          <w:szCs w:val="18"/>
-          <w:vertAlign w:val="subscript"/>
-        </w:rPr>
-        <w:t xml:space="preserve">5</w:t>
-      </w:r>
-      <w:r>
-        <w:rPr>
-          <w:rFonts w:ascii="Times New Roman" w:cs="Times New Roman" w:eastAsia="宋体" w:hAnsi="Times New Roman"/>
-          <w:color w:val="000000"/>
-          <w:sz w:val="18"/>
-          <w:szCs w:val="18"/>
-        </w:rPr>
-        <w:t xml:space="preserve"> 90～180 kg/hm</w:t>
-      </w:r>
-      <w:r>
-        <w:rPr>
-          <w:rFonts w:ascii="Times New Roman" w:cs="Times New Roman" w:eastAsia="宋体" w:hAnsi="Times New Roman"/>
-          <w:color w:val="000000"/>
-          <w:sz w:val="18"/>
-          <w:szCs w:val="18"/>
-          <w:vertAlign w:val="superscript"/>
-        </w:rPr>
-        <w:t xml:space="preserve">2</w:t>
-      </w:r>
-      <w:r>
-        <w:rPr>
-          <w:rFonts w:ascii="Times New Roman" w:cs="Times New Roman" w:eastAsia="宋体" w:hAnsi="Times New Roman"/>
-          <w:color w:val="000000"/>
-          <w:sz w:val="18"/>
-          <w:szCs w:val="18"/>
-        </w:rPr>
-        <w:t xml:space="preserve">、K</w:t>
-      </w:r>
-      <w:r>
-        <w:rPr>
-          <w:rFonts w:ascii="Times New Roman" w:cs="Times New Roman" w:eastAsia="宋体" w:hAnsi="Times New Roman"/>
-          <w:color w:val="000000"/>
-          <w:sz w:val="18"/>
-          <w:szCs w:val="18"/>
-          <w:vertAlign w:val="subscript"/>
-        </w:rPr>
-        <w:t xml:space="preserve">2</w:t>
-      </w:r>
-      <w:r>
-        <w:rPr>
-          <w:rFonts w:ascii="Times New Roman" w:cs="Times New Roman" w:eastAsia="宋体" w:hAnsi="Times New Roman"/>
-          <w:color w:val="000000"/>
-          <w:sz w:val="18"/>
-          <w:szCs w:val="18"/>
-        </w:rPr>
-        <w:t xml:space="preserve">O 112.5～225 kg/hm</w:t>
-      </w:r>
-      <w:r>
-        <w:rPr>
-          <w:rFonts w:ascii="Times New Roman" w:cs="Times New Roman" w:eastAsia="宋体" w:hAnsi="Times New Roman"/>
-          <w:color w:val="000000"/>
-          <w:sz w:val="18"/>
-          <w:szCs w:val="18"/>
-          <w:vertAlign w:val="superscript"/>
-        </w:rPr>
-        <w:t xml:space="preserve">2</w:t>
-      </w:r>
-      <w:r>
-        <w:rPr>
-          <w:rFonts w:ascii="Times New Roman" w:cs="Times New Roman" w:eastAsia="宋体" w:hAnsi="Times New Roman"/>
-          <w:color w:val="000000"/>
-          <w:sz w:val="18"/>
-          <w:szCs w:val="18"/>
-        </w:rPr>
-        <w:t xml:space="preserve">，氮肥按基肥∶分蘖肥∶穗肥=50%∶25%∶25%、钾肥按基肥∶穗肥=60%∶40%分施，磷肥全部基施。因试验2水平高于当地常规推荐量、磷钾效应未出现拐点，其适宜用量尚需多点多年重复试验验证。</w:t>
+        <w:t xml:space="preserve">；因2水平高于当地常规推荐量、磷钾未出现拐点，其适宜用量尚需多点多年验证。</w:t>
       </w:r>
     </w:p>
     <w:p>
@@ -555,7 +384,7 @@
           <w:sz w:val="18"/>
           <w:szCs w:val="18"/>
         </w:rPr>
-        <w:t xml:space="preserve">[Objective] To preliminarily determine the appropriate application rates of nitrogen (N), phosphorus (P) and potassium (K) fertilizers for single-season rice grown on sandy loam paddy soil in Fangang Town, Tongcheng City, and to accumulate basic data for improving the local index system of soil testing and formulated fertilization. [Method] A “3414” field experiment (three factors, four levels, 14 treatments, without replication) was conducted in 2025 with the hybrid indica rice cultivar Dunliangyou 900. Agronomic traits, grain yield and economic returns were investigated, fertilizer response functions were fitted, and soil nutrient supply capacity was evaluated by the relative yields of nutrient-omission plots. [Result] Treatment 10 (N 270 kg/hm</w:t>
+        <w:t xml:space="preserve">[Objective] To determine appropriate N, P and K rates for single-season rice on sandy loam paddy soil in Fangang Town, Tongcheng City. [Method] A “3414” experiment with 14 treatments and no replication was conducted in 2025 with the hybrid indica rice Dunliangyou 900; response functions were fitted and soil nutrient supply capacity was evaluated by relative yields of nutrient-omission plots. [Result] Treatment 10 gave the highest yield of 10200.0 kg/hm</w:t>
       </w:r>
       <w:r>
         <w:rPr>
@@ -574,7 +403,26 @@
           <w:sz w:val="18"/>
           <w:szCs w:val="18"/>
         </w:rPr>
-        <w:t xml:space="preserve">, P</w:t>
+        <w:t xml:space="preserve">, 54.5% above the unfertilized control, but yields along the K series varied non-monotonically. Relative yields of the N-, P- and K-omission plots were 74.3%, 85.5% and 94.9%, with contribution rates of 25.7%, 14.5% and 5.1% (N &gt; P &gt; K). The ternary quadratic model failed the typicality test and no single-factor regression reached significance, so the equations describe trends only; yield levelled off above an N rate of 270 kg/hm</w:t>
+      </w:r>
+      <w:r>
+        <w:rPr>
+          <w:rFonts w:ascii="Times New Roman" w:cs="Times New Roman" w:eastAsia="宋体" w:hAnsi="Times New Roman"/>
+          <w:color w:val="000000"/>
+          <w:sz w:val="18"/>
+          <w:szCs w:val="18"/>
+          <w:vertAlign w:val="superscript"/>
+        </w:rPr>
+        <w:t xml:space="preserve">2</w:t>
+      </w:r>
+      <w:r>
+        <w:rPr>
+          <w:rFonts w:ascii="Times New Roman" w:cs="Times New Roman" w:eastAsia="宋体" w:hAnsi="Times New Roman"/>
+          <w:color w:val="000000"/>
+          <w:sz w:val="18"/>
+          <w:szCs w:val="18"/>
+        </w:rPr>
+        <w:t xml:space="preserve">. [Conclusion] N 270, P</w:t>
       </w:r>
       <w:r>
         <w:rPr>
@@ -612,7 +460,26 @@
           <w:sz w:val="18"/>
           <w:szCs w:val="18"/>
         </w:rPr>
-        <w:t xml:space="preserve"> 180 kg/hm</w:t>
+        <w:t xml:space="preserve"> 90–180 and K</w:t>
+      </w:r>
+      <w:r>
+        <w:rPr>
+          <w:rFonts w:ascii="Times New Roman" w:cs="Times New Roman" w:eastAsia="宋体" w:hAnsi="Times New Roman"/>
+          <w:color w:val="000000"/>
+          <w:sz w:val="18"/>
+          <w:szCs w:val="18"/>
+          <w:vertAlign w:val="subscript"/>
+        </w:rPr>
+        <w:t xml:space="preserve">2</w:t>
+      </w:r>
+      <w:r>
+        <w:rPr>
+          <w:rFonts w:ascii="Times New Roman" w:cs="Times New Roman" w:eastAsia="宋体" w:hAnsi="Times New Roman"/>
+          <w:color w:val="000000"/>
+          <w:sz w:val="18"/>
+          <w:szCs w:val="18"/>
+        </w:rPr>
+        <w:t xml:space="preserve">O 112.5–225 kg/hm</w:t>
       </w:r>
       <w:r>
         <w:rPr>
@@ -631,254 +498,7 @@
           <w:sz w:val="18"/>
           <w:szCs w:val="18"/>
         </w:rPr>
-        <w:t xml:space="preserve">, K</w:t>
-      </w:r>
-      <w:r>
-        <w:rPr>
-          <w:rFonts w:ascii="Times New Roman" w:cs="Times New Roman" w:eastAsia="宋体" w:hAnsi="Times New Roman"/>
-          <w:color w:val="000000"/>
-          <w:sz w:val="18"/>
-          <w:szCs w:val="18"/>
-          <w:vertAlign w:val="subscript"/>
-        </w:rPr>
-        <w:t xml:space="preserve">2</w:t>
-      </w:r>
-      <w:r>
-        <w:rPr>
-          <w:rFonts w:ascii="Times New Roman" w:cs="Times New Roman" w:eastAsia="宋体" w:hAnsi="Times New Roman"/>
-          <w:color w:val="000000"/>
-          <w:sz w:val="18"/>
-          <w:szCs w:val="18"/>
-        </w:rPr>
-        <w:t xml:space="preserve">O 337.5 kg/hm</w:t>
-      </w:r>
-      <w:r>
-        <w:rPr>
-          <w:rFonts w:ascii="Times New Roman" w:cs="Times New Roman" w:eastAsia="宋体" w:hAnsi="Times New Roman"/>
-          <w:color w:val="000000"/>
-          <w:sz w:val="18"/>
-          <w:szCs w:val="18"/>
-          <w:vertAlign w:val="superscript"/>
-        </w:rPr>
-        <w:t xml:space="preserve">2</w:t>
-      </w:r>
-      <w:r>
-        <w:rPr>
-          <w:rFonts w:ascii="Times New Roman" w:cs="Times New Roman" w:eastAsia="宋体" w:hAnsi="Times New Roman"/>
-          <w:color w:val="000000"/>
-          <w:sz w:val="18"/>
-          <w:szCs w:val="18"/>
-        </w:rPr>
-        <w:t xml:space="preserve">) gave the highest yield of 10200.0 kg/hm</w:t>
-      </w:r>
-      <w:r>
-        <w:rPr>
-          <w:rFonts w:ascii="Times New Roman" w:cs="Times New Roman" w:eastAsia="宋体" w:hAnsi="Times New Roman"/>
-          <w:color w:val="000000"/>
-          <w:sz w:val="18"/>
-          <w:szCs w:val="18"/>
-          <w:vertAlign w:val="superscript"/>
-        </w:rPr>
-        <w:t xml:space="preserve">2</w:t>
-      </w:r>
-      <w:r>
-        <w:rPr>
-          <w:rFonts w:ascii="Times New Roman" w:cs="Times New Roman" w:eastAsia="宋体" w:hAnsi="Times New Roman"/>
-          <w:color w:val="000000"/>
-          <w:sz w:val="18"/>
-          <w:szCs w:val="18"/>
-        </w:rPr>
-        <w:t xml:space="preserve">, 54.5% higher than that of the unfertilized control, and the highest return after deducting fertilizer cost (22091.4 yuan/hm</w:t>
-      </w:r>
-      <w:r>
-        <w:rPr>
-          <w:rFonts w:ascii="Times New Roman" w:cs="Times New Roman" w:eastAsia="宋体" w:hAnsi="Times New Roman"/>
-          <w:color w:val="000000"/>
-          <w:sz w:val="18"/>
-          <w:szCs w:val="18"/>
-          <w:vertAlign w:val="superscript"/>
-        </w:rPr>
-        <w:t xml:space="preserve">2</w:t>
-      </w:r>
-      <w:r>
-        <w:rPr>
-          <w:rFonts w:ascii="Times New Roman" w:cs="Times New Roman" w:eastAsia="宋体" w:hAnsi="Times New Roman"/>
-          <w:color w:val="000000"/>
-          <w:sz w:val="18"/>
-          <w:szCs w:val="18"/>
-        </w:rPr>
-        <w:t xml:space="preserve">); however, yields along the K series varied non-monotonically, so this yield advantage cannot be separated from plot-to-plot error. The relative yields of the N-, P- and K-omission plots were 74.3%, 85.5% and 94.9%, and the contribution rates of N, P and K fertilizers were 25.7%, 14.5% and 5.1%, respectively, indicating a fertilizer response order of N &gt; P &gt; K. The ternary quadratic model failed the typicality test, and none of the single-factor regressions reached significance, so the equations describe trends only. Rice yield levelled off at an N rate of about 270 kg/hm</w:t>
-      </w:r>
-      <w:r>
-        <w:rPr>
-          <w:rFonts w:ascii="Times New Roman" w:cs="Times New Roman" w:eastAsia="宋体" w:hAnsi="Times New Roman"/>
-          <w:color w:val="000000"/>
-          <w:sz w:val="18"/>
-          <w:szCs w:val="18"/>
-          <w:vertAlign w:val="superscript"/>
-        </w:rPr>
-        <w:t xml:space="preserve">2</w:t>
-      </w:r>
-      <w:r>
-        <w:rPr>
-          <w:rFonts w:ascii="Times New Roman" w:cs="Times New Roman" w:eastAsia="宋体" w:hAnsi="Times New Roman"/>
-          <w:color w:val="000000"/>
-          <w:sz w:val="18"/>
-          <w:szCs w:val="18"/>
-        </w:rPr>
-        <w:t xml:space="preserve"> (the linear-plus-plateau model placed the join point at approximately 280 kg/hm</w:t>
-      </w:r>
-      <w:r>
-        <w:rPr>
-          <w:rFonts w:ascii="Times New Roman" w:cs="Times New Roman" w:eastAsia="宋体" w:hAnsi="Times New Roman"/>
-          <w:color w:val="000000"/>
-          <w:sz w:val="18"/>
-          <w:szCs w:val="18"/>
-          <w:vertAlign w:val="superscript"/>
-        </w:rPr>
-        <w:t xml:space="preserve">2</w:t>
-      </w:r>
-      <w:r>
-        <w:rPr>
-          <w:rFonts w:ascii="Times New Roman" w:cs="Times New Roman" w:eastAsia="宋体" w:hAnsi="Times New Roman"/>
-          <w:color w:val="000000"/>
-          <w:sz w:val="18"/>
-          <w:szCs w:val="18"/>
-        </w:rPr>
-        <w:t xml:space="preserve">); seed-setting rate and 1000-grain weight declined and yield no longer increased when the N rate exceeded 270 kg/hm</w:t>
-      </w:r>
-      <w:r>
-        <w:rPr>
-          <w:rFonts w:ascii="Times New Roman" w:cs="Times New Roman" w:eastAsia="宋体" w:hAnsi="Times New Roman"/>
-          <w:color w:val="000000"/>
-          <w:sz w:val="18"/>
-          <w:szCs w:val="18"/>
-          <w:vertAlign w:val="superscript"/>
-        </w:rPr>
-        <w:t xml:space="preserve">2</w:t>
-      </w:r>
-      <w:r>
-        <w:rPr>
-          <w:rFonts w:ascii="Times New Roman" w:cs="Times New Roman" w:eastAsia="宋体" w:hAnsi="Times New Roman"/>
-          <w:color w:val="000000"/>
-          <w:sz w:val="18"/>
-          <w:szCs w:val="18"/>
-        </w:rPr>
-        <w:t xml:space="preserve">, whereas no turning point was reached for P or K within the tested range. [Conclusion] Under the single-site, single-season and unreplicated conditions of this trial, N 270 kg/hm</w:t>
-      </w:r>
-      <w:r>
-        <w:rPr>
-          <w:rFonts w:ascii="Times New Roman" w:cs="Times New Roman" w:eastAsia="宋体" w:hAnsi="Times New Roman"/>
-          <w:color w:val="000000"/>
-          <w:sz w:val="18"/>
-          <w:szCs w:val="18"/>
-          <w:vertAlign w:val="superscript"/>
-        </w:rPr>
-        <w:t xml:space="preserve">2</w:t>
-      </w:r>
-      <w:r>
-        <w:rPr>
-          <w:rFonts w:ascii="Times New Roman" w:cs="Times New Roman" w:eastAsia="宋体" w:hAnsi="Times New Roman"/>
-          <w:color w:val="000000"/>
-          <w:sz w:val="18"/>
-          <w:szCs w:val="18"/>
-        </w:rPr>
-        <w:t xml:space="preserve">, P</w:t>
-      </w:r>
-      <w:r>
-        <w:rPr>
-          <w:rFonts w:ascii="Times New Roman" w:cs="Times New Roman" w:eastAsia="宋体" w:hAnsi="Times New Roman"/>
-          <w:color w:val="000000"/>
-          <w:sz w:val="18"/>
-          <w:szCs w:val="18"/>
-          <w:vertAlign w:val="subscript"/>
-        </w:rPr>
-        <w:t xml:space="preserve">2</w:t>
-      </w:r>
-      <w:r>
-        <w:rPr>
-          <w:rFonts w:ascii="Times New Roman" w:cs="Times New Roman" w:eastAsia="宋体" w:hAnsi="Times New Roman"/>
-          <w:color w:val="000000"/>
-          <w:sz w:val="18"/>
-          <w:szCs w:val="18"/>
-        </w:rPr>
-        <w:t xml:space="preserve">O</w:t>
-      </w:r>
-      <w:r>
-        <w:rPr>
-          <w:rFonts w:ascii="Times New Roman" w:cs="Times New Roman" w:eastAsia="宋体" w:hAnsi="Times New Roman"/>
-          <w:color w:val="000000"/>
-          <w:sz w:val="18"/>
-          <w:szCs w:val="18"/>
-          <w:vertAlign w:val="subscript"/>
-        </w:rPr>
-        <w:t xml:space="preserve">5</w:t>
-      </w:r>
-      <w:r>
-        <w:rPr>
-          <w:rFonts w:ascii="Times New Roman" w:cs="Times New Roman" w:eastAsia="宋体" w:hAnsi="Times New Roman"/>
-          <w:color w:val="000000"/>
-          <w:sz w:val="18"/>
-          <w:szCs w:val="18"/>
-        </w:rPr>
-        <w:t xml:space="preserve"> 90–180 kg/hm</w:t>
-      </w:r>
-      <w:r>
-        <w:rPr>
-          <w:rFonts w:ascii="Times New Roman" w:cs="Times New Roman" w:eastAsia="宋体" w:hAnsi="Times New Roman"/>
-          <w:color w:val="000000"/>
-          <w:sz w:val="18"/>
-          <w:szCs w:val="18"/>
-          <w:vertAlign w:val="superscript"/>
-        </w:rPr>
-        <w:t xml:space="preserve">2</w:t>
-      </w:r>
-      <w:r>
-        <w:rPr>
-          <w:rFonts w:ascii="Times New Roman" w:cs="Times New Roman" w:eastAsia="宋体" w:hAnsi="Times New Roman"/>
-          <w:color w:val="000000"/>
-          <w:sz w:val="18"/>
-          <w:szCs w:val="18"/>
-        </w:rPr>
-        <w:t xml:space="preserve"> and K</w:t>
-      </w:r>
-      <w:r>
-        <w:rPr>
-          <w:rFonts w:ascii="Times New Roman" w:cs="Times New Roman" w:eastAsia="宋体" w:hAnsi="Times New Roman"/>
-          <w:color w:val="000000"/>
-          <w:sz w:val="18"/>
-          <w:szCs w:val="18"/>
-          <w:vertAlign w:val="subscript"/>
-        </w:rPr>
-        <w:t xml:space="preserve">2</w:t>
-      </w:r>
-      <w:r>
-        <w:rPr>
-          <w:rFonts w:ascii="Times New Roman" w:cs="Times New Roman" w:eastAsia="宋体" w:hAnsi="Times New Roman"/>
-          <w:color w:val="000000"/>
-          <w:sz w:val="18"/>
-          <w:szCs w:val="18"/>
-        </w:rPr>
-        <w:t xml:space="preserve">O 112.5–225 kg/hm</w:t>
-      </w:r>
-      <w:r>
-        <w:rPr>
-          <w:rFonts w:ascii="Times New Roman" w:cs="Times New Roman" w:eastAsia="宋体" w:hAnsi="Times New Roman"/>
-          <w:color w:val="000000"/>
-          <w:sz w:val="18"/>
-          <w:szCs w:val="18"/>
-          <w:vertAlign w:val="superscript"/>
-        </w:rPr>
-        <w:t xml:space="preserve">2</w:t>
-      </w:r>
-      <w:r>
-        <w:rPr>
-          <w:rFonts w:ascii="Times New Roman" w:cs="Times New Roman" w:eastAsia="宋体" w:hAnsi="Times New Roman"/>
-          <w:color w:val="000000"/>
-          <w:sz w:val="18"/>
-          <w:szCs w:val="18"/>
-        </w:rPr>
-        <w:t xml:space="preserve"> are proposed for single-season rice on sandy loam paddy soil in Fangang Town, with N split as basal:tillering:panicle = 50%:25%:25%, K split as basal:panicle = 60%:40%, and P applied entirely as basal fertilizer. Because the level-2 rates of this trial were higher than conventional local recommendations and no turning point was reached for P or K, the appropriate rates of these two nutrients require verification by multi-site and multi-year replicated trials.</w:t>
+        <w:t xml:space="preserve"> are proposed; because the level-2 rates exceeded local recommendations and no turning point was reached for P or K, they require multi-site verification.</w:t>
       </w:r>
     </w:p>
     <w:p>
@@ -904,7 +524,7 @@
           <w:sz w:val="18"/>
           <w:szCs w:val="18"/>
         </w:rPr>
-        <w:t xml:space="preserve">Single-season rice; “3414” experiment; Fertilizer effect; Recommended fertilization rate; Soil testing and formulated fertilization; Tongcheng City</w:t>
+        <w:t xml:space="preserve">Single-season rice; “3414” experiment; Fertilizer effect; Recommended fertilization rate; Soil testing and formulated fertilization</w:t>
       </w:r>
     </w:p>
     <w:p>
@@ -920,7 +540,7 @@
           <w:sz w:val="21"/>
           <w:szCs w:val="21"/>
         </w:rPr>
-        <w:t xml:space="preserve">单季稻是安徽省桐城市范岗镇的主要粮食作物，长期以来当地农户多凭经验施肥，氮磷钾配比失调、重施基肥等问题普遍，既增加成本又降低肥料利用率并带来面源污染风险</w:t>
+        <w:t xml:space="preserve">单季稻是安徽省桐城市范岗镇的主要粮食作物，当地农户多凭经验施肥，氮磷钾配比失调、重施基肥等问题普遍，既增加成本又降低肥料利用率并带来面源污染风险</w:t>
       </w:r>
       <w:r>
         <w:rPr>
@@ -939,7 +559,7 @@
           <w:sz w:val="21"/>
           <w:szCs w:val="21"/>
         </w:rPr>
-        <w:t xml:space="preserve">。测土配方施肥以土壤测试和肥料田间试验为基础确定肥料用量、配比与施用方法，其中“3414”试验是核心环节，可建立肥料效应函数并据以确定推荐施肥量与土壤养分丰缺指标</w:t>
+        <w:t xml:space="preserve">。“3414”试验是测土配方施肥的核心环节，可建立肥料效应函数并据以确定推荐施肥量与土壤养分丰缺指标</w:t>
       </w:r>
       <w:r>
         <w:rPr>
@@ -958,7 +578,7 @@
           <w:sz w:val="21"/>
           <w:szCs w:val="21"/>
         </w:rPr>
-        <w:t xml:space="preserve">。国内各稻区已开展大量水稻“3414”试验</w:t>
+        <w:t xml:space="preserve">。国内各稻区已有大量水稻“3414”试验</w:t>
       </w:r>
       <w:r>
         <w:rPr>
@@ -977,7 +597,7 @@
           <w:sz w:val="21"/>
           <w:szCs w:val="21"/>
         </w:rPr>
-        <w:t xml:space="preserve">，安徽省内的结果也表明缺氮区减产幅度最大，但最佳施肥量因土壤类型、品种和栽培方式而异</w:t>
+        <w:t xml:space="preserve">，安徽省内结果亦表明缺氮区减产幅度最大，但最佳施肥量因土壤类型与品种而异</w:t>
       </w:r>
       <w:r>
         <w:rPr>
@@ -996,13 +616,13 @@
           <w:sz w:val="21"/>
           <w:szCs w:val="21"/>
         </w:rPr>
-        <w:t xml:space="preserve">。范岗镇砂壤质稻田保肥供肥能力弱、系统肥效数据缺乏，新推广杂交籼稻的应用也使原有施肥参数亟需更新。为此于2025年开展本试验，研究氮磷钾施肥水平对经济性状、产量和效益的影响，拟合肥料效应方程并评价土壤供肥能力。</w:t>
+        <w:t xml:space="preserve">。范岗镇砂壤质稻田肥效数据缺乏，为此于2025年开展本试验。</w:t>
       </w:r>
     </w:p>
     <w:p>
       <w:pPr>
         <w:keepNext/>
-        <w:spacing w:after="80" w:before="160" w:line="300" w:lineRule="auto"/>
+        <w:spacing w:after="60" w:before="130" w:line="300" w:lineRule="auto"/>
         <w:ind/>
         <w:jc w:val="left"/>
       </w:pPr>
@@ -1021,7 +641,7 @@
     <w:p>
       <w:pPr>
         <w:keepNext/>
-        <w:spacing w:after="40" w:before="100" w:line="300" w:lineRule="auto"/>
+        <w:spacing w:after="30" w:before="80" w:line="300" w:lineRule="auto"/>
         <w:ind/>
         <w:jc w:val="left"/>
       </w:pPr>
@@ -1050,7 +670,7 @@
           <w:sz w:val="21"/>
           <w:szCs w:val="21"/>
         </w:rPr>
-        <w:t xml:space="preserve">试验于2025年在桐城市范岗镇新西村孙庄组进行。试验田地势平坦、肥力均匀、排灌方便、交通便利，具有代表性，面积约0.11 hm</w:t>
+        <w:t xml:space="preserve">试验于2025年在桐城市范岗镇新西村孙庄组进行。试验田地势平坦、肥力均匀、排灌方便，具有代表性，面积约0.11 hm</w:t>
       </w:r>
       <w:r>
         <w:rPr>
@@ -1075,7 +695,7 @@
     <w:p>
       <w:pPr>
         <w:keepNext/>
-        <w:spacing w:after="40" w:before="100" w:line="300" w:lineRule="auto"/>
+        <w:spacing w:after="30" w:before="80" w:line="300" w:lineRule="auto"/>
         <w:ind/>
         <w:jc w:val="left"/>
       </w:pPr>
@@ -1104,7 +724,7 @@
           <w:sz w:val="21"/>
           <w:szCs w:val="21"/>
         </w:rPr>
-        <w:t xml:space="preserve">供试水稻品种为杂交籼稻吨两优900。供试肥料为尿素（N 46.3%）、颗粒过磷酸钙（P</w:t>
+        <w:t xml:space="preserve">供试品种为杂交籼稻吨两优900。供试肥料为尿素（N 46.3%）、颗粒过磷酸钙（P</w:t>
       </w:r>
       <w:r>
         <w:rPr>
@@ -1161,13 +781,13 @@
           <w:sz w:val="21"/>
           <w:szCs w:val="21"/>
         </w:rPr>
-        <w:t xml:space="preserve">O≥60%），均为当地农资市场常规产品。</w:t>
+        <w:t xml:space="preserve">O≥60%）。</w:t>
       </w:r>
     </w:p>
     <w:p>
       <w:pPr>
         <w:keepNext/>
-        <w:spacing w:after="40" w:before="100" w:line="300" w:lineRule="auto"/>
+        <w:spacing w:after="30" w:before="80" w:line="300" w:lineRule="auto"/>
         <w:ind/>
         <w:jc w:val="left"/>
       </w:pPr>
@@ -1196,7 +816,7 @@
           <w:sz w:val="21"/>
           <w:szCs w:val="21"/>
         </w:rPr>
-        <w:t xml:space="preserve">试验采用《测土配方施肥技术规程》（NY/T 2911—2016）推荐的“3414”完全试验设计方案</w:t>
+        <w:t xml:space="preserve">试验采用《测土配方施肥技术规程》（NY/T 2911—2016）推荐的“3414”完全试验设计</w:t>
       </w:r>
       <w:r>
         <w:rPr>
@@ -1215,7 +835,7 @@
           <w:sz w:val="21"/>
           <w:szCs w:val="21"/>
         </w:rPr>
-        <w:t xml:space="preserve">，即氮（N）、磷（P</w:t>
+        <w:t xml:space="preserve">，氮、磷、钾3因素各设4个水平，共14个处理。0水平为不施该肥；2水平按当地高产田习惯用量与目标产量确定，为N 270、P</w:t>
       </w:r>
       <w:r>
         <w:rPr>
@@ -1253,7 +873,7 @@
           <w:sz w:val="21"/>
           <w:szCs w:val="21"/>
         </w:rPr>
-        <w:t xml:space="preserve">）、钾（K</w:t>
+        <w:t xml:space="preserve"> 180、K</w:t>
       </w:r>
       <w:r>
         <w:rPr>
@@ -1272,7 +892,7 @@
           <w:sz w:val="21"/>
           <w:szCs w:val="21"/>
         </w:rPr>
-        <w:t xml:space="preserve">O）3个因素，每个因素设4个水平，共14个处理。其中，0水平为不施该种肥料；2水平按当地高产田农户实际施肥习惯和目标产量确定，即N 18 kg/667m</w:t>
+        <w:t xml:space="preserve">O 225 kg/hm</w:t>
       </w:r>
       <w:r>
         <w:rPr>
@@ -1291,216 +911,7 @@
           <w:sz w:val="21"/>
           <w:szCs w:val="21"/>
         </w:rPr>
-        <w:t xml:space="preserve">、P</w:t>
-      </w:r>
-      <w:r>
-        <w:rPr>
-          <w:rFonts w:ascii="Times New Roman" w:cs="Times New Roman" w:eastAsia="宋体" w:hAnsi="Times New Roman"/>
-          <w:color w:val="000000"/>
-          <w:sz w:val="21"/>
-          <w:szCs w:val="21"/>
-          <w:vertAlign w:val="subscript"/>
-        </w:rPr>
-        <w:t xml:space="preserve">2</w:t>
-      </w:r>
-      <w:r>
-        <w:rPr>
-          <w:rFonts w:ascii="Times New Roman" w:cs="Times New Roman" w:eastAsia="宋体" w:hAnsi="Times New Roman"/>
-          <w:color w:val="000000"/>
-          <w:sz w:val="21"/>
-          <w:szCs w:val="21"/>
-        </w:rPr>
-        <w:t xml:space="preserve">O</w:t>
-      </w:r>
-      <w:r>
-        <w:rPr>
-          <w:rFonts w:ascii="Times New Roman" w:cs="Times New Roman" w:eastAsia="宋体" w:hAnsi="Times New Roman"/>
-          <w:color w:val="000000"/>
-          <w:sz w:val="21"/>
-          <w:szCs w:val="21"/>
-          <w:vertAlign w:val="subscript"/>
-        </w:rPr>
-        <w:t xml:space="preserve">5</w:t>
-      </w:r>
-      <w:r>
-        <w:rPr>
-          <w:rFonts w:ascii="Times New Roman" w:cs="Times New Roman" w:eastAsia="宋体" w:hAnsi="Times New Roman"/>
-          <w:color w:val="000000"/>
-          <w:sz w:val="21"/>
-          <w:szCs w:val="21"/>
-        </w:rPr>
-        <w:t xml:space="preserve"> 12 kg/667m</w:t>
-      </w:r>
-      <w:r>
-        <w:rPr>
-          <w:rFonts w:ascii="Times New Roman" w:cs="Times New Roman" w:eastAsia="宋体" w:hAnsi="Times New Roman"/>
-          <w:color w:val="000000"/>
-          <w:sz w:val="21"/>
-          <w:szCs w:val="21"/>
-          <w:vertAlign w:val="superscript"/>
-        </w:rPr>
-        <w:t xml:space="preserve">2</w:t>
-      </w:r>
-      <w:r>
-        <w:rPr>
-          <w:rFonts w:ascii="Times New Roman" w:cs="Times New Roman" w:eastAsia="宋体" w:hAnsi="Times New Roman"/>
-          <w:color w:val="000000"/>
-          <w:sz w:val="21"/>
-          <w:szCs w:val="21"/>
-        </w:rPr>
-        <w:t xml:space="preserve">、K</w:t>
-      </w:r>
-      <w:r>
-        <w:rPr>
-          <w:rFonts w:ascii="Times New Roman" w:cs="Times New Roman" w:eastAsia="宋体" w:hAnsi="Times New Roman"/>
-          <w:color w:val="000000"/>
-          <w:sz w:val="21"/>
-          <w:szCs w:val="21"/>
-          <w:vertAlign w:val="subscript"/>
-        </w:rPr>
-        <w:t xml:space="preserve">2</w:t>
-      </w:r>
-      <w:r>
-        <w:rPr>
-          <w:rFonts w:ascii="Times New Roman" w:cs="Times New Roman" w:eastAsia="宋体" w:hAnsi="Times New Roman"/>
-          <w:color w:val="000000"/>
-          <w:sz w:val="21"/>
-          <w:szCs w:val="21"/>
-        </w:rPr>
-        <w:t xml:space="preserve">O 15 kg/667m</w:t>
-      </w:r>
-      <w:r>
-        <w:rPr>
-          <w:rFonts w:ascii="Times New Roman" w:cs="Times New Roman" w:eastAsia="宋体" w:hAnsi="Times New Roman"/>
-          <w:color w:val="000000"/>
-          <w:sz w:val="21"/>
-          <w:szCs w:val="21"/>
-          <w:vertAlign w:val="superscript"/>
-        </w:rPr>
-        <w:t xml:space="preserve">2</w:t>
-      </w:r>
-      <w:r>
-        <w:rPr>
-          <w:rFonts w:ascii="Times New Roman" w:cs="Times New Roman" w:eastAsia="宋体" w:hAnsi="Times New Roman"/>
-          <w:color w:val="000000"/>
-          <w:sz w:val="21"/>
-          <w:szCs w:val="21"/>
-        </w:rPr>
-        <w:t xml:space="preserve">，折合N 270 kg/hm</w:t>
-      </w:r>
-      <w:r>
-        <w:rPr>
-          <w:rFonts w:ascii="Times New Roman" w:cs="Times New Roman" w:eastAsia="宋体" w:hAnsi="Times New Roman"/>
-          <w:color w:val="000000"/>
-          <w:sz w:val="21"/>
-          <w:szCs w:val="21"/>
-          <w:vertAlign w:val="superscript"/>
-        </w:rPr>
-        <w:t xml:space="preserve">2</w:t>
-      </w:r>
-      <w:r>
-        <w:rPr>
-          <w:rFonts w:ascii="Times New Roman" w:cs="Times New Roman" w:eastAsia="宋体" w:hAnsi="Times New Roman"/>
-          <w:color w:val="000000"/>
-          <w:sz w:val="21"/>
-          <w:szCs w:val="21"/>
-        </w:rPr>
-        <w:t xml:space="preserve">、P</w:t>
-      </w:r>
-      <w:r>
-        <w:rPr>
-          <w:rFonts w:ascii="Times New Roman" w:cs="Times New Roman" w:eastAsia="宋体" w:hAnsi="Times New Roman"/>
-          <w:color w:val="000000"/>
-          <w:sz w:val="21"/>
-          <w:szCs w:val="21"/>
-          <w:vertAlign w:val="subscript"/>
-        </w:rPr>
-        <w:t xml:space="preserve">2</w:t>
-      </w:r>
-      <w:r>
-        <w:rPr>
-          <w:rFonts w:ascii="Times New Roman" w:cs="Times New Roman" w:eastAsia="宋体" w:hAnsi="Times New Roman"/>
-          <w:color w:val="000000"/>
-          <w:sz w:val="21"/>
-          <w:szCs w:val="21"/>
-        </w:rPr>
-        <w:t xml:space="preserve">O</w:t>
-      </w:r>
-      <w:r>
-        <w:rPr>
-          <w:rFonts w:ascii="Times New Roman" w:cs="Times New Roman" w:eastAsia="宋体" w:hAnsi="Times New Roman"/>
-          <w:color w:val="000000"/>
-          <w:sz w:val="21"/>
-          <w:szCs w:val="21"/>
-          <w:vertAlign w:val="subscript"/>
-        </w:rPr>
-        <w:t xml:space="preserve">5</w:t>
-      </w:r>
-      <w:r>
-        <w:rPr>
-          <w:rFonts w:ascii="Times New Roman" w:cs="Times New Roman" w:eastAsia="宋体" w:hAnsi="Times New Roman"/>
-          <w:color w:val="000000"/>
-          <w:sz w:val="21"/>
-          <w:szCs w:val="21"/>
-        </w:rPr>
-        <w:t xml:space="preserve"> 180 kg/hm</w:t>
-      </w:r>
-      <w:r>
-        <w:rPr>
-          <w:rFonts w:ascii="Times New Roman" w:cs="Times New Roman" w:eastAsia="宋体" w:hAnsi="Times New Roman"/>
-          <w:color w:val="000000"/>
-          <w:sz w:val="21"/>
-          <w:szCs w:val="21"/>
-          <w:vertAlign w:val="superscript"/>
-        </w:rPr>
-        <w:t xml:space="preserve">2</w:t>
-      </w:r>
-      <w:r>
-        <w:rPr>
-          <w:rFonts w:ascii="Times New Roman" w:cs="Times New Roman" w:eastAsia="宋体" w:hAnsi="Times New Roman"/>
-          <w:color w:val="000000"/>
-          <w:sz w:val="21"/>
-          <w:szCs w:val="21"/>
-        </w:rPr>
-        <w:t xml:space="preserve">、K</w:t>
-      </w:r>
-      <w:r>
-        <w:rPr>
-          <w:rFonts w:ascii="Times New Roman" w:cs="Times New Roman" w:eastAsia="宋体" w:hAnsi="Times New Roman"/>
-          <w:color w:val="000000"/>
-          <w:sz w:val="21"/>
-          <w:szCs w:val="21"/>
-          <w:vertAlign w:val="subscript"/>
-        </w:rPr>
-        <w:t xml:space="preserve">2</w:t>
-      </w:r>
-      <w:r>
-        <w:rPr>
-          <w:rFonts w:ascii="Times New Roman" w:cs="Times New Roman" w:eastAsia="宋体" w:hAnsi="Times New Roman"/>
-          <w:color w:val="000000"/>
-          <w:sz w:val="21"/>
-          <w:szCs w:val="21"/>
-        </w:rPr>
-        <w:t xml:space="preserve">O 225 kg/hm</w:t>
-      </w:r>
-      <w:r>
-        <w:rPr>
-          <w:rFonts w:ascii="Times New Roman" w:cs="Times New Roman" w:eastAsia="宋体" w:hAnsi="Times New Roman"/>
-          <w:color w:val="000000"/>
-          <w:sz w:val="21"/>
-          <w:szCs w:val="21"/>
-          <w:vertAlign w:val="superscript"/>
-        </w:rPr>
-        <w:t xml:space="preserve">2</w:t>
-      </w:r>
-      <w:r>
-        <w:rPr>
-          <w:rFonts w:ascii="Times New Roman" w:cs="Times New Roman" w:eastAsia="宋体" w:hAnsi="Times New Roman"/>
-          <w:color w:val="000000"/>
-          <w:sz w:val="21"/>
-          <w:szCs w:val="21"/>
-        </w:rPr>
-        <w:t xml:space="preserve">；1水平为2水平的0.5倍；3水平为2水平的1.5倍。各处理施肥量见表1。</w:t>
+        <w:t xml:space="preserve">；1、3水平分别为2水平的0.5倍和1.5倍。各处理施肥量见表1。</w:t>
       </w:r>
     </w:p>
     <w:p>
@@ -1516,7 +927,64 @@
           <w:sz w:val="21"/>
           <w:szCs w:val="21"/>
         </w:rPr>
-        <w:t xml:space="preserve">该2水平高于安徽省单季稻常规推荐量（一般N 180～225 kg/hm</w:t>
+        <w:t xml:space="preserve">该2水平高于安徽省单季稻常规推荐量（N 180～225、P</w:t>
+      </w:r>
+      <w:r>
+        <w:rPr>
+          <w:rFonts w:ascii="Times New Roman" w:cs="Times New Roman" w:eastAsia="宋体" w:hAnsi="Times New Roman"/>
+          <w:color w:val="000000"/>
+          <w:sz w:val="21"/>
+          <w:szCs w:val="21"/>
+          <w:vertAlign w:val="subscript"/>
+        </w:rPr>
+        <w:t xml:space="preserve">2</w:t>
+      </w:r>
+      <w:r>
+        <w:rPr>
+          <w:rFonts w:ascii="Times New Roman" w:cs="Times New Roman" w:eastAsia="宋体" w:hAnsi="Times New Roman"/>
+          <w:color w:val="000000"/>
+          <w:sz w:val="21"/>
+          <w:szCs w:val="21"/>
+        </w:rPr>
+        <w:t xml:space="preserve">O</w:t>
+      </w:r>
+      <w:r>
+        <w:rPr>
+          <w:rFonts w:ascii="Times New Roman" w:cs="Times New Roman" w:eastAsia="宋体" w:hAnsi="Times New Roman"/>
+          <w:color w:val="000000"/>
+          <w:sz w:val="21"/>
+          <w:szCs w:val="21"/>
+          <w:vertAlign w:val="subscript"/>
+        </w:rPr>
+        <w:t xml:space="preserve">5</w:t>
+      </w:r>
+      <w:r>
+        <w:rPr>
+          <w:rFonts w:ascii="Times New Roman" w:cs="Times New Roman" w:eastAsia="宋体" w:hAnsi="Times New Roman"/>
+          <w:color w:val="000000"/>
+          <w:sz w:val="21"/>
+          <w:szCs w:val="21"/>
+        </w:rPr>
+        <w:t xml:space="preserve"> 60～90、K</w:t>
+      </w:r>
+      <w:r>
+        <w:rPr>
+          <w:rFonts w:ascii="Times New Roman" w:cs="Times New Roman" w:eastAsia="宋体" w:hAnsi="Times New Roman"/>
+          <w:color w:val="000000"/>
+          <w:sz w:val="21"/>
+          <w:szCs w:val="21"/>
+          <w:vertAlign w:val="subscript"/>
+        </w:rPr>
+        <w:t xml:space="preserve">2</w:t>
+      </w:r>
+      <w:r>
+        <w:rPr>
+          <w:rFonts w:ascii="Times New Roman" w:cs="Times New Roman" w:eastAsia="宋体" w:hAnsi="Times New Roman"/>
+          <w:color w:val="000000"/>
+          <w:sz w:val="21"/>
+          <w:szCs w:val="21"/>
+        </w:rPr>
+        <w:t xml:space="preserve">O 120～150 kg/hm</w:t>
       </w:r>
       <w:r>
         <w:rPr>
@@ -1535,15 +1003,34 @@
           <w:sz w:val="21"/>
           <w:szCs w:val="21"/>
         </w:rPr>
-        <w:t xml:space="preserve">、P</w:t>
-      </w:r>
-      <w:r>
-        <w:rPr>
-          <w:rFonts w:ascii="Times New Roman" w:cs="Times New Roman" w:eastAsia="宋体" w:hAnsi="Times New Roman"/>
-          <w:color w:val="000000"/>
-          <w:sz w:val="21"/>
-          <w:szCs w:val="21"/>
-          <w:vertAlign w:val="subscript"/>
+        <w:t xml:space="preserve">）</w:t>
+      </w:r>
+      <w:r>
+        <w:rPr>
+          <w:rFonts w:ascii="Times New Roman" w:cs="Times New Roman" w:eastAsia="宋体" w:hAnsi="Times New Roman"/>
+          <w:color w:val="000000"/>
+          <w:sz w:val="21"/>
+          <w:szCs w:val="21"/>
+          <w:vertAlign w:val="superscript"/>
+        </w:rPr>
+        <w:t xml:space="preserve">[7,9]</w:t>
+      </w:r>
+      <w:r>
+        <w:rPr>
+          <w:rFonts w:ascii="Times New Roman" w:cs="Times New Roman" w:eastAsia="宋体" w:hAnsi="Times New Roman"/>
+          <w:color w:val="000000"/>
+          <w:sz w:val="21"/>
+          <w:szCs w:val="21"/>
+        </w:rPr>
+        <w:t xml:space="preserve">，故本试验考察的是常规推荐量及以上区间的肥料效应。小区面积30 m</w:t>
+      </w:r>
+      <w:r>
+        <w:rPr>
+          <w:rFonts w:ascii="Times New Roman" w:cs="Times New Roman" w:eastAsia="宋体" w:hAnsi="Times New Roman"/>
+          <w:color w:val="000000"/>
+          <w:sz w:val="21"/>
+          <w:szCs w:val="21"/>
+          <w:vertAlign w:val="superscript"/>
         </w:rPr>
         <w:t xml:space="preserve">2</w:t>
       </w:r>
@@ -1554,121 +1041,7 @@
           <w:sz w:val="21"/>
           <w:szCs w:val="21"/>
         </w:rPr>
-        <w:t xml:space="preserve">O</w:t>
-      </w:r>
-      <w:r>
-        <w:rPr>
-          <w:rFonts w:ascii="Times New Roman" w:cs="Times New Roman" w:eastAsia="宋体" w:hAnsi="Times New Roman"/>
-          <w:color w:val="000000"/>
-          <w:sz w:val="21"/>
-          <w:szCs w:val="21"/>
-          <w:vertAlign w:val="subscript"/>
-        </w:rPr>
-        <w:t xml:space="preserve">5</w:t>
-      </w:r>
-      <w:r>
-        <w:rPr>
-          <w:rFonts w:ascii="Times New Roman" w:cs="Times New Roman" w:eastAsia="宋体" w:hAnsi="Times New Roman"/>
-          <w:color w:val="000000"/>
-          <w:sz w:val="21"/>
-          <w:szCs w:val="21"/>
-        </w:rPr>
-        <w:t xml:space="preserve"> 60～90 kg/hm</w:t>
-      </w:r>
-      <w:r>
-        <w:rPr>
-          <w:rFonts w:ascii="Times New Roman" w:cs="Times New Roman" w:eastAsia="宋体" w:hAnsi="Times New Roman"/>
-          <w:color w:val="000000"/>
-          <w:sz w:val="21"/>
-          <w:szCs w:val="21"/>
-          <w:vertAlign w:val="superscript"/>
-        </w:rPr>
-        <w:t xml:space="preserve">2</w:t>
-      </w:r>
-      <w:r>
-        <w:rPr>
-          <w:rFonts w:ascii="Times New Roman" w:cs="Times New Roman" w:eastAsia="宋体" w:hAnsi="Times New Roman"/>
-          <w:color w:val="000000"/>
-          <w:sz w:val="21"/>
-          <w:szCs w:val="21"/>
-        </w:rPr>
-        <w:t xml:space="preserve">、K</w:t>
-      </w:r>
-      <w:r>
-        <w:rPr>
-          <w:rFonts w:ascii="Times New Roman" w:cs="Times New Roman" w:eastAsia="宋体" w:hAnsi="Times New Roman"/>
-          <w:color w:val="000000"/>
-          <w:sz w:val="21"/>
-          <w:szCs w:val="21"/>
-          <w:vertAlign w:val="subscript"/>
-        </w:rPr>
-        <w:t xml:space="preserve">2</w:t>
-      </w:r>
-      <w:r>
-        <w:rPr>
-          <w:rFonts w:ascii="Times New Roman" w:cs="Times New Roman" w:eastAsia="宋体" w:hAnsi="Times New Roman"/>
-          <w:color w:val="000000"/>
-          <w:sz w:val="21"/>
-          <w:szCs w:val="21"/>
-        </w:rPr>
-        <w:t xml:space="preserve">O 120～150 kg/hm</w:t>
-      </w:r>
-      <w:r>
-        <w:rPr>
-          <w:rFonts w:ascii="Times New Roman" w:cs="Times New Roman" w:eastAsia="宋体" w:hAnsi="Times New Roman"/>
-          <w:color w:val="000000"/>
-          <w:sz w:val="21"/>
-          <w:szCs w:val="21"/>
-          <w:vertAlign w:val="superscript"/>
-        </w:rPr>
-        <w:t xml:space="preserve">2</w:t>
-      </w:r>
-      <w:r>
-        <w:rPr>
-          <w:rFonts w:ascii="Times New Roman" w:cs="Times New Roman" w:eastAsia="宋体" w:hAnsi="Times New Roman"/>
-          <w:color w:val="000000"/>
-          <w:sz w:val="21"/>
-          <w:szCs w:val="21"/>
-        </w:rPr>
-        <w:t xml:space="preserve">）</w:t>
-      </w:r>
-      <w:r>
-        <w:rPr>
-          <w:rFonts w:ascii="Times New Roman" w:cs="Times New Roman" w:eastAsia="宋体" w:hAnsi="Times New Roman"/>
-          <w:color w:val="000000"/>
-          <w:sz w:val="21"/>
-          <w:szCs w:val="21"/>
-          <w:vertAlign w:val="superscript"/>
-        </w:rPr>
-        <w:t xml:space="preserve">[7,9]</w:t>
-      </w:r>
-      <w:r>
-        <w:rPr>
-          <w:rFonts w:ascii="Times New Roman" w:cs="Times New Roman" w:eastAsia="宋体" w:hAnsi="Times New Roman"/>
-          <w:color w:val="000000"/>
-          <w:sz w:val="21"/>
-          <w:szCs w:val="21"/>
-        </w:rPr>
-        <w:t xml:space="preserve">，故本试验实际考察的是常规推荐量及以上区间的肥料效应。小区面积30 m</w:t>
-      </w:r>
-      <w:r>
-        <w:rPr>
-          <w:rFonts w:ascii="Times New Roman" w:cs="Times New Roman" w:eastAsia="宋体" w:hAnsi="Times New Roman"/>
-          <w:color w:val="000000"/>
-          <w:sz w:val="21"/>
-          <w:szCs w:val="21"/>
-          <w:vertAlign w:val="superscript"/>
-        </w:rPr>
-        <w:t xml:space="preserve">2</w:t>
-      </w:r>
-      <w:r>
-        <w:rPr>
-          <w:rFonts w:ascii="Times New Roman" w:cs="Times New Roman" w:eastAsia="宋体" w:hAnsi="Times New Roman"/>
-          <w:color w:val="000000"/>
-          <w:sz w:val="21"/>
-          <w:szCs w:val="21"/>
-        </w:rPr>
-        <w:t xml:space="preserve">（长10 m、宽3 m），分2排布置、随机排列，不设重复，因而无法通过区组校正田间肥力梯度。小区间人工筑埂并覆膜以防肥水串渗，四周设保护行与排灌沟，各小区单排单灌。</w:t>
+        <w:t xml:space="preserve">，分2排随机排列，不设重复，无法通过区组校正田间肥力梯度；小区间筑埂覆膜以防肥水串渗，四周设保护行与排灌沟。</w:t>
       </w:r>
     </w:p>
     <w:p>
@@ -1702,14 +1075,11 @@
         </w:tblBorders>
       </w:tblPr>
       <w:tblGrid>
-        <w:gridCol w:w="1187"/>
-        <w:gridCol w:w="1403"/>
-        <w:gridCol w:w="863"/>
-        <w:gridCol w:w="863"/>
-        <w:gridCol w:w="863"/>
-        <w:gridCol w:w="1295"/>
-        <w:gridCol w:w="1295"/>
-        <w:gridCol w:w="1295"/>
+        <w:gridCol w:w="1490"/>
+        <w:gridCol w:w="1987"/>
+        <w:gridCol w:w="1863"/>
+        <w:gridCol w:w="1863"/>
+        <w:gridCol w:w="1863"/>
       </w:tblGrid>
       <w:tr>
         <w:trPr>
@@ -1718,7 +1088,7 @@
         </w:trPr>
         <w:tc>
           <w:tcPr>
-            <w:tcW w:type="dxa" w:w="1187"/>
+            <w:tcW w:type="dxa" w:w="1490"/>
             <w:vMerge w:val="restart"/>
             <w:tcBorders>
               <w:top w:val="single" w:color="000000" w:sz="12"/>
@@ -1754,7 +1124,7 @@
         </w:tc>
         <w:tc>
           <w:tcPr>
-            <w:tcW w:type="dxa" w:w="1403"/>
+            <w:tcW w:type="dxa" w:w="1987"/>
             <w:vMerge w:val="restart"/>
             <w:tcBorders>
               <w:top w:val="single" w:color="000000" w:sz="12"/>
@@ -1790,43 +1160,7 @@
         </w:tc>
         <w:tc>
           <w:tcPr>
-            <w:tcW w:type="dxa" w:w="2589"/>
-            <w:gridSpan w:val="3"/>
-            <w:tcBorders>
-              <w:top w:val="single" w:color="000000" w:sz="12"/>
-              <w:left w:val="none" w:color="FFFFFF" w:sz="0"/>
-              <w:bottom w:val="none" w:color="FFFFFF" w:sz="0"/>
-              <w:right w:val="none" w:color="FFFFFF" w:sz="0"/>
-            </w:tcBorders>
-            <w:tcMar>
-              <w:top w:type="dxa" w:w="20"/>
-              <w:left w:type="dxa" w:w="40"/>
-              <w:bottom w:type="dxa" w:w="20"/>
-              <w:right w:type="dxa" w:w="40"/>
-            </w:tcMar>
-            <w:vAlign w:val="center"/>
-          </w:tcPr>
-          <w:p>
-            <w:pPr>
-              <w:keepNext/>
-              <w:keepLines/>
-              <w:spacing w:after="0" w:before="0" w:line="240" w:lineRule="auto"/>
-              <w:jc w:val="center"/>
-            </w:pPr>
-            <w:r>
-              <w:rPr>
-                <w:rFonts w:ascii="Times New Roman" w:cs="Times New Roman" w:eastAsia="宋体" w:hAnsi="Times New Roman"/>
-                <w:color w:val="000000"/>
-                <w:sz w:val="18"/>
-                <w:szCs w:val="18"/>
-              </w:rPr>
-              <w:t xml:space="preserve">施肥水平</w:t>
-            </w:r>
-          </w:p>
-        </w:tc>
-        <w:tc>
-          <w:tcPr>
-            <w:tcW w:type="dxa" w:w="3885"/>
+            <w:tcW w:type="dxa" w:w="5589"/>
             <w:gridSpan w:val="3"/>
             <w:tcBorders>
               <w:top w:val="single" w:color="000000" w:sz="12"/>
@@ -1911,7 +1245,7 @@
         </w:tc>
         <w:tc>
           <w:tcPr>
-            <w:tcW w:type="dxa" w:w="863"/>
+            <w:tcW w:type="dxa" w:w="1863"/>
             <w:tcBorders>
               <w:top w:val="none" w:color="FFFFFF" w:sz="0"/>
               <w:left w:val="none" w:color="FFFFFF" w:sz="0"/>
@@ -1946,7 +1280,7 @@
         </w:tc>
         <w:tc>
           <w:tcPr>
-            <w:tcW w:type="dxa" w:w="863"/>
+            <w:tcW w:type="dxa" w:w="1863"/>
             <w:tcBorders>
               <w:top w:val="none" w:color="FFFFFF" w:sz="0"/>
               <w:left w:val="none" w:color="FFFFFF" w:sz="0"/>
@@ -2010,160 +1344,7 @@
         </w:tc>
         <w:tc>
           <w:tcPr>
-            <w:tcW w:type="dxa" w:w="863"/>
-            <w:tcBorders>
-              <w:top w:val="none" w:color="FFFFFF" w:sz="0"/>
-              <w:left w:val="none" w:color="FFFFFF" w:sz="0"/>
-              <w:bottom w:val="single" w:color="000000" w:sz="6"/>
-              <w:right w:val="none" w:color="FFFFFF" w:sz="0"/>
-            </w:tcBorders>
-            <w:tcMar>
-              <w:top w:type="dxa" w:w="20"/>
-              <w:left w:type="dxa" w:w="40"/>
-              <w:bottom w:type="dxa" w:w="20"/>
-              <w:right w:type="dxa" w:w="40"/>
-            </w:tcMar>
-            <w:vAlign w:val="center"/>
-          </w:tcPr>
-          <w:p>
-            <w:pPr>
-              <w:keepNext/>
-              <w:keepLines/>
-              <w:spacing w:after="0" w:before="0" w:line="240" w:lineRule="auto"/>
-              <w:jc w:val="center"/>
-            </w:pPr>
-            <w:r>
-              <w:rPr>
-                <w:rFonts w:ascii="Times New Roman" w:cs="Times New Roman" w:eastAsia="宋体" w:hAnsi="Times New Roman"/>
-                <w:color w:val="000000"/>
-                <w:sz w:val="18"/>
-                <w:szCs w:val="18"/>
-              </w:rPr>
-              <w:t xml:space="preserve">K</w:t>
-            </w:r>
-            <w:r>
-              <w:rPr>
-                <w:rFonts w:ascii="Times New Roman" w:cs="Times New Roman" w:eastAsia="宋体" w:hAnsi="Times New Roman"/>
-                <w:color w:val="000000"/>
-                <w:sz w:val="18"/>
-                <w:szCs w:val="18"/>
-                <w:vertAlign w:val="subscript"/>
-              </w:rPr>
-              <w:t xml:space="preserve">2</w:t>
-            </w:r>
-            <w:r>
-              <w:rPr>
-                <w:rFonts w:ascii="Times New Roman" w:cs="Times New Roman" w:eastAsia="宋体" w:hAnsi="Times New Roman"/>
-                <w:color w:val="000000"/>
-                <w:sz w:val="18"/>
-                <w:szCs w:val="18"/>
-              </w:rPr>
-              <w:t xml:space="preserve">O</w:t>
-            </w:r>
-          </w:p>
-        </w:tc>
-        <w:tc>
-          <w:tcPr>
-            <w:tcW w:type="dxa" w:w="1295"/>
-            <w:tcBorders>
-              <w:top w:val="none" w:color="FFFFFF" w:sz="0"/>
-              <w:left w:val="none" w:color="FFFFFF" w:sz="0"/>
-              <w:bottom w:val="single" w:color="000000" w:sz="6"/>
-              <w:right w:val="none" w:color="FFFFFF" w:sz="0"/>
-            </w:tcBorders>
-            <w:tcMar>
-              <w:top w:type="dxa" w:w="20"/>
-              <w:left w:type="dxa" w:w="40"/>
-              <w:bottom w:type="dxa" w:w="20"/>
-              <w:right w:type="dxa" w:w="40"/>
-            </w:tcMar>
-            <w:vAlign w:val="center"/>
-          </w:tcPr>
-          <w:p>
-            <w:pPr>
-              <w:keepNext/>
-              <w:keepLines/>
-              <w:spacing w:after="0" w:before="0" w:line="240" w:lineRule="auto"/>
-              <w:jc w:val="center"/>
-            </w:pPr>
-            <w:r>
-              <w:rPr>
-                <w:rFonts w:ascii="Times New Roman" w:cs="Times New Roman" w:eastAsia="宋体" w:hAnsi="Times New Roman"/>
-                <w:color w:val="000000"/>
-                <w:sz w:val="18"/>
-                <w:szCs w:val="18"/>
-              </w:rPr>
-              <w:t xml:space="preserve">N</w:t>
-            </w:r>
-          </w:p>
-        </w:tc>
-        <w:tc>
-          <w:tcPr>
-            <w:tcW w:type="dxa" w:w="1295"/>
-            <w:tcBorders>
-              <w:top w:val="none" w:color="FFFFFF" w:sz="0"/>
-              <w:left w:val="none" w:color="FFFFFF" w:sz="0"/>
-              <w:bottom w:val="single" w:color="000000" w:sz="6"/>
-              <w:right w:val="none" w:color="FFFFFF" w:sz="0"/>
-            </w:tcBorders>
-            <w:tcMar>
-              <w:top w:type="dxa" w:w="20"/>
-              <w:left w:type="dxa" w:w="40"/>
-              <w:bottom w:type="dxa" w:w="20"/>
-              <w:right w:type="dxa" w:w="40"/>
-            </w:tcMar>
-            <w:vAlign w:val="center"/>
-          </w:tcPr>
-          <w:p>
-            <w:pPr>
-              <w:keepNext/>
-              <w:keepLines/>
-              <w:spacing w:after="0" w:before="0" w:line="240" w:lineRule="auto"/>
-              <w:jc w:val="center"/>
-            </w:pPr>
-            <w:r>
-              <w:rPr>
-                <w:rFonts w:ascii="Times New Roman" w:cs="Times New Roman" w:eastAsia="宋体" w:hAnsi="Times New Roman"/>
-                <w:color w:val="000000"/>
-                <w:sz w:val="18"/>
-                <w:szCs w:val="18"/>
-              </w:rPr>
-              <w:t xml:space="preserve">P</w:t>
-            </w:r>
-            <w:r>
-              <w:rPr>
-                <w:rFonts w:ascii="Times New Roman" w:cs="Times New Roman" w:eastAsia="宋体" w:hAnsi="Times New Roman"/>
-                <w:color w:val="000000"/>
-                <w:sz w:val="18"/>
-                <w:szCs w:val="18"/>
-                <w:vertAlign w:val="subscript"/>
-              </w:rPr>
-              <w:t xml:space="preserve">2</w:t>
-            </w:r>
-            <w:r>
-              <w:rPr>
-                <w:rFonts w:ascii="Times New Roman" w:cs="Times New Roman" w:eastAsia="宋体" w:hAnsi="Times New Roman"/>
-                <w:color w:val="000000"/>
-                <w:sz w:val="18"/>
-                <w:szCs w:val="18"/>
-              </w:rPr>
-              <w:t xml:space="preserve">O</w:t>
-            </w:r>
-            <w:r>
-              <w:rPr>
-                <w:rFonts w:ascii="Times New Roman" w:cs="Times New Roman" w:eastAsia="宋体" w:hAnsi="Times New Roman"/>
-                <w:color w:val="000000"/>
-                <w:sz w:val="18"/>
-                <w:szCs w:val="18"/>
-                <w:vertAlign w:val="subscript"/>
-              </w:rPr>
-              <w:t xml:space="preserve">5</w:t>
-            </w:r>
-          </w:p>
-        </w:tc>
-        <w:tc>
-          <w:tcPr>
-            <w:tcW w:type="dxa" w:w="1295"/>
+            <w:tcW w:type="dxa" w:w="1863"/>
             <w:tcBorders>
               <w:top w:val="none" w:color="FFFFFF" w:sz="0"/>
               <w:left w:val="none" w:color="FFFFFF" w:sz="0"/>
@@ -2223,7 +1404,7 @@
         </w:trPr>
         <w:tc>
           <w:tcPr>
-            <w:tcW w:type="dxa" w:w="1187"/>
+            <w:tcW w:type="dxa" w:w="1490"/>
             <w:tcBorders>
               <w:top w:val="none" w:color="FFFFFF" w:sz="0"/>
               <w:left w:val="none" w:color="FFFFFF" w:sz="0"/>
@@ -2258,7 +1439,7 @@
         </w:tc>
         <w:tc>
           <w:tcPr>
-            <w:tcW w:type="dxa" w:w="1403"/>
+            <w:tcW w:type="dxa" w:w="1987"/>
             <w:tcBorders>
               <w:top w:val="none" w:color="FFFFFF" w:sz="0"/>
               <w:left w:val="none" w:color="FFFFFF" w:sz="0"/>
@@ -2341,112 +1522,7 @@
         </w:tc>
         <w:tc>
           <w:tcPr>
-            <w:tcW w:type="dxa" w:w="863"/>
-            <w:tcBorders>
-              <w:top w:val="none" w:color="FFFFFF" w:sz="0"/>
-              <w:left w:val="none" w:color="FFFFFF" w:sz="0"/>
-              <w:bottom w:val="none" w:color="FFFFFF" w:sz="0"/>
-              <w:right w:val="none" w:color="FFFFFF" w:sz="0"/>
-            </w:tcBorders>
-            <w:tcMar>
-              <w:top w:type="dxa" w:w="20"/>
-              <w:left w:type="dxa" w:w="40"/>
-              <w:bottom w:type="dxa" w:w="20"/>
-              <w:right w:type="dxa" w:w="40"/>
-            </w:tcMar>
-            <w:vAlign w:val="center"/>
-          </w:tcPr>
-          <w:p>
-            <w:pPr>
-              <w:keepNext/>
-              <w:keepLines/>
-              <w:spacing w:after="0" w:before="0" w:line="240" w:lineRule="auto"/>
-              <w:jc w:val="center"/>
-            </w:pPr>
-            <w:r>
-              <w:rPr>
-                <w:rFonts w:ascii="Times New Roman" w:cs="Times New Roman" w:eastAsia="宋体" w:hAnsi="Times New Roman"/>
-                <w:color w:val="000000"/>
-                <w:sz w:val="18"/>
-                <w:szCs w:val="18"/>
-              </w:rPr>
-              <w:t xml:space="preserve">0</w:t>
-            </w:r>
-          </w:p>
-        </w:tc>
-        <w:tc>
-          <w:tcPr>
-            <w:tcW w:type="dxa" w:w="863"/>
-            <w:tcBorders>
-              <w:top w:val="none" w:color="FFFFFF" w:sz="0"/>
-              <w:left w:val="none" w:color="FFFFFF" w:sz="0"/>
-              <w:bottom w:val="none" w:color="FFFFFF" w:sz="0"/>
-              <w:right w:val="none" w:color="FFFFFF" w:sz="0"/>
-            </w:tcBorders>
-            <w:tcMar>
-              <w:top w:type="dxa" w:w="20"/>
-              <w:left w:type="dxa" w:w="40"/>
-              <w:bottom w:type="dxa" w:w="20"/>
-              <w:right w:type="dxa" w:w="40"/>
-            </w:tcMar>
-            <w:vAlign w:val="center"/>
-          </w:tcPr>
-          <w:p>
-            <w:pPr>
-              <w:keepNext/>
-              <w:keepLines/>
-              <w:spacing w:after="0" w:before="0" w:line="240" w:lineRule="auto"/>
-              <w:jc w:val="center"/>
-            </w:pPr>
-            <w:r>
-              <w:rPr>
-                <w:rFonts w:ascii="Times New Roman" w:cs="Times New Roman" w:eastAsia="宋体" w:hAnsi="Times New Roman"/>
-                <w:color w:val="000000"/>
-                <w:sz w:val="18"/>
-                <w:szCs w:val="18"/>
-              </w:rPr>
-              <w:t xml:space="preserve">0</w:t>
-            </w:r>
-          </w:p>
-        </w:tc>
-        <w:tc>
-          <w:tcPr>
-            <w:tcW w:type="dxa" w:w="863"/>
-            <w:tcBorders>
-              <w:top w:val="none" w:color="FFFFFF" w:sz="0"/>
-              <w:left w:val="none" w:color="FFFFFF" w:sz="0"/>
-              <w:bottom w:val="none" w:color="FFFFFF" w:sz="0"/>
-              <w:right w:val="none" w:color="FFFFFF" w:sz="0"/>
-            </w:tcBorders>
-            <w:tcMar>
-              <w:top w:type="dxa" w:w="20"/>
-              <w:left w:type="dxa" w:w="40"/>
-              <w:bottom w:type="dxa" w:w="20"/>
-              <w:right w:type="dxa" w:w="40"/>
-            </w:tcMar>
-            <w:vAlign w:val="center"/>
-          </w:tcPr>
-          <w:p>
-            <w:pPr>
-              <w:keepNext/>
-              <w:keepLines/>
-              <w:spacing w:after="0" w:before="0" w:line="240" w:lineRule="auto"/>
-              <w:jc w:val="center"/>
-            </w:pPr>
-            <w:r>
-              <w:rPr>
-                <w:rFonts w:ascii="Times New Roman" w:cs="Times New Roman" w:eastAsia="宋体" w:hAnsi="Times New Roman"/>
-                <w:color w:val="000000"/>
-                <w:sz w:val="18"/>
-                <w:szCs w:val="18"/>
-              </w:rPr>
-              <w:t xml:space="preserve">0</w:t>
-            </w:r>
-          </w:p>
-        </w:tc>
-        <w:tc>
-          <w:tcPr>
-            <w:tcW w:type="dxa" w:w="1295"/>
+            <w:tcW w:type="dxa" w:w="1863"/>
             <w:tcBorders>
               <w:top w:val="none" w:color="FFFFFF" w:sz="0"/>
               <w:left w:val="none" w:color="FFFFFF" w:sz="0"/>
@@ -2481,7 +1557,7 @@
         </w:tc>
         <w:tc>
           <w:tcPr>
-            <w:tcW w:type="dxa" w:w="1295"/>
+            <w:tcW w:type="dxa" w:w="1863"/>
             <w:tcBorders>
               <w:top w:val="none" w:color="FFFFFF" w:sz="0"/>
               <w:left w:val="none" w:color="FFFFFF" w:sz="0"/>
@@ -2516,7 +1592,7 @@
         </w:tc>
         <w:tc>
           <w:tcPr>
-            <w:tcW w:type="dxa" w:w="1295"/>
+            <w:tcW w:type="dxa" w:w="1863"/>
             <w:tcBorders>
               <w:top w:val="none" w:color="FFFFFF" w:sz="0"/>
               <w:left w:val="none" w:color="FFFFFF" w:sz="0"/>
@@ -2557,7 +1633,7 @@
         </w:trPr>
         <w:tc>
           <w:tcPr>
-            <w:tcW w:type="dxa" w:w="1187"/>
+            <w:tcW w:type="dxa" w:w="1490"/>
             <w:tcBorders>
               <w:top w:val="none" w:color="FFFFFF" w:sz="0"/>
               <w:left w:val="none" w:color="FFFFFF" w:sz="0"/>
@@ -2592,7 +1668,7 @@
         </w:tc>
         <w:tc>
           <w:tcPr>
-            <w:tcW w:type="dxa" w:w="1403"/>
+            <w:tcW w:type="dxa" w:w="1987"/>
             <w:tcBorders>
               <w:top w:val="none" w:color="FFFFFF" w:sz="0"/>
               <w:left w:val="none" w:color="FFFFFF" w:sz="0"/>
@@ -2675,112 +1751,7 @@
         </w:tc>
         <w:tc>
           <w:tcPr>
-            <w:tcW w:type="dxa" w:w="863"/>
-            <w:tcBorders>
-              <w:top w:val="none" w:color="FFFFFF" w:sz="0"/>
-              <w:left w:val="none" w:color="FFFFFF" w:sz="0"/>
-              <w:bottom w:val="none" w:color="FFFFFF" w:sz="0"/>
-              <w:right w:val="none" w:color="FFFFFF" w:sz="0"/>
-            </w:tcBorders>
-            <w:tcMar>
-              <w:top w:type="dxa" w:w="20"/>
-              <w:left w:type="dxa" w:w="40"/>
-              <w:bottom w:type="dxa" w:w="20"/>
-              <w:right w:type="dxa" w:w="40"/>
-            </w:tcMar>
-            <w:vAlign w:val="center"/>
-          </w:tcPr>
-          <w:p>
-            <w:pPr>
-              <w:keepNext/>
-              <w:keepLines/>
-              <w:spacing w:after="0" w:before="0" w:line="240" w:lineRule="auto"/>
-              <w:jc w:val="center"/>
-            </w:pPr>
-            <w:r>
-              <w:rPr>
-                <w:rFonts w:ascii="Times New Roman" w:cs="Times New Roman" w:eastAsia="宋体" w:hAnsi="Times New Roman"/>
-                <w:color w:val="000000"/>
-                <w:sz w:val="18"/>
-                <w:szCs w:val="18"/>
-              </w:rPr>
-              <w:t xml:space="preserve">0</w:t>
-            </w:r>
-          </w:p>
-        </w:tc>
-        <w:tc>
-          <w:tcPr>
-            <w:tcW w:type="dxa" w:w="863"/>
-            <w:tcBorders>
-              <w:top w:val="none" w:color="FFFFFF" w:sz="0"/>
-              <w:left w:val="none" w:color="FFFFFF" w:sz="0"/>
-              <w:bottom w:val="none" w:color="FFFFFF" w:sz="0"/>
-              <w:right w:val="none" w:color="FFFFFF" w:sz="0"/>
-            </w:tcBorders>
-            <w:tcMar>
-              <w:top w:type="dxa" w:w="20"/>
-              <w:left w:type="dxa" w:w="40"/>
-              <w:bottom w:type="dxa" w:w="20"/>
-              <w:right w:type="dxa" w:w="40"/>
-            </w:tcMar>
-            <w:vAlign w:val="center"/>
-          </w:tcPr>
-          <w:p>
-            <w:pPr>
-              <w:keepNext/>
-              <w:keepLines/>
-              <w:spacing w:after="0" w:before="0" w:line="240" w:lineRule="auto"/>
-              <w:jc w:val="center"/>
-            </w:pPr>
-            <w:r>
-              <w:rPr>
-                <w:rFonts w:ascii="Times New Roman" w:cs="Times New Roman" w:eastAsia="宋体" w:hAnsi="Times New Roman"/>
-                <w:color w:val="000000"/>
-                <w:sz w:val="18"/>
-                <w:szCs w:val="18"/>
-              </w:rPr>
-              <w:t xml:space="preserve">2</w:t>
-            </w:r>
-          </w:p>
-        </w:tc>
-        <w:tc>
-          <w:tcPr>
-            <w:tcW w:type="dxa" w:w="863"/>
-            <w:tcBorders>
-              <w:top w:val="none" w:color="FFFFFF" w:sz="0"/>
-              <w:left w:val="none" w:color="FFFFFF" w:sz="0"/>
-              <w:bottom w:val="none" w:color="FFFFFF" w:sz="0"/>
-              <w:right w:val="none" w:color="FFFFFF" w:sz="0"/>
-            </w:tcBorders>
-            <w:tcMar>
-              <w:top w:type="dxa" w:w="20"/>
-              <w:left w:type="dxa" w:w="40"/>
-              <w:bottom w:type="dxa" w:w="20"/>
-              <w:right w:type="dxa" w:w="40"/>
-            </w:tcMar>
-            <w:vAlign w:val="center"/>
-          </w:tcPr>
-          <w:p>
-            <w:pPr>
-              <w:keepNext/>
-              <w:keepLines/>
-              <w:spacing w:after="0" w:before="0" w:line="240" w:lineRule="auto"/>
-              <w:jc w:val="center"/>
-            </w:pPr>
-            <w:r>
-              <w:rPr>
-                <w:rFonts w:ascii="Times New Roman" w:cs="Times New Roman" w:eastAsia="宋体" w:hAnsi="Times New Roman"/>
-                <w:color w:val="000000"/>
-                <w:sz w:val="18"/>
-                <w:szCs w:val="18"/>
-              </w:rPr>
-              <w:t xml:space="preserve">2</w:t>
-            </w:r>
-          </w:p>
-        </w:tc>
-        <w:tc>
-          <w:tcPr>
-            <w:tcW w:type="dxa" w:w="1295"/>
+            <w:tcW w:type="dxa" w:w="1863"/>
             <w:tcBorders>
               <w:top w:val="none" w:color="FFFFFF" w:sz="0"/>
               <w:left w:val="none" w:color="FFFFFF" w:sz="0"/>
@@ -2815,7 +1786,7 @@
         </w:tc>
         <w:tc>
           <w:tcPr>
-            <w:tcW w:type="dxa" w:w="1295"/>
+            <w:tcW w:type="dxa" w:w="1863"/>
             <w:tcBorders>
               <w:top w:val="none" w:color="FFFFFF" w:sz="0"/>
               <w:left w:val="none" w:color="FFFFFF" w:sz="0"/>
@@ -2850,7 +1821,7 @@
         </w:tc>
         <w:tc>
           <w:tcPr>
-            <w:tcW w:type="dxa" w:w="1295"/>
+            <w:tcW w:type="dxa" w:w="1863"/>
             <w:tcBorders>
               <w:top w:val="none" w:color="FFFFFF" w:sz="0"/>
               <w:left w:val="none" w:color="FFFFFF" w:sz="0"/>
@@ -2891,7 +1862,7 @@
         </w:trPr>
         <w:tc>
           <w:tcPr>
-            <w:tcW w:type="dxa" w:w="1187"/>
+            <w:tcW w:type="dxa" w:w="1490"/>
             <w:tcBorders>
               <w:top w:val="none" w:color="FFFFFF" w:sz="0"/>
               <w:left w:val="none" w:color="FFFFFF" w:sz="0"/>
@@ -2926,7 +1897,7 @@
         </w:tc>
         <w:tc>
           <w:tcPr>
-            <w:tcW w:type="dxa" w:w="1403"/>
+            <w:tcW w:type="dxa" w:w="1987"/>
             <w:tcBorders>
               <w:top w:val="none" w:color="FFFFFF" w:sz="0"/>
               <w:left w:val="none" w:color="FFFFFF" w:sz="0"/>
@@ -3009,112 +1980,7 @@
         </w:tc>
         <w:tc>
           <w:tcPr>
-            <w:tcW w:type="dxa" w:w="863"/>
-            <w:tcBorders>
-              <w:top w:val="none" w:color="FFFFFF" w:sz="0"/>
-              <w:left w:val="none" w:color="FFFFFF" w:sz="0"/>
-              <w:bottom w:val="none" w:color="FFFFFF" w:sz="0"/>
-              <w:right w:val="none" w:color="FFFFFF" w:sz="0"/>
-            </w:tcBorders>
-            <w:tcMar>
-              <w:top w:type="dxa" w:w="20"/>
-              <w:left w:type="dxa" w:w="40"/>
-              <w:bottom w:type="dxa" w:w="20"/>
-              <w:right w:type="dxa" w:w="40"/>
-            </w:tcMar>
-            <w:vAlign w:val="center"/>
-          </w:tcPr>
-          <w:p>
-            <w:pPr>
-              <w:keepNext/>
-              <w:keepLines/>
-              <w:spacing w:after="0" w:before="0" w:line="240" w:lineRule="auto"/>
-              <w:jc w:val="center"/>
-            </w:pPr>
-            <w:r>
-              <w:rPr>
-                <w:rFonts w:ascii="Times New Roman" w:cs="Times New Roman" w:eastAsia="宋体" w:hAnsi="Times New Roman"/>
-                <w:color w:val="000000"/>
-                <w:sz w:val="18"/>
-                <w:szCs w:val="18"/>
-              </w:rPr>
-              <w:t xml:space="preserve">1</w:t>
-            </w:r>
-          </w:p>
-        </w:tc>
-        <w:tc>
-          <w:tcPr>
-            <w:tcW w:type="dxa" w:w="863"/>
-            <w:tcBorders>
-              <w:top w:val="none" w:color="FFFFFF" w:sz="0"/>
-              <w:left w:val="none" w:color="FFFFFF" w:sz="0"/>
-              <w:bottom w:val="none" w:color="FFFFFF" w:sz="0"/>
-              <w:right w:val="none" w:color="FFFFFF" w:sz="0"/>
-            </w:tcBorders>
-            <w:tcMar>
-              <w:top w:type="dxa" w:w="20"/>
-              <w:left w:type="dxa" w:w="40"/>
-              <w:bottom w:type="dxa" w:w="20"/>
-              <w:right w:type="dxa" w:w="40"/>
-            </w:tcMar>
-            <w:vAlign w:val="center"/>
-          </w:tcPr>
-          <w:p>
-            <w:pPr>
-              <w:keepNext/>
-              <w:keepLines/>
-              <w:spacing w:after="0" w:before="0" w:line="240" w:lineRule="auto"/>
-              <w:jc w:val="center"/>
-            </w:pPr>
-            <w:r>
-              <w:rPr>
-                <w:rFonts w:ascii="Times New Roman" w:cs="Times New Roman" w:eastAsia="宋体" w:hAnsi="Times New Roman"/>
-                <w:color w:val="000000"/>
-                <w:sz w:val="18"/>
-                <w:szCs w:val="18"/>
-              </w:rPr>
-              <w:t xml:space="preserve">2</w:t>
-            </w:r>
-          </w:p>
-        </w:tc>
-        <w:tc>
-          <w:tcPr>
-            <w:tcW w:type="dxa" w:w="863"/>
-            <w:tcBorders>
-              <w:top w:val="none" w:color="FFFFFF" w:sz="0"/>
-              <w:left w:val="none" w:color="FFFFFF" w:sz="0"/>
-              <w:bottom w:val="none" w:color="FFFFFF" w:sz="0"/>
-              <w:right w:val="none" w:color="FFFFFF" w:sz="0"/>
-            </w:tcBorders>
-            <w:tcMar>
-              <w:top w:type="dxa" w:w="20"/>
-              <w:left w:type="dxa" w:w="40"/>
-              <w:bottom w:type="dxa" w:w="20"/>
-              <w:right w:type="dxa" w:w="40"/>
-            </w:tcMar>
-            <w:vAlign w:val="center"/>
-          </w:tcPr>
-          <w:p>
-            <w:pPr>
-              <w:keepNext/>
-              <w:keepLines/>
-              <w:spacing w:after="0" w:before="0" w:line="240" w:lineRule="auto"/>
-              <w:jc w:val="center"/>
-            </w:pPr>
-            <w:r>
-              <w:rPr>
-                <w:rFonts w:ascii="Times New Roman" w:cs="Times New Roman" w:eastAsia="宋体" w:hAnsi="Times New Roman"/>
-                <w:color w:val="000000"/>
-                <w:sz w:val="18"/>
-                <w:szCs w:val="18"/>
-              </w:rPr>
-              <w:t xml:space="preserve">2</w:t>
-            </w:r>
-          </w:p>
-        </w:tc>
-        <w:tc>
-          <w:tcPr>
-            <w:tcW w:type="dxa" w:w="1295"/>
+            <w:tcW w:type="dxa" w:w="1863"/>
             <w:tcBorders>
               <w:top w:val="none" w:color="FFFFFF" w:sz="0"/>
               <w:left w:val="none" w:color="FFFFFF" w:sz="0"/>
@@ -3149,7 +2015,7 @@
         </w:tc>
         <w:tc>
           <w:tcPr>
-            <w:tcW w:type="dxa" w:w="1295"/>
+            <w:tcW w:type="dxa" w:w="1863"/>
             <w:tcBorders>
               <w:top w:val="none" w:color="FFFFFF" w:sz="0"/>
               <w:left w:val="none" w:color="FFFFFF" w:sz="0"/>
@@ -3184,7 +2050,7 @@
         </w:tc>
         <w:tc>
           <w:tcPr>
-            <w:tcW w:type="dxa" w:w="1295"/>
+            <w:tcW w:type="dxa" w:w="1863"/>
             <w:tcBorders>
               <w:top w:val="none" w:color="FFFFFF" w:sz="0"/>
               <w:left w:val="none" w:color="FFFFFF" w:sz="0"/>
@@ -3225,7 +2091,7 @@
         </w:trPr>
         <w:tc>
           <w:tcPr>
-            <w:tcW w:type="dxa" w:w="1187"/>
+            <w:tcW w:type="dxa" w:w="1490"/>
             <w:tcBorders>
               <w:top w:val="none" w:color="FFFFFF" w:sz="0"/>
               <w:left w:val="none" w:color="FFFFFF" w:sz="0"/>
@@ -3260,7 +2126,7 @@
         </w:tc>
         <w:tc>
           <w:tcPr>
-            <w:tcW w:type="dxa" w:w="1403"/>
+            <w:tcW w:type="dxa" w:w="1987"/>
             <w:tcBorders>
               <w:top w:val="none" w:color="FFFFFF" w:sz="0"/>
               <w:left w:val="none" w:color="FFFFFF" w:sz="0"/>
@@ -3343,112 +2209,7 @@
         </w:tc>
         <w:tc>
           <w:tcPr>
-            <w:tcW w:type="dxa" w:w="863"/>
-            <w:tcBorders>
-              <w:top w:val="none" w:color="FFFFFF" w:sz="0"/>
-              <w:left w:val="none" w:color="FFFFFF" w:sz="0"/>
-              <w:bottom w:val="none" w:color="FFFFFF" w:sz="0"/>
-              <w:right w:val="none" w:color="FFFFFF" w:sz="0"/>
-            </w:tcBorders>
-            <w:tcMar>
-              <w:top w:type="dxa" w:w="20"/>
-              <w:left w:type="dxa" w:w="40"/>
-              <w:bottom w:type="dxa" w:w="20"/>
-              <w:right w:type="dxa" w:w="40"/>
-            </w:tcMar>
-            <w:vAlign w:val="center"/>
-          </w:tcPr>
-          <w:p>
-            <w:pPr>
-              <w:keepNext/>
-              <w:keepLines/>
-              <w:spacing w:after="0" w:before="0" w:line="240" w:lineRule="auto"/>
-              <w:jc w:val="center"/>
-            </w:pPr>
-            <w:r>
-              <w:rPr>
-                <w:rFonts w:ascii="Times New Roman" w:cs="Times New Roman" w:eastAsia="宋体" w:hAnsi="Times New Roman"/>
-                <w:color w:val="000000"/>
-                <w:sz w:val="18"/>
-                <w:szCs w:val="18"/>
-              </w:rPr>
-              <w:t xml:space="preserve">2</w:t>
-            </w:r>
-          </w:p>
-        </w:tc>
-        <w:tc>
-          <w:tcPr>
-            <w:tcW w:type="dxa" w:w="863"/>
-            <w:tcBorders>
-              <w:top w:val="none" w:color="FFFFFF" w:sz="0"/>
-              <w:left w:val="none" w:color="FFFFFF" w:sz="0"/>
-              <w:bottom w:val="none" w:color="FFFFFF" w:sz="0"/>
-              <w:right w:val="none" w:color="FFFFFF" w:sz="0"/>
-            </w:tcBorders>
-            <w:tcMar>
-              <w:top w:type="dxa" w:w="20"/>
-              <w:left w:type="dxa" w:w="40"/>
-              <w:bottom w:type="dxa" w:w="20"/>
-              <w:right w:type="dxa" w:w="40"/>
-            </w:tcMar>
-            <w:vAlign w:val="center"/>
-          </w:tcPr>
-          <w:p>
-            <w:pPr>
-              <w:keepNext/>
-              <w:keepLines/>
-              <w:spacing w:after="0" w:before="0" w:line="240" w:lineRule="auto"/>
-              <w:jc w:val="center"/>
-            </w:pPr>
-            <w:r>
-              <w:rPr>
-                <w:rFonts w:ascii="Times New Roman" w:cs="Times New Roman" w:eastAsia="宋体" w:hAnsi="Times New Roman"/>
-                <w:color w:val="000000"/>
-                <w:sz w:val="18"/>
-                <w:szCs w:val="18"/>
-              </w:rPr>
-              <w:t xml:space="preserve">0</w:t>
-            </w:r>
-          </w:p>
-        </w:tc>
-        <w:tc>
-          <w:tcPr>
-            <w:tcW w:type="dxa" w:w="863"/>
-            <w:tcBorders>
-              <w:top w:val="none" w:color="FFFFFF" w:sz="0"/>
-              <w:left w:val="none" w:color="FFFFFF" w:sz="0"/>
-              <w:bottom w:val="none" w:color="FFFFFF" w:sz="0"/>
-              <w:right w:val="none" w:color="FFFFFF" w:sz="0"/>
-            </w:tcBorders>
-            <w:tcMar>
-              <w:top w:type="dxa" w:w="20"/>
-              <w:left w:type="dxa" w:w="40"/>
-              <w:bottom w:type="dxa" w:w="20"/>
-              <w:right w:type="dxa" w:w="40"/>
-            </w:tcMar>
-            <w:vAlign w:val="center"/>
-          </w:tcPr>
-          <w:p>
-            <w:pPr>
-              <w:keepNext/>
-              <w:keepLines/>
-              <w:spacing w:after="0" w:before="0" w:line="240" w:lineRule="auto"/>
-              <w:jc w:val="center"/>
-            </w:pPr>
-            <w:r>
-              <w:rPr>
-                <w:rFonts w:ascii="Times New Roman" w:cs="Times New Roman" w:eastAsia="宋体" w:hAnsi="Times New Roman"/>
-                <w:color w:val="000000"/>
-                <w:sz w:val="18"/>
-                <w:szCs w:val="18"/>
-              </w:rPr>
-              <w:t xml:space="preserve">2</w:t>
-            </w:r>
-          </w:p>
-        </w:tc>
-        <w:tc>
-          <w:tcPr>
-            <w:tcW w:type="dxa" w:w="1295"/>
+            <w:tcW w:type="dxa" w:w="1863"/>
             <w:tcBorders>
               <w:top w:val="none" w:color="FFFFFF" w:sz="0"/>
               <w:left w:val="none" w:color="FFFFFF" w:sz="0"/>
@@ -3483,7 +2244,7 @@
         </w:tc>
         <w:tc>
           <w:tcPr>
-            <w:tcW w:type="dxa" w:w="1295"/>
+            <w:tcW w:type="dxa" w:w="1863"/>
             <w:tcBorders>
               <w:top w:val="none" w:color="FFFFFF" w:sz="0"/>
               <w:left w:val="none" w:color="FFFFFF" w:sz="0"/>
@@ -3518,7 +2279,7 @@
         </w:tc>
         <w:tc>
           <w:tcPr>
-            <w:tcW w:type="dxa" w:w="1295"/>
+            <w:tcW w:type="dxa" w:w="1863"/>
             <w:tcBorders>
               <w:top w:val="none" w:color="FFFFFF" w:sz="0"/>
               <w:left w:val="none" w:color="FFFFFF" w:sz="0"/>
@@ -3559,7 +2320,7 @@
         </w:trPr>
         <w:tc>
           <w:tcPr>
-            <w:tcW w:type="dxa" w:w="1187"/>
+            <w:tcW w:type="dxa" w:w="1490"/>
             <w:tcBorders>
               <w:top w:val="none" w:color="FFFFFF" w:sz="0"/>
               <w:left w:val="none" w:color="FFFFFF" w:sz="0"/>
@@ -3594,7 +2355,7 @@
         </w:tc>
         <w:tc>
           <w:tcPr>
-            <w:tcW w:type="dxa" w:w="1403"/>
+            <w:tcW w:type="dxa" w:w="1987"/>
             <w:tcBorders>
               <w:top w:val="none" w:color="FFFFFF" w:sz="0"/>
               <w:left w:val="none" w:color="FFFFFF" w:sz="0"/>
@@ -3677,112 +2438,7 @@
         </w:tc>
         <w:tc>
           <w:tcPr>
-            <w:tcW w:type="dxa" w:w="863"/>
-            <w:tcBorders>
-              <w:top w:val="none" w:color="FFFFFF" w:sz="0"/>
-              <w:left w:val="none" w:color="FFFFFF" w:sz="0"/>
-              <w:bottom w:val="none" w:color="FFFFFF" w:sz="0"/>
-              <w:right w:val="none" w:color="FFFFFF" w:sz="0"/>
-            </w:tcBorders>
-            <w:tcMar>
-              <w:top w:type="dxa" w:w="20"/>
-              <w:left w:type="dxa" w:w="40"/>
-              <w:bottom w:type="dxa" w:w="20"/>
-              <w:right w:type="dxa" w:w="40"/>
-            </w:tcMar>
-            <w:vAlign w:val="center"/>
-          </w:tcPr>
-          <w:p>
-            <w:pPr>
-              <w:keepNext/>
-              <w:keepLines/>
-              <w:spacing w:after="0" w:before="0" w:line="240" w:lineRule="auto"/>
-              <w:jc w:val="center"/>
-            </w:pPr>
-            <w:r>
-              <w:rPr>
-                <w:rFonts w:ascii="Times New Roman" w:cs="Times New Roman" w:eastAsia="宋体" w:hAnsi="Times New Roman"/>
-                <w:color w:val="000000"/>
-                <w:sz w:val="18"/>
-                <w:szCs w:val="18"/>
-              </w:rPr>
-              <w:t xml:space="preserve">2</w:t>
-            </w:r>
-          </w:p>
-        </w:tc>
-        <w:tc>
-          <w:tcPr>
-            <w:tcW w:type="dxa" w:w="863"/>
-            <w:tcBorders>
-              <w:top w:val="none" w:color="FFFFFF" w:sz="0"/>
-              <w:left w:val="none" w:color="FFFFFF" w:sz="0"/>
-              <w:bottom w:val="none" w:color="FFFFFF" w:sz="0"/>
-              <w:right w:val="none" w:color="FFFFFF" w:sz="0"/>
-            </w:tcBorders>
-            <w:tcMar>
-              <w:top w:type="dxa" w:w="20"/>
-              <w:left w:type="dxa" w:w="40"/>
-              <w:bottom w:type="dxa" w:w="20"/>
-              <w:right w:type="dxa" w:w="40"/>
-            </w:tcMar>
-            <w:vAlign w:val="center"/>
-          </w:tcPr>
-          <w:p>
-            <w:pPr>
-              <w:keepNext/>
-              <w:keepLines/>
-              <w:spacing w:after="0" w:before="0" w:line="240" w:lineRule="auto"/>
-              <w:jc w:val="center"/>
-            </w:pPr>
-            <w:r>
-              <w:rPr>
-                <w:rFonts w:ascii="Times New Roman" w:cs="Times New Roman" w:eastAsia="宋体" w:hAnsi="Times New Roman"/>
-                <w:color w:val="000000"/>
-                <w:sz w:val="18"/>
-                <w:szCs w:val="18"/>
-              </w:rPr>
-              <w:t xml:space="preserve">1</w:t>
-            </w:r>
-          </w:p>
-        </w:tc>
-        <w:tc>
-          <w:tcPr>
-            <w:tcW w:type="dxa" w:w="863"/>
-            <w:tcBorders>
-              <w:top w:val="none" w:color="FFFFFF" w:sz="0"/>
-              <w:left w:val="none" w:color="FFFFFF" w:sz="0"/>
-              <w:bottom w:val="none" w:color="FFFFFF" w:sz="0"/>
-              <w:right w:val="none" w:color="FFFFFF" w:sz="0"/>
-            </w:tcBorders>
-            <w:tcMar>
-              <w:top w:type="dxa" w:w="20"/>
-              <w:left w:type="dxa" w:w="40"/>
-              <w:bottom w:type="dxa" w:w="20"/>
-              <w:right w:type="dxa" w:w="40"/>
-            </w:tcMar>
-            <w:vAlign w:val="center"/>
-          </w:tcPr>
-          <w:p>
-            <w:pPr>
-              <w:keepNext/>
-              <w:keepLines/>
-              <w:spacing w:after="0" w:before="0" w:line="240" w:lineRule="auto"/>
-              <w:jc w:val="center"/>
-            </w:pPr>
-            <w:r>
-              <w:rPr>
-                <w:rFonts w:ascii="Times New Roman" w:cs="Times New Roman" w:eastAsia="宋体" w:hAnsi="Times New Roman"/>
-                <w:color w:val="000000"/>
-                <w:sz w:val="18"/>
-                <w:szCs w:val="18"/>
-              </w:rPr>
-              <w:t xml:space="preserve">2</w:t>
-            </w:r>
-          </w:p>
-        </w:tc>
-        <w:tc>
-          <w:tcPr>
-            <w:tcW w:type="dxa" w:w="1295"/>
+            <w:tcW w:type="dxa" w:w="1863"/>
             <w:tcBorders>
               <w:top w:val="none" w:color="FFFFFF" w:sz="0"/>
               <w:left w:val="none" w:color="FFFFFF" w:sz="0"/>
@@ -3817,7 +2473,7 @@
         </w:tc>
         <w:tc>
           <w:tcPr>
-            <w:tcW w:type="dxa" w:w="1295"/>
+            <w:tcW w:type="dxa" w:w="1863"/>
             <w:tcBorders>
               <w:top w:val="none" w:color="FFFFFF" w:sz="0"/>
               <w:left w:val="none" w:color="FFFFFF" w:sz="0"/>
@@ -3852,7 +2508,7 @@
         </w:tc>
         <w:tc>
           <w:tcPr>
-            <w:tcW w:type="dxa" w:w="1295"/>
+            <w:tcW w:type="dxa" w:w="1863"/>
             <w:tcBorders>
               <w:top w:val="none" w:color="FFFFFF" w:sz="0"/>
               <w:left w:val="none" w:color="FFFFFF" w:sz="0"/>
@@ -3893,7 +2549,7 @@
         </w:trPr>
         <w:tc>
           <w:tcPr>
-            <w:tcW w:type="dxa" w:w="1187"/>
+            <w:tcW w:type="dxa" w:w="1490"/>
             <w:tcBorders>
               <w:top w:val="none" w:color="FFFFFF" w:sz="0"/>
               <w:left w:val="none" w:color="FFFFFF" w:sz="0"/>
@@ -3928,7 +2584,7 @@
         </w:tc>
         <w:tc>
           <w:tcPr>
-            <w:tcW w:type="dxa" w:w="1403"/>
+            <w:tcW w:type="dxa" w:w="1987"/>
             <w:tcBorders>
               <w:top w:val="none" w:color="FFFFFF" w:sz="0"/>
               <w:left w:val="none" w:color="FFFFFF" w:sz="0"/>
@@ -4011,112 +2667,7 @@
         </w:tc>
         <w:tc>
           <w:tcPr>
-            <w:tcW w:type="dxa" w:w="863"/>
-            <w:tcBorders>
-              <w:top w:val="none" w:color="FFFFFF" w:sz="0"/>
-              <w:left w:val="none" w:color="FFFFFF" w:sz="0"/>
-              <w:bottom w:val="none" w:color="FFFFFF" w:sz="0"/>
-              <w:right w:val="none" w:color="FFFFFF" w:sz="0"/>
-            </w:tcBorders>
-            <w:tcMar>
-              <w:top w:type="dxa" w:w="20"/>
-              <w:left w:type="dxa" w:w="40"/>
-              <w:bottom w:type="dxa" w:w="20"/>
-              <w:right w:type="dxa" w:w="40"/>
-            </w:tcMar>
-            <w:vAlign w:val="center"/>
-          </w:tcPr>
-          <w:p>
-            <w:pPr>
-              <w:keepNext/>
-              <w:keepLines/>
-              <w:spacing w:after="0" w:before="0" w:line="240" w:lineRule="auto"/>
-              <w:jc w:val="center"/>
-            </w:pPr>
-            <w:r>
-              <w:rPr>
-                <w:rFonts w:ascii="Times New Roman" w:cs="Times New Roman" w:eastAsia="宋体" w:hAnsi="Times New Roman"/>
-                <w:color w:val="000000"/>
-                <w:sz w:val="18"/>
-                <w:szCs w:val="18"/>
-              </w:rPr>
-              <w:t xml:space="preserve">2</w:t>
-            </w:r>
-          </w:p>
-        </w:tc>
-        <w:tc>
-          <w:tcPr>
-            <w:tcW w:type="dxa" w:w="863"/>
-            <w:tcBorders>
-              <w:top w:val="none" w:color="FFFFFF" w:sz="0"/>
-              <w:left w:val="none" w:color="FFFFFF" w:sz="0"/>
-              <w:bottom w:val="none" w:color="FFFFFF" w:sz="0"/>
-              <w:right w:val="none" w:color="FFFFFF" w:sz="0"/>
-            </w:tcBorders>
-            <w:tcMar>
-              <w:top w:type="dxa" w:w="20"/>
-              <w:left w:type="dxa" w:w="40"/>
-              <w:bottom w:type="dxa" w:w="20"/>
-              <w:right w:type="dxa" w:w="40"/>
-            </w:tcMar>
-            <w:vAlign w:val="center"/>
-          </w:tcPr>
-          <w:p>
-            <w:pPr>
-              <w:keepNext/>
-              <w:keepLines/>
-              <w:spacing w:after="0" w:before="0" w:line="240" w:lineRule="auto"/>
-              <w:jc w:val="center"/>
-            </w:pPr>
-            <w:r>
-              <w:rPr>
-                <w:rFonts w:ascii="Times New Roman" w:cs="Times New Roman" w:eastAsia="宋体" w:hAnsi="Times New Roman"/>
-                <w:color w:val="000000"/>
-                <w:sz w:val="18"/>
-                <w:szCs w:val="18"/>
-              </w:rPr>
-              <w:t xml:space="preserve">2</w:t>
-            </w:r>
-          </w:p>
-        </w:tc>
-        <w:tc>
-          <w:tcPr>
-            <w:tcW w:type="dxa" w:w="863"/>
-            <w:tcBorders>
-              <w:top w:val="none" w:color="FFFFFF" w:sz="0"/>
-              <w:left w:val="none" w:color="FFFFFF" w:sz="0"/>
-              <w:bottom w:val="none" w:color="FFFFFF" w:sz="0"/>
-              <w:right w:val="none" w:color="FFFFFF" w:sz="0"/>
-            </w:tcBorders>
-            <w:tcMar>
-              <w:top w:type="dxa" w:w="20"/>
-              <w:left w:type="dxa" w:w="40"/>
-              <w:bottom w:type="dxa" w:w="20"/>
-              <w:right w:type="dxa" w:w="40"/>
-            </w:tcMar>
-            <w:vAlign w:val="center"/>
-          </w:tcPr>
-          <w:p>
-            <w:pPr>
-              <w:keepNext/>
-              <w:keepLines/>
-              <w:spacing w:after="0" w:before="0" w:line="240" w:lineRule="auto"/>
-              <w:jc w:val="center"/>
-            </w:pPr>
-            <w:r>
-              <w:rPr>
-                <w:rFonts w:ascii="Times New Roman" w:cs="Times New Roman" w:eastAsia="宋体" w:hAnsi="Times New Roman"/>
-                <w:color w:val="000000"/>
-                <w:sz w:val="18"/>
-                <w:szCs w:val="18"/>
-              </w:rPr>
-              <w:t xml:space="preserve">2</w:t>
-            </w:r>
-          </w:p>
-        </w:tc>
-        <w:tc>
-          <w:tcPr>
-            <w:tcW w:type="dxa" w:w="1295"/>
+            <w:tcW w:type="dxa" w:w="1863"/>
             <w:tcBorders>
               <w:top w:val="none" w:color="FFFFFF" w:sz="0"/>
               <w:left w:val="none" w:color="FFFFFF" w:sz="0"/>
@@ -4151,7 +2702,7 @@
         </w:tc>
         <w:tc>
           <w:tcPr>
-            <w:tcW w:type="dxa" w:w="1295"/>
+            <w:tcW w:type="dxa" w:w="1863"/>
             <w:tcBorders>
               <w:top w:val="none" w:color="FFFFFF" w:sz="0"/>
               <w:left w:val="none" w:color="FFFFFF" w:sz="0"/>
@@ -4186,7 +2737,7 @@
         </w:tc>
         <w:tc>
           <w:tcPr>
-            <w:tcW w:type="dxa" w:w="1295"/>
+            <w:tcW w:type="dxa" w:w="1863"/>
             <w:tcBorders>
               <w:top w:val="none" w:color="FFFFFF" w:sz="0"/>
               <w:left w:val="none" w:color="FFFFFF" w:sz="0"/>
@@ -4227,7 +2778,7 @@
         </w:trPr>
         <w:tc>
           <w:tcPr>
-            <w:tcW w:type="dxa" w:w="1187"/>
+            <w:tcW w:type="dxa" w:w="1490"/>
             <w:tcBorders>
               <w:top w:val="none" w:color="FFFFFF" w:sz="0"/>
               <w:left w:val="none" w:color="FFFFFF" w:sz="0"/>
@@ -4262,7 +2813,7 @@
         </w:tc>
         <w:tc>
           <w:tcPr>
-            <w:tcW w:type="dxa" w:w="1403"/>
+            <w:tcW w:type="dxa" w:w="1987"/>
             <w:tcBorders>
               <w:top w:val="none" w:color="FFFFFF" w:sz="0"/>
               <w:left w:val="none" w:color="FFFFFF" w:sz="0"/>
@@ -4345,112 +2896,7 @@
         </w:tc>
         <w:tc>
           <w:tcPr>
-            <w:tcW w:type="dxa" w:w="863"/>
-            <w:tcBorders>
-              <w:top w:val="none" w:color="FFFFFF" w:sz="0"/>
-              <w:left w:val="none" w:color="FFFFFF" w:sz="0"/>
-              <w:bottom w:val="none" w:color="FFFFFF" w:sz="0"/>
-              <w:right w:val="none" w:color="FFFFFF" w:sz="0"/>
-            </w:tcBorders>
-            <w:tcMar>
-              <w:top w:type="dxa" w:w="20"/>
-              <w:left w:type="dxa" w:w="40"/>
-              <w:bottom w:type="dxa" w:w="20"/>
-              <w:right w:type="dxa" w:w="40"/>
-            </w:tcMar>
-            <w:vAlign w:val="center"/>
-          </w:tcPr>
-          <w:p>
-            <w:pPr>
-              <w:keepNext/>
-              <w:keepLines/>
-              <w:spacing w:after="0" w:before="0" w:line="240" w:lineRule="auto"/>
-              <w:jc w:val="center"/>
-            </w:pPr>
-            <w:r>
-              <w:rPr>
-                <w:rFonts w:ascii="Times New Roman" w:cs="Times New Roman" w:eastAsia="宋体" w:hAnsi="Times New Roman"/>
-                <w:color w:val="000000"/>
-                <w:sz w:val="18"/>
-                <w:szCs w:val="18"/>
-              </w:rPr>
-              <w:t xml:space="preserve">2</w:t>
-            </w:r>
-          </w:p>
-        </w:tc>
-        <w:tc>
-          <w:tcPr>
-            <w:tcW w:type="dxa" w:w="863"/>
-            <w:tcBorders>
-              <w:top w:val="none" w:color="FFFFFF" w:sz="0"/>
-              <w:left w:val="none" w:color="FFFFFF" w:sz="0"/>
-              <w:bottom w:val="none" w:color="FFFFFF" w:sz="0"/>
-              <w:right w:val="none" w:color="FFFFFF" w:sz="0"/>
-            </w:tcBorders>
-            <w:tcMar>
-              <w:top w:type="dxa" w:w="20"/>
-              <w:left w:type="dxa" w:w="40"/>
-              <w:bottom w:type="dxa" w:w="20"/>
-              <w:right w:type="dxa" w:w="40"/>
-            </w:tcMar>
-            <w:vAlign w:val="center"/>
-          </w:tcPr>
-          <w:p>
-            <w:pPr>
-              <w:keepNext/>
-              <w:keepLines/>
-              <w:spacing w:after="0" w:before="0" w:line="240" w:lineRule="auto"/>
-              <w:jc w:val="center"/>
-            </w:pPr>
-            <w:r>
-              <w:rPr>
-                <w:rFonts w:ascii="Times New Roman" w:cs="Times New Roman" w:eastAsia="宋体" w:hAnsi="Times New Roman"/>
-                <w:color w:val="000000"/>
-                <w:sz w:val="18"/>
-                <w:szCs w:val="18"/>
-              </w:rPr>
-              <w:t xml:space="preserve">3</w:t>
-            </w:r>
-          </w:p>
-        </w:tc>
-        <w:tc>
-          <w:tcPr>
-            <w:tcW w:type="dxa" w:w="863"/>
-            <w:tcBorders>
-              <w:top w:val="none" w:color="FFFFFF" w:sz="0"/>
-              <w:left w:val="none" w:color="FFFFFF" w:sz="0"/>
-              <w:bottom w:val="none" w:color="FFFFFF" w:sz="0"/>
-              <w:right w:val="none" w:color="FFFFFF" w:sz="0"/>
-            </w:tcBorders>
-            <w:tcMar>
-              <w:top w:type="dxa" w:w="20"/>
-              <w:left w:type="dxa" w:w="40"/>
-              <w:bottom w:type="dxa" w:w="20"/>
-              <w:right w:type="dxa" w:w="40"/>
-            </w:tcMar>
-            <w:vAlign w:val="center"/>
-          </w:tcPr>
-          <w:p>
-            <w:pPr>
-              <w:keepNext/>
-              <w:keepLines/>
-              <w:spacing w:after="0" w:before="0" w:line="240" w:lineRule="auto"/>
-              <w:jc w:val="center"/>
-            </w:pPr>
-            <w:r>
-              <w:rPr>
-                <w:rFonts w:ascii="Times New Roman" w:cs="Times New Roman" w:eastAsia="宋体" w:hAnsi="Times New Roman"/>
-                <w:color w:val="000000"/>
-                <w:sz w:val="18"/>
-                <w:szCs w:val="18"/>
-              </w:rPr>
-              <w:t xml:space="preserve">2</w:t>
-            </w:r>
-          </w:p>
-        </w:tc>
-        <w:tc>
-          <w:tcPr>
-            <w:tcW w:type="dxa" w:w="1295"/>
+            <w:tcW w:type="dxa" w:w="1863"/>
             <w:tcBorders>
               <w:top w:val="none" w:color="FFFFFF" w:sz="0"/>
               <w:left w:val="none" w:color="FFFFFF" w:sz="0"/>
@@ -4485,7 +2931,7 @@
         </w:tc>
         <w:tc>
           <w:tcPr>
-            <w:tcW w:type="dxa" w:w="1295"/>
+            <w:tcW w:type="dxa" w:w="1863"/>
             <w:tcBorders>
               <w:top w:val="none" w:color="FFFFFF" w:sz="0"/>
               <w:left w:val="none" w:color="FFFFFF" w:sz="0"/>
@@ -4520,7 +2966,7 @@
         </w:tc>
         <w:tc>
           <w:tcPr>
-            <w:tcW w:type="dxa" w:w="1295"/>
+            <w:tcW w:type="dxa" w:w="1863"/>
             <w:tcBorders>
               <w:top w:val="none" w:color="FFFFFF" w:sz="0"/>
               <w:left w:val="none" w:color="FFFFFF" w:sz="0"/>
@@ -4561,7 +3007,7 @@
         </w:trPr>
         <w:tc>
           <w:tcPr>
-            <w:tcW w:type="dxa" w:w="1187"/>
+            <w:tcW w:type="dxa" w:w="1490"/>
             <w:tcBorders>
               <w:top w:val="none" w:color="FFFFFF" w:sz="0"/>
               <w:left w:val="none" w:color="FFFFFF" w:sz="0"/>
@@ -4596,7 +3042,7 @@
         </w:tc>
         <w:tc>
           <w:tcPr>
-            <w:tcW w:type="dxa" w:w="1403"/>
+            <w:tcW w:type="dxa" w:w="1987"/>
             <w:tcBorders>
               <w:top w:val="none" w:color="FFFFFF" w:sz="0"/>
               <w:left w:val="none" w:color="FFFFFF" w:sz="0"/>
@@ -4679,112 +3125,7 @@
         </w:tc>
         <w:tc>
           <w:tcPr>
-            <w:tcW w:type="dxa" w:w="863"/>
-            <w:tcBorders>
-              <w:top w:val="none" w:color="FFFFFF" w:sz="0"/>
-              <w:left w:val="none" w:color="FFFFFF" w:sz="0"/>
-              <w:bottom w:val="none" w:color="FFFFFF" w:sz="0"/>
-              <w:right w:val="none" w:color="FFFFFF" w:sz="0"/>
-            </w:tcBorders>
-            <w:tcMar>
-              <w:top w:type="dxa" w:w="20"/>
-              <w:left w:type="dxa" w:w="40"/>
-              <w:bottom w:type="dxa" w:w="20"/>
-              <w:right w:type="dxa" w:w="40"/>
-            </w:tcMar>
-            <w:vAlign w:val="center"/>
-          </w:tcPr>
-          <w:p>
-            <w:pPr>
-              <w:keepNext/>
-              <w:keepLines/>
-              <w:spacing w:after="0" w:before="0" w:line="240" w:lineRule="auto"/>
-              <w:jc w:val="center"/>
-            </w:pPr>
-            <w:r>
-              <w:rPr>
-                <w:rFonts w:ascii="Times New Roman" w:cs="Times New Roman" w:eastAsia="宋体" w:hAnsi="Times New Roman"/>
-                <w:color w:val="000000"/>
-                <w:sz w:val="18"/>
-                <w:szCs w:val="18"/>
-              </w:rPr>
-              <w:t xml:space="preserve">2</w:t>
-            </w:r>
-          </w:p>
-        </w:tc>
-        <w:tc>
-          <w:tcPr>
-            <w:tcW w:type="dxa" w:w="863"/>
-            <w:tcBorders>
-              <w:top w:val="none" w:color="FFFFFF" w:sz="0"/>
-              <w:left w:val="none" w:color="FFFFFF" w:sz="0"/>
-              <w:bottom w:val="none" w:color="FFFFFF" w:sz="0"/>
-              <w:right w:val="none" w:color="FFFFFF" w:sz="0"/>
-            </w:tcBorders>
-            <w:tcMar>
-              <w:top w:type="dxa" w:w="20"/>
-              <w:left w:type="dxa" w:w="40"/>
-              <w:bottom w:type="dxa" w:w="20"/>
-              <w:right w:type="dxa" w:w="40"/>
-            </w:tcMar>
-            <w:vAlign w:val="center"/>
-          </w:tcPr>
-          <w:p>
-            <w:pPr>
-              <w:keepNext/>
-              <w:keepLines/>
-              <w:spacing w:after="0" w:before="0" w:line="240" w:lineRule="auto"/>
-              <w:jc w:val="center"/>
-            </w:pPr>
-            <w:r>
-              <w:rPr>
-                <w:rFonts w:ascii="Times New Roman" w:cs="Times New Roman" w:eastAsia="宋体" w:hAnsi="Times New Roman"/>
-                <w:color w:val="000000"/>
-                <w:sz w:val="18"/>
-                <w:szCs w:val="18"/>
-              </w:rPr>
-              <w:t xml:space="preserve">2</w:t>
-            </w:r>
-          </w:p>
-        </w:tc>
-        <w:tc>
-          <w:tcPr>
-            <w:tcW w:type="dxa" w:w="863"/>
-            <w:tcBorders>
-              <w:top w:val="none" w:color="FFFFFF" w:sz="0"/>
-              <w:left w:val="none" w:color="FFFFFF" w:sz="0"/>
-              <w:bottom w:val="none" w:color="FFFFFF" w:sz="0"/>
-              <w:right w:val="none" w:color="FFFFFF" w:sz="0"/>
-            </w:tcBorders>
-            <w:tcMar>
-              <w:top w:type="dxa" w:w="20"/>
-              <w:left w:type="dxa" w:w="40"/>
-              <w:bottom w:type="dxa" w:w="20"/>
-              <w:right w:type="dxa" w:w="40"/>
-            </w:tcMar>
-            <w:vAlign w:val="center"/>
-          </w:tcPr>
-          <w:p>
-            <w:pPr>
-              <w:keepNext/>
-              <w:keepLines/>
-              <w:spacing w:after="0" w:before="0" w:line="240" w:lineRule="auto"/>
-              <w:jc w:val="center"/>
-            </w:pPr>
-            <w:r>
-              <w:rPr>
-                <w:rFonts w:ascii="Times New Roman" w:cs="Times New Roman" w:eastAsia="宋体" w:hAnsi="Times New Roman"/>
-                <w:color w:val="000000"/>
-                <w:sz w:val="18"/>
-                <w:szCs w:val="18"/>
-              </w:rPr>
-              <w:t xml:space="preserve">0</w:t>
-            </w:r>
-          </w:p>
-        </w:tc>
-        <w:tc>
-          <w:tcPr>
-            <w:tcW w:type="dxa" w:w="1295"/>
+            <w:tcW w:type="dxa" w:w="1863"/>
             <w:tcBorders>
               <w:top w:val="none" w:color="FFFFFF" w:sz="0"/>
               <w:left w:val="none" w:color="FFFFFF" w:sz="0"/>
@@ -4819,7 +3160,7 @@
         </w:tc>
         <w:tc>
           <w:tcPr>
-            <w:tcW w:type="dxa" w:w="1295"/>
+            <w:tcW w:type="dxa" w:w="1863"/>
             <w:tcBorders>
               <w:top w:val="none" w:color="FFFFFF" w:sz="0"/>
               <w:left w:val="none" w:color="FFFFFF" w:sz="0"/>
@@ -4854,7 +3195,7 @@
         </w:tc>
         <w:tc>
           <w:tcPr>
-            <w:tcW w:type="dxa" w:w="1295"/>
+            <w:tcW w:type="dxa" w:w="1863"/>
             <w:tcBorders>
               <w:top w:val="none" w:color="FFFFFF" w:sz="0"/>
               <w:left w:val="none" w:color="FFFFFF" w:sz="0"/>
@@ -4895,7 +3236,7 @@
         </w:trPr>
         <w:tc>
           <w:tcPr>
-            <w:tcW w:type="dxa" w:w="1187"/>
+            <w:tcW w:type="dxa" w:w="1490"/>
             <w:tcBorders>
               <w:top w:val="none" w:color="FFFFFF" w:sz="0"/>
               <w:left w:val="none" w:color="FFFFFF" w:sz="0"/>
@@ -4930,7 +3271,7 @@
         </w:tc>
         <w:tc>
           <w:tcPr>
-            <w:tcW w:type="dxa" w:w="1403"/>
+            <w:tcW w:type="dxa" w:w="1987"/>
             <w:tcBorders>
               <w:top w:val="none" w:color="FFFFFF" w:sz="0"/>
               <w:left w:val="none" w:color="FFFFFF" w:sz="0"/>
@@ -5013,112 +3354,7 @@
         </w:tc>
         <w:tc>
           <w:tcPr>
-            <w:tcW w:type="dxa" w:w="863"/>
-            <w:tcBorders>
-              <w:top w:val="none" w:color="FFFFFF" w:sz="0"/>
-              <w:left w:val="none" w:color="FFFFFF" w:sz="0"/>
-              <w:bottom w:val="none" w:color="FFFFFF" w:sz="0"/>
-              <w:right w:val="none" w:color="FFFFFF" w:sz="0"/>
-            </w:tcBorders>
-            <w:tcMar>
-              <w:top w:type="dxa" w:w="20"/>
-              <w:left w:type="dxa" w:w="40"/>
-              <w:bottom w:type="dxa" w:w="20"/>
-              <w:right w:type="dxa" w:w="40"/>
-            </w:tcMar>
-            <w:vAlign w:val="center"/>
-          </w:tcPr>
-          <w:p>
-            <w:pPr>
-              <w:keepNext/>
-              <w:keepLines/>
-              <w:spacing w:after="0" w:before="0" w:line="240" w:lineRule="auto"/>
-              <w:jc w:val="center"/>
-            </w:pPr>
-            <w:r>
-              <w:rPr>
-                <w:rFonts w:ascii="Times New Roman" w:cs="Times New Roman" w:eastAsia="宋体" w:hAnsi="Times New Roman"/>
-                <w:color w:val="000000"/>
-                <w:sz w:val="18"/>
-                <w:szCs w:val="18"/>
-              </w:rPr>
-              <w:t xml:space="preserve">2</w:t>
-            </w:r>
-          </w:p>
-        </w:tc>
-        <w:tc>
-          <w:tcPr>
-            <w:tcW w:type="dxa" w:w="863"/>
-            <w:tcBorders>
-              <w:top w:val="none" w:color="FFFFFF" w:sz="0"/>
-              <w:left w:val="none" w:color="FFFFFF" w:sz="0"/>
-              <w:bottom w:val="none" w:color="FFFFFF" w:sz="0"/>
-              <w:right w:val="none" w:color="FFFFFF" w:sz="0"/>
-            </w:tcBorders>
-            <w:tcMar>
-              <w:top w:type="dxa" w:w="20"/>
-              <w:left w:type="dxa" w:w="40"/>
-              <w:bottom w:type="dxa" w:w="20"/>
-              <w:right w:type="dxa" w:w="40"/>
-            </w:tcMar>
-            <w:vAlign w:val="center"/>
-          </w:tcPr>
-          <w:p>
-            <w:pPr>
-              <w:keepNext/>
-              <w:keepLines/>
-              <w:spacing w:after="0" w:before="0" w:line="240" w:lineRule="auto"/>
-              <w:jc w:val="center"/>
-            </w:pPr>
-            <w:r>
-              <w:rPr>
-                <w:rFonts w:ascii="Times New Roman" w:cs="Times New Roman" w:eastAsia="宋体" w:hAnsi="Times New Roman"/>
-                <w:color w:val="000000"/>
-                <w:sz w:val="18"/>
-                <w:szCs w:val="18"/>
-              </w:rPr>
-              <w:t xml:space="preserve">2</w:t>
-            </w:r>
-          </w:p>
-        </w:tc>
-        <w:tc>
-          <w:tcPr>
-            <w:tcW w:type="dxa" w:w="863"/>
-            <w:tcBorders>
-              <w:top w:val="none" w:color="FFFFFF" w:sz="0"/>
-              <w:left w:val="none" w:color="FFFFFF" w:sz="0"/>
-              <w:bottom w:val="none" w:color="FFFFFF" w:sz="0"/>
-              <w:right w:val="none" w:color="FFFFFF" w:sz="0"/>
-            </w:tcBorders>
-            <w:tcMar>
-              <w:top w:type="dxa" w:w="20"/>
-              <w:left w:type="dxa" w:w="40"/>
-              <w:bottom w:type="dxa" w:w="20"/>
-              <w:right w:type="dxa" w:w="40"/>
-            </w:tcMar>
-            <w:vAlign w:val="center"/>
-          </w:tcPr>
-          <w:p>
-            <w:pPr>
-              <w:keepNext/>
-              <w:keepLines/>
-              <w:spacing w:after="0" w:before="0" w:line="240" w:lineRule="auto"/>
-              <w:jc w:val="center"/>
-            </w:pPr>
-            <w:r>
-              <w:rPr>
-                <w:rFonts w:ascii="Times New Roman" w:cs="Times New Roman" w:eastAsia="宋体" w:hAnsi="Times New Roman"/>
-                <w:color w:val="000000"/>
-                <w:sz w:val="18"/>
-                <w:szCs w:val="18"/>
-              </w:rPr>
-              <w:t xml:space="preserve">1</w:t>
-            </w:r>
-          </w:p>
-        </w:tc>
-        <w:tc>
-          <w:tcPr>
-            <w:tcW w:type="dxa" w:w="1295"/>
+            <w:tcW w:type="dxa" w:w="1863"/>
             <w:tcBorders>
               <w:top w:val="none" w:color="FFFFFF" w:sz="0"/>
               <w:left w:val="none" w:color="FFFFFF" w:sz="0"/>
@@ -5153,7 +3389,7 @@
         </w:tc>
         <w:tc>
           <w:tcPr>
-            <w:tcW w:type="dxa" w:w="1295"/>
+            <w:tcW w:type="dxa" w:w="1863"/>
             <w:tcBorders>
               <w:top w:val="none" w:color="FFFFFF" w:sz="0"/>
               <w:left w:val="none" w:color="FFFFFF" w:sz="0"/>
@@ -5188,7 +3424,7 @@
         </w:tc>
         <w:tc>
           <w:tcPr>
-            <w:tcW w:type="dxa" w:w="1295"/>
+            <w:tcW w:type="dxa" w:w="1863"/>
             <w:tcBorders>
               <w:top w:val="none" w:color="FFFFFF" w:sz="0"/>
               <w:left w:val="none" w:color="FFFFFF" w:sz="0"/>
@@ -5229,7 +3465,7 @@
         </w:trPr>
         <w:tc>
           <w:tcPr>
-            <w:tcW w:type="dxa" w:w="1187"/>
+            <w:tcW w:type="dxa" w:w="1490"/>
             <w:tcBorders>
               <w:top w:val="none" w:color="FFFFFF" w:sz="0"/>
               <w:left w:val="none" w:color="FFFFFF" w:sz="0"/>
@@ -5264,7 +3500,7 @@
         </w:tc>
         <w:tc>
           <w:tcPr>
-            <w:tcW w:type="dxa" w:w="1403"/>
+            <w:tcW w:type="dxa" w:w="1987"/>
             <w:tcBorders>
               <w:top w:val="none" w:color="FFFFFF" w:sz="0"/>
               <w:left w:val="none" w:color="FFFFFF" w:sz="0"/>
@@ -5347,112 +3583,7 @@
         </w:tc>
         <w:tc>
           <w:tcPr>
-            <w:tcW w:type="dxa" w:w="863"/>
-            <w:tcBorders>
-              <w:top w:val="none" w:color="FFFFFF" w:sz="0"/>
-              <w:left w:val="none" w:color="FFFFFF" w:sz="0"/>
-              <w:bottom w:val="none" w:color="FFFFFF" w:sz="0"/>
-              <w:right w:val="none" w:color="FFFFFF" w:sz="0"/>
-            </w:tcBorders>
-            <w:tcMar>
-              <w:top w:type="dxa" w:w="20"/>
-              <w:left w:type="dxa" w:w="40"/>
-              <w:bottom w:type="dxa" w:w="20"/>
-              <w:right w:type="dxa" w:w="40"/>
-            </w:tcMar>
-            <w:vAlign w:val="center"/>
-          </w:tcPr>
-          <w:p>
-            <w:pPr>
-              <w:keepNext/>
-              <w:keepLines/>
-              <w:spacing w:after="0" w:before="0" w:line="240" w:lineRule="auto"/>
-              <w:jc w:val="center"/>
-            </w:pPr>
-            <w:r>
-              <w:rPr>
-                <w:rFonts w:ascii="Times New Roman" w:cs="Times New Roman" w:eastAsia="宋体" w:hAnsi="Times New Roman"/>
-                <w:color w:val="000000"/>
-                <w:sz w:val="18"/>
-                <w:szCs w:val="18"/>
-              </w:rPr>
-              <w:t xml:space="preserve">2</w:t>
-            </w:r>
-          </w:p>
-        </w:tc>
-        <w:tc>
-          <w:tcPr>
-            <w:tcW w:type="dxa" w:w="863"/>
-            <w:tcBorders>
-              <w:top w:val="none" w:color="FFFFFF" w:sz="0"/>
-              <w:left w:val="none" w:color="FFFFFF" w:sz="0"/>
-              <w:bottom w:val="none" w:color="FFFFFF" w:sz="0"/>
-              <w:right w:val="none" w:color="FFFFFF" w:sz="0"/>
-            </w:tcBorders>
-            <w:tcMar>
-              <w:top w:type="dxa" w:w="20"/>
-              <w:left w:type="dxa" w:w="40"/>
-              <w:bottom w:type="dxa" w:w="20"/>
-              <w:right w:type="dxa" w:w="40"/>
-            </w:tcMar>
-            <w:vAlign w:val="center"/>
-          </w:tcPr>
-          <w:p>
-            <w:pPr>
-              <w:keepNext/>
-              <w:keepLines/>
-              <w:spacing w:after="0" w:before="0" w:line="240" w:lineRule="auto"/>
-              <w:jc w:val="center"/>
-            </w:pPr>
-            <w:r>
-              <w:rPr>
-                <w:rFonts w:ascii="Times New Roman" w:cs="Times New Roman" w:eastAsia="宋体" w:hAnsi="Times New Roman"/>
-                <w:color w:val="000000"/>
-                <w:sz w:val="18"/>
-                <w:szCs w:val="18"/>
-              </w:rPr>
-              <w:t xml:space="preserve">2</w:t>
-            </w:r>
-          </w:p>
-        </w:tc>
-        <w:tc>
-          <w:tcPr>
-            <w:tcW w:type="dxa" w:w="863"/>
-            <w:tcBorders>
-              <w:top w:val="none" w:color="FFFFFF" w:sz="0"/>
-              <w:left w:val="none" w:color="FFFFFF" w:sz="0"/>
-              <w:bottom w:val="none" w:color="FFFFFF" w:sz="0"/>
-              <w:right w:val="none" w:color="FFFFFF" w:sz="0"/>
-            </w:tcBorders>
-            <w:tcMar>
-              <w:top w:type="dxa" w:w="20"/>
-              <w:left w:type="dxa" w:w="40"/>
-              <w:bottom w:type="dxa" w:w="20"/>
-              <w:right w:type="dxa" w:w="40"/>
-            </w:tcMar>
-            <w:vAlign w:val="center"/>
-          </w:tcPr>
-          <w:p>
-            <w:pPr>
-              <w:keepNext/>
-              <w:keepLines/>
-              <w:spacing w:after="0" w:before="0" w:line="240" w:lineRule="auto"/>
-              <w:jc w:val="center"/>
-            </w:pPr>
-            <w:r>
-              <w:rPr>
-                <w:rFonts w:ascii="Times New Roman" w:cs="Times New Roman" w:eastAsia="宋体" w:hAnsi="Times New Roman"/>
-                <w:color w:val="000000"/>
-                <w:sz w:val="18"/>
-                <w:szCs w:val="18"/>
-              </w:rPr>
-              <w:t xml:space="preserve">3</w:t>
-            </w:r>
-          </w:p>
-        </w:tc>
-        <w:tc>
-          <w:tcPr>
-            <w:tcW w:type="dxa" w:w="1295"/>
+            <w:tcW w:type="dxa" w:w="1863"/>
             <w:tcBorders>
               <w:top w:val="none" w:color="FFFFFF" w:sz="0"/>
               <w:left w:val="none" w:color="FFFFFF" w:sz="0"/>
@@ -5487,7 +3618,7 @@
         </w:tc>
         <w:tc>
           <w:tcPr>
-            <w:tcW w:type="dxa" w:w="1295"/>
+            <w:tcW w:type="dxa" w:w="1863"/>
             <w:tcBorders>
               <w:top w:val="none" w:color="FFFFFF" w:sz="0"/>
               <w:left w:val="none" w:color="FFFFFF" w:sz="0"/>
@@ -5522,7 +3653,7 @@
         </w:tc>
         <w:tc>
           <w:tcPr>
-            <w:tcW w:type="dxa" w:w="1295"/>
+            <w:tcW w:type="dxa" w:w="1863"/>
             <w:tcBorders>
               <w:top w:val="none" w:color="FFFFFF" w:sz="0"/>
               <w:left w:val="none" w:color="FFFFFF" w:sz="0"/>
@@ -5563,7 +3694,7 @@
         </w:trPr>
         <w:tc>
           <w:tcPr>
-            <w:tcW w:type="dxa" w:w="1187"/>
+            <w:tcW w:type="dxa" w:w="1490"/>
             <w:tcBorders>
               <w:top w:val="none" w:color="FFFFFF" w:sz="0"/>
               <w:left w:val="none" w:color="FFFFFF" w:sz="0"/>
@@ -5598,7 +3729,7 @@
         </w:tc>
         <w:tc>
           <w:tcPr>
-            <w:tcW w:type="dxa" w:w="1403"/>
+            <w:tcW w:type="dxa" w:w="1987"/>
             <w:tcBorders>
               <w:top w:val="none" w:color="FFFFFF" w:sz="0"/>
               <w:left w:val="none" w:color="FFFFFF" w:sz="0"/>
@@ -5681,112 +3812,7 @@
         </w:tc>
         <w:tc>
           <w:tcPr>
-            <w:tcW w:type="dxa" w:w="863"/>
-            <w:tcBorders>
-              <w:top w:val="none" w:color="FFFFFF" w:sz="0"/>
-              <w:left w:val="none" w:color="FFFFFF" w:sz="0"/>
-              <w:bottom w:val="none" w:color="FFFFFF" w:sz="0"/>
-              <w:right w:val="none" w:color="FFFFFF" w:sz="0"/>
-            </w:tcBorders>
-            <w:tcMar>
-              <w:top w:type="dxa" w:w="20"/>
-              <w:left w:type="dxa" w:w="40"/>
-              <w:bottom w:type="dxa" w:w="20"/>
-              <w:right w:type="dxa" w:w="40"/>
-            </w:tcMar>
-            <w:vAlign w:val="center"/>
-          </w:tcPr>
-          <w:p>
-            <w:pPr>
-              <w:keepNext/>
-              <w:keepLines/>
-              <w:spacing w:after="0" w:before="0" w:line="240" w:lineRule="auto"/>
-              <w:jc w:val="center"/>
-            </w:pPr>
-            <w:r>
-              <w:rPr>
-                <w:rFonts w:ascii="Times New Roman" w:cs="Times New Roman" w:eastAsia="宋体" w:hAnsi="Times New Roman"/>
-                <w:color w:val="000000"/>
-                <w:sz w:val="18"/>
-                <w:szCs w:val="18"/>
-              </w:rPr>
-              <w:t xml:space="preserve">3</w:t>
-            </w:r>
-          </w:p>
-        </w:tc>
-        <w:tc>
-          <w:tcPr>
-            <w:tcW w:type="dxa" w:w="863"/>
-            <w:tcBorders>
-              <w:top w:val="none" w:color="FFFFFF" w:sz="0"/>
-              <w:left w:val="none" w:color="FFFFFF" w:sz="0"/>
-              <w:bottom w:val="none" w:color="FFFFFF" w:sz="0"/>
-              <w:right w:val="none" w:color="FFFFFF" w:sz="0"/>
-            </w:tcBorders>
-            <w:tcMar>
-              <w:top w:type="dxa" w:w="20"/>
-              <w:left w:type="dxa" w:w="40"/>
-              <w:bottom w:type="dxa" w:w="20"/>
-              <w:right w:type="dxa" w:w="40"/>
-            </w:tcMar>
-            <w:vAlign w:val="center"/>
-          </w:tcPr>
-          <w:p>
-            <w:pPr>
-              <w:keepNext/>
-              <w:keepLines/>
-              <w:spacing w:after="0" w:before="0" w:line="240" w:lineRule="auto"/>
-              <w:jc w:val="center"/>
-            </w:pPr>
-            <w:r>
-              <w:rPr>
-                <w:rFonts w:ascii="Times New Roman" w:cs="Times New Roman" w:eastAsia="宋体" w:hAnsi="Times New Roman"/>
-                <w:color w:val="000000"/>
-                <w:sz w:val="18"/>
-                <w:szCs w:val="18"/>
-              </w:rPr>
-              <w:t xml:space="preserve">2</w:t>
-            </w:r>
-          </w:p>
-        </w:tc>
-        <w:tc>
-          <w:tcPr>
-            <w:tcW w:type="dxa" w:w="863"/>
-            <w:tcBorders>
-              <w:top w:val="none" w:color="FFFFFF" w:sz="0"/>
-              <w:left w:val="none" w:color="FFFFFF" w:sz="0"/>
-              <w:bottom w:val="none" w:color="FFFFFF" w:sz="0"/>
-              <w:right w:val="none" w:color="FFFFFF" w:sz="0"/>
-            </w:tcBorders>
-            <w:tcMar>
-              <w:top w:type="dxa" w:w="20"/>
-              <w:left w:type="dxa" w:w="40"/>
-              <w:bottom w:type="dxa" w:w="20"/>
-              <w:right w:type="dxa" w:w="40"/>
-            </w:tcMar>
-            <w:vAlign w:val="center"/>
-          </w:tcPr>
-          <w:p>
-            <w:pPr>
-              <w:keepNext/>
-              <w:keepLines/>
-              <w:spacing w:after="0" w:before="0" w:line="240" w:lineRule="auto"/>
-              <w:jc w:val="center"/>
-            </w:pPr>
-            <w:r>
-              <w:rPr>
-                <w:rFonts w:ascii="Times New Roman" w:cs="Times New Roman" w:eastAsia="宋体" w:hAnsi="Times New Roman"/>
-                <w:color w:val="000000"/>
-                <w:sz w:val="18"/>
-                <w:szCs w:val="18"/>
-              </w:rPr>
-              <w:t xml:space="preserve">2</w:t>
-            </w:r>
-          </w:p>
-        </w:tc>
-        <w:tc>
-          <w:tcPr>
-            <w:tcW w:type="dxa" w:w="1295"/>
+            <w:tcW w:type="dxa" w:w="1863"/>
             <w:tcBorders>
               <w:top w:val="none" w:color="FFFFFF" w:sz="0"/>
               <w:left w:val="none" w:color="FFFFFF" w:sz="0"/>
@@ -5821,7 +3847,7 @@
         </w:tc>
         <w:tc>
           <w:tcPr>
-            <w:tcW w:type="dxa" w:w="1295"/>
+            <w:tcW w:type="dxa" w:w="1863"/>
             <w:tcBorders>
               <w:top w:val="none" w:color="FFFFFF" w:sz="0"/>
               <w:left w:val="none" w:color="FFFFFF" w:sz="0"/>
@@ -5856,7 +3882,7 @@
         </w:tc>
         <w:tc>
           <w:tcPr>
-            <w:tcW w:type="dxa" w:w="1295"/>
+            <w:tcW w:type="dxa" w:w="1863"/>
             <w:tcBorders>
               <w:top w:val="none" w:color="FFFFFF" w:sz="0"/>
               <w:left w:val="none" w:color="FFFFFF" w:sz="0"/>
@@ -5897,7 +3923,7 @@
         </w:trPr>
         <w:tc>
           <w:tcPr>
-            <w:tcW w:type="dxa" w:w="1187"/>
+            <w:tcW w:type="dxa" w:w="1490"/>
             <w:tcBorders>
               <w:top w:val="none" w:color="FFFFFF" w:sz="0"/>
               <w:left w:val="none" w:color="FFFFFF" w:sz="0"/>
@@ -5932,7 +3958,7 @@
         </w:tc>
         <w:tc>
           <w:tcPr>
-            <w:tcW w:type="dxa" w:w="1403"/>
+            <w:tcW w:type="dxa" w:w="1987"/>
             <w:tcBorders>
               <w:top w:val="none" w:color="FFFFFF" w:sz="0"/>
               <w:left w:val="none" w:color="FFFFFF" w:sz="0"/>
@@ -6015,112 +4041,7 @@
         </w:tc>
         <w:tc>
           <w:tcPr>
-            <w:tcW w:type="dxa" w:w="863"/>
-            <w:tcBorders>
-              <w:top w:val="none" w:color="FFFFFF" w:sz="0"/>
-              <w:left w:val="none" w:color="FFFFFF" w:sz="0"/>
-              <w:bottom w:val="none" w:color="FFFFFF" w:sz="0"/>
-              <w:right w:val="none" w:color="FFFFFF" w:sz="0"/>
-            </w:tcBorders>
-            <w:tcMar>
-              <w:top w:type="dxa" w:w="20"/>
-              <w:left w:type="dxa" w:w="40"/>
-              <w:bottom w:type="dxa" w:w="20"/>
-              <w:right w:type="dxa" w:w="40"/>
-            </w:tcMar>
-            <w:vAlign w:val="center"/>
-          </w:tcPr>
-          <w:p>
-            <w:pPr>
-              <w:keepNext/>
-              <w:keepLines/>
-              <w:spacing w:after="0" w:before="0" w:line="240" w:lineRule="auto"/>
-              <w:jc w:val="center"/>
-            </w:pPr>
-            <w:r>
-              <w:rPr>
-                <w:rFonts w:ascii="Times New Roman" w:cs="Times New Roman" w:eastAsia="宋体" w:hAnsi="Times New Roman"/>
-                <w:color w:val="000000"/>
-                <w:sz w:val="18"/>
-                <w:szCs w:val="18"/>
-              </w:rPr>
-              <w:t xml:space="preserve">1</w:t>
-            </w:r>
-          </w:p>
-        </w:tc>
-        <w:tc>
-          <w:tcPr>
-            <w:tcW w:type="dxa" w:w="863"/>
-            <w:tcBorders>
-              <w:top w:val="none" w:color="FFFFFF" w:sz="0"/>
-              <w:left w:val="none" w:color="FFFFFF" w:sz="0"/>
-              <w:bottom w:val="none" w:color="FFFFFF" w:sz="0"/>
-              <w:right w:val="none" w:color="FFFFFF" w:sz="0"/>
-            </w:tcBorders>
-            <w:tcMar>
-              <w:top w:type="dxa" w:w="20"/>
-              <w:left w:type="dxa" w:w="40"/>
-              <w:bottom w:type="dxa" w:w="20"/>
-              <w:right w:type="dxa" w:w="40"/>
-            </w:tcMar>
-            <w:vAlign w:val="center"/>
-          </w:tcPr>
-          <w:p>
-            <w:pPr>
-              <w:keepNext/>
-              <w:keepLines/>
-              <w:spacing w:after="0" w:before="0" w:line="240" w:lineRule="auto"/>
-              <w:jc w:val="center"/>
-            </w:pPr>
-            <w:r>
-              <w:rPr>
-                <w:rFonts w:ascii="Times New Roman" w:cs="Times New Roman" w:eastAsia="宋体" w:hAnsi="Times New Roman"/>
-                <w:color w:val="000000"/>
-                <w:sz w:val="18"/>
-                <w:szCs w:val="18"/>
-              </w:rPr>
-              <w:t xml:space="preserve">1</w:t>
-            </w:r>
-          </w:p>
-        </w:tc>
-        <w:tc>
-          <w:tcPr>
-            <w:tcW w:type="dxa" w:w="863"/>
-            <w:tcBorders>
-              <w:top w:val="none" w:color="FFFFFF" w:sz="0"/>
-              <w:left w:val="none" w:color="FFFFFF" w:sz="0"/>
-              <w:bottom w:val="none" w:color="FFFFFF" w:sz="0"/>
-              <w:right w:val="none" w:color="FFFFFF" w:sz="0"/>
-            </w:tcBorders>
-            <w:tcMar>
-              <w:top w:type="dxa" w:w="20"/>
-              <w:left w:type="dxa" w:w="40"/>
-              <w:bottom w:type="dxa" w:w="20"/>
-              <w:right w:type="dxa" w:w="40"/>
-            </w:tcMar>
-            <w:vAlign w:val="center"/>
-          </w:tcPr>
-          <w:p>
-            <w:pPr>
-              <w:keepNext/>
-              <w:keepLines/>
-              <w:spacing w:after="0" w:before="0" w:line="240" w:lineRule="auto"/>
-              <w:jc w:val="center"/>
-            </w:pPr>
-            <w:r>
-              <w:rPr>
-                <w:rFonts w:ascii="Times New Roman" w:cs="Times New Roman" w:eastAsia="宋体" w:hAnsi="Times New Roman"/>
-                <w:color w:val="000000"/>
-                <w:sz w:val="18"/>
-                <w:szCs w:val="18"/>
-              </w:rPr>
-              <w:t xml:space="preserve">2</w:t>
-            </w:r>
-          </w:p>
-        </w:tc>
-        <w:tc>
-          <w:tcPr>
-            <w:tcW w:type="dxa" w:w="1295"/>
+            <w:tcW w:type="dxa" w:w="1863"/>
             <w:tcBorders>
               <w:top w:val="none" w:color="FFFFFF" w:sz="0"/>
               <w:left w:val="none" w:color="FFFFFF" w:sz="0"/>
@@ -6155,7 +4076,7 @@
         </w:tc>
         <w:tc>
           <w:tcPr>
-            <w:tcW w:type="dxa" w:w="1295"/>
+            <w:tcW w:type="dxa" w:w="1863"/>
             <w:tcBorders>
               <w:top w:val="none" w:color="FFFFFF" w:sz="0"/>
               <w:left w:val="none" w:color="FFFFFF" w:sz="0"/>
@@ -6190,7 +4111,7 @@
         </w:tc>
         <w:tc>
           <w:tcPr>
-            <w:tcW w:type="dxa" w:w="1295"/>
+            <w:tcW w:type="dxa" w:w="1863"/>
             <w:tcBorders>
               <w:top w:val="none" w:color="FFFFFF" w:sz="0"/>
               <w:left w:val="none" w:color="FFFFFF" w:sz="0"/>
@@ -6231,7 +4152,7 @@
         </w:trPr>
         <w:tc>
           <w:tcPr>
-            <w:tcW w:type="dxa" w:w="1187"/>
+            <w:tcW w:type="dxa" w:w="1490"/>
             <w:tcBorders>
               <w:top w:val="none" w:color="FFFFFF" w:sz="0"/>
               <w:left w:val="none" w:color="FFFFFF" w:sz="0"/>
@@ -6266,7 +4187,7 @@
         </w:tc>
         <w:tc>
           <w:tcPr>
-            <w:tcW w:type="dxa" w:w="1403"/>
+            <w:tcW w:type="dxa" w:w="1987"/>
             <w:tcBorders>
               <w:top w:val="none" w:color="FFFFFF" w:sz="0"/>
               <w:left w:val="none" w:color="FFFFFF" w:sz="0"/>
@@ -6349,112 +4270,7 @@
         </w:tc>
         <w:tc>
           <w:tcPr>
-            <w:tcW w:type="dxa" w:w="863"/>
-            <w:tcBorders>
-              <w:top w:val="none" w:color="FFFFFF" w:sz="0"/>
-              <w:left w:val="none" w:color="FFFFFF" w:sz="0"/>
-              <w:bottom w:val="none" w:color="FFFFFF" w:sz="0"/>
-              <w:right w:val="none" w:color="FFFFFF" w:sz="0"/>
-            </w:tcBorders>
-            <w:tcMar>
-              <w:top w:type="dxa" w:w="20"/>
-              <w:left w:type="dxa" w:w="40"/>
-              <w:bottom w:type="dxa" w:w="20"/>
-              <w:right w:type="dxa" w:w="40"/>
-            </w:tcMar>
-            <w:vAlign w:val="center"/>
-          </w:tcPr>
-          <w:p>
-            <w:pPr>
-              <w:keepNext/>
-              <w:keepLines/>
-              <w:spacing w:after="0" w:before="0" w:line="240" w:lineRule="auto"/>
-              <w:jc w:val="center"/>
-            </w:pPr>
-            <w:r>
-              <w:rPr>
-                <w:rFonts w:ascii="Times New Roman" w:cs="Times New Roman" w:eastAsia="宋体" w:hAnsi="Times New Roman"/>
-                <w:color w:val="000000"/>
-                <w:sz w:val="18"/>
-                <w:szCs w:val="18"/>
-              </w:rPr>
-              <w:t xml:space="preserve">1</w:t>
-            </w:r>
-          </w:p>
-        </w:tc>
-        <w:tc>
-          <w:tcPr>
-            <w:tcW w:type="dxa" w:w="863"/>
-            <w:tcBorders>
-              <w:top w:val="none" w:color="FFFFFF" w:sz="0"/>
-              <w:left w:val="none" w:color="FFFFFF" w:sz="0"/>
-              <w:bottom w:val="none" w:color="FFFFFF" w:sz="0"/>
-              <w:right w:val="none" w:color="FFFFFF" w:sz="0"/>
-            </w:tcBorders>
-            <w:tcMar>
-              <w:top w:type="dxa" w:w="20"/>
-              <w:left w:type="dxa" w:w="40"/>
-              <w:bottom w:type="dxa" w:w="20"/>
-              <w:right w:type="dxa" w:w="40"/>
-            </w:tcMar>
-            <w:vAlign w:val="center"/>
-          </w:tcPr>
-          <w:p>
-            <w:pPr>
-              <w:keepNext/>
-              <w:keepLines/>
-              <w:spacing w:after="0" w:before="0" w:line="240" w:lineRule="auto"/>
-              <w:jc w:val="center"/>
-            </w:pPr>
-            <w:r>
-              <w:rPr>
-                <w:rFonts w:ascii="Times New Roman" w:cs="Times New Roman" w:eastAsia="宋体" w:hAnsi="Times New Roman"/>
-                <w:color w:val="000000"/>
-                <w:sz w:val="18"/>
-                <w:szCs w:val="18"/>
-              </w:rPr>
-              <w:t xml:space="preserve">2</w:t>
-            </w:r>
-          </w:p>
-        </w:tc>
-        <w:tc>
-          <w:tcPr>
-            <w:tcW w:type="dxa" w:w="863"/>
-            <w:tcBorders>
-              <w:top w:val="none" w:color="FFFFFF" w:sz="0"/>
-              <w:left w:val="none" w:color="FFFFFF" w:sz="0"/>
-              <w:bottom w:val="none" w:color="FFFFFF" w:sz="0"/>
-              <w:right w:val="none" w:color="FFFFFF" w:sz="0"/>
-            </w:tcBorders>
-            <w:tcMar>
-              <w:top w:type="dxa" w:w="20"/>
-              <w:left w:type="dxa" w:w="40"/>
-              <w:bottom w:type="dxa" w:w="20"/>
-              <w:right w:type="dxa" w:w="40"/>
-            </w:tcMar>
-            <w:vAlign w:val="center"/>
-          </w:tcPr>
-          <w:p>
-            <w:pPr>
-              <w:keepNext/>
-              <w:keepLines/>
-              <w:spacing w:after="0" w:before="0" w:line="240" w:lineRule="auto"/>
-              <w:jc w:val="center"/>
-            </w:pPr>
-            <w:r>
-              <w:rPr>
-                <w:rFonts w:ascii="Times New Roman" w:cs="Times New Roman" w:eastAsia="宋体" w:hAnsi="Times New Roman"/>
-                <w:color w:val="000000"/>
-                <w:sz w:val="18"/>
-                <w:szCs w:val="18"/>
-              </w:rPr>
-              <w:t xml:space="preserve">1</w:t>
-            </w:r>
-          </w:p>
-        </w:tc>
-        <w:tc>
-          <w:tcPr>
-            <w:tcW w:type="dxa" w:w="1295"/>
+            <w:tcW w:type="dxa" w:w="1863"/>
             <w:tcBorders>
               <w:top w:val="none" w:color="FFFFFF" w:sz="0"/>
               <w:left w:val="none" w:color="FFFFFF" w:sz="0"/>
@@ -6489,7 +4305,7 @@
         </w:tc>
         <w:tc>
           <w:tcPr>
-            <w:tcW w:type="dxa" w:w="1295"/>
+            <w:tcW w:type="dxa" w:w="1863"/>
             <w:tcBorders>
               <w:top w:val="none" w:color="FFFFFF" w:sz="0"/>
               <w:left w:val="none" w:color="FFFFFF" w:sz="0"/>
@@ -6524,7 +4340,7 @@
         </w:tc>
         <w:tc>
           <w:tcPr>
-            <w:tcW w:type="dxa" w:w="1295"/>
+            <w:tcW w:type="dxa" w:w="1863"/>
             <w:tcBorders>
               <w:top w:val="none" w:color="FFFFFF" w:sz="0"/>
               <w:left w:val="none" w:color="FFFFFF" w:sz="0"/>
@@ -6565,7 +4381,7 @@
         </w:trPr>
         <w:tc>
           <w:tcPr>
-            <w:tcW w:type="dxa" w:w="1187"/>
+            <w:tcW w:type="dxa" w:w="1490"/>
             <w:tcBorders>
               <w:top w:val="none" w:color="FFFFFF" w:sz="0"/>
               <w:left w:val="none" w:color="FFFFFF" w:sz="0"/>
@@ -6600,7 +4416,7 @@
         </w:tc>
         <w:tc>
           <w:tcPr>
-            <w:tcW w:type="dxa" w:w="1403"/>
+            <w:tcW w:type="dxa" w:w="1987"/>
             <w:tcBorders>
               <w:top w:val="none" w:color="FFFFFF" w:sz="0"/>
               <w:left w:val="none" w:color="FFFFFF" w:sz="0"/>
@@ -6683,7 +4499,7 @@
         </w:tc>
         <w:tc>
           <w:tcPr>
-            <w:tcW w:type="dxa" w:w="863"/>
+            <w:tcW w:type="dxa" w:w="1863"/>
             <w:tcBorders>
               <w:top w:val="none" w:color="FFFFFF" w:sz="0"/>
               <w:left w:val="none" w:color="FFFFFF" w:sz="0"/>
@@ -6712,13 +4528,13 @@
                 <w:sz w:val="18"/>
                 <w:szCs w:val="18"/>
               </w:rPr>
-              <w:t xml:space="preserve">2</w:t>
-            </w:r>
-          </w:p>
-        </w:tc>
-        <w:tc>
-          <w:tcPr>
-            <w:tcW w:type="dxa" w:w="863"/>
+              <w:t xml:space="preserve">270.0</w:t>
+            </w:r>
+          </w:p>
+        </w:tc>
+        <w:tc>
+          <w:tcPr>
+            <w:tcW w:type="dxa" w:w="1863"/>
             <w:tcBorders>
               <w:top w:val="none" w:color="FFFFFF" w:sz="0"/>
               <w:left w:val="none" w:color="FFFFFF" w:sz="0"/>
@@ -6747,118 +4563,13 @@
                 <w:sz w:val="18"/>
                 <w:szCs w:val="18"/>
               </w:rPr>
-              <w:t xml:space="preserve">1</w:t>
-            </w:r>
-          </w:p>
-        </w:tc>
-        <w:tc>
-          <w:tcPr>
-            <w:tcW w:type="dxa" w:w="863"/>
-            <w:tcBorders>
-              <w:top w:val="none" w:color="FFFFFF" w:sz="0"/>
-              <w:left w:val="none" w:color="FFFFFF" w:sz="0"/>
-              <w:bottom w:val="single" w:color="000000" w:sz="12"/>
-              <w:right w:val="none" w:color="FFFFFF" w:sz="0"/>
-            </w:tcBorders>
-            <w:tcMar>
-              <w:top w:type="dxa" w:w="20"/>
-              <w:left w:type="dxa" w:w="40"/>
-              <w:bottom w:type="dxa" w:w="20"/>
-              <w:right w:type="dxa" w:w="40"/>
-            </w:tcMar>
-            <w:vAlign w:val="center"/>
-          </w:tcPr>
-          <w:p>
-            <w:pPr>
-              <w:keepNext w:val="false"/>
-              <w:keepLines/>
-              <w:spacing w:after="0" w:before="0" w:line="240" w:lineRule="auto"/>
-              <w:jc w:val="center"/>
-            </w:pPr>
-            <w:r>
-              <w:rPr>
-                <w:rFonts w:ascii="Times New Roman" w:cs="Times New Roman" w:eastAsia="宋体" w:hAnsi="Times New Roman"/>
-                <w:color w:val="000000"/>
-                <w:sz w:val="18"/>
-                <w:szCs w:val="18"/>
-              </w:rPr>
-              <w:t xml:space="preserve">1</w:t>
-            </w:r>
-          </w:p>
-        </w:tc>
-        <w:tc>
-          <w:tcPr>
-            <w:tcW w:type="dxa" w:w="1295"/>
-            <w:tcBorders>
-              <w:top w:val="none" w:color="FFFFFF" w:sz="0"/>
-              <w:left w:val="none" w:color="FFFFFF" w:sz="0"/>
-              <w:bottom w:val="single" w:color="000000" w:sz="12"/>
-              <w:right w:val="none" w:color="FFFFFF" w:sz="0"/>
-            </w:tcBorders>
-            <w:tcMar>
-              <w:top w:type="dxa" w:w="20"/>
-              <w:left w:type="dxa" w:w="40"/>
-              <w:bottom w:type="dxa" w:w="20"/>
-              <w:right w:type="dxa" w:w="40"/>
-            </w:tcMar>
-            <w:vAlign w:val="center"/>
-          </w:tcPr>
-          <w:p>
-            <w:pPr>
-              <w:keepNext w:val="false"/>
-              <w:keepLines/>
-              <w:spacing w:after="0" w:before="0" w:line="240" w:lineRule="auto"/>
-              <w:jc w:val="center"/>
-            </w:pPr>
-            <w:r>
-              <w:rPr>
-                <w:rFonts w:ascii="Times New Roman" w:cs="Times New Roman" w:eastAsia="宋体" w:hAnsi="Times New Roman"/>
-                <w:color w:val="000000"/>
-                <w:sz w:val="18"/>
-                <w:szCs w:val="18"/>
-              </w:rPr>
-              <w:t xml:space="preserve">270.0</w:t>
-            </w:r>
-          </w:p>
-        </w:tc>
-        <w:tc>
-          <w:tcPr>
-            <w:tcW w:type="dxa" w:w="1295"/>
-            <w:tcBorders>
-              <w:top w:val="none" w:color="FFFFFF" w:sz="0"/>
-              <w:left w:val="none" w:color="FFFFFF" w:sz="0"/>
-              <w:bottom w:val="single" w:color="000000" w:sz="12"/>
-              <w:right w:val="none" w:color="FFFFFF" w:sz="0"/>
-            </w:tcBorders>
-            <w:tcMar>
-              <w:top w:type="dxa" w:w="20"/>
-              <w:left w:type="dxa" w:w="40"/>
-              <w:bottom w:type="dxa" w:w="20"/>
-              <w:right w:type="dxa" w:w="40"/>
-            </w:tcMar>
-            <w:vAlign w:val="center"/>
-          </w:tcPr>
-          <w:p>
-            <w:pPr>
-              <w:keepNext w:val="false"/>
-              <w:keepLines/>
-              <w:spacing w:after="0" w:before="0" w:line="240" w:lineRule="auto"/>
-              <w:jc w:val="center"/>
-            </w:pPr>
-            <w:r>
-              <w:rPr>
-                <w:rFonts w:ascii="Times New Roman" w:cs="Times New Roman" w:eastAsia="宋体" w:hAnsi="Times New Roman"/>
-                <w:color w:val="000000"/>
-                <w:sz w:val="18"/>
-                <w:szCs w:val="18"/>
-              </w:rPr>
               <w:t xml:space="preserve">90.0</w:t>
             </w:r>
           </w:p>
         </w:tc>
         <w:tc>
           <w:tcPr>
-            <w:tcW w:type="dxa" w:w="1295"/>
+            <w:tcW w:type="dxa" w:w="1863"/>
             <w:tcBorders>
               <w:top w:val="none" w:color="FFFFFF" w:sz="0"/>
               <w:left w:val="none" w:color="FFFFFF" w:sz="0"/>
@@ -6903,7 +4614,7 @@
     <w:p>
       <w:pPr>
         <w:keepNext/>
-        <w:spacing w:after="40" w:before="100" w:line="300" w:lineRule="auto"/>
+        <w:spacing w:after="30" w:before="80" w:line="300" w:lineRule="auto"/>
         <w:ind/>
         <w:jc w:val="left"/>
       </w:pPr>
@@ -6932,7 +4643,7 @@
           <w:sz w:val="21"/>
           <w:szCs w:val="21"/>
         </w:rPr>
-        <w:t xml:space="preserve">2025年5月2日播种育秧，6月7日人工移栽，栽插规格30 cm×20 cm（约16.7万穴/hm</w:t>
+        <w:t xml:space="preserve">5月2日播种育秧，6月7日移栽，栽插规格30 cm×20 cm（约16.7万穴/hm</w:t>
       </w:r>
       <w:r>
         <w:rPr>
@@ -6951,13 +4662,13 @@
           <w:sz w:val="21"/>
           <w:szCs w:val="21"/>
         </w:rPr>
-        <w:t xml:space="preserve">），每穴2～3苗。氮肥按基肥∶分蘖肥∶穗肥=50%∶25%∶25%于6月6日、6月13日、8月10日分3次施用，磷肥全部作基肥，钾肥按基肥∶穗肥=60%∶40%分2次施用。7月18日、8月23日两次施药防治主要病虫；各小区药剂种类、用量及水分管理完全一致，与当地常规栽培相同。</w:t>
+        <w:t xml:space="preserve">）。氮肥按基肥∶分蘖肥∶穗肥=50%∶25%∶25%分3次施用，磷肥全部基施，钾肥按基肥∶穗肥=60%∶40%分2次施用。全生育期两次施药防治主要病虫；各小区药剂、用量及水分管理一致，与当地常规栽培相同。</w:t>
       </w:r>
     </w:p>
     <w:p>
       <w:pPr>
         <w:keepNext/>
-        <w:spacing w:after="40" w:before="100" w:line="300" w:lineRule="auto"/>
+        <w:spacing w:after="30" w:before="80" w:line="300" w:lineRule="auto"/>
         <w:ind/>
         <w:jc w:val="left"/>
       </w:pPr>
@@ -6986,26 +4697,7 @@
           <w:sz w:val="21"/>
           <w:szCs w:val="21"/>
         </w:rPr>
-        <w:t xml:space="preserve">成熟期每小区选取有代表性稻株10穴，调查单穴有效穗数，按栽插密度16.7万穴/hm</w:t>
-      </w:r>
-      <w:r>
-        <w:rPr>
-          <w:rFonts w:ascii="Times New Roman" w:cs="Times New Roman" w:eastAsia="宋体" w:hAnsi="Times New Roman"/>
-          <w:color w:val="000000"/>
-          <w:sz w:val="21"/>
-          <w:szCs w:val="21"/>
-          <w:vertAlign w:val="superscript"/>
-        </w:rPr>
-        <w:t xml:space="preserve">2</w:t>
-      </w:r>
-      <w:r>
-        <w:rPr>
-          <w:rFonts w:ascii="Times New Roman" w:cs="Times New Roman" w:eastAsia="宋体" w:hAnsi="Times New Roman"/>
-          <w:color w:val="000000"/>
-          <w:sz w:val="21"/>
-          <w:szCs w:val="21"/>
-        </w:rPr>
-        <w:t xml:space="preserve">折算群体有效穗数，并测定株高、穗长、每穗总粒数、每穗实粒数、结实率和千粒重；各小区全部单收单打，脱粒、晒干扬净后称重，折算成单位面积产量。本试验未测定耕层土壤养分含量，土壤供肥能力按《测土配方施肥技术规程》（NY/T 2911—2016）以缺素区相对产量评价</w:t>
+        <w:t xml:space="preserve">成熟期每小区取代表性稻株10穴，调查单穴有效穗数并按栽插密度折算群体有效穗数，测定株高、穗长、每穗总粒数、每穗实粒数、结实率和千粒重；各小区全部单收单打，晒干扬净后称重折算单位面积产量。本试验未测定耕层土壤养分含量，土壤供肥能力按上述规程以缺素区相对产量评价</w:t>
       </w:r>
       <w:r>
         <w:rPr>
@@ -7030,7 +4722,7 @@
     <w:p>
       <w:pPr>
         <w:keepNext/>
-        <w:spacing w:after="40" w:before="100" w:line="300" w:lineRule="auto"/>
+        <w:spacing w:after="30" w:before="80" w:line="300" w:lineRule="auto"/>
         <w:ind/>
         <w:jc w:val="left"/>
       </w:pPr>
@@ -7059,7 +4751,7 @@
           <w:sz w:val="21"/>
           <w:szCs w:val="21"/>
         </w:rPr>
-        <w:t xml:space="preserve">数据用Excel整理，用Python 3.12（NumPy、SciPy）进行回归拟合和Pearson相关分析，相关系数显著性采用</w:t>
+        <w:t xml:space="preserve">数据用Excel整理，用Python（NumPy、SciPy）作回归拟合与Pearson相关分析，相关系数显著性采用</w:t>
       </w:r>
       <w:r>
         <w:rPr>
@@ -7095,26 +4787,7 @@
           <w:sz w:val="21"/>
           <w:szCs w:val="21"/>
         </w:rPr>
-        <w:t xml:space="preserve">相对产量（%）=缺素区产量/全肥区（处理6）产量×100；肥料贡献率（%）=（全肥区产量−缺素区产量）/全肥区产量×100；农学效率（kg/kg）=（全肥区产量−缺素区产量）/该养分施用量</w:t>
-      </w:r>
-      <w:r>
-        <w:rPr>
-          <w:rFonts w:ascii="Times New Roman" w:cs="Times New Roman" w:eastAsia="宋体" w:hAnsi="Times New Roman"/>
-          <w:color w:val="000000"/>
-          <w:sz w:val="21"/>
-          <w:szCs w:val="21"/>
-          <w:vertAlign w:val="superscript"/>
-        </w:rPr>
-        <w:t xml:space="preserve">[3]</w:t>
-      </w:r>
-      <w:r>
-        <w:rPr>
-          <w:rFonts w:ascii="Times New Roman" w:cs="Times New Roman" w:eastAsia="宋体" w:hAnsi="Times New Roman"/>
-          <w:color w:val="000000"/>
-          <w:sz w:val="21"/>
-          <w:szCs w:val="21"/>
-        </w:rPr>
-        <w:t xml:space="preserve">。土壤养分丰缺等级按缺素区相对产量划分：&lt;50%为“极低”，50%≤相对产量&lt;75%为“低”，75%≤相对产量&lt;95%为“中”，≥95%为“高”</w:t>
+        <w:t xml:space="preserve">相对产量（%）=缺素区产量/全肥区（处理6）产量×100；肥料贡献率（%）=（全肥区产量−缺素区产量）/全肥区产量×100；农学效率（kg/kg）=（全肥区产量−缺素区产量）/该养分施用量。土壤养分丰缺等级按相对产量分为“极低”（&lt;50%）、“低”（50%～75%）、“中”（75%～95%）、“高”（≥95%）</w:t>
       </w:r>
       <w:r>
         <w:rPr>
@@ -7149,7 +4822,7 @@
           <w:sz w:val="21"/>
           <w:szCs w:val="21"/>
         </w:rPr>
-        <w:t xml:space="preserve">肥料效应方程分别按三元二次方程、一元二次方程和线性加平台模型拟合</w:t>
+        <w:t xml:space="preserve">肥料效应方程分别按三元二次、一元二次和线性加平台模型拟合</w:t>
       </w:r>
       <w:r>
         <w:rPr>
@@ -7168,7 +4841,7 @@
           <w:sz w:val="21"/>
           <w:szCs w:val="21"/>
         </w:rPr>
-        <w:t xml:space="preserve">，一元二次方程分别以处理2、3、6、11（氮）、4、5、6、7（磷）和8、9、6、10（钾）的产量拟合，最高产量施肥量由一阶导数为0求得；因三元二次方程未通过典型性检验、磷钾方程极值点远超设计范围，最佳经济施肥量改用相邻水平间的边际分析（边际产值与边际肥料成本之比）评价</w:t>
+        <w:t xml:space="preserve">，一元二次方程以各单因素序列的产量拟合，最高产量施肥量由一阶导数为0求得；因三元二次方程未通过典型性检验、磷钾方程极值点远超设计范围，最佳经济施肥量改用相邻水平间的边际分析评价</w:t>
       </w:r>
       <w:r>
         <w:rPr>
@@ -7203,7 +4876,7 @@
           <w:sz w:val="21"/>
           <w:szCs w:val="21"/>
         </w:rPr>
-        <w:t xml:space="preserve">经济效益按试验当年当地市场价计：尿素2.10元/kg、颗粒过磷酸钙0.80元/kg、氯化钾3.20元/kg，折合纯N 4.54元/kg、P</w:t>
+        <w:t xml:space="preserve">经济效益按试验当年当地市场价计，折合纯N 4.54、P</w:t>
       </w:r>
       <w:r>
         <w:rPr>
@@ -7241,7 +4914,7 @@
           <w:sz w:val="21"/>
           <w:szCs w:val="21"/>
         </w:rPr>
-        <w:t xml:space="preserve"> 6.67元/kg、K</w:t>
+        <w:t xml:space="preserve"> 6.67、K</w:t>
       </w:r>
       <w:r>
         <w:rPr>
@@ -7260,7 +4933,7 @@
           <w:sz w:val="21"/>
           <w:szCs w:val="21"/>
         </w:rPr>
-        <w:t xml:space="preserve">O 5.33元/kg；稻谷按2025年国家中晚籼稻最低收购价折合2.58元/kg。扣除肥料成本后收益=产值−肥料成本，产投比=增产值/肥料成本。因各处理除肥料外投入相同，仅以肥料成本作为差异性成本，所得收益仅用于处理间比较，不代表实际纯收益。</w:t>
+        <w:t xml:space="preserve">O 5.33元/kg，稻谷2.58元/kg。扣除肥料成本后收益=产值−肥料成本，产投比=增产值/肥料成本；因各处理除肥料外投入相同，所得收益仅用于处理间比较，不代表实际纯收益。</w:t>
       </w:r>
     </w:p>
     <w:p>
@@ -7276,7 +4949,7 @@
           <w:sz w:val="21"/>
           <w:szCs w:val="21"/>
         </w:rPr>
-        <w:t xml:space="preserve">本试验不设重复，无法估计试验误差，故未作方差分析与多重比较，处理间差异仅作趋势性描述；效应方程残差中不含独立的试验误差估计，所给</w:t>
+        <w:t xml:space="preserve">本试验不设重复，无法估计试验误差，故未作方差分析与多重比较，处理间差异仅作趋势性描述；所给</w:t>
       </w:r>
       <w:r>
         <w:rPr>
@@ -7346,13 +5019,13 @@
           <w:sz w:val="21"/>
           <w:szCs w:val="21"/>
         </w:rPr>
-        <w:t xml:space="preserve">值仅用于比较模型拟合优劣，不作为肥效显著性的推断依据。全文除相关分析外不使用“显著”等统计学推断术语。</w:t>
+        <w:t xml:space="preserve">值仅用于比较模型拟合优劣。全文除相关分析外不使用“显著”等统计学推断术语。</w:t>
       </w:r>
     </w:p>
     <w:p>
       <w:pPr>
         <w:keepNext/>
-        <w:spacing w:after="80" w:before="160" w:line="300" w:lineRule="auto"/>
+        <w:spacing w:after="60" w:before="130" w:line="300" w:lineRule="auto"/>
         <w:ind/>
         <w:jc w:val="left"/>
       </w:pPr>
@@ -7371,7 +5044,7 @@
     <w:p>
       <w:pPr>
         <w:keepNext/>
-        <w:spacing w:after="40" w:before="100" w:line="300" w:lineRule="auto"/>
+        <w:spacing w:after="30" w:before="80" w:line="300" w:lineRule="auto"/>
         <w:ind/>
         <w:jc w:val="left"/>
       </w:pPr>
@@ -7419,7 +5092,7 @@
           <w:sz w:val="21"/>
           <w:szCs w:val="21"/>
         </w:rPr>
-        <w:t xml:space="preserve">，每穗总粒数187.5～208.9粒，结实率80.5%～87.6%，千粒重23.1～23.8 g。无肥区（处理1）的株高、穗长、有效穗数、每穗总粒数和每穗实粒数均为各处理最低，但结实率（86.0%）和千粒重（23.2 g）处于中上水平，说明不施肥主要通过限制群体大小和穗粒数、而非籽粒充实度来降低产量。</w:t>
+        <w:t xml:space="preserve">，每穗总粒数187.5～208.9粒，结实率80.5%～87.6%，千粒重23.1～23.8 g。无肥区的株高、穗长、有效穗数和穗粒数均为各处理最低，但结实率和千粒重处于中上水平，说明不施肥主要通过限制群体大小和穗粒数、而非籽粒充实度来降低产量。</w:t>
       </w:r>
     </w:p>
     <w:p>
@@ -7435,7 +5108,7 @@
           <w:sz w:val="21"/>
           <w:szCs w:val="21"/>
         </w:rPr>
-        <w:t xml:space="preserve">磷、钾为2水平时，随施氮量由0增至405 kg/hm</w:t>
+        <w:t xml:space="preserve">磷钾为2水平时，随施氮量增加有效穗数持续上升，每穗总粒数在N2水平即达上限，表明增施氮肥主要扩大群体；但结实率由87.0%降至80.5%，千粒重在N2最高、N3回落，说明施氮超过270 kg/hm</w:t>
       </w:r>
       <w:r>
         <w:rPr>
@@ -7454,64 +5127,7 @@
           <w:sz w:val="21"/>
           <w:szCs w:val="21"/>
         </w:rPr>
-        <w:t xml:space="preserve">，有效穗数由210.0万穗/hm</w:t>
-      </w:r>
-      <w:r>
-        <w:rPr>
-          <w:rFonts w:ascii="Times New Roman" w:cs="Times New Roman" w:eastAsia="宋体" w:hAnsi="Times New Roman"/>
-          <w:color w:val="000000"/>
-          <w:sz w:val="21"/>
-          <w:szCs w:val="21"/>
-          <w:vertAlign w:val="superscript"/>
-        </w:rPr>
-        <w:t xml:space="preserve">2</w:t>
-      </w:r>
-      <w:r>
-        <w:rPr>
-          <w:rFonts w:ascii="Times New Roman" w:cs="Times New Roman" w:eastAsia="宋体" w:hAnsi="Times New Roman"/>
-          <w:color w:val="000000"/>
-          <w:sz w:val="21"/>
-          <w:szCs w:val="21"/>
-        </w:rPr>
-        <w:t xml:space="preserve">增至286.5万穗/hm</w:t>
-      </w:r>
-      <w:r>
-        <w:rPr>
-          <w:rFonts w:ascii="Times New Roman" w:cs="Times New Roman" w:eastAsia="宋体" w:hAnsi="Times New Roman"/>
-          <w:color w:val="000000"/>
-          <w:sz w:val="21"/>
-          <w:szCs w:val="21"/>
-          <w:vertAlign w:val="superscript"/>
-        </w:rPr>
-        <w:t xml:space="preserve">2</w:t>
-      </w:r>
-      <w:r>
-        <w:rPr>
-          <w:rFonts w:ascii="Times New Roman" w:cs="Times New Roman" w:eastAsia="宋体" w:hAnsi="Times New Roman"/>
-          <w:color w:val="000000"/>
-          <w:sz w:val="21"/>
-          <w:szCs w:val="21"/>
-        </w:rPr>
-        <w:t xml:space="preserve">，每穗总粒数由189.7粒增至202.5粒（N2水平后不再增加），表明增施氮肥主要扩大群体、增加有效穗数，对每穗总粒数的促进在N2水平即达上限；但结实率由87.0%降至80.5%，千粒重在N2水平最高（23.5 g）、N3降至23.1 g，说明施氮超过270 kg/hm</w:t>
-      </w:r>
-      <w:r>
-        <w:rPr>
-          <w:rFonts w:ascii="Times New Roman" w:cs="Times New Roman" w:eastAsia="宋体" w:hAnsi="Times New Roman"/>
-          <w:color w:val="000000"/>
-          <w:sz w:val="21"/>
-          <w:szCs w:val="21"/>
-          <w:vertAlign w:val="superscript"/>
-        </w:rPr>
-        <w:t xml:space="preserve">2</w:t>
-      </w:r>
-      <w:r>
-        <w:rPr>
-          <w:rFonts w:ascii="Times New Roman" w:cs="Times New Roman" w:eastAsia="宋体" w:hAnsi="Times New Roman"/>
-          <w:color w:val="000000"/>
-          <w:sz w:val="21"/>
-          <w:szCs w:val="21"/>
-        </w:rPr>
-        <w:t xml:space="preserve">后群体过大，结实率与千粒重随之下降。</w:t>
+        <w:t xml:space="preserve">后群体过大，籽粒充实度随之下降。</w:t>
       </w:r>
     </w:p>
     <w:p>
@@ -7527,45 +5143,7 @@
           <w:sz w:val="21"/>
           <w:szCs w:val="21"/>
         </w:rPr>
-        <w:t xml:space="preserve">随施磷量增加，有效穗数由244.5万穗/hm</w:t>
-      </w:r>
-      <w:r>
-        <w:rPr>
-          <w:rFonts w:ascii="Times New Roman" w:cs="Times New Roman" w:eastAsia="宋体" w:hAnsi="Times New Roman"/>
-          <w:color w:val="000000"/>
-          <w:sz w:val="21"/>
-          <w:szCs w:val="21"/>
-          <w:vertAlign w:val="superscript"/>
-        </w:rPr>
-        <w:t xml:space="preserve">2</w:t>
-      </w:r>
-      <w:r>
-        <w:rPr>
-          <w:rFonts w:ascii="Times New Roman" w:cs="Times New Roman" w:eastAsia="宋体" w:hAnsi="Times New Roman"/>
-          <w:color w:val="000000"/>
-          <w:sz w:val="21"/>
-          <w:szCs w:val="21"/>
-        </w:rPr>
-        <w:t xml:space="preserve">增至273.0万穗/hm</w:t>
-      </w:r>
-      <w:r>
-        <w:rPr>
-          <w:rFonts w:ascii="Times New Roman" w:cs="Times New Roman" w:eastAsia="宋体" w:hAnsi="Times New Roman"/>
-          <w:color w:val="000000"/>
-          <w:sz w:val="21"/>
-          <w:szCs w:val="21"/>
-          <w:vertAlign w:val="superscript"/>
-        </w:rPr>
-        <w:t xml:space="preserve">2</w:t>
-      </w:r>
-      <w:r>
-        <w:rPr>
-          <w:rFonts w:ascii="Times New Roman" w:cs="Times New Roman" w:eastAsia="宋体" w:hAnsi="Times New Roman"/>
-          <w:color w:val="000000"/>
-          <w:sz w:val="21"/>
-          <w:szCs w:val="21"/>
-        </w:rPr>
-        <w:t xml:space="preserve">，每穗实粒数由164.6粒增至176.7粒；随施钾量增加，结实率由84.2%升至87.6%、千粒重由23.1 g增至23.8 g。相关分析以14个处理为观测单位（</w:t>
+        <w:t xml:space="preserve">随施磷量增加，有效穗数与每穗实粒数同步上升；随施钾量增加，结实率与千粒重均提高。相关分析以14个处理为观测单位，产量与每穗总粒数（</w:t>
       </w:r>
       <w:r>
         <w:rPr>
@@ -7576,16 +5154,16 @@
           <w:sz w:val="21"/>
           <w:szCs w:val="21"/>
         </w:rPr>
-        <w:t xml:space="preserve">n</w:t>
-      </w:r>
-      <w:r>
-        <w:rPr>
-          <w:rFonts w:ascii="Times New Roman" w:cs="Times New Roman" w:eastAsia="宋体" w:hAnsi="Times New Roman"/>
-          <w:color w:val="000000"/>
-          <w:sz w:val="21"/>
-          <w:szCs w:val="21"/>
-        </w:rPr>
-        <w:t xml:space="preserve">=14，</w:t>
+        <w:t xml:space="preserve">r</w:t>
+      </w:r>
+      <w:r>
+        <w:rPr>
+          <w:rFonts w:ascii="Times New Roman" w:cs="Times New Roman" w:eastAsia="宋体" w:hAnsi="Times New Roman"/>
+          <w:color w:val="000000"/>
+          <w:sz w:val="21"/>
+          <w:szCs w:val="21"/>
+        </w:rPr>
+        <w:t xml:space="preserve">=0.979）、有效穗数（</w:t>
       </w:r>
       <w:r>
         <w:rPr>
@@ -7596,26 +5174,6 @@
           <w:sz w:val="21"/>
           <w:szCs w:val="21"/>
         </w:rPr>
-        <w:t xml:space="preserve">df</w:t>
-      </w:r>
-      <w:r>
-        <w:rPr>
-          <w:rFonts w:ascii="Times New Roman" w:cs="Times New Roman" w:eastAsia="宋体" w:hAnsi="Times New Roman"/>
-          <w:color w:val="000000"/>
-          <w:sz w:val="21"/>
-          <w:szCs w:val="21"/>
-        </w:rPr>
-        <w:t xml:space="preserve">=12，</w:t>
-      </w:r>
-      <w:r>
-        <w:rPr>
-          <w:rFonts w:ascii="Times New Roman" w:cs="Times New Roman" w:eastAsia="宋体" w:hAnsi="Times New Roman"/>
-          <w:i/>
-          <w:iCs/>
-          <w:color w:val="000000"/>
-          <w:sz w:val="21"/>
-          <w:szCs w:val="21"/>
-        </w:rPr>
         <w:t xml:space="preserve">r</w:t>
       </w:r>
       <w:r>
@@ -7624,88 +5182,8 @@
           <w:color w:val="000000"/>
           <w:sz w:val="21"/>
           <w:szCs w:val="21"/>
-          <w:vertAlign w:val="subscript"/>
-        </w:rPr>
-        <w:t xml:space="preserve">0.05</w:t>
-      </w:r>
-      <w:r>
-        <w:rPr>
-          <w:rFonts w:ascii="Times New Roman" w:cs="Times New Roman" w:eastAsia="宋体" w:hAnsi="Times New Roman"/>
-          <w:color w:val="000000"/>
-          <w:sz w:val="21"/>
-          <w:szCs w:val="21"/>
-        </w:rPr>
-        <w:t xml:space="preserve">=0.532，</w:t>
-      </w:r>
-      <w:r>
-        <w:rPr>
-          <w:rFonts w:ascii="Times New Roman" w:cs="Times New Roman" w:eastAsia="宋体" w:hAnsi="Times New Roman"/>
-          <w:i/>
-          <w:iCs/>
-          <w:color w:val="000000"/>
-          <w:sz w:val="21"/>
-          <w:szCs w:val="21"/>
-        </w:rPr>
-        <w:t xml:space="preserve">r</w:t>
-      </w:r>
-      <w:r>
-        <w:rPr>
-          <w:rFonts w:ascii="Times New Roman" w:cs="Times New Roman" w:eastAsia="宋体" w:hAnsi="Times New Roman"/>
-          <w:color w:val="000000"/>
-          <w:sz w:val="21"/>
-          <w:szCs w:val="21"/>
-          <w:vertAlign w:val="subscript"/>
-        </w:rPr>
-        <w:t xml:space="preserve">0.01</w:t>
-      </w:r>
-      <w:r>
-        <w:rPr>
-          <w:rFonts w:ascii="Times New Roman" w:cs="Times New Roman" w:eastAsia="宋体" w:hAnsi="Times New Roman"/>
-          <w:color w:val="000000"/>
-          <w:sz w:val="21"/>
-          <w:szCs w:val="21"/>
-        </w:rPr>
-        <w:t xml:space="preserve">=0.661），产量与每穗总粒数、有效穗数、穗长、株高和每穗实粒数呈极显著正相关（</w:t>
-      </w:r>
-      <w:r>
-        <w:rPr>
-          <w:rFonts w:ascii="Times New Roman" w:cs="Times New Roman" w:eastAsia="宋体" w:hAnsi="Times New Roman"/>
-          <w:i/>
-          <w:iCs/>
-          <w:color w:val="000000"/>
-          <w:sz w:val="21"/>
-          <w:szCs w:val="21"/>
-        </w:rPr>
-        <w:t xml:space="preserve">r</w:t>
-      </w:r>
-      <w:r>
-        <w:rPr>
-          <w:rFonts w:ascii="Times New Roman" w:cs="Times New Roman" w:eastAsia="宋体" w:hAnsi="Times New Roman"/>
-          <w:color w:val="000000"/>
-          <w:sz w:val="21"/>
-          <w:szCs w:val="21"/>
-        </w:rPr>
-        <w:t xml:space="preserve">依次为0.979、0.936、0.807、0.801和0.748），与千粒重、结实率未达显著（</w:t>
-      </w:r>
-      <w:r>
-        <w:rPr>
-          <w:rFonts w:ascii="Times New Roman" w:cs="Times New Roman" w:eastAsia="宋体" w:hAnsi="Times New Roman"/>
-          <w:i/>
-          <w:iCs/>
-          <w:color w:val="000000"/>
-          <w:sz w:val="21"/>
-          <w:szCs w:val="21"/>
-        </w:rPr>
-        <w:t xml:space="preserve">r</w:t>
-      </w:r>
-      <w:r>
-        <w:rPr>
-          <w:rFonts w:ascii="Times New Roman" w:cs="Times New Roman" w:eastAsia="宋体" w:hAnsi="Times New Roman"/>
-          <w:color w:val="000000"/>
-          <w:sz w:val="21"/>
-          <w:szCs w:val="21"/>
-        </w:rPr>
-        <w:t xml:space="preserve">分别为0.517和−0.126）。因各构成因素与产量互为乘积关系，上述结果只能说明增产主要伴随有效穗数与每穗总粒数增加，不足以判定因果或主次。</w:t>
+        </w:rPr>
+        <w:t xml:space="preserve">=0.936）、穗长、株高和每穗实粒数呈极显著正相关，与千粒重、结实率未达显著。因各构成因素与产量互为乘积关系，上述结果只说明增产主要伴随有效穗数与每穗总粒数增加，不足以判定主次。</w:t>
       </w:r>
     </w:p>
     <w:p>
@@ -12068,7 +9546,7 @@
     <w:p>
       <w:pPr>
         <w:keepNext/>
-        <w:spacing w:after="40" w:before="100" w:line="300" w:lineRule="auto"/>
+        <w:spacing w:after="30" w:before="80" w:line="300" w:lineRule="auto"/>
         <w:ind/>
         <w:jc w:val="left"/>
       </w:pPr>
@@ -12116,83 +9594,7 @@
           <w:sz w:val="21"/>
           <w:szCs w:val="21"/>
         </w:rPr>
-        <w:t xml:space="preserve">，以处理10（N</w:t>
-      </w:r>
-      <w:r>
-        <w:rPr>
-          <w:rFonts w:ascii="Times New Roman" w:cs="Times New Roman" w:eastAsia="宋体" w:hAnsi="Times New Roman"/>
-          <w:color w:val="000000"/>
-          <w:sz w:val="21"/>
-          <w:szCs w:val="21"/>
-          <w:vertAlign w:val="subscript"/>
-        </w:rPr>
-        <w:t xml:space="preserve">2</w:t>
-      </w:r>
-      <w:r>
-        <w:rPr>
-          <w:rFonts w:ascii="Times New Roman" w:cs="Times New Roman" w:eastAsia="宋体" w:hAnsi="Times New Roman"/>
-          <w:color w:val="000000"/>
-          <w:sz w:val="21"/>
-          <w:szCs w:val="21"/>
-        </w:rPr>
-        <w:t xml:space="preserve">P</w:t>
-      </w:r>
-      <w:r>
-        <w:rPr>
-          <w:rFonts w:ascii="Times New Roman" w:cs="Times New Roman" w:eastAsia="宋体" w:hAnsi="Times New Roman"/>
-          <w:color w:val="000000"/>
-          <w:sz w:val="21"/>
-          <w:szCs w:val="21"/>
-          <w:vertAlign w:val="subscript"/>
-        </w:rPr>
-        <w:t xml:space="preserve">2</w:t>
-      </w:r>
-      <w:r>
-        <w:rPr>
-          <w:rFonts w:ascii="Times New Roman" w:cs="Times New Roman" w:eastAsia="宋体" w:hAnsi="Times New Roman"/>
-          <w:color w:val="000000"/>
-          <w:sz w:val="21"/>
-          <w:szCs w:val="21"/>
-        </w:rPr>
-        <w:t xml:space="preserve">K</w:t>
-      </w:r>
-      <w:r>
-        <w:rPr>
-          <w:rFonts w:ascii="Times New Roman" w:cs="Times New Roman" w:eastAsia="宋体" w:hAnsi="Times New Roman"/>
-          <w:color w:val="000000"/>
-          <w:sz w:val="21"/>
-          <w:szCs w:val="21"/>
-          <w:vertAlign w:val="subscript"/>
-        </w:rPr>
-        <w:t xml:space="preserve">3</w:t>
-      </w:r>
-      <w:r>
-        <w:rPr>
-          <w:rFonts w:ascii="Times New Roman" w:cs="Times New Roman" w:eastAsia="宋体" w:hAnsi="Times New Roman"/>
-          <w:color w:val="000000"/>
-          <w:sz w:val="21"/>
-          <w:szCs w:val="21"/>
-        </w:rPr>
-        <w:t xml:space="preserve">）最高，较无肥区增产3600.0 kg/hm</w:t>
-      </w:r>
-      <w:r>
-        <w:rPr>
-          <w:rFonts w:ascii="Times New Roman" w:cs="Times New Roman" w:eastAsia="宋体" w:hAnsi="Times New Roman"/>
-          <w:color w:val="000000"/>
-          <w:sz w:val="21"/>
-          <w:szCs w:val="21"/>
-          <w:vertAlign w:val="superscript"/>
-        </w:rPr>
-        <w:t xml:space="preserve">2</w:t>
-      </w:r>
-      <w:r>
-        <w:rPr>
-          <w:rFonts w:ascii="Times New Roman" w:cs="Times New Roman" w:eastAsia="宋体" w:hAnsi="Times New Roman"/>
-          <w:color w:val="000000"/>
-          <w:sz w:val="21"/>
-          <w:szCs w:val="21"/>
-        </w:rPr>
-        <w:t xml:space="preserve">、增产率54.5%，其次为处理7、9、6（分别增产46.0%、40.4%和39.4%）。缺氮区（处理2）仅增产3.5%，远低于缺磷区（19.2%）和缺钾区（32.3%），说明氮素是限制该田块产量的首要因子，磷次之，钾的限制作用最小。需指出小区实收误差0.1 kg即相当于33.3 kg/hm</w:t>
+        <w:t xml:space="preserve">，以处理10最高，较无肥区增产54.5%，其次为处理7、9、6。缺氮区仅增产3.5%，远低于缺磷区（19.2%）和缺钾区（32.3%），说明氮素是限制该田块产量的首要因子。小区实收误差0.1 kg即相当于33.3 kg/hm</w:t>
       </w:r>
       <w:r>
         <w:rPr>
@@ -12227,7 +9629,7 @@
           <w:sz w:val="21"/>
           <w:szCs w:val="21"/>
         </w:rPr>
-        <w:t xml:space="preserve">磷钾为2水平时，N0～N3的产量分别为6833.3、7600.0、9200.0和9166.7 kg/hm</w:t>
+        <w:t xml:space="preserve">磷钾为2水平时，N2较N1增产21.1%而N3较N2减产0.4%，表明施氮达270 kg/hm</w:t>
       </w:r>
       <w:r>
         <w:rPr>
@@ -12246,64 +9648,7 @@
           <w:sz w:val="21"/>
           <w:szCs w:val="21"/>
         </w:rPr>
-        <w:t xml:space="preserve">，N2较N1增产21.1%而N3较N2减产0.4%，表明施氮达270 kg/hm</w:t>
-      </w:r>
-      <w:r>
-        <w:rPr>
-          <w:rFonts w:ascii="Times New Roman" w:cs="Times New Roman" w:eastAsia="宋体" w:hAnsi="Times New Roman"/>
-          <w:color w:val="000000"/>
-          <w:sz w:val="21"/>
-          <w:szCs w:val="21"/>
-          <w:vertAlign w:val="superscript"/>
-        </w:rPr>
-        <w:t xml:space="preserve">2</w:t>
-      </w:r>
-      <w:r>
-        <w:rPr>
-          <w:rFonts w:ascii="Times New Roman" w:cs="Times New Roman" w:eastAsia="宋体" w:hAnsi="Times New Roman"/>
-          <w:color w:val="000000"/>
-          <w:sz w:val="21"/>
-          <w:szCs w:val="21"/>
-        </w:rPr>
-        <w:t xml:space="preserve">后产量趋于平台。氮钾为2水平时，P0～P3产量由7866.7升至9633.3 kg/hm</w:t>
-      </w:r>
-      <w:r>
-        <w:rPr>
-          <w:rFonts w:ascii="Times New Roman" w:cs="Times New Roman" w:eastAsia="宋体" w:hAnsi="Times New Roman"/>
-          <w:color w:val="000000"/>
-          <w:sz w:val="21"/>
-          <w:szCs w:val="21"/>
-          <w:vertAlign w:val="superscript"/>
-        </w:rPr>
-        <w:t xml:space="preserve">2</w:t>
-      </w:r>
-      <w:r>
-        <w:rPr>
-          <w:rFonts w:ascii="Times New Roman" w:cs="Times New Roman" w:eastAsia="宋体" w:hAnsi="Times New Roman"/>
-          <w:color w:val="000000"/>
-          <w:sz w:val="21"/>
-          <w:szCs w:val="21"/>
-        </w:rPr>
-        <w:t xml:space="preserve">，P3较P2仍增产4.7%。氮磷为2水平时，K0～K3产量为8733.3、9266.7、9200.0和10200.0 kg/hm</w:t>
-      </w:r>
-      <w:r>
-        <w:rPr>
-          <w:rFonts w:ascii="Times New Roman" w:cs="Times New Roman" w:eastAsia="宋体" w:hAnsi="Times New Roman"/>
-          <w:color w:val="000000"/>
-          <w:sz w:val="21"/>
-          <w:szCs w:val="21"/>
-          <w:vertAlign w:val="superscript"/>
-        </w:rPr>
-        <w:t xml:space="preserve">2</w:t>
-      </w:r>
-      <w:r>
-        <w:rPr>
-          <w:rFonts w:ascii="Times New Roman" w:cs="Times New Roman" w:eastAsia="宋体" w:hAnsi="Times New Roman"/>
-          <w:color w:val="000000"/>
-          <w:sz w:val="21"/>
-          <w:szCs w:val="21"/>
-        </w:rPr>
-        <w:t xml:space="preserve">，总体上升，但K1与K2接近且序列内部非单调，可能与未设重复、存在田间误差有关。</w:t>
+        <w:t xml:space="preserve">后产量趋于平台；氮钾为2水平时产量随施磷量持续上升，P3较P2仍增产4.7%；氮磷为2水平时产量随施钾量总体上升，但K1与K2接近且序列内部非单调，可能含田间误差。</w:t>
       </w:r>
     </w:p>
     <w:p>
@@ -12337,15 +9682,14 @@
         </w:tblBorders>
       </w:tblPr>
       <w:tblGrid>
-        <w:gridCol w:w="622"/>
-        <w:gridCol w:w="1036"/>
-        <w:gridCol w:w="1295"/>
-        <w:gridCol w:w="829"/>
-        <w:gridCol w:w="622"/>
-        <w:gridCol w:w="1192"/>
-        <w:gridCol w:w="1243"/>
-        <w:gridCol w:w="1399"/>
-        <w:gridCol w:w="829"/>
+        <w:gridCol w:w="738"/>
+        <w:gridCol w:w="1265"/>
+        <w:gridCol w:w="1476"/>
+        <w:gridCol w:w="949"/>
+        <w:gridCol w:w="738"/>
+        <w:gridCol w:w="1370"/>
+        <w:gridCol w:w="1581"/>
+        <w:gridCol w:w="949"/>
       </w:tblGrid>
       <w:tr>
         <w:trPr>
@@ -12354,7 +9698,7 @@
         </w:trPr>
         <w:tc>
           <w:tcPr>
-            <w:tcW w:type="dxa" w:w="622"/>
+            <w:tcW w:type="dxa" w:w="738"/>
             <w:tcBorders>
               <w:top w:val="single" w:color="000000" w:sz="12"/>
               <w:left w:val="none" w:color="FFFFFF" w:sz="0"/>
@@ -12389,7 +9733,7 @@
         </w:tc>
         <w:tc>
           <w:tcPr>
-            <w:tcW w:type="dxa" w:w="1036"/>
+            <w:tcW w:type="dxa" w:w="1265"/>
             <w:tcBorders>
               <w:top w:val="single" w:color="000000" w:sz="12"/>
               <w:left w:val="none" w:color="FFFFFF" w:sz="0"/>
@@ -12424,7 +9768,7 @@
         </w:tc>
         <w:tc>
           <w:tcPr>
-            <w:tcW w:type="dxa" w:w="1295"/>
+            <w:tcW w:type="dxa" w:w="1476"/>
             <w:tcBorders>
               <w:top w:val="single" w:color="000000" w:sz="12"/>
               <w:left w:val="none" w:color="FFFFFF" w:sz="0"/>
@@ -12478,7 +9822,7 @@
         </w:tc>
         <w:tc>
           <w:tcPr>
-            <w:tcW w:type="dxa" w:w="829"/>
+            <w:tcW w:type="dxa" w:w="949"/>
             <w:tcBorders>
               <w:top w:val="single" w:color="000000" w:sz="12"/>
               <w:left w:val="none" w:color="FFFFFF" w:sz="0"/>
@@ -12513,7 +9857,7 @@
         </w:tc>
         <w:tc>
           <w:tcPr>
-            <w:tcW w:type="dxa" w:w="622"/>
+            <w:tcW w:type="dxa" w:w="738"/>
             <w:tcBorders>
               <w:top w:val="single" w:color="000000" w:sz="12"/>
               <w:left w:val="none" w:color="FFFFFF" w:sz="0"/>
@@ -12548,7 +9892,7 @@
         </w:tc>
         <w:tc>
           <w:tcPr>
-            <w:tcW w:type="dxa" w:w="1192"/>
+            <w:tcW w:type="dxa" w:w="1370"/>
             <w:tcBorders>
               <w:top w:val="single" w:color="000000" w:sz="12"/>
               <w:left w:val="none" w:color="FFFFFF" w:sz="0"/>
@@ -12577,7 +9921,7 @@
                 <w:sz w:val="18"/>
                 <w:szCs w:val="18"/>
               </w:rPr>
-              <w:t xml:space="preserve">产值/(元/hm</w:t>
+              <w:t xml:space="preserve">肥料成本/(元/hm</w:t>
             </w:r>
             <w:r>
               <w:rPr>
@@ -12602,7 +9946,7 @@
         </w:tc>
         <w:tc>
           <w:tcPr>
-            <w:tcW w:type="dxa" w:w="1243"/>
+            <w:tcW w:type="dxa" w:w="1581"/>
             <w:tcBorders>
               <w:top w:val="single" w:color="000000" w:sz="12"/>
               <w:left w:val="none" w:color="FFFFFF" w:sz="0"/>
@@ -12631,7 +9975,7 @@
                 <w:sz w:val="18"/>
                 <w:szCs w:val="18"/>
               </w:rPr>
-              <w:t xml:space="preserve">肥料成本/(元/hm</w:t>
+              <w:t xml:space="preserve">扣肥料成本后收益/(元/hm</w:t>
             </w:r>
             <w:r>
               <w:rPr>
@@ -12656,61 +10000,7 @@
         </w:tc>
         <w:tc>
           <w:tcPr>
-            <w:tcW w:type="dxa" w:w="1399"/>
-            <w:tcBorders>
-              <w:top w:val="single" w:color="000000" w:sz="12"/>
-              <w:left w:val="none" w:color="FFFFFF" w:sz="0"/>
-              <w:bottom w:val="single" w:color="000000" w:sz="6"/>
-              <w:right w:val="none" w:color="FFFFFF" w:sz="0"/>
-            </w:tcBorders>
-            <w:tcMar>
-              <w:top w:type="dxa" w:w="20"/>
-              <w:left w:type="dxa" w:w="40"/>
-              <w:bottom w:type="dxa" w:w="20"/>
-              <w:right w:type="dxa" w:w="40"/>
-            </w:tcMar>
-            <w:vAlign w:val="center"/>
-          </w:tcPr>
-          <w:p>
-            <w:pPr>
-              <w:keepNext/>
-              <w:keepLines/>
-              <w:spacing w:after="0" w:before="0" w:line="240" w:lineRule="auto"/>
-              <w:jc w:val="center"/>
-            </w:pPr>
-            <w:r>
-              <w:rPr>
-                <w:rFonts w:ascii="Times New Roman" w:cs="Times New Roman" w:eastAsia="宋体" w:hAnsi="Times New Roman"/>
-                <w:color w:val="000000"/>
-                <w:sz w:val="18"/>
-                <w:szCs w:val="18"/>
-              </w:rPr>
-              <w:t xml:space="preserve">扣肥料成本后收益/(元/hm</w:t>
-            </w:r>
-            <w:r>
-              <w:rPr>
-                <w:rFonts w:ascii="Times New Roman" w:cs="Times New Roman" w:eastAsia="宋体" w:hAnsi="Times New Roman"/>
-                <w:color w:val="000000"/>
-                <w:sz w:val="18"/>
-                <w:szCs w:val="18"/>
-                <w:vertAlign w:val="superscript"/>
-              </w:rPr>
-              <w:t xml:space="preserve">2</w:t>
-            </w:r>
-            <w:r>
-              <w:rPr>
-                <w:rFonts w:ascii="Times New Roman" w:cs="Times New Roman" w:eastAsia="宋体" w:hAnsi="Times New Roman"/>
-                <w:color w:val="000000"/>
-                <w:sz w:val="18"/>
-                <w:szCs w:val="18"/>
-              </w:rPr>
-              <w:t xml:space="preserve">)</w:t>
-            </w:r>
-          </w:p>
-        </w:tc>
-        <w:tc>
-          <w:tcPr>
-            <w:tcW w:type="dxa" w:w="829"/>
+            <w:tcW w:type="dxa" w:w="949"/>
             <w:tcBorders>
               <w:top w:val="single" w:color="000000" w:sz="12"/>
               <w:left w:val="none" w:color="FFFFFF" w:sz="0"/>
@@ -12751,7 +10041,7 @@
         </w:trPr>
         <w:tc>
           <w:tcPr>
-            <w:tcW w:type="dxa" w:w="622"/>
+            <w:tcW w:type="dxa" w:w="738"/>
             <w:tcBorders>
               <w:top w:val="none" w:color="FFFFFF" w:sz="0"/>
               <w:left w:val="none" w:color="FFFFFF" w:sz="0"/>
@@ -12786,7 +10076,7 @@
         </w:tc>
         <w:tc>
           <w:tcPr>
-            <w:tcW w:type="dxa" w:w="1036"/>
+            <w:tcW w:type="dxa" w:w="1265"/>
             <w:tcBorders>
               <w:top w:val="none" w:color="FFFFFF" w:sz="0"/>
               <w:left w:val="none" w:color="FFFFFF" w:sz="0"/>
@@ -12869,7 +10159,7 @@
         </w:tc>
         <w:tc>
           <w:tcPr>
-            <w:tcW w:type="dxa" w:w="1295"/>
+            <w:tcW w:type="dxa" w:w="1476"/>
             <w:tcBorders>
               <w:top w:val="none" w:color="FFFFFF" w:sz="0"/>
               <w:left w:val="none" w:color="FFFFFF" w:sz="0"/>
@@ -12904,7 +10194,7 @@
         </w:tc>
         <w:tc>
           <w:tcPr>
-            <w:tcW w:type="dxa" w:w="829"/>
+            <w:tcW w:type="dxa" w:w="949"/>
             <w:tcBorders>
               <w:top w:val="none" w:color="FFFFFF" w:sz="0"/>
               <w:left w:val="none" w:color="FFFFFF" w:sz="0"/>
@@ -12939,7 +10229,7 @@
         </w:tc>
         <w:tc>
           <w:tcPr>
-            <w:tcW w:type="dxa" w:w="622"/>
+            <w:tcW w:type="dxa" w:w="738"/>
             <w:tcBorders>
               <w:top w:val="none" w:color="FFFFFF" w:sz="0"/>
               <w:left w:val="none" w:color="FFFFFF" w:sz="0"/>
@@ -12974,7 +10264,42 @@
         </w:tc>
         <w:tc>
           <w:tcPr>
-            <w:tcW w:type="dxa" w:w="1192"/>
+            <w:tcW w:type="dxa" w:w="1370"/>
+            <w:tcBorders>
+              <w:top w:val="none" w:color="FFFFFF" w:sz="0"/>
+              <w:left w:val="none" w:color="FFFFFF" w:sz="0"/>
+              <w:bottom w:val="none" w:color="FFFFFF" w:sz="0"/>
+              <w:right w:val="none" w:color="FFFFFF" w:sz="0"/>
+            </w:tcBorders>
+            <w:tcMar>
+              <w:top w:type="dxa" w:w="20"/>
+              <w:left w:type="dxa" w:w="40"/>
+              <w:bottom w:type="dxa" w:w="20"/>
+              <w:right w:type="dxa" w:w="40"/>
+            </w:tcMar>
+            <w:vAlign w:val="center"/>
+          </w:tcPr>
+          <w:p>
+            <w:pPr>
+              <w:keepNext/>
+              <w:keepLines/>
+              <w:spacing w:after="0" w:before="0" w:line="240" w:lineRule="auto"/>
+              <w:jc w:val="center"/>
+            </w:pPr>
+            <w:r>
+              <w:rPr>
+                <w:rFonts w:ascii="Times New Roman" w:cs="Times New Roman" w:eastAsia="宋体" w:hAnsi="Times New Roman"/>
+                <w:color w:val="000000"/>
+                <w:sz w:val="18"/>
+                <w:szCs w:val="18"/>
+              </w:rPr>
+              <w:t xml:space="preserve">0.0</w:t>
+            </w:r>
+          </w:p>
+        </w:tc>
+        <w:tc>
+          <w:tcPr>
+            <w:tcW w:type="dxa" w:w="1581"/>
             <w:tcBorders>
               <w:top w:val="none" w:color="FFFFFF" w:sz="0"/>
               <w:left w:val="none" w:color="FFFFFF" w:sz="0"/>
@@ -13009,77 +10334,7 @@
         </w:tc>
         <w:tc>
           <w:tcPr>
-            <w:tcW w:type="dxa" w:w="1243"/>
-            <w:tcBorders>
-              <w:top w:val="none" w:color="FFFFFF" w:sz="0"/>
-              <w:left w:val="none" w:color="FFFFFF" w:sz="0"/>
-              <w:bottom w:val="none" w:color="FFFFFF" w:sz="0"/>
-              <w:right w:val="none" w:color="FFFFFF" w:sz="0"/>
-            </w:tcBorders>
-            <w:tcMar>
-              <w:top w:type="dxa" w:w="20"/>
-              <w:left w:type="dxa" w:w="40"/>
-              <w:bottom w:type="dxa" w:w="20"/>
-              <w:right w:type="dxa" w:w="40"/>
-            </w:tcMar>
-            <w:vAlign w:val="center"/>
-          </w:tcPr>
-          <w:p>
-            <w:pPr>
-              <w:keepNext/>
-              <w:keepLines/>
-              <w:spacing w:after="0" w:before="0" w:line="240" w:lineRule="auto"/>
-              <w:jc w:val="center"/>
-            </w:pPr>
-            <w:r>
-              <w:rPr>
-                <w:rFonts w:ascii="Times New Roman" w:cs="Times New Roman" w:eastAsia="宋体" w:hAnsi="Times New Roman"/>
-                <w:color w:val="000000"/>
-                <w:sz w:val="18"/>
-                <w:szCs w:val="18"/>
-              </w:rPr>
-              <w:t xml:space="preserve">0.0</w:t>
-            </w:r>
-          </w:p>
-        </w:tc>
-        <w:tc>
-          <w:tcPr>
-            <w:tcW w:type="dxa" w:w="1399"/>
-            <w:tcBorders>
-              <w:top w:val="none" w:color="FFFFFF" w:sz="0"/>
-              <w:left w:val="none" w:color="FFFFFF" w:sz="0"/>
-              <w:bottom w:val="none" w:color="FFFFFF" w:sz="0"/>
-              <w:right w:val="none" w:color="FFFFFF" w:sz="0"/>
-            </w:tcBorders>
-            <w:tcMar>
-              <w:top w:type="dxa" w:w="20"/>
-              <w:left w:type="dxa" w:w="40"/>
-              <w:bottom w:type="dxa" w:w="20"/>
-              <w:right w:type="dxa" w:w="40"/>
-            </w:tcMar>
-            <w:vAlign w:val="center"/>
-          </w:tcPr>
-          <w:p>
-            <w:pPr>
-              <w:keepNext/>
-              <w:keepLines/>
-              <w:spacing w:after="0" w:before="0" w:line="240" w:lineRule="auto"/>
-              <w:jc w:val="center"/>
-            </w:pPr>
-            <w:r>
-              <w:rPr>
-                <w:rFonts w:ascii="Times New Roman" w:cs="Times New Roman" w:eastAsia="宋体" w:hAnsi="Times New Roman"/>
-                <w:color w:val="000000"/>
-                <w:sz w:val="18"/>
-                <w:szCs w:val="18"/>
-              </w:rPr>
-              <w:t xml:space="preserve">17028.0</w:t>
-            </w:r>
-          </w:p>
-        </w:tc>
-        <w:tc>
-          <w:tcPr>
-            <w:tcW w:type="dxa" w:w="829"/>
+            <w:tcW w:type="dxa" w:w="949"/>
             <w:tcBorders>
               <w:top w:val="none" w:color="FFFFFF" w:sz="0"/>
               <w:left w:val="none" w:color="FFFFFF" w:sz="0"/>
@@ -13120,7 +10375,7 @@
         </w:trPr>
         <w:tc>
           <w:tcPr>
-            <w:tcW w:type="dxa" w:w="622"/>
+            <w:tcW w:type="dxa" w:w="738"/>
             <w:tcBorders>
               <w:top w:val="none" w:color="FFFFFF" w:sz="0"/>
               <w:left w:val="none" w:color="FFFFFF" w:sz="0"/>
@@ -13155,7 +10410,7 @@
         </w:tc>
         <w:tc>
           <w:tcPr>
-            <w:tcW w:type="dxa" w:w="1036"/>
+            <w:tcW w:type="dxa" w:w="1265"/>
             <w:tcBorders>
               <w:top w:val="none" w:color="FFFFFF" w:sz="0"/>
               <w:left w:val="none" w:color="FFFFFF" w:sz="0"/>
@@ -13238,7 +10493,7 @@
         </w:tc>
         <w:tc>
           <w:tcPr>
-            <w:tcW w:type="dxa" w:w="1295"/>
+            <w:tcW w:type="dxa" w:w="1476"/>
             <w:tcBorders>
               <w:top w:val="none" w:color="FFFFFF" w:sz="0"/>
               <w:left w:val="none" w:color="FFFFFF" w:sz="0"/>
@@ -13273,7 +10528,7 @@
         </w:tc>
         <w:tc>
           <w:tcPr>
-            <w:tcW w:type="dxa" w:w="829"/>
+            <w:tcW w:type="dxa" w:w="949"/>
             <w:tcBorders>
               <w:top w:val="none" w:color="FFFFFF" w:sz="0"/>
               <w:left w:val="none" w:color="FFFFFF" w:sz="0"/>
@@ -13308,7 +10563,7 @@
         </w:tc>
         <w:tc>
           <w:tcPr>
-            <w:tcW w:type="dxa" w:w="622"/>
+            <w:tcW w:type="dxa" w:w="738"/>
             <w:tcBorders>
               <w:top w:val="none" w:color="FFFFFF" w:sz="0"/>
               <w:left w:val="none" w:color="FFFFFF" w:sz="0"/>
@@ -13343,42 +10598,7 @@
         </w:tc>
         <w:tc>
           <w:tcPr>
-            <w:tcW w:type="dxa" w:w="1192"/>
-            <w:tcBorders>
-              <w:top w:val="none" w:color="FFFFFF" w:sz="0"/>
-              <w:left w:val="none" w:color="FFFFFF" w:sz="0"/>
-              <w:bottom w:val="none" w:color="FFFFFF" w:sz="0"/>
-              <w:right w:val="none" w:color="FFFFFF" w:sz="0"/>
-            </w:tcBorders>
-            <w:tcMar>
-              <w:top w:type="dxa" w:w="20"/>
-              <w:left w:type="dxa" w:w="40"/>
-              <w:bottom w:type="dxa" w:w="20"/>
-              <w:right w:type="dxa" w:w="40"/>
-            </w:tcMar>
-            <w:vAlign w:val="center"/>
-          </w:tcPr>
-          <w:p>
-            <w:pPr>
-              <w:keepNext/>
-              <w:keepLines/>
-              <w:spacing w:after="0" w:before="0" w:line="240" w:lineRule="auto"/>
-              <w:jc w:val="center"/>
-            </w:pPr>
-            <w:r>
-              <w:rPr>
-                <w:rFonts w:ascii="Times New Roman" w:cs="Times New Roman" w:eastAsia="宋体" w:hAnsi="Times New Roman"/>
-                <w:color w:val="000000"/>
-                <w:sz w:val="18"/>
-                <w:szCs w:val="18"/>
-              </w:rPr>
-              <w:t xml:space="preserve">17630.0</w:t>
-            </w:r>
-          </w:p>
-        </w:tc>
-        <w:tc>
-          <w:tcPr>
-            <w:tcW w:type="dxa" w:w="1243"/>
+            <w:tcW w:type="dxa" w:w="1370"/>
             <w:tcBorders>
               <w:top w:val="none" w:color="FFFFFF" w:sz="0"/>
               <w:left w:val="none" w:color="FFFFFF" w:sz="0"/>
@@ -13413,7 +10633,7 @@
         </w:tc>
         <w:tc>
           <w:tcPr>
-            <w:tcW w:type="dxa" w:w="1399"/>
+            <w:tcW w:type="dxa" w:w="1581"/>
             <w:tcBorders>
               <w:top w:val="none" w:color="FFFFFF" w:sz="0"/>
               <w:left w:val="none" w:color="FFFFFF" w:sz="0"/>
@@ -13448,7 +10668,7 @@
         </w:tc>
         <w:tc>
           <w:tcPr>
-            <w:tcW w:type="dxa" w:w="829"/>
+            <w:tcW w:type="dxa" w:w="949"/>
             <w:tcBorders>
               <w:top w:val="none" w:color="FFFFFF" w:sz="0"/>
               <w:left w:val="none" w:color="FFFFFF" w:sz="0"/>
@@ -13489,7 +10709,7 @@
         </w:trPr>
         <w:tc>
           <w:tcPr>
-            <w:tcW w:type="dxa" w:w="622"/>
+            <w:tcW w:type="dxa" w:w="738"/>
             <w:tcBorders>
               <w:top w:val="none" w:color="FFFFFF" w:sz="0"/>
               <w:left w:val="none" w:color="FFFFFF" w:sz="0"/>
@@ -13524,7 +10744,7 @@
         </w:tc>
         <w:tc>
           <w:tcPr>
-            <w:tcW w:type="dxa" w:w="1036"/>
+            <w:tcW w:type="dxa" w:w="1265"/>
             <w:tcBorders>
               <w:top w:val="none" w:color="FFFFFF" w:sz="0"/>
               <w:left w:val="none" w:color="FFFFFF" w:sz="0"/>
@@ -13607,7 +10827,7 @@
         </w:tc>
         <w:tc>
           <w:tcPr>
-            <w:tcW w:type="dxa" w:w="1295"/>
+            <w:tcW w:type="dxa" w:w="1476"/>
             <w:tcBorders>
               <w:top w:val="none" w:color="FFFFFF" w:sz="0"/>
               <w:left w:val="none" w:color="FFFFFF" w:sz="0"/>
@@ -13642,7 +10862,7 @@
         </w:tc>
         <w:tc>
           <w:tcPr>
-            <w:tcW w:type="dxa" w:w="829"/>
+            <w:tcW w:type="dxa" w:w="949"/>
             <w:tcBorders>
               <w:top w:val="none" w:color="FFFFFF" w:sz="0"/>
               <w:left w:val="none" w:color="FFFFFF" w:sz="0"/>
@@ -13677,7 +10897,7 @@
         </w:tc>
         <w:tc>
           <w:tcPr>
-            <w:tcW w:type="dxa" w:w="622"/>
+            <w:tcW w:type="dxa" w:w="738"/>
             <w:tcBorders>
               <w:top w:val="none" w:color="FFFFFF" w:sz="0"/>
               <w:left w:val="none" w:color="FFFFFF" w:sz="0"/>
@@ -13712,42 +10932,7 @@
         </w:tc>
         <w:tc>
           <w:tcPr>
-            <w:tcW w:type="dxa" w:w="1192"/>
-            <w:tcBorders>
-              <w:top w:val="none" w:color="FFFFFF" w:sz="0"/>
-              <w:left w:val="none" w:color="FFFFFF" w:sz="0"/>
-              <w:bottom w:val="none" w:color="FFFFFF" w:sz="0"/>
-              <w:right w:val="none" w:color="FFFFFF" w:sz="0"/>
-            </w:tcBorders>
-            <w:tcMar>
-              <w:top w:type="dxa" w:w="20"/>
-              <w:left w:type="dxa" w:w="40"/>
-              <w:bottom w:type="dxa" w:w="20"/>
-              <w:right w:type="dxa" w:w="40"/>
-            </w:tcMar>
-            <w:vAlign w:val="center"/>
-          </w:tcPr>
-          <w:p>
-            <w:pPr>
-              <w:keepNext/>
-              <w:keepLines/>
-              <w:spacing w:after="0" w:before="0" w:line="240" w:lineRule="auto"/>
-              <w:jc w:val="center"/>
-            </w:pPr>
-            <w:r>
-              <w:rPr>
-                <w:rFonts w:ascii="Times New Roman" w:cs="Times New Roman" w:eastAsia="宋体" w:hAnsi="Times New Roman"/>
-                <w:color w:val="000000"/>
-                <w:sz w:val="18"/>
-                <w:szCs w:val="18"/>
-              </w:rPr>
-              <w:t xml:space="preserve">19608.0</w:t>
-            </w:r>
-          </w:p>
-        </w:tc>
-        <w:tc>
-          <w:tcPr>
-            <w:tcW w:type="dxa" w:w="1243"/>
+            <w:tcW w:type="dxa" w:w="1370"/>
             <w:tcBorders>
               <w:top w:val="none" w:color="FFFFFF" w:sz="0"/>
               <w:left w:val="none" w:color="FFFFFF" w:sz="0"/>
@@ -13782,7 +10967,7 @@
         </w:tc>
         <w:tc>
           <w:tcPr>
-            <w:tcW w:type="dxa" w:w="1399"/>
+            <w:tcW w:type="dxa" w:w="1581"/>
             <w:tcBorders>
               <w:top w:val="none" w:color="FFFFFF" w:sz="0"/>
               <w:left w:val="none" w:color="FFFFFF" w:sz="0"/>
@@ -13817,7 +11002,7 @@
         </w:tc>
         <w:tc>
           <w:tcPr>
-            <w:tcW w:type="dxa" w:w="829"/>
+            <w:tcW w:type="dxa" w:w="949"/>
             <w:tcBorders>
               <w:top w:val="none" w:color="FFFFFF" w:sz="0"/>
               <w:left w:val="none" w:color="FFFFFF" w:sz="0"/>
@@ -13858,7 +11043,7 @@
         </w:trPr>
         <w:tc>
           <w:tcPr>
-            <w:tcW w:type="dxa" w:w="622"/>
+            <w:tcW w:type="dxa" w:w="738"/>
             <w:tcBorders>
               <w:top w:val="none" w:color="FFFFFF" w:sz="0"/>
               <w:left w:val="none" w:color="FFFFFF" w:sz="0"/>
@@ -13893,7 +11078,7 @@
         </w:tc>
         <w:tc>
           <w:tcPr>
-            <w:tcW w:type="dxa" w:w="1036"/>
+            <w:tcW w:type="dxa" w:w="1265"/>
             <w:tcBorders>
               <w:top w:val="none" w:color="FFFFFF" w:sz="0"/>
               <w:left w:val="none" w:color="FFFFFF" w:sz="0"/>
@@ -13976,7 +11161,7 @@
         </w:tc>
         <w:tc>
           <w:tcPr>
-            <w:tcW w:type="dxa" w:w="1295"/>
+            <w:tcW w:type="dxa" w:w="1476"/>
             <w:tcBorders>
               <w:top w:val="none" w:color="FFFFFF" w:sz="0"/>
               <w:left w:val="none" w:color="FFFFFF" w:sz="0"/>
@@ -14011,7 +11196,7 @@
         </w:tc>
         <w:tc>
           <w:tcPr>
-            <w:tcW w:type="dxa" w:w="829"/>
+            <w:tcW w:type="dxa" w:w="949"/>
             <w:tcBorders>
               <w:top w:val="none" w:color="FFFFFF" w:sz="0"/>
               <w:left w:val="none" w:color="FFFFFF" w:sz="0"/>
@@ -14046,7 +11231,7 @@
         </w:tc>
         <w:tc>
           <w:tcPr>
-            <w:tcW w:type="dxa" w:w="622"/>
+            <w:tcW w:type="dxa" w:w="738"/>
             <w:tcBorders>
               <w:top w:val="none" w:color="FFFFFF" w:sz="0"/>
               <w:left w:val="none" w:color="FFFFFF" w:sz="0"/>
@@ -14081,42 +11266,7 @@
         </w:tc>
         <w:tc>
           <w:tcPr>
-            <w:tcW w:type="dxa" w:w="1192"/>
-            <w:tcBorders>
-              <w:top w:val="none" w:color="FFFFFF" w:sz="0"/>
-              <w:left w:val="none" w:color="FFFFFF" w:sz="0"/>
-              <w:bottom w:val="none" w:color="FFFFFF" w:sz="0"/>
-              <w:right w:val="none" w:color="FFFFFF" w:sz="0"/>
-            </w:tcBorders>
-            <w:tcMar>
-              <w:top w:type="dxa" w:w="20"/>
-              <w:left w:type="dxa" w:w="40"/>
-              <w:bottom w:type="dxa" w:w="20"/>
-              <w:right w:type="dxa" w:w="40"/>
-            </w:tcMar>
-            <w:vAlign w:val="center"/>
-          </w:tcPr>
-          <w:p>
-            <w:pPr>
-              <w:keepNext/>
-              <w:keepLines/>
-              <w:spacing w:after="0" w:before="0" w:line="240" w:lineRule="auto"/>
-              <w:jc w:val="center"/>
-            </w:pPr>
-            <w:r>
-              <w:rPr>
-                <w:rFonts w:ascii="Times New Roman" w:cs="Times New Roman" w:eastAsia="宋体" w:hAnsi="Times New Roman"/>
-                <w:color w:val="000000"/>
-                <w:sz w:val="18"/>
-                <w:szCs w:val="18"/>
-              </w:rPr>
-              <w:t xml:space="preserve">20296.0</w:t>
-            </w:r>
-          </w:p>
-        </w:tc>
-        <w:tc>
-          <w:tcPr>
-            <w:tcW w:type="dxa" w:w="1243"/>
+            <w:tcW w:type="dxa" w:w="1370"/>
             <w:tcBorders>
               <w:top w:val="none" w:color="FFFFFF" w:sz="0"/>
               <w:left w:val="none" w:color="FFFFFF" w:sz="0"/>
@@ -14151,7 +11301,7 @@
         </w:tc>
         <w:tc>
           <w:tcPr>
-            <w:tcW w:type="dxa" w:w="1399"/>
+            <w:tcW w:type="dxa" w:w="1581"/>
             <w:tcBorders>
               <w:top w:val="none" w:color="FFFFFF" w:sz="0"/>
               <w:left w:val="none" w:color="FFFFFF" w:sz="0"/>
@@ -14186,7 +11336,7 @@
         </w:tc>
         <w:tc>
           <w:tcPr>
-            <w:tcW w:type="dxa" w:w="829"/>
+            <w:tcW w:type="dxa" w:w="949"/>
             <w:tcBorders>
               <w:top w:val="none" w:color="FFFFFF" w:sz="0"/>
               <w:left w:val="none" w:color="FFFFFF" w:sz="0"/>
@@ -14227,7 +11377,7 @@
         </w:trPr>
         <w:tc>
           <w:tcPr>
-            <w:tcW w:type="dxa" w:w="622"/>
+            <w:tcW w:type="dxa" w:w="738"/>
             <w:tcBorders>
               <w:top w:val="none" w:color="FFFFFF" w:sz="0"/>
               <w:left w:val="none" w:color="FFFFFF" w:sz="0"/>
@@ -14262,7 +11412,7 @@
         </w:tc>
         <w:tc>
           <w:tcPr>
-            <w:tcW w:type="dxa" w:w="1036"/>
+            <w:tcW w:type="dxa" w:w="1265"/>
             <w:tcBorders>
               <w:top w:val="none" w:color="FFFFFF" w:sz="0"/>
               <w:left w:val="none" w:color="FFFFFF" w:sz="0"/>
@@ -14345,7 +11495,7 @@
         </w:tc>
         <w:tc>
           <w:tcPr>
-            <w:tcW w:type="dxa" w:w="1295"/>
+            <w:tcW w:type="dxa" w:w="1476"/>
             <w:tcBorders>
               <w:top w:val="none" w:color="FFFFFF" w:sz="0"/>
               <w:left w:val="none" w:color="FFFFFF" w:sz="0"/>
@@ -14380,7 +11530,7 @@
         </w:tc>
         <w:tc>
           <w:tcPr>
-            <w:tcW w:type="dxa" w:w="829"/>
+            <w:tcW w:type="dxa" w:w="949"/>
             <w:tcBorders>
               <w:top w:val="none" w:color="FFFFFF" w:sz="0"/>
               <w:left w:val="none" w:color="FFFFFF" w:sz="0"/>
@@ -14415,7 +11565,7 @@
         </w:tc>
         <w:tc>
           <w:tcPr>
-            <w:tcW w:type="dxa" w:w="622"/>
+            <w:tcW w:type="dxa" w:w="738"/>
             <w:tcBorders>
               <w:top w:val="none" w:color="FFFFFF" w:sz="0"/>
               <w:left w:val="none" w:color="FFFFFF" w:sz="0"/>
@@ -14450,42 +11600,7 @@
         </w:tc>
         <w:tc>
           <w:tcPr>
-            <w:tcW w:type="dxa" w:w="1192"/>
-            <w:tcBorders>
-              <w:top w:val="none" w:color="FFFFFF" w:sz="0"/>
-              <w:left w:val="none" w:color="FFFFFF" w:sz="0"/>
-              <w:bottom w:val="none" w:color="FFFFFF" w:sz="0"/>
-              <w:right w:val="none" w:color="FFFFFF" w:sz="0"/>
-            </w:tcBorders>
-            <w:tcMar>
-              <w:top w:type="dxa" w:w="20"/>
-              <w:left w:type="dxa" w:w="40"/>
-              <w:bottom w:type="dxa" w:w="20"/>
-              <w:right w:type="dxa" w:w="40"/>
-            </w:tcMar>
-            <w:vAlign w:val="center"/>
-          </w:tcPr>
-          <w:p>
-            <w:pPr>
-              <w:keepNext/>
-              <w:keepLines/>
-              <w:spacing w:after="0" w:before="0" w:line="240" w:lineRule="auto"/>
-              <w:jc w:val="center"/>
-            </w:pPr>
-            <w:r>
-              <w:rPr>
-                <w:rFonts w:ascii="Times New Roman" w:cs="Times New Roman" w:eastAsia="宋体" w:hAnsi="Times New Roman"/>
-                <w:color w:val="000000"/>
-                <w:sz w:val="18"/>
-                <w:szCs w:val="18"/>
-              </w:rPr>
-              <w:t xml:space="preserve">21586.0</w:t>
-            </w:r>
-          </w:p>
-        </w:tc>
-        <w:tc>
-          <w:tcPr>
-            <w:tcW w:type="dxa" w:w="1243"/>
+            <w:tcW w:type="dxa" w:w="1370"/>
             <w:tcBorders>
               <w:top w:val="none" w:color="FFFFFF" w:sz="0"/>
               <w:left w:val="none" w:color="FFFFFF" w:sz="0"/>
@@ -14520,7 +11635,7 @@
         </w:tc>
         <w:tc>
           <w:tcPr>
-            <w:tcW w:type="dxa" w:w="1399"/>
+            <w:tcW w:type="dxa" w:w="1581"/>
             <w:tcBorders>
               <w:top w:val="none" w:color="FFFFFF" w:sz="0"/>
               <w:left w:val="none" w:color="FFFFFF" w:sz="0"/>
@@ -14555,7 +11670,7 @@
         </w:tc>
         <w:tc>
           <w:tcPr>
-            <w:tcW w:type="dxa" w:w="829"/>
+            <w:tcW w:type="dxa" w:w="949"/>
             <w:tcBorders>
               <w:top w:val="none" w:color="FFFFFF" w:sz="0"/>
               <w:left w:val="none" w:color="FFFFFF" w:sz="0"/>
@@ -14596,7 +11711,7 @@
         </w:trPr>
         <w:tc>
           <w:tcPr>
-            <w:tcW w:type="dxa" w:w="622"/>
+            <w:tcW w:type="dxa" w:w="738"/>
             <w:tcBorders>
               <w:top w:val="none" w:color="FFFFFF" w:sz="0"/>
               <w:left w:val="none" w:color="FFFFFF" w:sz="0"/>
@@ -14631,7 +11746,7 @@
         </w:tc>
         <w:tc>
           <w:tcPr>
-            <w:tcW w:type="dxa" w:w="1036"/>
+            <w:tcW w:type="dxa" w:w="1265"/>
             <w:tcBorders>
               <w:top w:val="none" w:color="FFFFFF" w:sz="0"/>
               <w:left w:val="none" w:color="FFFFFF" w:sz="0"/>
@@ -14714,7 +11829,7 @@
         </w:tc>
         <w:tc>
           <w:tcPr>
-            <w:tcW w:type="dxa" w:w="1295"/>
+            <w:tcW w:type="dxa" w:w="1476"/>
             <w:tcBorders>
               <w:top w:val="none" w:color="FFFFFF" w:sz="0"/>
               <w:left w:val="none" w:color="FFFFFF" w:sz="0"/>
@@ -14749,7 +11864,7 @@
         </w:tc>
         <w:tc>
           <w:tcPr>
-            <w:tcW w:type="dxa" w:w="829"/>
+            <w:tcW w:type="dxa" w:w="949"/>
             <w:tcBorders>
               <w:top w:val="none" w:color="FFFFFF" w:sz="0"/>
               <w:left w:val="none" w:color="FFFFFF" w:sz="0"/>
@@ -14784,7 +11899,7 @@
         </w:tc>
         <w:tc>
           <w:tcPr>
-            <w:tcW w:type="dxa" w:w="622"/>
+            <w:tcW w:type="dxa" w:w="738"/>
             <w:tcBorders>
               <w:top w:val="none" w:color="FFFFFF" w:sz="0"/>
               <w:left w:val="none" w:color="FFFFFF" w:sz="0"/>
@@ -14819,42 +11934,7 @@
         </w:tc>
         <w:tc>
           <w:tcPr>
-            <w:tcW w:type="dxa" w:w="1192"/>
-            <w:tcBorders>
-              <w:top w:val="none" w:color="FFFFFF" w:sz="0"/>
-              <w:left w:val="none" w:color="FFFFFF" w:sz="0"/>
-              <w:bottom w:val="none" w:color="FFFFFF" w:sz="0"/>
-              <w:right w:val="none" w:color="FFFFFF" w:sz="0"/>
-            </w:tcBorders>
-            <w:tcMar>
-              <w:top w:type="dxa" w:w="20"/>
-              <w:left w:type="dxa" w:w="40"/>
-              <w:bottom w:type="dxa" w:w="20"/>
-              <w:right w:type="dxa" w:w="40"/>
-            </w:tcMar>
-            <w:vAlign w:val="center"/>
-          </w:tcPr>
-          <w:p>
-            <w:pPr>
-              <w:keepNext/>
-              <w:keepLines/>
-              <w:spacing w:after="0" w:before="0" w:line="240" w:lineRule="auto"/>
-              <w:jc w:val="center"/>
-            </w:pPr>
-            <w:r>
-              <w:rPr>
-                <w:rFonts w:ascii="Times New Roman" w:cs="Times New Roman" w:eastAsia="宋体" w:hAnsi="Times New Roman"/>
-                <w:color w:val="000000"/>
-                <w:sz w:val="18"/>
-                <w:szCs w:val="18"/>
-              </w:rPr>
-              <w:t xml:space="preserve">23736.0</w:t>
-            </w:r>
-          </w:p>
-        </w:tc>
-        <w:tc>
-          <w:tcPr>
-            <w:tcW w:type="dxa" w:w="1243"/>
+            <w:tcW w:type="dxa" w:w="1370"/>
             <w:tcBorders>
               <w:top w:val="none" w:color="FFFFFF" w:sz="0"/>
               <w:left w:val="none" w:color="FFFFFF" w:sz="0"/>
@@ -14889,7 +11969,7 @@
         </w:tc>
         <w:tc>
           <w:tcPr>
-            <w:tcW w:type="dxa" w:w="1399"/>
+            <w:tcW w:type="dxa" w:w="1581"/>
             <w:tcBorders>
               <w:top w:val="none" w:color="FFFFFF" w:sz="0"/>
               <w:left w:val="none" w:color="FFFFFF" w:sz="0"/>
@@ -14924,7 +12004,7 @@
         </w:tc>
         <w:tc>
           <w:tcPr>
-            <w:tcW w:type="dxa" w:w="829"/>
+            <w:tcW w:type="dxa" w:w="949"/>
             <w:tcBorders>
               <w:top w:val="none" w:color="FFFFFF" w:sz="0"/>
               <w:left w:val="none" w:color="FFFFFF" w:sz="0"/>
@@ -14965,7 +12045,7 @@
         </w:trPr>
         <w:tc>
           <w:tcPr>
-            <w:tcW w:type="dxa" w:w="622"/>
+            <w:tcW w:type="dxa" w:w="738"/>
             <w:tcBorders>
               <w:top w:val="none" w:color="FFFFFF" w:sz="0"/>
               <w:left w:val="none" w:color="FFFFFF" w:sz="0"/>
@@ -15000,7 +12080,7 @@
         </w:tc>
         <w:tc>
           <w:tcPr>
-            <w:tcW w:type="dxa" w:w="1036"/>
+            <w:tcW w:type="dxa" w:w="1265"/>
             <w:tcBorders>
               <w:top w:val="none" w:color="FFFFFF" w:sz="0"/>
               <w:left w:val="none" w:color="FFFFFF" w:sz="0"/>
@@ -15083,7 +12163,7 @@
         </w:tc>
         <w:tc>
           <w:tcPr>
-            <w:tcW w:type="dxa" w:w="1295"/>
+            <w:tcW w:type="dxa" w:w="1476"/>
             <w:tcBorders>
               <w:top w:val="none" w:color="FFFFFF" w:sz="0"/>
               <w:left w:val="none" w:color="FFFFFF" w:sz="0"/>
@@ -15118,7 +12198,7 @@
         </w:tc>
         <w:tc>
           <w:tcPr>
-            <w:tcW w:type="dxa" w:w="829"/>
+            <w:tcW w:type="dxa" w:w="949"/>
             <w:tcBorders>
               <w:top w:val="none" w:color="FFFFFF" w:sz="0"/>
               <w:left w:val="none" w:color="FFFFFF" w:sz="0"/>
@@ -15153,7 +12233,7 @@
         </w:tc>
         <w:tc>
           <w:tcPr>
-            <w:tcW w:type="dxa" w:w="622"/>
+            <w:tcW w:type="dxa" w:w="738"/>
             <w:tcBorders>
               <w:top w:val="none" w:color="FFFFFF" w:sz="0"/>
               <w:left w:val="none" w:color="FFFFFF" w:sz="0"/>
@@ -15188,42 +12268,7 @@
         </w:tc>
         <w:tc>
           <w:tcPr>
-            <w:tcW w:type="dxa" w:w="1192"/>
-            <w:tcBorders>
-              <w:top w:val="none" w:color="FFFFFF" w:sz="0"/>
-              <w:left w:val="none" w:color="FFFFFF" w:sz="0"/>
-              <w:bottom w:val="none" w:color="FFFFFF" w:sz="0"/>
-              <w:right w:val="none" w:color="FFFFFF" w:sz="0"/>
-            </w:tcBorders>
-            <w:tcMar>
-              <w:top w:type="dxa" w:w="20"/>
-              <w:left w:type="dxa" w:w="40"/>
-              <w:bottom w:type="dxa" w:w="20"/>
-              <w:right w:type="dxa" w:w="40"/>
-            </w:tcMar>
-            <w:vAlign w:val="center"/>
-          </w:tcPr>
-          <w:p>
-            <w:pPr>
-              <w:keepNext/>
-              <w:keepLines/>
-              <w:spacing w:after="0" w:before="0" w:line="240" w:lineRule="auto"/>
-              <w:jc w:val="center"/>
-            </w:pPr>
-            <w:r>
-              <w:rPr>
-                <w:rFonts w:ascii="Times New Roman" w:cs="Times New Roman" w:eastAsia="宋体" w:hAnsi="Times New Roman"/>
-                <w:color w:val="000000"/>
-                <w:sz w:val="18"/>
-                <w:szCs w:val="18"/>
-              </w:rPr>
-              <w:t xml:space="preserve">24854.0</w:t>
-            </w:r>
-          </w:p>
-        </w:tc>
-        <w:tc>
-          <w:tcPr>
-            <w:tcW w:type="dxa" w:w="1243"/>
+            <w:tcW w:type="dxa" w:w="1370"/>
             <w:tcBorders>
               <w:top w:val="none" w:color="FFFFFF" w:sz="0"/>
               <w:left w:val="none" w:color="FFFFFF" w:sz="0"/>
@@ -15258,7 +12303,7 @@
         </w:tc>
         <w:tc>
           <w:tcPr>
-            <w:tcW w:type="dxa" w:w="1399"/>
+            <w:tcW w:type="dxa" w:w="1581"/>
             <w:tcBorders>
               <w:top w:val="none" w:color="FFFFFF" w:sz="0"/>
               <w:left w:val="none" w:color="FFFFFF" w:sz="0"/>
@@ -15293,7 +12338,7 @@
         </w:tc>
         <w:tc>
           <w:tcPr>
-            <w:tcW w:type="dxa" w:w="829"/>
+            <w:tcW w:type="dxa" w:w="949"/>
             <w:tcBorders>
               <w:top w:val="none" w:color="FFFFFF" w:sz="0"/>
               <w:left w:val="none" w:color="FFFFFF" w:sz="0"/>
@@ -15334,7 +12379,7 @@
         </w:trPr>
         <w:tc>
           <w:tcPr>
-            <w:tcW w:type="dxa" w:w="622"/>
+            <w:tcW w:type="dxa" w:w="738"/>
             <w:tcBorders>
               <w:top w:val="none" w:color="FFFFFF" w:sz="0"/>
               <w:left w:val="none" w:color="FFFFFF" w:sz="0"/>
@@ -15369,7 +12414,7 @@
         </w:tc>
         <w:tc>
           <w:tcPr>
-            <w:tcW w:type="dxa" w:w="1036"/>
+            <w:tcW w:type="dxa" w:w="1265"/>
             <w:tcBorders>
               <w:top w:val="none" w:color="FFFFFF" w:sz="0"/>
               <w:left w:val="none" w:color="FFFFFF" w:sz="0"/>
@@ -15452,7 +12497,7 @@
         </w:tc>
         <w:tc>
           <w:tcPr>
-            <w:tcW w:type="dxa" w:w="1295"/>
+            <w:tcW w:type="dxa" w:w="1476"/>
             <w:tcBorders>
               <w:top w:val="none" w:color="FFFFFF" w:sz="0"/>
               <w:left w:val="none" w:color="FFFFFF" w:sz="0"/>
@@ -15487,7 +12532,7 @@
         </w:tc>
         <w:tc>
           <w:tcPr>
-            <w:tcW w:type="dxa" w:w="829"/>
+            <w:tcW w:type="dxa" w:w="949"/>
             <w:tcBorders>
               <w:top w:val="none" w:color="FFFFFF" w:sz="0"/>
               <w:left w:val="none" w:color="FFFFFF" w:sz="0"/>
@@ -15522,7 +12567,7 @@
         </w:tc>
         <w:tc>
           <w:tcPr>
-            <w:tcW w:type="dxa" w:w="622"/>
+            <w:tcW w:type="dxa" w:w="738"/>
             <w:tcBorders>
               <w:top w:val="none" w:color="FFFFFF" w:sz="0"/>
               <w:left w:val="none" w:color="FFFFFF" w:sz="0"/>
@@ -15557,42 +12602,7 @@
         </w:tc>
         <w:tc>
           <w:tcPr>
-            <w:tcW w:type="dxa" w:w="1192"/>
-            <w:tcBorders>
-              <w:top w:val="none" w:color="FFFFFF" w:sz="0"/>
-              <w:left w:val="none" w:color="FFFFFF" w:sz="0"/>
-              <w:bottom w:val="none" w:color="FFFFFF" w:sz="0"/>
-              <w:right w:val="none" w:color="FFFFFF" w:sz="0"/>
-            </w:tcBorders>
-            <w:tcMar>
-              <w:top w:type="dxa" w:w="20"/>
-              <w:left w:type="dxa" w:w="40"/>
-              <w:bottom w:type="dxa" w:w="20"/>
-              <w:right w:type="dxa" w:w="40"/>
-            </w:tcMar>
-            <w:vAlign w:val="center"/>
-          </w:tcPr>
-          <w:p>
-            <w:pPr>
-              <w:keepNext/>
-              <w:keepLines/>
-              <w:spacing w:after="0" w:before="0" w:line="240" w:lineRule="auto"/>
-              <w:jc w:val="center"/>
-            </w:pPr>
-            <w:r>
-              <w:rPr>
-                <w:rFonts w:ascii="Times New Roman" w:cs="Times New Roman" w:eastAsia="宋体" w:hAnsi="Times New Roman"/>
-                <w:color w:val="000000"/>
-                <w:sz w:val="18"/>
-                <w:szCs w:val="18"/>
-              </w:rPr>
-              <w:t xml:space="preserve">22532.0</w:t>
-            </w:r>
-          </w:p>
-        </w:tc>
-        <w:tc>
-          <w:tcPr>
-            <w:tcW w:type="dxa" w:w="1243"/>
+            <w:tcW w:type="dxa" w:w="1370"/>
             <w:tcBorders>
               <w:top w:val="none" w:color="FFFFFF" w:sz="0"/>
               <w:left w:val="none" w:color="FFFFFF" w:sz="0"/>
@@ -15627,7 +12637,7 @@
         </w:tc>
         <w:tc>
           <w:tcPr>
-            <w:tcW w:type="dxa" w:w="1399"/>
+            <w:tcW w:type="dxa" w:w="1581"/>
             <w:tcBorders>
               <w:top w:val="none" w:color="FFFFFF" w:sz="0"/>
               <w:left w:val="none" w:color="FFFFFF" w:sz="0"/>
@@ -15662,7 +12672,7 @@
         </w:tc>
         <w:tc>
           <w:tcPr>
-            <w:tcW w:type="dxa" w:w="829"/>
+            <w:tcW w:type="dxa" w:w="949"/>
             <w:tcBorders>
               <w:top w:val="none" w:color="FFFFFF" w:sz="0"/>
               <w:left w:val="none" w:color="FFFFFF" w:sz="0"/>
@@ -15703,7 +12713,7 @@
         </w:trPr>
         <w:tc>
           <w:tcPr>
-            <w:tcW w:type="dxa" w:w="622"/>
+            <w:tcW w:type="dxa" w:w="738"/>
             <w:tcBorders>
               <w:top w:val="none" w:color="FFFFFF" w:sz="0"/>
               <w:left w:val="none" w:color="FFFFFF" w:sz="0"/>
@@ -15738,7 +12748,7 @@
         </w:tc>
         <w:tc>
           <w:tcPr>
-            <w:tcW w:type="dxa" w:w="1036"/>
+            <w:tcW w:type="dxa" w:w="1265"/>
             <w:tcBorders>
               <w:top w:val="none" w:color="FFFFFF" w:sz="0"/>
               <w:left w:val="none" w:color="FFFFFF" w:sz="0"/>
@@ -15821,7 +12831,7 @@
         </w:tc>
         <w:tc>
           <w:tcPr>
-            <w:tcW w:type="dxa" w:w="1295"/>
+            <w:tcW w:type="dxa" w:w="1476"/>
             <w:tcBorders>
               <w:top w:val="none" w:color="FFFFFF" w:sz="0"/>
               <w:left w:val="none" w:color="FFFFFF" w:sz="0"/>
@@ -15856,7 +12866,7 @@
         </w:tc>
         <w:tc>
           <w:tcPr>
-            <w:tcW w:type="dxa" w:w="829"/>
+            <w:tcW w:type="dxa" w:w="949"/>
             <w:tcBorders>
               <w:top w:val="none" w:color="FFFFFF" w:sz="0"/>
               <w:left w:val="none" w:color="FFFFFF" w:sz="0"/>
@@ -15891,7 +12901,7 @@
         </w:tc>
         <w:tc>
           <w:tcPr>
-            <w:tcW w:type="dxa" w:w="622"/>
+            <w:tcW w:type="dxa" w:w="738"/>
             <w:tcBorders>
               <w:top w:val="none" w:color="FFFFFF" w:sz="0"/>
               <w:left w:val="none" w:color="FFFFFF" w:sz="0"/>
@@ -15926,42 +12936,7 @@
         </w:tc>
         <w:tc>
           <w:tcPr>
-            <w:tcW w:type="dxa" w:w="1192"/>
-            <w:tcBorders>
-              <w:top w:val="none" w:color="FFFFFF" w:sz="0"/>
-              <w:left w:val="none" w:color="FFFFFF" w:sz="0"/>
-              <w:bottom w:val="none" w:color="FFFFFF" w:sz="0"/>
-              <w:right w:val="none" w:color="FFFFFF" w:sz="0"/>
-            </w:tcBorders>
-            <w:tcMar>
-              <w:top w:type="dxa" w:w="20"/>
-              <w:left w:type="dxa" w:w="40"/>
-              <w:bottom w:type="dxa" w:w="20"/>
-              <w:right w:type="dxa" w:w="40"/>
-            </w:tcMar>
-            <w:vAlign w:val="center"/>
-          </w:tcPr>
-          <w:p>
-            <w:pPr>
-              <w:keepNext/>
-              <w:keepLines/>
-              <w:spacing w:after="0" w:before="0" w:line="240" w:lineRule="auto"/>
-              <w:jc w:val="center"/>
-            </w:pPr>
-            <w:r>
-              <w:rPr>
-                <w:rFonts w:ascii="Times New Roman" w:cs="Times New Roman" w:eastAsia="宋体" w:hAnsi="Times New Roman"/>
-                <w:color w:val="000000"/>
-                <w:sz w:val="18"/>
-                <w:szCs w:val="18"/>
-              </w:rPr>
-              <w:t xml:space="preserve">23908.0</w:t>
-            </w:r>
-          </w:p>
-        </w:tc>
-        <w:tc>
-          <w:tcPr>
-            <w:tcW w:type="dxa" w:w="1243"/>
+            <w:tcW w:type="dxa" w:w="1370"/>
             <w:tcBorders>
               <w:top w:val="none" w:color="FFFFFF" w:sz="0"/>
               <w:left w:val="none" w:color="FFFFFF" w:sz="0"/>
@@ -15996,7 +12971,7 @@
         </w:tc>
         <w:tc>
           <w:tcPr>
-            <w:tcW w:type="dxa" w:w="1399"/>
+            <w:tcW w:type="dxa" w:w="1581"/>
             <w:tcBorders>
               <w:top w:val="none" w:color="FFFFFF" w:sz="0"/>
               <w:left w:val="none" w:color="FFFFFF" w:sz="0"/>
@@ -16031,7 +13006,7 @@
         </w:tc>
         <w:tc>
           <w:tcPr>
-            <w:tcW w:type="dxa" w:w="829"/>
+            <w:tcW w:type="dxa" w:w="949"/>
             <w:tcBorders>
               <w:top w:val="none" w:color="FFFFFF" w:sz="0"/>
               <w:left w:val="none" w:color="FFFFFF" w:sz="0"/>
@@ -16072,7 +13047,7 @@
         </w:trPr>
         <w:tc>
           <w:tcPr>
-            <w:tcW w:type="dxa" w:w="622"/>
+            <w:tcW w:type="dxa" w:w="738"/>
             <w:tcBorders>
               <w:top w:val="none" w:color="FFFFFF" w:sz="0"/>
               <w:left w:val="none" w:color="FFFFFF" w:sz="0"/>
@@ -16107,7 +13082,7 @@
         </w:tc>
         <w:tc>
           <w:tcPr>
-            <w:tcW w:type="dxa" w:w="1036"/>
+            <w:tcW w:type="dxa" w:w="1265"/>
             <w:tcBorders>
               <w:top w:val="none" w:color="FFFFFF" w:sz="0"/>
               <w:left w:val="none" w:color="FFFFFF" w:sz="0"/>
@@ -16190,7 +13165,7 @@
         </w:tc>
         <w:tc>
           <w:tcPr>
-            <w:tcW w:type="dxa" w:w="1295"/>
+            <w:tcW w:type="dxa" w:w="1476"/>
             <w:tcBorders>
               <w:top w:val="none" w:color="FFFFFF" w:sz="0"/>
               <w:left w:val="none" w:color="FFFFFF" w:sz="0"/>
@@ -16225,7 +13200,7 @@
         </w:tc>
         <w:tc>
           <w:tcPr>
-            <w:tcW w:type="dxa" w:w="829"/>
+            <w:tcW w:type="dxa" w:w="949"/>
             <w:tcBorders>
               <w:top w:val="none" w:color="FFFFFF" w:sz="0"/>
               <w:left w:val="none" w:color="FFFFFF" w:sz="0"/>
@@ -16260,7 +13235,7 @@
         </w:tc>
         <w:tc>
           <w:tcPr>
-            <w:tcW w:type="dxa" w:w="622"/>
+            <w:tcW w:type="dxa" w:w="738"/>
             <w:tcBorders>
               <w:top w:val="none" w:color="FFFFFF" w:sz="0"/>
               <w:left w:val="none" w:color="FFFFFF" w:sz="0"/>
@@ -16295,42 +13270,7 @@
         </w:tc>
         <w:tc>
           <w:tcPr>
-            <w:tcW w:type="dxa" w:w="1192"/>
-            <w:tcBorders>
-              <w:top w:val="none" w:color="FFFFFF" w:sz="0"/>
-              <w:left w:val="none" w:color="FFFFFF" w:sz="0"/>
-              <w:bottom w:val="none" w:color="FFFFFF" w:sz="0"/>
-              <w:right w:val="none" w:color="FFFFFF" w:sz="0"/>
-            </w:tcBorders>
-            <w:tcMar>
-              <w:top w:type="dxa" w:w="20"/>
-              <w:left w:type="dxa" w:w="40"/>
-              <w:bottom w:type="dxa" w:w="20"/>
-              <w:right w:type="dxa" w:w="40"/>
-            </w:tcMar>
-            <w:vAlign w:val="center"/>
-          </w:tcPr>
-          <w:p>
-            <w:pPr>
-              <w:keepNext/>
-              <w:keepLines/>
-              <w:spacing w:after="0" w:before="0" w:line="240" w:lineRule="auto"/>
-              <w:jc w:val="center"/>
-            </w:pPr>
-            <w:r>
-              <w:rPr>
-                <w:rFonts w:ascii="Times New Roman" w:cs="Times New Roman" w:eastAsia="宋体" w:hAnsi="Times New Roman"/>
-                <w:color w:val="000000"/>
-                <w:sz w:val="18"/>
-                <w:szCs w:val="18"/>
-              </w:rPr>
-              <w:t xml:space="preserve">26316.0</w:t>
-            </w:r>
-          </w:p>
-        </w:tc>
-        <w:tc>
-          <w:tcPr>
-            <w:tcW w:type="dxa" w:w="1243"/>
+            <w:tcW w:type="dxa" w:w="1370"/>
             <w:tcBorders>
               <w:top w:val="none" w:color="FFFFFF" w:sz="0"/>
               <w:left w:val="none" w:color="FFFFFF" w:sz="0"/>
@@ -16365,7 +13305,7 @@
         </w:tc>
         <w:tc>
           <w:tcPr>
-            <w:tcW w:type="dxa" w:w="1399"/>
+            <w:tcW w:type="dxa" w:w="1581"/>
             <w:tcBorders>
               <w:top w:val="none" w:color="FFFFFF" w:sz="0"/>
               <w:left w:val="none" w:color="FFFFFF" w:sz="0"/>
@@ -16400,7 +13340,7 @@
         </w:tc>
         <w:tc>
           <w:tcPr>
-            <w:tcW w:type="dxa" w:w="829"/>
+            <w:tcW w:type="dxa" w:w="949"/>
             <w:tcBorders>
               <w:top w:val="none" w:color="FFFFFF" w:sz="0"/>
               <w:left w:val="none" w:color="FFFFFF" w:sz="0"/>
@@ -16441,7 +13381,7 @@
         </w:trPr>
         <w:tc>
           <w:tcPr>
-            <w:tcW w:type="dxa" w:w="622"/>
+            <w:tcW w:type="dxa" w:w="738"/>
             <w:tcBorders>
               <w:top w:val="none" w:color="FFFFFF" w:sz="0"/>
               <w:left w:val="none" w:color="FFFFFF" w:sz="0"/>
@@ -16476,7 +13416,7 @@
         </w:tc>
         <w:tc>
           <w:tcPr>
-            <w:tcW w:type="dxa" w:w="1036"/>
+            <w:tcW w:type="dxa" w:w="1265"/>
             <w:tcBorders>
               <w:top w:val="none" w:color="FFFFFF" w:sz="0"/>
               <w:left w:val="none" w:color="FFFFFF" w:sz="0"/>
@@ -16559,7 +13499,7 @@
         </w:tc>
         <w:tc>
           <w:tcPr>
-            <w:tcW w:type="dxa" w:w="1295"/>
+            <w:tcW w:type="dxa" w:w="1476"/>
             <w:tcBorders>
               <w:top w:val="none" w:color="FFFFFF" w:sz="0"/>
               <w:left w:val="none" w:color="FFFFFF" w:sz="0"/>
@@ -16594,7 +13534,7 @@
         </w:tc>
         <w:tc>
           <w:tcPr>
-            <w:tcW w:type="dxa" w:w="829"/>
+            <w:tcW w:type="dxa" w:w="949"/>
             <w:tcBorders>
               <w:top w:val="none" w:color="FFFFFF" w:sz="0"/>
               <w:left w:val="none" w:color="FFFFFF" w:sz="0"/>
@@ -16629,7 +13569,7 @@
         </w:tc>
         <w:tc>
           <w:tcPr>
-            <w:tcW w:type="dxa" w:w="622"/>
+            <w:tcW w:type="dxa" w:w="738"/>
             <w:tcBorders>
               <w:top w:val="none" w:color="FFFFFF" w:sz="0"/>
               <w:left w:val="none" w:color="FFFFFF" w:sz="0"/>
@@ -16664,42 +13604,7 @@
         </w:tc>
         <w:tc>
           <w:tcPr>
-            <w:tcW w:type="dxa" w:w="1192"/>
-            <w:tcBorders>
-              <w:top w:val="none" w:color="FFFFFF" w:sz="0"/>
-              <w:left w:val="none" w:color="FFFFFF" w:sz="0"/>
-              <w:bottom w:val="none" w:color="FFFFFF" w:sz="0"/>
-              <w:right w:val="none" w:color="FFFFFF" w:sz="0"/>
-            </w:tcBorders>
-            <w:tcMar>
-              <w:top w:type="dxa" w:w="20"/>
-              <w:left w:type="dxa" w:w="40"/>
-              <w:bottom w:type="dxa" w:w="20"/>
-              <w:right w:type="dxa" w:w="40"/>
-            </w:tcMar>
-            <w:vAlign w:val="center"/>
-          </w:tcPr>
-          <w:p>
-            <w:pPr>
-              <w:keepNext/>
-              <w:keepLines/>
-              <w:spacing w:after="0" w:before="0" w:line="240" w:lineRule="auto"/>
-              <w:jc w:val="center"/>
-            </w:pPr>
-            <w:r>
-              <w:rPr>
-                <w:rFonts w:ascii="Times New Roman" w:cs="Times New Roman" w:eastAsia="宋体" w:hAnsi="Times New Roman"/>
-                <w:color w:val="000000"/>
-                <w:sz w:val="18"/>
-                <w:szCs w:val="18"/>
-              </w:rPr>
-              <w:t xml:space="preserve">23650.0</w:t>
-            </w:r>
-          </w:p>
-        </w:tc>
-        <w:tc>
-          <w:tcPr>
-            <w:tcW w:type="dxa" w:w="1243"/>
+            <w:tcW w:type="dxa" w:w="1370"/>
             <w:tcBorders>
               <w:top w:val="none" w:color="FFFFFF" w:sz="0"/>
               <w:left w:val="none" w:color="FFFFFF" w:sz="0"/>
@@ -16734,7 +13639,7 @@
         </w:tc>
         <w:tc>
           <w:tcPr>
-            <w:tcW w:type="dxa" w:w="1399"/>
+            <w:tcW w:type="dxa" w:w="1581"/>
             <w:tcBorders>
               <w:top w:val="none" w:color="FFFFFF" w:sz="0"/>
               <w:left w:val="none" w:color="FFFFFF" w:sz="0"/>
@@ -16769,7 +13674,7 @@
         </w:tc>
         <w:tc>
           <w:tcPr>
-            <w:tcW w:type="dxa" w:w="829"/>
+            <w:tcW w:type="dxa" w:w="949"/>
             <w:tcBorders>
               <w:top w:val="none" w:color="FFFFFF" w:sz="0"/>
               <w:left w:val="none" w:color="FFFFFF" w:sz="0"/>
@@ -16810,7 +13715,7 @@
         </w:trPr>
         <w:tc>
           <w:tcPr>
-            <w:tcW w:type="dxa" w:w="622"/>
+            <w:tcW w:type="dxa" w:w="738"/>
             <w:tcBorders>
               <w:top w:val="none" w:color="FFFFFF" w:sz="0"/>
               <w:left w:val="none" w:color="FFFFFF" w:sz="0"/>
@@ -16845,7 +13750,7 @@
         </w:tc>
         <w:tc>
           <w:tcPr>
-            <w:tcW w:type="dxa" w:w="1036"/>
+            <w:tcW w:type="dxa" w:w="1265"/>
             <w:tcBorders>
               <w:top w:val="none" w:color="FFFFFF" w:sz="0"/>
               <w:left w:val="none" w:color="FFFFFF" w:sz="0"/>
@@ -16928,7 +13833,7 @@
         </w:tc>
         <w:tc>
           <w:tcPr>
-            <w:tcW w:type="dxa" w:w="1295"/>
+            <w:tcW w:type="dxa" w:w="1476"/>
             <w:tcBorders>
               <w:top w:val="none" w:color="FFFFFF" w:sz="0"/>
               <w:left w:val="none" w:color="FFFFFF" w:sz="0"/>
@@ -16963,7 +13868,7 @@
         </w:tc>
         <w:tc>
           <w:tcPr>
-            <w:tcW w:type="dxa" w:w="829"/>
+            <w:tcW w:type="dxa" w:w="949"/>
             <w:tcBorders>
               <w:top w:val="none" w:color="FFFFFF" w:sz="0"/>
               <w:left w:val="none" w:color="FFFFFF" w:sz="0"/>
@@ -16998,7 +13903,7 @@
         </w:tc>
         <w:tc>
           <w:tcPr>
-            <w:tcW w:type="dxa" w:w="622"/>
+            <w:tcW w:type="dxa" w:w="738"/>
             <w:tcBorders>
               <w:top w:val="none" w:color="FFFFFF" w:sz="0"/>
               <w:left w:val="none" w:color="FFFFFF" w:sz="0"/>
@@ -17033,42 +13938,7 @@
         </w:tc>
         <w:tc>
           <w:tcPr>
-            <w:tcW w:type="dxa" w:w="1192"/>
-            <w:tcBorders>
-              <w:top w:val="none" w:color="FFFFFF" w:sz="0"/>
-              <w:left w:val="none" w:color="FFFFFF" w:sz="0"/>
-              <w:bottom w:val="none" w:color="FFFFFF" w:sz="0"/>
-              <w:right w:val="none" w:color="FFFFFF" w:sz="0"/>
-            </w:tcBorders>
-            <w:tcMar>
-              <w:top w:type="dxa" w:w="20"/>
-              <w:left w:type="dxa" w:w="40"/>
-              <w:bottom w:type="dxa" w:w="20"/>
-              <w:right w:type="dxa" w:w="40"/>
-            </w:tcMar>
-            <w:vAlign w:val="center"/>
-          </w:tcPr>
-          <w:p>
-            <w:pPr>
-              <w:keepNext/>
-              <w:keepLines/>
-              <w:spacing w:after="0" w:before="0" w:line="240" w:lineRule="auto"/>
-              <w:jc w:val="center"/>
-            </w:pPr>
-            <w:r>
-              <w:rPr>
-                <w:rFonts w:ascii="Times New Roman" w:cs="Times New Roman" w:eastAsia="宋体" w:hAnsi="Times New Roman"/>
-                <w:color w:val="000000"/>
-                <w:sz w:val="18"/>
-                <w:szCs w:val="18"/>
-              </w:rPr>
-              <w:t xml:space="preserve">20554.0</w:t>
-            </w:r>
-          </w:p>
-        </w:tc>
-        <w:tc>
-          <w:tcPr>
-            <w:tcW w:type="dxa" w:w="1243"/>
+            <w:tcW w:type="dxa" w:w="1370"/>
             <w:tcBorders>
               <w:top w:val="none" w:color="FFFFFF" w:sz="0"/>
               <w:left w:val="none" w:color="FFFFFF" w:sz="0"/>
@@ -17103,7 +13973,7 @@
         </w:tc>
         <w:tc>
           <w:tcPr>
-            <w:tcW w:type="dxa" w:w="1399"/>
+            <w:tcW w:type="dxa" w:w="1581"/>
             <w:tcBorders>
               <w:top w:val="none" w:color="FFFFFF" w:sz="0"/>
               <w:left w:val="none" w:color="FFFFFF" w:sz="0"/>
@@ -17138,7 +14008,7 @@
         </w:tc>
         <w:tc>
           <w:tcPr>
-            <w:tcW w:type="dxa" w:w="829"/>
+            <w:tcW w:type="dxa" w:w="949"/>
             <w:tcBorders>
               <w:top w:val="none" w:color="FFFFFF" w:sz="0"/>
               <w:left w:val="none" w:color="FFFFFF" w:sz="0"/>
@@ -17179,7 +14049,7 @@
         </w:trPr>
         <w:tc>
           <w:tcPr>
-            <w:tcW w:type="dxa" w:w="622"/>
+            <w:tcW w:type="dxa" w:w="738"/>
             <w:tcBorders>
               <w:top w:val="none" w:color="FFFFFF" w:sz="0"/>
               <w:left w:val="none" w:color="FFFFFF" w:sz="0"/>
@@ -17214,7 +14084,7 @@
         </w:tc>
         <w:tc>
           <w:tcPr>
-            <w:tcW w:type="dxa" w:w="1036"/>
+            <w:tcW w:type="dxa" w:w="1265"/>
             <w:tcBorders>
               <w:top w:val="none" w:color="FFFFFF" w:sz="0"/>
               <w:left w:val="none" w:color="FFFFFF" w:sz="0"/>
@@ -17297,7 +14167,7 @@
         </w:tc>
         <w:tc>
           <w:tcPr>
-            <w:tcW w:type="dxa" w:w="1295"/>
+            <w:tcW w:type="dxa" w:w="1476"/>
             <w:tcBorders>
               <w:top w:val="none" w:color="FFFFFF" w:sz="0"/>
               <w:left w:val="none" w:color="FFFFFF" w:sz="0"/>
@@ -17332,7 +14202,7 @@
         </w:tc>
         <w:tc>
           <w:tcPr>
-            <w:tcW w:type="dxa" w:w="829"/>
+            <w:tcW w:type="dxa" w:w="949"/>
             <w:tcBorders>
               <w:top w:val="none" w:color="FFFFFF" w:sz="0"/>
               <w:left w:val="none" w:color="FFFFFF" w:sz="0"/>
@@ -17367,7 +14237,7 @@
         </w:tc>
         <w:tc>
           <w:tcPr>
-            <w:tcW w:type="dxa" w:w="622"/>
+            <w:tcW w:type="dxa" w:w="738"/>
             <w:tcBorders>
               <w:top w:val="none" w:color="FFFFFF" w:sz="0"/>
               <w:left w:val="none" w:color="FFFFFF" w:sz="0"/>
@@ -17402,42 +14272,7 @@
         </w:tc>
         <w:tc>
           <w:tcPr>
-            <w:tcW w:type="dxa" w:w="1192"/>
-            <w:tcBorders>
-              <w:top w:val="none" w:color="FFFFFF" w:sz="0"/>
-              <w:left w:val="none" w:color="FFFFFF" w:sz="0"/>
-              <w:bottom w:val="none" w:color="FFFFFF" w:sz="0"/>
-              <w:right w:val="none" w:color="FFFFFF" w:sz="0"/>
-            </w:tcBorders>
-            <w:tcMar>
-              <w:top w:type="dxa" w:w="20"/>
-              <w:left w:type="dxa" w:w="40"/>
-              <w:bottom w:type="dxa" w:w="20"/>
-              <w:right w:type="dxa" w:w="40"/>
-            </w:tcMar>
-            <w:vAlign w:val="center"/>
-          </w:tcPr>
-          <w:p>
-            <w:pPr>
-              <w:keepNext/>
-              <w:keepLines/>
-              <w:spacing w:after="0" w:before="0" w:line="240" w:lineRule="auto"/>
-              <w:jc w:val="center"/>
-            </w:pPr>
-            <w:r>
-              <w:rPr>
-                <w:rFonts w:ascii="Times New Roman" w:cs="Times New Roman" w:eastAsia="宋体" w:hAnsi="Times New Roman"/>
-                <w:color w:val="000000"/>
-                <w:sz w:val="18"/>
-                <w:szCs w:val="18"/>
-              </w:rPr>
-              <w:t xml:space="preserve">21242.0</w:t>
-            </w:r>
-          </w:p>
-        </w:tc>
-        <w:tc>
-          <w:tcPr>
-            <w:tcW w:type="dxa" w:w="1243"/>
+            <w:tcW w:type="dxa" w:w="1370"/>
             <w:tcBorders>
               <w:top w:val="none" w:color="FFFFFF" w:sz="0"/>
               <w:left w:val="none" w:color="FFFFFF" w:sz="0"/>
@@ -17472,7 +14307,7 @@
         </w:tc>
         <w:tc>
           <w:tcPr>
-            <w:tcW w:type="dxa" w:w="1399"/>
+            <w:tcW w:type="dxa" w:w="1581"/>
             <w:tcBorders>
               <w:top w:val="none" w:color="FFFFFF" w:sz="0"/>
               <w:left w:val="none" w:color="FFFFFF" w:sz="0"/>
@@ -17507,7 +14342,7 @@
         </w:tc>
         <w:tc>
           <w:tcPr>
-            <w:tcW w:type="dxa" w:w="829"/>
+            <w:tcW w:type="dxa" w:w="949"/>
             <w:tcBorders>
               <w:top w:val="none" w:color="FFFFFF" w:sz="0"/>
               <w:left w:val="none" w:color="FFFFFF" w:sz="0"/>
@@ -17548,7 +14383,7 @@
         </w:trPr>
         <w:tc>
           <w:tcPr>
-            <w:tcW w:type="dxa" w:w="622"/>
+            <w:tcW w:type="dxa" w:w="738"/>
             <w:tcBorders>
               <w:top w:val="none" w:color="FFFFFF" w:sz="0"/>
               <w:left w:val="none" w:color="FFFFFF" w:sz="0"/>
@@ -17583,7 +14418,7 @@
         </w:tc>
         <w:tc>
           <w:tcPr>
-            <w:tcW w:type="dxa" w:w="1036"/>
+            <w:tcW w:type="dxa" w:w="1265"/>
             <w:tcBorders>
               <w:top w:val="none" w:color="FFFFFF" w:sz="0"/>
               <w:left w:val="none" w:color="FFFFFF" w:sz="0"/>
@@ -17666,7 +14501,7 @@
         </w:tc>
         <w:tc>
           <w:tcPr>
-            <w:tcW w:type="dxa" w:w="1295"/>
+            <w:tcW w:type="dxa" w:w="1476"/>
             <w:tcBorders>
               <w:top w:val="none" w:color="FFFFFF" w:sz="0"/>
               <w:left w:val="none" w:color="FFFFFF" w:sz="0"/>
@@ -17701,7 +14536,7 @@
         </w:tc>
         <w:tc>
           <w:tcPr>
-            <w:tcW w:type="dxa" w:w="829"/>
+            <w:tcW w:type="dxa" w:w="949"/>
             <w:tcBorders>
               <w:top w:val="none" w:color="FFFFFF" w:sz="0"/>
               <w:left w:val="none" w:color="FFFFFF" w:sz="0"/>
@@ -17736,7 +14571,7 @@
         </w:tc>
         <w:tc>
           <w:tcPr>
-            <w:tcW w:type="dxa" w:w="622"/>
+            <w:tcW w:type="dxa" w:w="738"/>
             <w:tcBorders>
               <w:top w:val="none" w:color="FFFFFF" w:sz="0"/>
               <w:left w:val="none" w:color="FFFFFF" w:sz="0"/>
@@ -17771,7 +14606,7 @@
         </w:tc>
         <w:tc>
           <w:tcPr>
-            <w:tcW w:type="dxa" w:w="1192"/>
+            <w:tcW w:type="dxa" w:w="1370"/>
             <w:tcBorders>
               <w:top w:val="none" w:color="FFFFFF" w:sz="0"/>
               <w:left w:val="none" w:color="FFFFFF" w:sz="0"/>
@@ -17800,13 +14635,13 @@
                 <w:sz w:val="18"/>
                 <w:szCs w:val="18"/>
               </w:rPr>
-              <w:t xml:space="preserve">21328.0</w:t>
-            </w:r>
-          </w:p>
-        </w:tc>
-        <w:tc>
-          <w:tcPr>
-            <w:tcW w:type="dxa" w:w="1243"/>
+              <w:t xml:space="preserve">2424.6</w:t>
+            </w:r>
+          </w:p>
+        </w:tc>
+        <w:tc>
+          <w:tcPr>
+            <w:tcW w:type="dxa" w:w="1581"/>
             <w:tcBorders>
               <w:top w:val="none" w:color="FFFFFF" w:sz="0"/>
               <w:left w:val="none" w:color="FFFFFF" w:sz="0"/>
@@ -17835,48 +14670,13 @@
                 <w:sz w:val="18"/>
                 <w:szCs w:val="18"/>
               </w:rPr>
-              <w:t xml:space="preserve">2424.6</w:t>
-            </w:r>
-          </w:p>
-        </w:tc>
-        <w:tc>
-          <w:tcPr>
-            <w:tcW w:type="dxa" w:w="1399"/>
-            <w:tcBorders>
-              <w:top w:val="none" w:color="FFFFFF" w:sz="0"/>
-              <w:left w:val="none" w:color="FFFFFF" w:sz="0"/>
-              <w:bottom w:val="single" w:color="000000" w:sz="12"/>
-              <w:right w:val="none" w:color="FFFFFF" w:sz="0"/>
-            </w:tcBorders>
-            <w:tcMar>
-              <w:top w:type="dxa" w:w="20"/>
-              <w:left w:type="dxa" w:w="40"/>
-              <w:bottom w:type="dxa" w:w="20"/>
-              <w:right w:type="dxa" w:w="40"/>
-            </w:tcMar>
-            <w:vAlign w:val="center"/>
-          </w:tcPr>
-          <w:p>
-            <w:pPr>
-              <w:keepNext w:val="false"/>
-              <w:keepLines/>
-              <w:spacing w:after="0" w:before="0" w:line="240" w:lineRule="auto"/>
-              <w:jc w:val="center"/>
-            </w:pPr>
-            <w:r>
-              <w:rPr>
-                <w:rFonts w:ascii="Times New Roman" w:cs="Times New Roman" w:eastAsia="宋体" w:hAnsi="Times New Roman"/>
-                <w:color w:val="000000"/>
-                <w:sz w:val="18"/>
-                <w:szCs w:val="18"/>
-              </w:rPr>
               <w:t xml:space="preserve">18903.4</w:t>
             </w:r>
           </w:p>
         </w:tc>
         <w:tc>
           <w:tcPr>
-            <w:tcW w:type="dxa" w:w="829"/>
+            <w:tcW w:type="dxa" w:w="949"/>
             <w:tcBorders>
               <w:top w:val="none" w:color="FFFFFF" w:sz="0"/>
               <w:left w:val="none" w:color="FFFFFF" w:sz="0"/>
@@ -17924,32 +14724,13 @@
           <w:sz w:val="18"/>
           <w:szCs w:val="18"/>
         </w:rPr>
-        <w:t xml:space="preserve">注：小区面积30 m</w:t>
-      </w:r>
-      <w:r>
-        <w:rPr>
-          <w:rFonts w:ascii="Times New Roman" w:cs="Times New Roman" w:eastAsia="宋体" w:hAnsi="Times New Roman"/>
-          <w:color w:val="000000"/>
-          <w:sz w:val="18"/>
-          <w:szCs w:val="18"/>
-          <w:vertAlign w:val="superscript"/>
-        </w:rPr>
-        <w:t xml:space="preserve">2</w:t>
-      </w:r>
-      <w:r>
-        <w:rPr>
-          <w:rFonts w:ascii="Times New Roman" w:cs="Times New Roman" w:eastAsia="宋体" w:hAnsi="Times New Roman"/>
-          <w:color w:val="000000"/>
-          <w:sz w:val="18"/>
-          <w:szCs w:val="18"/>
-        </w:rPr>
-        <w:t xml:space="preserve">，折合产量=小区产量×10000/30；CK为处理1（无肥区）；增产值=（各处理产量−CK产量）×稻谷价格，产投比=增产值/肥料成本。因各处理除肥料外投入相同，表中收益仅用于处理间比较，不代表实际纯收益。</w:t>
+        <w:t xml:space="preserve">注：CK为处理1（无肥区）；增产值=（各处理产量−CK产量）×稻谷价格。因各处理除肥料外投入相同，表中收益仅用于处理间比较，不代表实际纯收益。</w:t>
       </w:r>
     </w:p>
     <w:p>
       <w:pPr>
         <w:keepNext/>
-        <w:spacing w:after="40" w:before="100" w:line="300" w:lineRule="auto"/>
+        <w:spacing w:after="30" w:before="80" w:line="300" w:lineRule="auto"/>
         <w:ind/>
         <w:jc w:val="left"/>
       </w:pPr>
@@ -17978,7 +14759,7 @@
           <w:sz w:val="21"/>
           <w:szCs w:val="21"/>
         </w:rPr>
-        <w:t xml:space="preserve">由表4可知，无肥区相对产量为71.7%，即土壤基础地力对产量的贡献率为71.7%。缺氮区、缺磷区和缺钾区的相对产量分别为74.3%、85.5%和94.9%，据此试验田土壤供氮能力属“低”水平，供磷、供钾能力属“中”水平，其中供钾能力已接近“高”水平。氮、磷、钾肥贡献率分别为25.7%、14.5%和5.1%，农学效率分别为8.77、7.41和2.07 kg/kg，肥料增产效应表现为N&gt;P&gt;K</w:t>
+        <w:t xml:space="preserve">由表4可知，无肥区相对产量为71.7%，即土壤基础地力贡献率为71.7%。缺氮、缺磷、缺钾区相对产量分别为74.3%、85.5%和94.9%，据此供氮能力属“低”水平，供磷、供钾属“中”水平，其中供钾已接近“高”。氮、磷、钾肥贡献率分别为25.7%、14.5%和5.1%，增产效应表现为N&gt;P&gt;K</w:t>
       </w:r>
       <w:r>
         <w:rPr>
@@ -18013,7 +14794,7 @@
           <w:sz w:val="21"/>
           <w:szCs w:val="21"/>
         </w:rPr>
-        <w:t xml:space="preserve">需指出的是，相对产量反映当季供应能力而非养分储量，砂壤质稻田缓效钾可在当季释放，故缺钾区相对产量较高并不等于钾素储量充裕；且缺氮区相对产量紧邻“低”与“中”的临界值（75%），小区实收相差0.2 kg即可改变判定，对基数选择亦敏感（以产量最高的处理10为基数时，三者分别为67.0%、77.1%和85.6%）。本试验未测定土壤养分含量，上述等级仅为初步判定，尚需结合土壤化验结果和多点试验验证。</w:t>
+        <w:t xml:space="preserve">需指出的是，相对产量反映当季供应能力而非养分储量，砂壤质稻田缓效钾可在当季释放，故缺钾区相对产量较高并不等于钾素储量充裕；且缺氮区相对产量紧邻“低”与“中”的临界值，小区实收相差0.2 kg即可改变判定。本试验未测定土壤养分含量，上述等级仅为初步判定，尚需结合土壤化验结果验证。</w:t>
       </w:r>
     </w:p>
     <w:p>
@@ -19879,13 +16660,13 @@
           <w:sz w:val="18"/>
           <w:szCs w:val="18"/>
         </w:rPr>
-        <w:t xml:space="preserve">注：相对产量以全肥区（处理6）产量为100%；农学效率=（全肥区产量−缺素区产量）/该养分施用量。　氮磷钾肥综合贡献率为28.3%［=（全肥区产量−无肥区产量）/全肥区产量×100］。因各单养分贡献率系分别以相应缺素区计算，养分间存在交互作用，三者之和（45.3%）与综合贡献率含义不同，不可相加比较。</w:t>
+        <w:t xml:space="preserve">注：相对产量以全肥区（处理6）产量为100%。　氮磷钾肥综合贡献率为28.3%。因各单养分贡献率系分别以相应缺素区计算，养分间存在交互作用，三者之和与综合贡献率含义不同，不可相加比较。</w:t>
       </w:r>
     </w:p>
     <w:p>
       <w:pPr>
         <w:keepNext/>
-        <w:spacing w:after="40" w:before="100" w:line="300" w:lineRule="auto"/>
+        <w:spacing w:after="30" w:before="80" w:line="300" w:lineRule="auto"/>
         <w:ind/>
         <w:jc w:val="left"/>
       </w:pPr>
@@ -19904,7 +16685,7 @@
     <w:p>
       <w:pPr>
         <w:keepNext/>
-        <w:spacing w:after="20" w:before="60" w:line="300" w:lineRule="auto"/>
+        <w:spacing w:after="15" w:before="45" w:line="300" w:lineRule="auto"/>
         <w:ind/>
         <w:jc w:val="left"/>
       </w:pPr>
@@ -20307,7 +17088,7 @@
           <w:sz w:val="21"/>
           <w:szCs w:val="21"/>
         </w:rPr>
-        <w:t xml:space="preserve">=0.9366、</w:t>
+        <w:t xml:space="preserve">=0.9366，但14个观测值拟合10个参数、残差自由度仅4，校正</w:t>
       </w:r>
       <w:r>
         <w:rPr>
@@ -20318,46 +17099,6 @@
           <w:sz w:val="21"/>
           <w:szCs w:val="21"/>
         </w:rPr>
-        <w:t xml:space="preserve">F</w:t>
-      </w:r>
-      <w:r>
-        <w:rPr>
-          <w:rFonts w:ascii="Times New Roman" w:cs="Times New Roman" w:eastAsia="宋体" w:hAnsi="Times New Roman"/>
-          <w:color w:val="000000"/>
-          <w:sz w:val="21"/>
-          <w:szCs w:val="21"/>
-        </w:rPr>
-        <w:t xml:space="preserve">=6.56（</w:t>
-      </w:r>
-      <w:r>
-        <w:rPr>
-          <w:rFonts w:ascii="Times New Roman" w:cs="Times New Roman" w:eastAsia="宋体" w:hAnsi="Times New Roman"/>
-          <w:i/>
-          <w:iCs/>
-          <w:color w:val="000000"/>
-          <w:sz w:val="21"/>
-          <w:szCs w:val="21"/>
-        </w:rPr>
-        <w:t xml:space="preserve">P</w:t>
-      </w:r>
-      <w:r>
-        <w:rPr>
-          <w:rFonts w:ascii="Times New Roman" w:cs="Times New Roman" w:eastAsia="宋体" w:hAnsi="Times New Roman"/>
-          <w:color w:val="000000"/>
-          <w:sz w:val="21"/>
-          <w:szCs w:val="21"/>
-        </w:rPr>
-        <w:t xml:space="preserve">=0.043），但14个观测值拟合10个参数、残差自由度仅4，校正</w:t>
-      </w:r>
-      <w:r>
-        <w:rPr>
-          <w:rFonts w:ascii="Times New Roman" w:cs="Times New Roman" w:eastAsia="宋体" w:hAnsi="Times New Roman"/>
-          <w:i/>
-          <w:iCs/>
-          <w:color w:val="000000"/>
-          <w:sz w:val="21"/>
-          <w:szCs w:val="21"/>
-        </w:rPr>
         <w:t xml:space="preserve">R</w:t>
       </w:r>
       <w:r>
@@ -20377,7 +17118,7 @@
           <w:sz w:val="21"/>
           <w:szCs w:val="21"/>
         </w:rPr>
-        <w:t xml:space="preserve">降至0.7939，拟合优度表观偏高源于自由度不足。方程中K的一次项系数为负、二次项为正，不符合报酬递减规律；驻点（N 671.4、P</w:t>
+        <w:t xml:space="preserve">降至0.7939。方程中K的一次项系数为负、二次项为正，不符合报酬递减规律；驻点中N、P</w:t>
       </w:r>
       <w:r>
         <w:rPr>
@@ -20415,7 +17156,7 @@
           <w:sz w:val="21"/>
           <w:szCs w:val="21"/>
         </w:rPr>
-        <w:t xml:space="preserve"> 1087.2、K</w:t>
+        <w:t xml:space="preserve">远超试验最高用量而K</w:t>
       </w:r>
       <w:r>
         <w:rPr>
@@ -20434,7 +17175,7 @@
           <w:sz w:val="21"/>
           <w:szCs w:val="21"/>
         </w:rPr>
-        <w:t xml:space="preserve">O 29.4 kg/hm</w:t>
+        <w:t xml:space="preserve">O远低于2水平，均无农艺学意义；二阶偏导数矩阵特征值一正二负，驻点为鞍点。故未通过典型性检验，不能用于推荐施肥量计算</w:t>
       </w:r>
       <w:r>
         <w:rPr>
@@ -20444,82 +17185,6 @@
           <w:szCs w:val="21"/>
           <w:vertAlign w:val="superscript"/>
         </w:rPr>
-        <w:t xml:space="preserve">2</w:t>
-      </w:r>
-      <w:r>
-        <w:rPr>
-          <w:rFonts w:ascii="Times New Roman" w:cs="Times New Roman" w:eastAsia="宋体" w:hAnsi="Times New Roman"/>
-          <w:color w:val="000000"/>
-          <w:sz w:val="21"/>
-          <w:szCs w:val="21"/>
-        </w:rPr>
-        <w:t xml:space="preserve">）中N、P</w:t>
-      </w:r>
-      <w:r>
-        <w:rPr>
-          <w:rFonts w:ascii="Times New Roman" w:cs="Times New Roman" w:eastAsia="宋体" w:hAnsi="Times New Roman"/>
-          <w:color w:val="000000"/>
-          <w:sz w:val="21"/>
-          <w:szCs w:val="21"/>
-          <w:vertAlign w:val="subscript"/>
-        </w:rPr>
-        <w:t xml:space="preserve">2</w:t>
-      </w:r>
-      <w:r>
-        <w:rPr>
-          <w:rFonts w:ascii="Times New Roman" w:cs="Times New Roman" w:eastAsia="宋体" w:hAnsi="Times New Roman"/>
-          <w:color w:val="000000"/>
-          <w:sz w:val="21"/>
-          <w:szCs w:val="21"/>
-        </w:rPr>
-        <w:t xml:space="preserve">O</w:t>
-      </w:r>
-      <w:r>
-        <w:rPr>
-          <w:rFonts w:ascii="Times New Roman" w:cs="Times New Roman" w:eastAsia="宋体" w:hAnsi="Times New Roman"/>
-          <w:color w:val="000000"/>
-          <w:sz w:val="21"/>
-          <w:szCs w:val="21"/>
-          <w:vertAlign w:val="subscript"/>
-        </w:rPr>
-        <w:t xml:space="preserve">5</w:t>
-      </w:r>
-      <w:r>
-        <w:rPr>
-          <w:rFonts w:ascii="Times New Roman" w:cs="Times New Roman" w:eastAsia="宋体" w:hAnsi="Times New Roman"/>
-          <w:color w:val="000000"/>
-          <w:sz w:val="21"/>
-          <w:szCs w:val="21"/>
-        </w:rPr>
-        <w:t xml:space="preserve">分别为试验最高用量的1.7倍和4.0倍、K</w:t>
-      </w:r>
-      <w:r>
-        <w:rPr>
-          <w:rFonts w:ascii="Times New Roman" w:cs="Times New Roman" w:eastAsia="宋体" w:hAnsi="Times New Roman"/>
-          <w:color w:val="000000"/>
-          <w:sz w:val="21"/>
-          <w:szCs w:val="21"/>
-          <w:vertAlign w:val="subscript"/>
-        </w:rPr>
-        <w:t xml:space="preserve">2</w:t>
-      </w:r>
-      <w:r>
-        <w:rPr>
-          <w:rFonts w:ascii="Times New Roman" w:cs="Times New Roman" w:eastAsia="宋体" w:hAnsi="Times New Roman"/>
-          <w:color w:val="000000"/>
-          <w:sz w:val="21"/>
-          <w:szCs w:val="21"/>
-        </w:rPr>
-        <w:t xml:space="preserve">O远低于2水平，均无农艺学意义；二阶偏导数矩阵特征值一正二负（0.0402、−0.0067、−0.0502），驻点为鞍点。故未通过典型性检验，不能用于推荐施肥量计算</w:t>
-      </w:r>
-      <w:r>
-        <w:rPr>
-          <w:rFonts w:ascii="Times New Roman" w:cs="Times New Roman" w:eastAsia="宋体" w:hAnsi="Times New Roman"/>
-          <w:color w:val="000000"/>
-          <w:sz w:val="21"/>
-          <w:szCs w:val="21"/>
-          <w:vertAlign w:val="superscript"/>
-        </w:rPr>
         <w:t xml:space="preserve">[4]</w:t>
       </w:r>
       <w:r>
@@ -20529,7 +17194,7 @@
           <w:sz w:val="21"/>
           <w:szCs w:val="21"/>
         </w:rPr>
-        <w:t xml:space="preserve">，这可能与磷钾效应未出现拐点及未设重复有关；磷钾出现拐点时该方程可获较好拟合并据以推荐施肥</w:t>
+        <w:t xml:space="preserve">，这可能与磷钾未出现拐点及未设重复有关；磷钾出现拐点时该方程可获较好拟合</w:t>
       </w:r>
       <w:r>
         <w:rPr>
@@ -20554,7 +17219,7 @@
     <w:p>
       <w:pPr>
         <w:keepNext/>
-        <w:spacing w:after="20" w:before="60" w:line="300" w:lineRule="auto"/>
+        <w:spacing w:after="15" w:before="45" w:line="300" w:lineRule="auto"/>
         <w:ind/>
         <w:jc w:val="left"/>
       </w:pPr>
@@ -20581,84 +17246,7 @@
           <w:sz w:val="21"/>
           <w:szCs w:val="21"/>
         </w:rPr>
-        <w:t xml:space="preserve">分别拟合氮、磷、钾的一元二次效应方程（表5、图1）。因每个因素仅设4个施肥水平、拟合3个参数后残差自由度仅为1，各单因素回归方程均未达显著水平（N、P</w:t>
-      </w:r>
-      <w:r>
-        <w:rPr>
-          <w:rFonts w:ascii="Times New Roman" w:cs="Times New Roman" w:eastAsia="宋体" w:hAnsi="Times New Roman"/>
-          <w:color w:val="000000"/>
-          <w:sz w:val="21"/>
-          <w:szCs w:val="21"/>
-          <w:vertAlign w:val="subscript"/>
-        </w:rPr>
-        <w:t xml:space="preserve">2</w:t>
-      </w:r>
-      <w:r>
-        <w:rPr>
-          <w:rFonts w:ascii="Times New Roman" w:cs="Times New Roman" w:eastAsia="宋体" w:hAnsi="Times New Roman"/>
-          <w:color w:val="000000"/>
-          <w:sz w:val="21"/>
-          <w:szCs w:val="21"/>
-        </w:rPr>
-        <w:t xml:space="preserve">O</w:t>
-      </w:r>
-      <w:r>
-        <w:rPr>
-          <w:rFonts w:ascii="Times New Roman" w:cs="Times New Roman" w:eastAsia="宋体" w:hAnsi="Times New Roman"/>
-          <w:color w:val="000000"/>
-          <w:sz w:val="21"/>
-          <w:szCs w:val="21"/>
-          <w:vertAlign w:val="subscript"/>
-        </w:rPr>
-        <w:t xml:space="preserve">5</w:t>
-      </w:r>
-      <w:r>
-        <w:rPr>
-          <w:rFonts w:ascii="Times New Roman" w:cs="Times New Roman" w:eastAsia="宋体" w:hAnsi="Times New Roman"/>
-          <w:color w:val="000000"/>
-          <w:sz w:val="21"/>
-          <w:szCs w:val="21"/>
-        </w:rPr>
-        <w:t xml:space="preserve">、K</w:t>
-      </w:r>
-      <w:r>
-        <w:rPr>
-          <w:rFonts w:ascii="Times New Roman" w:cs="Times New Roman" w:eastAsia="宋体" w:hAnsi="Times New Roman"/>
-          <w:color w:val="000000"/>
-          <w:sz w:val="21"/>
-          <w:szCs w:val="21"/>
-          <w:vertAlign w:val="subscript"/>
-        </w:rPr>
-        <w:t xml:space="preserve">2</w:t>
-      </w:r>
-      <w:r>
-        <w:rPr>
-          <w:rFonts w:ascii="Times New Roman" w:cs="Times New Roman" w:eastAsia="宋体" w:hAnsi="Times New Roman"/>
-          <w:color w:val="000000"/>
-          <w:sz w:val="21"/>
-          <w:szCs w:val="21"/>
-        </w:rPr>
-        <w:t xml:space="preserve">O的</w:t>
-      </w:r>
-      <w:r>
-        <w:rPr>
-          <w:rFonts w:ascii="Times New Roman" w:cs="Times New Roman" w:eastAsia="宋体" w:hAnsi="Times New Roman"/>
-          <w:i/>
-          <w:iCs/>
-          <w:color w:val="000000"/>
-          <w:sz w:val="21"/>
-          <w:szCs w:val="21"/>
-        </w:rPr>
-        <w:t xml:space="preserve">P</w:t>
-      </w:r>
-      <w:r>
-        <w:rPr>
-          <w:rFonts w:ascii="Times New Roman" w:cs="Times New Roman" w:eastAsia="宋体" w:hAnsi="Times New Roman"/>
-          <w:color w:val="000000"/>
-          <w:sz w:val="21"/>
-          <w:szCs w:val="21"/>
-        </w:rPr>
-        <w:t xml:space="preserve">值分别为0.270、0.119和0.350），故效应方程只作趋势描述、不作统计推断。</w:t>
+        <w:t xml:space="preserve">分别拟合氮、磷、钾的一元二次效应方程，方程与检验结果见表5、图1。因每个因素仅设4个水平、拟合3个参数后残差自由度仅为1，各回归方程均未达显著水平，故只作趋势描述、不作统计推断。</w:t>
       </w:r>
     </w:p>
     <w:p>
@@ -20674,7 +17262,7 @@
           <w:sz w:val="21"/>
           <w:szCs w:val="21"/>
         </w:rPr>
-        <w:t xml:space="preserve">氮肥效应方程为</w:t>
+        <w:t xml:space="preserve">氮肥方程符合报酬递减规律、属典型方程，但据其外推的最高产量施氮量超出试验设计范围，系产量在N2与N3之间已趋平台所致。改用线性加平台模型拟合优于一元二次方程（</w:t>
       </w:r>
       <w:r>
         <w:rPr>
@@ -20685,47 +17273,7 @@
           <w:sz w:val="21"/>
           <w:szCs w:val="21"/>
         </w:rPr>
-        <w:t xml:space="preserve">y</w:t>
-      </w:r>
-      <w:r>
-        <w:rPr>
-          <w:rFonts w:ascii="Times New Roman" w:cs="Times New Roman" w:eastAsia="宋体" w:hAnsi="Times New Roman"/>
-          <w:color w:val="000000"/>
-          <w:sz w:val="21"/>
-          <w:szCs w:val="21"/>
-        </w:rPr>
-        <w:t xml:space="preserve">=6710.00+10.8148</w:t>
-      </w:r>
-      <w:r>
-        <w:rPr>
-          <w:rFonts w:ascii="Times New Roman" w:cs="Times New Roman" w:eastAsia="宋体" w:hAnsi="Times New Roman"/>
-          <w:i/>
-          <w:iCs/>
-          <w:color w:val="000000"/>
-          <w:sz w:val="21"/>
-          <w:szCs w:val="21"/>
-        </w:rPr>
-        <w:t xml:space="preserve">x</w:t>
-      </w:r>
-      <w:r>
-        <w:rPr>
-          <w:rFonts w:ascii="Times New Roman" w:cs="Times New Roman" w:eastAsia="宋体" w:hAnsi="Times New Roman"/>
-          <w:color w:val="000000"/>
-          <w:sz w:val="21"/>
-          <w:szCs w:val="21"/>
-        </w:rPr>
-        <w:t xml:space="preserve">−0.01097</w:t>
-      </w:r>
-      <w:r>
-        <w:rPr>
-          <w:rFonts w:ascii="Times New Roman" w:cs="Times New Roman" w:eastAsia="宋体" w:hAnsi="Times New Roman"/>
-          <w:i/>
-          <w:iCs/>
-          <w:color w:val="000000"/>
-          <w:sz w:val="21"/>
-          <w:szCs w:val="21"/>
-        </w:rPr>
-        <w:t xml:space="preserve">x</w:t>
+        <w:t xml:space="preserve">R</w:t>
       </w:r>
       <w:r>
         <w:rPr>
@@ -20744,18 +17292,7 @@
           <w:sz w:val="21"/>
           <w:szCs w:val="21"/>
         </w:rPr>
-        <w:t xml:space="preserve">（</w:t>
-      </w:r>
-      <w:r>
-        <w:rPr>
-          <w:rFonts w:ascii="Times New Roman" w:cs="Times New Roman" w:eastAsia="宋体" w:hAnsi="Times New Roman"/>
-          <w:i/>
-          <w:iCs/>
-          <w:color w:val="000000"/>
-          <w:sz w:val="21"/>
-          <w:szCs w:val="21"/>
-        </w:rPr>
-        <w:t xml:space="preserve">R</w:t>
+        <w:t xml:space="preserve">分别为0.9722和0.9269），拐点约280 kg/hm</w:t>
       </w:r>
       <w:r>
         <w:rPr>
@@ -20774,175 +17311,7 @@
           <w:sz w:val="21"/>
           <w:szCs w:val="21"/>
         </w:rPr>
-        <w:t xml:space="preserve">=0.9269），符合报酬递减规律、属典型方程，但据其计算的最高产量施氮量达492.7 kg/hm</w:t>
-      </w:r>
-      <w:r>
-        <w:rPr>
-          <w:rFonts w:ascii="Times New Roman" w:cs="Times New Roman" w:eastAsia="宋体" w:hAnsi="Times New Roman"/>
-          <w:color w:val="000000"/>
-          <w:sz w:val="21"/>
-          <w:szCs w:val="21"/>
-          <w:vertAlign w:val="superscript"/>
-        </w:rPr>
-        <w:t xml:space="preserve">2</w:t>
-      </w:r>
-      <w:r>
-        <w:rPr>
-          <w:rFonts w:ascii="Times New Roman" w:cs="Times New Roman" w:eastAsia="宋体" w:hAnsi="Times New Roman"/>
-          <w:color w:val="000000"/>
-          <w:sz w:val="21"/>
-          <w:szCs w:val="21"/>
-        </w:rPr>
-        <w:t xml:space="preserve">，超出试验设计范围，系产量在N2与N3之间已趋平台而二次方程曲率较小所致。改用线性加平台模型得</w:t>
-      </w:r>
-      <w:r>
-        <w:rPr>
-          <w:rFonts w:ascii="Times New Roman" w:cs="Times New Roman" w:eastAsia="宋体" w:hAnsi="Times New Roman"/>
-          <w:i/>
-          <w:iCs/>
-          <w:color w:val="000000"/>
-          <w:sz w:val="21"/>
-          <w:szCs w:val="21"/>
-        </w:rPr>
-        <w:t xml:space="preserve">y</w:t>
-      </w:r>
-      <w:r>
-        <w:rPr>
-          <w:rFonts w:ascii="Times New Roman" w:cs="Times New Roman" w:eastAsia="宋体" w:hAnsi="Times New Roman"/>
-          <w:color w:val="000000"/>
-          <w:sz w:val="21"/>
-          <w:szCs w:val="21"/>
-        </w:rPr>
-        <w:t xml:space="preserve">=6694.4+8.766</w:t>
-      </w:r>
-      <w:r>
-        <w:rPr>
-          <w:rFonts w:ascii="Times New Roman" w:cs="Times New Roman" w:eastAsia="宋体" w:hAnsi="Times New Roman"/>
-          <w:i/>
-          <w:iCs/>
-          <w:color w:val="000000"/>
-          <w:sz w:val="21"/>
-          <w:szCs w:val="21"/>
-        </w:rPr>
-        <w:t xml:space="preserve">x</w:t>
-      </w:r>
-      <w:r>
-        <w:rPr>
-          <w:rFonts w:ascii="Times New Roman" w:cs="Times New Roman" w:eastAsia="宋体" w:hAnsi="Times New Roman"/>
-          <w:color w:val="000000"/>
-          <w:sz w:val="21"/>
-          <w:szCs w:val="21"/>
-        </w:rPr>
-        <w:t xml:space="preserve">（</w:t>
-      </w:r>
-      <w:r>
-        <w:rPr>
-          <w:rFonts w:ascii="Times New Roman" w:cs="Times New Roman" w:eastAsia="宋体" w:hAnsi="Times New Roman"/>
-          <w:i/>
-          <w:iCs/>
-          <w:color w:val="000000"/>
-          <w:sz w:val="21"/>
-          <w:szCs w:val="21"/>
-        </w:rPr>
-        <w:t xml:space="preserve">x</w:t>
-      </w:r>
-      <w:r>
-        <w:rPr>
-          <w:rFonts w:ascii="Times New Roman" w:cs="Times New Roman" w:eastAsia="宋体" w:hAnsi="Times New Roman"/>
-          <w:color w:val="000000"/>
-          <w:sz w:val="21"/>
-          <w:szCs w:val="21"/>
-        </w:rPr>
-        <w:t xml:space="preserve">&lt;282.0）、</w:t>
-      </w:r>
-      <w:r>
-        <w:rPr>
-          <w:rFonts w:ascii="Times New Roman" w:cs="Times New Roman" w:eastAsia="宋体" w:hAnsi="Times New Roman"/>
-          <w:i/>
-          <w:iCs/>
-          <w:color w:val="000000"/>
-          <w:sz w:val="21"/>
-          <w:szCs w:val="21"/>
-        </w:rPr>
-        <w:t xml:space="preserve">y</w:t>
-      </w:r>
-      <w:r>
-        <w:rPr>
-          <w:rFonts w:ascii="Times New Roman" w:cs="Times New Roman" w:eastAsia="宋体" w:hAnsi="Times New Roman"/>
-          <w:color w:val="000000"/>
-          <w:sz w:val="21"/>
-          <w:szCs w:val="21"/>
-        </w:rPr>
-        <w:t xml:space="preserve">=9166.5（</w:t>
-      </w:r>
-      <w:r>
-        <w:rPr>
-          <w:rFonts w:ascii="Times New Roman" w:cs="Times New Roman" w:eastAsia="宋体" w:hAnsi="Times New Roman"/>
-          <w:i/>
-          <w:iCs/>
-          <w:color w:val="000000"/>
-          <w:sz w:val="21"/>
-          <w:szCs w:val="21"/>
-        </w:rPr>
-        <w:t xml:space="preserve">x</w:t>
-      </w:r>
-      <w:r>
-        <w:rPr>
-          <w:rFonts w:ascii="Times New Roman" w:cs="Times New Roman" w:eastAsia="宋体" w:hAnsi="Times New Roman"/>
-          <w:color w:val="000000"/>
-          <w:sz w:val="21"/>
-          <w:szCs w:val="21"/>
-        </w:rPr>
-        <w:t xml:space="preserve">≥282.0），拟合优于一元二次方程（</w:t>
-      </w:r>
-      <w:r>
-        <w:rPr>
-          <w:rFonts w:ascii="Times New Roman" w:cs="Times New Roman" w:eastAsia="宋体" w:hAnsi="Times New Roman"/>
-          <w:i/>
-          <w:iCs/>
-          <w:color w:val="000000"/>
-          <w:sz w:val="21"/>
-          <w:szCs w:val="21"/>
-        </w:rPr>
-        <w:t xml:space="preserve">R</w:t>
-      </w:r>
-      <w:r>
-        <w:rPr>
-          <w:rFonts w:ascii="Times New Roman" w:cs="Times New Roman" w:eastAsia="宋体" w:hAnsi="Times New Roman"/>
-          <w:color w:val="000000"/>
-          <w:sz w:val="21"/>
-          <w:szCs w:val="21"/>
-          <w:vertAlign w:val="superscript"/>
-        </w:rPr>
-        <w:t xml:space="preserve">2</w:t>
-      </w:r>
-      <w:r>
-        <w:rPr>
-          <w:rFonts w:ascii="Times New Roman" w:cs="Times New Roman" w:eastAsia="宋体" w:hAnsi="Times New Roman"/>
-          <w:color w:val="000000"/>
-          <w:sz w:val="21"/>
-          <w:szCs w:val="21"/>
-        </w:rPr>
-        <w:t xml:space="preserve">分别为0.9722和0.9269），拐点约280 kg/hm</w:t>
-      </w:r>
-      <w:r>
-        <w:rPr>
-          <w:rFonts w:ascii="Times New Roman" w:cs="Times New Roman" w:eastAsia="宋体" w:hAnsi="Times New Roman"/>
-          <w:color w:val="000000"/>
-          <w:sz w:val="21"/>
-          <w:szCs w:val="21"/>
-          <w:vertAlign w:val="superscript"/>
-        </w:rPr>
-        <w:t xml:space="preserve">2</w:t>
-      </w:r>
-      <w:r>
-        <w:rPr>
-          <w:rFonts w:ascii="Times New Roman" w:cs="Times New Roman" w:eastAsia="宋体" w:hAnsi="Times New Roman"/>
-          <w:color w:val="000000"/>
-          <w:sz w:val="21"/>
-          <w:szCs w:val="21"/>
-        </w:rPr>
-        <w:t xml:space="preserve">；因平台段仅N3一个观测点，其置信区间无法估计，但与处理间直接比较的结果方向一致。</w:t>
+        <w:t xml:space="preserve">；因平台段仅一个观测点，其置信区间无法估计，但与处理间直接比较的结果方向一致。</w:t>
       </w:r>
     </w:p>
     <w:p>
@@ -20958,7 +17327,7 @@
           <w:sz w:val="21"/>
           <w:szCs w:val="21"/>
         </w:rPr>
-        <w:t xml:space="preserve">磷肥效应方程为</w:t>
+        <w:t xml:space="preserve">磷肥方程二次项系数接近于0，产量在试验范围内近似呈线性增加（</w:t>
       </w:r>
       <w:r>
         <w:rPr>
@@ -20969,16 +17338,16 @@
           <w:sz w:val="21"/>
           <w:szCs w:val="21"/>
         </w:rPr>
-        <w:t xml:space="preserve">y</w:t>
-      </w:r>
-      <w:r>
-        <w:rPr>
-          <w:rFonts w:ascii="Times New Roman" w:cs="Times New Roman" w:eastAsia="宋体" w:hAnsi="Times New Roman"/>
-          <w:color w:val="000000"/>
-          <w:sz w:val="21"/>
-          <w:szCs w:val="21"/>
-        </w:rPr>
-        <w:t xml:space="preserve">=7830.00+7.3704</w:t>
+        <w:t xml:space="preserve">r</w:t>
+      </w:r>
+      <w:r>
+        <w:rPr>
+          <w:rFonts w:ascii="Times New Roman" w:cs="Times New Roman" w:eastAsia="宋体" w:hAnsi="Times New Roman"/>
+          <w:color w:val="000000"/>
+          <w:sz w:val="21"/>
+          <w:szCs w:val="21"/>
+        </w:rPr>
+        <w:t xml:space="preserve">=0.9926），外推的最高产量施磷量无实际意义，说明磷肥效应尚未达到拐点。钾肥方程二次项系数为正，属非典型方程；以线性方程拟合得</w:t>
       </w:r>
       <w:r>
         <w:rPr>
@@ -20989,126 +17358,6 @@
           <w:sz w:val="21"/>
           <w:szCs w:val="21"/>
         </w:rPr>
-        <w:t xml:space="preserve">x</w:t>
-      </w:r>
-      <w:r>
-        <w:rPr>
-          <w:rFonts w:ascii="Times New Roman" w:cs="Times New Roman" w:eastAsia="宋体" w:hAnsi="Times New Roman"/>
-          <w:color w:val="000000"/>
-          <w:sz w:val="21"/>
-          <w:szCs w:val="21"/>
-        </w:rPr>
-        <w:t xml:space="preserve">−0.00206</w:t>
-      </w:r>
-      <w:r>
-        <w:rPr>
-          <w:rFonts w:ascii="Times New Roman" w:cs="Times New Roman" w:eastAsia="宋体" w:hAnsi="Times New Roman"/>
-          <w:i/>
-          <w:iCs/>
-          <w:color w:val="000000"/>
-          <w:sz w:val="21"/>
-          <w:szCs w:val="21"/>
-        </w:rPr>
-        <w:t xml:space="preserve">x</w:t>
-      </w:r>
-      <w:r>
-        <w:rPr>
-          <w:rFonts w:ascii="Times New Roman" w:cs="Times New Roman" w:eastAsia="宋体" w:hAnsi="Times New Roman"/>
-          <w:color w:val="000000"/>
-          <w:sz w:val="21"/>
-          <w:szCs w:val="21"/>
-          <w:vertAlign w:val="superscript"/>
-        </w:rPr>
-        <w:t xml:space="preserve">2</w:t>
-      </w:r>
-      <w:r>
-        <w:rPr>
-          <w:rFonts w:ascii="Times New Roman" w:cs="Times New Roman" w:eastAsia="宋体" w:hAnsi="Times New Roman"/>
-          <w:color w:val="000000"/>
-          <w:sz w:val="21"/>
-          <w:szCs w:val="21"/>
-        </w:rPr>
-        <w:t xml:space="preserve">（</w:t>
-      </w:r>
-      <w:r>
-        <w:rPr>
-          <w:rFonts w:ascii="Times New Roman" w:cs="Times New Roman" w:eastAsia="宋体" w:hAnsi="Times New Roman"/>
-          <w:i/>
-          <w:iCs/>
-          <w:color w:val="000000"/>
-          <w:sz w:val="21"/>
-          <w:szCs w:val="21"/>
-        </w:rPr>
-        <w:t xml:space="preserve">R</w:t>
-      </w:r>
-      <w:r>
-        <w:rPr>
-          <w:rFonts w:ascii="Times New Roman" w:cs="Times New Roman" w:eastAsia="宋体" w:hAnsi="Times New Roman"/>
-          <w:color w:val="000000"/>
-          <w:sz w:val="21"/>
-          <w:szCs w:val="21"/>
-          <w:vertAlign w:val="superscript"/>
-        </w:rPr>
-        <w:t xml:space="preserve">2</w:t>
-      </w:r>
-      <w:r>
-        <w:rPr>
-          <w:rFonts w:ascii="Times New Roman" w:cs="Times New Roman" w:eastAsia="宋体" w:hAnsi="Times New Roman"/>
-          <w:color w:val="000000"/>
-          <w:sz w:val="21"/>
-          <w:szCs w:val="21"/>
-        </w:rPr>
-        <w:t xml:space="preserve">=0.9859），二次项系数接近于0，产量在试验施磷范围内近似呈线性增加（</w:t>
-      </w:r>
-      <w:r>
-        <w:rPr>
-          <w:rFonts w:ascii="Times New Roman" w:cs="Times New Roman" w:eastAsia="宋体" w:hAnsi="Times New Roman"/>
-          <w:i/>
-          <w:iCs/>
-          <w:color w:val="000000"/>
-          <w:sz w:val="21"/>
-          <w:szCs w:val="21"/>
-        </w:rPr>
-        <w:t xml:space="preserve">y</w:t>
-      </w:r>
-      <w:r>
-        <w:rPr>
-          <w:rFonts w:ascii="Times New Roman" w:cs="Times New Roman" w:eastAsia="宋体" w:hAnsi="Times New Roman"/>
-          <w:color w:val="000000"/>
-          <w:sz w:val="21"/>
-          <w:szCs w:val="21"/>
-        </w:rPr>
-        <w:t xml:space="preserve">=7846.7+6.815</w:t>
-      </w:r>
-      <w:r>
-        <w:rPr>
-          <w:rFonts w:ascii="Times New Roman" w:cs="Times New Roman" w:eastAsia="宋体" w:hAnsi="Times New Roman"/>
-          <w:i/>
-          <w:iCs/>
-          <w:color w:val="000000"/>
-          <w:sz w:val="21"/>
-          <w:szCs w:val="21"/>
-        </w:rPr>
-        <w:t xml:space="preserve">x</w:t>
-      </w:r>
-      <w:r>
-        <w:rPr>
-          <w:rFonts w:ascii="Times New Roman" w:cs="Times New Roman" w:eastAsia="宋体" w:hAnsi="Times New Roman"/>
-          <w:color w:val="000000"/>
-          <w:sz w:val="21"/>
-          <w:szCs w:val="21"/>
-        </w:rPr>
-        <w:t xml:space="preserve">，</w:t>
-      </w:r>
-      <w:r>
-        <w:rPr>
-          <w:rFonts w:ascii="Times New Roman" w:cs="Times New Roman" w:eastAsia="宋体" w:hAnsi="Times New Roman"/>
-          <w:i/>
-          <w:iCs/>
-          <w:color w:val="000000"/>
-          <w:sz w:val="21"/>
-          <w:szCs w:val="21"/>
-        </w:rPr>
         <w:t xml:space="preserve">r</w:t>
       </w:r>
       <w:r>
@@ -21118,186 +17367,7 @@
           <w:sz w:val="21"/>
           <w:szCs w:val="21"/>
         </w:rPr>
-        <w:t xml:space="preserve">=0.9926）；由方程计算的最高产量施磷量（1791.0 kg/hm</w:t>
-      </w:r>
-      <w:r>
-        <w:rPr>
-          <w:rFonts w:ascii="Times New Roman" w:cs="Times New Roman" w:eastAsia="宋体" w:hAnsi="Times New Roman"/>
-          <w:color w:val="000000"/>
-          <w:sz w:val="21"/>
-          <w:szCs w:val="21"/>
-          <w:vertAlign w:val="superscript"/>
-        </w:rPr>
-        <w:t xml:space="preserve">2</w:t>
-      </w:r>
-      <w:r>
-        <w:rPr>
-          <w:rFonts w:ascii="Times New Roman" w:cs="Times New Roman" w:eastAsia="宋体" w:hAnsi="Times New Roman"/>
-          <w:color w:val="000000"/>
-          <w:sz w:val="21"/>
-          <w:szCs w:val="21"/>
-        </w:rPr>
-        <w:t xml:space="preserve">）无实际意义，说明磷肥效应尚未达到拐点。钾肥效应方程为</w:t>
-      </w:r>
-      <w:r>
-        <w:rPr>
-          <w:rFonts w:ascii="Times New Roman" w:cs="Times New Roman" w:eastAsia="宋体" w:hAnsi="Times New Roman"/>
-          <w:i/>
-          <w:iCs/>
-          <w:color w:val="000000"/>
-          <w:sz w:val="21"/>
-          <w:szCs w:val="21"/>
-        </w:rPr>
-        <w:t xml:space="preserve">y</w:t>
-      </w:r>
-      <w:r>
-        <w:rPr>
-          <w:rFonts w:ascii="Times New Roman" w:cs="Times New Roman" w:eastAsia="宋体" w:hAnsi="Times New Roman"/>
-          <w:color w:val="000000"/>
-          <w:sz w:val="21"/>
-          <w:szCs w:val="21"/>
-        </w:rPr>
-        <w:t xml:space="preserve">=8816.67+0.7407</w:t>
-      </w:r>
-      <w:r>
-        <w:rPr>
-          <w:rFonts w:ascii="Times New Roman" w:cs="Times New Roman" w:eastAsia="宋体" w:hAnsi="Times New Roman"/>
-          <w:i/>
-          <w:iCs/>
-          <w:color w:val="000000"/>
-          <w:sz w:val="21"/>
-          <w:szCs w:val="21"/>
-        </w:rPr>
-        <w:t xml:space="preserve">x</w:t>
-      </w:r>
-      <w:r>
-        <w:rPr>
-          <w:rFonts w:ascii="Times New Roman" w:cs="Times New Roman" w:eastAsia="宋体" w:hAnsi="Times New Roman"/>
-          <w:color w:val="000000"/>
-          <w:sz w:val="21"/>
-          <w:szCs w:val="21"/>
-        </w:rPr>
-        <w:t xml:space="preserve">+0.00922</w:t>
-      </w:r>
-      <w:r>
-        <w:rPr>
-          <w:rFonts w:ascii="Times New Roman" w:cs="Times New Roman" w:eastAsia="宋体" w:hAnsi="Times New Roman"/>
-          <w:i/>
-          <w:iCs/>
-          <w:color w:val="000000"/>
-          <w:sz w:val="21"/>
-          <w:szCs w:val="21"/>
-        </w:rPr>
-        <w:t xml:space="preserve">x</w:t>
-      </w:r>
-      <w:r>
-        <w:rPr>
-          <w:rFonts w:ascii="Times New Roman" w:cs="Times New Roman" w:eastAsia="宋体" w:hAnsi="Times New Roman"/>
-          <w:color w:val="000000"/>
-          <w:sz w:val="21"/>
-          <w:szCs w:val="21"/>
-          <w:vertAlign w:val="superscript"/>
-        </w:rPr>
-        <w:t xml:space="preserve">2</w:t>
-      </w:r>
-      <w:r>
-        <w:rPr>
-          <w:rFonts w:ascii="Times New Roman" w:cs="Times New Roman" w:eastAsia="宋体" w:hAnsi="Times New Roman"/>
-          <w:color w:val="000000"/>
-          <w:sz w:val="21"/>
-          <w:szCs w:val="21"/>
-        </w:rPr>
-        <w:t xml:space="preserve">（</w:t>
-      </w:r>
-      <w:r>
-        <w:rPr>
-          <w:rFonts w:ascii="Times New Roman" w:cs="Times New Roman" w:eastAsia="宋体" w:hAnsi="Times New Roman"/>
-          <w:i/>
-          <w:iCs/>
-          <w:color w:val="000000"/>
-          <w:sz w:val="21"/>
-          <w:szCs w:val="21"/>
-        </w:rPr>
-        <w:t xml:space="preserve">R</w:t>
-      </w:r>
-      <w:r>
-        <w:rPr>
-          <w:rFonts w:ascii="Times New Roman" w:cs="Times New Roman" w:eastAsia="宋体" w:hAnsi="Times New Roman"/>
-          <w:color w:val="000000"/>
-          <w:sz w:val="21"/>
-          <w:szCs w:val="21"/>
-          <w:vertAlign w:val="superscript"/>
-        </w:rPr>
-        <w:t xml:space="preserve">2</w:t>
-      </w:r>
-      <w:r>
-        <w:rPr>
-          <w:rFonts w:ascii="Times New Roman" w:cs="Times New Roman" w:eastAsia="宋体" w:hAnsi="Times New Roman"/>
-          <w:color w:val="000000"/>
-          <w:sz w:val="21"/>
-          <w:szCs w:val="21"/>
-        </w:rPr>
-        <w:t xml:space="preserve">=0.8773），二次项系数为正，属非典型方程；以线性方程拟合得</w:t>
-      </w:r>
-      <w:r>
-        <w:rPr>
-          <w:rFonts w:ascii="Times New Roman" w:cs="Times New Roman" w:eastAsia="宋体" w:hAnsi="Times New Roman"/>
-          <w:i/>
-          <w:iCs/>
-          <w:color w:val="000000"/>
-          <w:sz w:val="21"/>
-          <w:szCs w:val="21"/>
-        </w:rPr>
-        <w:t xml:space="preserve">y</w:t>
-      </w:r>
-      <w:r>
-        <w:rPr>
-          <w:rFonts w:ascii="Times New Roman" w:cs="Times New Roman" w:eastAsia="宋体" w:hAnsi="Times New Roman"/>
-          <w:color w:val="000000"/>
-          <w:sz w:val="21"/>
-          <w:szCs w:val="21"/>
-        </w:rPr>
-        <w:t xml:space="preserve">=8700.0+3.852</w:t>
-      </w:r>
-      <w:r>
-        <w:rPr>
-          <w:rFonts w:ascii="Times New Roman" w:cs="Times New Roman" w:eastAsia="宋体" w:hAnsi="Times New Roman"/>
-          <w:i/>
-          <w:iCs/>
-          <w:color w:val="000000"/>
-          <w:sz w:val="21"/>
-          <w:szCs w:val="21"/>
-        </w:rPr>
-        <w:t xml:space="preserve">x</w:t>
-      </w:r>
-      <w:r>
-        <w:rPr>
-          <w:rFonts w:ascii="Times New Roman" w:cs="Times New Roman" w:eastAsia="宋体" w:hAnsi="Times New Roman"/>
-          <w:color w:val="000000"/>
-          <w:sz w:val="21"/>
-          <w:szCs w:val="21"/>
-        </w:rPr>
-        <w:t xml:space="preserve">（</w:t>
-      </w:r>
-      <w:r>
-        <w:rPr>
-          <w:rFonts w:ascii="Times New Roman" w:cs="Times New Roman" w:eastAsia="宋体" w:hAnsi="Times New Roman"/>
-          <w:i/>
-          <w:iCs/>
-          <w:color w:val="000000"/>
-          <w:sz w:val="21"/>
-          <w:szCs w:val="21"/>
-        </w:rPr>
-        <w:t xml:space="preserve">r</w:t>
-      </w:r>
-      <w:r>
-        <w:rPr>
-          <w:rFonts w:ascii="Times New Roman" w:cs="Times New Roman" w:eastAsia="宋体" w:hAnsi="Times New Roman"/>
-          <w:color w:val="000000"/>
-          <w:sz w:val="21"/>
-          <w:szCs w:val="21"/>
-        </w:rPr>
-        <w:t xml:space="preserve">=0.9106），产量随施钾量增加总体呈上升趋势。</w:t>
+        <w:t xml:space="preserve">=0.9106，产量随施钾量总体上升。</w:t>
       </w:r>
     </w:p>
     <w:p>
@@ -24161,47 +20231,7 @@
           <w:sz w:val="18"/>
           <w:szCs w:val="18"/>
         </w:rPr>
-        <w:t xml:space="preserve">）；“—”表示不适用。　</w:t>
-      </w:r>
-      <w:r>
-        <w:rPr>
-          <w:rFonts w:ascii="Times New Roman" w:cs="Times New Roman" w:eastAsia="宋体" w:hAnsi="Times New Roman"/>
-          <w:i/>
-          <w:iCs/>
-          <w:color w:val="000000"/>
-          <w:sz w:val="18"/>
-          <w:szCs w:val="18"/>
-        </w:rPr>
-        <w:t xml:space="preserve">F</w:t>
-      </w:r>
-      <w:r>
-        <w:rPr>
-          <w:rFonts w:ascii="Times New Roman" w:cs="Times New Roman" w:eastAsia="宋体" w:hAnsi="Times New Roman"/>
-          <w:color w:val="000000"/>
-          <w:sz w:val="18"/>
-          <w:szCs w:val="18"/>
-        </w:rPr>
-        <w:t xml:space="preserve">、</w:t>
-      </w:r>
-      <w:r>
-        <w:rPr>
-          <w:rFonts w:ascii="Times New Roman" w:cs="Times New Roman" w:eastAsia="宋体" w:hAnsi="Times New Roman"/>
-          <w:i/>
-          <w:iCs/>
-          <w:color w:val="000000"/>
-          <w:sz w:val="18"/>
-          <w:szCs w:val="18"/>
-        </w:rPr>
-        <w:t xml:space="preserve">P</w:t>
-      </w:r>
-      <w:r>
-        <w:rPr>
-          <w:rFonts w:ascii="Times New Roman" w:cs="Times New Roman" w:eastAsia="宋体" w:hAnsi="Times New Roman"/>
-          <w:color w:val="000000"/>
-          <w:sz w:val="18"/>
-          <w:szCs w:val="18"/>
-        </w:rPr>
-        <w:t xml:space="preserve">由4个施肥水平的产量拟合求得，残差自由度仅为1，各回归方程均未达显著水平，方程仅用于描述趋势。典型性检验仅适用于一元二次方程（一次项系数为正、二次项系数为负），线性及线性加平台模型不适用。</w:t>
+        <w:t xml:space="preserve">）；“—”表示不适用。　残差自由度仅为1，各回归方程均未达显著水平，方程仅用于描述趋势。典型性检验仅适用于一元二次方程，线性及线性加平台模型不适用。</w:t>
       </w:r>
       <w:r>
         <w:rPr>
@@ -24220,7 +20250,7 @@
           <w:sz w:val="18"/>
           <w:szCs w:val="18"/>
         </w:rPr>
-        <w:t xml:space="preserve">由方程外推所得，超出试验设计范围，无实际农学意义，不作为推荐施肥依据。</w:t>
+        <w:t xml:space="preserve">由方程外推所得，超出试验设计范围，不作为推荐施肥依据。</w:t>
       </w:r>
     </w:p>
     <w:p>
@@ -24232,7 +20262,7 @@
       <w:r>
         <w:drawing>
           <wp:inline distT="0" distB="0" distL="0" distR="0">
-            <wp:extent cx="5391150" cy="1962150"/>
+            <wp:extent cx="4762500" cy="1733550"/>
             <wp:effectExtent t="0" r="0" b="0" l="0"/>
             <wp:docPr id="1" name="" descr="" title=""/>
             <wp:cNvGraphicFramePr>
@@ -24257,7 +20287,7 @@
                   <pic:spPr bwMode="auto">
                     <a:xfrm>
                       <a:off x="0" y="0"/>
-                      <a:ext cx="5391150" cy="1962150"/>
+                      <a:ext cx="4762500" cy="1733550"/>
                     </a:xfrm>
                     <a:prstGeom prst="rect">
                       <a:avLst/>
@@ -24289,7 +20319,7 @@
     <w:p>
       <w:pPr>
         <w:keepNext/>
-        <w:spacing w:after="20" w:before="60" w:line="300" w:lineRule="auto"/>
+        <w:spacing w:after="15" w:before="45" w:line="300" w:lineRule="auto"/>
         <w:ind/>
         <w:jc w:val="left"/>
       </w:pPr>
@@ -24335,7 +20365,7 @@
           <w:sz w:val="21"/>
           <w:szCs w:val="21"/>
         </w:rPr>
-        <w:t xml:space="preserve">。氮肥N0→N1、N1→N2的边际产投比分别为3.23和6.74，N2→N3时边际产量为负，说明施氮以270 kg/hm</w:t>
+        <w:t xml:space="preserve">。氮肥以N1→N2的边际产投比最高，N2→N3时边际产量为负，故施氮以270 kg/hm</w:t>
       </w:r>
       <w:r>
         <w:rPr>
@@ -24354,7 +20384,7 @@
           <w:sz w:val="21"/>
           <w:szCs w:val="21"/>
         </w:rPr>
-        <w:t xml:space="preserve">为宜。磷肥P0→P1、P1→P2、P2→P3的边际产投比分别为2.15、3.58和1.86，均大于1，但P2→P3已明显下降。钾肥K0→K1为2.29、K1→K2为负值、K2→K3又回升至4.30，序列内部不一致，表明钾肥效应已接近本试验的误差检出限，不宜据单一相邻水平推断最适用量。</w:t>
+        <w:t xml:space="preserve">为宜；磷肥各档均大于1，但P2→P3已明显下降；钾肥序列内部正负跳变，其效应已接近本试验的误差检出限。</w:t>
       </w:r>
     </w:p>
     <w:p>
@@ -24370,7 +20400,7 @@
           <w:sz w:val="21"/>
           <w:szCs w:val="21"/>
         </w:rPr>
-        <w:t xml:space="preserve">综合单因素效应方程、边际效益分析和土壤供肥能力评价，本试验条件下单季稻的推荐施肥量为N 270 kg/hm</w:t>
+        <w:t xml:space="preserve">综合单因素效应方程、边际效益分析和土壤供肥能力评价，推荐施肥量为N 270 kg/hm</w:t>
       </w:r>
       <w:r>
         <w:rPr>
@@ -24484,45 +20514,7 @@
           <w:sz w:val="21"/>
           <w:szCs w:val="21"/>
         </w:rPr>
-        <w:t xml:space="preserve">。处理10（K</w:t>
-      </w:r>
-      <w:r>
-        <w:rPr>
-          <w:rFonts w:ascii="Times New Roman" w:cs="Times New Roman" w:eastAsia="宋体" w:hAnsi="Times New Roman"/>
-          <w:color w:val="000000"/>
-          <w:sz w:val="21"/>
-          <w:szCs w:val="21"/>
-          <w:vertAlign w:val="subscript"/>
-        </w:rPr>
-        <w:t xml:space="preserve">2</w:t>
-      </w:r>
-      <w:r>
-        <w:rPr>
-          <w:rFonts w:ascii="Times New Roman" w:cs="Times New Roman" w:eastAsia="宋体" w:hAnsi="Times New Roman"/>
-          <w:color w:val="000000"/>
-          <w:sz w:val="21"/>
-          <w:szCs w:val="21"/>
-        </w:rPr>
-        <w:t xml:space="preserve">O 337.5 kg/hm</w:t>
-      </w:r>
-      <w:r>
-        <w:rPr>
-          <w:rFonts w:ascii="Times New Roman" w:cs="Times New Roman" w:eastAsia="宋体" w:hAnsi="Times New Roman"/>
-          <w:color w:val="000000"/>
-          <w:sz w:val="21"/>
-          <w:szCs w:val="21"/>
-          <w:vertAlign w:val="superscript"/>
-        </w:rPr>
-        <w:t xml:space="preserve">2</w:t>
-      </w:r>
-      <w:r>
-        <w:rPr>
-          <w:rFonts w:ascii="Times New Roman" w:cs="Times New Roman" w:eastAsia="宋体" w:hAnsi="Times New Roman"/>
-          <w:color w:val="000000"/>
-          <w:sz w:val="21"/>
-          <w:szCs w:val="21"/>
-        </w:rPr>
-        <w:t xml:space="preserve">）虽在本试验中产量与收益最高，但缺钾区相对产量已达94.9%、钾肥贡献率仅5.1%，其增产幅度未超出单小区试验误差的判别能力，故不作为推荐用量；考虑到磷素在土壤中易累积，土壤有效磷含量较高的田块P</w:t>
+        <w:t xml:space="preserve">。处理10虽产量与收益最高，但缺钾区相对产量已达94.9%、钾肥贡献率仅5.1%，其增产幅度未超出单小区试验误差的判别能力，故不作为推荐用量；磷素易累积，土壤有效磷较高的田块P</w:t>
       </w:r>
       <w:r>
         <w:rPr>
@@ -26995,70 +22987,13 @@
           <w:sz w:val="18"/>
           <w:szCs w:val="18"/>
         </w:rPr>
-        <w:t xml:space="preserve">注：边际产投比=边际产值/边际肥料成本；稻谷价格2.58元/kg，纯N、P</w:t>
-      </w:r>
-      <w:r>
-        <w:rPr>
-          <w:rFonts w:ascii="Times New Roman" w:cs="Times New Roman" w:eastAsia="宋体" w:hAnsi="Times New Roman"/>
-          <w:color w:val="000000"/>
-          <w:sz w:val="18"/>
-          <w:szCs w:val="18"/>
-          <w:vertAlign w:val="subscript"/>
-        </w:rPr>
-        <w:t xml:space="preserve">2</w:t>
-      </w:r>
-      <w:r>
-        <w:rPr>
-          <w:rFonts w:ascii="Times New Roman" w:cs="Times New Roman" w:eastAsia="宋体" w:hAnsi="Times New Roman"/>
-          <w:color w:val="000000"/>
-          <w:sz w:val="18"/>
-          <w:szCs w:val="18"/>
-        </w:rPr>
-        <w:t xml:space="preserve">O</w:t>
-      </w:r>
-      <w:r>
-        <w:rPr>
-          <w:rFonts w:ascii="Times New Roman" w:cs="Times New Roman" w:eastAsia="宋体" w:hAnsi="Times New Roman"/>
-          <w:color w:val="000000"/>
-          <w:sz w:val="18"/>
-          <w:szCs w:val="18"/>
-          <w:vertAlign w:val="subscript"/>
-        </w:rPr>
-        <w:t xml:space="preserve">5</w:t>
-      </w:r>
-      <w:r>
-        <w:rPr>
-          <w:rFonts w:ascii="Times New Roman" w:cs="Times New Roman" w:eastAsia="宋体" w:hAnsi="Times New Roman"/>
-          <w:color w:val="000000"/>
-          <w:sz w:val="18"/>
-          <w:szCs w:val="18"/>
-        </w:rPr>
-        <w:t xml:space="preserve">、K</w:t>
-      </w:r>
-      <w:r>
-        <w:rPr>
-          <w:rFonts w:ascii="Times New Roman" w:cs="Times New Roman" w:eastAsia="宋体" w:hAnsi="Times New Roman"/>
-          <w:color w:val="000000"/>
-          <w:sz w:val="18"/>
-          <w:szCs w:val="18"/>
-          <w:vertAlign w:val="subscript"/>
-        </w:rPr>
-        <w:t xml:space="preserve">2</w:t>
-      </w:r>
-      <w:r>
-        <w:rPr>
-          <w:rFonts w:ascii="Times New Roman" w:cs="Times New Roman" w:eastAsia="宋体" w:hAnsi="Times New Roman"/>
-          <w:color w:val="000000"/>
-          <w:sz w:val="18"/>
-          <w:szCs w:val="18"/>
-        </w:rPr>
-        <w:t xml:space="preserve">O价格分别为4.54、6.67、5.33元/kg。</w:t>
+        <w:t xml:space="preserve">注：边际产投比=边际产值/边际肥料成本，价格口径见1.6。</w:t>
       </w:r>
     </w:p>
     <w:p>
       <w:pPr>
         <w:keepNext/>
-        <w:spacing w:after="40" w:before="100" w:line="300" w:lineRule="auto"/>
+        <w:spacing w:after="30" w:before="80" w:line="300" w:lineRule="auto"/>
         <w:ind/>
         <w:jc w:val="left"/>
       </w:pPr>
@@ -27106,108 +23041,13 @@
           <w:sz w:val="21"/>
           <w:szCs w:val="21"/>
         </w:rPr>
-        <w:t xml:space="preserve">，以处理10最高，较无肥区增收5063.4元/hm</w:t>
-      </w:r>
-      <w:r>
-        <w:rPr>
-          <w:rFonts w:ascii="Times New Roman" w:cs="Times New Roman" w:eastAsia="宋体" w:hAnsi="Times New Roman"/>
-          <w:color w:val="000000"/>
-          <w:sz w:val="21"/>
-          <w:szCs w:val="21"/>
-          <w:vertAlign w:val="superscript"/>
-        </w:rPr>
-        <w:t xml:space="preserve">2</w:t>
-      </w:r>
-      <w:r>
-        <w:rPr>
-          <w:rFonts w:ascii="Times New Roman" w:cs="Times New Roman" w:eastAsia="宋体" w:hAnsi="Times New Roman"/>
-          <w:color w:val="000000"/>
-          <w:sz w:val="21"/>
-          <w:szCs w:val="21"/>
-        </w:rPr>
-        <w:t xml:space="preserve">，处理9、7次之。缺氮区（处理2）和低氮的处理3增产值不足以抵消肥料成本，增收为负，说明氮肥不足时磷钾投入难以发挥效益。产投比以处理8、9最高（均2.27），处理11因施氮过大而肥料成本最高、产投比仅1.56。综合产量、收益与产投比，处理9（N 270、P</w:t>
-      </w:r>
-      <w:r>
-        <w:rPr>
-          <w:rFonts w:ascii="Times New Roman" w:cs="Times New Roman" w:eastAsia="宋体" w:hAnsi="Times New Roman"/>
-          <w:color w:val="000000"/>
-          <w:sz w:val="21"/>
-          <w:szCs w:val="21"/>
-          <w:vertAlign w:val="subscript"/>
-        </w:rPr>
-        <w:t xml:space="preserve">2</w:t>
-      </w:r>
-      <w:r>
-        <w:rPr>
-          <w:rFonts w:ascii="Times New Roman" w:cs="Times New Roman" w:eastAsia="宋体" w:hAnsi="Times New Roman"/>
-          <w:color w:val="000000"/>
-          <w:sz w:val="21"/>
-          <w:szCs w:val="21"/>
-        </w:rPr>
-        <w:t xml:space="preserve">O</w:t>
-      </w:r>
-      <w:r>
-        <w:rPr>
-          <w:rFonts w:ascii="Times New Roman" w:cs="Times New Roman" w:eastAsia="宋体" w:hAnsi="Times New Roman"/>
-          <w:color w:val="000000"/>
-          <w:sz w:val="21"/>
-          <w:szCs w:val="21"/>
-          <w:vertAlign w:val="subscript"/>
-        </w:rPr>
-        <w:t xml:space="preserve">5</w:t>
-      </w:r>
-      <w:r>
-        <w:rPr>
-          <w:rFonts w:ascii="Times New Roman" w:cs="Times New Roman" w:eastAsia="宋体" w:hAnsi="Times New Roman"/>
-          <w:color w:val="000000"/>
-          <w:sz w:val="21"/>
-          <w:szCs w:val="21"/>
-        </w:rPr>
-        <w:t xml:space="preserve"> 180、K</w:t>
-      </w:r>
-      <w:r>
-        <w:rPr>
-          <w:rFonts w:ascii="Times New Roman" w:cs="Times New Roman" w:eastAsia="宋体" w:hAnsi="Times New Roman"/>
-          <w:color w:val="000000"/>
-          <w:sz w:val="21"/>
-          <w:szCs w:val="21"/>
-          <w:vertAlign w:val="subscript"/>
-        </w:rPr>
-        <w:t xml:space="preserve">2</w:t>
-      </w:r>
-      <w:r>
-        <w:rPr>
-          <w:rFonts w:ascii="Times New Roman" w:cs="Times New Roman" w:eastAsia="宋体" w:hAnsi="Times New Roman"/>
-          <w:color w:val="000000"/>
-          <w:sz w:val="21"/>
-          <w:szCs w:val="21"/>
-        </w:rPr>
-        <w:t xml:space="preserve">O 112.5 kg/hm</w:t>
-      </w:r>
-      <w:r>
-        <w:rPr>
-          <w:rFonts w:ascii="Times New Roman" w:cs="Times New Roman" w:eastAsia="宋体" w:hAnsi="Times New Roman"/>
-          <w:color w:val="000000"/>
-          <w:sz w:val="21"/>
-          <w:szCs w:val="21"/>
-          <w:vertAlign w:val="superscript"/>
-        </w:rPr>
-        <w:t xml:space="preserve">2</w:t>
-      </w:r>
-      <w:r>
-        <w:rPr>
-          <w:rFonts w:ascii="Times New Roman" w:cs="Times New Roman" w:eastAsia="宋体" w:hAnsi="Times New Roman"/>
-          <w:color w:val="000000"/>
-          <w:sz w:val="21"/>
-          <w:szCs w:val="21"/>
-        </w:rPr>
-        <w:t xml:space="preserve">）是投入较低、效益较好的方案。</w:t>
+        <w:t xml:space="preserve">，以处理10最高。缺氮区和低氮的处理3增收为负，说明氮肥不足时磷钾投入难以发挥效益；产投比以处理8、9最高，处理11因施氮过大而最低。综合产量、收益与产投比，处理9是投入较低、效益较好的方案。</w:t>
       </w:r>
     </w:p>
     <w:p>
       <w:pPr>
         <w:keepNext/>
-        <w:spacing w:after="80" w:before="160" w:line="300" w:lineRule="auto"/>
+        <w:spacing w:after="60" w:before="130" w:line="300" w:lineRule="auto"/>
         <w:ind/>
         <w:jc w:val="left"/>
       </w:pPr>
@@ -27236,7 +23076,7 @@
           <w:sz w:val="21"/>
           <w:szCs w:val="21"/>
         </w:rPr>
-        <w:t xml:space="preserve">本试验缺氮区相对产量74.3%、氮肥贡献率25.7%，氮的增产作用远大于磷钾，与安徽潜山（缺氮区75.6%）</w:t>
+        <w:t xml:space="preserve">本试验缺氮区相对产量74.3%、氮肥贡献率25.7%，氮的增产作用远大于磷钾，与安徽潜山及省内外其他稻区的结果一致</w:t>
       </w:r>
       <w:r>
         <w:rPr>
@@ -27246,16 +23086,16 @@
           <w:szCs w:val="21"/>
           <w:vertAlign w:val="superscript"/>
         </w:rPr>
-        <w:t xml:space="preserve">[7]</w:t>
-      </w:r>
-      <w:r>
-        <w:rPr>
-          <w:rFonts w:ascii="Times New Roman" w:cs="Times New Roman" w:eastAsia="宋体" w:hAnsi="Times New Roman"/>
-          <w:color w:val="000000"/>
-          <w:sz w:val="21"/>
-          <w:szCs w:val="21"/>
-        </w:rPr>
-        <w:t xml:space="preserve">及省内外其他稻区</w:t>
+        <w:t xml:space="preserve">[5-7,9]</w:t>
+      </w:r>
+      <w:r>
+        <w:rPr>
+          <w:rFonts w:ascii="Times New Roman" w:cs="Times New Roman" w:eastAsia="宋体" w:hAnsi="Times New Roman"/>
+          <w:color w:val="000000"/>
+          <w:sz w:val="21"/>
+          <w:szCs w:val="21"/>
+        </w:rPr>
+        <w:t xml:space="preserve">，表明氮素是该区域砂壤质稻田单季稻产量形成的首要限制因子。施氮超过270 kg/hm</w:t>
       </w:r>
       <w:r>
         <w:rPr>
@@ -27265,25 +23105,6 @@
           <w:szCs w:val="21"/>
           <w:vertAlign w:val="superscript"/>
         </w:rPr>
-        <w:t xml:space="preserve">[5-6,9]</w:t>
-      </w:r>
-      <w:r>
-        <w:rPr>
-          <w:rFonts w:ascii="Times New Roman" w:cs="Times New Roman" w:eastAsia="宋体" w:hAnsi="Times New Roman"/>
-          <w:color w:val="000000"/>
-          <w:sz w:val="21"/>
-          <w:szCs w:val="21"/>
-        </w:rPr>
-        <w:t xml:space="preserve">的结果一致，表明氮素是该区域砂壤质稻田单季稻产量形成的首要限制因子。施氮超过270 kg/hm</w:t>
-      </w:r>
-      <w:r>
-        <w:rPr>
-          <w:rFonts w:ascii="Times New Roman" w:cs="Times New Roman" w:eastAsia="宋体" w:hAnsi="Times New Roman"/>
-          <w:color w:val="000000"/>
-          <w:sz w:val="21"/>
-          <w:szCs w:val="21"/>
-          <w:vertAlign w:val="superscript"/>
-        </w:rPr>
         <w:t xml:space="preserve">2</w:t>
       </w:r>
       <w:r>
@@ -27293,7 +23114,7 @@
           <w:sz w:val="21"/>
           <w:szCs w:val="21"/>
         </w:rPr>
-        <w:t xml:space="preserve">后结实率和千粒重下降、产量不再增加，与长江流域中稻氮肥增产效应随用量递减的特征一致</w:t>
+        <w:t xml:space="preserve">后产量不再增加，与长江流域中稻氮肥增产效应随用量递减的特征一致</w:t>
       </w:r>
       <w:r>
         <w:rPr>
@@ -27385,18 +23206,7 @@
           <w:sz w:val="21"/>
           <w:szCs w:val="21"/>
         </w:rPr>
-        <w:t xml:space="preserve">。本试验该方程校正</w:t>
-      </w:r>
-      <w:r>
-        <w:rPr>
-          <w:rFonts w:ascii="Times New Roman" w:cs="Times New Roman" w:eastAsia="宋体" w:hAnsi="Times New Roman"/>
-          <w:i/>
-          <w:iCs/>
-          <w:color w:val="000000"/>
-          <w:sz w:val="21"/>
-          <w:szCs w:val="21"/>
-        </w:rPr>
-        <w:t xml:space="preserve">R</w:t>
+        <w:t xml:space="preserve">。本试验该方程驻点落在试验范围外且无农艺学意义，不能用于推荐施肥；此时将一元二次方程、线性加平台模型与边际分析相结合更稳妥</w:t>
       </w:r>
       <w:r>
         <w:rPr>
@@ -27406,25 +23216,6 @@
           <w:szCs w:val="21"/>
           <w:vertAlign w:val="superscript"/>
         </w:rPr>
-        <w:t xml:space="preserve">2</w:t>
-      </w:r>
-      <w:r>
-        <w:rPr>
-          <w:rFonts w:ascii="Times New Roman" w:cs="Times New Roman" w:eastAsia="宋体" w:hAnsi="Times New Roman"/>
-          <w:color w:val="000000"/>
-          <w:sz w:val="21"/>
-          <w:szCs w:val="21"/>
-        </w:rPr>
-        <w:t xml:space="preserve">仅0.7939，驻点落在试验范围外且无农艺学意义，不能用于推荐施肥；此时将一元二次方程、线性加平台模型与边际分析相结合更稳妥</w:t>
-      </w:r>
-      <w:r>
-        <w:rPr>
-          <w:rFonts w:ascii="Times New Roman" w:cs="Times New Roman" w:eastAsia="宋体" w:hAnsi="Times New Roman"/>
-          <w:color w:val="000000"/>
-          <w:sz w:val="21"/>
-          <w:szCs w:val="21"/>
-          <w:vertAlign w:val="superscript"/>
-        </w:rPr>
         <w:t xml:space="preserve">[4,11]</w:t>
       </w:r>
       <w:r>
@@ -27434,7 +23225,7 @@
           <w:sz w:val="21"/>
           <w:szCs w:val="21"/>
         </w:rPr>
-        <w:t xml:space="preserve">。氮肥的线性加平台模型拟合优于一元二次方程，说明对已出现平台的养分该模型更适用，但受水平数与重复数限制，拐点仅为粗略估计。</w:t>
+        <w:t xml:space="preserve">，但受水平数与重复数限制，拐点仅为粗略估计。</w:t>
       </w:r>
     </w:p>
     <w:p>
@@ -27450,7 +23241,7 @@
           <w:sz w:val="21"/>
           <w:szCs w:val="21"/>
         </w:rPr>
-        <w:t xml:space="preserve">磷、钾肥在设计范围内持续增产，很大程度上是设计所致：2水平高于安徽省常规推荐量，故未出现拐点，不应据此认为已达土壤磷钾响应的真实上限。缺磷区相对产量85.5%，供磷能力属“中”，与质地砂壤、保肥能力弱有关；缺钾区相对产量虽达94.9%，但高产条件下增施钾肥仍表现出一定效应；南方双季稻区多点试验也表明钾肥主要作用于千粒重</w:t>
+        <w:t xml:space="preserve">磷、钾肥在设计范围内持续增产很大程度上是设计所致：2水平高于安徽省常规推荐量，故未出现拐点，不应据此认为已达土壤磷钾响应的真实上限。缺磷区相对产量85.5%，供磷能力属“中”，与质地砂壤、保肥能力弱有关；缺钾区相对产量虽达94.9%，但高产条件下增施钾肥仍有一定效应，南方双季稻区多点试验也表明钾肥主要作用于千粒重</w:t>
       </w:r>
       <w:r>
         <w:rPr>
@@ -27469,7 +23260,7 @@
           <w:sz w:val="21"/>
           <w:szCs w:val="21"/>
         </w:rPr>
-        <w:t xml:space="preserve">，与本试验千粒重随施钾量上升的表现一致。邻近的潜山市同为砂壤质水稻土，其耕层有效磷13.0 mg/kg、速效钾54 mg/kg，均属中等偏下，且推荐磷钾用量低于本试验</w:t>
+        <w:t xml:space="preserve">。邻近的潜山市同为砂壤质水稻土，其推荐磷钾用量低于本试验</w:t>
       </w:r>
       <w:r>
         <w:rPr>
@@ -27488,7 +23279,7 @@
           <w:sz w:val="21"/>
           <w:szCs w:val="21"/>
         </w:rPr>
-        <w:t xml:space="preserve">，说明本区域砂壤质稻田磷钾保蓄能力较弱，而本试验的绝对水平不宜外推。磷素易累积、长期大量施用存在环境风险</w:t>
+        <w:t xml:space="preserve">，故本试验的绝对水平不宜外推；磷素易累积、长期大量施用存在环境风险</w:t>
       </w:r>
       <w:r>
         <w:rPr>
@@ -27507,7 +23298,7 @@
           <w:sz w:val="21"/>
           <w:szCs w:val="21"/>
         </w:rPr>
-        <w:t xml:space="preserve">，生产上宜以处理6、7、9的用量为基础按土壤测定值调整。本试验单年单点且未设重复，部分处理（如K1与K2）的产量波动可能含田间误差，推荐量尚需多点多年验证</w:t>
+        <w:t xml:space="preserve">，生产上宜以处理6、7、9的用量为基础按土壤测定值调整。本试验单年单点且未设重复，推荐量尚需多点多年验证</w:t>
       </w:r>
       <w:r>
         <w:rPr>
@@ -27532,7 +23323,7 @@
     <w:p>
       <w:pPr>
         <w:keepNext/>
-        <w:spacing w:after="80" w:before="160" w:line="300" w:lineRule="auto"/>
+        <w:spacing w:after="60" w:before="130" w:line="300" w:lineRule="auto"/>
         <w:ind/>
         <w:jc w:val="left"/>
       </w:pPr>
@@ -27561,83 +23352,7 @@
           <w:sz w:val="21"/>
           <w:szCs w:val="21"/>
         </w:rPr>
-        <w:t xml:space="preserve">（1）施肥明显改善水稻经济性状并大幅提高产量（未设重复，未作差异显著性检验）。处理10（N 270、P</w:t>
-      </w:r>
-      <w:r>
-        <w:rPr>
-          <w:rFonts w:ascii="Times New Roman" w:cs="Times New Roman" w:eastAsia="宋体" w:hAnsi="Times New Roman"/>
-          <w:color w:val="000000"/>
-          <w:sz w:val="21"/>
-          <w:szCs w:val="21"/>
-          <w:vertAlign w:val="subscript"/>
-        </w:rPr>
-        <w:t xml:space="preserve">2</w:t>
-      </w:r>
-      <w:r>
-        <w:rPr>
-          <w:rFonts w:ascii="Times New Roman" w:cs="Times New Roman" w:eastAsia="宋体" w:hAnsi="Times New Roman"/>
-          <w:color w:val="000000"/>
-          <w:sz w:val="21"/>
-          <w:szCs w:val="21"/>
-        </w:rPr>
-        <w:t xml:space="preserve">O</w:t>
-      </w:r>
-      <w:r>
-        <w:rPr>
-          <w:rFonts w:ascii="Times New Roman" w:cs="Times New Roman" w:eastAsia="宋体" w:hAnsi="Times New Roman"/>
-          <w:color w:val="000000"/>
-          <w:sz w:val="21"/>
-          <w:szCs w:val="21"/>
-          <w:vertAlign w:val="subscript"/>
-        </w:rPr>
-        <w:t xml:space="preserve">5</w:t>
-      </w:r>
-      <w:r>
-        <w:rPr>
-          <w:rFonts w:ascii="Times New Roman" w:cs="Times New Roman" w:eastAsia="宋体" w:hAnsi="Times New Roman"/>
-          <w:color w:val="000000"/>
-          <w:sz w:val="21"/>
-          <w:szCs w:val="21"/>
-        </w:rPr>
-        <w:t xml:space="preserve"> 180、K</w:t>
-      </w:r>
-      <w:r>
-        <w:rPr>
-          <w:rFonts w:ascii="Times New Roman" w:cs="Times New Roman" w:eastAsia="宋体" w:hAnsi="Times New Roman"/>
-          <w:color w:val="000000"/>
-          <w:sz w:val="21"/>
-          <w:szCs w:val="21"/>
-          <w:vertAlign w:val="subscript"/>
-        </w:rPr>
-        <w:t xml:space="preserve">2</w:t>
-      </w:r>
-      <w:r>
-        <w:rPr>
-          <w:rFonts w:ascii="Times New Roman" w:cs="Times New Roman" w:eastAsia="宋体" w:hAnsi="Times New Roman"/>
-          <w:color w:val="000000"/>
-          <w:sz w:val="21"/>
-          <w:szCs w:val="21"/>
-        </w:rPr>
-        <w:t xml:space="preserve">O 337.5 kg/hm</w:t>
-      </w:r>
-      <w:r>
-        <w:rPr>
-          <w:rFonts w:ascii="Times New Roman" w:cs="Times New Roman" w:eastAsia="宋体" w:hAnsi="Times New Roman"/>
-          <w:color w:val="000000"/>
-          <w:sz w:val="21"/>
-          <w:szCs w:val="21"/>
-          <w:vertAlign w:val="superscript"/>
-        </w:rPr>
-        <w:t xml:space="preserve">2</w:t>
-      </w:r>
-      <w:r>
-        <w:rPr>
-          <w:rFonts w:ascii="Times New Roman" w:cs="Times New Roman" w:eastAsia="宋体" w:hAnsi="Times New Roman"/>
-          <w:color w:val="000000"/>
-          <w:sz w:val="21"/>
-          <w:szCs w:val="21"/>
-        </w:rPr>
-        <w:t xml:space="preserve">）产量最高，为10200.0 kg/hm</w:t>
+        <w:t xml:space="preserve">（1）施肥明显改善经济性状并大幅提高产量（未设重复，未作差异显著性检验）。处理10产量最高，为10200.0 kg/hm</w:t>
       </w:r>
       <w:r>
         <w:rPr>
@@ -27691,7 +23406,7 @@
           <w:sz w:val="21"/>
           <w:szCs w:val="21"/>
         </w:rPr>
-        <w:t xml:space="preserve">（2）试验田土壤供氮能力属“低”水平，供磷、供钾能力属“中”水平；氮、磷、钾肥贡献率分别为25.7%、14.5%和5.1%，肥料效应表现为N&gt;P&gt;K；产量与每穗总粒数、有效穗数呈极显著正相关。</w:t>
+        <w:t xml:space="preserve">（2）试验田供氮能力属“低”水平，供磷、供钾属“中”水平；氮、磷、钾肥贡献率分别为25.7%、14.5%和5.1%，肥料效应表现为N&gt;P&gt;K；产量与每穗总粒数、有效穗数呈极显著正相关。</w:t>
       </w:r>
     </w:p>
     <w:p>
@@ -27726,26 +23441,7 @@
           <w:sz w:val="21"/>
           <w:szCs w:val="21"/>
         </w:rPr>
-        <w:t xml:space="preserve">左右趋于平台（拐点约280 kg/hm</w:t>
-      </w:r>
-      <w:r>
-        <w:rPr>
-          <w:rFonts w:ascii="Times New Roman" w:cs="Times New Roman" w:eastAsia="宋体" w:hAnsi="Times New Roman"/>
-          <w:color w:val="000000"/>
-          <w:sz w:val="21"/>
-          <w:szCs w:val="21"/>
-          <w:vertAlign w:val="superscript"/>
-        </w:rPr>
-        <w:t xml:space="preserve">2</w:t>
-      </w:r>
-      <w:r>
-        <w:rPr>
-          <w:rFonts w:ascii="Times New Roman" w:cs="Times New Roman" w:eastAsia="宋体" w:hAnsi="Times New Roman"/>
-          <w:color w:val="000000"/>
-          <w:sz w:val="21"/>
-          <w:szCs w:val="21"/>
-        </w:rPr>
-        <w:t xml:space="preserve">），超过该用量后结实率和千粒重下降；磷、钾效应在试验范围内未出现拐点。</w:t>
+        <w:t xml:space="preserve">左右趋于平台，超过该用量后结实率和千粒重下降；磷、钾效应在试验范围内未出现拐点。</w:t>
       </w:r>
     </w:p>
     <w:p>
@@ -27875,7 +23571,7 @@
           <w:sz w:val="21"/>
           <w:szCs w:val="21"/>
         </w:rPr>
-        <w:t xml:space="preserve">，氮肥按基肥∶分蘖肥∶穗肥=50%∶25%∶25%、钾肥按基肥∶穗肥=60%∶40%分施，磷肥全部基施。磷、钾用量因2水平偏高、未出现拐点而可靠性较低，尚需多点多年验证，生产上应结合土壤测试值下调。</w:t>
+        <w:t xml:space="preserve">，氮肥按50%∶25%∶25%、钾肥按60%∶40%分施，磷肥全部基施。磷、钾用量因2水平偏高、未出现拐点而可靠性较低，尚需多点多年验证。</w:t>
       </w:r>
     </w:p>
     <w:p>
